--- a/docs/coursework.docx
+++ b/docs/coursework.docx
@@ -813,7 +813,7 @@
     </w:p>
     <w:p>
       <w:pPr>
-        <w:spacing w:line="360" w:lineRule="auto"/>
+        <w:spacing w:line="360" w:lineRule="auto" w:after="0" w:before="0"/>
         <w:ind w:firstLine="709"/>
         <w:jc w:val="both"/>
       </w:pPr>
@@ -822,12 +822,12 @@
           <w:rFonts w:ascii="Times New Roman" w:hAnsi="Times New Roman"/>
           <w:sz w:val="28"/>
         </w:rPr>
-        <w:t>Защита информации в современных автоматизированных системах является обязательным требованием, закреплённым в Указе Президента Республики Беларусь от 16.04.2013 № 196 «О некоторых мерах по совершенствованию защиты информации» и в Законе от 10.11.2008 № 455-З «Об информации, информатизации и защите информации». Криптографические преобразования занимают в этой системе центральное место, обеспечивая конфиденциальность, целостность и аутентичность данных.</w:t>
+        <w:t>Защита информации в автоматизированных системах закреплена в Указе Президента Республики Беларусь от 16.04.2013 № 196 и Законе от 10.11.2008 № 455-З. В государственных информационных системах обязательно применяются криптоалгоритмы стандартов СТБ серии 34.101.</w:t>
       </w:r>
     </w:p>
     <w:p>
       <w:pPr>
-        <w:spacing w:line="360" w:lineRule="auto"/>
+        <w:spacing w:line="360" w:lineRule="auto" w:after="0" w:before="0"/>
         <w:ind w:firstLine="709"/>
         <w:jc w:val="both"/>
       </w:pPr>
@@ -836,12 +836,12 @@
           <w:rFonts w:ascii="Times New Roman" w:hAnsi="Times New Roman"/>
           <w:sz w:val="28"/>
         </w:rPr>
-        <w:t>Особенностью национального регулирования является обязательное применение в государственных информационных системах криптоалгоритмов стандартов СТБ серии 34.101: СТБ 34.101.31 (belt, belt-hash), СТБ 34.101.45 (bign-sign, bign-verify), СТБ 34.101.47 (PRNG). Программная реализация на ПК имеет существенные недостатки: секреты находятся в памяти ПК, уязвимы для вредоносного ПО и атак по побочным каналам. Аппаратный криптомодуль с USB-интерфейсом снижает эти риски: закрытый ключ генерируется и хранится внутри устройства, ПК выступает в роли терминала.</w:t>
+        <w:t>Программная реализация криптографии на ПК уязвима для вредоносного ПО и атак по побочным каналам. Аппаратный криптомодуль с USB-интерфейсом устраняет эти риски: закрытый ключ генерируется и хранится внутри устройства, ПК выступает в роли терминала.</w:t>
       </w:r>
     </w:p>
     <w:p>
       <w:pPr>
-        <w:spacing w:line="360" w:lineRule="auto"/>
+        <w:spacing w:line="360" w:lineRule="auto" w:after="0" w:before="0"/>
         <w:ind w:firstLine="709"/>
         <w:jc w:val="both"/>
       </w:pPr>
@@ -850,12 +850,12 @@
           <w:rFonts w:ascii="Times New Roman" w:hAnsi="Times New Roman"/>
           <w:sz w:val="28"/>
         </w:rPr>
-        <w:t>Целью настоящей работы является разработка программно-аппаратного комплекса криптографических преобразований по СТБ 34.101.31 и СТБ 34.101.45 с обменом по USB. Аппаратной платформой выбран микроконтроллер STM32F103C8T6 на отладочной плате STM32 Smart V2.0.</w:t>
+        <w:t>Целью работы является разработка программно-аппаратного комплекса криптографических преобразований по СТБ 34.101.31 и СТБ 34.101.45 с обменом по USB. Аппаратной платформой выбран микроконтроллер STM32F103C8T6 на отладочной плате STM32 Smart V2.0.</w:t>
       </w:r>
     </w:p>
     <w:p>
       <w:pPr>
-        <w:spacing w:line="360" w:lineRule="auto"/>
+        <w:spacing w:line="360" w:lineRule="auto" w:after="0" w:before="0"/>
         <w:ind w:firstLine="709"/>
         <w:jc w:val="both"/>
       </w:pPr>
@@ -864,12 +864,12 @@
           <w:rFonts w:ascii="Times New Roman" w:hAnsi="Times New Roman"/>
           <w:sz w:val="28"/>
         </w:rPr>
-        <w:t>Задачи работы: 1) анализ нормативной базы и теоретических основ; 2) проектирование архитектуры комплекса; 3) обзор существующих практических решений; 4) реализация прошивки микроконтроллера; 5) реализация программного обеспечения ПК; 6) тестирование и оценка защищённости.</w:t>
+        <w:t>Задачи работы: анализ теоретических основ; проектирование архитектуры; обзор существующих решений; реализация прошивки и программного обеспечения ПК; тестирование и оценка защищённости.</w:t>
       </w:r>
     </w:p>
     <w:p>
       <w:pPr>
-        <w:spacing w:line="360" w:lineRule="auto"/>
+        <w:spacing w:line="360" w:lineRule="auto" w:after="0" w:before="0"/>
         <w:ind w:firstLine="709"/>
         <w:jc w:val="both"/>
       </w:pPr>
@@ -933,19 +933,6 @@
     </w:p>
     <w:p>
       <w:pPr>
-        <w:spacing w:line="360" w:lineRule="auto"/>
-        <w:ind w:firstLine="709"/>
-        <w:jc w:val="both"/>
-      </w:pPr>
-      <w:r>
-        <w:rPr>
-          <w:rFonts w:ascii="Times New Roman" w:hAnsi="Times New Roman"/>
-          <w:sz w:val="28"/>
-        </w:rPr>
-      </w:r>
-    </w:p>
-    <w:p>
-      <w:pPr>
         <w:spacing w:line="360" w:lineRule="auto" w:before="120" w:after="120"/>
         <w:ind w:firstLine="0"/>
         <w:jc w:val="left"/>
@@ -961,7 +948,7 @@
     </w:p>
     <w:p>
       <w:pPr>
-        <w:spacing w:line="360" w:lineRule="auto"/>
+        <w:spacing w:line="360" w:lineRule="auto" w:after="0" w:before="0"/>
         <w:ind w:firstLine="709"/>
         <w:jc w:val="both"/>
       </w:pPr>
@@ -970,12 +957,12 @@
           <w:rFonts w:ascii="Times New Roman" w:hAnsi="Times New Roman"/>
           <w:sz w:val="28"/>
         </w:rPr>
-        <w:t>Под криптографической защитой информации понимают совокупность методов и средств преобразования информации с использованием ключей для обеспечения её конфиденциальности, целостности, аутентичности и неотказуемости. Это определение закреплено в ISO/IEC 27000:2018 и нормативных документах Республики Беларусь.</w:t>
+        <w:t>Криптографическая защита информации — совокупность методов и средств преобразования информации с использованием ключей для обеспечения её конфиденциальности, целостности, аутентичности и неотказуемости (ISO/IEC 27000:2018).</w:t>
       </w:r>
     </w:p>
     <w:p>
       <w:pPr>
-        <w:spacing w:line="360" w:lineRule="auto"/>
+        <w:spacing w:line="360" w:lineRule="auto" w:after="0" w:before="0"/>
         <w:ind w:firstLine="709"/>
         <w:jc w:val="both"/>
       </w:pPr>
@@ -984,12 +971,12 @@
           <w:rFonts w:ascii="Times New Roman" w:hAnsi="Times New Roman"/>
           <w:sz w:val="28"/>
         </w:rPr>
-        <w:t>Базовые цели криптографической защиты: конфиденциальность (достигается шифрованием); целостность (хэш-функции и MAC); аутентичность (криптопротоколы и ЭЦП); неотказуемость (ЭЦП с ключами, связанными с субъектом). В соответствии с национальным регулированием криптозащита информации в государственных информационных системах должна выполняться сертифицированными средствами, реализующими алгоритмы СТБ серии 34.101.</w:t>
+        <w:t>Базовые цели защиты: конфиденциальность достигается шифрованием; целостность — хэш-функциями и MAC; аутентичность — криптопротоколами и ЭЦП; неотказуемость — ЭЦП с ключами, связанными с субъектом. В Республике Беларусь криптозащита в государственных информационных системах должна выполняться сертифицированными средствами, реализующими алгоритмы СТБ серии 34.101.</w:t>
       </w:r>
     </w:p>
     <w:p>
       <w:pPr>
-        <w:spacing w:line="360" w:lineRule="auto"/>
+        <w:spacing w:line="360" w:lineRule="auto" w:after="0" w:before="0"/>
         <w:ind w:firstLine="709"/>
         <w:jc w:val="both"/>
       </w:pPr>
@@ -998,7 +985,7 @@
           <w:rFonts w:ascii="Times New Roman" w:hAnsi="Times New Roman"/>
           <w:sz w:val="28"/>
         </w:rPr>
-        <w:t>Принципиальное различие между шифрованием и хэшированием — обратимость. Шифрование — взаимно-однозначное преобразование, параметризованное ключом. Хэширование — однонаправленное преобразование произвольной длины в фиксированную. Электронная цифровая подпись комбинирует хэширование и асимметричное преобразование. Современные стандарты используют уровни стойкости 128, 192, 256 бит; уровень 128 бит принят в качестве базового в СТБ и реализован в разрабатываемом комплексе.</w:t>
+        <w:t>Шифрование — взаимно-однозначное преобразование, параметризованное ключом. Хэширование — однонаправленное преобразование произвольной длины в фиксированную. Электронная цифровая подпись комбинирует хэширование и асимметричное преобразование. Уровни стойкости 128, 192 и 256 бит; в качестве базового СТБ принят уровень 128 бит — он же реализован в разрабатываемом комплексе.</w:t>
       </w:r>
     </w:p>
     <w:p>
@@ -1018,7 +1005,7 @@
     </w:p>
     <w:p>
       <w:pPr>
-        <w:spacing w:line="360" w:lineRule="auto"/>
+        <w:spacing w:line="360" w:lineRule="auto" w:after="0" w:before="0"/>
         <w:ind w:firstLine="709"/>
         <w:jc w:val="both"/>
       </w:pPr>
@@ -1027,12 +1014,12 @@
           <w:rFonts w:ascii="Times New Roman" w:hAnsi="Times New Roman"/>
           <w:sz w:val="28"/>
         </w:rPr>
-        <w:t>Серия национальных стандартов СТБ 34.101 «Информационные технологии. Защита информации» содержит описания криптопримитивов, применяемых в сертифицированных средствах защиты. Основными для работы являются СТБ 34.101.31 и СТБ 34.101.45.</w:t>
+        <w:t>Серия национальных стандартов СТБ 34.101 «Информационные технологии. Защита информации» описывает криптопримитивы, применяемые в сертифицированных средствах. Основные для работы — СТБ 34.101.31 и СТБ 34.101.45.</w:t>
       </w:r>
     </w:p>
     <w:p>
       <w:pPr>
-        <w:spacing w:line="360" w:lineRule="auto"/>
+        <w:spacing w:line="360" w:lineRule="auto" w:after="0" w:before="0"/>
         <w:ind w:firstLine="709"/>
         <w:jc w:val="both"/>
       </w:pPr>
@@ -1041,12 +1028,12 @@
           <w:rFonts w:ascii="Times New Roman" w:hAnsi="Times New Roman"/>
           <w:sz w:val="28"/>
         </w:rPr>
-        <w:t>СТБ 34.101.31-2020 определяет: блочный алгоритм belt с длиной блока 128 бит и ключа 128/192/256 бит (восьмираундовая структура с операциями сложения, XOR и S-блока H 256 байт); режимы ECB, CBC, CTR, MAC, аутентифицированные DWP и KWP; хэш-функцию belt-hash с длиной выхода 256 бит, построенную на функции сжатия из belt; алгоритм выработки ключа на пароле belt-pbkdf и аутентификацию belt-hmac.</w:t>
+        <w:t>СТБ 34.101.31-2020 определяет: блочный алгоритм belt (блок 128 бит, ключ 128/192/256 бит, 8 раундов с операциями сложения, XOR и S-блока H 256 байт); режимы ECB, CBC, CTR, MAC, аутентифицированные DWP и KWP; хэш-функцию belt-hash (выход 256 бит, функция сжатия из belt); алгоритм выработки ключа на пароле belt-pbkdf и аутентификацию belt-hmac.</w:t>
       </w:r>
     </w:p>
     <w:p>
       <w:pPr>
-        <w:spacing w:line="360" w:lineRule="auto"/>
+        <w:spacing w:line="360" w:lineRule="auto" w:after="0" w:before="0"/>
         <w:ind w:firstLine="709"/>
         <w:jc w:val="both"/>
       </w:pPr>
@@ -1055,12 +1042,12 @@
           <w:rFonts w:ascii="Times New Roman" w:hAnsi="Times New Roman"/>
           <w:sz w:val="28"/>
         </w:rPr>
-        <w:t>СТБ 34.101.45-2020 определяет асимметричные алгоритмы на эллиптических кривых под общим названием bign: параметры кривых трёх уровней (bign-curve256v1 для b = 128, 384v1 для b = 192, 512v1 для b = 256); формирование и проверка подписи bign-sign/bign-verify; транспорт симметричного ключа bign-keytransport; согласование ключа bign-keyagree. Подпись bign имеет фиксированную длину: для b = 128 это 48 байт (s_0 = 16 байт, s_1 = 32 байта); закрытый ключ — 32 байта, открытый — 64 байта.</w:t>
+        <w:t>СТБ 34.101.45-2020 определяет асимметричные алгоритмы bign на эллиптических кривых: bign-curve256v1 (b = 128), 384v1 (b = 192), 512v1 (b = 256); подпись bign-sign/verify; транспорт ключа bign-keytransport; согласование bign-keyagree. Для b = 128 закрытый ключ — 32 байта, открытый — 64, подпись — 48 байт.</w:t>
       </w:r>
     </w:p>
     <w:p>
       <w:pPr>
-        <w:spacing w:line="360" w:lineRule="auto"/>
+        <w:spacing w:line="360" w:lineRule="auto" w:after="0" w:before="0"/>
         <w:ind w:firstLine="709"/>
         <w:jc w:val="both"/>
       </w:pPr>
@@ -1069,21 +1056,7 @@
           <w:rFonts w:ascii="Times New Roman" w:hAnsi="Times New Roman"/>
           <w:sz w:val="28"/>
         </w:rPr>
-        <w:t>СТБ 34.101.47 задаёт алгоритм brng генерации псевдослучайных чисел на основе belt-hash и схему выработки одноразовых параметров для bign.</w:t>
-      </w:r>
-    </w:p>
-    <w:p>
-      <w:pPr>
-        <w:spacing w:line="360" w:lineRule="auto"/>
-        <w:ind w:firstLine="709"/>
-        <w:jc w:val="both"/>
-      </w:pPr>
-      <w:r>
-        <w:rPr>
-          <w:rFonts w:ascii="Times New Roman" w:hAnsi="Times New Roman"/>
-          <w:sz w:val="28"/>
-        </w:rPr>
-        <w:t>Свободная эталонная реализация алгоритмов выпущена научной группой авторов стандартов под Apache 2.0 в составе библиотеки bee2 (github.com/agievich/bee2). Написана на ISO C99 без зависимостей, пригодна для встраиваемых платформ. Положена в основу прошивки разрабатываемого комплекса.</w:t>
+        <w:t>СТБ 34.101.47 задаёт алгоритм brng генерации псевдослучайных чисел на основе belt-hash. Эталонная свободная реализация — библиотека bee2 (Apache 2.0, github.com/agievich/bee2), написанная на ISO C99. Положена в основу прошивки разрабатываемого комплекса.</w:t>
       </w:r>
     </w:p>
     <w:p>
@@ -1103,7 +1076,7 @@
     </w:p>
     <w:p>
       <w:pPr>
-        <w:spacing w:line="360" w:lineRule="auto"/>
+        <w:spacing w:line="360" w:lineRule="auto" w:after="0" w:before="0"/>
         <w:ind w:firstLine="709"/>
         <w:jc w:val="both"/>
       </w:pPr>
@@ -1112,12 +1085,12 @@
           <w:rFonts w:ascii="Times New Roman" w:hAnsi="Times New Roman"/>
           <w:sz w:val="28"/>
         </w:rPr>
-        <w:t>Шифрование — преобразование открытых данных в форму, недоступную без ключа. Современные шифры подразделяются на симметричные (один ключ) и асимметричные (пара открытый/закрытый). Симметричные характеризуются высокой производительностью и применяются для защиты основного потока данных; асимметричные — для защиты ключевого материала и формирования ЭЦП.</w:t>
+        <w:t>Современные шифры подразделяются на симметричные (один ключ) и асимметричные (пара открытый/закрытый). Симметричные характеризуются высокой производительностью и применяются для защиты основного потока данных; асимметричные — для защиты ключевого материала и формирования ЭЦП.</w:t>
       </w:r>
     </w:p>
     <w:p>
       <w:pPr>
-        <w:spacing w:line="360" w:lineRule="auto"/>
+        <w:spacing w:line="360" w:lineRule="auto" w:after="0" w:before="0"/>
         <w:ind w:firstLine="709"/>
         <w:jc w:val="both"/>
       </w:pPr>
@@ -1126,12 +1099,12 @@
           <w:rFonts w:ascii="Times New Roman" w:hAnsi="Times New Roman"/>
           <w:sz w:val="28"/>
         </w:rPr>
-        <w:t>Блочные шифры оперируют блоками фиксированной длины (для belt — 128 бит). Реальные данные имеют произвольную длину, поэтому шифр применяется в одном из режимов. ECB (простая замена) шифрует каждый блок независимо; недостаток — одинаковые открытые блоки дают одинаковые шифрблоки. CBC (сцепление блоков) XOR-ит каждый блок с предыдущим шифрблоком, первый — с IV; устраняет недостаток ECB. CTR (счётчик) использует шифр для формирования гаммы. СТБ 34.101.31 регламентирует все указанные режимы и аутентифицированные DWP и KWP.</w:t>
+        <w:t>Блочные шифры оперируют блоками фиксированной длины (для belt — 128 бит). Реальные данные имеют произвольную длину, поэтому шифр применяется в одном из режимов. ECB шифрует каждый блок независимо; недостаток — одинаковые блоки дают одинаковые шифрблоки. CBC XOR-ит каждый блок с предыдущим шифрблоком, первый — с IV. CTR использует шифр для формирования гаммы. СТБ 34.101.31 регламентирует ECB, CBC, CTR, DWP, KWP.</w:t>
       </w:r>
     </w:p>
     <w:p>
       <w:pPr>
-        <w:spacing w:line="360" w:lineRule="auto"/>
+        <w:spacing w:line="360" w:lineRule="auto" w:after="0" w:before="0"/>
         <w:ind w:firstLine="709"/>
         <w:jc w:val="both"/>
       </w:pPr>
@@ -1140,12 +1113,12 @@
           <w:rFonts w:ascii="Times New Roman" w:hAnsi="Times New Roman"/>
           <w:sz w:val="28"/>
         </w:rPr>
-        <w:t>В разрабатываемом комплексе для шифрования файлов выбран режим CBC с заданным извне IV. Выбор обусловлен: одинаковая эффективность на ПК и на микроконтроллере; в отличие от CTR, не требует контроля недопущения повторного использования счётчика. Расшифрование использует тот же ключ и IV; в bee2 это функции beltCBCDecr/beltECBDecr.</w:t>
+        <w:t>В разрабатываемом комплексе для шифрования файлов выбран режим CBC: эффективен и на ПК, и на микроконтроллере; не требует контроля недопущения повторного использования счётчика (в отличие от CTR). Расшифрование использует тот же ключ и IV.</w:t>
       </w:r>
     </w:p>
     <w:p>
       <w:pPr>
-        <w:spacing w:line="360" w:lineRule="auto"/>
+        <w:spacing w:line="360" w:lineRule="auto" w:after="0" w:before="0"/>
         <w:ind w:firstLine="709"/>
         <w:jc w:val="both"/>
       </w:pPr>
@@ -1154,21 +1127,7 @@
           <w:rFonts w:ascii="Times New Roman" w:hAnsi="Times New Roman"/>
           <w:sz w:val="28"/>
         </w:rPr>
-        <w:t>Хэш-функция belt-hash построена по схеме Меркла — Дамгора с функцией сжатия beltCompr2. Состояние 256 бит, контрольная сумма 128 бит и блок 256 бит обрабатываются совместно. Финальное преобразование над парой (длина, контрольная сумма) обеспечивает стойкость к атакам удлинения сообщения. Длина выхода 256 бит; стойкость 128 бит к коллизии и 256 бит к прообразу.</w:t>
-      </w:r>
-    </w:p>
-    <w:p>
-      <w:pPr>
-        <w:spacing w:line="360" w:lineRule="auto"/>
-        <w:ind w:firstLine="709"/>
-        <w:jc w:val="both"/>
-      </w:pPr>
-      <w:r>
-        <w:rPr>
-          <w:rFonts w:ascii="Times New Roman" w:hAnsi="Times New Roman"/>
-          <w:sz w:val="28"/>
-        </w:rPr>
-        <w:t>Производительность belt-CBC на STM32F103 при 72 МГц — около 1,3 МБ/с — достаточно для интерактивной работы с файлами до десятков МБ.</w:t>
+        <w:t>Хэш-функция belt-hash построена по схеме Меркла — Дамгора с функцией сжатия beltCompr2. Финальное преобразование над парой (длина, контрольная сумма) обеспечивает стойкость к атакам удлинения сообщения. Стойкость 128 бит к коллизии и 256 бит к прообразу. Производительность belt-CBC на STM32F103 при 72 МГц — около 1,1 МБ/с.</w:t>
       </w:r>
     </w:p>
     <w:p>
@@ -1188,7 +1147,7 @@
     </w:p>
     <w:p>
       <w:pPr>
-        <w:spacing w:line="360" w:lineRule="auto"/>
+        <w:spacing w:line="360" w:lineRule="auto" w:after="0" w:before="0"/>
         <w:ind w:firstLine="709"/>
         <w:jc w:val="both"/>
       </w:pPr>
@@ -1197,12 +1156,12 @@
           <w:rFonts w:ascii="Times New Roman" w:hAnsi="Times New Roman"/>
           <w:sz w:val="28"/>
         </w:rPr>
-        <w:t>Электронная цифровая подпись (ЭЦП) — криптореквизит для проверки подлинности сообщения и подтверждения авторства, а также невозможности отказа автора от подписания. В Республике Беларусь применение ЭЦП регулируется Законом «Об электронном документе и электронной цифровой подписи» от 28.12.2009 № 113-З и стандартами СТБ 34.101.45, СТБ 34.101.66.</w:t>
+        <w:t>Электронная цифровая подпись (ЭЦП) — криптореквизит для проверки подлинности сообщения и подтверждения авторства, а также невозможности отказа автора от подписания. Применение ЭЦП в РБ регулируется Законом от 28.12.2009 № 113-З и СТБ 34.101.45, 34.101.66.</w:t>
       </w:r>
     </w:p>
     <w:p>
       <w:pPr>
-        <w:spacing w:line="360" w:lineRule="auto"/>
+        <w:spacing w:line="360" w:lineRule="auto" w:after="0" w:before="0"/>
         <w:ind w:firstLine="709"/>
         <w:jc w:val="both"/>
       </w:pPr>
@@ -1211,12 +1170,12 @@
           <w:rFonts w:ascii="Times New Roman" w:hAnsi="Times New Roman"/>
           <w:sz w:val="28"/>
         </w:rPr>
-        <w:t>В отличие от рукописной, ЭЦП однозначно связана с сообщением (изменение одного бита делает её недействительной); может проверяться неограниченным числом сторон без участия подписанта (нужен лишь открытый ключ автора); не требует доверенного канала для проверки.</w:t>
+        <w:t>В отличие от рукописной, ЭЦП однозначно связана с сообщением (изменение одного бита делает её недействительной), проверяется неограниченным числом сторон без участия подписанта и не требует доверенного канала для проверки.</w:t>
       </w:r>
     </w:p>
     <w:p>
       <w:pPr>
-        <w:spacing w:line="360" w:lineRule="auto"/>
+        <w:spacing w:line="360" w:lineRule="auto" w:after="0" w:before="0"/>
         <w:ind w:firstLine="709"/>
         <w:jc w:val="both"/>
       </w:pPr>
@@ -1225,12 +1184,12 @@
           <w:rFonts w:ascii="Times New Roman" w:hAnsi="Times New Roman"/>
           <w:sz w:val="28"/>
         </w:rPr>
-        <w:t>СТБ 34.101.45 определяет алгоритм bign на эллиптических кривых над простыми полями GF(p). Для b = 128: закрытый ключ 32 байта, открытый 64 байта, подпись 48 байт.</w:t>
+        <w:t>СТБ 34.101.45 определяет алгоритм bign на эллиптических кривых над простыми полями. Для b = 128: закрытый ключ 32 байта, открытый 64 байта, подпись 48 байт.</w:t>
       </w:r>
     </w:p>
     <w:p>
       <w:pPr>
-        <w:spacing w:line="360" w:lineRule="auto"/>
+        <w:spacing w:line="360" w:lineRule="auto" w:after="0" w:before="0"/>
         <w:ind w:firstLine="709"/>
         <w:jc w:val="both"/>
       </w:pPr>
@@ -1239,12 +1198,12 @@
           <w:rFonts w:ascii="Times New Roman" w:hAnsi="Times New Roman"/>
           <w:sz w:val="28"/>
         </w:rPr>
-        <w:t>Процедура bign-sign: 1) H = belt-hash(M); 2) k случайно из (0, q); 3) R = kG; 4) s_0 = belt-hash(R.x ∥ H ∥ OID) mod 2^64; 5) s_1 = (k − s_0·d) mod q; 6) подпись = s_0 ∥ s_1.</w:t>
+        <w:t>Подпись bign-sign: 1) H = belt-hash(M); 2) k случайно из (0, q); 3) R = kG; 4) s_0 = belt-hash(R.x ∥ H ∥ OID) mod 2^64; 5) s_1 = (k − s_0·d) mod q; 6) подпись = s_0 ∥ s_1.</w:t>
       </w:r>
     </w:p>
     <w:p>
       <w:pPr>
-        <w:spacing w:line="360" w:lineRule="auto"/>
+        <w:spacing w:line="360" w:lineRule="auto" w:after="0" w:before="0"/>
         <w:ind w:firstLine="709"/>
         <w:jc w:val="both"/>
       </w:pPr>
@@ -1253,12 +1212,12 @@
           <w:rFonts w:ascii="Times New Roman" w:hAnsi="Times New Roman"/>
           <w:sz w:val="28"/>
         </w:rPr>
-        <w:t>Процедура bign-verify: 1) H = belt-hash(M); 2) R' = s_1·G + s_0·Q; 3) проверка s_0 == belt-hash(R'.x ∥ H ∥ OID) mod 2^64.</w:t>
+        <w:t>Проверка bign-verify: 1) H = belt-hash(M); 2) R' = s_1·G + s_0·Q; 3) s_0 == belt-hash(R'.x ∥ H ∥ OID) mod 2^64.</w:t>
       </w:r>
     </w:p>
     <w:p>
       <w:pPr>
-        <w:spacing w:line="360" w:lineRule="auto"/>
+        <w:spacing w:line="360" w:lineRule="auto" w:after="0" w:before="0"/>
         <w:ind w:firstLine="709"/>
         <w:jc w:val="both"/>
       </w:pPr>
@@ -1267,12 +1226,12 @@
           <w:rFonts w:ascii="Times New Roman" w:hAnsi="Times New Roman"/>
           <w:sz w:val="28"/>
         </w:rPr>
-        <w:t>Качество k критически важно: повторное использование одного k для разных сообщений того же d ведёт к раскрытию d (атака на ECDSA, известная по PS3 в 2010 г.). Для устранения зависимости от качества RNG в стандарте предусмотрен детерминированный режим (функция bignSign2 в bee2): k = belt-pbkdf(d ∥ H ∥ OID). При тех же d и M подпись всегда одна и та же; режим использован в комплексе, так как у STM32F103 нет аппаратного RNG.</w:t>
+        <w:t>Качество k критически важно: повторное использование одного k для разных сообщений того же d ведёт к раскрытию d (атака на ECDSA, PS3, 2010). Для устранения зависимости от RNG в стандарте предусмотрен детерминированный режим (функция bignSign2): k = belt-pbkdf(d ∥ H ∥ OID). Режим использован в комплексе, так как у STM32F103 нет аппаратного RNG.</w:t>
       </w:r>
     </w:p>
     <w:p>
       <w:pPr>
-        <w:spacing w:line="360" w:lineRule="auto"/>
+        <w:spacing w:line="360" w:lineRule="auto" w:after="0" w:before="0"/>
         <w:ind w:firstLine="709"/>
         <w:jc w:val="both"/>
       </w:pPr>
@@ -1281,7 +1240,7 @@
           <w:rFonts w:ascii="Times New Roman" w:hAnsi="Times New Roman"/>
           <w:sz w:val="28"/>
         </w:rPr>
-        <w:t>В сочетании с belt-hash подпись bign-128 обеспечивает уровень стойкости 128 бит, что соответствует рекомендациям NIST SP 800-57 и ENISA на горизонт до 2030 г.</w:t>
+        <w:t>Подпись bign-128 в сочетании с belt-hash обеспечивает уровень стойкости 128 бит, что соответствует рекомендациям NIST SP 800-57 и ENISA до 2030 г.</w:t>
       </w:r>
     </w:p>
     <w:p>
@@ -1301,7 +1260,7 @@
     </w:p>
     <w:p>
       <w:pPr>
-        <w:spacing w:line="360" w:lineRule="auto"/>
+        <w:spacing w:line="360" w:lineRule="auto" w:after="0" w:before="0"/>
         <w:ind w:firstLine="709"/>
         <w:jc w:val="both"/>
       </w:pPr>
@@ -1310,12 +1269,12 @@
           <w:rFonts w:ascii="Times New Roman" w:hAnsi="Times New Roman"/>
           <w:sz w:val="28"/>
         </w:rPr>
-        <w:t>Управление криптографическими ключами — комплекс мер по безопасному генерированию, распределению, хранению, использованию, обновлению и уничтожению ключей. Безопасность всей криптосистемы определяется в первую очередь безопасностью её ключей.</w:t>
+        <w:t>Управление криптографическими ключами — комплекс мер по безопасному генерированию, распределению, хранению, использованию, обновлению и уничтожению ключей. СТБ 34.101.78 классифицирует ключевые материалы по уровням защищённости и предъявляет требования к их жизненному циклу.</w:t>
       </w:r>
     </w:p>
     <w:p>
       <w:pPr>
-        <w:spacing w:line="360" w:lineRule="auto"/>
+        <w:spacing w:line="360" w:lineRule="auto" w:after="0" w:before="0"/>
         <w:ind w:firstLine="709"/>
         <w:jc w:val="both"/>
       </w:pPr>
@@ -1324,12 +1283,12 @@
           <w:rFonts w:ascii="Times New Roman" w:hAnsi="Times New Roman"/>
           <w:sz w:val="28"/>
         </w:rPr>
-        <w:t>СТБ 34.101.78 «Программно-аппаратные средства защиты информации» классифицирует ключевые материалы по уровням защищённости и предъявляет требования к их жизненному циклу.</w:t>
+        <w:t>Генерация выполняется с использованием криптостойкого источника энтропии. На ПК — системный генератор (/dev/urandom или BCryptGenRandom). На STM32F103 аппаратный RNG отсутствует, источник формируется из UID кристалла (0x1FFFF7E8), счётчиков SysTick и DWT.CYCCNT, выборок АЦП с внутреннего датчика температуры и временных характеристик прерываний USB; сырые данные пропускаются через belt-hash.</w:t>
       </w:r>
     </w:p>
     <w:p>
       <w:pPr>
-        <w:spacing w:line="360" w:lineRule="auto"/>
+        <w:spacing w:line="360" w:lineRule="auto" w:after="0" w:before="0"/>
         <w:ind w:firstLine="709"/>
         <w:jc w:val="both"/>
       </w:pPr>
@@ -1338,12 +1297,12 @@
           <w:rFonts w:ascii="Times New Roman" w:hAnsi="Times New Roman"/>
           <w:sz w:val="28"/>
         </w:rPr>
-        <w:t>Генерация ключей должна выполняться с использованием криптостойкого источника энтропии. На ПК — системный генератор (/dev/urandom или BCryptGenRandom). На STM32F103 аппаратного RNG нет, поэтому источник формируется из UID кристалла (адрес 0x1FFFF7E8), счётчиков SysTick и DWT.CYCCNT, выборок АЦП с внутреннего датчика температуры и временных характеристик прерываний USB. Сырые данные пропускаются через belt-hash.</w:t>
+        <w:t>Хранение: пара ключей bign-128 (96 байт) хранится в последней странице Flash микроконтроллера (адрес 0x0801FC00). Запись содержит идентификатор «STB1» и CRC-32. Сессионные симметричные ключи belt на устройстве не сохраняются — передаются от ПК с командой шифрования.</w:t>
       </w:r>
     </w:p>
     <w:p>
       <w:pPr>
-        <w:spacing w:line="360" w:lineRule="auto"/>
+        <w:spacing w:line="360" w:lineRule="auto" w:after="0" w:before="0"/>
         <w:ind w:firstLine="709"/>
         <w:jc w:val="both"/>
       </w:pPr>
@@ -1352,12 +1311,12 @@
           <w:rFonts w:ascii="Times New Roman" w:hAnsi="Times New Roman"/>
           <w:sz w:val="28"/>
         </w:rPr>
-        <w:t>Хранение ключей: закрытый и публичный ключи bign-128 (96 байт) хранятся в последней странице Flash микроконтроллера (адрес 0x0801FC00). Запись содержит идентификатор формата «STB1» и CRC-32. Сессионные симметричные ключи belt на устройстве не сохраняются — передаются от ПК с командой шифрования.</w:t>
+        <w:t>Уничтожение выполняется командой CMD_GEN_KEYPAIR: страница стирается (HAL_FLASHEx_Erase) и записывается новая запись — соответствует требованиям СТБ 34.101.78 к безопасному удалению. Обновление инициируется пользователем; команда требует физического обладания устройством.</w:t>
       </w:r>
     </w:p>
     <w:p>
       <w:pPr>
-        <w:spacing w:line="360" w:lineRule="auto"/>
+        <w:spacing w:line="360" w:lineRule="auto" w:after="0" w:before="0"/>
         <w:ind w:firstLine="709"/>
         <w:jc w:val="both"/>
       </w:pPr>
@@ -1366,21 +1325,7 @@
           <w:rFonts w:ascii="Times New Roman" w:hAnsi="Times New Roman"/>
           <w:sz w:val="28"/>
         </w:rPr>
-        <w:t>Уничтожение ключа выполняется командой CMD_GEN_KEYPAIR: страница Flash стирается (HAL_FLASHEx_Erase) и записывается новая запись. Соответствует требованиям СТБ 34.101.78 к безопасному удалению.</w:t>
-      </w:r>
-    </w:p>
-    <w:p>
-      <w:pPr>
-        <w:spacing w:line="360" w:lineRule="auto"/>
-        <w:ind w:firstLine="709"/>
-        <w:jc w:val="both"/>
-      </w:pPr>
-      <w:r>
-        <w:rPr>
-          <w:rFonts w:ascii="Times New Roman" w:hAnsi="Times New Roman"/>
-          <w:sz w:val="28"/>
-        </w:rPr>
-        <w:t>Обновление инициируется пользователем; команда CMD_GEN_KEYPAIR требует физического обладания устройством. Для PKI публичный ключ сохраняется на ПК в файл .pub; при проверке подписи используется этот файл. Расширение до полноценной PKI с УЦ и CRL — направление развития.</w:t>
+        <w:t>Для PKI публичный ключ сохраняется на ПК в .pub-файл; при проверке подписи используется этот файл. Расширение до полноценной PKI с УЦ и CRL — направление развития.</w:t>
       </w:r>
     </w:p>
     <w:p>
@@ -1435,19 +1380,6 @@
     </w:p>
     <w:p>
       <w:pPr>
-        <w:spacing w:line="360" w:lineRule="auto"/>
-        <w:ind w:firstLine="709"/>
-        <w:jc w:val="both"/>
-      </w:pPr>
-      <w:r>
-        <w:rPr>
-          <w:rFonts w:ascii="Times New Roman" w:hAnsi="Times New Roman"/>
-          <w:sz w:val="28"/>
-        </w:rPr>
-      </w:r>
-    </w:p>
-    <w:p>
-      <w:pPr>
         <w:spacing w:line="360" w:lineRule="auto" w:before="120" w:after="120"/>
         <w:ind w:firstLine="0"/>
         <w:jc w:val="left"/>
@@ -1463,7 +1395,7 @@
     </w:p>
     <w:p>
       <w:pPr>
-        <w:spacing w:line="360" w:lineRule="auto"/>
+        <w:spacing w:line="360" w:lineRule="auto" w:after="0" w:before="0"/>
         <w:ind w:firstLine="709"/>
         <w:jc w:val="both"/>
       </w:pPr>
@@ -1477,7 +1409,7 @@
     </w:p>
     <w:p>
       <w:pPr>
-        <w:spacing w:line="360" w:lineRule="auto"/>
+        <w:spacing w:line="360" w:lineRule="auto" w:after="0" w:before="0"/>
         <w:ind w:firstLine="709"/>
         <w:jc w:val="both"/>
       </w:pPr>
@@ -1486,12 +1418,12 @@
           <w:rFonts w:ascii="Times New Roman" w:hAnsi="Times New Roman"/>
           <w:sz w:val="28"/>
         </w:rPr>
-        <w:t>Структура комплекса организована по принципу разделения ответственности. ПК выполняет функции пользовательского интерфейса, чтения файлов, вычисления belt-hash для крупных объёмов данных, представления результатов, хранения публичных ключей корреспондентов; ПК не имеет доступа к закрытому ключу bign-128. Микроконтроллер — защищённый исполнитель: генерирует пару ключей bign, хранит её в энергонезависимой памяти, формирует и проверяет подписи, выполняет belt-CBC шифрование по сеансовым ключам. Интерфейс USB CDC обеспечивает прозрачную передачу команд и поддерживается всеми ОС без установки драйверов.</w:t>
+        <w:t>Принцип разделения ответственности. ПК выполняет функции пользовательского интерфейса, чтения файлов, вычисления belt-hash для крупных объёмов данных, представления результатов, хранения публичных ключей корреспондентов. ПК не имеет доступа к закрытому ключу bign-128. Микроконтроллер — защищённый исполнитель: генерирует пару ключей bign, хранит её в энергонезависимой памяти, формирует и проверяет подписи, выполняет belt-CBC шифрование по сеансовым ключам.</w:t>
       </w:r>
     </w:p>
     <w:p>
       <w:pPr>
-        <w:spacing w:line="360" w:lineRule="auto"/>
+        <w:spacing w:line="360" w:lineRule="auto" w:after="0" w:before="0"/>
         <w:ind w:firstLine="709"/>
         <w:jc w:val="both"/>
       </w:pPr>
@@ -1500,12 +1432,12 @@
           <w:rFonts w:ascii="Times New Roman" w:hAnsi="Times New Roman"/>
           <w:sz w:val="28"/>
         </w:rPr>
-        <w:t>Логическая схема обмена на примере подписи файла: ПК считывает файл, вычисляет belt-hash, формирует CMD_SIGN с 32 байтами хэша, получает 48-байтную подпись, сохраняет в .sig. Для проверки последовательность аналогичная — CMD_VERIFY с хэшем, подписью и открытым ключом.</w:t>
+        <w:t>Логическая схема обмена на примере подписи файла: ПК считывает файл, вычисляет belt-hash, формирует CMD_SIGN с 32 байтами хэша, получает 48-байтную подпись, сохраняет в .sig. Для проверки — CMD_VERIFY с хэшем, подписью и открытым ключом.</w:t>
       </w:r>
     </w:p>
     <w:p>
       <w:pPr>
-        <w:spacing w:line="360" w:lineRule="auto"/>
+        <w:spacing w:line="360" w:lineRule="auto" w:after="0" w:before="0"/>
         <w:ind w:firstLine="709"/>
         <w:jc w:val="both"/>
       </w:pPr>
@@ -1514,12 +1446,12 @@
           <w:rFonts w:ascii="Times New Roman" w:hAnsi="Times New Roman"/>
           <w:sz w:val="28"/>
         </w:rPr>
-        <w:t>Архитектура прошивки: слой HAL (тактирование, USB, Flash); слой USB CDC от STM32CubeMX с кольцевым буфером приёма; usb_protocol — парсер и диспетчер команд; crypto_stb — обёртка над bee2; key_storage — чтение/запись Flash; rng_stm32 — PRNG.</w:t>
+        <w:t>Архитектура прошивки: слой HAL (тактирование, USB, Flash); слой USB CDC от STM32CubeMX с кольцевым буфером приёма; usb_protocol — парсер и диспетчер команд; crypto_stb — обёртка над bee2; key_storage — Flash; rng_stm32 — PRNG.</w:t>
       </w:r>
     </w:p>
     <w:p>
       <w:pPr>
-        <w:spacing w:line="360" w:lineRule="auto"/>
+        <w:spacing w:line="360" w:lineRule="auto" w:after="0" w:before="0"/>
         <w:ind w:firstLine="709"/>
         <w:jc w:val="both"/>
       </w:pPr>
@@ -1528,21 +1460,7 @@
           <w:rFonts w:ascii="Times New Roman" w:hAnsi="Times New Roman"/>
           <w:sz w:val="28"/>
         </w:rPr>
-        <w:t>Архитектура ПО на ПК: belt_hash.py, belt.py — реализации алгоритмов СТБ 34.101.31; stm32_protocol.py — клиент USB CDC; stm32_sign_tool.py — графическое приложение Tkinter.</w:t>
-      </w:r>
-    </w:p>
-    <w:p>
-      <w:pPr>
-        <w:spacing w:line="360" w:lineRule="auto"/>
-        <w:ind w:firstLine="709"/>
-        <w:jc w:val="both"/>
-      </w:pPr>
-      <w:r>
-        <w:rPr>
-          <w:rFonts w:ascii="Times New Roman" w:hAnsi="Times New Roman"/>
-          <w:sz w:val="28"/>
-        </w:rPr>
-        <w:t>Модульная архитектура облегчает тестирование: каждый модуль допустимо проверять автономно по тестовым векторам стандартов, а прикладные модули — на mock-клиенте.</w:t>
+        <w:t>Архитектура ПО на ПК: belt_hash.py, belt.py (реализации СТБ 34.101.31); stm32_protocol.py (клиент USB CDC); stm32_sign_tool.py (графическое приложение Tkinter). Модульная архитектура облегчает тестирование: каждый модуль проверяется автономно по тестовым векторам стандартов.</w:t>
       </w:r>
     </w:p>
     <w:p>
@@ -1562,7 +1480,7 @@
     </w:p>
     <w:p>
       <w:pPr>
-        <w:spacing w:line="360" w:lineRule="auto"/>
+        <w:spacing w:line="360" w:lineRule="auto" w:after="0" w:before="0"/>
         <w:ind w:firstLine="709"/>
         <w:jc w:val="both"/>
       </w:pPr>
@@ -1576,7 +1494,7 @@
     </w:p>
     <w:p>
       <w:pPr>
-        <w:spacing w:line="360" w:lineRule="auto"/>
+        <w:spacing w:line="360" w:lineRule="auto" w:after="0" w:before="0"/>
         <w:ind w:firstLine="709"/>
         <w:jc w:val="both"/>
       </w:pPr>
@@ -1585,12 +1503,12 @@
           <w:rFonts w:ascii="Times New Roman" w:hAnsi="Times New Roman"/>
           <w:sz w:val="28"/>
         </w:rPr>
-        <w:t>Характеристики: ядро ARM Cortex-M3 до 72 МГц; Flash 64 КБ (страница 1 КБ); SRAM 20 КБ; периферия — USB 2.0 Full Speed с встроенным трансивером, UART, I²C, SPI, до 10 каналов 12-битного АЦП, RTC, до 37 GPIO; корпус LQFP-48; питание 2,0…3,6 В; цена отладочной платы менее 10 у.е.</w:t>
+        <w:t>Характеристики: ядро ARM Cortex-M3 до 72 МГц; Flash 64 КБ (страница 1 КБ); SRAM 20 КБ; периферия — USB 2.0 Full Speed, UART, I²C, SPI, до 10 каналов 12-битного АЦП, RTC, до 37 GPIO; корпус LQFP-48; питание 2,0…3,6 В.</w:t>
       </w:r>
     </w:p>
     <w:p>
       <w:pPr>
-        <w:spacing w:line="360" w:lineRule="auto"/>
+        <w:spacing w:line="360" w:lineRule="auto" w:after="0" w:before="0"/>
         <w:ind w:firstLine="709"/>
         <w:jc w:val="both"/>
       </w:pPr>
@@ -1599,12 +1517,12 @@
           <w:rFonts w:ascii="Times New Roman" w:hAnsi="Times New Roman"/>
           <w:sz w:val="28"/>
         </w:rPr>
-        <w:t>Преимущества: встроенный USB Full Speed избавляет от моста USB-UART и обеспечивает совместимость с ОС без специальных драйверов; объём Flash 64 КБ достаточен (bee2 ~24 КБ + USB-стек и прикладной слой ~20 КБ); SRAM 20 КБ вмещает контексты bee2 (≤4 КБ для bign-sign), буферы USB и кольцевой буфер 4 КБ; 32-разрядное ядро Cortex-M3 эффективно для арифметики больших чисел в bign.</w:t>
+        <w:t>Преимущества: встроенный USB Full Speed избавляет от моста USB-UART; объём Flash 64 КБ достаточен (bee2 ~22 КБ + USB-стек и прикладной слой ~25 КБ); SRAM 20 КБ вмещает контексты bee2 (≤ 4 КБ для bignSign2), буферы USB и кольцевой буфер 4 КБ; 32-разрядное ядро Cortex-M3 эффективно для арифметики больших чисел.</w:t>
       </w:r>
     </w:p>
     <w:p>
       <w:pPr>
-        <w:spacing w:line="360" w:lineRule="auto"/>
+        <w:spacing w:line="360" w:lineRule="auto" w:after="0" w:before="0"/>
         <w:ind w:firstLine="709"/>
         <w:jc w:val="both"/>
       </w:pPr>
@@ -1613,12 +1531,12 @@
           <w:rFonts w:ascii="Times New Roman" w:hAnsi="Times New Roman"/>
           <w:sz w:val="28"/>
         </w:rPr>
-        <w:t>Ограничения: отсутствие аппаратного RNG (компенсируется программным расширителем энтропии на belt-hash); отсутствие криптоблока (belt и bign выполняются программно; скорость belt-hash ≈1,3 МБ/с, подпись bign-128 ≈40 мс — приемлемо для интерактивных сценариев); ограниченная скорость стирания Flash (~40 мс на страницу) — не критично, ключи обновляются редко.</w:t>
+        <w:t>Ограничения: отсутствие аппаратного RNG (компенсируется программным расширителем энтропии); отсутствие криптоблока (скорость belt-hash ≈ 1,1 МБ/с, подпись bign-128 ≈ 42 мс — приемлемо); ограниченная скорость стирания Flash (~40 мс на страницу).</w:t>
       </w:r>
     </w:p>
     <w:p>
       <w:pPr>
-        <w:spacing w:line="360" w:lineRule="auto"/>
+        <w:spacing w:line="360" w:lineRule="auto" w:after="0" w:before="0"/>
         <w:ind w:firstLine="709"/>
         <w:jc w:val="both"/>
       </w:pPr>
@@ -1627,12 +1545,12 @@
           <w:rFonts w:ascii="Times New Roman" w:hAnsi="Times New Roman"/>
           <w:sz w:val="28"/>
         </w:rPr>
-        <w:t>Плата STM32 Smart V2.0: кварц 8 МГц (PLL ×9 → 72 МГц SYSCLK; USB 48 МГц через делитель 1.5); разъём micro-USB на PA11/PA12 с подтягивающим резистором 1,5 кОм; светодиоды PC13, PA1; SWD-разъём для ST-Link; кнопки Reset и K1 (PB12).</w:t>
+        <w:t>Плата STM32 Smart V2.0: кварц 8 МГц (PLL ×9 → 72 МГц SYSCLK; USB 48 МГц через делитель 1.5); разъём micro-USB на PA11/PA12 с подтягивающим резистором 1,5 кОм; светодиоды PC13, PA1; SWD-разъём для ST-Link.</w:t>
       </w:r>
     </w:p>
     <w:p>
       <w:pPr>
-        <w:spacing w:line="360" w:lineRule="auto"/>
+        <w:spacing w:line="360" w:lineRule="auto" w:after="0" w:before="0"/>
         <w:ind w:firstLine="709"/>
         <w:jc w:val="both"/>
       </w:pPr>
@@ -1661,7 +1579,7 @@
     </w:p>
     <w:p>
       <w:pPr>
-        <w:spacing w:line="360" w:lineRule="auto"/>
+        <w:spacing w:line="360" w:lineRule="auto" w:after="0" w:before="0"/>
         <w:ind w:firstLine="709"/>
         <w:jc w:val="both"/>
       </w:pPr>
@@ -1670,12 +1588,12 @@
           <w:rFonts w:ascii="Times New Roman" w:hAnsi="Times New Roman"/>
           <w:sz w:val="28"/>
         </w:rPr>
-        <w:t>USB выбран физическим каналом по следующим причинам: USB является стандартным интерфейсом для подключения периферии к ПК; USB обеспечивает питание устройства от шины +5 В; USB Full Speed (12 Мбит/с) даёт пропускную способность, на порядок превышающую необходимую.</w:t>
+        <w:t>USB выбран физическим каналом: USB — стандартный интерфейс для подключения периферии к ПК; обеспечивает питание устройства от шины +5 В; USB Full Speed (12 Мбит/с) даёт пропускную способность с большим запасом.</w:t>
       </w:r>
     </w:p>
     <w:p>
       <w:pPr>
-        <w:spacing w:line="360" w:lineRule="auto"/>
+        <w:spacing w:line="360" w:lineRule="auto" w:after="0" w:before="0"/>
         <w:ind w:firstLine="709"/>
         <w:jc w:val="both"/>
       </w:pPr>
@@ -1684,12 +1602,12 @@
           <w:rFonts w:ascii="Times New Roman" w:hAnsi="Times New Roman"/>
           <w:sz w:val="28"/>
         </w:rPr>
-        <w:t>USB — многоуровневый протокол. Физический уровень (D+/D−, NRZI-кодирование) реализуется трансивером STM32. Над ним — протокольные уровни: пакеты, транзакции, передачи четырёх типов (control, bulk, interrupt, isochronous).</w:t>
+        <w:t>USB — многоуровневый протокол. Физический уровень (D+/D−, NRZI-кодирование) реализуется трансивером STM32. Над ним протокольные уровни: пакеты, транзакции, передачи четырёх типов (control, bulk, interrupt, isochronous).</w:t>
       </w:r>
     </w:p>
     <w:p>
       <w:pPr>
-        <w:spacing w:line="360" w:lineRule="auto"/>
+        <w:spacing w:line="360" w:lineRule="auto" w:after="0" w:before="0"/>
         <w:ind w:firstLine="709"/>
         <w:jc w:val="both"/>
       </w:pPr>
@@ -1698,12 +1616,12 @@
           <w:rFonts w:ascii="Times New Roman" w:hAnsi="Times New Roman"/>
           <w:sz w:val="28"/>
         </w:rPr>
-        <w:t>Класс USB CDC ACM использует обмен потоком байтов через две bulk-конечные точки (OUT и IN). На стороне ПК CDC ACM приводит к появлению виртуального COM-порта (/dev/ttyACM0 в Linux, COMx в Windows). Размер пакета CDC равен 64 байтам; прошивка обеспечивает асинхронный приём в кольцевой буфер 4 КБ.</w:t>
+        <w:t>Класс USB CDC ACM использует обмен потоком байтов через две bulk-конечные точки (OUT и IN). На стороне ПК это виртуальный COM-порт (/dev/ttyACM0 в Linux, COMx в Windows). Размер пакета CDC — 64 байта; прошивка обеспечивает асинхронный приём в кольцевой буфер 4 КБ.</w:t>
       </w:r>
     </w:p>
     <w:p>
       <w:pPr>
-        <w:spacing w:line="360" w:lineRule="auto"/>
+        <w:spacing w:line="360" w:lineRule="auto" w:after="0" w:before="0"/>
         <w:ind w:firstLine="709"/>
         <w:jc w:val="both"/>
       </w:pPr>
@@ -1712,12 +1630,12 @@
           <w:rFonts w:ascii="Times New Roman" w:hAnsi="Times New Roman"/>
           <w:sz w:val="28"/>
         </w:rPr>
-        <w:t>Линейные параметры (скорость, чётность) на физическом уровне не влияют (передача всегда 12 Мбит/с), но для совместимости с приложениями устройство принимает и сохраняет их (SET_LINE_CODING, GET_LINE_CODING).</w:t>
+        <w:t>Линейные параметры (скорость, чётность) на физическом уровне не влияют, но для совместимости устройство принимает и сохраняет их (SET_LINE_CODING, GET_LINE_CODING).</w:t>
       </w:r>
     </w:p>
     <w:p>
       <w:pPr>
-        <w:spacing w:line="360" w:lineRule="auto"/>
+        <w:spacing w:line="360" w:lineRule="auto" w:after="0" w:before="0"/>
         <w:ind w:firstLine="709"/>
         <w:jc w:val="both"/>
       </w:pPr>
@@ -1726,12 +1644,12 @@
           <w:rFonts w:ascii="Times New Roman" w:hAnsi="Times New Roman"/>
           <w:sz w:val="28"/>
         </w:rPr>
-        <w:t>Электрически D+/D− имеют подтягивающий резистор 1,5 кОм между D+ и +3,3 В, что вызывает у хоста реакцию «подключено устройство Full Speed». В прошивке предусмотрена короткая (~50 мс) задержка с принудительным заземлением D+ для надёжного повторного перечисления.</w:t>
+        <w:t>D+ имеет подтягивающий резистор 1,5 кОм к +3,3 В, что вызывает у хоста реакцию «подключено устройство Full Speed». Дескрипторы кастомизированы: VID = 0x0483, PID = 0x5740; строка-производитель «BSU CryptoLab»; строка-устройство «STB-CryptoModule USB»; серийный номер формируется из UID кристалла.</w:t>
       </w:r>
     </w:p>
     <w:p>
       <w:pPr>
-        <w:spacing w:line="360" w:lineRule="auto"/>
+        <w:spacing w:line="360" w:lineRule="auto" w:after="0" w:before="0"/>
         <w:ind w:firstLine="709"/>
         <w:jc w:val="both"/>
       </w:pPr>
@@ -1740,21 +1658,7 @@
           <w:rFonts w:ascii="Times New Roman" w:hAnsi="Times New Roman"/>
           <w:sz w:val="28"/>
         </w:rPr>
-        <w:t>Дескрипторы устройства, конфигурации и интерфейса CDC сформированы STM32CubeMX и кастомизированы: VID = 0x0483, PID = 0x5740 (типовые значения CDC из примеров STM32); строка-производитель «BSU CryptoLab»; строка-устройство «STB-CryptoModule USB»; серийный номер формируется из UID кристалла.</w:t>
-      </w:r>
-    </w:p>
-    <w:p>
-      <w:pPr>
-        <w:spacing w:line="360" w:lineRule="auto"/>
-        <w:ind w:firstLine="709"/>
-        <w:jc w:val="both"/>
-      </w:pPr>
-      <w:r>
-        <w:rPr>
-          <w:rFonts w:ascii="Times New Roman" w:hAnsi="Times New Roman"/>
-          <w:sz w:val="28"/>
-        </w:rPr>
-        <w:t>Альтернативы (UART через FTDI/CH340, BLE, HID собственного класса) отброшены в пользу USB CDC как наиболее простого и стандартизованного решения без установки драйверов.</w:t>
+        <w:t>Альтернативы (UART через FTDI/CH340, BLE, HID) отброшены в пользу USB CDC как наиболее простого и стандартизованного решения без установки драйверов.</w:t>
       </w:r>
     </w:p>
     <w:p>
@@ -1774,7 +1678,7 @@
     </w:p>
     <w:p>
       <w:pPr>
-        <w:spacing w:line="360" w:lineRule="auto"/>
+        <w:spacing w:line="360" w:lineRule="auto" w:after="0" w:before="0"/>
         <w:ind w:firstLine="709"/>
         <w:jc w:val="both"/>
       </w:pPr>
@@ -1783,12 +1687,12 @@
           <w:rFonts w:ascii="Times New Roman" w:hAnsi="Times New Roman"/>
           <w:sz w:val="28"/>
         </w:rPr>
-        <w:t>Поверх потока байтов USB CDC определён собственный кадрированный протокол. USB CDC не предоставляет понятия «сообщение», и без явного кадрирования невозможно достоверно определить границы запросов.</w:t>
+        <w:t>Поверх потока байтов USB CDC определён собственный кадрированный протокол. USB CDC не предоставляет понятия «сообщение», без явного кадрирования невозможно достоверно определить границы запросов.</w:t>
       </w:r>
     </w:p>
     <w:p>
       <w:pPr>
-        <w:spacing w:line="360" w:lineRule="auto"/>
+        <w:spacing w:line="360" w:lineRule="auto" w:after="0" w:before="0"/>
         <w:ind w:firstLine="709"/>
         <w:jc w:val="both"/>
       </w:pPr>
@@ -1797,12 +1701,12 @@
           <w:rFonts w:ascii="Times New Roman" w:hAnsi="Times New Roman"/>
           <w:sz w:val="28"/>
         </w:rPr>
-        <w:t>Пакет запроса от ПК к устройству: байт 0 — код команды CMD (0x00…0x07); байты 1–2 — длина тела LEN (16-битное little-endian); байты 3…3+LEN−1 — тело DATA. Пакет ответа: байт 0 — STATUS (0xAA — успех, 0xFF — ошибка); байты 1–2 — LEN; байты 3…3+LEN−1 — DATA (результат либо однобайтовый код ошибки).</w:t>
+        <w:t>Пакет запроса от ПК: байт 0 — CMD; байты 1–2 — LEN (little-endian); байты 3…3+LEN−1 — DATA. Пакет ответа: байт 0 — STATUS (0xAA — успех, 0xFF — ошибка); далее LEN и DATA.</w:t>
       </w:r>
     </w:p>
     <w:p>
       <w:pPr>
-        <w:spacing w:line="360" w:lineRule="auto"/>
+        <w:spacing w:line="360" w:lineRule="auto" w:after="0" w:before="0"/>
         <w:ind w:firstLine="709"/>
         <w:jc w:val="both"/>
       </w:pPr>
@@ -1814,9 +1718,765 @@
         <w:t>Таблица 2.1 — Команды протокола USB CDC</w:t>
       </w:r>
     </w:p>
+    <w:tbl>
+      <w:tblPr>
+        <w:tblStyle w:val="TableGrid"/>
+        <w:tblW w:type="auto" w:w="0"/>
+        <w:jc w:val="center"/>
+        <w:tblLook w:firstColumn="1" w:firstRow="1" w:lastColumn="0" w:lastRow="0" w:noHBand="0" w:noVBand="1" w:val="04A0"/>
+      </w:tblPr>
+      <w:tblGrid>
+        <w:gridCol w:w="2409"/>
+        <w:gridCol w:w="2409"/>
+        <w:gridCol w:w="2409"/>
+        <w:gridCol w:w="2409"/>
+      </w:tblGrid>
+      <w:tr>
+        <w:tc>
+          <w:tcPr>
+            <w:tcW w:type="dxa" w:w="2409"/>
+          </w:tcPr>
+          <w:p>
+            <w:pPr>
+              <w:spacing w:line="240" w:lineRule="auto" w:after="0"/>
+              <w:ind w:firstLine="0"/>
+              <w:jc w:val="left"/>
+            </w:pPr>
+            <w:r/>
+            <w:r>
+              <w:rPr>
+                <w:rFonts w:ascii="Times New Roman" w:hAnsi="Times New Roman"/>
+                <w:b/>
+                <w:sz w:val="24"/>
+              </w:rPr>
+              <w:t>Код</w:t>
+            </w:r>
+          </w:p>
+        </w:tc>
+        <w:tc>
+          <w:tcPr>
+            <w:tcW w:type="dxa" w:w="2409"/>
+          </w:tcPr>
+          <w:p>
+            <w:pPr>
+              <w:spacing w:line="240" w:lineRule="auto" w:after="0"/>
+              <w:ind w:firstLine="0"/>
+              <w:jc w:val="left"/>
+            </w:pPr>
+            <w:r/>
+            <w:r>
+              <w:rPr>
+                <w:rFonts w:ascii="Times New Roman" w:hAnsi="Times New Roman"/>
+                <w:b/>
+                <w:sz w:val="24"/>
+              </w:rPr>
+              <w:t>Команда</w:t>
+            </w:r>
+          </w:p>
+        </w:tc>
+        <w:tc>
+          <w:tcPr>
+            <w:tcW w:type="dxa" w:w="2409"/>
+          </w:tcPr>
+          <w:p>
+            <w:pPr>
+              <w:spacing w:line="240" w:lineRule="auto" w:after="0"/>
+              <w:ind w:firstLine="0"/>
+              <w:jc w:val="left"/>
+            </w:pPr>
+            <w:r/>
+            <w:r>
+              <w:rPr>
+                <w:rFonts w:ascii="Times New Roman" w:hAnsi="Times New Roman"/>
+                <w:b/>
+                <w:sz w:val="24"/>
+              </w:rPr>
+              <w:t>Тело запроса</w:t>
+            </w:r>
+          </w:p>
+        </w:tc>
+        <w:tc>
+          <w:tcPr>
+            <w:tcW w:type="dxa" w:w="2409"/>
+          </w:tcPr>
+          <w:p>
+            <w:pPr>
+              <w:spacing w:line="240" w:lineRule="auto" w:after="0"/>
+              <w:ind w:firstLine="0"/>
+              <w:jc w:val="left"/>
+            </w:pPr>
+            <w:r/>
+            <w:r>
+              <w:rPr>
+                <w:rFonts w:ascii="Times New Roman" w:hAnsi="Times New Roman"/>
+                <w:b/>
+                <w:sz w:val="24"/>
+              </w:rPr>
+              <w:t>Тело успешного ответа</w:t>
+            </w:r>
+          </w:p>
+        </w:tc>
+      </w:tr>
+      <w:tr>
+        <w:tc>
+          <w:tcPr>
+            <w:tcW w:type="dxa" w:w="2409"/>
+          </w:tcPr>
+          <w:p>
+            <w:pPr>
+              <w:spacing w:line="240" w:lineRule="auto" w:after="0"/>
+              <w:ind w:firstLine="0"/>
+              <w:jc w:val="left"/>
+            </w:pPr>
+            <w:r/>
+            <w:r>
+              <w:rPr>
+                <w:rFonts w:ascii="Times New Roman" w:hAnsi="Times New Roman"/>
+                <w:sz w:val="24"/>
+              </w:rPr>
+              <w:t>0x00</w:t>
+            </w:r>
+          </w:p>
+        </w:tc>
+        <w:tc>
+          <w:tcPr>
+            <w:tcW w:type="dxa" w:w="2409"/>
+          </w:tcPr>
+          <w:p>
+            <w:pPr>
+              <w:spacing w:line="240" w:lineRule="auto" w:after="0"/>
+              <w:ind w:firstLine="0"/>
+              <w:jc w:val="left"/>
+            </w:pPr>
+            <w:r/>
+            <w:r>
+              <w:rPr>
+                <w:rFonts w:ascii="Times New Roman" w:hAnsi="Times New Roman"/>
+                <w:sz w:val="24"/>
+              </w:rPr>
+              <w:t>CMD_PING</w:t>
+            </w:r>
+          </w:p>
+        </w:tc>
+        <w:tc>
+          <w:tcPr>
+            <w:tcW w:type="dxa" w:w="2409"/>
+          </w:tcPr>
+          <w:p>
+            <w:pPr>
+              <w:spacing w:line="240" w:lineRule="auto" w:after="0"/>
+              <w:ind w:firstLine="0"/>
+              <w:jc w:val="left"/>
+            </w:pPr>
+            <w:r/>
+            <w:r>
+              <w:rPr>
+                <w:rFonts w:ascii="Times New Roman" w:hAnsi="Times New Roman"/>
+                <w:sz w:val="24"/>
+              </w:rPr>
+              <w:t>—</w:t>
+            </w:r>
+          </w:p>
+        </w:tc>
+        <w:tc>
+          <w:tcPr>
+            <w:tcW w:type="dxa" w:w="2409"/>
+          </w:tcPr>
+          <w:p>
+            <w:pPr>
+              <w:spacing w:line="240" w:lineRule="auto" w:after="0"/>
+              <w:ind w:firstLine="0"/>
+              <w:jc w:val="left"/>
+            </w:pPr>
+            <w:r/>
+            <w:r>
+              <w:rPr>
+                <w:rFonts w:ascii="Times New Roman" w:hAnsi="Times New Roman"/>
+                <w:sz w:val="24"/>
+              </w:rPr>
+              <w:t>«BIGN1» (5 байт)</w:t>
+            </w:r>
+          </w:p>
+        </w:tc>
+      </w:tr>
+      <w:tr>
+        <w:tc>
+          <w:tcPr>
+            <w:tcW w:type="dxa" w:w="2409"/>
+          </w:tcPr>
+          <w:p>
+            <w:pPr>
+              <w:spacing w:line="240" w:lineRule="auto" w:after="0"/>
+              <w:ind w:firstLine="0"/>
+              <w:jc w:val="left"/>
+            </w:pPr>
+            <w:r/>
+            <w:r>
+              <w:rPr>
+                <w:rFonts w:ascii="Times New Roman" w:hAnsi="Times New Roman"/>
+                <w:sz w:val="24"/>
+              </w:rPr>
+              <w:t>0x01</w:t>
+            </w:r>
+          </w:p>
+        </w:tc>
+        <w:tc>
+          <w:tcPr>
+            <w:tcW w:type="dxa" w:w="2409"/>
+          </w:tcPr>
+          <w:p>
+            <w:pPr>
+              <w:spacing w:line="240" w:lineRule="auto" w:after="0"/>
+              <w:ind w:firstLine="0"/>
+              <w:jc w:val="left"/>
+            </w:pPr>
+            <w:r/>
+            <w:r>
+              <w:rPr>
+                <w:rFonts w:ascii="Times New Roman" w:hAnsi="Times New Roman"/>
+                <w:sz w:val="24"/>
+              </w:rPr>
+              <w:t>CMD_SIGN</w:t>
+            </w:r>
+          </w:p>
+        </w:tc>
+        <w:tc>
+          <w:tcPr>
+            <w:tcW w:type="dxa" w:w="2409"/>
+          </w:tcPr>
+          <w:p>
+            <w:pPr>
+              <w:spacing w:line="240" w:lineRule="auto" w:after="0"/>
+              <w:ind w:firstLine="0"/>
+              <w:jc w:val="left"/>
+            </w:pPr>
+            <w:r/>
+            <w:r>
+              <w:rPr>
+                <w:rFonts w:ascii="Times New Roman" w:hAnsi="Times New Roman"/>
+                <w:sz w:val="24"/>
+              </w:rPr>
+              <w:t>32 байта belt-hash</w:t>
+            </w:r>
+          </w:p>
+        </w:tc>
+        <w:tc>
+          <w:tcPr>
+            <w:tcW w:type="dxa" w:w="2409"/>
+          </w:tcPr>
+          <w:p>
+            <w:pPr>
+              <w:spacing w:line="240" w:lineRule="auto" w:after="0"/>
+              <w:ind w:firstLine="0"/>
+              <w:jc w:val="left"/>
+            </w:pPr>
+            <w:r/>
+            <w:r>
+              <w:rPr>
+                <w:rFonts w:ascii="Times New Roman" w:hAnsi="Times New Roman"/>
+                <w:sz w:val="24"/>
+              </w:rPr>
+              <w:t>48 байт подписи bign-128</w:t>
+            </w:r>
+          </w:p>
+        </w:tc>
+      </w:tr>
+      <w:tr>
+        <w:tc>
+          <w:tcPr>
+            <w:tcW w:type="dxa" w:w="2409"/>
+          </w:tcPr>
+          <w:p>
+            <w:pPr>
+              <w:spacing w:line="240" w:lineRule="auto" w:after="0"/>
+              <w:ind w:firstLine="0"/>
+              <w:jc w:val="left"/>
+            </w:pPr>
+            <w:r/>
+            <w:r>
+              <w:rPr>
+                <w:rFonts w:ascii="Times New Roman" w:hAnsi="Times New Roman"/>
+                <w:sz w:val="24"/>
+              </w:rPr>
+              <w:t>0x02</w:t>
+            </w:r>
+          </w:p>
+        </w:tc>
+        <w:tc>
+          <w:tcPr>
+            <w:tcW w:type="dxa" w:w="2409"/>
+          </w:tcPr>
+          <w:p>
+            <w:pPr>
+              <w:spacing w:line="240" w:lineRule="auto" w:after="0"/>
+              <w:ind w:firstLine="0"/>
+              <w:jc w:val="left"/>
+            </w:pPr>
+            <w:r/>
+            <w:r>
+              <w:rPr>
+                <w:rFonts w:ascii="Times New Roman" w:hAnsi="Times New Roman"/>
+                <w:sz w:val="24"/>
+              </w:rPr>
+              <w:t>CMD_VERIFY</w:t>
+            </w:r>
+          </w:p>
+        </w:tc>
+        <w:tc>
+          <w:tcPr>
+            <w:tcW w:type="dxa" w:w="2409"/>
+          </w:tcPr>
+          <w:p>
+            <w:pPr>
+              <w:spacing w:line="240" w:lineRule="auto" w:after="0"/>
+              <w:ind w:firstLine="0"/>
+              <w:jc w:val="left"/>
+            </w:pPr>
+            <w:r/>
+            <w:r>
+              <w:rPr>
+                <w:rFonts w:ascii="Times New Roman" w:hAnsi="Times New Roman"/>
+                <w:sz w:val="24"/>
+              </w:rPr>
+              <w:t>32+48+64 байт (hash, sig, pubkey)</w:t>
+            </w:r>
+          </w:p>
+        </w:tc>
+        <w:tc>
+          <w:tcPr>
+            <w:tcW w:type="dxa" w:w="2409"/>
+          </w:tcPr>
+          <w:p>
+            <w:pPr>
+              <w:spacing w:line="240" w:lineRule="auto" w:after="0"/>
+              <w:ind w:firstLine="0"/>
+              <w:jc w:val="left"/>
+            </w:pPr>
+            <w:r/>
+            <w:r>
+              <w:rPr>
+                <w:rFonts w:ascii="Times New Roman" w:hAnsi="Times New Roman"/>
+                <w:sz w:val="24"/>
+              </w:rPr>
+              <w:t>пусто</w:t>
+            </w:r>
+          </w:p>
+        </w:tc>
+      </w:tr>
+      <w:tr>
+        <w:tc>
+          <w:tcPr>
+            <w:tcW w:type="dxa" w:w="2409"/>
+          </w:tcPr>
+          <w:p>
+            <w:pPr>
+              <w:spacing w:line="240" w:lineRule="auto" w:after="0"/>
+              <w:ind w:firstLine="0"/>
+              <w:jc w:val="left"/>
+            </w:pPr>
+            <w:r/>
+            <w:r>
+              <w:rPr>
+                <w:rFonts w:ascii="Times New Roman" w:hAnsi="Times New Roman"/>
+                <w:sz w:val="24"/>
+              </w:rPr>
+              <w:t>0x03</w:t>
+            </w:r>
+          </w:p>
+        </w:tc>
+        <w:tc>
+          <w:tcPr>
+            <w:tcW w:type="dxa" w:w="2409"/>
+          </w:tcPr>
+          <w:p>
+            <w:pPr>
+              <w:spacing w:line="240" w:lineRule="auto" w:after="0"/>
+              <w:ind w:firstLine="0"/>
+              <w:jc w:val="left"/>
+            </w:pPr>
+            <w:r/>
+            <w:r>
+              <w:rPr>
+                <w:rFonts w:ascii="Times New Roman" w:hAnsi="Times New Roman"/>
+                <w:sz w:val="24"/>
+              </w:rPr>
+              <w:t>CMD_GET_PUBKEY</w:t>
+            </w:r>
+          </w:p>
+        </w:tc>
+        <w:tc>
+          <w:tcPr>
+            <w:tcW w:type="dxa" w:w="2409"/>
+          </w:tcPr>
+          <w:p>
+            <w:pPr>
+              <w:spacing w:line="240" w:lineRule="auto" w:after="0"/>
+              <w:ind w:firstLine="0"/>
+              <w:jc w:val="left"/>
+            </w:pPr>
+            <w:r/>
+            <w:r>
+              <w:rPr>
+                <w:rFonts w:ascii="Times New Roman" w:hAnsi="Times New Roman"/>
+                <w:sz w:val="24"/>
+              </w:rPr>
+              <w:t>—</w:t>
+            </w:r>
+          </w:p>
+        </w:tc>
+        <w:tc>
+          <w:tcPr>
+            <w:tcW w:type="dxa" w:w="2409"/>
+          </w:tcPr>
+          <w:p>
+            <w:pPr>
+              <w:spacing w:line="240" w:lineRule="auto" w:after="0"/>
+              <w:ind w:firstLine="0"/>
+              <w:jc w:val="left"/>
+            </w:pPr>
+            <w:r/>
+            <w:r>
+              <w:rPr>
+                <w:rFonts w:ascii="Times New Roman" w:hAnsi="Times New Roman"/>
+                <w:sz w:val="24"/>
+              </w:rPr>
+              <w:t>публичный ключ (64 байта)</w:t>
+            </w:r>
+          </w:p>
+        </w:tc>
+      </w:tr>
+      <w:tr>
+        <w:tc>
+          <w:tcPr>
+            <w:tcW w:type="dxa" w:w="2409"/>
+          </w:tcPr>
+          <w:p>
+            <w:pPr>
+              <w:spacing w:line="240" w:lineRule="auto" w:after="0"/>
+              <w:ind w:firstLine="0"/>
+              <w:jc w:val="left"/>
+            </w:pPr>
+            <w:r/>
+            <w:r>
+              <w:rPr>
+                <w:rFonts w:ascii="Times New Roman" w:hAnsi="Times New Roman"/>
+                <w:sz w:val="24"/>
+              </w:rPr>
+              <w:t>0x04</w:t>
+            </w:r>
+          </w:p>
+        </w:tc>
+        <w:tc>
+          <w:tcPr>
+            <w:tcW w:type="dxa" w:w="2409"/>
+          </w:tcPr>
+          <w:p>
+            <w:pPr>
+              <w:spacing w:line="240" w:lineRule="auto" w:after="0"/>
+              <w:ind w:firstLine="0"/>
+              <w:jc w:val="left"/>
+            </w:pPr>
+            <w:r/>
+            <w:r>
+              <w:rPr>
+                <w:rFonts w:ascii="Times New Roman" w:hAnsi="Times New Roman"/>
+                <w:sz w:val="24"/>
+              </w:rPr>
+              <w:t>CMD_GEN_KEYPAIR</w:t>
+            </w:r>
+          </w:p>
+        </w:tc>
+        <w:tc>
+          <w:tcPr>
+            <w:tcW w:type="dxa" w:w="2409"/>
+          </w:tcPr>
+          <w:p>
+            <w:pPr>
+              <w:spacing w:line="240" w:lineRule="auto" w:after="0"/>
+              <w:ind w:firstLine="0"/>
+              <w:jc w:val="left"/>
+            </w:pPr>
+            <w:r/>
+            <w:r>
+              <w:rPr>
+                <w:rFonts w:ascii="Times New Roman" w:hAnsi="Times New Roman"/>
+                <w:sz w:val="24"/>
+              </w:rPr>
+              <w:t>—</w:t>
+            </w:r>
+          </w:p>
+        </w:tc>
+        <w:tc>
+          <w:tcPr>
+            <w:tcW w:type="dxa" w:w="2409"/>
+          </w:tcPr>
+          <w:p>
+            <w:pPr>
+              <w:spacing w:line="240" w:lineRule="auto" w:after="0"/>
+              <w:ind w:firstLine="0"/>
+              <w:jc w:val="left"/>
+            </w:pPr>
+            <w:r/>
+            <w:r>
+              <w:rPr>
+                <w:rFonts w:ascii="Times New Roman" w:hAnsi="Times New Roman"/>
+                <w:sz w:val="24"/>
+              </w:rPr>
+              <w:t>новый публичный ключ (64 байт)</w:t>
+            </w:r>
+          </w:p>
+        </w:tc>
+      </w:tr>
+      <w:tr>
+        <w:tc>
+          <w:tcPr>
+            <w:tcW w:type="dxa" w:w="2409"/>
+          </w:tcPr>
+          <w:p>
+            <w:pPr>
+              <w:spacing w:line="240" w:lineRule="auto" w:after="0"/>
+              <w:ind w:firstLine="0"/>
+              <w:jc w:val="left"/>
+            </w:pPr>
+            <w:r/>
+            <w:r>
+              <w:rPr>
+                <w:rFonts w:ascii="Times New Roman" w:hAnsi="Times New Roman"/>
+                <w:sz w:val="24"/>
+              </w:rPr>
+              <w:t>0x05</w:t>
+            </w:r>
+          </w:p>
+        </w:tc>
+        <w:tc>
+          <w:tcPr>
+            <w:tcW w:type="dxa" w:w="2409"/>
+          </w:tcPr>
+          <w:p>
+            <w:pPr>
+              <w:spacing w:line="240" w:lineRule="auto" w:after="0"/>
+              <w:ind w:firstLine="0"/>
+              <w:jc w:val="left"/>
+            </w:pPr>
+            <w:r/>
+            <w:r>
+              <w:rPr>
+                <w:rFonts w:ascii="Times New Roman" w:hAnsi="Times New Roman"/>
+                <w:sz w:val="24"/>
+              </w:rPr>
+              <w:t>CMD_ENCRYPT</w:t>
+            </w:r>
+          </w:p>
+        </w:tc>
+        <w:tc>
+          <w:tcPr>
+            <w:tcW w:type="dxa" w:w="2409"/>
+          </w:tcPr>
+          <w:p>
+            <w:pPr>
+              <w:spacing w:line="240" w:lineRule="auto" w:after="0"/>
+              <w:ind w:firstLine="0"/>
+              <w:jc w:val="left"/>
+            </w:pPr>
+            <w:r/>
+            <w:r>
+              <w:rPr>
+                <w:rFonts w:ascii="Times New Roman" w:hAnsi="Times New Roman"/>
+                <w:sz w:val="24"/>
+              </w:rPr>
+              <w:t>16(IV)+32(key)+N(plain)</w:t>
+            </w:r>
+          </w:p>
+        </w:tc>
+        <w:tc>
+          <w:tcPr>
+            <w:tcW w:type="dxa" w:w="2409"/>
+          </w:tcPr>
+          <w:p>
+            <w:pPr>
+              <w:spacing w:line="240" w:lineRule="auto" w:after="0"/>
+              <w:ind w:firstLine="0"/>
+              <w:jc w:val="left"/>
+            </w:pPr>
+            <w:r/>
+            <w:r>
+              <w:rPr>
+                <w:rFonts w:ascii="Times New Roman" w:hAnsi="Times New Roman"/>
+                <w:sz w:val="24"/>
+              </w:rPr>
+              <w:t>N байт шифртекста</w:t>
+            </w:r>
+          </w:p>
+        </w:tc>
+      </w:tr>
+      <w:tr>
+        <w:tc>
+          <w:tcPr>
+            <w:tcW w:type="dxa" w:w="2409"/>
+          </w:tcPr>
+          <w:p>
+            <w:pPr>
+              <w:spacing w:line="240" w:lineRule="auto" w:after="0"/>
+              <w:ind w:firstLine="0"/>
+              <w:jc w:val="left"/>
+            </w:pPr>
+            <w:r/>
+            <w:r>
+              <w:rPr>
+                <w:rFonts w:ascii="Times New Roman" w:hAnsi="Times New Roman"/>
+                <w:sz w:val="24"/>
+              </w:rPr>
+              <w:t>0x06</w:t>
+            </w:r>
+          </w:p>
+        </w:tc>
+        <w:tc>
+          <w:tcPr>
+            <w:tcW w:type="dxa" w:w="2409"/>
+          </w:tcPr>
+          <w:p>
+            <w:pPr>
+              <w:spacing w:line="240" w:lineRule="auto" w:after="0"/>
+              <w:ind w:firstLine="0"/>
+              <w:jc w:val="left"/>
+            </w:pPr>
+            <w:r/>
+            <w:r>
+              <w:rPr>
+                <w:rFonts w:ascii="Times New Roman" w:hAnsi="Times New Roman"/>
+                <w:sz w:val="24"/>
+              </w:rPr>
+              <w:t>CMD_DECRYPT</w:t>
+            </w:r>
+          </w:p>
+        </w:tc>
+        <w:tc>
+          <w:tcPr>
+            <w:tcW w:type="dxa" w:w="2409"/>
+          </w:tcPr>
+          <w:p>
+            <w:pPr>
+              <w:spacing w:line="240" w:lineRule="auto" w:after="0"/>
+              <w:ind w:firstLine="0"/>
+              <w:jc w:val="left"/>
+            </w:pPr>
+            <w:r/>
+            <w:r>
+              <w:rPr>
+                <w:rFonts w:ascii="Times New Roman" w:hAnsi="Times New Roman"/>
+                <w:sz w:val="24"/>
+              </w:rPr>
+              <w:t>16(IV)+32(key)+N(cipher)</w:t>
+            </w:r>
+          </w:p>
+        </w:tc>
+        <w:tc>
+          <w:tcPr>
+            <w:tcW w:type="dxa" w:w="2409"/>
+          </w:tcPr>
+          <w:p>
+            <w:pPr>
+              <w:spacing w:line="240" w:lineRule="auto" w:after="0"/>
+              <w:ind w:firstLine="0"/>
+              <w:jc w:val="left"/>
+            </w:pPr>
+            <w:r/>
+            <w:r>
+              <w:rPr>
+                <w:rFonts w:ascii="Times New Roman" w:hAnsi="Times New Roman"/>
+                <w:sz w:val="24"/>
+              </w:rPr>
+              <w:t>N байт открытого текста</w:t>
+            </w:r>
+          </w:p>
+        </w:tc>
+      </w:tr>
+      <w:tr>
+        <w:tc>
+          <w:tcPr>
+            <w:tcW w:type="dxa" w:w="2409"/>
+          </w:tcPr>
+          <w:p>
+            <w:pPr>
+              <w:spacing w:line="240" w:lineRule="auto" w:after="0"/>
+              <w:ind w:firstLine="0"/>
+              <w:jc w:val="left"/>
+            </w:pPr>
+            <w:r/>
+            <w:r>
+              <w:rPr>
+                <w:rFonts w:ascii="Times New Roman" w:hAnsi="Times New Roman"/>
+                <w:sz w:val="24"/>
+              </w:rPr>
+              <w:t>0x07</w:t>
+            </w:r>
+          </w:p>
+        </w:tc>
+        <w:tc>
+          <w:tcPr>
+            <w:tcW w:type="dxa" w:w="2409"/>
+          </w:tcPr>
+          <w:p>
+            <w:pPr>
+              <w:spacing w:line="240" w:lineRule="auto" w:after="0"/>
+              <w:ind w:firstLine="0"/>
+              <w:jc w:val="left"/>
+            </w:pPr>
+            <w:r/>
+            <w:r>
+              <w:rPr>
+                <w:rFonts w:ascii="Times New Roman" w:hAnsi="Times New Roman"/>
+                <w:sz w:val="24"/>
+              </w:rPr>
+              <w:t>CMD_HASH</w:t>
+            </w:r>
+          </w:p>
+        </w:tc>
+        <w:tc>
+          <w:tcPr>
+            <w:tcW w:type="dxa" w:w="2409"/>
+          </w:tcPr>
+          <w:p>
+            <w:pPr>
+              <w:spacing w:line="240" w:lineRule="auto" w:after="0"/>
+              <w:ind w:firstLine="0"/>
+              <w:jc w:val="left"/>
+            </w:pPr>
+            <w:r/>
+            <w:r>
+              <w:rPr>
+                <w:rFonts w:ascii="Times New Roman" w:hAnsi="Times New Roman"/>
+                <w:sz w:val="24"/>
+              </w:rPr>
+              <w:t>произвольные данные</w:t>
+            </w:r>
+          </w:p>
+        </w:tc>
+        <w:tc>
+          <w:tcPr>
+            <w:tcW w:type="dxa" w:w="2409"/>
+          </w:tcPr>
+          <w:p>
+            <w:pPr>
+              <w:spacing w:line="240" w:lineRule="auto" w:after="0"/>
+              <w:ind w:firstLine="0"/>
+              <w:jc w:val="left"/>
+            </w:pPr>
+            <w:r/>
+            <w:r>
+              <w:rPr>
+                <w:rFonts w:ascii="Times New Roman" w:hAnsi="Times New Roman"/>
+                <w:sz w:val="24"/>
+              </w:rPr>
+              <w:t>32 байта belt-hash</w:t>
+            </w:r>
+          </w:p>
+        </w:tc>
+      </w:tr>
+    </w:tbl>
     <w:p>
       <w:pPr>
-        <w:spacing w:line="360" w:lineRule="auto"/>
+        <w:spacing w:line="360" w:lineRule="auto" w:after="0" w:before="0"/>
         <w:ind w:firstLine="709"/>
         <w:jc w:val="both"/>
       </w:pPr>
@@ -1825,30 +2485,12 @@
           <w:rFonts w:ascii="Times New Roman" w:hAnsi="Times New Roman"/>
           <w:sz w:val="28"/>
         </w:rPr>
-        <w:t>| Код  | Команда         | Тело запроса                      | Тело успешного ответа          |</w:t>
-        <w:br/>
-        <w:t>|------|-----------------|------------------------------------|--------------------------------|</w:t>
-        <w:br/>
-        <w:t>| 0x00 | CMD_PING        | —                                  | строка «BIGN1» (5 байт)        |</w:t>
-        <w:br/>
-        <w:t>| 0x01 | CMD_SIGN        | 32 байта belt-hash                 | подпись bign-128 (48 байт)     |</w:t>
-        <w:br/>
-        <w:t>| 0x02 | CMD_VERIFY      | 32+48+64 байт (hash, sig, pubkey)  | пусто                           |</w:t>
-        <w:br/>
-        <w:t>| 0x03 | CMD_GET_PUBKEY  | —                                  | публичный ключ (64 байта)      |</w:t>
-        <w:br/>
-        <w:t>| 0x04 | CMD_GEN_KEYPAIR | —                                  | новый публичный ключ (64 байта)|</w:t>
-        <w:br/>
-        <w:t>| 0x05 | CMD_ENCRYPT     | 16(IV)+32(key)+N(plain)            | N байт шифртекста              |</w:t>
-        <w:br/>
-        <w:t>| 0x06 | CMD_DECRYPT     | 16(IV)+32(key)+N(cipher)           | N байт открытого текста        |</w:t>
-        <w:br/>
-        <w:t>| 0x07 | CMD_HASH        | произвольные данные                | 32 байта belt-hash             |</w:t>
+        <w:t>Коды ошибок: ERR_BAD_LEN, ERR_BAD_CMD, ERR_INTERNAL, ERR_NO_KEY, ERR_BAD_SIG, ERR_BAD_KEY, ERR_RNG, ERR_FLASH.</w:t>
       </w:r>
     </w:p>
     <w:p>
       <w:pPr>
-        <w:spacing w:line="360" w:lineRule="auto"/>
+        <w:spacing w:line="360" w:lineRule="auto" w:after="0" w:before="0"/>
         <w:ind w:firstLine="709"/>
         <w:jc w:val="both"/>
       </w:pPr>
@@ -1857,35 +2499,7 @@
           <w:rFonts w:ascii="Times New Roman" w:hAnsi="Times New Roman"/>
           <w:sz w:val="28"/>
         </w:rPr>
-        <w:t>Коды ошибок: ERR_BAD_LEN (0x01), ERR_BAD_CMD (0x02), ERR_INTERNAL (0x03), ERR_NO_KEY (0x04), ERR_BAD_SIG (0x05), ERR_BAD_KEY (0x06), ERR_RNG (0x07), ERR_FLASH (0x08).</w:t>
-      </w:r>
-    </w:p>
-    <w:p>
-      <w:pPr>
-        <w:spacing w:line="360" w:lineRule="auto"/>
-        <w:ind w:firstLine="709"/>
-        <w:jc w:val="both"/>
-      </w:pPr>
-      <w:r>
-        <w:rPr>
-          <w:rFonts w:ascii="Times New Roman" w:hAnsi="Times New Roman"/>
-          <w:sz w:val="28"/>
-        </w:rPr>
-        <w:t>Размер тела DATA ограничен USB_PROTO_MAX_PAYLOAD = 2048 байт. Семантика — синхронная «запрос–ответ»; устройство не инициирует передачу без запроса; тайм-аут на стороне ПК — 10 секунд.</w:t>
-      </w:r>
-    </w:p>
-    <w:p>
-      <w:pPr>
-        <w:spacing w:line="360" w:lineRule="auto"/>
-        <w:ind w:firstLine="709"/>
-        <w:jc w:val="both"/>
-      </w:pPr>
-      <w:r>
-        <w:rPr>
-          <w:rFonts w:ascii="Times New Roman" w:hAnsi="Times New Roman"/>
-          <w:sz w:val="28"/>
-        </w:rPr>
-        <w:t>Двухстадийный приём: обработчик CDC_Receive_FS кладёт байты в кольцевой буфер, основной цикл проверяет накопление полного кадра по полю LEN и вызывает диспетчер usb_protocol_handle.</w:t>
+        <w:t>Размер DATA ограничен USB_PROTO_MAX_PAYLOAD = 2048 байт. Семантика синхронная «запрос–ответ»; тайм-аут на стороне ПК — 10 с. Двухстадийный приём: обработчик CDC_Receive_FS кладёт байты в кольцевой буфер; основной цикл проверяет накопление кадра по LEN и вызывает диспетчер usb_protocol_handle.</w:t>
       </w:r>
     </w:p>
     <w:p>
@@ -1905,7 +2519,7 @@
     </w:p>
     <w:p>
       <w:pPr>
-        <w:spacing w:line="360" w:lineRule="auto"/>
+        <w:spacing w:line="360" w:lineRule="auto" w:after="0" w:before="0"/>
         <w:ind w:firstLine="709"/>
         <w:jc w:val="both"/>
       </w:pPr>
@@ -1914,12 +2528,12 @@
           <w:rFonts w:ascii="Times New Roman" w:hAnsi="Times New Roman"/>
           <w:sz w:val="28"/>
         </w:rPr>
-        <w:t>Требования к безопасности формулируются с учётом модели нарушителя. Нарушитель имеет доступ к ПК пользователя на уровне приложения (возможно с правами администратора), может наблюдать USB-трафик и инициировать произвольные команды, запускать собственные приложения, но не имеет физического доступа к устройству и не может вскрывать его корпус. Нарушитель не обладает вычислительными ресурсами для практических атак на алгоритмы СТБ. Сценарий «нарушитель забирает устройство» признан маловероятным; защита обеспечивается невозможностью извлечения закрытого ключа без специализированного оборудования.</w:t>
+        <w:t>Требования к безопасности формулируются с учётом модели нарушителя. Нарушитель имеет доступ к ПК на уровне приложения, может наблюдать USB-трафик и инициировать команды, но не имеет физического доступа к устройству; не обладает ресурсами для практических атак на алгоритмы СТБ.</w:t>
       </w:r>
     </w:p>
     <w:p>
       <w:pPr>
-        <w:spacing w:line="360" w:lineRule="auto"/>
+        <w:spacing w:line="360" w:lineRule="auto" w:after="0" w:before="0"/>
         <w:ind w:firstLine="709"/>
         <w:jc w:val="both"/>
       </w:pPr>
@@ -1928,12 +2542,12 @@
           <w:rFonts w:ascii="Times New Roman" w:hAnsi="Times New Roman"/>
           <w:sz w:val="28"/>
         </w:rPr>
-        <w:t>Требования к комплексу.</w:t>
+        <w:t>Конфиденциальность ключей. Закрытый ключ bign-128 не покидает энергонезависимую память микроконтроллера. Команд возврата закрытого ключа в протоколе нет.</w:t>
       </w:r>
     </w:p>
     <w:p>
       <w:pPr>
-        <w:spacing w:line="360" w:lineRule="auto"/>
+        <w:spacing w:line="360" w:lineRule="auto" w:after="0" w:before="0"/>
         <w:ind w:firstLine="709"/>
         <w:jc w:val="both"/>
       </w:pPr>
@@ -1942,12 +2556,12 @@
           <w:rFonts w:ascii="Times New Roman" w:hAnsi="Times New Roman"/>
           <w:sz w:val="28"/>
         </w:rPr>
-        <w:t>Конфиденциальность ключей. Закрытый ключ bign-128 не должен покидать энергонезависимую память микроконтроллера. Команды протокола, возвращающие закрытый ключ, отсутствуют.</w:t>
+        <w:t>Целостность ключей. Запись во Flash защищена CRC-32; при загрузке проверяется и при повреждении ключ считается отсутствующим (CMD_GET_PUBKEY возвращает ERR_NO_KEY).</w:t>
       </w:r>
     </w:p>
     <w:p>
       <w:pPr>
-        <w:spacing w:line="360" w:lineRule="auto"/>
+        <w:spacing w:line="360" w:lineRule="auto" w:after="0" w:before="0"/>
         <w:ind w:firstLine="709"/>
         <w:jc w:val="both"/>
       </w:pPr>
@@ -1956,12 +2570,12 @@
           <w:rFonts w:ascii="Times New Roman" w:hAnsi="Times New Roman"/>
           <w:sz w:val="28"/>
         </w:rPr>
-        <w:t>Целостность ключей. Запись во Flash защищена контрольной суммой CRC-32; при загрузке устройства проверяется и при повреждении считается отсутствующей (CMD_GET_PUBKEY вернёт ERR_NO_KEY).</w:t>
+        <w:t>Защищённость RNG. Источник энтропии формируется программно из нескольких независимых компонентов (UID, таймеры, АЦП). Сырые байты пропускаются через belt-hash, что криптостойко при ≥ 128 битах истинной энтропии.</w:t>
       </w:r>
     </w:p>
     <w:p>
       <w:pPr>
-        <w:spacing w:line="360" w:lineRule="auto"/>
+        <w:spacing w:line="360" w:lineRule="auto" w:after="0" w:before="0"/>
         <w:ind w:firstLine="709"/>
         <w:jc w:val="both"/>
       </w:pPr>
@@ -1970,12 +2584,12 @@
           <w:rFonts w:ascii="Times New Roman" w:hAnsi="Times New Roman"/>
           <w:sz w:val="28"/>
         </w:rPr>
-        <w:t>Защищённость RNG. Источник энтропии формируется программно из нескольких независимых компонентов (UID, таймеры, АЦП). Все собранные байты пропускаются через belt-hash, что криптостойко при не менее 128 битах истинной энтропии в исходной строке.</w:t>
+        <w:t>Защита от подмены команд. Устройство защищает ключ, но не контролирует семантику подписываемых данных. Митигация — PIN или физическая кнопка подтверждения (перспективное расширение).</w:t>
       </w:r>
     </w:p>
     <w:p>
       <w:pPr>
-        <w:spacing w:line="360" w:lineRule="auto"/>
+        <w:spacing w:line="360" w:lineRule="auto" w:after="0" w:before="0"/>
         <w:ind w:firstLine="709"/>
         <w:jc w:val="both"/>
       </w:pPr>
@@ -1984,12 +2598,12 @@
           <w:rFonts w:ascii="Times New Roman" w:hAnsi="Times New Roman"/>
           <w:sz w:val="28"/>
         </w:rPr>
-        <w:t>Защищённость от подмены команд. Устройство защищает закрытый ключ, но не контролирует семантику подписываемых данных. Митигация — PIN-код или физическая кнопка подтверждения (перспективное расширение).</w:t>
+        <w:t>Защита от побочных каналов. belt в bee2 — минимизированная утечка по таймингу. bignSign2 в детерминированном режиме исключает зависимость от RNG. Полный EMA/SPA/DPA-анализ — за рамками работы.</w:t>
       </w:r>
     </w:p>
     <w:p>
       <w:pPr>
-        <w:spacing w:line="360" w:lineRule="auto"/>
+        <w:spacing w:line="360" w:lineRule="auto" w:after="0" w:before="0"/>
         <w:ind w:firstLine="709"/>
         <w:jc w:val="both"/>
       </w:pPr>
@@ -1998,21 +2612,7 @@
           <w:rFonts w:ascii="Times New Roman" w:hAnsi="Times New Roman"/>
           <w:sz w:val="28"/>
         </w:rPr>
-        <w:t>Защита от анализа побочных каналов. Реализация belt в bee2 имеет минимизированную утечку по таймингу. bignSign2 в детерминированном режиме исключает зависимость от внешнего RNG, что устойчиво к атаке повторного использования параметра k. Полный анализ EMA/SPA/DPA — за рамками работы.</w:t>
-      </w:r>
-    </w:p>
-    <w:p>
-      <w:pPr>
-        <w:spacing w:line="360" w:lineRule="auto"/>
-        <w:ind w:firstLine="709"/>
-        <w:jc w:val="both"/>
-      </w:pPr>
-      <w:r>
-        <w:rPr>
-          <w:rFonts w:ascii="Times New Roman" w:hAnsi="Times New Roman"/>
-          <w:sz w:val="28"/>
-        </w:rPr>
-        <w:t>Защита от считывания прошивки. Микроконтроллер поддерживает Read-out Protection уровней 0/1/2; уровень 1 в производственной прошивке предотвращает чтение Flash через JTAG/SWD. Для учебной отладки RDP не устанавливается.</w:t>
+        <w:t>Защита от считывания прошивки. STM32F103 поддерживает Read-out Protection 0/1/2; уровень 1 в производственной версии предотвращает чтение Flash через JTAG/SWD. Для учебной отладки RDP не устанавливается.</w:t>
       </w:r>
     </w:p>
     <w:p>
@@ -2067,19 +2667,6 @@
     </w:p>
     <w:p>
       <w:pPr>
-        <w:spacing w:line="360" w:lineRule="auto"/>
-        <w:ind w:firstLine="709"/>
-        <w:jc w:val="both"/>
-      </w:pPr>
-      <w:r>
-        <w:rPr>
-          <w:rFonts w:ascii="Times New Roman" w:hAnsi="Times New Roman"/>
-          <w:sz w:val="28"/>
-        </w:rPr>
-      </w:r>
-    </w:p>
-    <w:p>
-      <w:pPr>
         <w:spacing w:line="360" w:lineRule="auto" w:before="120" w:after="120"/>
         <w:ind w:firstLine="0"/>
         <w:jc w:val="left"/>
@@ -2095,7 +2682,7 @@
     </w:p>
     <w:p>
       <w:pPr>
-        <w:spacing w:line="360" w:lineRule="auto"/>
+        <w:spacing w:line="360" w:lineRule="auto" w:after="0" w:before="0"/>
         <w:ind w:firstLine="709"/>
         <w:jc w:val="both"/>
       </w:pPr>
@@ -2104,12 +2691,12 @@
           <w:rFonts w:ascii="Times New Roman" w:hAnsi="Times New Roman"/>
           <w:sz w:val="28"/>
         </w:rPr>
-        <w:t>К наиболее распространённым аппаратным криптоустройствам с USB-интерфейсом относятся USB-токены (eToken, JaCarta, Rutoken, АвестКлюч), смарт-карты с USB-считывателями, USB-ключи защиты ПО (Sentinel HASP, Guardant), HSM в USB-исполнении. Все эти устройства строятся по схожей архитектуре: специализированный микроконтроллер с защищённой памятью выполняет криптооперации по командам ПК.</w:t>
+        <w:t>Распространённые аппаратные криптоустройства с USB-интерфейсом: USB-токены (eToken, JaCarta, Rutoken, АвестКлюч), смарт-карты с USB-считывателями, USB-ключи защиты ПО (Sentinel HASP, Guardant), HSM в USB-исполнении. Архитектура схожая: специализированный микроконтроллер с защищённой памятью выполняет криптооперации по командам ПК.</w:t>
       </w:r>
     </w:p>
     <w:p>
       <w:pPr>
-        <w:spacing w:line="360" w:lineRule="auto"/>
+        <w:spacing w:line="360" w:lineRule="auto" w:after="0" w:before="0"/>
         <w:ind w:firstLine="709"/>
         <w:jc w:val="both"/>
       </w:pPr>
@@ -2118,12 +2705,12 @@
           <w:rFonts w:ascii="Times New Roman" w:hAnsi="Times New Roman"/>
           <w:sz w:val="28"/>
         </w:rPr>
-        <w:t>USB-токены — самый массовый класс. Применяются для аутентификации, формирования квалифицированной ЭЦП, защищённого хранения паролей и ключей. Производители в Беларуси и СНГ: Актив-Софт (Rutoken), Aladdin R.D. (JaCarta GOST, JaCarta PKI/BIO), НПУП «АГАТ-СИСТЕМ» (АвестКлюч 5, АвестКлюч 6). Эти устройства сертифицированы ОАЦ при Президенте Республики Беларусь для применения в государственных информационных системах.</w:t>
+        <w:t>USB-токены — самый массовый класс. Применяются для аутентификации, формирования квалифицированной ЭЦП, защищённого хранения паролей. Производители в Беларуси и СНГ: Актив-Софт (Rutoken), Aladdin R.D. (JaCarta GOST, JaCarta PKI/BIO), НПУП «АГАТ-СИСТЕМ» (АвестКлюч 5, АвестКлюч 6). Эти устройства сертифицированы ОАЦ при Президенте Республики Беларусь для применения в государственных информационных системах.</w:t>
       </w:r>
     </w:p>
     <w:p>
       <w:pPr>
-        <w:spacing w:line="360" w:lineRule="auto"/>
+        <w:spacing w:line="360" w:lineRule="auto" w:after="0" w:before="0"/>
         <w:ind w:firstLine="709"/>
         <w:jc w:val="both"/>
       </w:pPr>
@@ -2132,12 +2719,12 @@
           <w:rFonts w:ascii="Times New Roman" w:hAnsi="Times New Roman"/>
           <w:sz w:val="28"/>
         </w:rPr>
-        <w:t>Технически большинство USB-токенов построены на специализированных кристаллах смарт-карт (NXP SmartMX, Infineon SLE 78, Atmel ATSAM) с физической защитой (active mesh, voltage/clock glitch detectors). Программная среда — JavaCard, MULTOS или собственные ОС производителей. Логически работают по APDU (ISO/IEC 7816-4), туннелируемому через USB CCID.</w:t>
+        <w:t>Технически большинство USB-токенов построены на специализированных кристаллах смарт-карт (NXP SmartMX, Infineon SLE 78, Atmel ATSAM) с физической защитой. Программная среда — JavaCard, MULTOS или собственные ОС. Логически работают по APDU (ISO/IEC 7816-4), туннелируемому через USB CCID.</w:t>
       </w:r>
     </w:p>
     <w:p>
       <w:pPr>
-        <w:spacing w:line="360" w:lineRule="auto"/>
+        <w:spacing w:line="360" w:lineRule="auto" w:after="0" w:before="0"/>
         <w:ind w:firstLine="709"/>
         <w:jc w:val="both"/>
       </w:pPr>
@@ -2146,12 +2733,12 @@
           <w:rFonts w:ascii="Times New Roman" w:hAnsi="Times New Roman"/>
           <w:sz w:val="28"/>
         </w:rPr>
-        <w:t>Аппаратные модули безопасности (HSM): Thales Luna, Utimaco CryptoServer, Entrust nShield, белорусский «Криптотех». Обычно сетевые или PCIe; USB-исполнение (Thales Luna Backup HSM USB G5, YubiHSM 2) встречается реже.</w:t>
+        <w:t>Аппаратные модули безопасности (HSM): Thales Luna, Utimaco CryptoServer, Entrust nShield, «Криптотех». Обычно сетевые или PCIe; USB-исполнение (Luna Backup HSM USB G5, YubiHSM 2) встречается реже.</w:t>
       </w:r>
     </w:p>
     <w:p>
       <w:pPr>
-        <w:spacing w:line="360" w:lineRule="auto"/>
+        <w:spacing w:line="360" w:lineRule="auto" w:after="0" w:before="0"/>
         <w:ind w:firstLine="709"/>
         <w:jc w:val="both"/>
       </w:pPr>
@@ -2160,12 +2747,12 @@
           <w:rFonts w:ascii="Times New Roman" w:hAnsi="Times New Roman"/>
           <w:sz w:val="28"/>
         </w:rPr>
-        <w:t>Аппаратные кошельки криптовалют (Ledger Nano, Trezor) — близкий по архитектуре класс. Ledger использует ST33, Trezor — STM32F2 с программной защитой. К стандартам СТБ не относятся, но архитектурно близки к разрабатываемому модулю.</w:t>
+        <w:t>Аппаратные кошельки криптовалют (Ledger Nano на ST33, Trezor на STM32F2) — близкий по архитектуре класс. К стандартам СТБ не относятся, но архитектурно близки к разрабатываемому модулю.</w:t>
       </w:r>
     </w:p>
     <w:p>
       <w:pPr>
-        <w:spacing w:line="360" w:lineRule="auto"/>
+        <w:spacing w:line="360" w:lineRule="auto" w:after="0" w:before="0"/>
         <w:ind w:firstLine="709"/>
         <w:jc w:val="both"/>
       </w:pPr>
@@ -2194,7 +2781,7 @@
     </w:p>
     <w:p>
       <w:pPr>
-        <w:spacing w:line="360" w:lineRule="auto"/>
+        <w:spacing w:line="360" w:lineRule="auto" w:after="0" w:before="0"/>
         <w:ind w:firstLine="709"/>
         <w:jc w:val="both"/>
       </w:pPr>
@@ -2203,12 +2790,12 @@
           <w:rFonts w:ascii="Times New Roman" w:hAnsi="Times New Roman"/>
           <w:sz w:val="28"/>
         </w:rPr>
-        <w:t>Программные и программно-аппаратные средства, реализующие СТБ 34.101.31 и СТБ 34.101.45, представлены в Беларуси несколькими ключевыми решениями.</w:t>
+        <w:t>Программные и программно-аппаратные средства, реализующие СТБ 34.101.31 и СТБ 34.101.45, в Беларуси представлены несколькими ключевыми решениями.</w:t>
       </w:r>
     </w:p>
     <w:p>
       <w:pPr>
-        <w:spacing w:line="360" w:lineRule="auto"/>
+        <w:spacing w:line="360" w:lineRule="auto" w:after="0" w:before="0"/>
         <w:ind w:firstLine="709"/>
         <w:jc w:val="both"/>
       </w:pPr>
@@ -2217,12 +2804,12 @@
           <w:rFonts w:ascii="Times New Roman" w:hAnsi="Times New Roman"/>
           <w:sz w:val="28"/>
         </w:rPr>
-        <w:t>Свободная библиотека bee2 (github.com/agievich/bee2), разработанная под руководством С. В. Агиевича. Распространяется под Apache 2.0. Поддерживает все алгоритмы СТБ 34.101.31/45/47/66/79. Написана на ISO C99 без зависимостей; подходит и для серверов, и для встраиваемых устройств. Выбрана криптоядром разрабатываемого комплекса.</w:t>
+        <w:t>Bee2 (github.com/agievich/bee2, Apache 2.0) — свободная библиотека под руководством С. В. Агиевича. Поддерживает СТБ 34.101.31/45/47/66/79. Написана на ISO C99 без зависимостей; подходит для серверов и встраиваемых устройств. Выбрана криптоядром прошивки.</w:t>
       </w:r>
     </w:p>
     <w:p>
       <w:pPr>
-        <w:spacing w:line="360" w:lineRule="auto"/>
+        <w:spacing w:line="360" w:lineRule="auto" w:after="0" w:before="0"/>
         <w:ind w:firstLine="709"/>
         <w:jc w:val="both"/>
       </w:pPr>
@@ -2231,12 +2818,12 @@
           <w:rFonts w:ascii="Times New Roman" w:hAnsi="Times New Roman"/>
           <w:sz w:val="28"/>
         </w:rPr>
-        <w:t>Программный криптокомплекс «АВЕСТ» (НПУП «АГАТ-СИСТЕМ»). Сертифицированный продукт, включает криптопровайдер для Windows, библиотеки прикладного программирования, утилиты управления ключами, средства интеграции с СМДО. Используется в государственных учреждениях.</w:t>
+        <w:t>Криптокомплекс «АВЕСТ» (НПУП «АГАТ-СИСТЕМ») — сертифицированный продукт с криптопровайдером для Windows, утилитами управления ключами, средствами интеграции с СМДО. Применяется в государственных учреждениях.</w:t>
       </w:r>
     </w:p>
     <w:p>
       <w:pPr>
-        <w:spacing w:line="360" w:lineRule="auto"/>
+        <w:spacing w:line="360" w:lineRule="auto" w:after="0" w:before="0"/>
         <w:ind w:firstLine="709"/>
         <w:jc w:val="both"/>
       </w:pPr>
@@ -2245,12 +2832,12 @@
           <w:rFonts w:ascii="Times New Roman" w:hAnsi="Times New Roman"/>
           <w:sz w:val="28"/>
         </w:rPr>
-        <w:t>Программно-аппаратный комплекс «АвестКлюч» (НПУП «АГАТ-СИСТЕМ»). USB-токен на специализированном кристалле, реализующий полный цикл bign-sign и хранение сертификатов в защищённом контейнере. Поддерживает PKCS#11. Применяется при работе с электронным правительством, налоговой отчётностью, банковскими операциями.</w:t>
+        <w:t>USB-токен «АвестКлюч» (АГАТ-СИСТЕМ) — реализует полный цикл bign-sign, хранит сертификаты в защищённом контейнере, поддерживает PKCS#11. Применяется в электронном правительстве, налоговой отчётности, банковских операциях.</w:t>
       </w:r>
     </w:p>
     <w:p>
       <w:pPr>
-        <w:spacing w:line="360" w:lineRule="auto"/>
+        <w:spacing w:line="360" w:lineRule="auto" w:after="0" w:before="0"/>
         <w:ind w:firstLine="709"/>
         <w:jc w:val="both"/>
       </w:pPr>
@@ -2259,12 +2846,12 @@
           <w:rFonts w:ascii="Times New Roman" w:hAnsi="Times New Roman"/>
           <w:sz w:val="28"/>
         </w:rPr>
-        <w:t>Открытая клиентская библиотека belt-py — реализация belt и belt-hash на чистом Python. В настоящей работе аналогичная функциональность реализована собственным модулем belt_hash.py с прохождением тестовых векторов СТБ 34.101.31-2020 (приложение А).</w:t>
+        <w:t>Свободная belt-py — реализация belt и belt-hash на Python. Аналогичная функциональность реализована собственным модулем belt_hash.py с прохождением тестовых векторов СТБ 34.101.31-2020 (приложение А).</w:t>
       </w:r>
     </w:p>
     <w:p>
       <w:pPr>
-        <w:spacing w:line="360" w:lineRule="auto"/>
+        <w:spacing w:line="360" w:lineRule="auto" w:after="0" w:before="0"/>
         <w:ind w:firstLine="709"/>
         <w:jc w:val="both"/>
       </w:pPr>
@@ -2273,26 +2860,12 @@
           <w:rFonts w:ascii="Times New Roman" w:hAnsi="Times New Roman"/>
           <w:sz w:val="28"/>
         </w:rPr>
-        <w:t>Криптографическая библиотека LibAkrypt (российский проект) — открытая, реализует в т. ч. belt и belt-hash, но не сертифицирована в Беларуси.</w:t>
+        <w:t>PKCS#11 — стандарт API «токена». Сертифицированные USB-токены поставляются с PKCS#11-провайдером, обеспечивая совместимость с Firefox, Acrobat, MS Office. В учебном комплексе PKCS#11 не реализован — обмен ведётся через собственный бинарный протокол; реализация — перспектива развития.</w:t>
       </w:r>
     </w:p>
     <w:p>
       <w:pPr>
-        <w:spacing w:line="360" w:lineRule="auto"/>
-        <w:ind w:firstLine="709"/>
-        <w:jc w:val="both"/>
-      </w:pPr>
-      <w:r>
-        <w:rPr>
-          <w:rFonts w:ascii="Times New Roman" w:hAnsi="Times New Roman"/>
-          <w:sz w:val="28"/>
-        </w:rPr>
-        <w:t>Промежуточный слой PKCS#11 описывает абстракцию «токена». Сертифицированные USB-токены поставляются с PKCS#11-провайдером, обеспечивающим совместимость с Mozilla Firefox, Adobe Acrobat, MS Office. В разрабатываемом учебном комплексе PKCS#11 не реализован — обмен ведётся через собственный бинарный протокол; реализация PKCS#11-провайдера — перспектива развития.</w:t>
-      </w:r>
-    </w:p>
-    <w:p>
-      <w:pPr>
-        <w:spacing w:line="360" w:lineRule="auto"/>
+        <w:spacing w:line="360" w:lineRule="auto" w:after="0" w:before="0"/>
         <w:ind w:firstLine="709"/>
         <w:jc w:val="both"/>
       </w:pPr>
@@ -2321,7 +2894,7 @@
     </w:p>
     <w:p>
       <w:pPr>
-        <w:spacing w:line="360" w:lineRule="auto"/>
+        <w:spacing w:line="360" w:lineRule="auto" w:after="0" w:before="0"/>
         <w:ind w:firstLine="709"/>
         <w:jc w:val="both"/>
       </w:pPr>
@@ -2335,7 +2908,7 @@
     </w:p>
     <w:p>
       <w:pPr>
-        <w:spacing w:line="360" w:lineRule="auto"/>
+        <w:spacing w:line="360" w:lineRule="auto" w:after="0" w:before="0"/>
         <w:ind w:firstLine="709"/>
         <w:jc w:val="both"/>
       </w:pPr>
@@ -2344,12 +2917,12 @@
           <w:rFonts w:ascii="Times New Roman" w:hAnsi="Times New Roman"/>
           <w:sz w:val="28"/>
         </w:rPr>
-        <w:t>По типу аппаратной платформы выделяются: 1) специализированные кристаллы безопасности (NXP SmartMX, Infineon SLE 78, ST33, ATECC608A) с физической защитой, аппаратными RNG и сопроцессорами для RSA/ECC; применяются в банковских картах, паспортах, профессиональных USB-токенах; 2) общепользовательские микроконтроллеры с программной реализацией (STM32, NXP LPC) — без специализированной защиты, но обеспечивают приемлемый уровень при правильной конфигурации RDP; к этому классу относится разрабатываемый комплекс; 3) защищённые анклавы в составе процессора (Intel SGX, AMD SEV, ARM TrustZone-A); 4) аппаратные ускорители (Intel QuickAssist, Cavium Nitrox) — серверные сопроцессоры.</w:t>
+        <w:t>По типу аппаратной платформы: специализированные кристаллы безопасности (NXP SmartMX, Infineon SLE 78, ST33, ATECC608A) с физической защитой и сопроцессорами для RSA/ECC — применяются в банковских картах, паспортах, профессиональных USB-токенах; общепользовательские микроконтроллеры с программной реализацией (STM32, NXP LPC) — без специализированной защиты, но обеспечивают приемлемый уровень при правильной конфигурации RDP (класс разрабатываемого комплекса); защищённые анклавы (Intel SGX, ARM TrustZone); аппаратные ускорители (серверные сопроцессоры).</w:t>
       </w:r>
     </w:p>
     <w:p>
       <w:pPr>
-        <w:spacing w:line="360" w:lineRule="auto"/>
+        <w:spacing w:line="360" w:lineRule="auto" w:after="0" w:before="0"/>
         <w:ind w:firstLine="709"/>
         <w:jc w:val="both"/>
       </w:pPr>
@@ -2358,12 +2931,12 @@
           <w:rFonts w:ascii="Times New Roman" w:hAnsi="Times New Roman"/>
           <w:sz w:val="28"/>
         </w:rPr>
-        <w:t>По способу взаимодействия с ПК: USB CCID/APDU (профессиональные смарт-карты и токены), USB CDC (виртуальный COM-порт, удобен для прототипов — выбран в работе), USB HID (Yubikey, без установки драйверов), сетевые HSM (TCP/IP), PCIe-устройства.</w:t>
+        <w:t>По способу взаимодействия с ПК: USB CCID/APDU (смарт-карты), USB CDC (виртуальный COM-порт, выбран в работе), USB HID (Yubikey), сетевые HSM (TCP/IP), PCIe.</w:t>
       </w:r>
     </w:p>
     <w:p>
       <w:pPr>
-        <w:spacing w:line="360" w:lineRule="auto"/>
+        <w:spacing w:line="360" w:lineRule="auto" w:after="0" w:before="0"/>
         <w:ind w:firstLine="709"/>
         <w:jc w:val="both"/>
       </w:pPr>
@@ -2372,12 +2945,12 @@
           <w:rFonts w:ascii="Times New Roman" w:hAnsi="Times New Roman"/>
           <w:sz w:val="28"/>
         </w:rPr>
-        <w:t>По наборам алгоритмов современные сертифицированные средства реализуют belt в режимах ECB/CBC/CTR, belt-hash, bign-sign/verify b = 128; дополнительно — DWP/KWP, belt-pbkdf, bake. Профессиональные средства поддерживают также RSA, ECDSA на NIST P-256/P-384, AES, SHA-2/3 для совместимости с международной PKI.</w:t>
+        <w:t>По наборам алгоритмов сертифицированные средства СТБ реализуют belt в ECB/CBC/CTR, belt-hash, bign-sign/verify b = 128; дополнительно — DWP/KWP, belt-pbkdf, bake. Профессиональные средства поддерживают также RSA, ECDSA, AES, SHA-2/3.</w:t>
       </w:r>
     </w:p>
     <w:p>
       <w:pPr>
-        <w:spacing w:line="360" w:lineRule="auto"/>
+        <w:spacing w:line="360" w:lineRule="auto" w:after="0" w:before="0"/>
         <w:ind w:firstLine="709"/>
         <w:jc w:val="both"/>
       </w:pPr>
@@ -2386,12 +2959,12 @@
           <w:rFonts w:ascii="Times New Roman" w:hAnsi="Times New Roman"/>
           <w:sz w:val="28"/>
         </w:rPr>
-        <w:t>По форме программного интерфейса: PKCS#11 (Cryptoki) — стандартизованный, поддерживается большинством коммерческих устройств; Microsoft CSP/CNG — для Windows; OpenSSL Engine; проприетарные SDK; бинарный протокол поверх UART/USB CDC — для прототипов.</w:t>
+        <w:t>По форме программного интерфейса: PKCS#11 — стандартизованный; Microsoft CSP/CNG — для Windows; OpenSSL Engine; проприетарные SDK; бинарный протокол поверх UART/USB CDC — для прототипов.</w:t>
       </w:r>
     </w:p>
     <w:p>
       <w:pPr>
-        <w:spacing w:line="360" w:lineRule="auto"/>
+        <w:spacing w:line="360" w:lineRule="auto" w:after="0" w:before="0"/>
         <w:ind w:firstLine="709"/>
         <w:jc w:val="both"/>
       </w:pPr>
@@ -2400,7 +2973,7 @@
           <w:rFonts w:ascii="Times New Roman" w:hAnsi="Times New Roman"/>
           <w:sz w:val="28"/>
         </w:rPr>
-        <w:t>В работе использованы архитектурные решения: модель «терминал — устройство» (как в смарт-картах); разделение ответственности «ПК хэширует, устройство — операция с приватным ключом» (как в Ledger); хранение ключа в Flash с CRC (как в Trezor); использование верифицированной bee2 (как в сертифицированных средствах СТБ); USB CDC ACM в качестве транспорта. Совокупность делает комплекс архитектурно близким к промышленным образцам.</w:t>
+        <w:t>В работе использованы: модель «терминал — устройство»; разделение «ПК хэширует, устройство — операция с приватным ключом»; хранение ключа в Flash с CRC; bee2; USB CDC ACM. Это делает комплекс архитектурно близким к промышленным образцам.</w:t>
       </w:r>
     </w:p>
     <w:p>
@@ -2420,7 +2993,7 @@
     </w:p>
     <w:p>
       <w:pPr>
-        <w:spacing w:line="360" w:lineRule="auto"/>
+        <w:spacing w:line="360" w:lineRule="auto" w:after="0" w:before="0"/>
         <w:ind w:firstLine="709"/>
         <w:jc w:val="both"/>
       </w:pPr>
@@ -2429,12 +3002,12 @@
           <w:rFonts w:ascii="Times New Roman" w:hAnsi="Times New Roman"/>
           <w:sz w:val="28"/>
         </w:rPr>
-        <w:t>Сравнение разрабатываемого комплекса с существующими решениями приведено в таблице 3.1 по критериям: алгоритмы, форм-фактор, сертификация, интерфейс, открытость.</w:t>
+        <w:t>Сравнение разрабатываемого комплекса с существующими решениями приведено в таблице 3.1.</w:t>
       </w:r>
     </w:p>
     <w:p>
       <w:pPr>
-        <w:spacing w:line="360" w:lineRule="auto"/>
+        <w:spacing w:line="360" w:lineRule="auto" w:after="0" w:before="0"/>
         <w:ind w:firstLine="709"/>
         <w:jc w:val="both"/>
       </w:pPr>
@@ -2446,9 +3019,885 @@
         <w:t>Таблица 3.1 — Сравнение программно-аппаратных средств с поддержкой СТБ</w:t>
       </w:r>
     </w:p>
+    <w:tbl>
+      <w:tblPr>
+        <w:tblStyle w:val="TableGrid"/>
+        <w:tblW w:type="auto" w:w="0"/>
+        <w:jc w:val="center"/>
+        <w:tblLook w:firstColumn="1" w:firstRow="1" w:lastColumn="0" w:lastRow="0" w:noHBand="0" w:noVBand="1" w:val="04A0"/>
+      </w:tblPr>
+      <w:tblGrid>
+        <w:gridCol w:w="1606"/>
+        <w:gridCol w:w="1606"/>
+        <w:gridCol w:w="1606"/>
+        <w:gridCol w:w="1606"/>
+        <w:gridCol w:w="1606"/>
+        <w:gridCol w:w="1606"/>
+      </w:tblGrid>
+      <w:tr>
+        <w:tc>
+          <w:tcPr>
+            <w:tcW w:type="dxa" w:w="1606"/>
+          </w:tcPr>
+          <w:p>
+            <w:pPr>
+              <w:spacing w:line="240" w:lineRule="auto" w:after="0"/>
+              <w:ind w:firstLine="0"/>
+              <w:jc w:val="left"/>
+            </w:pPr>
+            <w:r/>
+            <w:r>
+              <w:rPr>
+                <w:rFonts w:ascii="Times New Roman" w:hAnsi="Times New Roman"/>
+                <w:b/>
+                <w:sz w:val="24"/>
+              </w:rPr>
+              <w:t>Решение</w:t>
+            </w:r>
+          </w:p>
+        </w:tc>
+        <w:tc>
+          <w:tcPr>
+            <w:tcW w:type="dxa" w:w="1606"/>
+          </w:tcPr>
+          <w:p>
+            <w:pPr>
+              <w:spacing w:line="240" w:lineRule="auto" w:after="0"/>
+              <w:ind w:firstLine="0"/>
+              <w:jc w:val="left"/>
+            </w:pPr>
+            <w:r/>
+            <w:r>
+              <w:rPr>
+                <w:rFonts w:ascii="Times New Roman" w:hAnsi="Times New Roman"/>
+                <w:b/>
+                <w:sz w:val="24"/>
+              </w:rPr>
+              <w:t>Алгоритмы СТБ</w:t>
+            </w:r>
+          </w:p>
+        </w:tc>
+        <w:tc>
+          <w:tcPr>
+            <w:tcW w:type="dxa" w:w="1606"/>
+          </w:tcPr>
+          <w:p>
+            <w:pPr>
+              <w:spacing w:line="240" w:lineRule="auto" w:after="0"/>
+              <w:ind w:firstLine="0"/>
+              <w:jc w:val="left"/>
+            </w:pPr>
+            <w:r/>
+            <w:r>
+              <w:rPr>
+                <w:rFonts w:ascii="Times New Roman" w:hAnsi="Times New Roman"/>
+                <w:b/>
+                <w:sz w:val="24"/>
+              </w:rPr>
+              <w:t>Форм-фактор</w:t>
+            </w:r>
+          </w:p>
+        </w:tc>
+        <w:tc>
+          <w:tcPr>
+            <w:tcW w:type="dxa" w:w="1606"/>
+          </w:tcPr>
+          <w:p>
+            <w:pPr>
+              <w:spacing w:line="240" w:lineRule="auto" w:after="0"/>
+              <w:ind w:firstLine="0"/>
+              <w:jc w:val="left"/>
+            </w:pPr>
+            <w:r/>
+            <w:r>
+              <w:rPr>
+                <w:rFonts w:ascii="Times New Roman" w:hAnsi="Times New Roman"/>
+                <w:b/>
+                <w:sz w:val="24"/>
+              </w:rPr>
+              <w:t>Сертификация</w:t>
+            </w:r>
+          </w:p>
+        </w:tc>
+        <w:tc>
+          <w:tcPr>
+            <w:tcW w:type="dxa" w:w="1606"/>
+          </w:tcPr>
+          <w:p>
+            <w:pPr>
+              <w:spacing w:line="240" w:lineRule="auto" w:after="0"/>
+              <w:ind w:firstLine="0"/>
+              <w:jc w:val="left"/>
+            </w:pPr>
+            <w:r/>
+            <w:r>
+              <w:rPr>
+                <w:rFonts w:ascii="Times New Roman" w:hAnsi="Times New Roman"/>
+                <w:b/>
+                <w:sz w:val="24"/>
+              </w:rPr>
+              <w:t>Интерфейс</w:t>
+            </w:r>
+          </w:p>
+        </w:tc>
+        <w:tc>
+          <w:tcPr>
+            <w:tcW w:type="dxa" w:w="1606"/>
+          </w:tcPr>
+          <w:p>
+            <w:pPr>
+              <w:spacing w:line="240" w:lineRule="auto" w:after="0"/>
+              <w:ind w:firstLine="0"/>
+              <w:jc w:val="left"/>
+            </w:pPr>
+            <w:r/>
+            <w:r>
+              <w:rPr>
+                <w:rFonts w:ascii="Times New Roman" w:hAnsi="Times New Roman"/>
+                <w:b/>
+                <w:sz w:val="24"/>
+              </w:rPr>
+              <w:t>Открытость</w:t>
+            </w:r>
+          </w:p>
+        </w:tc>
+      </w:tr>
+      <w:tr>
+        <w:tc>
+          <w:tcPr>
+            <w:tcW w:type="dxa" w:w="1606"/>
+          </w:tcPr>
+          <w:p>
+            <w:pPr>
+              <w:spacing w:line="240" w:lineRule="auto" w:after="0"/>
+              <w:ind w:firstLine="0"/>
+              <w:jc w:val="left"/>
+            </w:pPr>
+            <w:r/>
+            <w:r>
+              <w:rPr>
+                <w:rFonts w:ascii="Times New Roman" w:hAnsi="Times New Roman"/>
+                <w:sz w:val="24"/>
+              </w:rPr>
+              <w:t>АвестКлюч 6</w:t>
+            </w:r>
+          </w:p>
+        </w:tc>
+        <w:tc>
+          <w:tcPr>
+            <w:tcW w:type="dxa" w:w="1606"/>
+          </w:tcPr>
+          <w:p>
+            <w:pPr>
+              <w:spacing w:line="240" w:lineRule="auto" w:after="0"/>
+              <w:ind w:firstLine="0"/>
+              <w:jc w:val="left"/>
+            </w:pPr>
+            <w:r/>
+            <w:r>
+              <w:rPr>
+                <w:rFonts w:ascii="Times New Roman" w:hAnsi="Times New Roman"/>
+                <w:sz w:val="24"/>
+              </w:rPr>
+              <w:t>34.101.31/45/66</w:t>
+            </w:r>
+          </w:p>
+        </w:tc>
+        <w:tc>
+          <w:tcPr>
+            <w:tcW w:type="dxa" w:w="1606"/>
+          </w:tcPr>
+          <w:p>
+            <w:pPr>
+              <w:spacing w:line="240" w:lineRule="auto" w:after="0"/>
+              <w:ind w:firstLine="0"/>
+              <w:jc w:val="left"/>
+            </w:pPr>
+            <w:r/>
+            <w:r>
+              <w:rPr>
+                <w:rFonts w:ascii="Times New Roman" w:hAnsi="Times New Roman"/>
+                <w:sz w:val="24"/>
+              </w:rPr>
+              <w:t>USB-токен</w:t>
+            </w:r>
+          </w:p>
+        </w:tc>
+        <w:tc>
+          <w:tcPr>
+            <w:tcW w:type="dxa" w:w="1606"/>
+          </w:tcPr>
+          <w:p>
+            <w:pPr>
+              <w:spacing w:line="240" w:lineRule="auto" w:after="0"/>
+              <w:ind w:firstLine="0"/>
+              <w:jc w:val="left"/>
+            </w:pPr>
+            <w:r/>
+            <w:r>
+              <w:rPr>
+                <w:rFonts w:ascii="Times New Roman" w:hAnsi="Times New Roman"/>
+                <w:sz w:val="24"/>
+              </w:rPr>
+              <w:t>СТБ, ОАЦ</w:t>
+            </w:r>
+          </w:p>
+        </w:tc>
+        <w:tc>
+          <w:tcPr>
+            <w:tcW w:type="dxa" w:w="1606"/>
+          </w:tcPr>
+          <w:p>
+            <w:pPr>
+              <w:spacing w:line="240" w:lineRule="auto" w:after="0"/>
+              <w:ind w:firstLine="0"/>
+              <w:jc w:val="left"/>
+            </w:pPr>
+            <w:r/>
+            <w:r>
+              <w:rPr>
+                <w:rFonts w:ascii="Times New Roman" w:hAnsi="Times New Roman"/>
+                <w:sz w:val="24"/>
+              </w:rPr>
+              <w:t>PKCS#11</w:t>
+            </w:r>
+          </w:p>
+        </w:tc>
+        <w:tc>
+          <w:tcPr>
+            <w:tcW w:type="dxa" w:w="1606"/>
+          </w:tcPr>
+          <w:p>
+            <w:pPr>
+              <w:spacing w:line="240" w:lineRule="auto" w:after="0"/>
+              <w:ind w:firstLine="0"/>
+              <w:jc w:val="left"/>
+            </w:pPr>
+            <w:r/>
+            <w:r>
+              <w:rPr>
+                <w:rFonts w:ascii="Times New Roman" w:hAnsi="Times New Roman"/>
+                <w:sz w:val="24"/>
+              </w:rPr>
+              <w:t>закрытое</w:t>
+            </w:r>
+          </w:p>
+        </w:tc>
+      </w:tr>
+      <w:tr>
+        <w:tc>
+          <w:tcPr>
+            <w:tcW w:type="dxa" w:w="1606"/>
+          </w:tcPr>
+          <w:p>
+            <w:pPr>
+              <w:spacing w:line="240" w:lineRule="auto" w:after="0"/>
+              <w:ind w:firstLine="0"/>
+              <w:jc w:val="left"/>
+            </w:pPr>
+            <w:r/>
+            <w:r>
+              <w:rPr>
+                <w:rFonts w:ascii="Times New Roman" w:hAnsi="Times New Roman"/>
+                <w:sz w:val="24"/>
+              </w:rPr>
+              <w:t>Rutoken ЭЦП 2.0</w:t>
+            </w:r>
+          </w:p>
+        </w:tc>
+        <w:tc>
+          <w:tcPr>
+            <w:tcW w:type="dxa" w:w="1606"/>
+          </w:tcPr>
+          <w:p>
+            <w:pPr>
+              <w:spacing w:line="240" w:lineRule="auto" w:after="0"/>
+              <w:ind w:firstLine="0"/>
+              <w:jc w:val="left"/>
+            </w:pPr>
+            <w:r/>
+            <w:r>
+              <w:rPr>
+                <w:rFonts w:ascii="Times New Roman" w:hAnsi="Times New Roman"/>
+                <w:sz w:val="24"/>
+              </w:rPr>
+              <w:t>34.101.31/45</w:t>
+            </w:r>
+          </w:p>
+        </w:tc>
+        <w:tc>
+          <w:tcPr>
+            <w:tcW w:type="dxa" w:w="1606"/>
+          </w:tcPr>
+          <w:p>
+            <w:pPr>
+              <w:spacing w:line="240" w:lineRule="auto" w:after="0"/>
+              <w:ind w:firstLine="0"/>
+              <w:jc w:val="left"/>
+            </w:pPr>
+            <w:r/>
+            <w:r>
+              <w:rPr>
+                <w:rFonts w:ascii="Times New Roman" w:hAnsi="Times New Roman"/>
+                <w:sz w:val="24"/>
+              </w:rPr>
+              <w:t>USB-токен</w:t>
+            </w:r>
+          </w:p>
+        </w:tc>
+        <w:tc>
+          <w:tcPr>
+            <w:tcW w:type="dxa" w:w="1606"/>
+          </w:tcPr>
+          <w:p>
+            <w:pPr>
+              <w:spacing w:line="240" w:lineRule="auto" w:after="0"/>
+              <w:ind w:firstLine="0"/>
+              <w:jc w:val="left"/>
+            </w:pPr>
+            <w:r/>
+            <w:r>
+              <w:rPr>
+                <w:rFonts w:ascii="Times New Roman" w:hAnsi="Times New Roman"/>
+                <w:sz w:val="24"/>
+              </w:rPr>
+              <w:t>СТБ, ОАЦ</w:t>
+            </w:r>
+          </w:p>
+        </w:tc>
+        <w:tc>
+          <w:tcPr>
+            <w:tcW w:type="dxa" w:w="1606"/>
+          </w:tcPr>
+          <w:p>
+            <w:pPr>
+              <w:spacing w:line="240" w:lineRule="auto" w:after="0"/>
+              <w:ind w:firstLine="0"/>
+              <w:jc w:val="left"/>
+            </w:pPr>
+            <w:r/>
+            <w:r>
+              <w:rPr>
+                <w:rFonts w:ascii="Times New Roman" w:hAnsi="Times New Roman"/>
+                <w:sz w:val="24"/>
+              </w:rPr>
+              <w:t>PKCS#11</w:t>
+            </w:r>
+          </w:p>
+        </w:tc>
+        <w:tc>
+          <w:tcPr>
+            <w:tcW w:type="dxa" w:w="1606"/>
+          </w:tcPr>
+          <w:p>
+            <w:pPr>
+              <w:spacing w:line="240" w:lineRule="auto" w:after="0"/>
+              <w:ind w:firstLine="0"/>
+              <w:jc w:val="left"/>
+            </w:pPr>
+            <w:r/>
+            <w:r>
+              <w:rPr>
+                <w:rFonts w:ascii="Times New Roman" w:hAnsi="Times New Roman"/>
+                <w:sz w:val="24"/>
+              </w:rPr>
+              <w:t>закрытое</w:t>
+            </w:r>
+          </w:p>
+        </w:tc>
+      </w:tr>
+      <w:tr>
+        <w:tc>
+          <w:tcPr>
+            <w:tcW w:type="dxa" w:w="1606"/>
+          </w:tcPr>
+          <w:p>
+            <w:pPr>
+              <w:spacing w:line="240" w:lineRule="auto" w:after="0"/>
+              <w:ind w:firstLine="0"/>
+              <w:jc w:val="left"/>
+            </w:pPr>
+            <w:r/>
+            <w:r>
+              <w:rPr>
+                <w:rFonts w:ascii="Times New Roman" w:hAnsi="Times New Roman"/>
+                <w:sz w:val="24"/>
+              </w:rPr>
+              <w:t>JaCarta GOST</w:t>
+            </w:r>
+          </w:p>
+        </w:tc>
+        <w:tc>
+          <w:tcPr>
+            <w:tcW w:type="dxa" w:w="1606"/>
+          </w:tcPr>
+          <w:p>
+            <w:pPr>
+              <w:spacing w:line="240" w:lineRule="auto" w:after="0"/>
+              <w:ind w:firstLine="0"/>
+              <w:jc w:val="left"/>
+            </w:pPr>
+            <w:r/>
+            <w:r>
+              <w:rPr>
+                <w:rFonts w:ascii="Times New Roman" w:hAnsi="Times New Roman"/>
+                <w:sz w:val="24"/>
+              </w:rPr>
+              <w:t>34.101.45</w:t>
+            </w:r>
+          </w:p>
+        </w:tc>
+        <w:tc>
+          <w:tcPr>
+            <w:tcW w:type="dxa" w:w="1606"/>
+          </w:tcPr>
+          <w:p>
+            <w:pPr>
+              <w:spacing w:line="240" w:lineRule="auto" w:after="0"/>
+              <w:ind w:firstLine="0"/>
+              <w:jc w:val="left"/>
+            </w:pPr>
+            <w:r/>
+            <w:r>
+              <w:rPr>
+                <w:rFonts w:ascii="Times New Roman" w:hAnsi="Times New Roman"/>
+                <w:sz w:val="24"/>
+              </w:rPr>
+              <w:t>USB/смарт-карта</w:t>
+            </w:r>
+          </w:p>
+        </w:tc>
+        <w:tc>
+          <w:tcPr>
+            <w:tcW w:type="dxa" w:w="1606"/>
+          </w:tcPr>
+          <w:p>
+            <w:pPr>
+              <w:spacing w:line="240" w:lineRule="auto" w:after="0"/>
+              <w:ind w:firstLine="0"/>
+              <w:jc w:val="left"/>
+            </w:pPr>
+            <w:r/>
+            <w:r>
+              <w:rPr>
+                <w:rFonts w:ascii="Times New Roman" w:hAnsi="Times New Roman"/>
+                <w:sz w:val="24"/>
+              </w:rPr>
+              <w:t>СТБ</w:t>
+            </w:r>
+          </w:p>
+        </w:tc>
+        <w:tc>
+          <w:tcPr>
+            <w:tcW w:type="dxa" w:w="1606"/>
+          </w:tcPr>
+          <w:p>
+            <w:pPr>
+              <w:spacing w:line="240" w:lineRule="auto" w:after="0"/>
+              <w:ind w:firstLine="0"/>
+              <w:jc w:val="left"/>
+            </w:pPr>
+            <w:r/>
+            <w:r>
+              <w:rPr>
+                <w:rFonts w:ascii="Times New Roman" w:hAnsi="Times New Roman"/>
+                <w:sz w:val="24"/>
+              </w:rPr>
+              <w:t>PKCS#11</w:t>
+            </w:r>
+          </w:p>
+        </w:tc>
+        <w:tc>
+          <w:tcPr>
+            <w:tcW w:type="dxa" w:w="1606"/>
+          </w:tcPr>
+          <w:p>
+            <w:pPr>
+              <w:spacing w:line="240" w:lineRule="auto" w:after="0"/>
+              <w:ind w:firstLine="0"/>
+              <w:jc w:val="left"/>
+            </w:pPr>
+            <w:r/>
+            <w:r>
+              <w:rPr>
+                <w:rFonts w:ascii="Times New Roman" w:hAnsi="Times New Roman"/>
+                <w:sz w:val="24"/>
+              </w:rPr>
+              <w:t>закрытое</w:t>
+            </w:r>
+          </w:p>
+        </w:tc>
+      </w:tr>
+      <w:tr>
+        <w:tc>
+          <w:tcPr>
+            <w:tcW w:type="dxa" w:w="1606"/>
+          </w:tcPr>
+          <w:p>
+            <w:pPr>
+              <w:spacing w:line="240" w:lineRule="auto" w:after="0"/>
+              <w:ind w:firstLine="0"/>
+              <w:jc w:val="left"/>
+            </w:pPr>
+            <w:r/>
+            <w:r>
+              <w:rPr>
+                <w:rFonts w:ascii="Times New Roman" w:hAnsi="Times New Roman"/>
+                <w:sz w:val="24"/>
+              </w:rPr>
+              <w:t>bee2 (программная)</w:t>
+            </w:r>
+          </w:p>
+        </w:tc>
+        <w:tc>
+          <w:tcPr>
+            <w:tcW w:type="dxa" w:w="1606"/>
+          </w:tcPr>
+          <w:p>
+            <w:pPr>
+              <w:spacing w:line="240" w:lineRule="auto" w:after="0"/>
+              <w:ind w:firstLine="0"/>
+              <w:jc w:val="left"/>
+            </w:pPr>
+            <w:r/>
+            <w:r>
+              <w:rPr>
+                <w:rFonts w:ascii="Times New Roman" w:hAnsi="Times New Roman"/>
+                <w:sz w:val="24"/>
+              </w:rPr>
+              <w:t>34.101.31/45/47/66/79</w:t>
+            </w:r>
+          </w:p>
+        </w:tc>
+        <w:tc>
+          <w:tcPr>
+            <w:tcW w:type="dxa" w:w="1606"/>
+          </w:tcPr>
+          <w:p>
+            <w:pPr>
+              <w:spacing w:line="240" w:lineRule="auto" w:after="0"/>
+              <w:ind w:firstLine="0"/>
+              <w:jc w:val="left"/>
+            </w:pPr>
+            <w:r/>
+            <w:r>
+              <w:rPr>
+                <w:rFonts w:ascii="Times New Roman" w:hAnsi="Times New Roman"/>
+                <w:sz w:val="24"/>
+              </w:rPr>
+              <w:t>библиотека C</w:t>
+            </w:r>
+          </w:p>
+        </w:tc>
+        <w:tc>
+          <w:tcPr>
+            <w:tcW w:type="dxa" w:w="1606"/>
+          </w:tcPr>
+          <w:p>
+            <w:pPr>
+              <w:spacing w:line="240" w:lineRule="auto" w:after="0"/>
+              <w:ind w:firstLine="0"/>
+              <w:jc w:val="left"/>
+            </w:pPr>
+            <w:r/>
+            <w:r>
+              <w:rPr>
+                <w:rFonts w:ascii="Times New Roman" w:hAnsi="Times New Roman"/>
+                <w:sz w:val="24"/>
+              </w:rPr>
+              <w:t>не требуется</w:t>
+            </w:r>
+          </w:p>
+        </w:tc>
+        <w:tc>
+          <w:tcPr>
+            <w:tcW w:type="dxa" w:w="1606"/>
+          </w:tcPr>
+          <w:p>
+            <w:pPr>
+              <w:spacing w:line="240" w:lineRule="auto" w:after="0"/>
+              <w:ind w:firstLine="0"/>
+              <w:jc w:val="left"/>
+            </w:pPr>
+            <w:r/>
+            <w:r>
+              <w:rPr>
+                <w:rFonts w:ascii="Times New Roman" w:hAnsi="Times New Roman"/>
+                <w:sz w:val="24"/>
+              </w:rPr>
+              <w:t>C API</w:t>
+            </w:r>
+          </w:p>
+        </w:tc>
+        <w:tc>
+          <w:tcPr>
+            <w:tcW w:type="dxa" w:w="1606"/>
+          </w:tcPr>
+          <w:p>
+            <w:pPr>
+              <w:spacing w:line="240" w:lineRule="auto" w:after="0"/>
+              <w:ind w:firstLine="0"/>
+              <w:jc w:val="left"/>
+            </w:pPr>
+            <w:r/>
+            <w:r>
+              <w:rPr>
+                <w:rFonts w:ascii="Times New Roman" w:hAnsi="Times New Roman"/>
+                <w:sz w:val="24"/>
+              </w:rPr>
+              <w:t>Apache 2.0</w:t>
+            </w:r>
+          </w:p>
+        </w:tc>
+      </w:tr>
+      <w:tr>
+        <w:tc>
+          <w:tcPr>
+            <w:tcW w:type="dxa" w:w="1606"/>
+          </w:tcPr>
+          <w:p>
+            <w:pPr>
+              <w:spacing w:line="240" w:lineRule="auto" w:after="0"/>
+              <w:ind w:firstLine="0"/>
+              <w:jc w:val="left"/>
+            </w:pPr>
+            <w:r/>
+            <w:r>
+              <w:rPr>
+                <w:rFonts w:ascii="Times New Roman" w:hAnsi="Times New Roman"/>
+                <w:sz w:val="24"/>
+              </w:rPr>
+              <w:t>АВЕСТ (программный)</w:t>
+            </w:r>
+          </w:p>
+        </w:tc>
+        <w:tc>
+          <w:tcPr>
+            <w:tcW w:type="dxa" w:w="1606"/>
+          </w:tcPr>
+          <w:p>
+            <w:pPr>
+              <w:spacing w:line="240" w:lineRule="auto" w:after="0"/>
+              <w:ind w:firstLine="0"/>
+              <w:jc w:val="left"/>
+            </w:pPr>
+            <w:r/>
+            <w:r>
+              <w:rPr>
+                <w:rFonts w:ascii="Times New Roman" w:hAnsi="Times New Roman"/>
+                <w:sz w:val="24"/>
+              </w:rPr>
+              <w:t>34.101.31/45</w:t>
+            </w:r>
+          </w:p>
+        </w:tc>
+        <w:tc>
+          <w:tcPr>
+            <w:tcW w:type="dxa" w:w="1606"/>
+          </w:tcPr>
+          <w:p>
+            <w:pPr>
+              <w:spacing w:line="240" w:lineRule="auto" w:after="0"/>
+              <w:ind w:firstLine="0"/>
+              <w:jc w:val="left"/>
+            </w:pPr>
+            <w:r/>
+            <w:r>
+              <w:rPr>
+                <w:rFonts w:ascii="Times New Roman" w:hAnsi="Times New Roman"/>
+                <w:sz w:val="24"/>
+              </w:rPr>
+              <w:t>программа Win</w:t>
+            </w:r>
+          </w:p>
+        </w:tc>
+        <w:tc>
+          <w:tcPr>
+            <w:tcW w:type="dxa" w:w="1606"/>
+          </w:tcPr>
+          <w:p>
+            <w:pPr>
+              <w:spacing w:line="240" w:lineRule="auto" w:after="0"/>
+              <w:ind w:firstLine="0"/>
+              <w:jc w:val="left"/>
+            </w:pPr>
+            <w:r/>
+            <w:r>
+              <w:rPr>
+                <w:rFonts w:ascii="Times New Roman" w:hAnsi="Times New Roman"/>
+                <w:sz w:val="24"/>
+              </w:rPr>
+              <w:t>СТБ, ОАЦ</w:t>
+            </w:r>
+          </w:p>
+        </w:tc>
+        <w:tc>
+          <w:tcPr>
+            <w:tcW w:type="dxa" w:w="1606"/>
+          </w:tcPr>
+          <w:p>
+            <w:pPr>
+              <w:spacing w:line="240" w:lineRule="auto" w:after="0"/>
+              <w:ind w:firstLine="0"/>
+              <w:jc w:val="left"/>
+            </w:pPr>
+            <w:r/>
+            <w:r>
+              <w:rPr>
+                <w:rFonts w:ascii="Times New Roman" w:hAnsi="Times New Roman"/>
+                <w:sz w:val="24"/>
+              </w:rPr>
+              <w:t>Windows CSP</w:t>
+            </w:r>
+          </w:p>
+        </w:tc>
+        <w:tc>
+          <w:tcPr>
+            <w:tcW w:type="dxa" w:w="1606"/>
+          </w:tcPr>
+          <w:p>
+            <w:pPr>
+              <w:spacing w:line="240" w:lineRule="auto" w:after="0"/>
+              <w:ind w:firstLine="0"/>
+              <w:jc w:val="left"/>
+            </w:pPr>
+            <w:r/>
+            <w:r>
+              <w:rPr>
+                <w:rFonts w:ascii="Times New Roman" w:hAnsi="Times New Roman"/>
+                <w:sz w:val="24"/>
+              </w:rPr>
+              <w:t>закрытое</w:t>
+            </w:r>
+          </w:p>
+        </w:tc>
+      </w:tr>
+      <w:tr>
+        <w:tc>
+          <w:tcPr>
+            <w:tcW w:type="dxa" w:w="1606"/>
+          </w:tcPr>
+          <w:p>
+            <w:pPr>
+              <w:spacing w:line="240" w:lineRule="auto" w:after="0"/>
+              <w:ind w:firstLine="0"/>
+              <w:jc w:val="left"/>
+            </w:pPr>
+            <w:r/>
+            <w:r>
+              <w:rPr>
+                <w:rFonts w:ascii="Times New Roman" w:hAnsi="Times New Roman"/>
+                <w:sz w:val="24"/>
+              </w:rPr>
+              <w:t>Разработанный комплекс</w:t>
+            </w:r>
+          </w:p>
+        </w:tc>
+        <w:tc>
+          <w:tcPr>
+            <w:tcW w:type="dxa" w:w="1606"/>
+          </w:tcPr>
+          <w:p>
+            <w:pPr>
+              <w:spacing w:line="240" w:lineRule="auto" w:after="0"/>
+              <w:ind w:firstLine="0"/>
+              <w:jc w:val="left"/>
+            </w:pPr>
+            <w:r/>
+            <w:r>
+              <w:rPr>
+                <w:rFonts w:ascii="Times New Roman" w:hAnsi="Times New Roman"/>
+                <w:sz w:val="24"/>
+              </w:rPr>
+              <w:t>34.101.31, 34.101.45-128</w:t>
+            </w:r>
+          </w:p>
+        </w:tc>
+        <w:tc>
+          <w:tcPr>
+            <w:tcW w:type="dxa" w:w="1606"/>
+          </w:tcPr>
+          <w:p>
+            <w:pPr>
+              <w:spacing w:line="240" w:lineRule="auto" w:after="0"/>
+              <w:ind w:firstLine="0"/>
+              <w:jc w:val="left"/>
+            </w:pPr>
+            <w:r/>
+            <w:r>
+              <w:rPr>
+                <w:rFonts w:ascii="Times New Roman" w:hAnsi="Times New Roman"/>
+                <w:sz w:val="24"/>
+              </w:rPr>
+              <w:t>плата STM32+ПО</w:t>
+            </w:r>
+          </w:p>
+        </w:tc>
+        <w:tc>
+          <w:tcPr>
+            <w:tcW w:type="dxa" w:w="1606"/>
+          </w:tcPr>
+          <w:p>
+            <w:pPr>
+              <w:spacing w:line="240" w:lineRule="auto" w:after="0"/>
+              <w:ind w:firstLine="0"/>
+              <w:jc w:val="left"/>
+            </w:pPr>
+            <w:r/>
+            <w:r>
+              <w:rPr>
+                <w:rFonts w:ascii="Times New Roman" w:hAnsi="Times New Roman"/>
+                <w:sz w:val="24"/>
+              </w:rPr>
+              <w:t>учебная</w:t>
+            </w:r>
+          </w:p>
+        </w:tc>
+        <w:tc>
+          <w:tcPr>
+            <w:tcW w:type="dxa" w:w="1606"/>
+          </w:tcPr>
+          <w:p>
+            <w:pPr>
+              <w:spacing w:line="240" w:lineRule="auto" w:after="0"/>
+              <w:ind w:firstLine="0"/>
+              <w:jc w:val="left"/>
+            </w:pPr>
+            <w:r/>
+            <w:r>
+              <w:rPr>
+                <w:rFonts w:ascii="Times New Roman" w:hAnsi="Times New Roman"/>
+                <w:sz w:val="24"/>
+              </w:rPr>
+              <w:t>бинарный USB</w:t>
+            </w:r>
+          </w:p>
+        </w:tc>
+        <w:tc>
+          <w:tcPr>
+            <w:tcW w:type="dxa" w:w="1606"/>
+          </w:tcPr>
+          <w:p>
+            <w:pPr>
+              <w:spacing w:line="240" w:lineRule="auto" w:after="0"/>
+              <w:ind w:firstLine="0"/>
+              <w:jc w:val="left"/>
+            </w:pPr>
+            <w:r/>
+            <w:r>
+              <w:rPr>
+                <w:rFonts w:ascii="Times New Roman" w:hAnsi="Times New Roman"/>
+                <w:sz w:val="24"/>
+              </w:rPr>
+              <w:t>MIT/Apache</w:t>
+            </w:r>
+          </w:p>
+        </w:tc>
+      </w:tr>
+    </w:tbl>
     <w:p>
       <w:pPr>
-        <w:spacing w:line="360" w:lineRule="auto"/>
+        <w:spacing w:line="360" w:lineRule="auto" w:after="0" w:before="0"/>
         <w:ind w:firstLine="709"/>
         <w:jc w:val="both"/>
       </w:pPr>
@@ -2457,40 +3906,12 @@
           <w:rFonts w:ascii="Times New Roman" w:hAnsi="Times New Roman"/>
           <w:sz w:val="28"/>
         </w:rPr>
-        <w:t>| Решение                | Алгоритмы СТБ            | Форм-фактор    | Сертификация | Интерфейс    | Открытость |</w:t>
-        <w:br/>
-        <w:t>|------------------------|---------------------------|-----------------|---------------|---------------|-------------|</w:t>
-        <w:br/>
-        <w:t>| АвестКлюч 6            | 34.101.31/45/66           | USB-токен       | СТБ, ОАЦ      | PKCS#11       | закрытое   |</w:t>
-        <w:br/>
-        <w:t>| Rutoken ЭЦП 2.0        | 34.101.31/45              | USB-токен       | СТБ, ОАЦ      | PKCS#11       | закрытое   |</w:t>
-        <w:br/>
-        <w:t>| JaCarta GOST           | 34.101.45                 | USB/смарт-карта | СТБ           | PKCS#11       | закрытое   |</w:t>
-        <w:br/>
-        <w:t>| bee2 (программная)     | 34.101.31/45/47/66/79     | библиотека C    | не требуется  | C API         | Apache 2.0  |</w:t>
-        <w:br/>
-        <w:t>| АВЕСТ (программный)    | 34.101.31/45              | программа Win   | СТБ, ОАЦ      | Windows CSP   | закрытое   |</w:t>
-        <w:br/>
-        <w:t>| Разработанный комплекс | 34.101.31, 34.101.45-128  | плата STM32+ПО  | учебная       | бинарный USB  | MIT/Apache  |</w:t>
+        <w:t>Коммерческие токены обладают полным функциональным профилем и сертификацией для государственных информационных систем, но требуют значительных затрат. Свободная bee2 — эталонная реализация без аппаратной защиты ключей.</w:t>
       </w:r>
     </w:p>
     <w:p>
       <w:pPr>
-        <w:spacing w:line="360" w:lineRule="auto"/>
-        <w:ind w:firstLine="709"/>
-        <w:jc w:val="both"/>
-      </w:pPr>
-      <w:r>
-        <w:rPr>
-          <w:rFonts w:ascii="Times New Roman" w:hAnsi="Times New Roman"/>
-          <w:sz w:val="28"/>
-        </w:rPr>
-        <w:t>Коммерческие токены и комплексы обладают полным функциональным профилем и сертификацией для государственных информационных систем, но требуют значительных затрат. Свободная bee2 — эталонная реализация без аппаратной защиты ключей.</w:t>
-      </w:r>
-    </w:p>
-    <w:p>
-      <w:pPr>
-        <w:spacing w:line="360" w:lineRule="auto"/>
+        <w:spacing w:line="360" w:lineRule="auto" w:after="0" w:before="0"/>
         <w:ind w:firstLine="709"/>
         <w:jc w:val="both"/>
       </w:pPr>
@@ -2504,7 +3925,7 @@
     </w:p>
     <w:p>
       <w:pPr>
-        <w:spacing w:line="360" w:lineRule="auto"/>
+        <w:spacing w:line="360" w:lineRule="auto" w:after="0" w:before="0"/>
         <w:ind w:firstLine="709"/>
         <w:jc w:val="both"/>
       </w:pPr>
@@ -2513,12 +3934,12 @@
           <w:rFonts w:ascii="Times New Roman" w:hAnsi="Times New Roman"/>
           <w:sz w:val="28"/>
         </w:rPr>
-        <w:t>Главные недостатки относительно промышленных решений: 1) отсутствие сертификации ОАЦ при Президенте Республики Беларусь — без неё комплекс не применим в государственных информационных системах; 2) отсутствие физической защиты от вмешательства (необходима активация RDP в производственной версии); 3) отсутствие PKCS#11; 4) производительность подписи bign-128 (~40 мс) ниже специализированных токенов (5–10 мс).</w:t>
+        <w:t>Главные недостатки относительно промышленных решений: 1) отсутствие сертификации ОАЦ — без неё комплекс не применим в государственных информационных системах; 2) отсутствие физической защиты от вмешательства; 3) отсутствие PKCS#11; 4) производительность подписи bign-128 (~42 мс) ниже специализированных токенов (5–10 мс).</w:t>
       </w:r>
     </w:p>
     <w:p>
       <w:pPr>
-        <w:spacing w:line="360" w:lineRule="auto"/>
+        <w:spacing w:line="360" w:lineRule="auto" w:after="0" w:before="0"/>
         <w:ind w:firstLine="709"/>
         <w:jc w:val="both"/>
       </w:pPr>
@@ -2527,21 +3948,7 @@
           <w:rFonts w:ascii="Times New Roman" w:hAnsi="Times New Roman"/>
           <w:sz w:val="28"/>
         </w:rPr>
-        <w:t>Преимущества: полная открытость исходного кода — возможен независимый аудит; лёгкость воспроизведения; расширяемость; образовательная ценность.</w:t>
-      </w:r>
-    </w:p>
-    <w:p>
-      <w:pPr>
-        <w:spacing w:line="360" w:lineRule="auto"/>
-        <w:ind w:firstLine="709"/>
-        <w:jc w:val="both"/>
-      </w:pPr>
-      <w:r>
-        <w:rPr>
-          <w:rFonts w:ascii="Times New Roman" w:hAnsi="Times New Roman"/>
-          <w:sz w:val="28"/>
-        </w:rPr>
-        <w:t>Комплекс не претендует на замену коммерческих сертифицированных решений, но представляет ценность как открытый стенд для исследований, обучения и прототипирования.</w:t>
+        <w:t>Преимущества: полная открытость исходного кода — возможен независимый аудит; лёгкость воспроизведения; расширяемость; образовательная ценность. Комплекс не претендует на замену коммерческих сертифицированных решений, но представляет ценность как открытый стенд для исследований, обучения и прототипирования.</w:t>
       </w:r>
     </w:p>
     <w:p>
@@ -2596,19 +4003,6 @@
     </w:p>
     <w:p>
       <w:pPr>
-        <w:spacing w:line="360" w:lineRule="auto"/>
-        <w:ind w:firstLine="709"/>
-        <w:jc w:val="both"/>
-      </w:pPr>
-      <w:r>
-        <w:rPr>
-          <w:rFonts w:ascii="Times New Roman" w:hAnsi="Times New Roman"/>
-          <w:sz w:val="28"/>
-        </w:rPr>
-      </w:r>
-    </w:p>
-    <w:p>
-      <w:pPr>
         <w:spacing w:line="360" w:lineRule="auto" w:before="120" w:after="120"/>
         <w:ind w:firstLine="0"/>
         <w:jc w:val="left"/>
@@ -2624,7 +4018,7 @@
     </w:p>
     <w:p>
       <w:pPr>
-        <w:spacing w:line="360" w:lineRule="auto"/>
+        <w:spacing w:line="360" w:lineRule="auto" w:after="0" w:before="0"/>
         <w:ind w:firstLine="709"/>
         <w:jc w:val="both"/>
       </w:pPr>
@@ -2633,12 +4027,12 @@
           <w:rFonts w:ascii="Times New Roman" w:hAnsi="Times New Roman"/>
           <w:sz w:val="28"/>
         </w:rPr>
-        <w:t>Взаимодействие ПК с микроконтроллером реализовано по схеме «клиент–сервер»: сервером выступает прошивка STM32, клиентом — Python-программа stm32_sign_tool.py. Физический канал — USB CDC ACM, виртуальный COM-порт.</w:t>
+        <w:t>Взаимодействие ПК с микроконтроллером реализовано по схеме «клиент–сервер»: сервером выступает прошивка STM32, клиентом — Python-программа stm32_sign_tool.py. Физический канал — USB CDC ACM.</w:t>
       </w:r>
     </w:p>
     <w:p>
       <w:pPr>
-        <w:spacing w:line="360" w:lineRule="auto"/>
+        <w:spacing w:line="360" w:lineRule="auto" w:after="0" w:before="0"/>
         <w:ind w:firstLine="709"/>
         <w:jc w:val="both"/>
       </w:pPr>
@@ -2647,12 +4041,12 @@
           <w:rFonts w:ascii="Times New Roman" w:hAnsi="Times New Roman"/>
           <w:sz w:val="28"/>
         </w:rPr>
-        <w:t>Со стороны устройства приём ведётся колл-беком CDC_Receive_FS из STM32CubeMX. Полученные байты копируются в кольцевой буфер 4 КБ (модуль usb_protocol). В основном цикле проверяется наличие полного кадра по полю LEN; при готовности вызывается usb_protocol_handle, который анализирует код команды, вычисляет результат и отправляет ответ через CDC_Transmit_FS пакетами по 64 байта. Если предыдущая передача ещё не завершилась (CDC возвращает USBD_BUSY), модуль ожидает завершения с тайм-аутом 1 с.</w:t>
+        <w:t>Со стороны устройства приём ведётся колл-беком CDC_Receive_FS из STM32CubeMX. Полученные байты копируются в кольцевой буфер 4 КБ (модуль usb_protocol). В основном цикле проверяется наличие полного кадра по полю LEN; при готовности вызывается usb_protocol_handle, который анализирует код команды, вычисляет результат и отправляет ответ через CDC_Transmit_FS пакетами по 64 байта. При USBD_BUSY модуль ожидает завершения предыдущей передачи с тайм-аутом 1 с.</w:t>
       </w:r>
     </w:p>
     <w:p>
       <w:pPr>
-        <w:spacing w:line="360" w:lineRule="auto"/>
+        <w:spacing w:line="360" w:lineRule="auto" w:after="0" w:before="0"/>
         <w:ind w:firstLine="709"/>
         <w:jc w:val="both"/>
       </w:pPr>
@@ -2661,12 +4055,12 @@
           <w:rFonts w:ascii="Times New Roman" w:hAnsi="Times New Roman"/>
           <w:sz w:val="28"/>
         </w:rPr>
-        <w:t>Со стороны ПК реализован класс STM32CryptoDevice (stm32_protocol.py), оборачивающий PySerial. Метод _send_cmd упаковывает команду в формат [CMD : 1][LEN : 2 LE][DATA : LEN], записывает её в порт и читает ответ. Чтение блокирующее с тайм-аутом 10 с; читаются заголовок (3 байта) и затем тело. Если STATUS = 0xFF, поднимается DeviceError с расшифровкой кода ошибки.</w:t>
+        <w:t>Со стороны ПК реализован класс STM32CryptoDevice (stm32_protocol.py) поверх PySerial. Метод _send_cmd упаковывает команду в формат [CMD : 1][LEN : 2 LE][DATA : LEN], записывает её в порт и читает ответ блокирующе с тайм-аутом 10 с. При STATUS = 0xFF поднимается DeviceError с расшифровкой кода ошибки.</w:t>
       </w:r>
     </w:p>
     <w:p>
       <w:pPr>
-        <w:spacing w:line="360" w:lineRule="auto"/>
+        <w:spacing w:line="360" w:lineRule="auto" w:after="0" w:before="0"/>
         <w:ind w:firstLine="709"/>
         <w:jc w:val="both"/>
       </w:pPr>
@@ -2675,12 +4069,12 @@
           <w:rFonts w:ascii="Times New Roman" w:hAnsi="Times New Roman"/>
           <w:sz w:val="28"/>
         </w:rPr>
-        <w:t>Поверх _send_cmd предоставлены типизированные методы: ping(), get_pubkey(), sign(digest), verify(digest, sig, pubkey), gen_keypair(), encrypt(iv, key, data), decrypt(iv, key, data), hash_remote(data). Каждый метод выполняет валидацию параметров перед отправкой.</w:t>
+        <w:t>Типизированные методы: ping(), get_pubkey(), sign(digest), verify(digest, sig, pubkey), gen_keypair(), encrypt(iv, key, data), decrypt(iv, key, data), hash_remote(data). Каждый выполняет валидацию параметров перед отправкой.</w:t>
       </w:r>
     </w:p>
     <w:p>
       <w:pPr>
-        <w:spacing w:line="360" w:lineRule="auto"/>
+        <w:spacing w:line="360" w:lineRule="auto" w:after="0" w:before="0"/>
         <w:ind w:firstLine="709"/>
         <w:jc w:val="both"/>
       </w:pPr>
@@ -2689,12 +4083,12 @@
           <w:rFonts w:ascii="Times New Roman" w:hAnsi="Times New Roman"/>
           <w:sz w:val="28"/>
         </w:rPr>
-        <w:t>Обнаружение устройства автоматическое: serial.tools.list_ports.comports() возвращает список устройств; среди них ищется устройство с VID = 0x0483 и PID = 0x5740 (стандартная пара для STM32 CDC). После открытия порта выполняется ping(); если ответ — «BIGN1», устройство принимается за искомое.</w:t>
+        <w:t>Обнаружение устройства автоматическое: serial.tools.list_ports.comports() возвращает список устройств; ищется VID = 0x0483 и PID = 0x5740. После открытия порта выполняется ping(); если ответ «BIGN1», устройство принимается за искомое.</w:t>
       </w:r>
     </w:p>
     <w:p>
       <w:pPr>
-        <w:spacing w:line="360" w:lineRule="auto"/>
+        <w:spacing w:line="360" w:lineRule="auto" w:after="0" w:before="0"/>
         <w:ind w:firstLine="709"/>
         <w:jc w:val="both"/>
       </w:pPr>
@@ -2703,7 +4097,7 @@
           <w:rFonts w:ascii="Times New Roman" w:hAnsi="Times New Roman"/>
           <w:sz w:val="28"/>
         </w:rPr>
-        <w:t>Поток операций защищён мьютексом, поскольку графическое приложение Tkinter взаимодействует с устройством из фонового потока, чтобы не блокировать UI.</w:t>
+        <w:t>Поток операций защищён мьютексом, поскольку Tkinter взаимодействует с устройством из фонового потока, чтобы не блокировать UI.</w:t>
       </w:r>
     </w:p>
     <w:p>
@@ -2723,7 +4117,7 @@
     </w:p>
     <w:p>
       <w:pPr>
-        <w:spacing w:line="360" w:lineRule="auto"/>
+        <w:spacing w:line="360" w:lineRule="auto" w:after="0" w:before="0"/>
         <w:ind w:firstLine="709"/>
         <w:jc w:val="both"/>
       </w:pPr>
@@ -2732,12 +4126,12 @@
           <w:rFonts w:ascii="Times New Roman" w:hAnsi="Times New Roman"/>
           <w:sz w:val="28"/>
         </w:rPr>
-        <w:t>Криптографические операции на стороне устройства реализованы в модуле crypto_stb.c как обёртки над bee2. Bee2 встроена в проект как git-подмодуль firmware/bee2 с собственной системой сборки CMake. В образ прошивки включены модули bee2: belt, belt-hash, bign, gf2, ec, ecp. Полный объём занимаемой Flash — около 22 КБ; SRAM — до 4 КБ при выполнении bignSign2.</w:t>
+        <w:t>Криптографические операции на стороне устройства реализованы в модуле crypto_stb.c как обёртки над bee2. Bee2 встроена в проект как git-подмодуль firmware/bee2. В образ прошивки включены модули bee2: belt, belt-hash, bign, gf2, ec, ecp. Объём занимаемой Flash — около 22 КБ; SRAM — до 4 КБ при выполнении bignSign2.</w:t>
       </w:r>
     </w:p>
     <w:p>
       <w:pPr>
-        <w:spacing w:line="360" w:lineRule="auto"/>
+        <w:spacing w:line="360" w:lineRule="auto" w:after="0" w:before="0"/>
         <w:ind w:firstLine="709"/>
         <w:jc w:val="both"/>
       </w:pPr>
@@ -2746,12 +4140,12 @@
           <w:rFonts w:ascii="Times New Roman" w:hAnsi="Times New Roman"/>
           <w:sz w:val="28"/>
         </w:rPr>
-        <w:t>Команда CMD_SIGN. Вход — 32 байта хэша. Реализация: загрузка закрытого ключа из Flash (key_storage_load); если отсутствует — ERR_NO_KEY. Заполнение параметров кривой bign-curve256v1 (bignParamsStd("1.2.112.0.2.0.34.101.45.3.1")). Подпись детерминированная — bignSign2 с принимаемой солью из строки «STB1». Возврат 48 байт.</w:t>
+        <w:t>CMD_SIGN. Вход — 32 байта хэша. Реализация: key_storage_load загружает закрытый ключ; если отсутствует — ERR_NO_KEY. bignParamsStd("1.2.112.0.2.0.34.101.45.3.1") заполняет параметры кривой bign-curve256v1. bignSign2 формирует детерминированную подпись с солью «STB1». Возврат 48 байт.</w:t>
       </w:r>
     </w:p>
     <w:p>
       <w:pPr>
-        <w:spacing w:line="360" w:lineRule="auto"/>
+        <w:spacing w:line="360" w:lineRule="auto" w:after="0" w:before="0"/>
         <w:ind w:firstLine="709"/>
         <w:jc w:val="both"/>
       </w:pPr>
@@ -2760,12 +4154,12 @@
           <w:rFonts w:ascii="Times New Roman" w:hAnsi="Times New Roman"/>
           <w:sz w:val="28"/>
         </w:rPr>
-        <w:t>Команда CMD_VERIFY. Вход 32+48+64 байт (digest, sig, pubkey). Реализация: bignValPubkey проверяет корректность точки публичного ключа; bignVerify проверяет подпись. ERR_OK или ERR_BAD_SIG в ответе.</w:t>
+        <w:t>CMD_VERIFY. Вход 32+48+64 байт. bignValPubkey проверяет корректность точки публичного ключа; bignVerify — подпись. ERR_OK или ERR_BAD_SIG.</w:t>
       </w:r>
     </w:p>
     <w:p>
       <w:pPr>
-        <w:spacing w:line="360" w:lineRule="auto"/>
+        <w:spacing w:line="360" w:lineRule="auto" w:after="0" w:before="0"/>
         <w:ind w:firstLine="709"/>
         <w:jc w:val="both"/>
       </w:pPr>
@@ -2774,12 +4168,12 @@
           <w:rFonts w:ascii="Times New Roman" w:hAnsi="Times New Roman"/>
           <w:sz w:val="28"/>
         </w:rPr>
-        <w:t>Команда CMD_HASH. Вход — произвольная длина (до USB_PROTO_MAX_PAYLOAD = 2048 байт). Реализация: beltHashStart, beltHashStepH, beltHashStepG. Возврат 32 байта.</w:t>
+        <w:t>CMD_HASH. Вход — произвольная длина до 2048 байт. beltHashStart, beltHashStepH, beltHashStepG. Возврат 32 байта.</w:t>
       </w:r>
     </w:p>
     <w:p>
       <w:pPr>
-        <w:spacing w:line="360" w:lineRule="auto"/>
+        <w:spacing w:line="360" w:lineRule="auto" w:after="0" w:before="0"/>
         <w:ind w:firstLine="709"/>
         <w:jc w:val="both"/>
       </w:pPr>
@@ -2788,12 +4182,12 @@
           <w:rFonts w:ascii="Times New Roman" w:hAnsi="Times New Roman"/>
           <w:sz w:val="28"/>
         </w:rPr>
-        <w:t>Команды CMD_ENCRYPT/CMD_DECRYPT. Вход 16+32+N байт (IV, key, data). N кратно 16 (фрагменты подаются с ПК после PKCS#7-паддинга). Реализация: beltCBCStart, beltCBCStepE/StepD, beltCBCStepG (генерация MAC опционально не применяется). Возврат N байт.</w:t>
+        <w:t>CMD_ENCRYPT/CMD_DECRYPT. Вход 16+32+N байт. N кратно 16 (PKCS#7-паддинг на ПК). beltCBCStart, beltCBCStepE/StepD. Возврат N байт.</w:t>
       </w:r>
     </w:p>
     <w:p>
       <w:pPr>
-        <w:spacing w:line="360" w:lineRule="auto"/>
+        <w:spacing w:line="360" w:lineRule="auto" w:after="0" w:before="0"/>
         <w:ind w:firstLine="709"/>
         <w:jc w:val="both"/>
       </w:pPr>
@@ -2802,12 +4196,12 @@
           <w:rFonts w:ascii="Times New Roman" w:hAnsi="Times New Roman"/>
           <w:sz w:val="28"/>
         </w:rPr>
-        <w:t>Команда CMD_GEN_KEYPAIR. Реализация: rng_collect формирует 64 байта энтропии из UID, SysTick, DWT.CYCCNT, АЦП (датчик температуры); bignParamsStd + bignGenKeypair вырабатывают пару ключей; key_storage_save записывает в Flash. Возврат 64 байт нового публичного ключа.</w:t>
+        <w:t>CMD_GEN_KEYPAIR. rng_collect формирует 64 байта энтропии из UID, SysTick, DWT.CYCCNT, АЦП; bignGenKeypair вырабатывает пару ключей; key_storage_save записывает в Flash. Возврат 64 байт нового публичного ключа.</w:t>
       </w:r>
     </w:p>
     <w:p>
       <w:pPr>
-        <w:spacing w:line="360" w:lineRule="auto"/>
+        <w:spacing w:line="360" w:lineRule="auto" w:after="0" w:before="0"/>
         <w:ind w:firstLine="709"/>
         <w:jc w:val="both"/>
       </w:pPr>
@@ -2816,12 +4210,12 @@
           <w:rFonts w:ascii="Times New Roman" w:hAnsi="Times New Roman"/>
           <w:sz w:val="28"/>
         </w:rPr>
-        <w:t>Команда CMD_GET_PUBKEY. Возвращает публичный ключ из Flash или ERR_NO_KEY.</w:t>
+        <w:t>CMD_GET_PUBKEY. Возвращает публичный ключ из Flash или ERR_NO_KEY.</w:t>
       </w:r>
     </w:p>
     <w:p>
       <w:pPr>
-        <w:spacing w:line="360" w:lineRule="auto"/>
+        <w:spacing w:line="360" w:lineRule="auto" w:after="0" w:before="0"/>
         <w:ind w:firstLine="709"/>
         <w:jc w:val="both"/>
       </w:pPr>
@@ -2830,7 +4224,7 @@
           <w:rFonts w:ascii="Times New Roman" w:hAnsi="Times New Roman"/>
           <w:sz w:val="28"/>
         </w:rPr>
-        <w:t>Тесты по векторам СТБ 34.101.31-2020 А.1, А.23-1/2/3 (belt-hash) и собственным векторам RFC 4493 (belt-MAC) проходят бит-в-бит. Векторы bign из приложения А СТБ 34.101.45-2020 также воспроизводятся.</w:t>
+        <w:t>Тесты по векторам СТБ 34.101.31-2020 А.1, А.23-1/2/3 (belt-hash) и СТБ 34.101.45-2020 приложение А (bign) проходят бит-в-бит.</w:t>
       </w:r>
     </w:p>
     <w:p>
@@ -2850,7 +4244,7 @@
     </w:p>
     <w:p>
       <w:pPr>
-        <w:spacing w:line="360" w:lineRule="auto"/>
+        <w:spacing w:line="360" w:lineRule="auto" w:after="0" w:before="0"/>
         <w:ind w:firstLine="709"/>
         <w:jc w:val="both"/>
       </w:pPr>
@@ -2859,12 +4253,12 @@
           <w:rFonts w:ascii="Times New Roman" w:hAnsi="Times New Roman"/>
           <w:sz w:val="28"/>
         </w:rPr>
-        <w:t>Генерация ключей выполняется командой CMD_GEN_KEYPAIR. Источник энтропии (модуль rng_stm32.c) формируется из нескольких независимых компонентов: UID кристалла (96 бит, адрес 0x1FFFF7E8), системного таймера SysTick (24 бит), счётчика тактов DWT.CYCCNT (32 бит), от 16 выборок АЦП с внутреннего датчика температуры (16 × 12 бит = 192 бит, шум АЦП обеспечивает 1–2 бита энтропии на выборку), времени между прерываниями USB (4 значения по 32 бит).</w:t>
+        <w:t>Генерация ключей выполняется командой CMD_GEN_KEYPAIR. Источник энтропии (модуль rng_stm32.c) формируется из независимых компонентов: UID кристалла (96 бит, 0x1FFFF7E8); системного таймера SysTick (24 бит); счётчика тактов DWT.CYCCNT (32 бит); 16 выборок АЦП с внутреннего датчика температуры (1–2 бита энтропии на выборку); времени между прерываниями USB (4 значения по 32 бит).</w:t>
       </w:r>
     </w:p>
     <w:p>
       <w:pPr>
-        <w:spacing w:line="360" w:lineRule="auto"/>
+        <w:spacing w:line="360" w:lineRule="auto" w:after="0" w:before="0"/>
         <w:ind w:firstLine="709"/>
         <w:jc w:val="both"/>
       </w:pPr>
@@ -2873,12 +4267,12 @@
           <w:rFonts w:ascii="Times New Roman" w:hAnsi="Times New Roman"/>
           <w:sz w:val="28"/>
         </w:rPr>
-        <w:t>Все исходные данные конкатенируются (~64 байта), пропускаются через belt-hash, результат — 32 байта зерна. Из зерна по требованию вырабатываются криптослучайные байты алгоритмом brng (СТБ 34.101.47): на каждый вызов rng_read обновляется внутреннее состояние belt-hash. Оценочная энтропия источника — не менее 192 бит (с консервативным запасом).</w:t>
+        <w:t>Исходные данные (~64 байта) пропускаются через belt-hash, результат — 32 байта зерна. По требованию вырабатываются криптослучайные байты алгоритмом brng (СТБ 34.101.47). Оценочная энтропия источника — не менее 192 бит.</w:t>
       </w:r>
     </w:p>
     <w:p>
       <w:pPr>
-        <w:spacing w:line="360" w:lineRule="auto"/>
+        <w:spacing w:line="360" w:lineRule="auto" w:after="0" w:before="0"/>
         <w:ind w:firstLine="709"/>
         <w:jc w:val="both"/>
       </w:pPr>
@@ -2887,12 +4281,12 @@
           <w:rFonts w:ascii="Times New Roman" w:hAnsi="Times New Roman"/>
           <w:sz w:val="28"/>
         </w:rPr>
-        <w:t>Полученные 32 байта зерна передаются в bignGenKeypair. Алгоритм формирует d ∈ (0, q) и вычисляет Q = dG. Закрытый ключ d (32 байта) и открытый Q (64 байта) сохраняются в Flash.</w:t>
+        <w:t>Зерно передаётся в bignGenKeypair: алгоритм формирует d ∈ (0, q) и вычисляет Q = dG. Закрытый ключ d (32 байта) и открытый Q (64 байта) сохраняются в Flash.</w:t>
       </w:r>
     </w:p>
     <w:p>
       <w:pPr>
-        <w:spacing w:line="360" w:lineRule="auto"/>
+        <w:spacing w:line="360" w:lineRule="auto" w:after="0" w:before="0"/>
         <w:ind w:firstLine="709"/>
         <w:jc w:val="both"/>
       </w:pPr>
@@ -2901,34 +4295,12 @@
           <w:rFonts w:ascii="Times New Roman" w:hAnsi="Times New Roman"/>
           <w:sz w:val="28"/>
         </w:rPr>
-        <w:t>Запись во Flash. Структура key_record_t:</w:t>
-        <w:br/>
-        <w:t>- magic — 4 байта «STB1»,</w:t>
-        <w:br/>
-        <w:t>- privkey — 32 байта,</w:t>
-        <w:br/>
-        <w:t>- pubkey  — 64 байта,</w:t>
-        <w:br/>
-        <w:t>- crc32   — 4 байта.</w:t>
+        <w:t>Запись во Flash. Структура key_record_t: magic (4 байта «STB1»), privkey (32 байта), pubkey (64 байта), crc32 (4 байта). Адрес страницы — KEY_STORE_ADDR = 0x0801FC00 (последняя 1 КБ-страница). Запись в три шага: HAL_FLASH_Unlock; HAL_FLASHEx_Erase; HAL_FLASH_Program 32-битными словами; HAL_FLASH_Lock.</w:t>
       </w:r>
     </w:p>
     <w:p>
       <w:pPr>
-        <w:spacing w:line="360" w:lineRule="auto"/>
-        <w:ind w:firstLine="709"/>
-        <w:jc w:val="both"/>
-      </w:pPr>
-      <w:r>
-        <w:rPr>
-          <w:rFonts w:ascii="Times New Roman" w:hAnsi="Times New Roman"/>
-          <w:sz w:val="28"/>
-        </w:rPr>
-        <w:t>Адрес страницы — KEY_STORE_ADDR = 0x0801FC00 (последняя 1 КБ-страница Flash STM32F103C8). Запись выполняется в три шага: 1) HAL_FLASH_Unlock; 2) HAL_FLASHEx_Erase (PageError проверяется); 3) HAL_FLASH_Program последовательностью 32-битных слов; 4) HAL_FLASH_Lock.</w:t>
-      </w:r>
-    </w:p>
-    <w:p>
-      <w:pPr>
-        <w:spacing w:line="360" w:lineRule="auto"/>
+        <w:spacing w:line="360" w:lineRule="auto" w:after="0" w:before="0"/>
         <w:ind w:firstLine="709"/>
         <w:jc w:val="both"/>
       </w:pPr>
@@ -2942,7 +4314,7 @@
     </w:p>
     <w:p>
       <w:pPr>
-        <w:spacing w:line="360" w:lineRule="auto"/>
+        <w:spacing w:line="360" w:lineRule="auto" w:after="0" w:before="0"/>
         <w:ind w:firstLine="709"/>
         <w:jc w:val="both"/>
       </w:pPr>
@@ -2951,12 +4323,12 @@
           <w:rFonts w:ascii="Times New Roman" w:hAnsi="Times New Roman"/>
           <w:sz w:val="28"/>
         </w:rPr>
-        <w:t>Уничтожение. CMD_GEN_KEYPAIR стирает страницу и сразу записывает новую пару; чтение старого ключа из стёртой страницы невозможно. После 10 000 циклов записи/стирания (типовой ресурс Flash STM32F1) запись может стать ненадёжной — для учебного устройства это не критично (десятки операций гарантированно укладываются).</w:t>
+        <w:t>Уничтожение. CMD_GEN_KEYPAIR стирает страницу и сразу записывает новую пару; чтение старого ключа невозможно. После 10 000 циклов запись может стать ненадёжной — для учебного устройства не критично.</w:t>
       </w:r>
     </w:p>
     <w:p>
       <w:pPr>
-        <w:spacing w:line="360" w:lineRule="auto"/>
+        <w:spacing w:line="360" w:lineRule="auto" w:after="0" w:before="0"/>
         <w:ind w:firstLine="709"/>
         <w:jc w:val="both"/>
       </w:pPr>
@@ -2985,7 +4357,7 @@
     </w:p>
     <w:p>
       <w:pPr>
-        <w:spacing w:line="360" w:lineRule="auto"/>
+        <w:spacing w:line="360" w:lineRule="auto" w:after="0" w:before="0"/>
         <w:ind w:firstLine="709"/>
         <w:jc w:val="both"/>
       </w:pPr>
@@ -2994,12 +4366,12 @@
           <w:rFonts w:ascii="Times New Roman" w:hAnsi="Times New Roman"/>
           <w:sz w:val="28"/>
         </w:rPr>
-        <w:t>Программное обеспечение на стороне ПК состоит из четырёх модулей: belt_hash.py, belt.py, stm32_protocol.py, stm32_sign_tool.py.</w:t>
+        <w:t>Программное обеспечение на ПК состоит из четырёх модулей.</w:t>
       </w:r>
     </w:p>
     <w:p>
       <w:pPr>
-        <w:spacing w:line="360" w:lineRule="auto"/>
+        <w:spacing w:line="360" w:lineRule="auto" w:after="0" w:before="0"/>
         <w:ind w:firstLine="709"/>
         <w:jc w:val="both"/>
       </w:pPr>
@@ -3008,12 +4380,12 @@
           <w:rFonts w:ascii="Times New Roman" w:hAnsi="Times New Roman"/>
           <w:sz w:val="28"/>
         </w:rPr>
-        <w:t>Модуль belt_hash.py — реализация хэш-функции belt-hash из СТБ 34.101.31-2020. Содержит S-блок H (таблица замены), 32-битное круговое преобразование G_r, функции beltBlockEnc и beltCompress, инициализацию beltHashStart, поэтапную обработку beltHashStepH (входной блок 32 байта), финализацию beltHashStepG (длина и контрольная сумма). Все промежуточные значения тестируются по векторам СТБ 34.101.31-2020 приложение А: А.1 (поблочное шифрование), А.23-1/2/3 (хэш пустого сообщения, 128-битного, 192-битного входов). Все векторы проходят без расхождений.</w:t>
+        <w:t>belt_hash.py — реализация хэш-функции belt-hash из СТБ 34.101.31-2020. Содержит S-блок H, 32-битное круговое преобразование G_r, функции beltBlockEnc и beltCompress, beltHashStart, beltHashStepH (блок 32 байта), beltHashStepG. Тестируется по векторам приложения А: А.1, А.23-1/2/3. Все векторы проходят без расхождений.</w:t>
       </w:r>
     </w:p>
     <w:p>
       <w:pPr>
-        <w:spacing w:line="360" w:lineRule="auto"/>
+        <w:spacing w:line="360" w:lineRule="auto" w:after="0" w:before="0"/>
         <w:ind w:firstLine="709"/>
         <w:jc w:val="both"/>
       </w:pPr>
@@ -3022,12 +4394,12 @@
           <w:rFonts w:ascii="Times New Roman" w:hAnsi="Times New Roman"/>
           <w:sz w:val="28"/>
         </w:rPr>
-        <w:t>Модуль belt.py — реализация belt-ECB и belt-CBC. Используется для проверки корректности команд CMD_ENCRYPT/CMD_DECRYPT и для шифрования файлов локально на ПК, когда нет нужды задействовать устройство (опция «программный режим» в GUI).</w:t>
+        <w:t>belt.py — реализация belt-ECB и belt-CBC для проверки корректности команд CMD_ENCRYPT/CMD_DECRYPT и шифрования файлов локально на ПК (опция «программный режим» в GUI).</w:t>
       </w:r>
     </w:p>
     <w:p>
       <w:pPr>
-        <w:spacing w:line="360" w:lineRule="auto"/>
+        <w:spacing w:line="360" w:lineRule="auto" w:after="0" w:before="0"/>
         <w:ind w:firstLine="709"/>
         <w:jc w:val="both"/>
       </w:pPr>
@@ -3036,12 +4408,12 @@
           <w:rFonts w:ascii="Times New Roman" w:hAnsi="Times New Roman"/>
           <w:sz w:val="28"/>
         </w:rPr>
-        <w:t>Модуль stm32_protocol.py — клиент устройства. Реализует класс STM32CryptoDevice, обнаружение порта, упаковку команд, обработку ответов. Содержит набор констант, идентичных усб_protocol.h в прошивке: CMD_*, ERR_*, STATUS_OK = 0xAA, STATUS_ERR = 0xFF, USB_PROTO_MAX_PAYLOAD = 2048.</w:t>
+        <w:t>stm32_protocol.py — клиент устройства. Реализует STM32CryptoDevice, обнаружение порта, упаковку команд, обработку ответов. Содержит константы, идентичные usb_protocol.h: CMD_*, ERR_*, STATUS_OK = 0xAA, STATUS_ERR = 0xFF, USB_PROTO_MAX_PAYLOAD = 2048.</w:t>
       </w:r>
     </w:p>
     <w:p>
       <w:pPr>
-        <w:spacing w:line="360" w:lineRule="auto"/>
+        <w:spacing w:line="360" w:lineRule="auto" w:after="0" w:before="0"/>
         <w:ind w:firstLine="709"/>
         <w:jc w:val="both"/>
       </w:pPr>
@@ -3050,12 +4422,12 @@
           <w:rFonts w:ascii="Times New Roman" w:hAnsi="Times New Roman"/>
           <w:sz w:val="28"/>
         </w:rPr>
-        <w:t>Модуль stm32_sign_tool.py — графическое приложение Tkinter с пятью вкладками:</w:t>
+        <w:t>stm32_sign_tool.py — графическое приложение Tkinter с пятью вкладками:</w:t>
       </w:r>
     </w:p>
     <w:p>
       <w:pPr>
-        <w:spacing w:line="360" w:lineRule="auto"/>
+        <w:spacing w:line="360" w:lineRule="auto" w:after="0" w:before="0"/>
         <w:ind w:firstLine="709"/>
         <w:jc w:val="both"/>
       </w:pPr>
@@ -3064,12 +4436,12 @@
           <w:rFonts w:ascii="Times New Roman" w:hAnsi="Times New Roman"/>
           <w:sz w:val="28"/>
         </w:rPr>
-        <w:t>1. «Устройство»: статус соединения (порт, VID/PID, ответ ping), кнопки «Подключить»/«Отключить», поле для отображения публичного ключа в HEX.</w:t>
+        <w:t>1. «Устройство»: статус соединения (порт, VID/PID, ответ ping), кнопки «Подключить»/«Отключить», публичный ключ в HEX.</w:t>
       </w:r>
     </w:p>
     <w:p>
       <w:pPr>
-        <w:spacing w:line="360" w:lineRule="auto"/>
+        <w:spacing w:line="360" w:lineRule="auto" w:after="0" w:before="0"/>
         <w:ind w:firstLine="709"/>
         <w:jc w:val="both"/>
       </w:pPr>
@@ -3078,12 +4450,12 @@
           <w:rFonts w:ascii="Times New Roman" w:hAnsi="Times New Roman"/>
           <w:sz w:val="28"/>
         </w:rPr>
-        <w:t>2. «Управление ключами»: кнопка «Сгенерировать новую пару ключей» (вызывает CMD_GEN_KEYPAIR), индикатор прогресса, кнопка «Сохранить публичный ключ» (запись в .pub-файл).</w:t>
+        <w:t>2. «Управление ключами»: кнопка «Сгенерировать новую пару» (CMD_GEN_KEYPAIR), индикатор прогресса, кнопка «Сохранить публичный ключ» (.pub-файл).</w:t>
       </w:r>
     </w:p>
     <w:p>
       <w:pPr>
-        <w:spacing w:line="360" w:lineRule="auto"/>
+        <w:spacing w:line="360" w:lineRule="auto" w:after="0" w:before="0"/>
         <w:ind w:firstLine="709"/>
         <w:jc w:val="both"/>
       </w:pPr>
@@ -3092,12 +4464,12 @@
           <w:rFonts w:ascii="Times New Roman" w:hAnsi="Times New Roman"/>
           <w:sz w:val="28"/>
         </w:rPr>
-        <w:t>3. «Подпись»: выбор файла, кнопка «Подписать» (поток: чтение → belt-hash → CMD_SIGN → сохранение .sig), отображение HEX подписи.</w:t>
+        <w:t>3. «Подпись»: выбор файла, кнопка «Подписать» (чтение → belt-hash → CMD_SIGN → .sig), отображение подписи.</w:t>
       </w:r>
     </w:p>
     <w:p>
       <w:pPr>
-        <w:spacing w:line="360" w:lineRule="auto"/>
+        <w:spacing w:line="360" w:lineRule="auto" w:after="0" w:before="0"/>
         <w:ind w:firstLine="709"/>
         <w:jc w:val="both"/>
       </w:pPr>
@@ -3106,12 +4478,12 @@
           <w:rFonts w:ascii="Times New Roman" w:hAnsi="Times New Roman"/>
           <w:sz w:val="28"/>
         </w:rPr>
-        <w:t>4. «Проверка»: выбор файла, файла подписи и файла открытого ключа, кнопка «Проверить» (CMD_VERIFY), сообщение «Подпись действительна» или «Не пройдена».</w:t>
+        <w:t>4. «Проверка»: выбор файла, файла подписи и публичного ключа, кнопка «Проверить» (CMD_VERIFY), результат «Подпись действительна» или «Не пройдена».</w:t>
       </w:r>
     </w:p>
     <w:p>
       <w:pPr>
-        <w:spacing w:line="360" w:lineRule="auto"/>
+        <w:spacing w:line="360" w:lineRule="auto" w:after="0" w:before="0"/>
         <w:ind w:firstLine="709"/>
         <w:jc w:val="both"/>
       </w:pPr>
@@ -3120,12 +4492,12 @@
           <w:rFonts w:ascii="Times New Roman" w:hAnsi="Times New Roman"/>
           <w:sz w:val="28"/>
         </w:rPr>
-        <w:t>5. «Шифрование»: выбор файла, IV (16 байт; кнопка «Сгенерировать новый»), ключ (32 байта в HEX или из файла), радио-кнопки «Шифровать»/«Расшифровать» (CMD_ENCRYPT/DECRYPT по фрагментам ≤2000 байт с прогрессом).</w:t>
+        <w:t>5. «Шифрование»: выбор файла, IV (16 байт), ключ (32 байта в HEX или из файла), радио «Шифровать»/«Расшифровать» (CMD_ENCRYPT/DECRYPT по фрагментам ≤ 2000 байт с прогрессом).</w:t>
       </w:r>
     </w:p>
     <w:p>
       <w:pPr>
-        <w:spacing w:line="360" w:lineRule="auto"/>
+        <w:spacing w:line="360" w:lineRule="auto" w:after="0" w:before="0"/>
         <w:ind w:firstLine="709"/>
         <w:jc w:val="both"/>
       </w:pPr>
@@ -3134,7 +4506,7 @@
           <w:rFonts w:ascii="Times New Roman" w:hAnsi="Times New Roman"/>
           <w:sz w:val="28"/>
         </w:rPr>
-        <w:t>Все длительные операции выполняются в отдельном потоке (threading.Thread) во избежание заморозки UI.</w:t>
+        <w:t>Длительные операции выполняются в отдельном потоке (threading.Thread) во избежание заморозки UI.</w:t>
       </w:r>
     </w:p>
     <w:p>
@@ -3154,7 +4526,7 @@
     </w:p>
     <w:p>
       <w:pPr>
-        <w:spacing w:line="360" w:lineRule="auto"/>
+        <w:spacing w:line="360" w:lineRule="auto" w:after="0" w:before="0"/>
         <w:ind w:firstLine="709"/>
         <w:jc w:val="both"/>
       </w:pPr>
@@ -3168,7 +4540,7 @@
     </w:p>
     <w:p>
       <w:pPr>
-        <w:spacing w:line="360" w:lineRule="auto"/>
+        <w:spacing w:line="360" w:lineRule="auto" w:after="0" w:before="0"/>
         <w:ind w:firstLine="709"/>
         <w:jc w:val="both"/>
       </w:pPr>
@@ -3177,12 +4549,12 @@
           <w:rFonts w:ascii="Times New Roman" w:hAnsi="Times New Roman"/>
           <w:sz w:val="28"/>
         </w:rPr>
-        <w:t>Модульные тесты Python выполнены на машине с CPython 3.11. Belt_hash.py проверен на векторах СТБ 34.101.31-2020 приложения А: А.1 шифрование одного блока, А.23-1 hash(пустой строки), А.23-2 hash(128-битного), А.23-3 hash(произвольного). Все векторы проходят без расхождений. Belt.py проверен в режимах ECB и CBC на векторах А.1 и А.5 — расхождений нет.</w:t>
+        <w:t>Модульные тесты Python выполнены на машине с CPython 3.11. belt_hash.py проверен на векторах СТБ 34.101.31-2020 приложение А: А.1 (шифрование одного блока), А.23-1/2/3 (hash пустой строки, 128-битного, произвольного). Все векторы проходят без расхождений. belt.py проверен в режимах ECB и CBC на векторах А.1 и А.5 — расхождений нет.</w:t>
       </w:r>
     </w:p>
     <w:p>
       <w:pPr>
-        <w:spacing w:line="360" w:lineRule="auto"/>
+        <w:spacing w:line="360" w:lineRule="auto" w:after="0" w:before="0"/>
         <w:ind w:firstLine="709"/>
         <w:jc w:val="both"/>
       </w:pPr>
@@ -3191,12 +4563,12 @@
           <w:rFonts w:ascii="Times New Roman" w:hAnsi="Times New Roman"/>
           <w:sz w:val="28"/>
         </w:rPr>
-        <w:t>Интеграционные тесты выполнены с помощью mock-клиента, имитирующего ответы устройства. Покрытие — все восемь команд протокола, корректное и некорректное поведение (неверная длина, отсутствие ключа, неверный publickey).</w:t>
+        <w:t>Интеграционные тесты выполнены с помощью mock-клиента, имитирующего ответы устройства. Покрытие — все восемь команд протокола, корректное и некорректное поведение (неверная длина, отсутствие ключа, неверный публичный ключ).</w:t>
       </w:r>
     </w:p>
     <w:p>
       <w:pPr>
-        <w:spacing w:line="360" w:lineRule="auto"/>
+        <w:spacing w:line="360" w:lineRule="auto" w:after="0" w:before="0"/>
         <w:ind w:firstLine="709"/>
         <w:jc w:val="both"/>
       </w:pPr>
@@ -3205,12 +4577,12 @@
           <w:rFonts w:ascii="Times New Roman" w:hAnsi="Times New Roman"/>
           <w:sz w:val="28"/>
         </w:rPr>
-        <w:t>Hardware-тесты при подключённой плате STM32 Smart V2.0: 1) CMD_PING — отклик 2 мс, ответ «BIGN1»; 2) CMD_GEN_KEYPAIR — длительность 110 мс; 3) CMD_SIGN — длительность 42 мс; 4) CMD_VERIFY — длительность 95 мс; 5) CMD_HASH 2 КБ — 1,8 мс; 6) CMD_ENCRYPT 2 КБ — 1,9 мс. Цикл «подпись 1 МБ файла» (на ПК belt-hash 740 мс + 42 мс подпись на устройстве + 14 мс USB) — 0,8 с. Подпись и проверка одного и того же файла одинаковыми ключами повторно дают идентичную подпись (детерминированный режим bignSign2).</w:t>
+        <w:t>Hardware-тесты при подключённой плате STM32 Smart V2.0: CMD_PING — отклик 2 мс; CMD_GEN_KEYPAIR — 110 мс; CMD_SIGN — 42 мс; CMD_VERIFY — 95 мс; CMD_HASH 2 КБ — 1,8 мс; CMD_ENCRYPT 2 КБ — 1,9 мс. Цикл «подпись 1 МБ» (на ПК belt-hash 740 мс + 42 мс подпись + 14 мс USB) — 0,8 с. Подпись одного файла одинаковыми ключами повторно даёт идентичную подпись (детерминированный режим bignSign2).</w:t>
       </w:r>
     </w:p>
     <w:p>
       <w:pPr>
-        <w:spacing w:line="360" w:lineRule="auto"/>
+        <w:spacing w:line="360" w:lineRule="auto" w:after="0" w:before="0"/>
         <w:ind w:firstLine="709"/>
         <w:jc w:val="both"/>
       </w:pPr>
@@ -3219,12 +4591,12 @@
           <w:rFonts w:ascii="Times New Roman" w:hAnsi="Times New Roman"/>
           <w:sz w:val="28"/>
         </w:rPr>
-        <w:t>Совместимость. Тестирование выполнялось на Windows 11, Ubuntu 22.04, Fedora 38, macOS 13. Установка драйверов не требуется; устройство автоматически появляется как COMx (Windows), /dev/ttyACM0 (Linux/macOS).</w:t>
+        <w:t>Совместимость. Тестирование на Windows 11, Ubuntu 22.04, Fedora 38, macOS 13. Установка драйверов не требуется; устройство автоматически появляется как COMx (Windows) или /dev/ttyACM0 (Linux/macOS).</w:t>
       </w:r>
     </w:p>
     <w:p>
       <w:pPr>
-        <w:spacing w:line="360" w:lineRule="auto"/>
+        <w:spacing w:line="360" w:lineRule="auto" w:after="0" w:before="0"/>
         <w:ind w:firstLine="709"/>
         <w:jc w:val="both"/>
       </w:pPr>
@@ -3233,7 +4605,7 @@
           <w:rFonts w:ascii="Times New Roman" w:hAnsi="Times New Roman"/>
           <w:sz w:val="28"/>
         </w:rPr>
-        <w:t>Обнаруженные и устранённые проблемы. На раннем этапе belt-hash при пустом входе давала неверный результат — была опечатка в инициализации контрольной суммы C; исправлено в исходном belt_hash.py (контрольная сумма инициализируется H_0 = 0xB1...). Возникало переполнение при работе с большими файлами на ПК — добавлено разбиение на чанки по 4 КБ и потоковая отправка. На устройстве при первом включении выявлен сбой при чтении ключа из Flash (запись не была инициализирована) — добавлена проверка magic и возврат ERR_NO_KEY.</w:t>
+        <w:t>Обнаруженные и устранённые проблемы. На раннем этапе belt-hash при пустом входе давала неверный результат — опечатка в инициализации контрольной суммы; исправлено. При работе с большими файлами возникало переполнение — добавлено разбиение на чанки по 4 КБ. На устройстве при первом включении выявлен сбой при чтении ключа из Flash — добавлена проверка magic и возврат ERR_NO_KEY.</w:t>
       </w:r>
     </w:p>
     <w:p>
@@ -3288,19 +4660,6 @@
     </w:p>
     <w:p>
       <w:pPr>
-        <w:spacing w:line="360" w:lineRule="auto"/>
-        <w:ind w:firstLine="709"/>
-        <w:jc w:val="both"/>
-      </w:pPr>
-      <w:r>
-        <w:rPr>
-          <w:rFonts w:ascii="Times New Roman" w:hAnsi="Times New Roman"/>
-          <w:sz w:val="28"/>
-        </w:rPr>
-      </w:r>
-    </w:p>
-    <w:p>
-      <w:pPr>
         <w:spacing w:line="360" w:lineRule="auto" w:before="120" w:after="120"/>
         <w:ind w:firstLine="0"/>
         <w:jc w:val="left"/>
@@ -3316,7 +4675,7 @@
     </w:p>
     <w:p>
       <w:pPr>
-        <w:spacing w:line="360" w:lineRule="auto"/>
+        <w:spacing w:line="360" w:lineRule="auto" w:after="0" w:before="0"/>
         <w:ind w:firstLine="709"/>
         <w:jc w:val="both"/>
       </w:pPr>
@@ -3325,12 +4684,12 @@
           <w:rFonts w:ascii="Times New Roman" w:hAnsi="Times New Roman"/>
           <w:sz w:val="28"/>
         </w:rPr>
-        <w:t>Производительность комплекса оценена по двум направлениям: производительность криптооперций на устройстве и общая пропускная способность комплекса при работе с файлами.</w:t>
+        <w:t>Производительность комплекса оценена по двум направлениям: производительность криптооперций на устройстве и общая пропускная способность при работе с файлами.</w:t>
       </w:r>
     </w:p>
     <w:p>
       <w:pPr>
-        <w:spacing w:line="360" w:lineRule="auto"/>
+        <w:spacing w:line="360" w:lineRule="auto" w:after="0" w:before="0"/>
         <w:ind w:firstLine="709"/>
         <w:jc w:val="both"/>
       </w:pPr>
@@ -3342,9 +4701,459 @@
         <w:t>Таблица 5.1 — Производительность криптографических операций</w:t>
       </w:r>
     </w:p>
+    <w:tbl>
+      <w:tblPr>
+        <w:tblStyle w:val="TableGrid"/>
+        <w:tblW w:type="auto" w:w="0"/>
+        <w:jc w:val="center"/>
+        <w:tblLook w:firstColumn="1" w:firstRow="1" w:lastColumn="0" w:lastRow="0" w:noHBand="0" w:noVBand="1" w:val="04A0"/>
+      </w:tblPr>
+      <w:tblGrid>
+        <w:gridCol w:w="3213"/>
+        <w:gridCol w:w="3213"/>
+        <w:gridCol w:w="3213"/>
+      </w:tblGrid>
+      <w:tr>
+        <w:tc>
+          <w:tcPr>
+            <w:tcW w:type="dxa" w:w="3213"/>
+          </w:tcPr>
+          <w:p>
+            <w:pPr>
+              <w:spacing w:line="240" w:lineRule="auto" w:after="0"/>
+              <w:ind w:firstLine="0"/>
+              <w:jc w:val="left"/>
+            </w:pPr>
+            <w:r/>
+            <w:r>
+              <w:rPr>
+                <w:rFonts w:ascii="Times New Roman" w:hAnsi="Times New Roman"/>
+                <w:b/>
+                <w:sz w:val="24"/>
+              </w:rPr>
+              <w:t>Операция</w:t>
+            </w:r>
+          </w:p>
+        </w:tc>
+        <w:tc>
+          <w:tcPr>
+            <w:tcW w:type="dxa" w:w="3213"/>
+          </w:tcPr>
+          <w:p>
+            <w:pPr>
+              <w:spacing w:line="240" w:lineRule="auto" w:after="0"/>
+              <w:ind w:firstLine="0"/>
+              <w:jc w:val="left"/>
+            </w:pPr>
+            <w:r/>
+            <w:r>
+              <w:rPr>
+                <w:rFonts w:ascii="Times New Roman" w:hAnsi="Times New Roman"/>
+                <w:b/>
+                <w:sz w:val="24"/>
+              </w:rPr>
+              <w:t>Время, мс</w:t>
+            </w:r>
+          </w:p>
+        </w:tc>
+        <w:tc>
+          <w:tcPr>
+            <w:tcW w:type="dxa" w:w="3213"/>
+          </w:tcPr>
+          <w:p>
+            <w:pPr>
+              <w:spacing w:line="240" w:lineRule="auto" w:after="0"/>
+              <w:ind w:firstLine="0"/>
+              <w:jc w:val="left"/>
+            </w:pPr>
+            <w:r/>
+            <w:r>
+              <w:rPr>
+                <w:rFonts w:ascii="Times New Roman" w:hAnsi="Times New Roman"/>
+                <w:b/>
+                <w:sz w:val="24"/>
+              </w:rPr>
+              <w:t>Пропускная способность</w:t>
+            </w:r>
+          </w:p>
+        </w:tc>
+      </w:tr>
+      <w:tr>
+        <w:tc>
+          <w:tcPr>
+            <w:tcW w:type="dxa" w:w="3213"/>
+          </w:tcPr>
+          <w:p>
+            <w:pPr>
+              <w:spacing w:line="240" w:lineRule="auto" w:after="0"/>
+              <w:ind w:firstLine="0"/>
+              <w:jc w:val="left"/>
+            </w:pPr>
+            <w:r/>
+            <w:r>
+              <w:rPr>
+                <w:rFonts w:ascii="Times New Roman" w:hAnsi="Times New Roman"/>
+                <w:sz w:val="24"/>
+              </w:rPr>
+              <w:t>belt-hash блока 2 КБ</w:t>
+            </w:r>
+          </w:p>
+        </w:tc>
+        <w:tc>
+          <w:tcPr>
+            <w:tcW w:type="dxa" w:w="3213"/>
+          </w:tcPr>
+          <w:p>
+            <w:pPr>
+              <w:spacing w:line="240" w:lineRule="auto" w:after="0"/>
+              <w:ind w:firstLine="0"/>
+              <w:jc w:val="left"/>
+            </w:pPr>
+            <w:r/>
+            <w:r>
+              <w:rPr>
+                <w:rFonts w:ascii="Times New Roman" w:hAnsi="Times New Roman"/>
+                <w:sz w:val="24"/>
+              </w:rPr>
+              <w:t>1,8</w:t>
+            </w:r>
+          </w:p>
+        </w:tc>
+        <w:tc>
+          <w:tcPr>
+            <w:tcW w:type="dxa" w:w="3213"/>
+          </w:tcPr>
+          <w:p>
+            <w:pPr>
+              <w:spacing w:line="240" w:lineRule="auto" w:after="0"/>
+              <w:ind w:firstLine="0"/>
+              <w:jc w:val="left"/>
+            </w:pPr>
+            <w:r/>
+            <w:r>
+              <w:rPr>
+                <w:rFonts w:ascii="Times New Roman" w:hAnsi="Times New Roman"/>
+                <w:sz w:val="24"/>
+              </w:rPr>
+              <w:t>≈ 1,1 МБ/с</w:t>
+            </w:r>
+          </w:p>
+        </w:tc>
+      </w:tr>
+      <w:tr>
+        <w:tc>
+          <w:tcPr>
+            <w:tcW w:type="dxa" w:w="3213"/>
+          </w:tcPr>
+          <w:p>
+            <w:pPr>
+              <w:spacing w:line="240" w:lineRule="auto" w:after="0"/>
+              <w:ind w:firstLine="0"/>
+              <w:jc w:val="left"/>
+            </w:pPr>
+            <w:r/>
+            <w:r>
+              <w:rPr>
+                <w:rFonts w:ascii="Times New Roman" w:hAnsi="Times New Roman"/>
+                <w:sz w:val="24"/>
+              </w:rPr>
+              <w:t>belt-CBC 2 КБ</w:t>
+            </w:r>
+          </w:p>
+        </w:tc>
+        <w:tc>
+          <w:tcPr>
+            <w:tcW w:type="dxa" w:w="3213"/>
+          </w:tcPr>
+          <w:p>
+            <w:pPr>
+              <w:spacing w:line="240" w:lineRule="auto" w:after="0"/>
+              <w:ind w:firstLine="0"/>
+              <w:jc w:val="left"/>
+            </w:pPr>
+            <w:r/>
+            <w:r>
+              <w:rPr>
+                <w:rFonts w:ascii="Times New Roman" w:hAnsi="Times New Roman"/>
+                <w:sz w:val="24"/>
+              </w:rPr>
+              <w:t>1,9</w:t>
+            </w:r>
+          </w:p>
+        </w:tc>
+        <w:tc>
+          <w:tcPr>
+            <w:tcW w:type="dxa" w:w="3213"/>
+          </w:tcPr>
+          <w:p>
+            <w:pPr>
+              <w:spacing w:line="240" w:lineRule="auto" w:after="0"/>
+              <w:ind w:firstLine="0"/>
+              <w:jc w:val="left"/>
+            </w:pPr>
+            <w:r/>
+            <w:r>
+              <w:rPr>
+                <w:rFonts w:ascii="Times New Roman" w:hAnsi="Times New Roman"/>
+                <w:sz w:val="24"/>
+              </w:rPr>
+              <w:t>≈ 1,1 МБ/с</w:t>
+            </w:r>
+          </w:p>
+        </w:tc>
+      </w:tr>
+      <w:tr>
+        <w:tc>
+          <w:tcPr>
+            <w:tcW w:type="dxa" w:w="3213"/>
+          </w:tcPr>
+          <w:p>
+            <w:pPr>
+              <w:spacing w:line="240" w:lineRule="auto" w:after="0"/>
+              <w:ind w:firstLine="0"/>
+              <w:jc w:val="left"/>
+            </w:pPr>
+            <w:r/>
+            <w:r>
+              <w:rPr>
+                <w:rFonts w:ascii="Times New Roman" w:hAnsi="Times New Roman"/>
+                <w:sz w:val="24"/>
+              </w:rPr>
+              <w:t>bign-sign (b = 128, bignSign2)</w:t>
+            </w:r>
+          </w:p>
+        </w:tc>
+        <w:tc>
+          <w:tcPr>
+            <w:tcW w:type="dxa" w:w="3213"/>
+          </w:tcPr>
+          <w:p>
+            <w:pPr>
+              <w:spacing w:line="240" w:lineRule="auto" w:after="0"/>
+              <w:ind w:firstLine="0"/>
+              <w:jc w:val="left"/>
+            </w:pPr>
+            <w:r/>
+            <w:r>
+              <w:rPr>
+                <w:rFonts w:ascii="Times New Roman" w:hAnsi="Times New Roman"/>
+                <w:sz w:val="24"/>
+              </w:rPr>
+              <w:t>42</w:t>
+            </w:r>
+          </w:p>
+        </w:tc>
+        <w:tc>
+          <w:tcPr>
+            <w:tcW w:type="dxa" w:w="3213"/>
+          </w:tcPr>
+          <w:p>
+            <w:pPr>
+              <w:spacing w:line="240" w:lineRule="auto" w:after="0"/>
+              <w:ind w:firstLine="0"/>
+              <w:jc w:val="left"/>
+            </w:pPr>
+            <w:r/>
+            <w:r>
+              <w:rPr>
+                <w:rFonts w:ascii="Times New Roman" w:hAnsi="Times New Roman"/>
+                <w:sz w:val="24"/>
+              </w:rPr>
+              <w:t>—</w:t>
+            </w:r>
+          </w:p>
+        </w:tc>
+      </w:tr>
+      <w:tr>
+        <w:tc>
+          <w:tcPr>
+            <w:tcW w:type="dxa" w:w="3213"/>
+          </w:tcPr>
+          <w:p>
+            <w:pPr>
+              <w:spacing w:line="240" w:lineRule="auto" w:after="0"/>
+              <w:ind w:firstLine="0"/>
+              <w:jc w:val="left"/>
+            </w:pPr>
+            <w:r/>
+            <w:r>
+              <w:rPr>
+                <w:rFonts w:ascii="Times New Roman" w:hAnsi="Times New Roman"/>
+                <w:sz w:val="24"/>
+              </w:rPr>
+              <w:t>bign-verify (b = 128)</w:t>
+            </w:r>
+          </w:p>
+        </w:tc>
+        <w:tc>
+          <w:tcPr>
+            <w:tcW w:type="dxa" w:w="3213"/>
+          </w:tcPr>
+          <w:p>
+            <w:pPr>
+              <w:spacing w:line="240" w:lineRule="auto" w:after="0"/>
+              <w:ind w:firstLine="0"/>
+              <w:jc w:val="left"/>
+            </w:pPr>
+            <w:r/>
+            <w:r>
+              <w:rPr>
+                <w:rFonts w:ascii="Times New Roman" w:hAnsi="Times New Roman"/>
+                <w:sz w:val="24"/>
+              </w:rPr>
+              <w:t>95</w:t>
+            </w:r>
+          </w:p>
+        </w:tc>
+        <w:tc>
+          <w:tcPr>
+            <w:tcW w:type="dxa" w:w="3213"/>
+          </w:tcPr>
+          <w:p>
+            <w:pPr>
+              <w:spacing w:line="240" w:lineRule="auto" w:after="0"/>
+              <w:ind w:firstLine="0"/>
+              <w:jc w:val="left"/>
+            </w:pPr>
+            <w:r/>
+            <w:r>
+              <w:rPr>
+                <w:rFonts w:ascii="Times New Roman" w:hAnsi="Times New Roman"/>
+                <w:sz w:val="24"/>
+              </w:rPr>
+              <w:t>—</w:t>
+            </w:r>
+          </w:p>
+        </w:tc>
+      </w:tr>
+      <w:tr>
+        <w:tc>
+          <w:tcPr>
+            <w:tcW w:type="dxa" w:w="3213"/>
+          </w:tcPr>
+          <w:p>
+            <w:pPr>
+              <w:spacing w:line="240" w:lineRule="auto" w:after="0"/>
+              <w:ind w:firstLine="0"/>
+              <w:jc w:val="left"/>
+            </w:pPr>
+            <w:r/>
+            <w:r>
+              <w:rPr>
+                <w:rFonts w:ascii="Times New Roman" w:hAnsi="Times New Roman"/>
+                <w:sz w:val="24"/>
+              </w:rPr>
+              <w:t>CMD_GEN_KEYPAIR</w:t>
+            </w:r>
+          </w:p>
+        </w:tc>
+        <w:tc>
+          <w:tcPr>
+            <w:tcW w:type="dxa" w:w="3213"/>
+          </w:tcPr>
+          <w:p>
+            <w:pPr>
+              <w:spacing w:line="240" w:lineRule="auto" w:after="0"/>
+              <w:ind w:firstLine="0"/>
+              <w:jc w:val="left"/>
+            </w:pPr>
+            <w:r/>
+            <w:r>
+              <w:rPr>
+                <w:rFonts w:ascii="Times New Roman" w:hAnsi="Times New Roman"/>
+                <w:sz w:val="24"/>
+              </w:rPr>
+              <w:t>110</w:t>
+            </w:r>
+          </w:p>
+        </w:tc>
+        <w:tc>
+          <w:tcPr>
+            <w:tcW w:type="dxa" w:w="3213"/>
+          </w:tcPr>
+          <w:p>
+            <w:pPr>
+              <w:spacing w:line="240" w:lineRule="auto" w:after="0"/>
+              <w:ind w:firstLine="0"/>
+              <w:jc w:val="left"/>
+            </w:pPr>
+            <w:r/>
+            <w:r>
+              <w:rPr>
+                <w:rFonts w:ascii="Times New Roman" w:hAnsi="Times New Roman"/>
+                <w:sz w:val="24"/>
+              </w:rPr>
+              <w:t>—</w:t>
+            </w:r>
+          </w:p>
+        </w:tc>
+      </w:tr>
+      <w:tr>
+        <w:tc>
+          <w:tcPr>
+            <w:tcW w:type="dxa" w:w="3213"/>
+          </w:tcPr>
+          <w:p>
+            <w:pPr>
+              <w:spacing w:line="240" w:lineRule="auto" w:after="0"/>
+              <w:ind w:firstLine="0"/>
+              <w:jc w:val="left"/>
+            </w:pPr>
+            <w:r/>
+            <w:r>
+              <w:rPr>
+                <w:rFonts w:ascii="Times New Roman" w:hAnsi="Times New Roman"/>
+                <w:sz w:val="24"/>
+              </w:rPr>
+              <w:t>CMD_PING (отклик USB)</w:t>
+            </w:r>
+          </w:p>
+        </w:tc>
+        <w:tc>
+          <w:tcPr>
+            <w:tcW w:type="dxa" w:w="3213"/>
+          </w:tcPr>
+          <w:p>
+            <w:pPr>
+              <w:spacing w:line="240" w:lineRule="auto" w:after="0"/>
+              <w:ind w:firstLine="0"/>
+              <w:jc w:val="left"/>
+            </w:pPr>
+            <w:r/>
+            <w:r>
+              <w:rPr>
+                <w:rFonts w:ascii="Times New Roman" w:hAnsi="Times New Roman"/>
+                <w:sz w:val="24"/>
+              </w:rPr>
+              <w:t>2</w:t>
+            </w:r>
+          </w:p>
+        </w:tc>
+        <w:tc>
+          <w:tcPr>
+            <w:tcW w:type="dxa" w:w="3213"/>
+          </w:tcPr>
+          <w:p>
+            <w:pPr>
+              <w:spacing w:line="240" w:lineRule="auto" w:after="0"/>
+              <w:ind w:firstLine="0"/>
+              <w:jc w:val="left"/>
+            </w:pPr>
+            <w:r/>
+            <w:r>
+              <w:rPr>
+                <w:rFonts w:ascii="Times New Roman" w:hAnsi="Times New Roman"/>
+                <w:sz w:val="24"/>
+              </w:rPr>
+              <w:t>—</w:t>
+            </w:r>
+          </w:p>
+        </w:tc>
+      </w:tr>
+    </w:tbl>
     <w:p>
       <w:pPr>
-        <w:spacing w:line="360" w:lineRule="auto"/>
+        <w:spacing w:line="360" w:lineRule="auto" w:after="0" w:before="0"/>
         <w:ind w:firstLine="709"/>
         <w:jc w:val="both"/>
       </w:pPr>
@@ -3353,26 +5162,12 @@
           <w:rFonts w:ascii="Times New Roman" w:hAnsi="Times New Roman"/>
           <w:sz w:val="28"/>
         </w:rPr>
-        <w:t>| Операция                                | Время, мс  | Пропускная способность |</w:t>
-        <w:br/>
-        <w:t>|------------------------------------------|------------|------------------------|</w:t>
-        <w:br/>
-        <w:t>| belt-hash блока 2 КБ                     | 1,8        | ≈ 1,1 МБ/с             |</w:t>
-        <w:br/>
-        <w:t>| belt-CBC 2 КБ                            | 1,9        | ≈ 1,1 МБ/с             |</w:t>
-        <w:br/>
-        <w:t>| bign-sign (b = 128, bignSign2)           | 42         | —                      |</w:t>
-        <w:br/>
-        <w:t>| bign-verify (b = 128)                    | 95         | —                      |</w:t>
-        <w:br/>
-        <w:t>| CMD_GEN_KEYPAIR                          | 110        | —                      |</w:t>
-        <w:br/>
-        <w:t>| CMD_PING (отклик USB)                    | 2          | —                      |</w:t>
+        <w:t>Сценарии работы с файлами.</w:t>
       </w:r>
     </w:p>
     <w:p>
       <w:pPr>
-        <w:spacing w:line="360" w:lineRule="auto"/>
+        <w:spacing w:line="360" w:lineRule="auto" w:after="0" w:before="0"/>
         <w:ind w:firstLine="709"/>
         <w:jc w:val="both"/>
       </w:pPr>
@@ -3381,12 +5176,12 @@
           <w:rFonts w:ascii="Times New Roman" w:hAnsi="Times New Roman"/>
           <w:sz w:val="28"/>
         </w:rPr>
-        <w:t>Сценарии работы с файлами:</w:t>
+        <w:t>Подпись файла 1 МБ. На ПК belt-hash — 740 мс; CMD_SIGN — 42 мс; передача результата — 14 мс. Итого 796 мс. Узкое место — хэш на ПК.</w:t>
       </w:r>
     </w:p>
     <w:p>
       <w:pPr>
-        <w:spacing w:line="360" w:lineRule="auto"/>
+        <w:spacing w:line="360" w:lineRule="auto" w:after="0" w:before="0"/>
         <w:ind w:firstLine="709"/>
         <w:jc w:val="both"/>
       </w:pPr>
@@ -3395,12 +5190,12 @@
           <w:rFonts w:ascii="Times New Roman" w:hAnsi="Times New Roman"/>
           <w:sz w:val="28"/>
         </w:rPr>
-        <w:t>Подпись файла 1 МБ. На ПК belt-hash 1 МБ — 740 мс. CMD_SIGN — 42 мс. Передача результата по USB — 14 мс. Итого 796 мс. Узким местом является вычисление хэша на ПК.</w:t>
+        <w:t>Проверка подписи 1 МБ. На ПК belt-hash — 740 мс; CMD_VERIFY — 95 мс. Итого 835 мс.</w:t>
       </w:r>
     </w:p>
     <w:p>
       <w:pPr>
-        <w:spacing w:line="360" w:lineRule="auto"/>
+        <w:spacing w:line="360" w:lineRule="auto" w:after="0" w:before="0"/>
         <w:ind w:firstLine="709"/>
         <w:jc w:val="both"/>
       </w:pPr>
@@ -3409,12 +5204,12 @@
           <w:rFonts w:ascii="Times New Roman" w:hAnsi="Times New Roman"/>
           <w:sz w:val="28"/>
         </w:rPr>
-        <w:t>Проверка подписи файла 1 МБ. На ПК belt-hash — 740 мс. CMD_VERIFY — 95 мс. Итого 835 мс.</w:t>
+        <w:t>Шифрование 1 МБ режимом belt-CBC. Файл бьётся на чанки 2 КБ; 512 × 6 мс = 3,1 с. Эффективная пропускная способность ≈ 325 КБ/с — ниже теоретической bee2, ограничено накладными расходами USB CDC при коротких пакетах.</w:t>
       </w:r>
     </w:p>
     <w:p>
       <w:pPr>
-        <w:spacing w:line="360" w:lineRule="auto"/>
+        <w:spacing w:line="360" w:lineRule="auto" w:after="0" w:before="0"/>
         <w:ind w:firstLine="709"/>
         <w:jc w:val="both"/>
       </w:pPr>
@@ -3423,12 +5218,12 @@
           <w:rFonts w:ascii="Times New Roman" w:hAnsi="Times New Roman"/>
           <w:sz w:val="28"/>
         </w:rPr>
-        <w:t>Шифрование файла 1 МБ режимом belt-CBC. Файл бьётся на чанки 2 КБ; каждый чанк передаётся командой CMD_ENCRYPT (~1,9 мс шифрования + 4 мс передача в обе стороны). Итого 512 × 6 мс = 3072 мс ≈ 3,1 с. Эффективная пропускная способность ≈ 325 КБ/с; ниже теоретической bee2, так как ограничено накладными расходами USB CDC при коротких пакетах.</w:t>
+        <w:t>Возможные улучшения: увеличение размера пакета до 16 КБ (потребует увеличения буфера USB); выполнение belt-CBC на ПК с подписью результата на устройстве — обеспечивает скорость ≥ 50 МБ/с. В прикладной программе предусмотрены оба режима.</w:t>
       </w:r>
     </w:p>
     <w:p>
       <w:pPr>
-        <w:spacing w:line="360" w:lineRule="auto"/>
+        <w:spacing w:line="360" w:lineRule="auto" w:after="0" w:before="0"/>
         <w:ind w:firstLine="709"/>
         <w:jc w:val="both"/>
       </w:pPr>
@@ -3437,21 +5232,7 @@
           <w:rFonts w:ascii="Times New Roman" w:hAnsi="Times New Roman"/>
           <w:sz w:val="28"/>
         </w:rPr>
-        <w:t>Для повышения эффективности возможно: 1) увеличение размера пакета до 16 КБ и более — потребует увеличения буфера USB; 2) выполнение belt-CBC на ПК с подписью результата на устройстве — наиболее частый сценарий, обеспечивает скорость не хуже 50 МБ/с (ограничено скоростью Python). В прикладной программе предусмотрены оба режима.</w:t>
-      </w:r>
-    </w:p>
-    <w:p>
-      <w:pPr>
-        <w:spacing w:line="360" w:lineRule="auto"/>
-        <w:ind w:firstLine="709"/>
-        <w:jc w:val="both"/>
-      </w:pPr>
-      <w:r>
-        <w:rPr>
-          <w:rFonts w:ascii="Times New Roman" w:hAnsi="Times New Roman"/>
-          <w:sz w:val="28"/>
-        </w:rPr>
-        <w:t>Сравнение с аналогами. Производительность подписи bign-128 (42 мс) сопоставима с коммерческим АвестКлюч 5 (25–35 мс) и Rutoken ЭЦП 2.0 (15–25 мс). Незначительное отставание объясняется применением общепользовательского STM32F103 без криптоускорителя.</w:t>
+        <w:t>Сравнение с аналогами. bign-128 (42 мс) сопоставим с АвестКлюч 5 (25–35 мс) и Rutoken ЭЦП 2.0 (15–25 мс). Отставание объясняется применением общепользовательского STM32F103 без криптоускорителя.</w:t>
       </w:r>
     </w:p>
     <w:p>
@@ -3471,7 +5252,7 @@
     </w:p>
     <w:p>
       <w:pPr>
-        <w:spacing w:line="360" w:lineRule="auto"/>
+        <w:spacing w:line="360" w:lineRule="auto" w:after="0" w:before="0"/>
         <w:ind w:firstLine="709"/>
         <w:jc w:val="both"/>
       </w:pPr>
@@ -3480,12 +5261,12 @@
           <w:rFonts w:ascii="Times New Roman" w:hAnsi="Times New Roman"/>
           <w:sz w:val="28"/>
         </w:rPr>
-        <w:t>Стойкость комплекса определяется стойкостью применяемых алгоритмов СТБ 34.101.31 и СТБ 34.101.45.</w:t>
+        <w:t>Стойкость комплекса определяется стойкостью алгоритмов СТБ 34.101.31 и СТБ 34.101.45.</w:t>
       </w:r>
     </w:p>
     <w:p>
       <w:pPr>
-        <w:spacing w:line="360" w:lineRule="auto"/>
+        <w:spacing w:line="360" w:lineRule="auto" w:after="0" w:before="0"/>
         <w:ind w:firstLine="709"/>
         <w:jc w:val="both"/>
       </w:pPr>
@@ -3494,12 +5275,12 @@
           <w:rFonts w:ascii="Times New Roman" w:hAnsi="Times New Roman"/>
           <w:sz w:val="28"/>
         </w:rPr>
-        <w:t>belt и belt-hash. Уровень стойкости — 128 бит к различительным атакам, исчерпывающему перебору ключа и нахождению коллизий хэша. Анализ Беляева, Агиевича, Михалёва (2010–2020) и независимые публикации не выявили эффективных атак, снижающих стойкость ниже 2^110 операций. Параметры belt: блок 128 бит, 8 раундов, S-блок H обладает свойствами bijectivity, nonlinearity ≥ 100, дифференциальной uniformity ≤ 10 — близкими к идеальным для S-блоков указанного размера. Атаки методом дифференциального и линейного криптоанализа на полную belt считаются практически неприменимыми.</w:t>
+        <w:t>belt и belt-hash. Уровень стойкости — 128 бит к различительным атакам, перебору ключа и нахождению коллизий хэша. Анализ Беляева, Агиевича, Михалёва (2010–2020) не выявил атак ниже 2^110 операций. Параметры belt: блок 128 бит, 8 раундов, S-блок H обладает свойствами bijectivity, nonlinearity ≥ 100, дифференциальной uniformity ≤ 10. Дифференциальный и линейный криптоанализ на полную belt практически неприменимы.</w:t>
       </w:r>
     </w:p>
     <w:p>
       <w:pPr>
-        <w:spacing w:line="360" w:lineRule="auto"/>
+        <w:spacing w:line="360" w:lineRule="auto" w:after="0" w:before="0"/>
         <w:ind w:firstLine="709"/>
         <w:jc w:val="both"/>
       </w:pPr>
@@ -3508,12 +5289,12 @@
           <w:rFonts w:ascii="Times New Roman" w:hAnsi="Times New Roman"/>
           <w:sz w:val="28"/>
         </w:rPr>
-        <w:t>bign. Уровень стойкости — 128 бит. Подпись основана на дискретном логарифме в группе точек эллиптической кривой над простым полем GF(p) для p длиной 256 бит. Лучший известный алгоритм — Pollard rho со сложностью 2^128 операций; за 30+ лет существования метода доказательно не превзойдён. Кривая bign-curve256v1 проверена на устойчивость к MOV-атаке (k = 1 — k = 12), к проблеме anomalous (порядок точки ≠ p), к подгрупповой атаке (h = 1).</w:t>
+        <w:t>bign. Уровень стойкости — 128 бит. Подпись основана на дискретном логарифме в группе точек эллиптической кривой над GF(p), |p| = 256 бит. Лучший алгоритм — Pollard rho со сложностью 2^128. Кривая bign-curve256v1 устойчива к MOV-атаке, anomalous-проблеме, подгрупповой атаке (h = 1).</w:t>
       </w:r>
     </w:p>
     <w:p>
       <w:pPr>
-        <w:spacing w:line="360" w:lineRule="auto"/>
+        <w:spacing w:line="360" w:lineRule="auto" w:after="0" w:before="0"/>
         <w:ind w:firstLine="709"/>
         <w:jc w:val="both"/>
       </w:pPr>
@@ -3522,12 +5303,12 @@
           <w:rFonts w:ascii="Times New Roman" w:hAnsi="Times New Roman"/>
           <w:sz w:val="28"/>
         </w:rPr>
-        <w:t>Возможные атаки на разрабатываемый комплекс.</w:t>
+        <w:t>Анализ возможных атак:</w:t>
       </w:r>
     </w:p>
     <w:p>
       <w:pPr>
-        <w:spacing w:line="360" w:lineRule="auto"/>
+        <w:spacing w:line="360" w:lineRule="auto" w:after="0" w:before="0"/>
         <w:ind w:firstLine="709"/>
         <w:jc w:val="both"/>
       </w:pPr>
@@ -3536,12 +5317,12 @@
           <w:rFonts w:ascii="Times New Roman" w:hAnsi="Times New Roman"/>
           <w:sz w:val="28"/>
         </w:rPr>
-        <w:t>Атака повторного использования k: на сертифицированных RSA/ECDSA-устройствах повторное использование k раскрывает d. В bignSign2 k вырабатывается детерминированно как belt-pbkdf(d, M, OID); повторное использование исключено по построению.</w:t>
+        <w:t>– Повторное использование k (на ECDSA приводит к раскрытию d). В bignSign2 k вырабатывается детерминированно как belt-pbkdf(d, M, OID); повторное использование исключено по построению.</w:t>
       </w:r>
     </w:p>
     <w:p>
       <w:pPr>
-        <w:spacing w:line="360" w:lineRule="auto"/>
+        <w:spacing w:line="360" w:lineRule="auto" w:after="0" w:before="0"/>
         <w:ind w:firstLine="709"/>
         <w:jc w:val="both"/>
       </w:pPr>
@@ -3550,12 +5331,12 @@
           <w:rFonts w:ascii="Times New Roman" w:hAnsi="Times New Roman"/>
           <w:sz w:val="28"/>
         </w:rPr>
-        <w:t>Атака на источник энтропии: критична при первичной генерации ключа. Использование UID + АЦП + таймеров с финализацией belt-hash обеспечивает не менее 128 бит энтропии (консервативная оценка).</w:t>
+        <w:t>– Атака на источник энтропии критична при первичной генерации. UID + АЦП + таймеры с финализацией belt-hash обеспечивают ≥ 128 бит энтропии.</w:t>
       </w:r>
     </w:p>
     <w:p>
       <w:pPr>
-        <w:spacing w:line="360" w:lineRule="auto"/>
+        <w:spacing w:line="360" w:lineRule="auto" w:after="0" w:before="0"/>
         <w:ind w:firstLine="709"/>
         <w:jc w:val="both"/>
       </w:pPr>
@@ -3564,12 +5345,12 @@
           <w:rFonts w:ascii="Times New Roman" w:hAnsi="Times New Roman"/>
           <w:sz w:val="28"/>
         </w:rPr>
-        <w:t>Атаки по побочным каналам. Реализация belt в bee2 — постоянного времени. Реализация bign содержит ветвления на условных вычитаниях; полностью constant-time-вариант требует дополнительной работы. EMA/SPA/DPA-анализ за рамками работы; для учебного комплекса риск признан допустимым.</w:t>
+        <w:t>– Атаки по побочным каналам. belt в bee2 — постоянного времени. bign содержит ветвления на условных вычитаниях. EMA/SPA/DPA-анализ за рамками работы.</w:t>
       </w:r>
     </w:p>
     <w:p>
       <w:pPr>
-        <w:spacing w:line="360" w:lineRule="auto"/>
+        <w:spacing w:line="360" w:lineRule="auto" w:after="0" w:before="0"/>
         <w:ind w:firstLine="709"/>
         <w:jc w:val="both"/>
       </w:pPr>
@@ -3578,12 +5359,12 @@
           <w:rFonts w:ascii="Times New Roman" w:hAnsi="Times New Roman"/>
           <w:sz w:val="28"/>
         </w:rPr>
-        <w:t>Атака отказа в обслуживании: длина запроса ограничена USB_PROTO_MAX_PAYLOAD = 2048 байт, число одновременно обрабатываемых команд — одна; переполнение буфера невозможно.</w:t>
+        <w:t>– DoS: длина запроса ограничена 2048 байтами; переполнение невозможно.</w:t>
       </w:r>
     </w:p>
     <w:p>
       <w:pPr>
-        <w:spacing w:line="360" w:lineRule="auto"/>
+        <w:spacing w:line="360" w:lineRule="auto" w:after="0" w:before="0"/>
         <w:ind w:firstLine="709"/>
         <w:jc w:val="both"/>
       </w:pPr>
@@ -3592,7 +5373,7 @@
           <w:rFonts w:ascii="Times New Roman" w:hAnsi="Times New Roman"/>
           <w:sz w:val="28"/>
         </w:rPr>
-        <w:t>Совокупный уровень стойкости комплекса — 128 бит — соответствует рекомендациям ENISA для использования до 2030 г.</w:t>
+        <w:t>Совокупный уровень стойкости — 128 бит — соответствует рекомендациям ENISA до 2030 г.</w:t>
       </w:r>
     </w:p>
     <w:p>
@@ -3612,7 +5393,7 @@
     </w:p>
     <w:p>
       <w:pPr>
-        <w:spacing w:line="360" w:lineRule="auto"/>
+        <w:spacing w:line="360" w:lineRule="auto" w:after="0" w:before="0"/>
         <w:ind w:firstLine="709"/>
         <w:jc w:val="both"/>
       </w:pPr>
@@ -3621,12 +5402,12 @@
           <w:rFonts w:ascii="Times New Roman" w:hAnsi="Times New Roman"/>
           <w:sz w:val="28"/>
         </w:rPr>
-        <w:t>Защищённость хранилища ключей и протокола обмена рассмотрена отдельно, поскольку слабость этих компонентов может полностью нивелировать стойкость основных алгоритмов.</w:t>
+        <w:t>Защищённость хранилища ключей и протокола рассмотрена отдельно, поскольку их слабость нивелирует стойкость алгоритмов.</w:t>
       </w:r>
     </w:p>
     <w:p>
       <w:pPr>
-        <w:spacing w:line="360" w:lineRule="auto"/>
+        <w:spacing w:line="360" w:lineRule="auto" w:after="0" w:before="0"/>
         <w:ind w:firstLine="709"/>
         <w:jc w:val="both"/>
       </w:pPr>
@@ -3635,12 +5416,12 @@
           <w:rFonts w:ascii="Times New Roman" w:hAnsi="Times New Roman"/>
           <w:sz w:val="28"/>
         </w:rPr>
-        <w:t>Хранилище ключей. Закрытый ключ d (32 байта) хранится в последней странице Flash микроконтроллера. Доступ к Flash возможен только: 1) программно — из прошивки (читается только через key_storage_load, наружу через USB не выгружается; команды чтения закрытого ключа в протоколе отсутствуют); 2) через JTAG/SWD — при выключенной защите RDP; 3) физическим вскрытием корпуса и контактного измерения (требует профессионального оборудования).</w:t>
+        <w:t>Хранилище. Закрытый ключ d (32 байта) находится в последней странице Flash. Программный доступ — только из прошивки, наружу не выгружается. Доступ через JTAG/SWD блокируется RDP Level 1 (в производственной версии активируется). Физическое вскрытие требует профессионального оборудования. Запись защищена CRC-32: при повреждении ключ считается отсутствующим.</w:t>
       </w:r>
     </w:p>
     <w:p>
       <w:pPr>
-        <w:spacing w:line="360" w:lineRule="auto"/>
+        <w:spacing w:line="360" w:lineRule="auto" w:after="0" w:before="0"/>
         <w:ind w:firstLine="709"/>
         <w:jc w:val="both"/>
       </w:pPr>
@@ -3649,12 +5430,12 @@
           <w:rFonts w:ascii="Times New Roman" w:hAnsi="Times New Roman"/>
           <w:sz w:val="28"/>
         </w:rPr>
-        <w:t>Защита от JTAG/SWD реализуется опцией Read-out Protection в опт-байтах STM32F103. RDP Level 1 запрещает чтение Flash по SWD без полного стирания. Уровень 2 необратим и полностью запрещает SWD; применяется в производственных версиях. В учебной прошивке RDP не активируется.</w:t>
+        <w:t>Протокол. Текущая версия не аутентифицирует ПК относительно устройства — любое приложение с доступом к виртуальному COM-порту может отправлять CMD_SIGN. Митигации: физическая кнопка подтверждения, PIN-код, фильтр процессов на стороне ОС.</w:t>
       </w:r>
     </w:p>
     <w:p>
       <w:pPr>
-        <w:spacing w:line="360" w:lineRule="auto"/>
+        <w:spacing w:line="360" w:lineRule="auto" w:after="0" w:before="0"/>
         <w:ind w:firstLine="709"/>
         <w:jc w:val="both"/>
       </w:pPr>
@@ -3663,12 +5444,12 @@
           <w:rFonts w:ascii="Times New Roman" w:hAnsi="Times New Roman"/>
           <w:sz w:val="28"/>
         </w:rPr>
-        <w:t>Защита от случайного повреждения. Запись во Flash защищена CRC-32; при несовпадении ключ считается отсутствующим. Это предотвращает использование частично повреждённой записи.</w:t>
+        <w:t>Канал. USB CDC передаёт байты открыто. Для CMD_SIGN/VERIFY допустимо. CMD_ENCRYPT/DECRYPT передают сеансовый ключ — компрометация трафика равносильна компрометации ключа. Аутентифицированный обмен через bign-bake — направление развития.</w:t>
       </w:r>
     </w:p>
     <w:p>
       <w:pPr>
-        <w:spacing w:line="360" w:lineRule="auto"/>
+        <w:spacing w:line="360" w:lineRule="auto" w:after="0" w:before="0"/>
         <w:ind w:firstLine="709"/>
         <w:jc w:val="both"/>
       </w:pPr>
@@ -3677,12 +5458,12 @@
           <w:rFonts w:ascii="Times New Roman" w:hAnsi="Times New Roman"/>
           <w:sz w:val="28"/>
         </w:rPr>
-        <w:t>Защита от подделки протоколом. Текущая версия не аутентифицирует ПК относительно устройства. Любое приложение, имеющее доступ к виртуальному COM-порту, может отправлять команды CMD_SIGN. Митигации: 1) запрос подтверждения операции через физическую кнопку (рекомендация на следующую итерацию); 2) PIN-код, известный пользователю; 3) фильтр процессов на стороне ОС.</w:t>
+        <w:t>Прошивка. Не защищена от перезаписи через SWD. Защита: RDP Level 1 + проверка подписи прошивки при загрузке (bign-verify по корневому ключу изготовителя).</w:t>
       </w:r>
     </w:p>
     <w:p>
       <w:pPr>
-        <w:spacing w:line="360" w:lineRule="auto"/>
+        <w:spacing w:line="360" w:lineRule="auto" w:after="0" w:before="0"/>
         <w:ind w:firstLine="709"/>
         <w:jc w:val="both"/>
       </w:pPr>
@@ -3691,12 +5472,12 @@
           <w:rFonts w:ascii="Times New Roman" w:hAnsi="Times New Roman"/>
           <w:sz w:val="28"/>
         </w:rPr>
-        <w:t>Защита канала. USB CDC передаёт байты в открытом виде. Для команд CMD_SIGN/VERIFY это допустимо (передаётся хэш и подпись, не секрет). Команды CMD_ENCRYPT/DECRYPT передают ключ — компрометация USB-трафика равносильна компрометации ключа. Реализация защиты канала (например, аутентифицированный обмен через bign-bake) — направление развития.</w:t>
+        <w:t>Подмена устройства. ПК доверяет любому VID/PID 0x0483:0x5740. Митигация — взаимная аутентификация по сертификату изготовителя.</w:t>
       </w:r>
     </w:p>
     <w:p>
       <w:pPr>
-        <w:spacing w:line="360" w:lineRule="auto"/>
+        <w:spacing w:line="360" w:lineRule="auto" w:after="0" w:before="0"/>
         <w:ind w:firstLine="709"/>
         <w:jc w:val="both"/>
       </w:pPr>
@@ -3705,35 +5486,7 @@
           <w:rFonts w:ascii="Times New Roman" w:hAnsi="Times New Roman"/>
           <w:sz w:val="28"/>
         </w:rPr>
-        <w:t>Защита от подмены прошивки. Текущая версия не защищена от перезаписи через тот же SWD-разъём. Защита достигается активацией RDP Level 1 + проверкой целостности кода при загрузке (например, проверкой подписи прошивки). Не реализована в учебной версии.</w:t>
-      </w:r>
-    </w:p>
-    <w:p>
-      <w:pPr>
-        <w:spacing w:line="360" w:lineRule="auto"/>
-        <w:ind w:firstLine="709"/>
-        <w:jc w:val="both"/>
-      </w:pPr>
-      <w:r>
-        <w:rPr>
-          <w:rFonts w:ascii="Times New Roman" w:hAnsi="Times New Roman"/>
-          <w:sz w:val="28"/>
-        </w:rPr>
-        <w:t>Защита от подмены устройства. ПК доверяет любому устройству с VID/PID 0x0483:0x5740; подмена возможна с использованием второй STM32. Митигация — взаимная аутентификация по сертификату изготовителя (рекомендация для производственной версии).</w:t>
-      </w:r>
-    </w:p>
-    <w:p>
-      <w:pPr>
-        <w:spacing w:line="360" w:lineRule="auto"/>
-        <w:ind w:firstLine="709"/>
-        <w:jc w:val="both"/>
-      </w:pPr>
-      <w:r>
-        <w:rPr>
-          <w:rFonts w:ascii="Times New Roman" w:hAnsi="Times New Roman"/>
-          <w:sz w:val="28"/>
-        </w:rPr>
-        <w:t>В учебной модели рассмотренные ограничения признаны допустимыми; для коммерческой версии необходимо устранение перечисленных уязвимостей.</w:t>
+        <w:t>Перечисленные ограничения признаны допустимыми для учебной модели; для коммерческой версии необходимо их устранение.</w:t>
       </w:r>
     </w:p>
     <w:p>
@@ -3753,7 +5506,7 @@
     </w:p>
     <w:p>
       <w:pPr>
-        <w:spacing w:line="360" w:lineRule="auto"/>
+        <w:spacing w:line="360" w:lineRule="auto" w:after="0" w:before="0"/>
         <w:ind w:firstLine="709"/>
         <w:jc w:val="both"/>
       </w:pPr>
@@ -3767,7 +5520,7 @@
     </w:p>
     <w:p>
       <w:pPr>
-        <w:spacing w:line="360" w:lineRule="auto"/>
+        <w:spacing w:line="360" w:lineRule="auto" w:after="0" w:before="0"/>
         <w:ind w:firstLine="709"/>
         <w:jc w:val="both"/>
       </w:pPr>
@@ -3776,12 +5529,12 @@
           <w:rFonts w:ascii="Times New Roman" w:hAnsi="Times New Roman"/>
           <w:sz w:val="28"/>
         </w:rPr>
-        <w:t>Физические характеристики. Плата STM32 Smart V2.0 в корпусе 75×35×10 мм; масса ~30 г; питание от USB (нагрузка по +5 В ≤ 100 мА). Рабочая температура −20…+70 °C. Влагозащита отсутствует.</w:t>
+        <w:t>Физические характеристики. Плата STM32 Smart V2.0 в корпусе 75×35×10 мм; масса ~30 г; питание от USB (нагрузка ≤ 100 мА). Рабочая температура −20…+70 °C.</w:t>
       </w:r>
     </w:p>
     <w:p>
       <w:pPr>
-        <w:spacing w:line="360" w:lineRule="auto"/>
+        <w:spacing w:line="360" w:lineRule="auto" w:after="0" w:before="0"/>
         <w:ind w:firstLine="709"/>
         <w:jc w:val="both"/>
       </w:pPr>
@@ -3790,12 +5543,12 @@
           <w:rFonts w:ascii="Times New Roman" w:hAnsi="Times New Roman"/>
           <w:sz w:val="28"/>
         </w:rPr>
-        <w:t>Ресурсы микроконтроллера. Использовано 47 КБ Flash (74% из 64 КБ): bee2 — 22 КБ, USB CDC — 12 КБ, прикладной слой — 8 КБ, HAL — 5 КБ. SRAM: 11 КБ (55% из 20 КБ) — буферы USB (4 КБ), кольцевой буфер протокола (2 КБ), стек (2 КБ), контексты bee2 (≤ 4 КБ). Запас по Flash и SRAM достаточен для добавления функциональности (DWP, KWP, bign-keytransport).</w:t>
+        <w:t>Ресурсы. Flash использовано 47 КБ (74% из 64): bee2 — 22 КБ, USB CDC — 12 КБ, прикладной слой — 8 КБ, HAL — 5 КБ. SRAM — 11 КБ (55% из 20): буферы USB (4 КБ), кольцевой буфер (2 КБ), стек (2 КБ), контексты bee2 (≤ 4 КБ). Запас достаточен для расширения функциональности (DWP, KWP, bign-keytransport).</w:t>
       </w:r>
     </w:p>
     <w:p>
       <w:pPr>
-        <w:spacing w:line="360" w:lineRule="auto"/>
+        <w:spacing w:line="360" w:lineRule="auto" w:after="0" w:before="0"/>
         <w:ind w:firstLine="709"/>
         <w:jc w:val="both"/>
       </w:pPr>
@@ -3804,12 +5557,12 @@
           <w:rFonts w:ascii="Times New Roman" w:hAnsi="Times New Roman"/>
           <w:sz w:val="28"/>
         </w:rPr>
-        <w:t>Пользовательский опыт. Время инициализации (от подключения до готовности к команде) — 1,5 с (USB enumeration + загрузка ключа из Flash). Время отклика на одиночную команду подписи — ≤ 50 мс, что не воспринимается пользователем как задержка. Графический интерфейс позволяет за один сеанс подписать или зашифровать несколько файлов без повторного подключения.</w:t>
+        <w:t>Пользовательский опыт. Время инициализации — 1,5 с. Отклик на одиночную подпись ≤ 50 мс. Графический интерфейс позволяет за один сеанс подписать или зашифровать несколько файлов.</w:t>
       </w:r>
     </w:p>
     <w:p>
       <w:pPr>
-        <w:spacing w:line="360" w:lineRule="auto"/>
+        <w:spacing w:line="360" w:lineRule="auto" w:after="0" w:before="0"/>
         <w:ind w:firstLine="709"/>
         <w:jc w:val="both"/>
       </w:pPr>
@@ -3818,12 +5571,12 @@
           <w:rFonts w:ascii="Times New Roman" w:hAnsi="Times New Roman"/>
           <w:sz w:val="28"/>
         </w:rPr>
-        <w:t>Совместимость. ОС: Windows 7/8/10/11, Linux (kernel 2.6.32+), macOS 10.10+. Python 3.8+. Никаких драйверов или служб установки не требуется. Программа stm32_sign_tool.py запускается из консоли командой python3 stm32_sign_tool.py.</w:t>
+        <w:t>Совместимость. ОС: Windows 7/8/10/11, Linux (kernel 2.6.32+), macOS 10.10+. Python 3.8+. Драйверов не требуется.</w:t>
       </w:r>
     </w:p>
     <w:p>
       <w:pPr>
-        <w:spacing w:line="360" w:lineRule="auto"/>
+        <w:spacing w:line="360" w:lineRule="auto" w:after="0" w:before="0"/>
         <w:ind w:firstLine="709"/>
         <w:jc w:val="both"/>
       </w:pPr>
@@ -3832,12 +5585,12 @@
           <w:rFonts w:ascii="Times New Roman" w:hAnsi="Times New Roman"/>
           <w:sz w:val="28"/>
         </w:rPr>
-        <w:t>Развитие комплекса. Перспективы: реализация PKCS#11-провайдера; добавление аутентифицированного шифрования DWP/KWP по СТБ 34.101.31; реализация согласования ключа bake; интеграция с СМДО; поддержка стойкостей 192 и 256 бит (bign-curve384v1, 512v1); реализация защищённого UI с кнопкой подтверждения операции; перенос на STM32F4 или nRF52 с аппаратным RNG и криптоускорителем; OTA-обновление прошивки через USB DFU с проверкой подписи bign.</w:t>
+        <w:t>Перспективы развития: PKCS#11-провайдер; аутентифицированное шифрование DWP/KWP; согласование ключа bake; стойкости 192 и 256 бит (bign-curve384v1, 512v1); защищённый UI с кнопкой подтверждения; перенос на STM32F4 или nRF52 с аппаратным RNG и криптоускорителем; OTA-обновление прошивки через USB DFU.</w:t>
       </w:r>
     </w:p>
     <w:p>
       <w:pPr>
-        <w:spacing w:line="360" w:lineRule="auto"/>
+        <w:spacing w:line="360" w:lineRule="auto" w:after="0" w:before="0"/>
         <w:ind w:firstLine="709"/>
         <w:jc w:val="both"/>
       </w:pPr>
@@ -3846,21 +5599,7 @@
           <w:rFonts w:ascii="Times New Roman" w:hAnsi="Times New Roman"/>
           <w:sz w:val="28"/>
         </w:rPr>
-        <w:t>Рекомендации по применению. Учебные курсы и лабораторные работы по криптографии; прототипирование систем электронного документооборота; исследования по СТБ-криптографии; макетирование USB-токенов; разработчиков ПО — для интеграции с реальным аппаратным криптомодулем без затрат на коммерческое устройство.</w:t>
-      </w:r>
-    </w:p>
-    <w:p>
-      <w:pPr>
-        <w:spacing w:line="360" w:lineRule="auto"/>
-        <w:ind w:firstLine="709"/>
-        <w:jc w:val="both"/>
-      </w:pPr>
-      <w:r>
-        <w:rPr>
-          <w:rFonts w:ascii="Times New Roman" w:hAnsi="Times New Roman"/>
-          <w:sz w:val="28"/>
-        </w:rPr>
-        <w:t>В целом разработанный комплекс представляет собой полнофункциональный учебный криптомодуль с открытым исходным кодом, обеспечивающий полный цикл криптоопераций по основным алгоритмам СТБ.</w:t>
+        <w:t>Рекомендуется к применению: учебные курсы по криптографии; прототипирование систем электронного документооборота; макетирование USB-токенов; интеграция с реальным аппаратным криптомодулем при разработке ПО.</w:t>
       </w:r>
     </w:p>
     <w:p>
@@ -3885,7 +5624,7 @@
     </w:p>
     <w:p>
       <w:pPr>
-        <w:spacing w:line="360" w:lineRule="auto"/>
+        <w:spacing w:line="360" w:lineRule="auto" w:after="0" w:before="0"/>
         <w:ind w:firstLine="709"/>
         <w:jc w:val="both"/>
       </w:pPr>
@@ -3894,12 +5633,12 @@
           <w:rFonts w:ascii="Times New Roman" w:hAnsi="Times New Roman"/>
           <w:sz w:val="28"/>
         </w:rPr>
-        <w:t>В курсовой работе разработан программно-аппаратный комплекс криптографических преобразований информации по стандартам СТБ с интерфейсом USB. Все поставленные задачи выполнены.</w:t>
+        <w:t>В курсовой работе разработан программно-аппаратный комплекс криптографических преобразований информации по стандартам СТБ с USB-интерфейсом. Все поставленные задачи выполнены.</w:t>
       </w:r>
     </w:p>
     <w:p>
       <w:pPr>
-        <w:spacing w:line="360" w:lineRule="auto"/>
+        <w:spacing w:line="360" w:lineRule="auto" w:after="0" w:before="0"/>
         <w:ind w:firstLine="709"/>
         <w:jc w:val="both"/>
       </w:pPr>
@@ -3908,12 +5647,12 @@
           <w:rFonts w:ascii="Times New Roman" w:hAnsi="Times New Roman"/>
           <w:sz w:val="28"/>
         </w:rPr>
-        <w:t>В теоретической части рассмотрены основные понятия и цели криптографической защиты информации, проведён обзор национальных стандартов СТБ 34.101.31 (belt, belt-hash), СТБ 34.101.45 (bign), СТБ 34.101.47, СТБ 34.101.78. Описаны режимы работы блочных шифров и принципы построения электронной цифровой подписи, требования к управлению ключами.</w:t>
+        <w:t>Рассмотрены основные понятия криптозащиты и национальные стандарты СТБ 34.101.31 (belt, belt-hash), СТБ 34.101.45 (bign), СТБ 34.101.47, СТБ 34.101.78. Спроектирована и реализована архитектура «ПК–микроконтроллер»: аппаратное ядро — STM32F103C8T6 на плате STM32 Smart V2.0; программное ядро — bee2 + собственная реализация belt-hash на Python.</w:t>
       </w:r>
     </w:p>
     <w:p>
       <w:pPr>
-        <w:spacing w:line="360" w:lineRule="auto"/>
+        <w:spacing w:line="360" w:lineRule="auto" w:after="0" w:before="0"/>
         <w:ind w:firstLine="709"/>
         <w:jc w:val="both"/>
       </w:pPr>
@@ -3922,12 +5661,12 @@
           <w:rFonts w:ascii="Times New Roman" w:hAnsi="Times New Roman"/>
           <w:sz w:val="28"/>
         </w:rPr>
-        <w:t>В практической части спроектирована и реализована архитектура комплекса. Аппаратное ядро — микроконтроллер STM32F103C8T6 на плате STM32 Smart V2.0; программное ядро — библиотека bee2 в составе прошивки и собственная реализация belt-hash на Python для проверки.</w:t>
+        <w:t>Прошивка из шести модулей занимает 47 КБ Flash, 11 КБ SRAM; реализует обмен по USB CDC ACM без драйверов, подпись bign-128 за ~42 мс, шифрование belt-CBC ~1,1 МБ/с. Программа на ПК — Tkinter-приложение с подписью, проверкой, шифрованием, генерацией ключей.</w:t>
       </w:r>
     </w:p>
     <w:p>
       <w:pPr>
-        <w:spacing w:line="360" w:lineRule="auto"/>
+        <w:spacing w:line="360" w:lineRule="auto" w:after="0" w:before="0"/>
         <w:ind w:firstLine="709"/>
         <w:jc w:val="both"/>
       </w:pPr>
@@ -3936,12 +5675,12 @@
           <w:rFonts w:ascii="Times New Roman" w:hAnsi="Times New Roman"/>
           <w:sz w:val="28"/>
         </w:rPr>
-        <w:t>Разработана собственная прошивка из шести модулей (main, usb_protocol, crypto_stb, key_storage, rng_stm32, плюс USB CDC от STM32CubeMX). Прошивка занимает 47 КБ Flash и до 11 КБ SRAM, обеспечивает обмен по USB CDC ACM (виртуальный COM-порт без установки драйверов), реализует подпись bign-128 за ≈ 42 мс, шифрование belt-CBC со скоростью ≈ 1,1 МБ/с.</w:t>
+        <w:t>Тестирование: векторы СТБ 34.101.31-2020 А.1, А.23-1/2/3 проходят; интеграционные и hardware-тесты на Windows 11, Ubuntu 22.04, macOS 13 успешны. Уровень стойкости 128 бит.</w:t>
       </w:r>
     </w:p>
     <w:p>
       <w:pPr>
-        <w:spacing w:line="360" w:lineRule="auto"/>
+        <w:spacing w:line="360" w:lineRule="auto" w:after="0" w:before="0"/>
         <w:ind w:firstLine="709"/>
         <w:jc w:val="both"/>
       </w:pPr>
@@ -3950,12 +5689,12 @@
           <w:rFonts w:ascii="Times New Roman" w:hAnsi="Times New Roman"/>
           <w:sz w:val="28"/>
         </w:rPr>
-        <w:t>Разработана прикладная программа на ПК на Python 3 с графическим интерфейсом Tkinter, обеспечивающая выполнение всех криптоопераций через USB: подпись и проверка ЭЦП произвольных файлов, шифрование и расшифрование, генерация и обновление ключевых пар, чтение публичного ключа.</w:t>
+        <w:t>Достижения: полный цикл криптоопераций по СТБ на массовой плате стоимостью менее 10 у.е.; закрытый ключ не покидает устройство; открытый исходный код. Ограничения: отсутствие сертификации ОАЦ, PKCS#11, защиты USB-канала — составляют план развития.</w:t>
       </w:r>
     </w:p>
     <w:p>
       <w:pPr>
-        <w:spacing w:line="360" w:lineRule="auto"/>
+        <w:spacing w:line="360" w:lineRule="auto" w:after="0" w:before="0"/>
         <w:ind w:firstLine="709"/>
         <w:jc w:val="both"/>
       </w:pPr>
@@ -3964,63 +5703,7 @@
           <w:rFonts w:ascii="Times New Roman" w:hAnsi="Times New Roman"/>
           <w:sz w:val="28"/>
         </w:rPr>
-        <w:t>Выполнено тестирование комплекса: модульные тесты по тестовым векторам СТБ 34.101.31-2020 (А.1, А.23-1/2/3) — проходят; интеграционные тесты с mock-клиентом — успешно; функциональные тесты на реальном оборудовании при подключении к Windows 11, Ubuntu 22.04, macOS 13 — успешно.</w:t>
-      </w:r>
-    </w:p>
-    <w:p>
-      <w:pPr>
-        <w:spacing w:line="360" w:lineRule="auto"/>
-        <w:ind w:firstLine="709"/>
-        <w:jc w:val="both"/>
-      </w:pPr>
-      <w:r>
-        <w:rPr>
-          <w:rFonts w:ascii="Times New Roman" w:hAnsi="Times New Roman"/>
-          <w:sz w:val="28"/>
-        </w:rPr>
-        <w:t>Проведена оценка эффективности (производительность, потребление ресурсов) и безопасности (анализ модели нарушителя, атак на алгоритмы, защищённости хранилища ключей и протокола). Уровень стойкости комплекса — 128 бит, что соответствует современным рекомендациям ENISA и NIST.</w:t>
-      </w:r>
-    </w:p>
-    <w:p>
-      <w:pPr>
-        <w:spacing w:line="360" w:lineRule="auto"/>
-        <w:ind w:firstLine="709"/>
-        <w:jc w:val="both"/>
-      </w:pPr>
-      <w:r>
-        <w:rPr>
-          <w:rFonts w:ascii="Times New Roman" w:hAnsi="Times New Roman"/>
-          <w:sz w:val="28"/>
-        </w:rPr>
-        <w:t>Главные достижения работы. Полный замкнутый цикл криптоопераций по основным алгоритмам СТБ реализован на массовой плате стоимостью менее 10 у.е. Закрытый ключ генерируется и хранится исключительно внутри устройства. Программное обеспечение работает кроссплатформенно без установки драйверов. Все исходные коды открыты под лицензиями MIT/Apache 2.0; работа допускает воспроизведение, расширение и независимый аудит.</w:t>
-      </w:r>
-    </w:p>
-    <w:p>
-      <w:pPr>
-        <w:spacing w:line="360" w:lineRule="auto"/>
-        <w:ind w:firstLine="709"/>
-        <w:jc w:val="both"/>
-      </w:pPr>
-      <w:r>
-        <w:rPr>
-          <w:rFonts w:ascii="Times New Roman" w:hAnsi="Times New Roman"/>
-          <w:sz w:val="28"/>
-        </w:rPr>
-        <w:t>Ограничения работы. Отсутствуют сертификация ОАЦ, физическая защита от вмешательства, PKCS#11-интерфейс, защита USB-канала, аутентификация ПК. Перечисленное составляет план развития.</w:t>
-      </w:r>
-    </w:p>
-    <w:p>
-      <w:pPr>
-        <w:spacing w:line="360" w:lineRule="auto"/>
-        <w:ind w:firstLine="709"/>
-        <w:jc w:val="both"/>
-      </w:pPr>
-      <w:r>
-        <w:rPr>
-          <w:rFonts w:ascii="Times New Roman" w:hAnsi="Times New Roman"/>
-          <w:sz w:val="28"/>
-        </w:rPr>
-        <w:t>Результаты могут быть использованы в учебном процессе, при прототипировании и при выполнении исследовательских работ по криптографии СТБ.</w:t>
+        <w:t>Результаты применимы в учебном процессе, при прототипировании и исследованиях по криптографии СТБ.</w:t>
       </w:r>
     </w:p>
     <w:p>
@@ -4054,7 +5737,7 @@
           <w:rFonts w:ascii="Times New Roman" w:hAnsi="Times New Roman"/>
           <w:sz w:val="28"/>
         </w:rPr>
-        <w:t>1. СТБ 34.101.31-2020. Информационные технологии и безопасность. Криптографические алгоритмы шифрования и контроля целостности. — Введ. 2020-04-01. — Минск: Госстандарт, 2020. — 31 с.</w:t>
+        <w:t>1. СТБ 34.101.31-2020. Информационные технологии и безопасность. Криптографические алгоритмы шифрования и контроля целостности. — Минск: Госстандарт, 2020. — 31 с.</w:t>
       </w:r>
     </w:p>
     <w:p>
@@ -4068,7 +5751,7 @@
           <w:rFonts w:ascii="Times New Roman" w:hAnsi="Times New Roman"/>
           <w:sz w:val="28"/>
         </w:rPr>
-        <w:t>2. СТБ 34.101.45-2020. Информационные технологии и безопасность. Алгоритмы электронной цифровой подписи и транспорта ключа на основе эллиптических кривых. — Введ. 2020-04-01. — Минск: Госстандарт, 2020. — 38 с.</w:t>
+        <w:t>2. СТБ 34.101.45-2020. Информационные технологии и безопасность. Алгоритмы электронной цифровой подписи на основе эллиптических кривых. — Минск: Госстандарт, 2020. — 38 с.</w:t>
       </w:r>
     </w:p>
     <w:p>
@@ -4082,7 +5765,7 @@
           <w:rFonts w:ascii="Times New Roman" w:hAnsi="Times New Roman"/>
           <w:sz w:val="28"/>
         </w:rPr>
-        <w:t>3. СТБ 34.101.47-2017. Информационные технологии и безопасность. Криптографические алгоритмы генерации псевдослучайных чисел. — Введ. 2017-08-01. — Минск: Госстандарт, 2017. — 14 с.</w:t>
+        <w:t>3. СТБ 34.101.47-2017. Криптографические алгоритмы генерации псевдослучайных чисел. — Минск: Госстандарт, 2017. — 14 с.</w:t>
       </w:r>
     </w:p>
     <w:p>
@@ -4096,7 +5779,7 @@
           <w:rFonts w:ascii="Times New Roman" w:hAnsi="Times New Roman"/>
           <w:sz w:val="28"/>
         </w:rPr>
-        <w:t>4. СТБ 34.101.66-2014. Информационные технологии и безопасность. Протоколы выработки общего ключа. — Введ. 2015-01-01. — Минск: Госстандарт, 2014. — 22 с.</w:t>
+        <w:t>4. СТБ 34.101.66-2014. Протоколы выработки общего ключа. — Минск: Госстандарт, 2014. — 22 с.</w:t>
       </w:r>
     </w:p>
     <w:p>
@@ -4110,7 +5793,7 @@
           <w:rFonts w:ascii="Times New Roman" w:hAnsi="Times New Roman"/>
           <w:sz w:val="28"/>
         </w:rPr>
-        <w:t>5. СТБ 34.101.78-2019. Информационные технологии и безопасность. Программно-аппаратные средства защиты информации. — Минск: Госстандарт, 2019. — 26 с.</w:t>
+        <w:t>5. СТБ 34.101.78-2019. Программно-аппаратные средства защиты информации. — Минск: Госстандарт, 2019. — 26 с.</w:t>
       </w:r>
     </w:p>
     <w:p>
@@ -4166,7 +5849,7 @@
           <w:rFonts w:ascii="Times New Roman" w:hAnsi="Times New Roman"/>
           <w:sz w:val="28"/>
         </w:rPr>
-        <w:t>9. Агиевич С. В. Криптографические алгоритмы СТБ 34.101.31 // Журн. БГУ. Математика. Информатика. — 2018. — № 2. — С. 64–76.</w:t>
+        <w:t>9. Bee2: cryptographic library implementing Belarusian cryptographic standards [Электронный ресурс]. — URL: https://github.com/agievich/bee2. — Дата доступа: 15.05.2026.</w:t>
       </w:r>
     </w:p>
     <w:p>
@@ -4180,7 +5863,7 @@
           <w:rFonts w:ascii="Times New Roman" w:hAnsi="Times New Roman"/>
           <w:sz w:val="28"/>
         </w:rPr>
-        <w:t>10. Bee2: a cryptographic library implementing Belarusian cryptographic standards [Электронный ресурс]. — Режим доступа: https://github.com/agievich/bee2. — Дата доступа: 15.05.2026.</w:t>
+        <w:t>10. Агиевич С. В., Соловьёв А. А. СТБ 34.101.45-2013: спецификация эллиптических кривых. — Минск: ОИПИ НАН Беларуси, 2014. — 32 с.</w:t>
       </w:r>
     </w:p>
     <w:p>
@@ -4194,7 +5877,7 @@
           <w:rFonts w:ascii="Times New Roman" w:hAnsi="Times New Roman"/>
           <w:sz w:val="28"/>
         </w:rPr>
-        <w:t>11. Агиевич С. В., Соловьёв А. А. Стандарт СТБ 34.101.45-2013: спецификация эллиптических кривых и алгоритмов на их основе. — Минск: ОИПИ НАН Беларуси, 2014. — 32 с.</w:t>
+        <w:t>11. STMicroelectronics. STM32F103x8/B Datasheet. — Doc ID 13587 Rev 18. — 2024. — 117 p.</w:t>
       </w:r>
     </w:p>
     <w:p>
@@ -4208,7 +5891,7 @@
           <w:rFonts w:ascii="Times New Roman" w:hAnsi="Times New Roman"/>
           <w:sz w:val="28"/>
         </w:rPr>
-        <w:t>12. STMicroelectronics. STM32F103x8/B Datasheet. — Doc ID 13587 Rev 18. — Geneva: STMicroelectronics, 2024. — 117 p.</w:t>
+        <w:t>12. STMicroelectronics. RM0008 STM32F1 Reference Manual. — Doc ID 13902 Rev 21. — 2021. — 1135 p.</w:t>
       </w:r>
     </w:p>
     <w:p>
@@ -4222,7 +5905,7 @@
           <w:rFonts w:ascii="Times New Roman" w:hAnsi="Times New Roman"/>
           <w:sz w:val="28"/>
         </w:rPr>
-        <w:t>13. STMicroelectronics. RM0008 STM32F101xx, STM32F102xx, STM32F103xx, STM32F105xx and STM32F107xx Reference Manual. — Doc ID 13902 Rev 21. — Geneva: STMicroelectronics, 2021. — 1135 p.</w:t>
+        <w:t>13. STMicroelectronics. UM1734 STM32Cube USB device library. — Rev 6. — 2019. — 113 p.</w:t>
       </w:r>
     </w:p>
     <w:p>
@@ -4236,7 +5919,7 @@
           <w:rFonts w:ascii="Times New Roman" w:hAnsi="Times New Roman"/>
           <w:sz w:val="28"/>
         </w:rPr>
-        <w:t>14. STMicroelectronics. UM1734 STM32Cube USB device library. — Doc ID DM00108129 Rev 6. — Geneva: STMicroelectronics, 2019. — 113 p.</w:t>
+        <w:t>14. USB-IF. USB Class Definitions for Communications Devices. — Rev. 1.2 errata. — 2012. — 75 p.</w:t>
       </w:r>
     </w:p>
     <w:p>
@@ -4250,7 +5933,7 @@
           <w:rFonts w:ascii="Times New Roman" w:hAnsi="Times New Roman"/>
           <w:sz w:val="28"/>
         </w:rPr>
-        <w:t>15. USB Implementers Forum. Universal Serial Bus Class Definitions for Communications Devices. — Rev. 1.2 errata. — Beaverton, OR: USB-IF, 2012. — 75 p.</w:t>
+        <w:t>15. NIST SP 800-57 Part 1 Rev. 5. Recommendation for Key Management. — Gaithersburg, MD: NIST, 2020. — 171 p.</w:t>
       </w:r>
     </w:p>
     <w:p>
@@ -4264,7 +5947,7 @@
           <w:rFonts w:ascii="Times New Roman" w:hAnsi="Times New Roman"/>
           <w:sz w:val="28"/>
         </w:rPr>
-        <w:t>16. Universal Serial Bus 2.0 Specification [Электронный ресурс]. — Режим доступа: https://www.usb.org/document-library/usb-20-specification. — Дата доступа: 15.05.2026.</w:t>
+        <w:t>16. ENISA. Algorithms, key size and parameters report — 2014. — Heraklion: ENISA, 2014. — 96 p.</w:t>
       </w:r>
     </w:p>
     <w:p>
@@ -4278,7 +5961,7 @@
           <w:rFonts w:ascii="Times New Roman" w:hAnsi="Times New Roman"/>
           <w:sz w:val="28"/>
         </w:rPr>
-        <w:t>17. NIST SP 800-57 Part 1 Rev. 5. Recommendation for Key Management. — Gaithersburg, MD: NIST, 2020. — 171 p.</w:t>
+        <w:t>17. Menezes A., van Oorschot P., Vanstone S. Handbook of Applied Cryptography. — Boca Raton: CRC Press, 1996. — 780 p.</w:t>
       </w:r>
     </w:p>
     <w:p>
@@ -4292,7 +5975,7 @@
           <w:rFonts w:ascii="Times New Roman" w:hAnsi="Times New Roman"/>
           <w:sz w:val="28"/>
         </w:rPr>
-        <w:t>18. ENISA. Algorithms, key size and parameters report — 2014. — Heraklion: ENISA, 2014. — 96 p.</w:t>
+        <w:t>18. Hankerson D., Menezes A., Vanstone S. Guide to Elliptic Curve Cryptography. — New York: Springer, 2004. — 311 p.</w:t>
       </w:r>
     </w:p>
     <w:p>
@@ -4306,91 +5989,7 @@
           <w:rFonts w:ascii="Times New Roman" w:hAnsi="Times New Roman"/>
           <w:sz w:val="28"/>
         </w:rPr>
-        <w:t>19. ISO/IEC 27000:2018. Information technology — Security techniques — Information security management systems — Overview and vocabulary. — Geneva: ISO, 2018. — 27 p.</w:t>
-      </w:r>
-    </w:p>
-    <w:p>
-      <w:pPr>
-        <w:spacing w:line="360" w:lineRule="auto"/>
-        <w:ind w:firstLine="0" w:left="283"/>
-        <w:jc w:val="both"/>
-      </w:pPr>
-      <w:r>
-        <w:rPr>
-          <w:rFonts w:ascii="Times New Roman" w:hAnsi="Times New Roman"/>
-          <w:sz w:val="28"/>
-        </w:rPr>
-        <w:t>20. Schneier B. Applied Cryptography: Protocols, Algorithms and Source Code in C. — 2nd ed. — New York: John Wiley &amp; Sons, 1996. — 758 p.</w:t>
-      </w:r>
-    </w:p>
-    <w:p>
-      <w:pPr>
-        <w:spacing w:line="360" w:lineRule="auto"/>
-        <w:ind w:firstLine="0" w:left="283"/>
-        <w:jc w:val="both"/>
-      </w:pPr>
-      <w:r>
-        <w:rPr>
-          <w:rFonts w:ascii="Times New Roman" w:hAnsi="Times New Roman"/>
-          <w:sz w:val="28"/>
-        </w:rPr>
-        <w:t>21. Menezes A., van Oorschot P., Vanstone S. Handbook of Applied Cryptography. — Boca Raton: CRC Press, 1996. — 780 p.</w:t>
-      </w:r>
-    </w:p>
-    <w:p>
-      <w:pPr>
-        <w:spacing w:line="360" w:lineRule="auto"/>
-        <w:ind w:firstLine="0" w:left="283"/>
-        <w:jc w:val="both"/>
-      </w:pPr>
-      <w:r>
-        <w:rPr>
-          <w:rFonts w:ascii="Times New Roman" w:hAnsi="Times New Roman"/>
-          <w:sz w:val="28"/>
-        </w:rPr>
-        <w:t>22. Hankerson D., Menezes A., Vanstone S. Guide to Elliptic Curve Cryptography. — New York: Springer, 2004. — 311 p.</w:t>
-      </w:r>
-    </w:p>
-    <w:p>
-      <w:pPr>
-        <w:spacing w:line="360" w:lineRule="auto"/>
-        <w:ind w:firstLine="0" w:left="283"/>
-        <w:jc w:val="both"/>
-      </w:pPr>
-      <w:r>
-        <w:rPr>
-          <w:rFonts w:ascii="Times New Roman" w:hAnsi="Times New Roman"/>
-          <w:sz w:val="28"/>
-        </w:rPr>
-        <w:t>23. Pollard J. M. Monte Carlo methods for index computation (mod p) // Mathematics of Computation. — 1978. — Vol. 32, no. 143. — P. 918–924.</w:t>
-      </w:r>
-    </w:p>
-    <w:p>
-      <w:pPr>
-        <w:spacing w:line="360" w:lineRule="auto"/>
-        <w:ind w:firstLine="0" w:left="283"/>
-        <w:jc w:val="both"/>
-      </w:pPr>
-      <w:r>
-        <w:rPr>
-          <w:rFonts w:ascii="Times New Roman" w:hAnsi="Times New Roman"/>
-          <w:sz w:val="28"/>
-        </w:rPr>
-        <w:t>24. Bernstein D. J., Lange T. SafeCurves: choosing safe curves for elliptic-curve cryptography [Электронный ресурс]. — Режим доступа: https://safecurves.cr.yp.to. — Дата доступа: 15.05.2026.</w:t>
-      </w:r>
-    </w:p>
-    <w:p>
-      <w:pPr>
-        <w:spacing w:line="360" w:lineRule="auto"/>
-        <w:ind w:firstLine="0" w:left="283"/>
-        <w:jc w:val="both"/>
-      </w:pPr>
-      <w:r>
-        <w:rPr>
-          <w:rFonts w:ascii="Times New Roman" w:hAnsi="Times New Roman"/>
-          <w:sz w:val="28"/>
-        </w:rPr>
-        <w:t>25. Дятчик В. А. Программно-аппаратный комплекс криптографических преобразований информации по СТБ с USB-интерфейсом [Электронный ресурс]: исходные коды. — Режим доступа: https://github.com/viccino2006/Cursovaya. — Дата доступа: 17.05.2026.</w:t>
+        <w:t>19. Дятчик В. А. Программно-аппаратный комплекс криптографических преобразований по СТБ с USB-интерфейсом [Электронный ресурс]: исходные коды. — URL: https://github.com/viccino2006/Cursovaya. — Дата доступа: 17.05.2026.</w:t>
       </w:r>
     </w:p>
     <w:sectPr>

--- a/docs/coursework.docx
+++ b/docs/coursework.docx
@@ -367,426 +367,426 @@
     </w:p>
     <w:p>
       <w:pPr>
-        <w:spacing w:line="276" w:lineRule="auto" w:after="0"/>
+        <w:spacing w:line="240" w:lineRule="auto" w:after="0"/>
         <w:jc w:val="left"/>
       </w:pPr>
       <w:r>
         <w:rPr>
           <w:rFonts w:ascii="Times New Roman" w:hAnsi="Times New Roman"/>
-          <w:sz w:val="28"/>
+          <w:sz w:val="26"/>
         </w:rPr>
         <w:t>ВВЕДЕНИЕ</w:t>
       </w:r>
     </w:p>
     <w:p>
       <w:pPr>
-        <w:spacing w:line="276" w:lineRule="auto" w:after="0"/>
+        <w:spacing w:line="240" w:lineRule="auto" w:after="0"/>
         <w:jc w:val="left"/>
       </w:pPr>
       <w:r>
         <w:rPr>
           <w:rFonts w:ascii="Times New Roman" w:hAnsi="Times New Roman"/>
-          <w:sz w:val="28"/>
+          <w:sz w:val="26"/>
         </w:rPr>
         <w:t>ГЛАВА 1 ТЕОРЕТИЧЕСКИЕ ОСНОВЫ КРИПТОГРАФИЧЕСКОЙ ЗАЩИТЫ ИНФОРМАЦИИ ПО СТАНДАРТАМ СТБ</w:t>
       </w:r>
     </w:p>
     <w:p>
       <w:pPr>
-        <w:spacing w:line="276" w:lineRule="auto" w:after="0"/>
+        <w:spacing w:line="240" w:lineRule="auto" w:after="0"/>
         <w:ind w:left="283"/>
         <w:jc w:val="left"/>
       </w:pPr>
       <w:r>
         <w:rPr>
           <w:rFonts w:ascii="Times New Roman" w:hAnsi="Times New Roman"/>
-          <w:sz w:val="28"/>
+          <w:sz w:val="26"/>
         </w:rPr>
         <w:t>1.1 Основные понятия и цели криптографической защиты информации</w:t>
       </w:r>
     </w:p>
     <w:p>
       <w:pPr>
-        <w:spacing w:line="276" w:lineRule="auto" w:after="0"/>
+        <w:spacing w:line="240" w:lineRule="auto" w:after="0"/>
         <w:ind w:left="283"/>
         <w:jc w:val="left"/>
       </w:pPr>
       <w:r>
         <w:rPr>
           <w:rFonts w:ascii="Times New Roman" w:hAnsi="Times New Roman"/>
-          <w:sz w:val="28"/>
+          <w:sz w:val="26"/>
         </w:rPr>
         <w:t>1.2 Национальные стандарты криптографических преобразований СТБ</w:t>
       </w:r>
     </w:p>
     <w:p>
       <w:pPr>
-        <w:spacing w:line="276" w:lineRule="auto" w:after="0"/>
+        <w:spacing w:line="240" w:lineRule="auto" w:after="0"/>
         <w:ind w:left="283"/>
         <w:jc w:val="left"/>
       </w:pPr>
       <w:r>
         <w:rPr>
           <w:rFonts w:ascii="Times New Roman" w:hAnsi="Times New Roman"/>
-          <w:sz w:val="28"/>
+          <w:sz w:val="26"/>
         </w:rPr>
         <w:t>1.3 Алгоритмы шифрования и дешифрования информации</w:t>
       </w:r>
     </w:p>
     <w:p>
       <w:pPr>
-        <w:spacing w:line="276" w:lineRule="auto" w:after="0"/>
+        <w:spacing w:line="240" w:lineRule="auto" w:after="0"/>
         <w:ind w:left="283"/>
         <w:jc w:val="left"/>
       </w:pPr>
       <w:r>
         <w:rPr>
           <w:rFonts w:ascii="Times New Roman" w:hAnsi="Times New Roman"/>
-          <w:sz w:val="28"/>
+          <w:sz w:val="26"/>
         </w:rPr>
         <w:t>1.4 Электронная цифровая подпись и принципы её применения</w:t>
       </w:r>
     </w:p>
     <w:p>
       <w:pPr>
-        <w:spacing w:line="276" w:lineRule="auto" w:after="0"/>
+        <w:spacing w:line="240" w:lineRule="auto" w:after="0"/>
         <w:ind w:left="283"/>
         <w:jc w:val="left"/>
       </w:pPr>
       <w:r>
         <w:rPr>
           <w:rFonts w:ascii="Times New Roman" w:hAnsi="Times New Roman"/>
-          <w:sz w:val="28"/>
+          <w:sz w:val="26"/>
         </w:rPr>
         <w:t>1.5 Управление и защита криптографических ключей</w:t>
       </w:r>
     </w:p>
     <w:p>
       <w:pPr>
-        <w:spacing w:line="276" w:lineRule="auto" w:after="0"/>
+        <w:spacing w:line="240" w:lineRule="auto" w:after="0"/>
         <w:jc w:val="left"/>
       </w:pPr>
       <w:r>
         <w:rPr>
           <w:rFonts w:ascii="Times New Roman" w:hAnsi="Times New Roman"/>
-          <w:sz w:val="28"/>
+          <w:sz w:val="26"/>
         </w:rPr>
         <w:t>ГЛАВА 2 АРХИТЕКТУРА ПРОГРАММНО-АППАРАТНОГО КОМПЛЕКСА КРИПТОГРАФИЧЕСКИХ ПРЕОБРАЗОВАНИЙ</w:t>
       </w:r>
     </w:p>
     <w:p>
       <w:pPr>
-        <w:spacing w:line="276" w:lineRule="auto" w:after="0"/>
+        <w:spacing w:line="240" w:lineRule="auto" w:after="0"/>
         <w:ind w:left="283"/>
         <w:jc w:val="left"/>
       </w:pPr>
       <w:r>
         <w:rPr>
           <w:rFonts w:ascii="Times New Roman" w:hAnsi="Times New Roman"/>
-          <w:sz w:val="28"/>
+          <w:sz w:val="26"/>
         </w:rPr>
-        <w:t>2.1 Общая структура программно-аппаратного комплекса</w:t>
+        <w:t>2.1 Выбор и характеристика микроконтроллерной платформы</w:t>
       </w:r>
     </w:p>
     <w:p>
       <w:pPr>
-        <w:spacing w:line="276" w:lineRule="auto" w:after="0"/>
+        <w:spacing w:line="240" w:lineRule="auto" w:after="0"/>
         <w:ind w:left="283"/>
         <w:jc w:val="left"/>
       </w:pPr>
       <w:r>
         <w:rPr>
           <w:rFonts w:ascii="Times New Roman" w:hAnsi="Times New Roman"/>
-          <w:sz w:val="28"/>
+          <w:sz w:val="26"/>
         </w:rPr>
-        <w:t>2.2 Выбор и характеристика микроконтроллерной платформы</w:t>
+        <w:t>2.2 Общая структура программно-аппаратного комплекса</w:t>
       </w:r>
     </w:p>
     <w:p>
       <w:pPr>
-        <w:spacing w:line="276" w:lineRule="auto" w:after="0"/>
+        <w:spacing w:line="240" w:lineRule="auto" w:after="0"/>
         <w:ind w:left="283"/>
         <w:jc w:val="left"/>
       </w:pPr>
       <w:r>
         <w:rPr>
           <w:rFonts w:ascii="Times New Roman" w:hAnsi="Times New Roman"/>
-          <w:sz w:val="28"/>
+          <w:sz w:val="26"/>
         </w:rPr>
         <w:t>2.3 Организация обмена данными по USB-интерфейсу</w:t>
       </w:r>
     </w:p>
     <w:p>
       <w:pPr>
-        <w:spacing w:line="276" w:lineRule="auto" w:after="0"/>
+        <w:spacing w:line="240" w:lineRule="auto" w:after="0"/>
         <w:ind w:left="283"/>
         <w:jc w:val="left"/>
       </w:pPr>
       <w:r>
         <w:rPr>
           <w:rFonts w:ascii="Times New Roman" w:hAnsi="Times New Roman"/>
-          <w:sz w:val="28"/>
+          <w:sz w:val="26"/>
         </w:rPr>
         <w:t>2.4 Протокол взаимодействия между персональным компьютером и устройством</w:t>
       </w:r>
     </w:p>
     <w:p>
       <w:pPr>
-        <w:spacing w:line="276" w:lineRule="auto" w:after="0"/>
+        <w:spacing w:line="240" w:lineRule="auto" w:after="0"/>
         <w:ind w:left="283"/>
         <w:jc w:val="left"/>
       </w:pPr>
       <w:r>
         <w:rPr>
           <w:rFonts w:ascii="Times New Roman" w:hAnsi="Times New Roman"/>
-          <w:sz w:val="28"/>
+          <w:sz w:val="26"/>
         </w:rPr>
         <w:t>2.5 Требования к безопасности программно-аппаратного комплекса</w:t>
       </w:r>
     </w:p>
     <w:p>
       <w:pPr>
-        <w:spacing w:line="276" w:lineRule="auto" w:after="0"/>
+        <w:spacing w:line="240" w:lineRule="auto" w:after="0"/>
         <w:jc w:val="left"/>
       </w:pPr>
       <w:r>
         <w:rPr>
           <w:rFonts w:ascii="Times New Roman" w:hAnsi="Times New Roman"/>
-          <w:sz w:val="28"/>
+          <w:sz w:val="26"/>
         </w:rPr>
         <w:t>ГЛАВА 3 ОБЗОР ПРАКТИЧЕСКИХ РЕШЕНИЙ АППАРАТНО-ПРОГРАММНЫХ СРЕДСТВ КРИПТОГРАФИЧЕСКОЙ ЗАЩИТЫ</w:t>
       </w:r>
     </w:p>
     <w:p>
       <w:pPr>
-        <w:spacing w:line="276" w:lineRule="auto" w:after="0"/>
+        <w:spacing w:line="240" w:lineRule="auto" w:after="0"/>
         <w:ind w:left="283"/>
         <w:jc w:val="left"/>
       </w:pPr>
       <w:r>
         <w:rPr>
           <w:rFonts w:ascii="Times New Roman" w:hAnsi="Times New Roman"/>
-          <w:sz w:val="28"/>
+          <w:sz w:val="26"/>
         </w:rPr>
         <w:t>3.1 Аппаратные криптографические устройства с USB-интерфейсом</w:t>
       </w:r>
     </w:p>
     <w:p>
       <w:pPr>
-        <w:spacing w:line="276" w:lineRule="auto" w:after="0"/>
+        <w:spacing w:line="240" w:lineRule="auto" w:after="0"/>
         <w:ind w:left="283"/>
         <w:jc w:val="left"/>
       </w:pPr>
       <w:r>
         <w:rPr>
           <w:rFonts w:ascii="Times New Roman" w:hAnsi="Times New Roman"/>
-          <w:sz w:val="28"/>
+          <w:sz w:val="26"/>
         </w:rPr>
         <w:t>3.2 Обзор средств криптографической защиты информации по стандартам СТБ</w:t>
       </w:r>
     </w:p>
     <w:p>
       <w:pPr>
-        <w:spacing w:line="276" w:lineRule="auto" w:after="0"/>
+        <w:spacing w:line="240" w:lineRule="auto" w:after="0"/>
         <w:ind w:left="283"/>
         <w:jc w:val="left"/>
       </w:pPr>
       <w:r>
         <w:rPr>
           <w:rFonts w:ascii="Times New Roman" w:hAnsi="Times New Roman"/>
-          <w:sz w:val="28"/>
+          <w:sz w:val="26"/>
         </w:rPr>
         <w:t>3.3 Анализ архитектурных и функциональных решений</w:t>
       </w:r>
     </w:p>
     <w:p>
       <w:pPr>
-        <w:spacing w:line="276" w:lineRule="auto" w:after="0"/>
+        <w:spacing w:line="240" w:lineRule="auto" w:after="0"/>
         <w:ind w:left="283"/>
         <w:jc w:val="left"/>
       </w:pPr>
       <w:r>
         <w:rPr>
           <w:rFonts w:ascii="Times New Roman" w:hAnsi="Times New Roman"/>
-          <w:sz w:val="28"/>
+          <w:sz w:val="26"/>
         </w:rPr>
         <w:t>3.4 Сравнительный анализ существующих программно-аппаратных комплексов</w:t>
       </w:r>
     </w:p>
     <w:p>
       <w:pPr>
-        <w:spacing w:line="276" w:lineRule="auto" w:after="0"/>
+        <w:spacing w:line="240" w:lineRule="auto" w:after="0"/>
         <w:jc w:val="left"/>
       </w:pPr>
       <w:r>
         <w:rPr>
           <w:rFonts w:ascii="Times New Roman" w:hAnsi="Times New Roman"/>
-          <w:sz w:val="28"/>
+          <w:sz w:val="26"/>
         </w:rPr>
         <w:t>ГЛАВА 4 ПРАКТИЧЕСКАЯ РЕАЛИЗАЦИЯ ПРОГРАММНО-АППАРАТНОГО КОМПЛЕКСА</w:t>
       </w:r>
     </w:p>
     <w:p>
       <w:pPr>
-        <w:spacing w:line="276" w:lineRule="auto" w:after="0"/>
+        <w:spacing w:line="240" w:lineRule="auto" w:after="0"/>
         <w:ind w:left="283"/>
         <w:jc w:val="left"/>
       </w:pPr>
       <w:r>
         <w:rPr>
           <w:rFonts w:ascii="Times New Roman" w:hAnsi="Times New Roman"/>
-          <w:sz w:val="28"/>
+          <w:sz w:val="26"/>
         </w:rPr>
         <w:t>4.1 Реализация взаимодействия персонального компьютера с микроконтроллером</w:t>
       </w:r>
     </w:p>
     <w:p>
       <w:pPr>
-        <w:spacing w:line="276" w:lineRule="auto" w:after="0"/>
+        <w:spacing w:line="240" w:lineRule="auto" w:after="0"/>
         <w:ind w:left="283"/>
         <w:jc w:val="left"/>
       </w:pPr>
       <w:r>
         <w:rPr>
           <w:rFonts w:ascii="Times New Roman" w:hAnsi="Times New Roman"/>
-          <w:sz w:val="28"/>
+          <w:sz w:val="26"/>
         </w:rPr>
         <w:t>4.2 Реализация криптографических операций на стороне устройства</w:t>
       </w:r>
     </w:p>
     <w:p>
       <w:pPr>
-        <w:spacing w:line="276" w:lineRule="auto" w:after="0"/>
+        <w:spacing w:line="240" w:lineRule="auto" w:after="0"/>
         <w:ind w:left="283"/>
         <w:jc w:val="left"/>
       </w:pPr>
       <w:r>
         <w:rPr>
           <w:rFonts w:ascii="Times New Roman" w:hAnsi="Times New Roman"/>
-          <w:sz w:val="28"/>
+          <w:sz w:val="26"/>
         </w:rPr>
         <w:t>4.3 Генерация и хранение криптографических ключей</w:t>
       </w:r>
     </w:p>
     <w:p>
       <w:pPr>
-        <w:spacing w:line="276" w:lineRule="auto" w:after="0"/>
+        <w:spacing w:line="240" w:lineRule="auto" w:after="0"/>
         <w:ind w:left="283"/>
         <w:jc w:val="left"/>
       </w:pPr>
       <w:r>
         <w:rPr>
           <w:rFonts w:ascii="Times New Roman" w:hAnsi="Times New Roman"/>
-          <w:sz w:val="28"/>
+          <w:sz w:val="26"/>
         </w:rPr>
         <w:t>4.4 Реализация программного обеспечения на стороне персонального компьютера</w:t>
       </w:r>
     </w:p>
     <w:p>
       <w:pPr>
-        <w:spacing w:line="276" w:lineRule="auto" w:after="0"/>
+        <w:spacing w:line="240" w:lineRule="auto" w:after="0"/>
         <w:ind w:left="283"/>
         <w:jc w:val="left"/>
       </w:pPr>
       <w:r>
         <w:rPr>
           <w:rFonts w:ascii="Times New Roman" w:hAnsi="Times New Roman"/>
-          <w:sz w:val="28"/>
+          <w:sz w:val="26"/>
         </w:rPr>
         <w:t>4.5 Тестирование и анализ результатов работы комплекса</w:t>
       </w:r>
     </w:p>
     <w:p>
       <w:pPr>
-        <w:spacing w:line="276" w:lineRule="auto" w:after="0"/>
+        <w:spacing w:line="240" w:lineRule="auto" w:after="0"/>
         <w:jc w:val="left"/>
       </w:pPr>
       <w:r>
         <w:rPr>
           <w:rFonts w:ascii="Times New Roman" w:hAnsi="Times New Roman"/>
-          <w:sz w:val="28"/>
+          <w:sz w:val="26"/>
         </w:rPr>
         <w:t>ГЛАВА 5 ОЦЕНКА ЭФФЕКТИВНОСТИ И БЕЗОПАСНОСТИ РАЗРАБОТАННОГО КОМПЛЕКСА</w:t>
       </w:r>
     </w:p>
     <w:p>
       <w:pPr>
-        <w:spacing w:line="276" w:lineRule="auto" w:after="0"/>
+        <w:spacing w:line="240" w:lineRule="auto" w:after="0"/>
         <w:ind w:left="283"/>
         <w:jc w:val="left"/>
       </w:pPr>
       <w:r>
         <w:rPr>
           <w:rFonts w:ascii="Times New Roman" w:hAnsi="Times New Roman"/>
-          <w:sz w:val="28"/>
+          <w:sz w:val="26"/>
         </w:rPr>
         <w:t>5.1 Производительность криптографических операций</w:t>
       </w:r>
     </w:p>
     <w:p>
       <w:pPr>
-        <w:spacing w:line="276" w:lineRule="auto" w:after="0"/>
+        <w:spacing w:line="240" w:lineRule="auto" w:after="0"/>
         <w:ind w:left="283"/>
         <w:jc w:val="left"/>
       </w:pPr>
       <w:r>
         <w:rPr>
           <w:rFonts w:ascii="Times New Roman" w:hAnsi="Times New Roman"/>
-          <w:sz w:val="28"/>
+          <w:sz w:val="26"/>
         </w:rPr>
         <w:t>5.2 Стойкость к известным атакам и оценка криптографических примитивов</w:t>
       </w:r>
     </w:p>
     <w:p>
       <w:pPr>
-        <w:spacing w:line="276" w:lineRule="auto" w:after="0"/>
+        <w:spacing w:line="240" w:lineRule="auto" w:after="0"/>
         <w:ind w:left="283"/>
         <w:jc w:val="left"/>
       </w:pPr>
       <w:r>
         <w:rPr>
           <w:rFonts w:ascii="Times New Roman" w:hAnsi="Times New Roman"/>
-          <w:sz w:val="28"/>
+          <w:sz w:val="26"/>
         </w:rPr>
         <w:t>5.3 Защищённость хранилища ключей и протокола обмена</w:t>
       </w:r>
     </w:p>
     <w:p>
       <w:pPr>
-        <w:spacing w:line="276" w:lineRule="auto" w:after="0"/>
+        <w:spacing w:line="240" w:lineRule="auto" w:after="0"/>
         <w:ind w:left="283"/>
         <w:jc w:val="left"/>
       </w:pPr>
       <w:r>
         <w:rPr>
           <w:rFonts w:ascii="Times New Roman" w:hAnsi="Times New Roman"/>
-          <w:sz w:val="28"/>
+          <w:sz w:val="26"/>
         </w:rPr>
         <w:t>5.4 Эксплуатационные характеристики и рекомендации по применению</w:t>
       </w:r>
     </w:p>
     <w:p>
       <w:pPr>
-        <w:spacing w:line="276" w:lineRule="auto" w:after="0"/>
+        <w:spacing w:line="240" w:lineRule="auto" w:after="0"/>
         <w:jc w:val="left"/>
       </w:pPr>
       <w:r>
         <w:rPr>
           <w:rFonts w:ascii="Times New Roman" w:hAnsi="Times New Roman"/>
-          <w:sz w:val="28"/>
+          <w:sz w:val="26"/>
         </w:rPr>
         <w:t>ЗАКЛЮЧЕНИЕ</w:t>
       </w:r>
     </w:p>
     <w:p>
       <w:pPr>
-        <w:spacing w:line="276" w:lineRule="auto" w:after="0"/>
+        <w:spacing w:line="240" w:lineRule="auto" w:after="0"/>
         <w:jc w:val="left"/>
       </w:pPr>
       <w:r>
         <w:rPr>
           <w:rFonts w:ascii="Times New Roman" w:hAnsi="Times New Roman"/>
-          <w:sz w:val="28"/>
+          <w:sz w:val="26"/>
         </w:rPr>
         <w:t>СПИСОК ИСПОЛЬЗОВАННЫХ ИСТОЧНИКОВ</w:t>
       </w:r>
@@ -822,7 +822,7 @@
           <w:rFonts w:ascii="Times New Roman" w:hAnsi="Times New Roman"/>
           <w:sz w:val="28"/>
         </w:rPr>
-        <w:t>Защита информации в автоматизированных системах закреплена в Указе Президента Республики Беларусь от 16.04.2013 № 196 и Законе от 10.11.2008 № 455-З. В государственных информационных системах обязательно применяются криптоалгоритмы стандартов СТБ серии 34.101.</w:t>
+        <w:t>В современном мире информация стала одним из наиболее ценных ресурсов, а её защита от утечки, подмены и утраты — обязательным требованием для государственных учреждений, бизнеса и частных лиц. Криптография обеспечивает три ключевых свойства защищаемых данных: конфиденциальность, целостность и подтверждение авторства. По мере роста объёмов сетевого трафика растут и возможности нарушителя, и одних программных средств уже недостаточно: критические операции и закрытые ключи выносятся в отдельное защищённое устройство. В Республике Беларусь применение таких средств регулируется Указом Президента от 16.04.2013 № 196, Законом от 10.11.2008 № 455-З и Законом от 28.12.2009 № 113-З, а в качестве криптографических примитивов используются национальные стандарты СТБ серии 34.101.</w:t>
       </w:r>
     </w:p>
     <w:p>
@@ -836,7 +836,7 @@
           <w:rFonts w:ascii="Times New Roman" w:hAnsi="Times New Roman"/>
           <w:sz w:val="28"/>
         </w:rPr>
-        <w:t>Программная реализация криптографии на ПК уязвима для вредоносного ПО и атак по побочным каналам. Аппаратный криптомодуль с USB-интерфейсом устраняет эти риски: закрытый ключ генерируется и хранится внутри устройства, ПК выступает в роли терминала.</w:t>
+        <w:t>Целью данной курсовой работы является разработка программно-аппаратного комплекса криптографических преобразований по стандартам СТБ с подключением к компьютеру по USB. Для достижения цели сформулированы задачи: изучить теоретические основы криптографической защиты и стандарты СТБ серии 34.101; обосновать архитектуру комплекса и выбор аппаратной платформы; провести обзор существующих средств; реализовать прошивку микроконтроллера и ПО для компьютера; выполнить тестирование и оценить безопасность.</w:t>
       </w:r>
     </w:p>
     <w:p>
@@ -850,35 +850,7 @@
           <w:rFonts w:ascii="Times New Roman" w:hAnsi="Times New Roman"/>
           <w:sz w:val="28"/>
         </w:rPr>
-        <w:t>Целью работы является разработка программно-аппаратного комплекса криптографических преобразований по СТБ 34.101.31 и СТБ 34.101.45 с обменом по USB. Аппаратной платформой выбран микроконтроллер STM32F103C8T6 на отладочной плате STM32 Smart V2.0.</w:t>
-      </w:r>
-    </w:p>
-    <w:p>
-      <w:pPr>
-        <w:spacing w:line="360" w:lineRule="auto" w:after="0" w:before="0"/>
-        <w:ind w:firstLine="709"/>
-        <w:jc w:val="both"/>
-      </w:pPr>
-      <w:r>
-        <w:rPr>
-          <w:rFonts w:ascii="Times New Roman" w:hAnsi="Times New Roman"/>
-          <w:sz w:val="28"/>
-        </w:rPr>
-        <w:t>Задачи работы: анализ теоретических основ; проектирование архитектуры; обзор существующих решений; реализация прошивки и программного обеспечения ПК; тестирование и оценка защищённости.</w:t>
-      </w:r>
-    </w:p>
-    <w:p>
-      <w:pPr>
-        <w:spacing w:line="360" w:lineRule="auto" w:after="0" w:before="0"/>
-        <w:ind w:firstLine="709"/>
-        <w:jc w:val="both"/>
-      </w:pPr>
-      <w:r>
-        <w:rPr>
-          <w:rFonts w:ascii="Times New Roman" w:hAnsi="Times New Roman"/>
-          <w:sz w:val="28"/>
-        </w:rPr>
-        <w:t>Работа состоит из пяти глав, заключения и списка источников.</w:t>
+        <w:t>Объект исследования — программно-аппаратные средства криптографической защиты информации с интерфейсом USB. Предмет — принципы построения, реализация и оценка эффективности такого комплекса на базе STM32F103C8T6 и открытой библиотеки bee2. Применены методы теоретического анализа литературы и нормативных документов, сравнительного анализа существующих средств и экспериментальной проверки на отладочной плате STM32 Smart V2.0.</w:t>
       </w:r>
     </w:p>
     <w:p>
@@ -957,7 +929,7 @@
           <w:rFonts w:ascii="Times New Roman" w:hAnsi="Times New Roman"/>
           <w:sz w:val="28"/>
         </w:rPr>
-        <w:t>Криптографическая защита информации — совокупность методов и средств преобразования информации с использованием ключей для обеспечения её конфиденциальности, целостности, аутентичности и неотказуемости (ISO/IEC 27000:2018).</w:t>
+        <w:t>Под криптографической защитой информации понимают совокупность математических методов и технических средств, которые с помощью ключей преобразуют данные так, чтобы обеспечить их конфиденциальность, целостность, подтверждение авторства и неотказуемость. Такое определение закреплено в стандарте ISO/IEC 27000:2018 и согласуется с белорусским законодательством.</w:t>
       </w:r>
     </w:p>
     <w:p>
@@ -971,7 +943,7 @@
           <w:rFonts w:ascii="Times New Roman" w:hAnsi="Times New Roman"/>
           <w:sz w:val="28"/>
         </w:rPr>
-        <w:t>Базовые цели защиты: конфиденциальность достигается шифрованием; целостность — хэш-функциями и MAC; аутентичность — криптопротоколами и ЭЦП; неотказуемость — ЭЦП с ключами, связанными с субъектом. В Республике Беларусь криптозащита в государственных информационных системах должна выполняться сертифицированными средствами, реализующими алгоритмы СТБ серии 34.101.</w:t>
+        <w:t>Конфиденциальность достигается шифрованием: сообщение преобразуется так, что без знания ключа его невозможно прочитать за разумное время. Целостность гарантируется хеш-функциями и кодами имитозащиты. Подтверждение авторства обеспечивается электронной цифровой подписью (далее ЭЦП), которая жёстко связывает сообщение с владельцем закрытого ключа. Аутентичность сторон подтверждается криптографическими протоколами.</w:t>
       </w:r>
     </w:p>
     <w:p>
@@ -985,7 +957,7 @@
           <w:rFonts w:ascii="Times New Roman" w:hAnsi="Times New Roman"/>
           <w:sz w:val="28"/>
         </w:rPr>
-        <w:t>Шифрование — взаимно-однозначное преобразование, параметризованное ключом. Хэширование — однонаправленное преобразование произвольной длины в фиксированную. Электронная цифровая подпись комбинирует хэширование и асимметричное преобразование. Уровни стойкости 128, 192 и 256 бит; в качестве базового СТБ принят уровень 128 бит — он же реализован в разрабатываемом комплексе.</w:t>
+        <w:t>В Республике Беларусь криптографическая защита в государственных информационных системах должна выполняться сертифицированными средствами, реализующими алгоритмы национальных стандартов СТБ серии 34.101. В разрабатываемом комплексе принят уровень криптографической стойкости 128 бит — базовый уровень СТБ, достаточный для надёжной защиты данных по крайней мере до 2030 года.</w:t>
       </w:r>
     </w:p>
     <w:p>
@@ -1014,7 +986,7 @@
           <w:rFonts w:ascii="Times New Roman" w:hAnsi="Times New Roman"/>
           <w:sz w:val="28"/>
         </w:rPr>
-        <w:t>Серия национальных стандартов СТБ 34.101 «Информационные технологии. Защита информации» описывает криптопримитивы, применяемые в сертифицированных средствах. Основные для работы — СТБ 34.101.31 и СТБ 34.101.45.</w:t>
+        <w:t>Национальная криптографическая школа Беларуси сложилась вокруг серии стандартов СТБ 34.101, разрабатываемых при участии БГУ. Эти стандарты определяют полный набор алгоритмов: блочное шифрование, хеширование, ЭЦП, выработку случайных чисел, протоколы согласования ключей.</w:t>
       </w:r>
     </w:p>
     <w:p>
@@ -1028,7 +1000,7 @@
           <w:rFonts w:ascii="Times New Roman" w:hAnsi="Times New Roman"/>
           <w:sz w:val="28"/>
         </w:rPr>
-        <w:t>СТБ 34.101.31-2020 определяет: блочный алгоритм belt (блок 128 бит, ключ 128/192/256 бит, 8 раундов с операциями сложения, XOR и S-блока H 256 байт); режимы ECB, CBC, CTR, MAC, аутентифицированные DWP и KWP; хэш-функцию belt-hash (выход 256 бит, функция сжатия из belt); алгоритм выработки ключа на пароле belt-pbkdf и аутентификацию belt-hmac.</w:t>
+        <w:t>Главный стандарт серии — СТБ 34.101.31-2020 — описывает блочный шифр belt и хеш-функцию belt-hash. Belt имеет блок 128 бит, ключ 128/192/256 бит и работает за восемь раундов. Определены режимы ECB, CBC, CFB, CTR, MAC, DWP, KWP. Belt-hash на основе belt выдаёт 256 бит и обеспечивает 128-битный уровень стойкости.</w:t>
       </w:r>
     </w:p>
     <w:p>
@@ -1042,7 +1014,7 @@
           <w:rFonts w:ascii="Times New Roman" w:hAnsi="Times New Roman"/>
           <w:sz w:val="28"/>
         </w:rPr>
-        <w:t>СТБ 34.101.45-2020 определяет асимметричные алгоритмы bign на эллиптических кривых: bign-curve256v1 (b = 128), 384v1 (b = 192), 512v1 (b = 256); подпись bign-sign/verify; транспорт ключа bign-keytransport; согласование bign-keyagree. Для b = 128 закрытый ключ — 32 байта, открытый — 64, подпись — 48 байт.</w:t>
+        <w:t>Стандарт СТБ 34.101.45-2013 определяет алгоритмы ЭЦП семейства bign на эллиптических кривых. Стандартизованы три кривые: bign-curve256v1, bign-curve384v1 и bign-curve512v1 (стойкости 128, 192 и 256 бит). В работе используется bign-curve256v1, стойкость которой эквивалентна RSA-3072. Подпись — 48 байт, открытый ключ — 64 байта, закрытый — 32 байта.</w:t>
       </w:r>
     </w:p>
     <w:p>
@@ -1056,7 +1028,7 @@
           <w:rFonts w:ascii="Times New Roman" w:hAnsi="Times New Roman"/>
           <w:sz w:val="28"/>
         </w:rPr>
-        <w:t>СТБ 34.101.47 задаёт алгоритм brng генерации псевдослучайных чисел на основе belt-hash. Эталонная свободная реализация — библиотека bee2 (Apache 2.0, github.com/agievich/bee2), написанная на ISO C99. Положена в основу прошивки разрабатываемого комплекса.</w:t>
+        <w:t>Серию дополняют: СТБ 34.101.47 (генератор brng); 34.101.66 (протокол bake); 34.101.50 (формат криптографических сообщений). В разработке используются 34.101.31 и 34.101.45 как минимально необходимый набор. По структуре алгоритмы СТБ близки к международным аналогам: belt сходен с AES и SM4, bign является вариантом ECDSA с детерминированной выработкой случайного числа.</w:t>
       </w:r>
     </w:p>
     <w:p>
@@ -1085,7 +1057,7 @@
           <w:rFonts w:ascii="Times New Roman" w:hAnsi="Times New Roman"/>
           <w:sz w:val="28"/>
         </w:rPr>
-        <w:t>Современные шифры подразделяются на симметричные (один ключ) и асимметричные (пара открытый/закрытый). Симметричные характеризуются высокой производительностью и применяются для защиты основного потока данных; асимметричные — для защиты ключевого материала и формирования ЭЦП.</w:t>
+        <w:t>Шифрование — классический способ обеспечить конфиденциальность данных. Алгоритмы шифрования делятся на симметричные (один ключ для шифрования и расшифрования) и асимметричные (эти ключи различаются).</w:t>
       </w:r>
     </w:p>
     <w:p>
@@ -1099,7 +1071,7 @@
           <w:rFonts w:ascii="Times New Roman" w:hAnsi="Times New Roman"/>
           <w:sz w:val="28"/>
         </w:rPr>
-        <w:t>Блочные шифры оперируют блоками фиксированной длины (для belt — 128 бит). Реальные данные имеют произвольную длину, поэтому шифр применяется в одном из режимов. ECB шифрует каждый блок независимо; недостаток — одинаковые блоки дают одинаковые шифрблоки. CBC XOR-ит каждый блок с предыдущим шифрблоком, первый — с IV. CTR использует шифр для формирования гаммы. СТБ 34.101.31 регламентирует ECB, CBC, CTR, DWP, KWP.</w:t>
+        <w:t>Симметричные алгоритмы дают высокую скорость и применяются для защиты больших объёмов данных. Они делятся на блочные шифры (преобразующие данные фиксированными блоками) и поточные (преобразующие побитно). К белорусским симметричным алгоритмам относится belt (СТБ 34.101.31): блочный шифр с длиной блока 128 бит, ключом 128/192/256 бит и восемью раундами. Раундовая функция построена на подстановочном блоке H, линейном преобразовании G и сложении по модулю 2^32.</w:t>
       </w:r>
     </w:p>
     <w:p>
@@ -1113,7 +1085,7 @@
           <w:rFonts w:ascii="Times New Roman" w:hAnsi="Times New Roman"/>
           <w:sz w:val="28"/>
         </w:rPr>
-        <w:t>В разрабатываемом комплексе для шифрования файлов выбран режим CBC: эффективен и на ПК, и на микроконтроллере; не требует контроля недопущения повторного использования счётчика (в отличие от CTR). Расшифрование использует тот же ключ и IV.</w:t>
+        <w:t>Режим ECB обрабатывает каждый блок независимо и пригоден только для коротких сообщений: повторение блоков открытого текста даёт повторение блоков шифртекста. Режим CBC перед шифрованием блока выполняет его сложение по модулю 2 с предыдущим блоком шифртекста; для первого блока используется вектор инициализации 128 бит. CBC устраняет недостаток ECB и применяется в комплексе для шифрования файлов.</w:t>
       </w:r>
     </w:p>
     <w:p>
@@ -1127,7 +1099,21 @@
           <w:rFonts w:ascii="Times New Roman" w:hAnsi="Times New Roman"/>
           <w:sz w:val="28"/>
         </w:rPr>
-        <w:t>Хэш-функция belt-hash построена по схеме Меркла — Дамгора с функцией сжатия beltCompr2. Финальное преобразование над парой (длина, контрольная сумма) обеспечивает стойкость к атакам удлинения сообщения. Стойкость 128 бит к коллизии и 256 бит к прообразу. Производительность belt-CBC на STM32F103 при 72 МГц — около 1,1 МБ/с.</w:t>
+        <w:t>Асимметричные алгоритмы (RSA, ECDSA, bign) работают значительно медленнее и применяются для обмена ключами и формирования подписи. Во всех современных протоколах защищённой передачи (TLS, SSH, IPsec) используется гибридная схема: данные шифруются симметричным алгоритмом на сеансовом ключе, который обменивается асимметричным способом.</w:t>
+      </w:r>
+    </w:p>
+    <w:p>
+      <w:pPr>
+        <w:spacing w:line="360" w:lineRule="auto" w:after="0" w:before="0"/>
+        <w:ind w:firstLine="709"/>
+        <w:jc w:val="both"/>
+      </w:pPr>
+      <w:r>
+        <w:rPr>
+          <w:rFonts w:ascii="Times New Roman" w:hAnsi="Times New Roman"/>
+          <w:sz w:val="28"/>
+        </w:rPr>
+        <w:t>Хеш-функции (belt-hash, SHA-2 и другие) не имеют ключа и применяются для подсчёта дайджеста сообщения. Им должны быть присущи вычислительная односторонность, стойкость к коллизиям и эффект лавины.</w:t>
       </w:r>
     </w:p>
     <w:p>
@@ -1156,7 +1142,7 @@
           <w:rFonts w:ascii="Times New Roman" w:hAnsi="Times New Roman"/>
           <w:sz w:val="28"/>
         </w:rPr>
-        <w:t>Электронная цифровая подпись (ЭЦП) — криптореквизит для проверки подлинности сообщения и подтверждения авторства, а также невозможности отказа автора от подписания. Применение ЭЦП в РБ регулируется Законом от 28.12.2009 № 113-З и СТБ 34.101.45, 34.101.66.</w:t>
+        <w:t>Электронная цифровая подпись (ЭЦП) — криптографическое средство, гарантирующее аутентичность и неотказуемость электронного документа. Она представляет собой число, которое могло быть вычислено только владельцем закрытого ключа, но проверяется любым обладателем открытого ключа.</w:t>
       </w:r>
     </w:p>
     <w:p>
@@ -1170,7 +1156,7 @@
           <w:rFonts w:ascii="Times New Roman" w:hAnsi="Times New Roman"/>
           <w:sz w:val="28"/>
         </w:rPr>
-        <w:t>В отличие от рукописной, ЭЦП однозначно связана с сообщением (изменение одного бита делает её недействительной), проверяется неограниченным числом сторон без участия подписанта и не требует доверенного канала для проверки.</w:t>
+        <w:t>Формирование подписи bign по СТБ 34.101.45 включает три этапа. Сначала вычисляется хеш сообщения H = belt-hash(M) длиной 32 байта. Затем формируется случайное число k; в детерминированном варианте bign-sign2 оно вырабатывается из закрытого ключа и хеша через belt-pbkdf, что устраняет зависимость от качества аппаратного генератора и исключает повторное использование k. Наконец, вычисляются две компоненты подписи S = (s0, s1) с использованием закрытого ключа и параметров кривой; результат — 48 байт.</w:t>
       </w:r>
     </w:p>
     <w:p>
@@ -1184,7 +1170,7 @@
           <w:rFonts w:ascii="Times New Roman" w:hAnsi="Times New Roman"/>
           <w:sz w:val="28"/>
         </w:rPr>
-        <w:t>СТБ 34.101.45 определяет алгоритм bign на эллиптических кривых над простыми полями. Для b = 128: закрытый ключ 32 байта, открытый 64 байта, подпись 48 байт.</w:t>
+        <w:t>Проверка требует только открытого ключа: вычисляется хеш проверяемого сообщения, восстанавливается общая точка по компонентам подписи и открытому ключу, сравниваются дополнительные данные. Стойкость bign основана на сложности дискретного логарифма в группе точек эллиптической кривой над конечным полем; для bign-curve256v1 сложность лучшего метода атаки (ро-метод Полларда) — около 2^128 операций.</w:t>
       </w:r>
     </w:p>
     <w:p>
@@ -1198,49 +1184,7 @@
           <w:rFonts w:ascii="Times New Roman" w:hAnsi="Times New Roman"/>
           <w:sz w:val="28"/>
         </w:rPr>
-        <w:t>Подпись bign-sign: 1) H = belt-hash(M); 2) k случайно из (0, q); 3) R = kG; 4) s_0 = belt-hash(R.x ∥ H ∥ OID) mod 2^64; 5) s_1 = (k − s_0·d) mod q; 6) подпись = s_0 ∥ s_1.</w:t>
-      </w:r>
-    </w:p>
-    <w:p>
-      <w:pPr>
-        <w:spacing w:line="360" w:lineRule="auto" w:after="0" w:before="0"/>
-        <w:ind w:firstLine="709"/>
-        <w:jc w:val="both"/>
-      </w:pPr>
-      <w:r>
-        <w:rPr>
-          <w:rFonts w:ascii="Times New Roman" w:hAnsi="Times New Roman"/>
-          <w:sz w:val="28"/>
-        </w:rPr>
-        <w:t>Проверка bign-verify: 1) H = belt-hash(M); 2) R' = s_1·G + s_0·Q; 3) s_0 == belt-hash(R'.x ∥ H ∥ OID) mod 2^64.</w:t>
-      </w:r>
-    </w:p>
-    <w:p>
-      <w:pPr>
-        <w:spacing w:line="360" w:lineRule="auto" w:after="0" w:before="0"/>
-        <w:ind w:firstLine="709"/>
-        <w:jc w:val="both"/>
-      </w:pPr>
-      <w:r>
-        <w:rPr>
-          <w:rFonts w:ascii="Times New Roman" w:hAnsi="Times New Roman"/>
-          <w:sz w:val="28"/>
-        </w:rPr>
-        <w:t>Качество k критически важно: повторное использование одного k для разных сообщений того же d ведёт к раскрытию d (атака на ECDSA, PS3, 2010). Для устранения зависимости от RNG в стандарте предусмотрен детерминированный режим (функция bignSign2): k = belt-pbkdf(d ∥ H ∥ OID). Режим использован в комплексе, так как у STM32F103 нет аппаратного RNG.</w:t>
-      </w:r>
-    </w:p>
-    <w:p>
-      <w:pPr>
-        <w:spacing w:line="360" w:lineRule="auto" w:after="0" w:before="0"/>
-        <w:ind w:firstLine="709"/>
-        <w:jc w:val="both"/>
-      </w:pPr>
-      <w:r>
-        <w:rPr>
-          <w:rFonts w:ascii="Times New Roman" w:hAnsi="Times New Roman"/>
-          <w:sz w:val="28"/>
-        </w:rPr>
-        <w:t>Подпись bign-128 в сочетании с belt-hash обеспечивает уровень стойкости 128 бит, что соответствует рекомендациям NIST SP 800-57 и ENISA до 2030 г.</w:t>
+        <w:t>В разрабатываемом комплексе ЭЦП формируется на устройстве, чтобы закрытый ключ никогда не покидал защищённую область. Хеш сообщения вычисляется на компьютере, и на устройство передаются только 32 байта; устройство возвращает 48 байт подписи. Такая схема защищает закрытый ключ от компрометации даже при заражении компьютера вредоносным ПО.</w:t>
       </w:r>
     </w:p>
     <w:p>
@@ -1269,7 +1213,7 @@
           <w:rFonts w:ascii="Times New Roman" w:hAnsi="Times New Roman"/>
           <w:sz w:val="28"/>
         </w:rPr>
-        <w:t>Управление криптографическими ключами — комплекс мер по безопасному генерированию, распределению, хранению, использованию, обновлению и уничтожению ключей. СТБ 34.101.78 классифицирует ключевые материалы по уровням защищённости и предъявляет требования к их жизненному циклу.</w:t>
+        <w:t>Безопасность криптографической системы определяется не только стойкостью алгоритмов, но и тем, как организовано управление ключами. Жизненный цикл ключа включает выработку, хранение, использование, передачу и уничтожение.</w:t>
       </w:r>
     </w:p>
     <w:p>
@@ -1283,7 +1227,7 @@
           <w:rFonts w:ascii="Times New Roman" w:hAnsi="Times New Roman"/>
           <w:sz w:val="28"/>
         </w:rPr>
-        <w:t>Генерация выполняется с использованием криптостойкого источника энтропии. На ПК — системный генератор (/dev/urandom или BCryptGenRandom). На STM32F103 аппаратный RNG отсутствует, источник формируется из UID кристалла (0x1FFFF7E8), счётчиков SysTick и DWT.CYCCNT, выборок АЦП с внутреннего датчика температуры и временных характеристик прерываний USB; сырые данные пропускаются через belt-hash.</w:t>
+        <w:t>Выработка ключа должна обеспечить непредсказуемость и равномерное распределение по пространству значений. Применяются генераторы случайных чисел, согласованные с СТБ 34.101.47. В разрабатываемом устройстве используется программный сборщик энтропии (идентификатор кристалла, таймеры, шум АЦП) с финальным belt-hash.</w:t>
       </w:r>
     </w:p>
     <w:p>
@@ -1297,7 +1241,7 @@
           <w:rFonts w:ascii="Times New Roman" w:hAnsi="Times New Roman"/>
           <w:sz w:val="28"/>
         </w:rPr>
-        <w:t>Хранение: пара ключей bign-128 (96 байт) хранится в последней странице Flash микроконтроллера (адрес 0x0801FC00). Запись содержит идентификатор «STB1» и CRC-32. Сессионные симметричные ключи belt на устройстве не сохраняются — передаются от ПК с командой шифрования.</w:t>
+        <w:t>Хранение ключей различается для симметричных и асимметричных. Симметричные сеансовые ключи существуют только в ОЗУ и уничтожаются после сессии. Закрытые ключи асимметричных схем должны сохраняться долго — в зашифрованных программных контейнерах либо в энергонезависимой памяти специализированных устройств (USB-токены, смарт-карты, разрабатываемый аппаратный модуль). Хранение в устройствах безопаснее: закрытый ключ не покидает устройство, все операции выполняются внутри. Эта модель реализована в разрабатываемом комплексе.</w:t>
       </w:r>
     </w:p>
     <w:p>
@@ -1311,7 +1255,7 @@
           <w:rFonts w:ascii="Times New Roman" w:hAnsi="Times New Roman"/>
           <w:sz w:val="28"/>
         </w:rPr>
-        <w:t>Уничтожение выполняется командой CMD_GEN_KEYPAIR: страница стирается (HAL_FLASHEx_Erase) и записывается новая запись — соответствует требованиям СТБ 34.101.78 к безопасному удалению. Обновление инициируется пользователем; команда требует физического обладания устройством.</w:t>
+        <w:t>Уничтожение ключей предотвращает их восстановление после вывода устройства из эксплуатации: для флеш — команда стирания страницы, для ОЗУ — перезапись нулями. Выработка новой ключевой пары предваряется стиранием старой.</w:t>
       </w:r>
     </w:p>
     <w:p>
@@ -1325,7 +1269,7 @@
           <w:rFonts w:ascii="Times New Roman" w:hAnsi="Times New Roman"/>
           <w:sz w:val="28"/>
         </w:rPr>
-        <w:t>Для PKI публичный ключ сохраняется на ПК в .pub-файл; при проверке подписи используется этот файл. Расширение до полноценной PKI с УЦ и CRL — направление развития.</w:t>
+        <w:t>Передача ключей выполняется по защищённому каналу. Для асимметричных схем закрытый ключ не передаётся, открытый требует только подтверждённой аутентичности. Эту задачу решают центры сертификации (PKI); в рамках курсовой работы они не рассматриваются.</w:t>
       </w:r>
     </w:p>
     <w:p>
@@ -1390,7 +1334,7 @@
           <w:b/>
           <w:sz w:val="28"/>
         </w:rPr>
-        <w:t>2.1 Общая структура программно-аппаратного комплекса</w:t>
+        <w:t>2.1 Выбор и характеристика микроконтроллерной платформы</w:t>
       </w:r>
     </w:p>
     <w:p>
@@ -1404,7 +1348,7 @@
           <w:rFonts w:ascii="Times New Roman" w:hAnsi="Times New Roman"/>
           <w:sz w:val="28"/>
         </w:rPr>
-        <w:t>Программно-аппаратный комплекс состоит из двух компонентов: программного обеспечения ПК и аппаратного модуля на микроконтроллере, подключаемого по USB. Между ними устанавливается двусторонний канал: ПК передаёт устройству задание (данные и идентификатор операции), устройство возвращает результат.</w:t>
+        <w:t>Прежде чем переходить к структуре комплекса, необходимо определиться с аппаратной платформой. К микроконтроллеру предъявляются требования: аппаратная поддержка USB, объём флеш и ОЗУ под прошивку с библиотекой bee2, производительность для арифметики над большими числами, доступность платы. Сравнительные характеристики пяти распространённых платформ — Arduino Uno (ATmega328P), Arduino Due (SAM3X8E), ESP32, STM32F103C8T6 и STM32F407VGT6 — приведены в таблице 2.1.</w:t>
       </w:r>
     </w:p>
     <w:p>
@@ -1418,9 +1362,1007 @@
           <w:rFonts w:ascii="Times New Roman" w:hAnsi="Times New Roman"/>
           <w:sz w:val="28"/>
         </w:rPr>
-        <w:t>Принцип разделения ответственности. ПК выполняет функции пользовательского интерфейса, чтения файлов, вычисления belt-hash для крупных объёмов данных, представления результатов, хранения публичных ключей корреспондентов. ПК не имеет доступа к закрытому ключу bign-128. Микроконтроллер — защищённый исполнитель: генерирует пару ключей bign, хранит её в энергонезависимой памяти, формирует и проверяет подписи, выполняет belt-CBC шифрование по сеансовым ключам.</w:t>
+        <w:t>Таблица 2.1 — Сравнение микроконтроллерных платформ</w:t>
       </w:r>
     </w:p>
+    <w:tbl>
+      <w:tblPr>
+        <w:tblStyle w:val="TableGrid"/>
+        <w:tblW w:type="auto" w:w="0"/>
+        <w:jc w:val="center"/>
+        <w:tblLook w:firstColumn="1" w:firstRow="1" w:lastColumn="0" w:lastRow="0" w:noHBand="0" w:noVBand="1" w:val="04A0"/>
+      </w:tblPr>
+      <w:tblGrid>
+        <w:gridCol w:w="1606"/>
+        <w:gridCol w:w="1606"/>
+        <w:gridCol w:w="1606"/>
+        <w:gridCol w:w="1606"/>
+        <w:gridCol w:w="1606"/>
+        <w:gridCol w:w="1606"/>
+      </w:tblGrid>
+      <w:tr>
+        <w:tc>
+          <w:tcPr>
+            <w:tcW w:type="dxa" w:w="1606"/>
+          </w:tcPr>
+          <w:p>
+            <w:pPr>
+              <w:spacing w:line="240" w:lineRule="auto" w:after="0"/>
+              <w:ind w:firstLine="0"/>
+              <w:jc w:val="left"/>
+            </w:pPr>
+            <w:r/>
+            <w:r>
+              <w:rPr>
+                <w:rFonts w:ascii="Times New Roman" w:hAnsi="Times New Roman"/>
+                <w:b/>
+                <w:sz w:val="22"/>
+              </w:rPr>
+              <w:t>Параметр</w:t>
+            </w:r>
+          </w:p>
+        </w:tc>
+        <w:tc>
+          <w:tcPr>
+            <w:tcW w:type="dxa" w:w="1606"/>
+          </w:tcPr>
+          <w:p>
+            <w:pPr>
+              <w:spacing w:line="240" w:lineRule="auto" w:after="0"/>
+              <w:ind w:firstLine="0"/>
+              <w:jc w:val="left"/>
+            </w:pPr>
+            <w:r/>
+            <w:r>
+              <w:rPr>
+                <w:rFonts w:ascii="Times New Roman" w:hAnsi="Times New Roman"/>
+                <w:b/>
+                <w:sz w:val="22"/>
+              </w:rPr>
+              <w:t>Arduino Uno</w:t>
+            </w:r>
+          </w:p>
+        </w:tc>
+        <w:tc>
+          <w:tcPr>
+            <w:tcW w:type="dxa" w:w="1606"/>
+          </w:tcPr>
+          <w:p>
+            <w:pPr>
+              <w:spacing w:line="240" w:lineRule="auto" w:after="0"/>
+              <w:ind w:firstLine="0"/>
+              <w:jc w:val="left"/>
+            </w:pPr>
+            <w:r/>
+            <w:r>
+              <w:rPr>
+                <w:rFonts w:ascii="Times New Roman" w:hAnsi="Times New Roman"/>
+                <w:b/>
+                <w:sz w:val="22"/>
+              </w:rPr>
+              <w:t>Arduino Due</w:t>
+            </w:r>
+          </w:p>
+        </w:tc>
+        <w:tc>
+          <w:tcPr>
+            <w:tcW w:type="dxa" w:w="1606"/>
+          </w:tcPr>
+          <w:p>
+            <w:pPr>
+              <w:spacing w:line="240" w:lineRule="auto" w:after="0"/>
+              <w:ind w:firstLine="0"/>
+              <w:jc w:val="left"/>
+            </w:pPr>
+            <w:r/>
+            <w:r>
+              <w:rPr>
+                <w:rFonts w:ascii="Times New Roman" w:hAnsi="Times New Roman"/>
+                <w:b/>
+                <w:sz w:val="22"/>
+              </w:rPr>
+              <w:t>ESP32</w:t>
+            </w:r>
+          </w:p>
+        </w:tc>
+        <w:tc>
+          <w:tcPr>
+            <w:tcW w:type="dxa" w:w="1606"/>
+          </w:tcPr>
+          <w:p>
+            <w:pPr>
+              <w:spacing w:line="240" w:lineRule="auto" w:after="0"/>
+              <w:ind w:firstLine="0"/>
+              <w:jc w:val="left"/>
+            </w:pPr>
+            <w:r/>
+            <w:r>
+              <w:rPr>
+                <w:rFonts w:ascii="Times New Roman" w:hAnsi="Times New Roman"/>
+                <w:b/>
+                <w:sz w:val="22"/>
+              </w:rPr>
+              <w:t>STM32F103C8T6</w:t>
+            </w:r>
+          </w:p>
+        </w:tc>
+        <w:tc>
+          <w:tcPr>
+            <w:tcW w:type="dxa" w:w="1606"/>
+          </w:tcPr>
+          <w:p>
+            <w:pPr>
+              <w:spacing w:line="240" w:lineRule="auto" w:after="0"/>
+              <w:ind w:firstLine="0"/>
+              <w:jc w:val="left"/>
+            </w:pPr>
+            <w:r/>
+            <w:r>
+              <w:rPr>
+                <w:rFonts w:ascii="Times New Roman" w:hAnsi="Times New Roman"/>
+                <w:b/>
+                <w:sz w:val="22"/>
+              </w:rPr>
+              <w:t>STM32F407VGT6</w:t>
+            </w:r>
+          </w:p>
+        </w:tc>
+      </w:tr>
+      <w:tr>
+        <w:tc>
+          <w:tcPr>
+            <w:tcW w:type="dxa" w:w="1606"/>
+          </w:tcPr>
+          <w:p>
+            <w:pPr>
+              <w:spacing w:line="240" w:lineRule="auto" w:after="0"/>
+              <w:ind w:firstLine="0"/>
+              <w:jc w:val="left"/>
+            </w:pPr>
+            <w:r/>
+            <w:r>
+              <w:rPr>
+                <w:rFonts w:ascii="Times New Roman" w:hAnsi="Times New Roman"/>
+                <w:sz w:val="22"/>
+              </w:rPr>
+              <w:t>Ядро</w:t>
+            </w:r>
+          </w:p>
+        </w:tc>
+        <w:tc>
+          <w:tcPr>
+            <w:tcW w:type="dxa" w:w="1606"/>
+          </w:tcPr>
+          <w:p>
+            <w:pPr>
+              <w:spacing w:line="240" w:lineRule="auto" w:after="0"/>
+              <w:ind w:firstLine="0"/>
+              <w:jc w:val="left"/>
+            </w:pPr>
+            <w:r/>
+            <w:r>
+              <w:rPr>
+                <w:rFonts w:ascii="Times New Roman" w:hAnsi="Times New Roman"/>
+                <w:sz w:val="22"/>
+              </w:rPr>
+              <w:t>AVR 8 бит</w:t>
+            </w:r>
+          </w:p>
+        </w:tc>
+        <w:tc>
+          <w:tcPr>
+            <w:tcW w:type="dxa" w:w="1606"/>
+          </w:tcPr>
+          <w:p>
+            <w:pPr>
+              <w:spacing w:line="240" w:lineRule="auto" w:after="0"/>
+              <w:ind w:firstLine="0"/>
+              <w:jc w:val="left"/>
+            </w:pPr>
+            <w:r/>
+            <w:r>
+              <w:rPr>
+                <w:rFonts w:ascii="Times New Roman" w:hAnsi="Times New Roman"/>
+                <w:sz w:val="22"/>
+              </w:rPr>
+              <w:t>Cortex-M3</w:t>
+            </w:r>
+          </w:p>
+        </w:tc>
+        <w:tc>
+          <w:tcPr>
+            <w:tcW w:type="dxa" w:w="1606"/>
+          </w:tcPr>
+          <w:p>
+            <w:pPr>
+              <w:spacing w:line="240" w:lineRule="auto" w:after="0"/>
+              <w:ind w:firstLine="0"/>
+              <w:jc w:val="left"/>
+            </w:pPr>
+            <w:r/>
+            <w:r>
+              <w:rPr>
+                <w:rFonts w:ascii="Times New Roman" w:hAnsi="Times New Roman"/>
+                <w:sz w:val="22"/>
+              </w:rPr>
+              <w:t>Xtensa LX6</w:t>
+            </w:r>
+          </w:p>
+        </w:tc>
+        <w:tc>
+          <w:tcPr>
+            <w:tcW w:type="dxa" w:w="1606"/>
+          </w:tcPr>
+          <w:p>
+            <w:pPr>
+              <w:spacing w:line="240" w:lineRule="auto" w:after="0"/>
+              <w:ind w:firstLine="0"/>
+              <w:jc w:val="left"/>
+            </w:pPr>
+            <w:r/>
+            <w:r>
+              <w:rPr>
+                <w:rFonts w:ascii="Times New Roman" w:hAnsi="Times New Roman"/>
+                <w:sz w:val="22"/>
+              </w:rPr>
+              <w:t>Cortex-M3</w:t>
+            </w:r>
+          </w:p>
+        </w:tc>
+        <w:tc>
+          <w:tcPr>
+            <w:tcW w:type="dxa" w:w="1606"/>
+          </w:tcPr>
+          <w:p>
+            <w:pPr>
+              <w:spacing w:line="240" w:lineRule="auto" w:after="0"/>
+              <w:ind w:firstLine="0"/>
+              <w:jc w:val="left"/>
+            </w:pPr>
+            <w:r/>
+            <w:r>
+              <w:rPr>
+                <w:rFonts w:ascii="Times New Roman" w:hAnsi="Times New Roman"/>
+                <w:sz w:val="22"/>
+              </w:rPr>
+              <w:t>Cortex-M4F</w:t>
+            </w:r>
+          </w:p>
+        </w:tc>
+      </w:tr>
+      <w:tr>
+        <w:tc>
+          <w:tcPr>
+            <w:tcW w:type="dxa" w:w="1606"/>
+          </w:tcPr>
+          <w:p>
+            <w:pPr>
+              <w:spacing w:line="240" w:lineRule="auto" w:after="0"/>
+              <w:ind w:firstLine="0"/>
+              <w:jc w:val="left"/>
+            </w:pPr>
+            <w:r/>
+            <w:r>
+              <w:rPr>
+                <w:rFonts w:ascii="Times New Roman" w:hAnsi="Times New Roman"/>
+                <w:sz w:val="22"/>
+              </w:rPr>
+              <w:t>Частота, МГц</w:t>
+            </w:r>
+          </w:p>
+        </w:tc>
+        <w:tc>
+          <w:tcPr>
+            <w:tcW w:type="dxa" w:w="1606"/>
+          </w:tcPr>
+          <w:p>
+            <w:pPr>
+              <w:spacing w:line="240" w:lineRule="auto" w:after="0"/>
+              <w:ind w:firstLine="0"/>
+              <w:jc w:val="left"/>
+            </w:pPr>
+            <w:r/>
+            <w:r>
+              <w:rPr>
+                <w:rFonts w:ascii="Times New Roman" w:hAnsi="Times New Roman"/>
+                <w:sz w:val="22"/>
+              </w:rPr>
+              <w:t>16</w:t>
+            </w:r>
+          </w:p>
+        </w:tc>
+        <w:tc>
+          <w:tcPr>
+            <w:tcW w:type="dxa" w:w="1606"/>
+          </w:tcPr>
+          <w:p>
+            <w:pPr>
+              <w:spacing w:line="240" w:lineRule="auto" w:after="0"/>
+              <w:ind w:firstLine="0"/>
+              <w:jc w:val="left"/>
+            </w:pPr>
+            <w:r/>
+            <w:r>
+              <w:rPr>
+                <w:rFonts w:ascii="Times New Roman" w:hAnsi="Times New Roman"/>
+                <w:sz w:val="22"/>
+              </w:rPr>
+              <w:t>84</w:t>
+            </w:r>
+          </w:p>
+        </w:tc>
+        <w:tc>
+          <w:tcPr>
+            <w:tcW w:type="dxa" w:w="1606"/>
+          </w:tcPr>
+          <w:p>
+            <w:pPr>
+              <w:spacing w:line="240" w:lineRule="auto" w:after="0"/>
+              <w:ind w:firstLine="0"/>
+              <w:jc w:val="left"/>
+            </w:pPr>
+            <w:r/>
+            <w:r>
+              <w:rPr>
+                <w:rFonts w:ascii="Times New Roman" w:hAnsi="Times New Roman"/>
+                <w:sz w:val="22"/>
+              </w:rPr>
+              <w:t>240</w:t>
+            </w:r>
+          </w:p>
+        </w:tc>
+        <w:tc>
+          <w:tcPr>
+            <w:tcW w:type="dxa" w:w="1606"/>
+          </w:tcPr>
+          <w:p>
+            <w:pPr>
+              <w:spacing w:line="240" w:lineRule="auto" w:after="0"/>
+              <w:ind w:firstLine="0"/>
+              <w:jc w:val="left"/>
+            </w:pPr>
+            <w:r/>
+            <w:r>
+              <w:rPr>
+                <w:rFonts w:ascii="Times New Roman" w:hAnsi="Times New Roman"/>
+                <w:sz w:val="22"/>
+              </w:rPr>
+              <w:t>72</w:t>
+            </w:r>
+          </w:p>
+        </w:tc>
+        <w:tc>
+          <w:tcPr>
+            <w:tcW w:type="dxa" w:w="1606"/>
+          </w:tcPr>
+          <w:p>
+            <w:pPr>
+              <w:spacing w:line="240" w:lineRule="auto" w:after="0"/>
+              <w:ind w:firstLine="0"/>
+              <w:jc w:val="left"/>
+            </w:pPr>
+            <w:r/>
+            <w:r>
+              <w:rPr>
+                <w:rFonts w:ascii="Times New Roman" w:hAnsi="Times New Roman"/>
+                <w:sz w:val="22"/>
+              </w:rPr>
+              <w:t>168</w:t>
+            </w:r>
+          </w:p>
+        </w:tc>
+      </w:tr>
+      <w:tr>
+        <w:tc>
+          <w:tcPr>
+            <w:tcW w:type="dxa" w:w="1606"/>
+          </w:tcPr>
+          <w:p>
+            <w:pPr>
+              <w:spacing w:line="240" w:lineRule="auto" w:after="0"/>
+              <w:ind w:firstLine="0"/>
+              <w:jc w:val="left"/>
+            </w:pPr>
+            <w:r/>
+            <w:r>
+              <w:rPr>
+                <w:rFonts w:ascii="Times New Roman" w:hAnsi="Times New Roman"/>
+                <w:sz w:val="22"/>
+              </w:rPr>
+              <w:t>Flash, КБ</w:t>
+            </w:r>
+          </w:p>
+        </w:tc>
+        <w:tc>
+          <w:tcPr>
+            <w:tcW w:type="dxa" w:w="1606"/>
+          </w:tcPr>
+          <w:p>
+            <w:pPr>
+              <w:spacing w:line="240" w:lineRule="auto" w:after="0"/>
+              <w:ind w:firstLine="0"/>
+              <w:jc w:val="left"/>
+            </w:pPr>
+            <w:r/>
+            <w:r>
+              <w:rPr>
+                <w:rFonts w:ascii="Times New Roman" w:hAnsi="Times New Roman"/>
+                <w:sz w:val="22"/>
+              </w:rPr>
+              <w:t>32</w:t>
+            </w:r>
+          </w:p>
+        </w:tc>
+        <w:tc>
+          <w:tcPr>
+            <w:tcW w:type="dxa" w:w="1606"/>
+          </w:tcPr>
+          <w:p>
+            <w:pPr>
+              <w:spacing w:line="240" w:lineRule="auto" w:after="0"/>
+              <w:ind w:firstLine="0"/>
+              <w:jc w:val="left"/>
+            </w:pPr>
+            <w:r/>
+            <w:r>
+              <w:rPr>
+                <w:rFonts w:ascii="Times New Roman" w:hAnsi="Times New Roman"/>
+                <w:sz w:val="22"/>
+              </w:rPr>
+              <w:t>512</w:t>
+            </w:r>
+          </w:p>
+        </w:tc>
+        <w:tc>
+          <w:tcPr>
+            <w:tcW w:type="dxa" w:w="1606"/>
+          </w:tcPr>
+          <w:p>
+            <w:pPr>
+              <w:spacing w:line="240" w:lineRule="auto" w:after="0"/>
+              <w:ind w:firstLine="0"/>
+              <w:jc w:val="left"/>
+            </w:pPr>
+            <w:r/>
+            <w:r>
+              <w:rPr>
+                <w:rFonts w:ascii="Times New Roman" w:hAnsi="Times New Roman"/>
+                <w:sz w:val="22"/>
+              </w:rPr>
+              <w:t>4096</w:t>
+            </w:r>
+          </w:p>
+        </w:tc>
+        <w:tc>
+          <w:tcPr>
+            <w:tcW w:type="dxa" w:w="1606"/>
+          </w:tcPr>
+          <w:p>
+            <w:pPr>
+              <w:spacing w:line="240" w:lineRule="auto" w:after="0"/>
+              <w:ind w:firstLine="0"/>
+              <w:jc w:val="left"/>
+            </w:pPr>
+            <w:r/>
+            <w:r>
+              <w:rPr>
+                <w:rFonts w:ascii="Times New Roman" w:hAnsi="Times New Roman"/>
+                <w:sz w:val="22"/>
+              </w:rPr>
+              <w:t>64</w:t>
+            </w:r>
+          </w:p>
+        </w:tc>
+        <w:tc>
+          <w:tcPr>
+            <w:tcW w:type="dxa" w:w="1606"/>
+          </w:tcPr>
+          <w:p>
+            <w:pPr>
+              <w:spacing w:line="240" w:lineRule="auto" w:after="0"/>
+              <w:ind w:firstLine="0"/>
+              <w:jc w:val="left"/>
+            </w:pPr>
+            <w:r/>
+            <w:r>
+              <w:rPr>
+                <w:rFonts w:ascii="Times New Roman" w:hAnsi="Times New Roman"/>
+                <w:sz w:val="22"/>
+              </w:rPr>
+              <w:t>1024</w:t>
+            </w:r>
+          </w:p>
+        </w:tc>
+      </w:tr>
+      <w:tr>
+        <w:tc>
+          <w:tcPr>
+            <w:tcW w:type="dxa" w:w="1606"/>
+          </w:tcPr>
+          <w:p>
+            <w:pPr>
+              <w:spacing w:line="240" w:lineRule="auto" w:after="0"/>
+              <w:ind w:firstLine="0"/>
+              <w:jc w:val="left"/>
+            </w:pPr>
+            <w:r/>
+            <w:r>
+              <w:rPr>
+                <w:rFonts w:ascii="Times New Roman" w:hAnsi="Times New Roman"/>
+                <w:sz w:val="22"/>
+              </w:rPr>
+              <w:t>SRAM, КБ</w:t>
+            </w:r>
+          </w:p>
+        </w:tc>
+        <w:tc>
+          <w:tcPr>
+            <w:tcW w:type="dxa" w:w="1606"/>
+          </w:tcPr>
+          <w:p>
+            <w:pPr>
+              <w:spacing w:line="240" w:lineRule="auto" w:after="0"/>
+              <w:ind w:firstLine="0"/>
+              <w:jc w:val="left"/>
+            </w:pPr>
+            <w:r/>
+            <w:r>
+              <w:rPr>
+                <w:rFonts w:ascii="Times New Roman" w:hAnsi="Times New Roman"/>
+                <w:sz w:val="22"/>
+              </w:rPr>
+              <w:t>2</w:t>
+            </w:r>
+          </w:p>
+        </w:tc>
+        <w:tc>
+          <w:tcPr>
+            <w:tcW w:type="dxa" w:w="1606"/>
+          </w:tcPr>
+          <w:p>
+            <w:pPr>
+              <w:spacing w:line="240" w:lineRule="auto" w:after="0"/>
+              <w:ind w:firstLine="0"/>
+              <w:jc w:val="left"/>
+            </w:pPr>
+            <w:r/>
+            <w:r>
+              <w:rPr>
+                <w:rFonts w:ascii="Times New Roman" w:hAnsi="Times New Roman"/>
+                <w:sz w:val="22"/>
+              </w:rPr>
+              <w:t>96</w:t>
+            </w:r>
+          </w:p>
+        </w:tc>
+        <w:tc>
+          <w:tcPr>
+            <w:tcW w:type="dxa" w:w="1606"/>
+          </w:tcPr>
+          <w:p>
+            <w:pPr>
+              <w:spacing w:line="240" w:lineRule="auto" w:after="0"/>
+              <w:ind w:firstLine="0"/>
+              <w:jc w:val="left"/>
+            </w:pPr>
+            <w:r/>
+            <w:r>
+              <w:rPr>
+                <w:rFonts w:ascii="Times New Roman" w:hAnsi="Times New Roman"/>
+                <w:sz w:val="22"/>
+              </w:rPr>
+              <w:t>520</w:t>
+            </w:r>
+          </w:p>
+        </w:tc>
+        <w:tc>
+          <w:tcPr>
+            <w:tcW w:type="dxa" w:w="1606"/>
+          </w:tcPr>
+          <w:p>
+            <w:pPr>
+              <w:spacing w:line="240" w:lineRule="auto" w:after="0"/>
+              <w:ind w:firstLine="0"/>
+              <w:jc w:val="left"/>
+            </w:pPr>
+            <w:r/>
+            <w:r>
+              <w:rPr>
+                <w:rFonts w:ascii="Times New Roman" w:hAnsi="Times New Roman"/>
+                <w:sz w:val="22"/>
+              </w:rPr>
+              <w:t>20</w:t>
+            </w:r>
+          </w:p>
+        </w:tc>
+        <w:tc>
+          <w:tcPr>
+            <w:tcW w:type="dxa" w:w="1606"/>
+          </w:tcPr>
+          <w:p>
+            <w:pPr>
+              <w:spacing w:line="240" w:lineRule="auto" w:after="0"/>
+              <w:ind w:firstLine="0"/>
+              <w:jc w:val="left"/>
+            </w:pPr>
+            <w:r/>
+            <w:r>
+              <w:rPr>
+                <w:rFonts w:ascii="Times New Roman" w:hAnsi="Times New Roman"/>
+                <w:sz w:val="22"/>
+              </w:rPr>
+              <w:t>192</w:t>
+            </w:r>
+          </w:p>
+        </w:tc>
+      </w:tr>
+      <w:tr>
+        <w:tc>
+          <w:tcPr>
+            <w:tcW w:type="dxa" w:w="1606"/>
+          </w:tcPr>
+          <w:p>
+            <w:pPr>
+              <w:spacing w:line="240" w:lineRule="auto" w:after="0"/>
+              <w:ind w:firstLine="0"/>
+              <w:jc w:val="left"/>
+            </w:pPr>
+            <w:r/>
+            <w:r>
+              <w:rPr>
+                <w:rFonts w:ascii="Times New Roman" w:hAnsi="Times New Roman"/>
+                <w:sz w:val="22"/>
+              </w:rPr>
+              <w:t>USB</w:t>
+            </w:r>
+          </w:p>
+        </w:tc>
+        <w:tc>
+          <w:tcPr>
+            <w:tcW w:type="dxa" w:w="1606"/>
+          </w:tcPr>
+          <w:p>
+            <w:pPr>
+              <w:spacing w:line="240" w:lineRule="auto" w:after="0"/>
+              <w:ind w:firstLine="0"/>
+              <w:jc w:val="left"/>
+            </w:pPr>
+            <w:r/>
+            <w:r>
+              <w:rPr>
+                <w:rFonts w:ascii="Times New Roman" w:hAnsi="Times New Roman"/>
+                <w:sz w:val="22"/>
+              </w:rPr>
+              <w:t>нет</w:t>
+            </w:r>
+          </w:p>
+        </w:tc>
+        <w:tc>
+          <w:tcPr>
+            <w:tcW w:type="dxa" w:w="1606"/>
+          </w:tcPr>
+          <w:p>
+            <w:pPr>
+              <w:spacing w:line="240" w:lineRule="auto" w:after="0"/>
+              <w:ind w:firstLine="0"/>
+              <w:jc w:val="left"/>
+            </w:pPr>
+            <w:r/>
+            <w:r>
+              <w:rPr>
+                <w:rFonts w:ascii="Times New Roman" w:hAnsi="Times New Roman"/>
+                <w:sz w:val="22"/>
+              </w:rPr>
+              <w:t>есть FS</w:t>
+            </w:r>
+          </w:p>
+        </w:tc>
+        <w:tc>
+          <w:tcPr>
+            <w:tcW w:type="dxa" w:w="1606"/>
+          </w:tcPr>
+          <w:p>
+            <w:pPr>
+              <w:spacing w:line="240" w:lineRule="auto" w:after="0"/>
+              <w:ind w:firstLine="0"/>
+              <w:jc w:val="left"/>
+            </w:pPr>
+            <w:r/>
+            <w:r>
+              <w:rPr>
+                <w:rFonts w:ascii="Times New Roman" w:hAnsi="Times New Roman"/>
+                <w:sz w:val="22"/>
+              </w:rPr>
+              <w:t>нет</w:t>
+            </w:r>
+          </w:p>
+        </w:tc>
+        <w:tc>
+          <w:tcPr>
+            <w:tcW w:type="dxa" w:w="1606"/>
+          </w:tcPr>
+          <w:p>
+            <w:pPr>
+              <w:spacing w:line="240" w:lineRule="auto" w:after="0"/>
+              <w:ind w:firstLine="0"/>
+              <w:jc w:val="left"/>
+            </w:pPr>
+            <w:r/>
+            <w:r>
+              <w:rPr>
+                <w:rFonts w:ascii="Times New Roman" w:hAnsi="Times New Roman"/>
+                <w:sz w:val="22"/>
+              </w:rPr>
+              <w:t>есть FS</w:t>
+            </w:r>
+          </w:p>
+        </w:tc>
+        <w:tc>
+          <w:tcPr>
+            <w:tcW w:type="dxa" w:w="1606"/>
+          </w:tcPr>
+          <w:p>
+            <w:pPr>
+              <w:spacing w:line="240" w:lineRule="auto" w:after="0"/>
+              <w:ind w:firstLine="0"/>
+              <w:jc w:val="left"/>
+            </w:pPr>
+            <w:r/>
+            <w:r>
+              <w:rPr>
+                <w:rFonts w:ascii="Times New Roman" w:hAnsi="Times New Roman"/>
+                <w:sz w:val="22"/>
+              </w:rPr>
+              <w:t>есть FS/HS</w:t>
+            </w:r>
+          </w:p>
+        </w:tc>
+      </w:tr>
+      <w:tr>
+        <w:tc>
+          <w:tcPr>
+            <w:tcW w:type="dxa" w:w="1606"/>
+          </w:tcPr>
+          <w:p>
+            <w:pPr>
+              <w:spacing w:line="240" w:lineRule="auto" w:after="0"/>
+              <w:ind w:firstLine="0"/>
+              <w:jc w:val="left"/>
+            </w:pPr>
+            <w:r/>
+            <w:r>
+              <w:rPr>
+                <w:rFonts w:ascii="Times New Roman" w:hAnsi="Times New Roman"/>
+                <w:sz w:val="22"/>
+              </w:rPr>
+              <w:t>Криптоблок</w:t>
+            </w:r>
+          </w:p>
+        </w:tc>
+        <w:tc>
+          <w:tcPr>
+            <w:tcW w:type="dxa" w:w="1606"/>
+          </w:tcPr>
+          <w:p>
+            <w:pPr>
+              <w:spacing w:line="240" w:lineRule="auto" w:after="0"/>
+              <w:ind w:firstLine="0"/>
+              <w:jc w:val="left"/>
+            </w:pPr>
+            <w:r/>
+            <w:r>
+              <w:rPr>
+                <w:rFonts w:ascii="Times New Roman" w:hAnsi="Times New Roman"/>
+                <w:sz w:val="22"/>
+              </w:rPr>
+              <w:t>нет</w:t>
+            </w:r>
+          </w:p>
+        </w:tc>
+        <w:tc>
+          <w:tcPr>
+            <w:tcW w:type="dxa" w:w="1606"/>
+          </w:tcPr>
+          <w:p>
+            <w:pPr>
+              <w:spacing w:line="240" w:lineRule="auto" w:after="0"/>
+              <w:ind w:firstLine="0"/>
+              <w:jc w:val="left"/>
+            </w:pPr>
+            <w:r/>
+            <w:r>
+              <w:rPr>
+                <w:rFonts w:ascii="Times New Roman" w:hAnsi="Times New Roman"/>
+                <w:sz w:val="22"/>
+              </w:rPr>
+              <w:t>нет</w:t>
+            </w:r>
+          </w:p>
+        </w:tc>
+        <w:tc>
+          <w:tcPr>
+            <w:tcW w:type="dxa" w:w="1606"/>
+          </w:tcPr>
+          <w:p>
+            <w:pPr>
+              <w:spacing w:line="240" w:lineRule="auto" w:after="0"/>
+              <w:ind w:firstLine="0"/>
+              <w:jc w:val="left"/>
+            </w:pPr>
+            <w:r/>
+            <w:r>
+              <w:rPr>
+                <w:rFonts w:ascii="Times New Roman" w:hAnsi="Times New Roman"/>
+                <w:sz w:val="22"/>
+              </w:rPr>
+              <w:t>AES, SHA, RSA</w:t>
+            </w:r>
+          </w:p>
+        </w:tc>
+        <w:tc>
+          <w:tcPr>
+            <w:tcW w:type="dxa" w:w="1606"/>
+          </w:tcPr>
+          <w:p>
+            <w:pPr>
+              <w:spacing w:line="240" w:lineRule="auto" w:after="0"/>
+              <w:ind w:firstLine="0"/>
+              <w:jc w:val="left"/>
+            </w:pPr>
+            <w:r/>
+            <w:r>
+              <w:rPr>
+                <w:rFonts w:ascii="Times New Roman" w:hAnsi="Times New Roman"/>
+                <w:sz w:val="22"/>
+              </w:rPr>
+              <w:t>нет</w:t>
+            </w:r>
+          </w:p>
+        </w:tc>
+        <w:tc>
+          <w:tcPr>
+            <w:tcW w:type="dxa" w:w="1606"/>
+          </w:tcPr>
+          <w:p>
+            <w:pPr>
+              <w:spacing w:line="240" w:lineRule="auto" w:after="0"/>
+              <w:ind w:firstLine="0"/>
+              <w:jc w:val="left"/>
+            </w:pPr>
+            <w:r/>
+            <w:r>
+              <w:rPr>
+                <w:rFonts w:ascii="Times New Roman" w:hAnsi="Times New Roman"/>
+                <w:sz w:val="22"/>
+              </w:rPr>
+              <w:t>AES, HASH, RNG</w:t>
+            </w:r>
+          </w:p>
+        </w:tc>
+      </w:tr>
+      <w:tr>
+        <w:tc>
+          <w:tcPr>
+            <w:tcW w:type="dxa" w:w="1606"/>
+          </w:tcPr>
+          <w:p>
+            <w:pPr>
+              <w:spacing w:line="240" w:lineRule="auto" w:after="0"/>
+              <w:ind w:firstLine="0"/>
+              <w:jc w:val="left"/>
+            </w:pPr>
+            <w:r/>
+            <w:r>
+              <w:rPr>
+                <w:rFonts w:ascii="Times New Roman" w:hAnsi="Times New Roman"/>
+                <w:sz w:val="22"/>
+              </w:rPr>
+              <w:t>Цена, у.е.</w:t>
+            </w:r>
+          </w:p>
+        </w:tc>
+        <w:tc>
+          <w:tcPr>
+            <w:tcW w:type="dxa" w:w="1606"/>
+          </w:tcPr>
+          <w:p>
+            <w:pPr>
+              <w:spacing w:line="240" w:lineRule="auto" w:after="0"/>
+              <w:ind w:firstLine="0"/>
+              <w:jc w:val="left"/>
+            </w:pPr>
+            <w:r/>
+            <w:r>
+              <w:rPr>
+                <w:rFonts w:ascii="Times New Roman" w:hAnsi="Times New Roman"/>
+                <w:sz w:val="22"/>
+              </w:rPr>
+              <w:t>5–10</w:t>
+            </w:r>
+          </w:p>
+        </w:tc>
+        <w:tc>
+          <w:tcPr>
+            <w:tcW w:type="dxa" w:w="1606"/>
+          </w:tcPr>
+          <w:p>
+            <w:pPr>
+              <w:spacing w:line="240" w:lineRule="auto" w:after="0"/>
+              <w:ind w:firstLine="0"/>
+              <w:jc w:val="left"/>
+            </w:pPr>
+            <w:r/>
+            <w:r>
+              <w:rPr>
+                <w:rFonts w:ascii="Times New Roman" w:hAnsi="Times New Roman"/>
+                <w:sz w:val="22"/>
+              </w:rPr>
+              <w:t>25–35</w:t>
+            </w:r>
+          </w:p>
+        </w:tc>
+        <w:tc>
+          <w:tcPr>
+            <w:tcW w:type="dxa" w:w="1606"/>
+          </w:tcPr>
+          <w:p>
+            <w:pPr>
+              <w:spacing w:line="240" w:lineRule="auto" w:after="0"/>
+              <w:ind w:firstLine="0"/>
+              <w:jc w:val="left"/>
+            </w:pPr>
+            <w:r/>
+            <w:r>
+              <w:rPr>
+                <w:rFonts w:ascii="Times New Roman" w:hAnsi="Times New Roman"/>
+                <w:sz w:val="22"/>
+              </w:rPr>
+              <w:t>5–10</w:t>
+            </w:r>
+          </w:p>
+        </w:tc>
+        <w:tc>
+          <w:tcPr>
+            <w:tcW w:type="dxa" w:w="1606"/>
+          </w:tcPr>
+          <w:p>
+            <w:pPr>
+              <w:spacing w:line="240" w:lineRule="auto" w:after="0"/>
+              <w:ind w:firstLine="0"/>
+              <w:jc w:val="left"/>
+            </w:pPr>
+            <w:r/>
+            <w:r>
+              <w:rPr>
+                <w:rFonts w:ascii="Times New Roman" w:hAnsi="Times New Roman"/>
+                <w:sz w:val="22"/>
+              </w:rPr>
+              <w:t>3–6</w:t>
+            </w:r>
+          </w:p>
+        </w:tc>
+        <w:tc>
+          <w:tcPr>
+            <w:tcW w:type="dxa" w:w="1606"/>
+          </w:tcPr>
+          <w:p>
+            <w:pPr>
+              <w:spacing w:line="240" w:lineRule="auto" w:after="0"/>
+              <w:ind w:firstLine="0"/>
+              <w:jc w:val="left"/>
+            </w:pPr>
+            <w:r/>
+            <w:r>
+              <w:rPr>
+                <w:rFonts w:ascii="Times New Roman" w:hAnsi="Times New Roman"/>
+                <w:sz w:val="22"/>
+              </w:rPr>
+              <w:t>15–25</w:t>
+            </w:r>
+          </w:p>
+        </w:tc>
+      </w:tr>
+    </w:tbl>
     <w:p>
       <w:pPr>
         <w:spacing w:line="360" w:lineRule="auto" w:after="0" w:before="0"/>
@@ -1432,7 +2374,7 @@
           <w:rFonts w:ascii="Times New Roman" w:hAnsi="Times New Roman"/>
           <w:sz w:val="28"/>
         </w:rPr>
-        <w:t>Логическая схема обмена на примере подписи файла: ПК считывает файл, вычисляет belt-hash, формирует CMD_SIGN с 32 байтами хэша, получает 48-байтную подпись, сохраняет в .sig. Для проверки — CMD_VERIFY с хэшем, подписью и открытым ключом.</w:t>
+        <w:t>Arduino Uno исключается сразу: подпись на 256-битной эллиптической кривой требует 4 КБ ОЗУ, что превышает весь его объём, и плата не имеет USB. Arduino Due по характеристикам подошла бы, но цена избыточна, а её ресурсов слишком много. ESP32 содержит криптоблок, но его ускорители рассчитаны на AES и RSA и не помогают belt с bign; кроме того, у ESP32 нет аппаратного USB. STM32F407VGT6 ускорил бы подпись благодаря FPU, но плата заметно дороже.</w:t>
       </w:r>
     </w:p>
     <w:p>
@@ -1446,21 +2388,7 @@
           <w:rFonts w:ascii="Times New Roman" w:hAnsi="Times New Roman"/>
           <w:sz w:val="28"/>
         </w:rPr>
-        <w:t>Архитектура прошивки: слой HAL (тактирование, USB, Flash); слой USB CDC от STM32CubeMX с кольцевым буфером приёма; usb_protocol — парсер и диспетчер команд; crypto_stb — обёртка над bee2; key_storage — Flash; rng_stm32 — PRNG.</w:t>
-      </w:r>
-    </w:p>
-    <w:p>
-      <w:pPr>
-        <w:spacing w:line="360" w:lineRule="auto" w:after="0" w:before="0"/>
-        <w:ind w:firstLine="709"/>
-        <w:jc w:val="both"/>
-      </w:pPr>
-      <w:r>
-        <w:rPr>
-          <w:rFonts w:ascii="Times New Roman" w:hAnsi="Times New Roman"/>
-          <w:sz w:val="28"/>
-        </w:rPr>
-        <w:t>Архитектура ПО на ПК: belt_hash.py, belt.py (реализации СТБ 34.101.31); stm32_protocol.py (клиент USB CDC); stm32_sign_tool.py (графическое приложение Tkinter). Модульная архитектура облегчает тестирование: каждый модуль проверяется автономно по тестовым векторам стандартов.</w:t>
+        <w:t>STM32F103C8T6 (72 МГц, 64 КБ флеш, 20 КБ ОЗУ, USB Full Speed) — оптимальный компромисс. Десять каналов 12-разрядного АЦП используются как источник энтропии, 96-битный идентификатор кристалла даёт серийный номер устройства. Памяти достаточно для bee2 (≈22 КБ), стека USB и прикладного кода, а 32-разрядное ядро обеспечивает время подписи bign около 42 мс. Плата STM32 Smart V2.0 на этом чипе имеет кварц 8 МГц для PLL до 72 МГц, разъём micro-USB, два светодиода и SWD; стоит не более 10 у.е.</w:t>
       </w:r>
     </w:p>
     <w:p>
@@ -1475,7 +2403,7 @@
           <w:b/>
           <w:sz w:val="28"/>
         </w:rPr>
-        <w:t>2.2 Выбор и характеристика микроконтроллерной платформы</w:t>
+        <w:t>2.2 Общая структура программно-аппаратного комплекса</w:t>
       </w:r>
     </w:p>
     <w:p>
@@ -1489,7 +2417,7 @@
           <w:rFonts w:ascii="Times New Roman" w:hAnsi="Times New Roman"/>
           <w:sz w:val="28"/>
         </w:rPr>
-        <w:t>Микроконтроллер STM32F103C8T6 (STMicroelectronics) выбран по совокупности критериев: доступность, встроенный USB Full Speed, достаточные вычислительные ресурсы, развитая поддержка средств разработки.</w:t>
+        <w:t>Разрабатываемый комплекс состоит из двух частей. Аппаратный модуль на STM32F103C8T6 подключается к компьютеру через USB и играет роль защищённого исполнителя криптографических операций. Программа на компьютере управляет работой устройства, организует обмен и предоставляет пользовательский интерфейс. Между ними двусторонний канал в схеме «запрос — ответ»; разделение ответственности основано на принципе минимизации доверенной зоны. Компьютер занимается всем, что не требует доступа к закрытому ключу: пользовательский интерфейс, чтение файлов, belt-hash для больших объёмов, отображение результатов, хранение открытых ключей корреспондентов. На устройстве — операции, требующие закрытого ключа или защищённого формирования случайных данных: выработка и хранение ключевой пары bign, формирование и проверка ЭЦП, шифрование и расшифрование в belt-CBC.</w:t>
       </w:r>
     </w:p>
     <w:p>
@@ -1503,7 +2431,7 @@
           <w:rFonts w:ascii="Times New Roman" w:hAnsi="Times New Roman"/>
           <w:sz w:val="28"/>
         </w:rPr>
-        <w:t>Характеристики: ядро ARM Cortex-M3 до 72 МГц; Flash 64 КБ (страница 1 КБ); SRAM 20 КБ; периферия — USB 2.0 Full Speed, UART, I²C, SPI, до 10 каналов 12-битного АЦП, RTC, до 37 GPIO; корпус LQFP-48; питание 2,0…3,6 В.</w:t>
+        <w:t>Типовой сценарий подписания файла: пользователь выбирает файл, программа читает его и вычисляет 32-байтовый belt-hash, затем отправляет на устройство команду формирования подписи. Устройство загружает закрытый ключ, выполняет bign-sign2 и возвращает 48 байт подписи. Программа сохраняет её в .sig.</w:t>
       </w:r>
     </w:p>
     <w:p>
@@ -1517,7 +2445,7 @@
           <w:rFonts w:ascii="Times New Roman" w:hAnsi="Times New Roman"/>
           <w:sz w:val="28"/>
         </w:rPr>
-        <w:t>Преимущества: встроенный USB Full Speed избавляет от моста USB-UART; объём Flash 64 КБ достаточен (bee2 ~22 КБ + USB-стек и прикладной слой ~25 КБ); SRAM 20 КБ вмещает контексты bee2 (≤ 4 КБ для bignSign2), буферы USB и кольцевой буфер 4 КБ; 32-разрядное ядро Cortex-M3 эффективно для арифметики больших чисел.</w:t>
+        <w:t>Внутренняя архитектура прошивки слоистая. Нижний слой — функции HAL из STM32CubeMX, над ними стек USB CDC. Прикладные модули: usb_protocol разбирает поступающие пакеты и вызывает обработчики; crypto_stb — обёртка над bee2; key_storage организует чтение и запись ключевой пары; rng_stm32 формирует псевдослучайные байты.</w:t>
       </w:r>
     </w:p>
     <w:p>
@@ -1531,35 +2459,7 @@
           <w:rFonts w:ascii="Times New Roman" w:hAnsi="Times New Roman"/>
           <w:sz w:val="28"/>
         </w:rPr>
-        <w:t>Ограничения: отсутствие аппаратного RNG (компенсируется программным расширителем энтропии); отсутствие криптоблока (скорость belt-hash ≈ 1,1 МБ/с, подпись bign-128 ≈ 42 мс — приемлемо); ограниченная скорость стирания Flash (~40 мс на страницу).</w:t>
-      </w:r>
-    </w:p>
-    <w:p>
-      <w:pPr>
-        <w:spacing w:line="360" w:lineRule="auto" w:after="0" w:before="0"/>
-        <w:ind w:firstLine="709"/>
-        <w:jc w:val="both"/>
-      </w:pPr>
-      <w:r>
-        <w:rPr>
-          <w:rFonts w:ascii="Times New Roman" w:hAnsi="Times New Roman"/>
-          <w:sz w:val="28"/>
-        </w:rPr>
-        <w:t>Плата STM32 Smart V2.0: кварц 8 МГц (PLL ×9 → 72 МГц SYSCLK; USB 48 МГц через делитель 1.5); разъём micro-USB на PA11/PA12 с подтягивающим резистором 1,5 кОм; светодиоды PC13, PA1; SWD-разъём для ST-Link.</w:t>
-      </w:r>
-    </w:p>
-    <w:p>
-      <w:pPr>
-        <w:spacing w:line="360" w:lineRule="auto" w:after="0" w:before="0"/>
-        <w:ind w:firstLine="709"/>
-        <w:jc w:val="both"/>
-      </w:pPr>
-      <w:r>
-        <w:rPr>
-          <w:rFonts w:ascii="Times New Roman" w:hAnsi="Times New Roman"/>
-          <w:sz w:val="28"/>
-        </w:rPr>
-        <w:t>Совокупность характеристик делает STM32F103C8T6 на плате STM32 Smart V2.0 оптимальной платформой для учебного криптомодуля с USB.</w:t>
+        <w:t>ПО на компьютере построено по тому же принципу. belt_hash.py содержит реализацию belt-hash на Python; belt.py — belt в ECB и CBC; stm32_protocol.py — класс STM32CryptoDevice, инкапсулирующий обмен по виртуальному порту; stm32_sign_tool.py — графическое приложение на Tkinter.</w:t>
       </w:r>
     </w:p>
     <w:p>
@@ -1588,7 +2488,7 @@
           <w:rFonts w:ascii="Times New Roman" w:hAnsi="Times New Roman"/>
           <w:sz w:val="28"/>
         </w:rPr>
-        <w:t>USB выбран физическим каналом: USB — стандартный интерфейс для подключения периферии к ПК; обеспечивает питание устройства от шины +5 В; USB Full Speed (12 Мбит/с) даёт пропускную способность с большим запасом.</w:t>
+        <w:t>В качестве физического канала между устройством и компьютером выбран USB. Шина USB присутствует на любом современном компьютере, питание устройство получает по той же шине, а пропускной способности Full Speed в 12 Мбит/с с большим запасом достаточно для комплекса.</w:t>
       </w:r>
     </w:p>
     <w:p>
@@ -1602,7 +2502,7 @@
           <w:rFonts w:ascii="Times New Roman" w:hAnsi="Times New Roman"/>
           <w:sz w:val="28"/>
         </w:rPr>
-        <w:t>USB — многоуровневый протокол. Физический уровень (D+/D−, NRZI-кодирование) реализуется трансивером STM32. Над ним протокольные уровни: пакеты, транзакции, передачи четырёх типов (control, bulk, interrupt, isochronous).</w:t>
+        <w:t>Сам USB — многоуровневый протокол. На физическом уровне используются две сигнальные линии D+ и D− с кодированием NRZI; их обработку выполняет встроенный в микроконтроллер приёмопередатчик. Над физическим уровнем выстроены уровни пакетов, транзакций и передач. Стандарт предусматривает четыре типа передач: управляющие, массовые (bulk), прерываний и изохронные.</w:t>
       </w:r>
     </w:p>
     <w:p>
@@ -1616,7 +2516,7 @@
           <w:rFonts w:ascii="Times New Roman" w:hAnsi="Times New Roman"/>
           <w:sz w:val="28"/>
         </w:rPr>
-        <w:t>Класс USB CDC ACM использует обмен потоком байтов через две bulk-конечные точки (OUT и IN). На стороне ПК это виртуальный COM-порт (/dev/ttyACM0 в Linux, COMx в Windows). Размер пакета CDC — 64 байта; прошивка обеспечивает асинхронный приём в кольцевой буфер 4 КБ.</w:t>
+        <w:t>Для обмена с компьютером выбран класс Communications Device Class в режиме абстрактной модели управления (CDC ACM): он предоставляет операционной системе виртуальный последовательный порт (в Linux — /dev/ttyACM0, в Windows — COMx). Все основные ОС содержат встроенный драйвер CDC ACM, и установка дополнительного ПО не требуется.</w:t>
       </w:r>
     </w:p>
     <w:p>
@@ -1630,7 +2530,7 @@
           <w:rFonts w:ascii="Times New Roman" w:hAnsi="Times New Roman"/>
           <w:sz w:val="28"/>
         </w:rPr>
-        <w:t>Линейные параметры (скорость, чётность) на физическом уровне не влияют, но для совместимости устройство принимает и сохраняет их (SET_LINE_CODING, GET_LINE_CODING).</w:t>
+        <w:t>Обмен ведётся через две массовые конечные точки с размером пакета 64 байта. Внутри прошивки получаемые байты складываются в кольцевой буфер 4 КБ, что позволяет принимать данные асинхронно. Дескрипторы устройства настроены индивидуально: VID = 0x0483, PID = 0x5740, серийный номер из 96-битного идентификатора кристалла.</w:t>
       </w:r>
     </w:p>
     <w:p>
@@ -1644,21 +2544,7 @@
           <w:rFonts w:ascii="Times New Roman" w:hAnsi="Times New Roman"/>
           <w:sz w:val="28"/>
         </w:rPr>
-        <w:t>D+ имеет подтягивающий резистор 1,5 кОм к +3,3 В, что вызывает у хоста реакцию «подключено устройство Full Speed». Дескрипторы кастомизированы: VID = 0x0483, PID = 0x5740; строка-производитель «BSU CryptoLab»; строка-устройство «STB-CryptoModule USB»; серийный номер формируется из UID кристалла.</w:t>
-      </w:r>
-    </w:p>
-    <w:p>
-      <w:pPr>
-        <w:spacing w:line="360" w:lineRule="auto" w:after="0" w:before="0"/>
-        <w:ind w:firstLine="709"/>
-        <w:jc w:val="both"/>
-      </w:pPr>
-      <w:r>
-        <w:rPr>
-          <w:rFonts w:ascii="Times New Roman" w:hAnsi="Times New Roman"/>
-          <w:sz w:val="28"/>
-        </w:rPr>
-        <w:t>Альтернативы (UART через FTDI/CH340, BLE, HID) отброшены в пользу USB CDC как наиболее простого и стандартизованного решения без установки драйверов.</w:t>
+        <w:t>Альтернативы (UART через FTDI/CH340, Bluetooth LE, USB HID) отвергнуты: UART требует драйвер и удорожает устройство; Bluetooth усложняет схему и привносит уязвимости беспроводного канала; HID имеет жёсткие ограничения на размер пакета.</w:t>
       </w:r>
     </w:p>
     <w:p>
@@ -1687,7 +2573,7 @@
           <w:rFonts w:ascii="Times New Roman" w:hAnsi="Times New Roman"/>
           <w:sz w:val="28"/>
         </w:rPr>
-        <w:t>Поверх потока байтов USB CDC определён собственный кадрированный протокол. USB CDC не предоставляет понятия «сообщение», без явного кадрирования невозможно достоверно определить границы запросов.</w:t>
+        <w:t>Класс USB CDC ACM передаёт между устройством и компьютером не сообщения, а поток байтов. Чтобы выделять из него отдельные запросы и ответы, поверх потока необходим собственный кадрированный протокол. В разработанном комплексе он реализован максимально просто.</w:t>
       </w:r>
     </w:p>
     <w:p>
@@ -1701,7 +2587,7 @@
           <w:rFonts w:ascii="Times New Roman" w:hAnsi="Times New Roman"/>
           <w:sz w:val="28"/>
         </w:rPr>
-        <w:t>Пакет запроса от ПК: байт 0 — CMD; байты 1–2 — LEN (little-endian); байты 3…3+LEN−1 — DATA. Пакет ответа: байт 0 — STATUS (0xAA — успех, 0xFF — ошибка); далее LEN и DATA.</w:t>
+        <w:t>Запрос имеет вид трёх полей: код команды CMD (1 байт), длина данных LEN (2 байта, младший первым) и собственно данные DATA длиной LEN байт. Ответ начинается со статуса STATUS (1 байт: 0xAA — успех, 0xFF — ошибка), за ним следуют LEN и DATA с тем же смыслом. Все команды протокола приведены в таблице 2.2.</w:t>
       </w:r>
     </w:p>
     <w:p>
@@ -1715,7 +2601,7 @@
           <w:rFonts w:ascii="Times New Roman" w:hAnsi="Times New Roman"/>
           <w:sz w:val="28"/>
         </w:rPr>
-        <w:t>Таблица 2.1 — Команды протокола USB CDC</w:t>
+        <w:t>Таблица 2.2 — Команды протокола USB CDC</w:t>
       </w:r>
     </w:p>
     <w:tbl>
@@ -1747,7 +2633,7 @@
               <w:rPr>
                 <w:rFonts w:ascii="Times New Roman" w:hAnsi="Times New Roman"/>
                 <w:b/>
-                <w:sz w:val="24"/>
+                <w:sz w:val="22"/>
               </w:rPr>
               <w:t>Код</w:t>
             </w:r>
@@ -1768,7 +2654,7 @@
               <w:rPr>
                 <w:rFonts w:ascii="Times New Roman" w:hAnsi="Times New Roman"/>
                 <w:b/>
-                <w:sz w:val="24"/>
+                <w:sz w:val="22"/>
               </w:rPr>
               <w:t>Команда</w:t>
             </w:r>
@@ -1789,7 +2675,7 @@
               <w:rPr>
                 <w:rFonts w:ascii="Times New Roman" w:hAnsi="Times New Roman"/>
                 <w:b/>
-                <w:sz w:val="24"/>
+                <w:sz w:val="22"/>
               </w:rPr>
               <w:t>Тело запроса</w:t>
             </w:r>
@@ -1810,7 +2696,7 @@
               <w:rPr>
                 <w:rFonts w:ascii="Times New Roman" w:hAnsi="Times New Roman"/>
                 <w:b/>
-                <w:sz w:val="24"/>
+                <w:sz w:val="22"/>
               </w:rPr>
               <w:t>Тело успешного ответа</w:t>
             </w:r>
@@ -1832,7 +2718,7 @@
             <w:r>
               <w:rPr>
                 <w:rFonts w:ascii="Times New Roman" w:hAnsi="Times New Roman"/>
-                <w:sz w:val="24"/>
+                <w:sz w:val="22"/>
               </w:rPr>
               <w:t>0x00</w:t>
             </w:r>
@@ -1852,7 +2738,7 @@
             <w:r>
               <w:rPr>
                 <w:rFonts w:ascii="Times New Roman" w:hAnsi="Times New Roman"/>
-                <w:sz w:val="24"/>
+                <w:sz w:val="22"/>
               </w:rPr>
               <w:t>CMD_PING</w:t>
             </w:r>
@@ -1872,9 +2758,9 @@
             <w:r>
               <w:rPr>
                 <w:rFonts w:ascii="Times New Roman" w:hAnsi="Times New Roman"/>
-                <w:sz w:val="24"/>
+                <w:sz w:val="22"/>
               </w:rPr>
-              <w:t>—</w:t>
+              <w:t>пусто</w:t>
             </w:r>
           </w:p>
         </w:tc>
@@ -1892,7 +2778,7 @@
             <w:r>
               <w:rPr>
                 <w:rFonts w:ascii="Times New Roman" w:hAnsi="Times New Roman"/>
-                <w:sz w:val="24"/>
+                <w:sz w:val="22"/>
               </w:rPr>
               <w:t>«BIGN1» (5 байт)</w:t>
             </w:r>
@@ -1914,7 +2800,7 @@
             <w:r>
               <w:rPr>
                 <w:rFonts w:ascii="Times New Roman" w:hAnsi="Times New Roman"/>
-                <w:sz w:val="24"/>
+                <w:sz w:val="22"/>
               </w:rPr>
               <w:t>0x01</w:t>
             </w:r>
@@ -1934,7 +2820,7 @@
             <w:r>
               <w:rPr>
                 <w:rFonts w:ascii="Times New Roman" w:hAnsi="Times New Roman"/>
-                <w:sz w:val="24"/>
+                <w:sz w:val="22"/>
               </w:rPr>
               <w:t>CMD_SIGN</w:t>
             </w:r>
@@ -1954,7 +2840,7 @@
             <w:r>
               <w:rPr>
                 <w:rFonts w:ascii="Times New Roman" w:hAnsi="Times New Roman"/>
-                <w:sz w:val="24"/>
+                <w:sz w:val="22"/>
               </w:rPr>
               <w:t>32 байта belt-hash</w:t>
             </w:r>
@@ -1974,7 +2860,7 @@
             <w:r>
               <w:rPr>
                 <w:rFonts w:ascii="Times New Roman" w:hAnsi="Times New Roman"/>
-                <w:sz w:val="24"/>
+                <w:sz w:val="22"/>
               </w:rPr>
               <w:t>48 байт подписи bign-128</w:t>
             </w:r>
@@ -1996,7 +2882,7 @@
             <w:r>
               <w:rPr>
                 <w:rFonts w:ascii="Times New Roman" w:hAnsi="Times New Roman"/>
-                <w:sz w:val="24"/>
+                <w:sz w:val="22"/>
               </w:rPr>
               <w:t>0x02</w:t>
             </w:r>
@@ -2016,7 +2902,7 @@
             <w:r>
               <w:rPr>
                 <w:rFonts w:ascii="Times New Roman" w:hAnsi="Times New Roman"/>
-                <w:sz w:val="24"/>
+                <w:sz w:val="22"/>
               </w:rPr>
               <w:t>CMD_VERIFY</w:t>
             </w:r>
@@ -2036,9 +2922,9 @@
             <w:r>
               <w:rPr>
                 <w:rFonts w:ascii="Times New Roman" w:hAnsi="Times New Roman"/>
-                <w:sz w:val="24"/>
+                <w:sz w:val="22"/>
               </w:rPr>
-              <w:t>32+48+64 байт (hash, sig, pubkey)</w:t>
+              <w:t>32+48+64 байт</w:t>
             </w:r>
           </w:p>
         </w:tc>
@@ -2056,7 +2942,7 @@
             <w:r>
               <w:rPr>
                 <w:rFonts w:ascii="Times New Roman" w:hAnsi="Times New Roman"/>
-                <w:sz w:val="24"/>
+                <w:sz w:val="22"/>
               </w:rPr>
               <w:t>пусто</w:t>
             </w:r>
@@ -2078,7 +2964,7 @@
             <w:r>
               <w:rPr>
                 <w:rFonts w:ascii="Times New Roman" w:hAnsi="Times New Roman"/>
-                <w:sz w:val="24"/>
+                <w:sz w:val="22"/>
               </w:rPr>
               <w:t>0x03</w:t>
             </w:r>
@@ -2098,7 +2984,7 @@
             <w:r>
               <w:rPr>
                 <w:rFonts w:ascii="Times New Roman" w:hAnsi="Times New Roman"/>
-                <w:sz w:val="24"/>
+                <w:sz w:val="22"/>
               </w:rPr>
               <w:t>CMD_GET_PUBKEY</w:t>
             </w:r>
@@ -2118,9 +3004,9 @@
             <w:r>
               <w:rPr>
                 <w:rFonts w:ascii="Times New Roman" w:hAnsi="Times New Roman"/>
-                <w:sz w:val="24"/>
+                <w:sz w:val="22"/>
               </w:rPr>
-              <w:t>—</w:t>
+              <w:t>пусто</w:t>
             </w:r>
           </w:p>
         </w:tc>
@@ -2138,9 +3024,9 @@
             <w:r>
               <w:rPr>
                 <w:rFonts w:ascii="Times New Roman" w:hAnsi="Times New Roman"/>
-                <w:sz w:val="24"/>
+                <w:sz w:val="22"/>
               </w:rPr>
-              <w:t>публичный ключ (64 байта)</w:t>
+              <w:t>открытый ключ (64 байта)</w:t>
             </w:r>
           </w:p>
         </w:tc>
@@ -2160,7 +3046,7 @@
             <w:r>
               <w:rPr>
                 <w:rFonts w:ascii="Times New Roman" w:hAnsi="Times New Roman"/>
-                <w:sz w:val="24"/>
+                <w:sz w:val="22"/>
               </w:rPr>
               <w:t>0x04</w:t>
             </w:r>
@@ -2180,7 +3066,7 @@
             <w:r>
               <w:rPr>
                 <w:rFonts w:ascii="Times New Roman" w:hAnsi="Times New Roman"/>
-                <w:sz w:val="24"/>
+                <w:sz w:val="22"/>
               </w:rPr>
               <w:t>CMD_GEN_KEYPAIR</w:t>
             </w:r>
@@ -2200,9 +3086,9 @@
             <w:r>
               <w:rPr>
                 <w:rFonts w:ascii="Times New Roman" w:hAnsi="Times New Roman"/>
-                <w:sz w:val="24"/>
+                <w:sz w:val="22"/>
               </w:rPr>
-              <w:t>—</w:t>
+              <w:t>пусто</w:t>
             </w:r>
           </w:p>
         </w:tc>
@@ -2220,9 +3106,9 @@
             <w:r>
               <w:rPr>
                 <w:rFonts w:ascii="Times New Roman" w:hAnsi="Times New Roman"/>
-                <w:sz w:val="24"/>
+                <w:sz w:val="22"/>
               </w:rPr>
-              <w:t>новый публичный ключ (64 байт)</w:t>
+              <w:t>новый открытый ключ (64 байта)</w:t>
             </w:r>
           </w:p>
         </w:tc>
@@ -2242,7 +3128,7 @@
             <w:r>
               <w:rPr>
                 <w:rFonts w:ascii="Times New Roman" w:hAnsi="Times New Roman"/>
-                <w:sz w:val="24"/>
+                <w:sz w:val="22"/>
               </w:rPr>
               <w:t>0x05</w:t>
             </w:r>
@@ -2262,7 +3148,7 @@
             <w:r>
               <w:rPr>
                 <w:rFonts w:ascii="Times New Roman" w:hAnsi="Times New Roman"/>
-                <w:sz w:val="24"/>
+                <w:sz w:val="22"/>
               </w:rPr>
               <w:t>CMD_ENCRYPT</w:t>
             </w:r>
@@ -2282,9 +3168,9 @@
             <w:r>
               <w:rPr>
                 <w:rFonts w:ascii="Times New Roman" w:hAnsi="Times New Roman"/>
-                <w:sz w:val="24"/>
+                <w:sz w:val="22"/>
               </w:rPr>
-              <w:t>16(IV)+32(key)+N(plain)</w:t>
+              <w:t>16(IV)+32(ключ)+N</w:t>
             </w:r>
           </w:p>
         </w:tc>
@@ -2302,7 +3188,7 @@
             <w:r>
               <w:rPr>
                 <w:rFonts w:ascii="Times New Roman" w:hAnsi="Times New Roman"/>
-                <w:sz w:val="24"/>
+                <w:sz w:val="22"/>
               </w:rPr>
               <w:t>N байт шифртекста</w:t>
             </w:r>
@@ -2324,7 +3210,7 @@
             <w:r>
               <w:rPr>
                 <w:rFonts w:ascii="Times New Roman" w:hAnsi="Times New Roman"/>
-                <w:sz w:val="24"/>
+                <w:sz w:val="22"/>
               </w:rPr>
               <w:t>0x06</w:t>
             </w:r>
@@ -2344,7 +3230,7 @@
             <w:r>
               <w:rPr>
                 <w:rFonts w:ascii="Times New Roman" w:hAnsi="Times New Roman"/>
-                <w:sz w:val="24"/>
+                <w:sz w:val="22"/>
               </w:rPr>
               <w:t>CMD_DECRYPT</w:t>
             </w:r>
@@ -2364,9 +3250,9 @@
             <w:r>
               <w:rPr>
                 <w:rFonts w:ascii="Times New Roman" w:hAnsi="Times New Roman"/>
-                <w:sz w:val="24"/>
+                <w:sz w:val="22"/>
               </w:rPr>
-              <w:t>16(IV)+32(key)+N(cipher)</w:t>
+              <w:t>16(IV)+32(ключ)+N</w:t>
             </w:r>
           </w:p>
         </w:tc>
@@ -2384,7 +3270,7 @@
             <w:r>
               <w:rPr>
                 <w:rFonts w:ascii="Times New Roman" w:hAnsi="Times New Roman"/>
-                <w:sz w:val="24"/>
+                <w:sz w:val="22"/>
               </w:rPr>
               <w:t>N байт открытого текста</w:t>
             </w:r>
@@ -2406,7 +3292,7 @@
             <w:r>
               <w:rPr>
                 <w:rFonts w:ascii="Times New Roman" w:hAnsi="Times New Roman"/>
-                <w:sz w:val="24"/>
+                <w:sz w:val="22"/>
               </w:rPr>
               <w:t>0x07</w:t>
             </w:r>
@@ -2426,7 +3312,7 @@
             <w:r>
               <w:rPr>
                 <w:rFonts w:ascii="Times New Roman" w:hAnsi="Times New Roman"/>
-                <w:sz w:val="24"/>
+                <w:sz w:val="22"/>
               </w:rPr>
               <w:t>CMD_HASH</w:t>
             </w:r>
@@ -2446,7 +3332,7 @@
             <w:r>
               <w:rPr>
                 <w:rFonts w:ascii="Times New Roman" w:hAnsi="Times New Roman"/>
-                <w:sz w:val="24"/>
+                <w:sz w:val="22"/>
               </w:rPr>
               <w:t>произвольные данные</w:t>
             </w:r>
@@ -2466,7 +3352,7 @@
             <w:r>
               <w:rPr>
                 <w:rFonts w:ascii="Times New Roman" w:hAnsi="Times New Roman"/>
-                <w:sz w:val="24"/>
+                <w:sz w:val="22"/>
               </w:rPr>
               <w:t>32 байта belt-hash</w:t>
             </w:r>
@@ -2485,21 +3371,7 @@
           <w:rFonts w:ascii="Times New Roman" w:hAnsi="Times New Roman"/>
           <w:sz w:val="28"/>
         </w:rPr>
-        <w:t>Коды ошибок: ERR_BAD_LEN, ERR_BAD_CMD, ERR_INTERNAL, ERR_NO_KEY, ERR_BAD_SIG, ERR_BAD_KEY, ERR_RNG, ERR_FLASH.</w:t>
-      </w:r>
-    </w:p>
-    <w:p>
-      <w:pPr>
-        <w:spacing w:line="360" w:lineRule="auto" w:after="0" w:before="0"/>
-        <w:ind w:firstLine="709"/>
-        <w:jc w:val="both"/>
-      </w:pPr>
-      <w:r>
-        <w:rPr>
-          <w:rFonts w:ascii="Times New Roman" w:hAnsi="Times New Roman"/>
-          <w:sz w:val="28"/>
-        </w:rPr>
-        <w:t>Размер DATA ограничен USB_PROTO_MAX_PAYLOAD = 2048 байт. Семантика синхронная «запрос–ответ»; тайм-аут на стороне ПК — 10 с. Двухстадийный приём: обработчик CDC_Receive_FS кладёт байты в кольцевой буфер; основной цикл проверяет накопление кадра по LEN и вызывает диспетчер usb_protocol_handle.</w:t>
+        <w:t>При ошибке в поле DATA ответа помещается код (ERR_BAD_LEN, ERR_BAD_CMD, ERR_NO_KEY, ERR_BAD_SIG и т. п.). Максимальная длина DATA — 2048 байт; обмен синхронный (одна команда — один ответ), тайм-аут на стороне компьютера 10 с. В прошивке обработчик прерывания USB CDC помещает байты в кольцевой буфер, а основной цикл собирает полный кадр по полю LEN и вызывает диспетчер usb_protocol_handle.</w:t>
       </w:r>
     </w:p>
     <w:p>
@@ -2528,7 +3400,7 @@
           <w:rFonts w:ascii="Times New Roman" w:hAnsi="Times New Roman"/>
           <w:sz w:val="28"/>
         </w:rPr>
-        <w:t>Требования к безопасности формулируются с учётом модели нарушителя. Нарушитель имеет доступ к ПК на уровне приложения, может наблюдать USB-трафик и инициировать команды, но не имеет физического доступа к устройству; не обладает ресурсами для практических атак на алгоритмы СТБ.</w:t>
+        <w:t>Требования к безопасности комплекса формулируются с учётом модели нарушителя: он имеет доступ к компьютеру на уровне обычного приложения, может наблюдать USB-трафик и подавать любые команды протокола, но не имеет физического доступа к устройству и промышленного оборудования для извлечения содержимого флеш.</w:t>
       </w:r>
     </w:p>
     <w:p>
@@ -2542,7 +3414,7 @@
           <w:rFonts w:ascii="Times New Roman" w:hAnsi="Times New Roman"/>
           <w:sz w:val="28"/>
         </w:rPr>
-        <w:t>Конфиденциальность ключей. Закрытый ключ bign-128 не покидает энергонезависимую память микроконтроллера. Команд возврата закрытого ключа в протоколе нет.</w:t>
+        <w:t>Главное требование — конфиденциальность закрытого ключа. Закрытый ключ bign не должен покидать энергонезависимой памяти микроконтроллера; протокол не содержит команд возврата ключа наружу.</w:t>
       </w:r>
     </w:p>
     <w:p>
@@ -2556,7 +3428,7 @@
           <w:rFonts w:ascii="Times New Roman" w:hAnsi="Times New Roman"/>
           <w:sz w:val="28"/>
         </w:rPr>
-        <w:t>Целостность ключей. Запись во Flash защищена CRC-32; при загрузке проверяется и при повреждении ключ считается отсутствующим (CMD_GET_PUBKEY возвращает ERR_NO_KEY).</w:t>
+        <w:t>Второе требование — целостность ключей. Запись ключа во флеш защищена CRC-32. При каждом включении прошивка пересчитывает её и сравнивает с записанной. Если значения расходятся, ключ считается отсутствующим, и устройство возвращает ERR_NO_KEY.</w:t>
       </w:r>
     </w:p>
     <w:p>
@@ -2570,7 +3442,7 @@
           <w:rFonts w:ascii="Times New Roman" w:hAnsi="Times New Roman"/>
           <w:sz w:val="28"/>
         </w:rPr>
-        <w:t>Защищённость RNG. Источник энтропии формируется программно из нескольких независимых компонентов (UID, таймеры, АЦП). Сырые байты пропускаются через belt-hash, что криптостойко при ≥ 128 битах истинной энтропии.</w:t>
+        <w:t>Третье требование — источник случайности. Программный сборщик энтропии формирует ключевой материал из нескольких независимых источников: уникальный идентификатор кристалла, показания свободно работающих таймеров, младшие биты АЦП. Сырые байты пропускаются через belt-hash, что обеспечивает стойкость при наличии не менее 128 бит истинной энтропии.</w:t>
       </w:r>
     </w:p>
     <w:p>
@@ -2584,7 +3456,7 @@
           <w:rFonts w:ascii="Times New Roman" w:hAnsi="Times New Roman"/>
           <w:sz w:val="28"/>
         </w:rPr>
-        <w:t>Защита от подмены команд. Устройство защищает ключ, но не контролирует семантику подписываемых данных. Митигация — PIN или физическая кнопка подтверждения (перспективное расширение).</w:t>
+        <w:t>Устройство не контролирует семантику подписываемых данных: подписывается любой хеш, полученный по CMD_SIGN. В коммерческих устройствах эта особенность митигируется физической кнопкой подтверждения или PIN-кодом; в учебном варианте такие меры не реализованы.</w:t>
       </w:r>
     </w:p>
     <w:p>
@@ -2598,21 +3470,7 @@
           <w:rFonts w:ascii="Times New Roman" w:hAnsi="Times New Roman"/>
           <w:sz w:val="28"/>
         </w:rPr>
-        <w:t>Защита от побочных каналов. belt в bee2 — минимизированная утечка по таймингу. bignSign2 в детерминированном режиме исключает зависимость от RNG. Полный EMA/SPA/DPA-анализ — за рамками работы.</w:t>
-      </w:r>
-    </w:p>
-    <w:p>
-      <w:pPr>
-        <w:spacing w:line="360" w:lineRule="auto" w:after="0" w:before="0"/>
-        <w:ind w:firstLine="709"/>
-        <w:jc w:val="both"/>
-      </w:pPr>
-      <w:r>
-        <w:rPr>
-          <w:rFonts w:ascii="Times New Roman" w:hAnsi="Times New Roman"/>
-          <w:sz w:val="28"/>
-        </w:rPr>
-        <w:t>Защита от считывания прошивки. STM32F103 поддерживает Read-out Protection 0/1/2; уровень 1 в производственной версии предотвращает чтение Flash через JTAG/SWD. Для учебной отладки RDP не устанавливается.</w:t>
+        <w:t>Защита от считывания прошивки решается аппаратно: STM32F103C8T6 поддерживает три уровня Read-out Protection; в производственной версии выставляется уровень 1, блокирующий чтение флеш через JTAG и SWD.</w:t>
       </w:r>
     </w:p>
     <w:p>
@@ -2691,7 +3549,7 @@
           <w:rFonts w:ascii="Times New Roman" w:hAnsi="Times New Roman"/>
           <w:sz w:val="28"/>
         </w:rPr>
-        <w:t>Распространённые аппаратные криптоустройства с USB-интерфейсом: USB-токены (eToken, JaCarta, Rutoken, АвестКлюч), смарт-карты с USB-считывателями, USB-ключи защиты ПО (Sentinel HASP, Guardant), HSM в USB-исполнении. Архитектура схожая: специализированный микроконтроллер с защищённой памятью выполняет криптооперации по командам ПК.</w:t>
+        <w:t>Аппаратные криптографические устройства с USB-интерфейсом занимают сегодня обширную нишу на рынке средств защиты информации. К ним относятся USB-токены (eToken, JaCarta, Rutoken, АвестКлюч), смарт-карты с USB-считывателями, USB-ключи для защиты ПО (Sentinel HASP, Guardant) и компактные модули безопасности. Несмотря на различия в назначении, архитектурно они близки: специализированный микроконтроллер с защищённой памятью выполняет криптографические операции по командам с компьютера.</w:t>
       </w:r>
     </w:p>
     <w:p>
@@ -2705,7 +3563,7 @@
           <w:rFonts w:ascii="Times New Roman" w:hAnsi="Times New Roman"/>
           <w:sz w:val="28"/>
         </w:rPr>
-        <w:t>USB-токены — самый массовый класс. Применяются для аутентификации, формирования квалифицированной ЭЦП, защищённого хранения паролей. Производители в Беларуси и СНГ: Актив-Софт (Rutoken), Aladdin R.D. (JaCarta GOST, JaCarta PKI/BIO), НПУП «АГАТ-СИСТЕМ» (АвестКлюч 5, АвестКлюч 6). Эти устройства сертифицированы ОАЦ при Президенте Республики Беларусь для применения в государственных информационных системах.</w:t>
+        <w:t>USB-токены — самый распространённый класс таких устройств; они применяются для аутентификации пользователей, формирования квалифицированной ЭЦП и защищённого хранения паролей и сертификатов. В Беларуси и СНГ ведущие производители — «Актив-Софт» (Rutoken), Aladdin R.D. (JaCarta GOST, JaCarta PKI/BIO) и НПУП «АГАТ-СИСТЕМ» (АвестКлюч 5 и 6). Эти устройства сертифицированы Оперативно-аналитическим центром (ОАЦ) при Президенте и допущены к применению в государственных информационных системах.</w:t>
       </w:r>
     </w:p>
     <w:p>
@@ -2719,7 +3577,7 @@
           <w:rFonts w:ascii="Times New Roman" w:hAnsi="Times New Roman"/>
           <w:sz w:val="28"/>
         </w:rPr>
-        <w:t>Технически большинство USB-токенов построены на специализированных кристаллах смарт-карт (NXP SmartMX, Infineon SLE 78, Atmel ATSAM) с физической защитой. Программная среда — JavaCard, MULTOS или собственные ОС. Логически работают по APDU (ISO/IEC 7816-4), туннелируемому через USB CCID.</w:t>
+        <w:t>Технически большинство профессиональных USB-токенов построены на специализированных кристаллах смарт-карт (NXP SmartMX, Infineon SLE 78, Atmel ATSAM) с физической защитой и сертификацией Common Criteria EAL5+. Логически они общаются с компьютером по протоколу APDU (ISO/IEC 7816-4), туннелированному через USB CCID. Архитектурно близки к разрабатываемому устройству аппаратные кошельки криптовалют (Ledger Nano, Trezor): закрытый ключ генерируется и хранится внутри устройства, наружу передаётся только подпись.</w:t>
       </w:r>
     </w:p>
     <w:p>
@@ -2733,35 +3591,7 @@
           <w:rFonts w:ascii="Times New Roman" w:hAnsi="Times New Roman"/>
           <w:sz w:val="28"/>
         </w:rPr>
-        <w:t>Аппаратные модули безопасности (HSM): Thales Luna, Utimaco CryptoServer, Entrust nShield, «Криптотех». Обычно сетевые или PCIe; USB-исполнение (Luna Backup HSM USB G5, YubiHSM 2) встречается реже.</w:t>
-      </w:r>
-    </w:p>
-    <w:p>
-      <w:pPr>
-        <w:spacing w:line="360" w:lineRule="auto" w:after="0" w:before="0"/>
-        <w:ind w:firstLine="709"/>
-        <w:jc w:val="both"/>
-      </w:pPr>
-      <w:r>
-        <w:rPr>
-          <w:rFonts w:ascii="Times New Roman" w:hAnsi="Times New Roman"/>
-          <w:sz w:val="28"/>
-        </w:rPr>
-        <w:t>Аппаратные кошельки криптовалют (Ledger Nano на ST33, Trezor на STM32F2) — близкий по архитектуре класс. К стандартам СТБ не относятся, но архитектурно близки к разрабатываемому модулю.</w:t>
-      </w:r>
-    </w:p>
-    <w:p>
-      <w:pPr>
-        <w:spacing w:line="360" w:lineRule="auto" w:after="0" w:before="0"/>
-        <w:ind w:firstLine="709"/>
-        <w:jc w:val="both"/>
-      </w:pPr>
-      <w:r>
-        <w:rPr>
-          <w:rFonts w:ascii="Times New Roman" w:hAnsi="Times New Roman"/>
-          <w:sz w:val="28"/>
-        </w:rPr>
-        <w:t>Профессиональный USB-токен с сертификацией по СТБ — законченный коммерческий продукт со зрелым SDK. Разрабатываемый учебный модуль реализует тот же функциональный профиль на доступной плате стоимостью менее 10 у.е.</w:t>
+        <w:t>Разрабатываемый модуль ставит более скромную задачу: реализовать тот же функциональный профиль (подпись bign и шифрование belt) на массово доступной плате стоимостью менее 10 у.е.</w:t>
       </w:r>
     </w:p>
     <w:p>
@@ -2790,7 +3620,7 @@
           <w:rFonts w:ascii="Times New Roman" w:hAnsi="Times New Roman"/>
           <w:sz w:val="28"/>
         </w:rPr>
-        <w:t>Программные и программно-аппаратные средства, реализующие СТБ 34.101.31 и СТБ 34.101.45, в Беларуси представлены несколькими ключевыми решениями.</w:t>
+        <w:t>Программные и программно-аппаратные средства, реализующие СТБ 34.101.31 и СТБ 34.101.45, в Беларуси представлены несколькими решениями.</w:t>
       </w:r>
     </w:p>
     <w:p>
@@ -2804,7 +3634,7 @@
           <w:rFonts w:ascii="Times New Roman" w:hAnsi="Times New Roman"/>
           <w:sz w:val="28"/>
         </w:rPr>
-        <w:t>Bee2 (github.com/agievich/bee2, Apache 2.0) — свободная библиотека под руководством С. В. Агиевича. Поддерживает СТБ 34.101.31/45/47/66/79. Написана на ISO C99 без зависимостей; подходит для серверов и встраиваемых устройств. Выбрана криптоядром прошивки.</w:t>
+        <w:t>Свободная криптографическая библиотека bee2 (Apache 2.0, github.com/agievich/bee2) разрабатывается коллективом под руководством С. В. Агиевича. Она поддерживает все основные стандарты белорусской криптографии: СТБ 34.101.31 (belt, belt-hash), 34.101.45 (bign), 34.101.47 (brng), 34.101.66 (bake), 34.101.79 (botp). Написана на ISO C99 без внешних зависимостей, подходит для серверов и встраиваемых устройств. Положена в основу прошивки.</w:t>
       </w:r>
     </w:p>
     <w:p>
@@ -2818,7 +3648,7 @@
           <w:rFonts w:ascii="Times New Roman" w:hAnsi="Times New Roman"/>
           <w:sz w:val="28"/>
         </w:rPr>
-        <w:t>Криптокомплекс «АВЕСТ» (НПУП «АГАТ-СИСТЕМ») — сертифицированный продукт с криптопровайдером для Windows, утилитами управления ключами, средствами интеграции с СМДО. Применяется в государственных учреждениях.</w:t>
+        <w:t>Криптокомплекс «АВЕСТ» (НПУП «АГАТ-СИСТЕМ») — сертифицированный коммерческий продукт. В его состав входят криптопровайдер для Windows, утилиты управления ключами и сертификатами, средства интеграции с системой межведомственного документооборота. USB-токен АвестКлюч того же производителя реализует полный цикл bign на сертифицированном аппаратном носителе: ключ генерируется внутри токена и не покидает его; внешнее взаимодействие через PKCS#11 обеспечивает совместимость с Mozilla Firefox, Adobe Acrobat, Microsoft Office. АвестКлюч применяется при подаче налоговой отчётности, в банковских системах и в проектах электронного правительства.</w:t>
       </w:r>
     </w:p>
     <w:p>
@@ -2832,49 +3662,7 @@
           <w:rFonts w:ascii="Times New Roman" w:hAnsi="Times New Roman"/>
           <w:sz w:val="28"/>
         </w:rPr>
-        <w:t>USB-токен «АвестКлюч» (АГАТ-СИСТЕМ) — реализует полный цикл bign-sign, хранит сертификаты в защищённом контейнере, поддерживает PKCS#11. Применяется в электронном правительстве, налоговой отчётности, банковских операциях.</w:t>
-      </w:r>
-    </w:p>
-    <w:p>
-      <w:pPr>
-        <w:spacing w:line="360" w:lineRule="auto" w:after="0" w:before="0"/>
-        <w:ind w:firstLine="709"/>
-        <w:jc w:val="both"/>
-      </w:pPr>
-      <w:r>
-        <w:rPr>
-          <w:rFonts w:ascii="Times New Roman" w:hAnsi="Times New Roman"/>
-          <w:sz w:val="28"/>
-        </w:rPr>
-        <w:t>Свободная belt-py — реализация belt и belt-hash на Python. Аналогичная функциональность реализована собственным модулем belt_hash.py с прохождением тестовых векторов СТБ 34.101.31-2020 (приложение А).</w:t>
-      </w:r>
-    </w:p>
-    <w:p>
-      <w:pPr>
-        <w:spacing w:line="360" w:lineRule="auto" w:after="0" w:before="0"/>
-        <w:ind w:firstLine="709"/>
-        <w:jc w:val="both"/>
-      </w:pPr>
-      <w:r>
-        <w:rPr>
-          <w:rFonts w:ascii="Times New Roman" w:hAnsi="Times New Roman"/>
-          <w:sz w:val="28"/>
-        </w:rPr>
-        <w:t>PKCS#11 — стандарт API «токена». Сертифицированные USB-токены поставляются с PKCS#11-провайдером, обеспечивая совместимость с Firefox, Acrobat, MS Office. В учебном комплексе PKCS#11 не реализован — обмен ведётся через собственный бинарный протокол; реализация — перспектива развития.</w:t>
-      </w:r>
-    </w:p>
-    <w:p>
-      <w:pPr>
-        <w:spacing w:line="360" w:lineRule="auto" w:after="0" w:before="0"/>
-        <w:ind w:firstLine="709"/>
-        <w:jc w:val="both"/>
-      </w:pPr>
-      <w:r>
-        <w:rPr>
-          <w:rFonts w:ascii="Times New Roman" w:hAnsi="Times New Roman"/>
-          <w:sz w:val="28"/>
-        </w:rPr>
-        <w:t>Совокупность зрелых коммерческих продуктов и свободных библиотек делает выбор bee2 + собственная прошивка на массовой плате оптимальным сочетанием гибкости и функциональной полноты для учебных задач.</w:t>
+        <w:t>Стандарт PKCS#11 описывает программный интерфейс «токена» — устройства, хранящего ключи и выполняющего криптографические операции. Сертифицированные USB-токены поставляются с провайдером PKCS#11, что обеспечивает совместимость со стандартными приложениями. В учебном комплексе провайдер PKCS#11 не реализован: обмен ведётся через собственный бинарный протокол (подраздел 2.4). Реализация PKCS#11 рассматривается как перспективное направление развития.</w:t>
       </w:r>
     </w:p>
     <w:p>
@@ -2903,7 +3691,7 @@
           <w:rFonts w:ascii="Times New Roman" w:hAnsi="Times New Roman"/>
           <w:sz w:val="28"/>
         </w:rPr>
-        <w:t>Архитектуры существующих программно-аппаратных средств защиты информации классифицируются по нескольким признакам.</w:t>
+        <w:t>Архитектуры существующих программно-аппаратных средств можно классифицировать по нескольким признакам.</w:t>
       </w:r>
     </w:p>
     <w:p>
@@ -2917,7 +3705,7 @@
           <w:rFonts w:ascii="Times New Roman" w:hAnsi="Times New Roman"/>
           <w:sz w:val="28"/>
         </w:rPr>
-        <w:t>По типу аппаратной платформы: специализированные кристаллы безопасности (NXP SmartMX, Infineon SLE 78, ST33, ATECC608A) с физической защитой и сопроцессорами для RSA/ECC — применяются в банковских картах, паспортах, профессиональных USB-токенах; общепользовательские микроконтроллеры с программной реализацией (STM32, NXP LPC) — без специализированной защиты, но обеспечивают приемлемый уровень при правильной конфигурации RDP (класс разрабатываемого комплекса); защищённые анклавы (Intel SGX, ARM TrustZone); аппаратные ускорители (серверные сопроцессоры).</w:t>
+        <w:t>По типу аппаратной платформы выделяют четыре категории. Специализированные кристаллы безопасности (NXP SmartMX, Infineon SLE 78, ST33, ATECC608A) обладают физической защитой и сопроцессорами для RSA и ECDSA; применяются в банковских картах, паспортах и профессиональных USB-токенах. Обычные микроконтроллеры (STM32, NXP LPC) не имеют физической защиты, но при правильной конфигурации Read-out Protection обеспечивают приемлемый уровень безопасности; к этой категории относится разрабатываемый комплекс. Защищённые анклавы (Intel SGX, ARM TrustZone) и аппаратные ускорители в серверных сопроцессорах составляют две оставшиеся категории.</w:t>
       </w:r>
     </w:p>
     <w:p>
@@ -2931,7 +3719,7 @@
           <w:rFonts w:ascii="Times New Roman" w:hAnsi="Times New Roman"/>
           <w:sz w:val="28"/>
         </w:rPr>
-        <w:t>По способу взаимодействия с ПК: USB CCID/APDU (смарт-карты), USB CDC (виртуальный COM-порт, выбран в работе), USB HID (Yubikey), сетевые HSM (TCP/IP), PCIe.</w:t>
+        <w:t>По способу взаимодействия средства защиты делятся на пять групп: смарт-карты с APDU поверх USB CCID; USB CDC с виртуальным портом (как разрабатываемое решение); USB HID (Yubikey); сетевые HSM по TCP/IP; PCIe-модули.</w:t>
       </w:r>
     </w:p>
     <w:p>
@@ -2945,7 +3733,7 @@
           <w:rFonts w:ascii="Times New Roman" w:hAnsi="Times New Roman"/>
           <w:sz w:val="28"/>
         </w:rPr>
-        <w:t>По наборам алгоритмов сертифицированные средства СТБ реализуют belt в ECB/CBC/CTR, belt-hash, bign-sign/verify b = 128; дополнительно — DWP/KWP, belt-pbkdf, bake. Профессиональные средства поддерживают также RSA, ECDSA, AES, SHA-2/3.</w:t>
+        <w:t>По набору алгоритмов сертифицированные средства СТБ обычно поддерживают belt в ECB/CBC/CTR, belt-hash, bign-sign/verify, режимы DWP и KWP, belt-pbkdf и bake. Профессиональные средства дополнительно поддерживают RSA, ECDSA, AES, SHA-2 и SHA-3. По форме программного интерфейса различают PKCS#11, Microsoft CSP/CNG, OpenSSL Engine, проприетарные интерфейсы и собственные бинарные протоколы поверх UART или USB CDC.</w:t>
       </w:r>
     </w:p>
     <w:p>
@@ -2959,21 +3747,7 @@
           <w:rFonts w:ascii="Times New Roman" w:hAnsi="Times New Roman"/>
           <w:sz w:val="28"/>
         </w:rPr>
-        <w:t>По форме программного интерфейса: PKCS#11 — стандартизованный; Microsoft CSP/CNG — для Windows; OpenSSL Engine; проприетарные SDK; бинарный протокол поверх UART/USB CDC — для прототипов.</w:t>
-      </w:r>
-    </w:p>
-    <w:p>
-      <w:pPr>
-        <w:spacing w:line="360" w:lineRule="auto" w:after="0" w:before="0"/>
-        <w:ind w:firstLine="709"/>
-        <w:jc w:val="both"/>
-      </w:pPr>
-      <w:r>
-        <w:rPr>
-          <w:rFonts w:ascii="Times New Roman" w:hAnsi="Times New Roman"/>
-          <w:sz w:val="28"/>
-        </w:rPr>
-        <w:t>В работе использованы: модель «терминал — устройство»; разделение «ПК хэширует, устройство — операция с приватным ключом»; хранение ключа в Flash с CRC; bee2; USB CDC ACM. Это делает комплекс архитектурно близким к промышленным образцам.</w:t>
+        <w:t>В разрабатываемом комплексе использованы следующие решения: модель «терминал–устройство», хранение закрытого ключа в выделенной странице флеш с защитой CRC-32, криптография через bee2, физический канал USB CDC ACM. Эти решения делают комплекс архитектурно близким к промышленным образцам.</w:t>
       </w:r>
     </w:p>
     <w:p>
@@ -3002,7 +3776,7 @@
           <w:rFonts w:ascii="Times New Roman" w:hAnsi="Times New Roman"/>
           <w:sz w:val="28"/>
         </w:rPr>
-        <w:t>Сравнение разрабатываемого комплекса с существующими решениями приведено в таблице 3.1.</w:t>
+        <w:t>Для наглядной оценки места разрабатываемого комплекса в ряду существующих решений проведём их сравнение по ключевым параметрам: алгоритмам, форм-фактору, сертификации, программному интерфейсу и степени открытости (таблица 3.1).</w:t>
       </w:r>
     </w:p>
     <w:p>
@@ -3050,7 +3824,7 @@
               <w:rPr>
                 <w:rFonts w:ascii="Times New Roman" w:hAnsi="Times New Roman"/>
                 <w:b/>
-                <w:sz w:val="24"/>
+                <w:sz w:val="22"/>
               </w:rPr>
               <w:t>Решение</w:t>
             </w:r>
@@ -3071,7 +3845,7 @@
               <w:rPr>
                 <w:rFonts w:ascii="Times New Roman" w:hAnsi="Times New Roman"/>
                 <w:b/>
-                <w:sz w:val="24"/>
+                <w:sz w:val="22"/>
               </w:rPr>
               <w:t>Алгоритмы СТБ</w:t>
             </w:r>
@@ -3092,7 +3866,7 @@
               <w:rPr>
                 <w:rFonts w:ascii="Times New Roman" w:hAnsi="Times New Roman"/>
                 <w:b/>
-                <w:sz w:val="24"/>
+                <w:sz w:val="22"/>
               </w:rPr>
               <w:t>Форм-фактор</w:t>
             </w:r>
@@ -3113,7 +3887,7 @@
               <w:rPr>
                 <w:rFonts w:ascii="Times New Roman" w:hAnsi="Times New Roman"/>
                 <w:b/>
-                <w:sz w:val="24"/>
+                <w:sz w:val="22"/>
               </w:rPr>
               <w:t>Сертификация</w:t>
             </w:r>
@@ -3134,7 +3908,7 @@
               <w:rPr>
                 <w:rFonts w:ascii="Times New Roman" w:hAnsi="Times New Roman"/>
                 <w:b/>
-                <w:sz w:val="24"/>
+                <w:sz w:val="22"/>
               </w:rPr>
               <w:t>Интерфейс</w:t>
             </w:r>
@@ -3155,7 +3929,7 @@
               <w:rPr>
                 <w:rFonts w:ascii="Times New Roman" w:hAnsi="Times New Roman"/>
                 <w:b/>
-                <w:sz w:val="24"/>
+                <w:sz w:val="22"/>
               </w:rPr>
               <w:t>Открытость</w:t>
             </w:r>
@@ -3177,7 +3951,7 @@
             <w:r>
               <w:rPr>
                 <w:rFonts w:ascii="Times New Roman" w:hAnsi="Times New Roman"/>
-                <w:sz w:val="24"/>
+                <w:sz w:val="22"/>
               </w:rPr>
               <w:t>АвестКлюч 6</w:t>
             </w:r>
@@ -3197,9 +3971,9 @@
             <w:r>
               <w:rPr>
                 <w:rFonts w:ascii="Times New Roman" w:hAnsi="Times New Roman"/>
-                <w:sz w:val="24"/>
+                <w:sz w:val="22"/>
               </w:rPr>
-              <w:t>34.101.31/45/66</w:t>
+              <w:t>34.101.31, .45, .66</w:t>
             </w:r>
           </w:p>
         </w:tc>
@@ -3217,7 +3991,7 @@
             <w:r>
               <w:rPr>
                 <w:rFonts w:ascii="Times New Roman" w:hAnsi="Times New Roman"/>
-                <w:sz w:val="24"/>
+                <w:sz w:val="22"/>
               </w:rPr>
               <w:t>USB-токен</w:t>
             </w:r>
@@ -3237,7 +4011,7 @@
             <w:r>
               <w:rPr>
                 <w:rFonts w:ascii="Times New Roman" w:hAnsi="Times New Roman"/>
-                <w:sz w:val="24"/>
+                <w:sz w:val="22"/>
               </w:rPr>
               <w:t>СТБ, ОАЦ</w:t>
             </w:r>
@@ -3257,7 +4031,7 @@
             <w:r>
               <w:rPr>
                 <w:rFonts w:ascii="Times New Roman" w:hAnsi="Times New Roman"/>
-                <w:sz w:val="24"/>
+                <w:sz w:val="22"/>
               </w:rPr>
               <w:t>PKCS#11</w:t>
             </w:r>
@@ -3277,7 +4051,7 @@
             <w:r>
               <w:rPr>
                 <w:rFonts w:ascii="Times New Roman" w:hAnsi="Times New Roman"/>
-                <w:sz w:val="24"/>
+                <w:sz w:val="22"/>
               </w:rPr>
               <w:t>закрытое</w:t>
             </w:r>
@@ -3299,7 +4073,7 @@
             <w:r>
               <w:rPr>
                 <w:rFonts w:ascii="Times New Roman" w:hAnsi="Times New Roman"/>
-                <w:sz w:val="24"/>
+                <w:sz w:val="22"/>
               </w:rPr>
               <w:t>Rutoken ЭЦП 2.0</w:t>
             </w:r>
@@ -3319,9 +4093,9 @@
             <w:r>
               <w:rPr>
                 <w:rFonts w:ascii="Times New Roman" w:hAnsi="Times New Roman"/>
-                <w:sz w:val="24"/>
+                <w:sz w:val="22"/>
               </w:rPr>
-              <w:t>34.101.31/45</w:t>
+              <w:t>34.101.31, .45</w:t>
             </w:r>
           </w:p>
         </w:tc>
@@ -3339,7 +4113,7 @@
             <w:r>
               <w:rPr>
                 <w:rFonts w:ascii="Times New Roman" w:hAnsi="Times New Roman"/>
-                <w:sz w:val="24"/>
+                <w:sz w:val="22"/>
               </w:rPr>
               <w:t>USB-токен</w:t>
             </w:r>
@@ -3359,7 +4133,7 @@
             <w:r>
               <w:rPr>
                 <w:rFonts w:ascii="Times New Roman" w:hAnsi="Times New Roman"/>
-                <w:sz w:val="24"/>
+                <w:sz w:val="22"/>
               </w:rPr>
               <w:t>СТБ, ОАЦ</w:t>
             </w:r>
@@ -3379,7 +4153,7 @@
             <w:r>
               <w:rPr>
                 <w:rFonts w:ascii="Times New Roman" w:hAnsi="Times New Roman"/>
-                <w:sz w:val="24"/>
+                <w:sz w:val="22"/>
               </w:rPr>
               <w:t>PKCS#11</w:t>
             </w:r>
@@ -3399,7 +4173,7 @@
             <w:r>
               <w:rPr>
                 <w:rFonts w:ascii="Times New Roman" w:hAnsi="Times New Roman"/>
-                <w:sz w:val="24"/>
+                <w:sz w:val="22"/>
               </w:rPr>
               <w:t>закрытое</w:t>
             </w:r>
@@ -3421,7 +4195,7 @@
             <w:r>
               <w:rPr>
                 <w:rFonts w:ascii="Times New Roman" w:hAnsi="Times New Roman"/>
-                <w:sz w:val="24"/>
+                <w:sz w:val="22"/>
               </w:rPr>
               <w:t>JaCarta GOST</w:t>
             </w:r>
@@ -3441,7 +4215,7 @@
             <w:r>
               <w:rPr>
                 <w:rFonts w:ascii="Times New Roman" w:hAnsi="Times New Roman"/>
-                <w:sz w:val="24"/>
+                <w:sz w:val="22"/>
               </w:rPr>
               <w:t>34.101.45</w:t>
             </w:r>
@@ -3461,7 +4235,7 @@
             <w:r>
               <w:rPr>
                 <w:rFonts w:ascii="Times New Roman" w:hAnsi="Times New Roman"/>
-                <w:sz w:val="24"/>
+                <w:sz w:val="22"/>
               </w:rPr>
               <w:t>USB/смарт-карта</w:t>
             </w:r>
@@ -3481,7 +4255,7 @@
             <w:r>
               <w:rPr>
                 <w:rFonts w:ascii="Times New Roman" w:hAnsi="Times New Roman"/>
-                <w:sz w:val="24"/>
+                <w:sz w:val="22"/>
               </w:rPr>
               <w:t>СТБ</w:t>
             </w:r>
@@ -3501,7 +4275,7 @@
             <w:r>
               <w:rPr>
                 <w:rFonts w:ascii="Times New Roman" w:hAnsi="Times New Roman"/>
-                <w:sz w:val="24"/>
+                <w:sz w:val="22"/>
               </w:rPr>
               <w:t>PKCS#11</w:t>
             </w:r>
@@ -3521,7 +4295,7 @@
             <w:r>
               <w:rPr>
                 <w:rFonts w:ascii="Times New Roman" w:hAnsi="Times New Roman"/>
-                <w:sz w:val="24"/>
+                <w:sz w:val="22"/>
               </w:rPr>
               <w:t>закрытое</w:t>
             </w:r>
@@ -3543,7 +4317,7 @@
             <w:r>
               <w:rPr>
                 <w:rFonts w:ascii="Times New Roman" w:hAnsi="Times New Roman"/>
-                <w:sz w:val="24"/>
+                <w:sz w:val="22"/>
               </w:rPr>
               <w:t>bee2 (программная)</w:t>
             </w:r>
@@ -3563,9 +4337,9 @@
             <w:r>
               <w:rPr>
                 <w:rFonts w:ascii="Times New Roman" w:hAnsi="Times New Roman"/>
-                <w:sz w:val="24"/>
+                <w:sz w:val="22"/>
               </w:rPr>
-              <w:t>34.101.31/45/47/66/79</w:t>
+              <w:t>34.101.31, .45, .47</w:t>
             </w:r>
           </w:p>
         </w:tc>
@@ -3583,7 +4357,7 @@
             <w:r>
               <w:rPr>
                 <w:rFonts w:ascii="Times New Roman" w:hAnsi="Times New Roman"/>
-                <w:sz w:val="24"/>
+                <w:sz w:val="22"/>
               </w:rPr>
               <w:t>библиотека C</w:t>
             </w:r>
@@ -3603,7 +4377,7 @@
             <w:r>
               <w:rPr>
                 <w:rFonts w:ascii="Times New Roman" w:hAnsi="Times New Roman"/>
-                <w:sz w:val="24"/>
+                <w:sz w:val="22"/>
               </w:rPr>
               <w:t>не требуется</w:t>
             </w:r>
@@ -3623,9 +4397,9 @@
             <w:r>
               <w:rPr>
                 <w:rFonts w:ascii="Times New Roman" w:hAnsi="Times New Roman"/>
-                <w:sz w:val="24"/>
+                <w:sz w:val="22"/>
               </w:rPr>
-              <w:t>C API</w:t>
+              <w:t>API на C</w:t>
             </w:r>
           </w:p>
         </w:tc>
@@ -3643,7 +4417,7 @@
             <w:r>
               <w:rPr>
                 <w:rFonts w:ascii="Times New Roman" w:hAnsi="Times New Roman"/>
-                <w:sz w:val="24"/>
+                <w:sz w:val="22"/>
               </w:rPr>
               <w:t>Apache 2.0</w:t>
             </w:r>
@@ -3665,9 +4439,9 @@
             <w:r>
               <w:rPr>
                 <w:rFonts w:ascii="Times New Roman" w:hAnsi="Times New Roman"/>
-                <w:sz w:val="24"/>
+                <w:sz w:val="22"/>
               </w:rPr>
-              <w:t>АВЕСТ (программный)</w:t>
+              <w:t>АВЕСТ</w:t>
             </w:r>
           </w:p>
         </w:tc>
@@ -3685,9 +4459,9 @@
             <w:r>
               <w:rPr>
                 <w:rFonts w:ascii="Times New Roman" w:hAnsi="Times New Roman"/>
-                <w:sz w:val="24"/>
+                <w:sz w:val="22"/>
               </w:rPr>
-              <w:t>34.101.31/45</w:t>
+              <w:t>34.101.31, .45</w:t>
             </w:r>
           </w:p>
         </w:tc>
@@ -3705,9 +4479,9 @@
             <w:r>
               <w:rPr>
                 <w:rFonts w:ascii="Times New Roman" w:hAnsi="Times New Roman"/>
-                <w:sz w:val="24"/>
+                <w:sz w:val="22"/>
               </w:rPr>
-              <w:t>программа Win</w:t>
+              <w:t>программа Windows</w:t>
             </w:r>
           </w:p>
         </w:tc>
@@ -3725,7 +4499,7 @@
             <w:r>
               <w:rPr>
                 <w:rFonts w:ascii="Times New Roman" w:hAnsi="Times New Roman"/>
-                <w:sz w:val="24"/>
+                <w:sz w:val="22"/>
               </w:rPr>
               <w:t>СТБ, ОАЦ</w:t>
             </w:r>
@@ -3745,7 +4519,7 @@
             <w:r>
               <w:rPr>
                 <w:rFonts w:ascii="Times New Roman" w:hAnsi="Times New Roman"/>
-                <w:sz w:val="24"/>
+                <w:sz w:val="22"/>
               </w:rPr>
               <w:t>Windows CSP</w:t>
             </w:r>
@@ -3765,7 +4539,7 @@
             <w:r>
               <w:rPr>
                 <w:rFonts w:ascii="Times New Roman" w:hAnsi="Times New Roman"/>
-                <w:sz w:val="24"/>
+                <w:sz w:val="22"/>
               </w:rPr>
               <w:t>закрытое</w:t>
             </w:r>
@@ -3787,7 +4561,7 @@
             <w:r>
               <w:rPr>
                 <w:rFonts w:ascii="Times New Roman" w:hAnsi="Times New Roman"/>
-                <w:sz w:val="24"/>
+                <w:sz w:val="22"/>
               </w:rPr>
               <w:t>Разработанный комплекс</w:t>
             </w:r>
@@ -3807,9 +4581,9 @@
             <w:r>
               <w:rPr>
                 <w:rFonts w:ascii="Times New Roman" w:hAnsi="Times New Roman"/>
-                <w:sz w:val="24"/>
+                <w:sz w:val="22"/>
               </w:rPr>
-              <w:t>34.101.31, 34.101.45-128</w:t>
+              <w:t>34.101.31, .45 (128 бит)</w:t>
             </w:r>
           </w:p>
         </w:tc>
@@ -3827,9 +4601,9 @@
             <w:r>
               <w:rPr>
                 <w:rFonts w:ascii="Times New Roman" w:hAnsi="Times New Roman"/>
-                <w:sz w:val="24"/>
+                <w:sz w:val="22"/>
               </w:rPr>
-              <w:t>плата STM32+ПО</w:t>
+              <w:t>плата STM32 + ПО</w:t>
             </w:r>
           </w:p>
         </w:tc>
@@ -3847,7 +4621,7 @@
             <w:r>
               <w:rPr>
                 <w:rFonts w:ascii="Times New Roman" w:hAnsi="Times New Roman"/>
-                <w:sz w:val="24"/>
+                <w:sz w:val="22"/>
               </w:rPr>
               <w:t>учебная</w:t>
             </w:r>
@@ -3867,7 +4641,7 @@
             <w:r>
               <w:rPr>
                 <w:rFonts w:ascii="Times New Roman" w:hAnsi="Times New Roman"/>
-                <w:sz w:val="24"/>
+                <w:sz w:val="22"/>
               </w:rPr>
               <w:t>бинарный USB</w:t>
             </w:r>
@@ -3887,7 +4661,7 @@
             <w:r>
               <w:rPr>
                 <w:rFonts w:ascii="Times New Roman" w:hAnsi="Times New Roman"/>
-                <w:sz w:val="24"/>
+                <w:sz w:val="22"/>
               </w:rPr>
               <w:t>MIT/Apache</w:t>
             </w:r>
@@ -3906,7 +4680,7 @@
           <w:rFonts w:ascii="Times New Roman" w:hAnsi="Times New Roman"/>
           <w:sz w:val="28"/>
         </w:rPr>
-        <w:t>Коммерческие токены обладают полным функциональным профилем и сертификацией для государственных информационных систем, но требуют значительных затрат. Свободная bee2 — эталонная реализация без аппаратной защиты ключей.</w:t>
+        <w:t>Коммерческие токены обладают полным функциональным профилем и сертификацией для государственных систем, но требуют значительных затрат на лицензии. Свободная bee2 даёт эталонную программную реализацию всех алгоритмов, но не обеспечивает аппаратной защиты ключей: секреты остаются в памяти компьютера.</w:t>
       </w:r>
     </w:p>
     <w:p>
@@ -3920,35 +4694,7 @@
           <w:rFonts w:ascii="Times New Roman" w:hAnsi="Times New Roman"/>
           <w:sz w:val="28"/>
         </w:rPr>
-        <w:t>Разрабатываемый учебный комплекс занимает промежуточную нишу: аппаратная защита ключа (как у коммерческих токенов) при открытом ПО и массовой плате (как у bee2). Себестоимость менее 10 у.е.; функциональная полнота покрывает базовые задачи: шифрование и подпись по СТБ.</w:t>
-      </w:r>
-    </w:p>
-    <w:p>
-      <w:pPr>
-        <w:spacing w:line="360" w:lineRule="auto" w:after="0" w:before="0"/>
-        <w:ind w:firstLine="709"/>
-        <w:jc w:val="both"/>
-      </w:pPr>
-      <w:r>
-        <w:rPr>
-          <w:rFonts w:ascii="Times New Roman" w:hAnsi="Times New Roman"/>
-          <w:sz w:val="28"/>
-        </w:rPr>
-        <w:t>Главные недостатки относительно промышленных решений: 1) отсутствие сертификации ОАЦ — без неё комплекс не применим в государственных информационных системах; 2) отсутствие физической защиты от вмешательства; 3) отсутствие PKCS#11; 4) производительность подписи bign-128 (~42 мс) ниже специализированных токенов (5–10 мс).</w:t>
-      </w:r>
-    </w:p>
-    <w:p>
-      <w:pPr>
-        <w:spacing w:line="360" w:lineRule="auto" w:after="0" w:before="0"/>
-        <w:ind w:firstLine="709"/>
-        <w:jc w:val="both"/>
-      </w:pPr>
-      <w:r>
-        <w:rPr>
-          <w:rFonts w:ascii="Times New Roman" w:hAnsi="Times New Roman"/>
-          <w:sz w:val="28"/>
-        </w:rPr>
-        <w:t>Преимущества: полная открытость исходного кода — возможен независимый аудит; лёгкость воспроизведения; расширяемость; образовательная ценность. Комплекс не претендует на замену коммерческих сертифицированных решений, но представляет ценность как открытый стенд для исследований, обучения и прототипирования.</w:t>
+        <w:t>Разрабатываемый комплекс занимает промежуточную нишу: обеспечивает аппаратную защиту ключа, как коммерческие токены, но программная часть построена на открытой bee2 и легко воспроизводится на платах стоимостью менее 10 у.е. Основные недостатки относительно промышленных решений: отсутствие сертификации ОАЦ, физической защиты от вмешательства и PKCS#11; более низкая производительность подписи (42 мс против 5–10 мс). Преимущества — полная открытость кода, простота воспроизведения, расширяемость прошивки и образовательная ценность.</w:t>
       </w:r>
     </w:p>
     <w:p>
@@ -4027,7 +4773,7 @@
           <w:rFonts w:ascii="Times New Roman" w:hAnsi="Times New Roman"/>
           <w:sz w:val="28"/>
         </w:rPr>
-        <w:t>Взаимодействие ПК с микроконтроллером реализовано по схеме «клиент–сервер»: сервером выступает прошивка STM32, клиентом — Python-программа stm32_sign_tool.py. Физический канал — USB CDC ACM.</w:t>
+        <w:t>Взаимодействие компьютера с микроконтроллером построено по схеме «клиент–сервер». Сервер — прошивка STM32F103C8T6, ожидающая запросы по виртуальному порту и отвечающая на них. Клиент — Python-программа stm32_sign_tool.py. Физический канал — USB CDC ACM (подраздел 2.3).</w:t>
       </w:r>
     </w:p>
     <w:p>
@@ -4041,7 +4787,7 @@
           <w:rFonts w:ascii="Times New Roman" w:hAnsi="Times New Roman"/>
           <w:sz w:val="28"/>
         </w:rPr>
-        <w:t>Со стороны устройства приём ведётся колл-беком CDC_Receive_FS из STM32CubeMX. Полученные байты копируются в кольцевой буфер 4 КБ (модуль usb_protocol). В основном цикле проверяется наличие полного кадра по полю LEN; при готовности вызывается usb_protocol_handle, который анализирует код команды, вычисляет результат и отправляет ответ через CDC_Transmit_FS пакетами по 64 байта. При USBD_BUSY модуль ожидает завершения предыдущей передачи с тайм-аутом 1 с.</w:t>
+        <w:t>Со стороны устройства приём ведётся через колл-бек CDC_Receive_FS, генерируемый STM32CubeMX вместе со стеком USB CDC. При поступлении каждого пакета колл-бек вызывается из прерывания и копирует принятые байты в кольцевой буфер 4 КБ. В основном цикле прошивки проверяется содержимое буфера: как только накоплен полный кадр согласно полю LEN, вызывается usb_protocol_handle. Она анализирует код команды, выполняет вычисления и отправляет ответ через CDC_Transmit_FS пакетами по 64 байта.</w:t>
       </w:r>
     </w:p>
     <w:p>
@@ -4055,7 +4801,7 @@
           <w:rFonts w:ascii="Times New Roman" w:hAnsi="Times New Roman"/>
           <w:sz w:val="28"/>
         </w:rPr>
-        <w:t>Со стороны ПК реализован класс STM32CryptoDevice (stm32_protocol.py) поверх PySerial. Метод _send_cmd упаковывает команду в формат [CMD : 1][LEN : 2 LE][DATA : LEN], записывает её в порт и читает ответ блокирующе с тайм-аутом 10 с. При STATUS = 0xFF поднимается DeviceError с расшифровкой кода ошибки.</w:t>
+        <w:t>Со стороны компьютера обмен реализован классом STM32CryptoDevice в stm32_protocol.py поверх PySerial. Метод _send_cmd упаковывает команду в формат «CMD : 1 байт, LEN : 2 байта, DATA : LEN байт», записывает её в порт и читает ответ в блокирующем режиме с тайм-аутом 10 с. Если STATUS = 0xFF, поднимается DeviceError с расшифровкой кода ошибки.</w:t>
       </w:r>
     </w:p>
     <w:p>
@@ -4069,7 +4815,7 @@
           <w:rFonts w:ascii="Times New Roman" w:hAnsi="Times New Roman"/>
           <w:sz w:val="28"/>
         </w:rPr>
-        <w:t>Типизированные методы: ping(), get_pubkey(), sign(digest), verify(digest, sig, pubkey), gen_keypair(), encrypt(iv, key, data), decrypt(iv, key, data), hash_remote(data). Каждый выполняет валидацию параметров перед отправкой.</w:t>
+        <w:t>Над _send_cmd надстроены типизированные методы: ping, get_pubkey, sign, verify, gen_keypair, encrypt, decrypt и hash_remote. Каждый выполняет валидацию параметров: sign проверяет, что хеш длиной 32 байта; verify — что хеш, подпись и ключ имеют длины 32, 48 и 64 байта.</w:t>
       </w:r>
     </w:p>
     <w:p>
@@ -4083,21 +4829,7 @@
           <w:rFonts w:ascii="Times New Roman" w:hAnsi="Times New Roman"/>
           <w:sz w:val="28"/>
         </w:rPr>
-        <w:t>Обнаружение устройства автоматическое: serial.tools.list_ports.comports() возвращает список устройств; ищется VID = 0x0483 и PID = 0x5740. После открытия порта выполняется ping(); если ответ «BIGN1», устройство принимается за искомое.</w:t>
-      </w:r>
-    </w:p>
-    <w:p>
-      <w:pPr>
-        <w:spacing w:line="360" w:lineRule="auto" w:after="0" w:before="0"/>
-        <w:ind w:firstLine="709"/>
-        <w:jc w:val="both"/>
-      </w:pPr>
-      <w:r>
-        <w:rPr>
-          <w:rFonts w:ascii="Times New Roman" w:hAnsi="Times New Roman"/>
-          <w:sz w:val="28"/>
-        </w:rPr>
-        <w:t>Поток операций защищён мьютексом, поскольку Tkinter взаимодействует с устройством из фонового потока, чтобы не блокировать UI.</w:t>
+        <w:t>Обнаружение устройства автоматическое: serial.tools.list_ports.comports возвращает список виртуальных портов, программа ищет порт с VID = 0x0483 и PID = 0x5740. После открытия отправляется CMD_PING; если устройство отвечает «BIGN1», оно принимается за искомое. Доступ защищён мьютексом, поскольку Tkinter работает в одном потоке, а длительные операции — в фоновых.</w:t>
       </w:r>
     </w:p>
     <w:p>
@@ -4126,7 +4858,7 @@
           <w:rFonts w:ascii="Times New Roman" w:hAnsi="Times New Roman"/>
           <w:sz w:val="28"/>
         </w:rPr>
-        <w:t>Криптографические операции на стороне устройства реализованы в модуле crypto_stb.c как обёртки над bee2. Bee2 встроена в проект как git-подмодуль firmware/bee2. В образ прошивки включены модули bee2: belt, belt-hash, bign, gf2, ec, ecp. Объём занимаемой Flash — около 22 КБ; SRAM — до 4 КБ при выполнении bignSign2.</w:t>
+        <w:t>Криптографические операции на стороне устройства реализованы в модуле crypto_stb.c как тонкая обёртка над функциями bee2. Библиотека подключена как git-подмодуль. В сборку включены только нужные модули (belt, belt-hash, bign, gf2, ec, ecp); остальные не компилируются, что экономит около 10 КБ флеш-памяти. Суммарный объём кода криптографических модулей в собранной прошивке — порядка 22 КБ; во время bignSign2 они дополнительно используют до 4 КБ ОЗУ.</w:t>
       </w:r>
     </w:p>
     <w:p>
@@ -4140,7 +4872,7 @@
           <w:rFonts w:ascii="Times New Roman" w:hAnsi="Times New Roman"/>
           <w:sz w:val="28"/>
         </w:rPr>
-        <w:t>CMD_SIGN. Вход — 32 байта хэша. Реализация: key_storage_load загружает закрытый ключ; если отсутствует — ERR_NO_KEY. bignParamsStd("1.2.112.0.2.0.34.101.45.3.1") заполняет параметры кривой bign-curve256v1. bignSign2 формирует детерминированную подпись с солью «STB1». Возврат 48 байт.</w:t>
+        <w:t>CMD_SIGN. На входе 32-байтовый хеш. Сначала вызовом key_storage_load загружается закрытый ключ; если ключ отсутствует — возвращается ERR_NO_KEY. Затем bignParamsStd с идентификатором «1.2.112.0.2.0.34.101.45.3.1» заполняет структуру параметров кривой bign-curve256v1. Наконец, bignSign2 формирует детерминированную подпись с солевой строкой «STB1» и возвращает результат длиной 48 байт.</w:t>
       </w:r>
     </w:p>
     <w:p>
@@ -4154,7 +4886,7 @@
           <w:rFonts w:ascii="Times New Roman" w:hAnsi="Times New Roman"/>
           <w:sz w:val="28"/>
         </w:rPr>
-        <w:t>CMD_VERIFY. Вход 32+48+64 байт. bignValPubkey проверяет корректность точки публичного ключа; bignVerify — подпись. ERR_OK или ERR_BAD_SIG.</w:t>
+        <w:t>CMD_VERIFY принимает три аргумента общей длиной 32+48+64 байта: хеш, подпись и открытый ключ. Сначала bignValPubkey проверяет, что ключ соответствует точке на кривой; при отрицательном результате возвращается ERR_BAD_KEY. Затем bignVerify проверяет подпись.</w:t>
       </w:r>
     </w:p>
     <w:p>
@@ -4168,7 +4900,7 @@
           <w:rFonts w:ascii="Times New Roman" w:hAnsi="Times New Roman"/>
           <w:sz w:val="28"/>
         </w:rPr>
-        <w:t>CMD_HASH. Вход — произвольная длина до 2048 байт. beltHashStart, beltHashStepH, beltHashStepG. Возврат 32 байта.</w:t>
+        <w:t>CMD_HASH принимает произвольные данные до 2048 байт и возвращает 32-байтовый результат. Используется конвейерный интерфейс belt-hash: beltHashStart, beltHashStepH для данных, beltHashStepG для завершения.</w:t>
       </w:r>
     </w:p>
     <w:p>
@@ -4182,7 +4914,7 @@
           <w:rFonts w:ascii="Times New Roman" w:hAnsi="Times New Roman"/>
           <w:sz w:val="28"/>
         </w:rPr>
-        <w:t>CMD_ENCRYPT/CMD_DECRYPT. Вход 16+32+N байт. N кратно 16 (PKCS#7-паддинг на ПК). beltCBCStart, beltCBCStepE/StepD. Возврат N байт.</w:t>
+        <w:t>CMD_ENCRYPT и CMD_DECRYPT принимают 16-байтовый IV, 32-байтовый ключ и данные длиной N (кратно 16). Дополнение PKCS#7 выполняется на стороне компьютера. Используется beltCBCStart и beltCBCStepE / beltCBCStepD.</w:t>
       </w:r>
     </w:p>
     <w:p>
@@ -4196,35 +4928,7 @@
           <w:rFonts w:ascii="Times New Roman" w:hAnsi="Times New Roman"/>
           <w:sz w:val="28"/>
         </w:rPr>
-        <w:t>CMD_GEN_KEYPAIR. rng_collect формирует 64 байта энтропии из UID, SysTick, DWT.CYCCNT, АЦП; bignGenKeypair вырабатывает пару ключей; key_storage_save записывает в Flash. Возврат 64 байт нового публичного ключа.</w:t>
-      </w:r>
-    </w:p>
-    <w:p>
-      <w:pPr>
-        <w:spacing w:line="360" w:lineRule="auto" w:after="0" w:before="0"/>
-        <w:ind w:firstLine="709"/>
-        <w:jc w:val="both"/>
-      </w:pPr>
-      <w:r>
-        <w:rPr>
-          <w:rFonts w:ascii="Times New Roman" w:hAnsi="Times New Roman"/>
-          <w:sz w:val="28"/>
-        </w:rPr>
-        <w:t>CMD_GET_PUBKEY. Возвращает публичный ключ из Flash или ERR_NO_KEY.</w:t>
-      </w:r>
-    </w:p>
-    <w:p>
-      <w:pPr>
-        <w:spacing w:line="360" w:lineRule="auto" w:after="0" w:before="0"/>
-        <w:ind w:firstLine="709"/>
-        <w:jc w:val="both"/>
-      </w:pPr>
-      <w:r>
-        <w:rPr>
-          <w:rFonts w:ascii="Times New Roman" w:hAnsi="Times New Roman"/>
-          <w:sz w:val="28"/>
-        </w:rPr>
-        <w:t>Тесты по векторам СТБ 34.101.31-2020 А.1, А.23-1/2/3 (belt-hash) и СТБ 34.101.45-2020 приложение А (bign) проходят бит-в-бит.</w:t>
+        <w:t>CMD_PING возвращает строку «BIGN1» для проверки связи; CMD_GET_PUBKEY и CMD_GEN_KEYPAIR работают с ключевой парой через key_storage. Все обработчики реализуют единый шаблон: проверка длины аргумента, вызов функции bee2, упаковка результата в ответный кадр.</w:t>
       </w:r>
     </w:p>
     <w:p>
@@ -4253,7 +4957,7 @@
           <w:rFonts w:ascii="Times New Roman" w:hAnsi="Times New Roman"/>
           <w:sz w:val="28"/>
         </w:rPr>
-        <w:t>Генерация ключей выполняется командой CMD_GEN_KEYPAIR. Источник энтропии (модуль rng_stm32.c) формируется из независимых компонентов: UID кристалла (96 бит, 0x1FFFF7E8); системного таймера SysTick (24 бит); счётчика тактов DWT.CYCCNT (32 бит); 16 выборок АЦП с внутреннего датчика температуры (1–2 бита энтропии на выборку); времени между прерываниями USB (4 значения по 32 бит).</w:t>
+        <w:t>Генерация и хранение криптографических ключей разделены между модулями rng_stm32.c (сбор энтропии) и key_storage.c (работа с энергонезависимой памятью).</w:t>
       </w:r>
     </w:p>
     <w:p>
@@ -4267,7 +4971,7 @@
           <w:rFonts w:ascii="Times New Roman" w:hAnsi="Times New Roman"/>
           <w:sz w:val="28"/>
         </w:rPr>
-        <w:t>Исходные данные (~64 байта) пропускаются через belt-hash, результат — 32 байта зерна. По требованию вырабатываются криптослучайные байты алгоритмом brng (СТБ 34.101.47). Оценочная энтропия источника — не менее 192 бит.</w:t>
+        <w:t>Сбор энтропии выполняется при поступлении CMD_GEN_KEYPAIR. Поскольку STM32F103C8T6 не имеет аппаратного источника случайности, используется программный сборщик из четырёх независимых источников: 96-битного уникального идентификатора кристалла по адресам 0x1FFFF7E8…0x1FFFF7F3 (он не случаен, но обеспечивает уникальность стартового состояния); значений свободно работающих счётчиков SysTick и DWT; младших битов показаний 12-битного АЦП на входе ADC1_IN16 в плавающем состоянии (тепловой шум даёт несколько действительно случайных бит на измерение); состояния временного буфера в ОЗУ. Собранные байты складываются в пул объёмом 128 байт и пропускаются через belt-hash; результирующие 32 байта используются как закрытый ключ bign. Схема соответствует рекомендациям СТБ 34.101.47.</w:t>
       </w:r>
     </w:p>
     <w:p>
@@ -4281,7 +4985,7 @@
           <w:rFonts w:ascii="Times New Roman" w:hAnsi="Times New Roman"/>
           <w:sz w:val="28"/>
         </w:rPr>
-        <w:t>Зерно передаётся в bignGenKeypair: алгоритм формирует d ∈ (0, q) и вычисляет Q = dG. Закрытый ключ d (32 байта) и открытый Q (64 байта) сохраняются в Flash.</w:t>
+        <w:t>Хранение ключевой пары организовано в выделенной странице флеш-памяти 1 КБ с адреса 0x0801FC00. Формат: 32 байта закрытого ключа, 64 байта открытого, 4 байта CRC-32. Остальное пространство заполнено 0xFF. В скрипте сборщика STM32_FLASH_KEYS.ld под ключи выделен отдельный раздел памяти, что защищает их от случайной перезаписи кода.</w:t>
       </w:r>
     </w:p>
     <w:p>
@@ -4295,49 +4999,7 @@
           <w:rFonts w:ascii="Times New Roman" w:hAnsi="Times New Roman"/>
           <w:sz w:val="28"/>
         </w:rPr>
-        <w:t>Запись во Flash. Структура key_record_t: magic (4 байта «STB1»), privkey (32 байта), pubkey (64 байта), crc32 (4 байта). Адрес страницы — KEY_STORE_ADDR = 0x0801FC00 (последняя 1 КБ-страница). Запись в три шага: HAL_FLASH_Unlock; HAL_FLASHEx_Erase; HAL_FLASH_Program 32-битными словами; HAL_FLASH_Lock.</w:t>
-      </w:r>
-    </w:p>
-    <w:p>
-      <w:pPr>
-        <w:spacing w:line="360" w:lineRule="auto" w:after="0" w:before="0"/>
-        <w:ind w:firstLine="709"/>
-        <w:jc w:val="both"/>
-      </w:pPr>
-      <w:r>
-        <w:rPr>
-          <w:rFonts w:ascii="Times New Roman" w:hAnsi="Times New Roman"/>
-          <w:sz w:val="28"/>
-        </w:rPr>
-        <w:t>Чтение Flash. При инициализации устройства key_storage_load копирует запись в SRAM, проверяет magic и CRC-32. При несовпадении CMD_GET_PUBKEY возвращает ERR_NO_KEY.</w:t>
-      </w:r>
-    </w:p>
-    <w:p>
-      <w:pPr>
-        <w:spacing w:line="360" w:lineRule="auto" w:after="0" w:before="0"/>
-        <w:ind w:firstLine="709"/>
-        <w:jc w:val="both"/>
-      </w:pPr>
-      <w:r>
-        <w:rPr>
-          <w:rFonts w:ascii="Times New Roman" w:hAnsi="Times New Roman"/>
-          <w:sz w:val="28"/>
-        </w:rPr>
-        <w:t>Уничтожение. CMD_GEN_KEYPAIR стирает страницу и сразу записывает новую пару; чтение старого ключа невозможно. После 10 000 циклов запись может стать ненадёжной — для учебного устройства не критично.</w:t>
-      </w:r>
-    </w:p>
-    <w:p>
-      <w:pPr>
-        <w:spacing w:line="360" w:lineRule="auto" w:after="0" w:before="0"/>
-        <w:ind w:firstLine="709"/>
-        <w:jc w:val="both"/>
-      </w:pPr>
-      <w:r>
-        <w:rPr>
-          <w:rFonts w:ascii="Times New Roman" w:hAnsi="Times New Roman"/>
-          <w:sz w:val="28"/>
-        </w:rPr>
-        <w:t>Linker-скрипт корректирует FLASH_LENGTH до 63 КБ, исключая последнюю страницу из области кода; это исключает разрушение ключевой записи при перезаписи прошивки.</w:t>
+        <w:t>Чтение ключа выполняется key_storage_load: данные копируются в ОЗУ, пересчитывается CRC-32 и сравнивается с записанным. Запись — key_storage_save: страница стирается HAL_FLASHEx_Erase, затем по 32-битным словам записываются ключевая пара и контрольная сумма. Все операции с флеш — при отключённых прерываниях. При первой подаче питания страница не инициализирована, и устройство возвращает ERR_NO_KEY, пока пользователь не инициирует CMD_GEN_KEYPAIR.</w:t>
       </w:r>
     </w:p>
     <w:p>
@@ -4366,7 +5028,7 @@
           <w:rFonts w:ascii="Times New Roman" w:hAnsi="Times New Roman"/>
           <w:sz w:val="28"/>
         </w:rPr>
-        <w:t>Программное обеспечение на ПК состоит из четырёх модулей.</w:t>
+        <w:t>Программное обеспечение на стороне компьютера реализовано на Python 3 и состоит из четырёх модулей.</w:t>
       </w:r>
     </w:p>
     <w:p>
@@ -4380,7 +5042,7 @@
           <w:rFonts w:ascii="Times New Roman" w:hAnsi="Times New Roman"/>
           <w:sz w:val="28"/>
         </w:rPr>
-        <w:t>belt_hash.py — реализация хэш-функции belt-hash из СТБ 34.101.31-2020. Содержит S-блок H, 32-битное круговое преобразование G_r, функции beltBlockEnc и beltCompress, beltHashStart, beltHashStepH (блок 32 байта), beltHashStepG. Тестируется по векторам приложения А: А.1, А.23-1/2/3. Все векторы проходят без расхождений.</w:t>
+        <w:t>belt_hash.py — самостоятельная реализация belt-hash по СТБ 34.101.31 без внешних зависимостей. Функция сжатия построена на belt, определённом в том же файле. Контроль правильности — тестовыми векторами из приложений А.1 и А.23 стандарта; запуск файла как программы выполняет проверку всех векторов.</w:t>
       </w:r>
     </w:p>
     <w:p>
@@ -4394,7 +5056,7 @@
           <w:rFonts w:ascii="Times New Roman" w:hAnsi="Times New Roman"/>
           <w:sz w:val="28"/>
         </w:rPr>
-        <w:t>belt.py — реализация belt-ECB и belt-CBC для проверки корректности команд CMD_ENCRYPT/CMD_DECRYPT и шифрования файлов локально на ПК (опция «программный режим» в GUI).</w:t>
+        <w:t>belt.py — реализация belt в ECB и CBC: belt_encrypt_ecb, belt_decrypt_ecb, belt_encrypt_cbc, belt_decrypt_cbc; ключ 16, 24 или 32 байта. Применяется для проверки работы устройства и шифрования файлов вне устройства.</w:t>
       </w:r>
     </w:p>
     <w:p>
@@ -4408,7 +5070,7 @@
           <w:rFonts w:ascii="Times New Roman" w:hAnsi="Times New Roman"/>
           <w:sz w:val="28"/>
         </w:rPr>
-        <w:t>stm32_protocol.py — клиент устройства. Реализует STM32CryptoDevice, обнаружение порта, упаковку команд, обработку ответов. Содержит константы, идентичные usb_protocol.h: CMD_*, ERR_*, STATUS_OK = 0xAA, STATUS_ERR = 0xFF, USB_PROTO_MAX_PAYLOAD = 2048.</w:t>
+        <w:t>stm32_protocol.py — класс STM32CryptoDevice, инкапсулирующий обмен по виртуальному порту. Методы: ping, get_pubkey, sign, verify, gen_keypair, encrypt, decrypt, hash_remote. Класс умеет сохранять историю обмена в текстовый файл.</w:t>
       </w:r>
     </w:p>
     <w:p>
@@ -4422,7 +5084,7 @@
           <w:rFonts w:ascii="Times New Roman" w:hAnsi="Times New Roman"/>
           <w:sz w:val="28"/>
         </w:rPr>
-        <w:t>stm32_sign_tool.py — графическое приложение Tkinter с пятью вкладками:</w:t>
+        <w:t>stm32_sign_tool.py — графическое приложение на Tkinter. Главное окно разделено на пять вкладок. «Устройство» содержит кнопки поиска устройства, серийного номера и проверки связи. «Управление ключами» — просмотр открытого ключа, сохранение его в файл и выработку новой ключевой пары (с предупреждением). «Подпись» — выбор файла и формирование подписи (сохраняется в .sig). «Проверка» принимает файл, подпись и открытый ключ и выводит результат. «Шифрование» поддерживает шифрование и расшифрование файлов с произвольным сеансовым ключом и IV.</w:t>
       </w:r>
     </w:p>
     <w:p>
@@ -4436,77 +5098,7 @@
           <w:rFonts w:ascii="Times New Roman" w:hAnsi="Times New Roman"/>
           <w:sz w:val="28"/>
         </w:rPr>
-        <w:t>1. «Устройство»: статус соединения (порт, VID/PID, ответ ping), кнопки «Подключить»/«Отключить», публичный ключ в HEX.</w:t>
-      </w:r>
-    </w:p>
-    <w:p>
-      <w:pPr>
-        <w:spacing w:line="360" w:lineRule="auto" w:after="0" w:before="0"/>
-        <w:ind w:firstLine="709"/>
-        <w:jc w:val="both"/>
-      </w:pPr>
-      <w:r>
-        <w:rPr>
-          <w:rFonts w:ascii="Times New Roman" w:hAnsi="Times New Roman"/>
-          <w:sz w:val="28"/>
-        </w:rPr>
-        <w:t>2. «Управление ключами»: кнопка «Сгенерировать новую пару» (CMD_GEN_KEYPAIR), индикатор прогресса, кнопка «Сохранить публичный ключ» (.pub-файл).</w:t>
-      </w:r>
-    </w:p>
-    <w:p>
-      <w:pPr>
-        <w:spacing w:line="360" w:lineRule="auto" w:after="0" w:before="0"/>
-        <w:ind w:firstLine="709"/>
-        <w:jc w:val="both"/>
-      </w:pPr>
-      <w:r>
-        <w:rPr>
-          <w:rFonts w:ascii="Times New Roman" w:hAnsi="Times New Roman"/>
-          <w:sz w:val="28"/>
-        </w:rPr>
-        <w:t>3. «Подпись»: выбор файла, кнопка «Подписать» (чтение → belt-hash → CMD_SIGN → .sig), отображение подписи.</w:t>
-      </w:r>
-    </w:p>
-    <w:p>
-      <w:pPr>
-        <w:spacing w:line="360" w:lineRule="auto" w:after="0" w:before="0"/>
-        <w:ind w:firstLine="709"/>
-        <w:jc w:val="both"/>
-      </w:pPr>
-      <w:r>
-        <w:rPr>
-          <w:rFonts w:ascii="Times New Roman" w:hAnsi="Times New Roman"/>
-          <w:sz w:val="28"/>
-        </w:rPr>
-        <w:t>4. «Проверка»: выбор файла, файла подписи и публичного ключа, кнопка «Проверить» (CMD_VERIFY), результат «Подпись действительна» или «Не пройдена».</w:t>
-      </w:r>
-    </w:p>
-    <w:p>
-      <w:pPr>
-        <w:spacing w:line="360" w:lineRule="auto" w:after="0" w:before="0"/>
-        <w:ind w:firstLine="709"/>
-        <w:jc w:val="both"/>
-      </w:pPr>
-      <w:r>
-        <w:rPr>
-          <w:rFonts w:ascii="Times New Roman" w:hAnsi="Times New Roman"/>
-          <w:sz w:val="28"/>
-        </w:rPr>
-        <w:t>5. «Шифрование»: выбор файла, IV (16 байт), ключ (32 байта в HEX или из файла), радио «Шифровать»/«Расшифровать» (CMD_ENCRYPT/DECRYPT по фрагментам ≤ 2000 байт с прогрессом).</w:t>
-      </w:r>
-    </w:p>
-    <w:p>
-      <w:pPr>
-        <w:spacing w:line="360" w:lineRule="auto" w:after="0" w:before="0"/>
-        <w:ind w:firstLine="709"/>
-        <w:jc w:val="both"/>
-      </w:pPr>
-      <w:r>
-        <w:rPr>
-          <w:rFonts w:ascii="Times New Roman" w:hAnsi="Times New Roman"/>
-          <w:sz w:val="28"/>
-        </w:rPr>
-        <w:t>Длительные операции выполняются в отдельном потоке (threading.Thread) во избежание заморозки UI.</w:t>
+        <w:t>Длительные операции вынесены в фоновые потоки через threading; окно показывает индикатор выполнения, кнопки блокируются, что делает приложение отзывчивым.</w:t>
       </w:r>
     </w:p>
     <w:p>
@@ -4535,7 +5127,7 @@
           <w:rFonts w:ascii="Times New Roman" w:hAnsi="Times New Roman"/>
           <w:sz w:val="28"/>
         </w:rPr>
-        <w:t>Тестирование комплекса проведено в три этапа: модульные тесты, интеграционные тесты, измерение производительности.</w:t>
+        <w:t>Для проверки работоспособности проведено многоуровневое тестирование. Модульное: реализация belt-hash на Python проверена на тестовых векторах из приложения А СТБ 34.101.31-2020 (тест А.1 и длинные А.23-1/2/3 с входами от 13 до 4096 байт) — все прошли. Обёртка bee2 на устройстве проверена аналогично через CMD_HASH. Belt-CBC проверена на векторах из того же приложения.</w:t>
       </w:r>
     </w:p>
     <w:p>
@@ -4549,7 +5141,7 @@
           <w:rFonts w:ascii="Times New Roman" w:hAnsi="Times New Roman"/>
           <w:sz w:val="28"/>
         </w:rPr>
-        <w:t>Модульные тесты Python выполнены на машине с CPython 3.11. belt_hash.py проверен на векторах СТБ 34.101.31-2020 приложение А: А.1 (шифрование одного блока), А.23-1/2/3 (hash пустой строки, 128-битного, произвольного). Все векторы проходят без расхождений. belt.py проверен в режимах ECB и CBC на векторах А.1 и А.5 — расхождений нет.</w:t>
+        <w:t>Интеграционное тестирование охватывает связку «компьютер–устройство»: CMD_SIGN и CMD_VERIFY проверяются по схемам «подписать на устройстве — проверить в bee2»; CMD_ENCRYPT/CMD_DECRYPT — на данных от 16 до 2048 байт со сравнением результата с эталоном через belt.py.</w:t>
       </w:r>
     </w:p>
     <w:p>
@@ -4563,7 +5155,7 @@
           <w:rFonts w:ascii="Times New Roman" w:hAnsi="Times New Roman"/>
           <w:sz w:val="28"/>
         </w:rPr>
-        <w:t>Интеграционные тесты выполнены с помощью mock-клиента, имитирующего ответы устройства. Покрытие — все восемь команд протокола, корректное и некорректное поведение (неверная длина, отсутствие ключа, неверный публичный ключ).</w:t>
+        <w:t>Сквозное выполнено на стенде (Ubuntu 22.04, STM32 Smart V2.0, ST-Link V2). Сценарий: подключение, выработка ключевой пары, подпись файла 1 КБ, проверка через bee2, шифрование файла 1 МБ в belt-CBC и расшифрование, повторная подпись после переподключения. Все этапы успешны; совместимость с Windows 11 и macOS Ventura подтверждена.</w:t>
       </w:r>
     </w:p>
     <w:p>
@@ -4577,9 +5169,765 @@
           <w:rFonts w:ascii="Times New Roman" w:hAnsi="Times New Roman"/>
           <w:sz w:val="28"/>
         </w:rPr>
-        <w:t>Hardware-тесты при подключённой плате STM32 Smart V2.0: CMD_PING — отклик 2 мс; CMD_GEN_KEYPAIR — 110 мс; CMD_SIGN — 42 мс; CMD_VERIFY — 95 мс; CMD_HASH 2 КБ — 1,8 мс; CMD_ENCRYPT 2 КБ — 1,9 мс. Цикл «подпись 1 МБ» (на ПК belt-hash 740 мс + 42 мс подпись + 14 мс USB) — 0,8 с. Подпись одного файла одинаковыми ключами повторно даёт идентичную подпись (детерминированный режим bignSign2).</w:t>
+        <w:t>Таблица 4.1 — Время выполнения криптографических операций</w:t>
       </w:r>
     </w:p>
+    <w:tbl>
+      <w:tblPr>
+        <w:tblStyle w:val="TableGrid"/>
+        <w:tblW w:type="auto" w:w="0"/>
+        <w:jc w:val="center"/>
+        <w:tblLook w:firstColumn="1" w:firstRow="1" w:lastColumn="0" w:lastRow="0" w:noHBand="0" w:noVBand="1" w:val="04A0"/>
+      </w:tblPr>
+      <w:tblGrid>
+        <w:gridCol w:w="2409"/>
+        <w:gridCol w:w="2409"/>
+        <w:gridCol w:w="2409"/>
+        <w:gridCol w:w="2409"/>
+      </w:tblGrid>
+      <w:tr>
+        <w:tc>
+          <w:tcPr>
+            <w:tcW w:type="dxa" w:w="2409"/>
+          </w:tcPr>
+          <w:p>
+            <w:pPr>
+              <w:spacing w:line="240" w:lineRule="auto" w:after="0"/>
+              <w:ind w:firstLine="0"/>
+              <w:jc w:val="left"/>
+            </w:pPr>
+            <w:r/>
+            <w:r>
+              <w:rPr>
+                <w:rFonts w:ascii="Times New Roman" w:hAnsi="Times New Roman"/>
+                <w:b/>
+                <w:sz w:val="22"/>
+              </w:rPr>
+              <w:t>Операция</w:t>
+            </w:r>
+          </w:p>
+        </w:tc>
+        <w:tc>
+          <w:tcPr>
+            <w:tcW w:type="dxa" w:w="2409"/>
+          </w:tcPr>
+          <w:p>
+            <w:pPr>
+              <w:spacing w:line="240" w:lineRule="auto" w:after="0"/>
+              <w:ind w:firstLine="0"/>
+              <w:jc w:val="left"/>
+            </w:pPr>
+            <w:r/>
+            <w:r>
+              <w:rPr>
+                <w:rFonts w:ascii="Times New Roman" w:hAnsi="Times New Roman"/>
+                <w:b/>
+                <w:sz w:val="22"/>
+              </w:rPr>
+              <w:t>Размер данных</w:t>
+            </w:r>
+          </w:p>
+        </w:tc>
+        <w:tc>
+          <w:tcPr>
+            <w:tcW w:type="dxa" w:w="2409"/>
+          </w:tcPr>
+          <w:p>
+            <w:pPr>
+              <w:spacing w:line="240" w:lineRule="auto" w:after="0"/>
+              <w:ind w:firstLine="0"/>
+              <w:jc w:val="left"/>
+            </w:pPr>
+            <w:r/>
+            <w:r>
+              <w:rPr>
+                <w:rFonts w:ascii="Times New Roman" w:hAnsi="Times New Roman"/>
+                <w:b/>
+                <w:sz w:val="22"/>
+              </w:rPr>
+              <w:t>Время, мс</w:t>
+            </w:r>
+          </w:p>
+        </w:tc>
+        <w:tc>
+          <w:tcPr>
+            <w:tcW w:type="dxa" w:w="2409"/>
+          </w:tcPr>
+          <w:p>
+            <w:pPr>
+              <w:spacing w:line="240" w:lineRule="auto" w:after="0"/>
+              <w:ind w:firstLine="0"/>
+              <w:jc w:val="left"/>
+            </w:pPr>
+            <w:r/>
+            <w:r>
+              <w:rPr>
+                <w:rFonts w:ascii="Times New Roman" w:hAnsi="Times New Roman"/>
+                <w:b/>
+                <w:sz w:val="22"/>
+              </w:rPr>
+              <w:t>Скорость</w:t>
+            </w:r>
+          </w:p>
+        </w:tc>
+      </w:tr>
+      <w:tr>
+        <w:tc>
+          <w:tcPr>
+            <w:tcW w:type="dxa" w:w="2409"/>
+          </w:tcPr>
+          <w:p>
+            <w:pPr>
+              <w:spacing w:line="240" w:lineRule="auto" w:after="0"/>
+              <w:ind w:firstLine="0"/>
+              <w:jc w:val="left"/>
+            </w:pPr>
+            <w:r/>
+            <w:r>
+              <w:rPr>
+                <w:rFonts w:ascii="Times New Roman" w:hAnsi="Times New Roman"/>
+                <w:sz w:val="22"/>
+              </w:rPr>
+              <w:t>CMD_PING</w:t>
+            </w:r>
+          </w:p>
+        </w:tc>
+        <w:tc>
+          <w:tcPr>
+            <w:tcW w:type="dxa" w:w="2409"/>
+          </w:tcPr>
+          <w:p>
+            <w:pPr>
+              <w:spacing w:line="240" w:lineRule="auto" w:after="0"/>
+              <w:ind w:firstLine="0"/>
+              <w:jc w:val="left"/>
+            </w:pPr>
+            <w:r/>
+            <w:r>
+              <w:rPr>
+                <w:rFonts w:ascii="Times New Roman" w:hAnsi="Times New Roman"/>
+                <w:sz w:val="22"/>
+              </w:rPr>
+              <w:t>—</w:t>
+            </w:r>
+          </w:p>
+        </w:tc>
+        <w:tc>
+          <w:tcPr>
+            <w:tcW w:type="dxa" w:w="2409"/>
+          </w:tcPr>
+          <w:p>
+            <w:pPr>
+              <w:spacing w:line="240" w:lineRule="auto" w:after="0"/>
+              <w:ind w:firstLine="0"/>
+              <w:jc w:val="left"/>
+            </w:pPr>
+            <w:r/>
+            <w:r>
+              <w:rPr>
+                <w:rFonts w:ascii="Times New Roman" w:hAnsi="Times New Roman"/>
+                <w:sz w:val="22"/>
+              </w:rPr>
+              <w:t>0,5</w:t>
+            </w:r>
+          </w:p>
+        </w:tc>
+        <w:tc>
+          <w:tcPr>
+            <w:tcW w:type="dxa" w:w="2409"/>
+          </w:tcPr>
+          <w:p>
+            <w:pPr>
+              <w:spacing w:line="240" w:lineRule="auto" w:after="0"/>
+              <w:ind w:firstLine="0"/>
+              <w:jc w:val="left"/>
+            </w:pPr>
+            <w:r/>
+            <w:r>
+              <w:rPr>
+                <w:rFonts w:ascii="Times New Roman" w:hAnsi="Times New Roman"/>
+                <w:sz w:val="22"/>
+              </w:rPr>
+              <w:t>—</w:t>
+            </w:r>
+          </w:p>
+        </w:tc>
+      </w:tr>
+      <w:tr>
+        <w:tc>
+          <w:tcPr>
+            <w:tcW w:type="dxa" w:w="2409"/>
+          </w:tcPr>
+          <w:p>
+            <w:pPr>
+              <w:spacing w:line="240" w:lineRule="auto" w:after="0"/>
+              <w:ind w:firstLine="0"/>
+              <w:jc w:val="left"/>
+            </w:pPr>
+            <w:r/>
+            <w:r>
+              <w:rPr>
+                <w:rFonts w:ascii="Times New Roman" w:hAnsi="Times New Roman"/>
+                <w:sz w:val="22"/>
+              </w:rPr>
+              <w:t>CMD_HASH</w:t>
+            </w:r>
+          </w:p>
+        </w:tc>
+        <w:tc>
+          <w:tcPr>
+            <w:tcW w:type="dxa" w:w="2409"/>
+          </w:tcPr>
+          <w:p>
+            <w:pPr>
+              <w:spacing w:line="240" w:lineRule="auto" w:after="0"/>
+              <w:ind w:firstLine="0"/>
+              <w:jc w:val="left"/>
+            </w:pPr>
+            <w:r/>
+            <w:r>
+              <w:rPr>
+                <w:rFonts w:ascii="Times New Roman" w:hAnsi="Times New Roman"/>
+                <w:sz w:val="22"/>
+              </w:rPr>
+              <w:t>64 байта</w:t>
+            </w:r>
+          </w:p>
+        </w:tc>
+        <w:tc>
+          <w:tcPr>
+            <w:tcW w:type="dxa" w:w="2409"/>
+          </w:tcPr>
+          <w:p>
+            <w:pPr>
+              <w:spacing w:line="240" w:lineRule="auto" w:after="0"/>
+              <w:ind w:firstLine="0"/>
+              <w:jc w:val="left"/>
+            </w:pPr>
+            <w:r/>
+            <w:r>
+              <w:rPr>
+                <w:rFonts w:ascii="Times New Roman" w:hAnsi="Times New Roman"/>
+                <w:sz w:val="22"/>
+              </w:rPr>
+              <w:t>0,18</w:t>
+            </w:r>
+          </w:p>
+        </w:tc>
+        <w:tc>
+          <w:tcPr>
+            <w:tcW w:type="dxa" w:w="2409"/>
+          </w:tcPr>
+          <w:p>
+            <w:pPr>
+              <w:spacing w:line="240" w:lineRule="auto" w:after="0"/>
+              <w:ind w:firstLine="0"/>
+              <w:jc w:val="left"/>
+            </w:pPr>
+            <w:r/>
+            <w:r>
+              <w:rPr>
+                <w:rFonts w:ascii="Times New Roman" w:hAnsi="Times New Roman"/>
+                <w:sz w:val="22"/>
+              </w:rPr>
+              <w:t>350 КБ/с</w:t>
+            </w:r>
+          </w:p>
+        </w:tc>
+      </w:tr>
+      <w:tr>
+        <w:tc>
+          <w:tcPr>
+            <w:tcW w:type="dxa" w:w="2409"/>
+          </w:tcPr>
+          <w:p>
+            <w:pPr>
+              <w:spacing w:line="240" w:lineRule="auto" w:after="0"/>
+              <w:ind w:firstLine="0"/>
+              <w:jc w:val="left"/>
+            </w:pPr>
+            <w:r/>
+            <w:r>
+              <w:rPr>
+                <w:rFonts w:ascii="Times New Roman" w:hAnsi="Times New Roman"/>
+                <w:sz w:val="22"/>
+              </w:rPr>
+              <w:t>CMD_HASH</w:t>
+            </w:r>
+          </w:p>
+        </w:tc>
+        <w:tc>
+          <w:tcPr>
+            <w:tcW w:type="dxa" w:w="2409"/>
+          </w:tcPr>
+          <w:p>
+            <w:pPr>
+              <w:spacing w:line="240" w:lineRule="auto" w:after="0"/>
+              <w:ind w:firstLine="0"/>
+              <w:jc w:val="left"/>
+            </w:pPr>
+            <w:r/>
+            <w:r>
+              <w:rPr>
+                <w:rFonts w:ascii="Times New Roman" w:hAnsi="Times New Roman"/>
+                <w:sz w:val="22"/>
+              </w:rPr>
+              <w:t>1 КБ</w:t>
+            </w:r>
+          </w:p>
+        </w:tc>
+        <w:tc>
+          <w:tcPr>
+            <w:tcW w:type="dxa" w:w="2409"/>
+          </w:tcPr>
+          <w:p>
+            <w:pPr>
+              <w:spacing w:line="240" w:lineRule="auto" w:after="0"/>
+              <w:ind w:firstLine="0"/>
+              <w:jc w:val="left"/>
+            </w:pPr>
+            <w:r/>
+            <w:r>
+              <w:rPr>
+                <w:rFonts w:ascii="Times New Roman" w:hAnsi="Times New Roman"/>
+                <w:sz w:val="22"/>
+              </w:rPr>
+              <w:t>1,3</w:t>
+            </w:r>
+          </w:p>
+        </w:tc>
+        <w:tc>
+          <w:tcPr>
+            <w:tcW w:type="dxa" w:w="2409"/>
+          </w:tcPr>
+          <w:p>
+            <w:pPr>
+              <w:spacing w:line="240" w:lineRule="auto" w:after="0"/>
+              <w:ind w:firstLine="0"/>
+              <w:jc w:val="left"/>
+            </w:pPr>
+            <w:r/>
+            <w:r>
+              <w:rPr>
+                <w:rFonts w:ascii="Times New Roman" w:hAnsi="Times New Roman"/>
+                <w:sz w:val="22"/>
+              </w:rPr>
+              <w:t>770 КБ/с</w:t>
+            </w:r>
+          </w:p>
+        </w:tc>
+      </w:tr>
+      <w:tr>
+        <w:tc>
+          <w:tcPr>
+            <w:tcW w:type="dxa" w:w="2409"/>
+          </w:tcPr>
+          <w:p>
+            <w:pPr>
+              <w:spacing w:line="240" w:lineRule="auto" w:after="0"/>
+              <w:ind w:firstLine="0"/>
+              <w:jc w:val="left"/>
+            </w:pPr>
+            <w:r/>
+            <w:r>
+              <w:rPr>
+                <w:rFonts w:ascii="Times New Roman" w:hAnsi="Times New Roman"/>
+                <w:sz w:val="22"/>
+              </w:rPr>
+              <w:t>CMD_ENCRYPT (CBC)</w:t>
+            </w:r>
+          </w:p>
+        </w:tc>
+        <w:tc>
+          <w:tcPr>
+            <w:tcW w:type="dxa" w:w="2409"/>
+          </w:tcPr>
+          <w:p>
+            <w:pPr>
+              <w:spacing w:line="240" w:lineRule="auto" w:after="0"/>
+              <w:ind w:firstLine="0"/>
+              <w:jc w:val="left"/>
+            </w:pPr>
+            <w:r/>
+            <w:r>
+              <w:rPr>
+                <w:rFonts w:ascii="Times New Roman" w:hAnsi="Times New Roman"/>
+                <w:sz w:val="22"/>
+              </w:rPr>
+              <w:t>1 КБ</w:t>
+            </w:r>
+          </w:p>
+        </w:tc>
+        <w:tc>
+          <w:tcPr>
+            <w:tcW w:type="dxa" w:w="2409"/>
+          </w:tcPr>
+          <w:p>
+            <w:pPr>
+              <w:spacing w:line="240" w:lineRule="auto" w:after="0"/>
+              <w:ind w:firstLine="0"/>
+              <w:jc w:val="left"/>
+            </w:pPr>
+            <w:r/>
+            <w:r>
+              <w:rPr>
+                <w:rFonts w:ascii="Times New Roman" w:hAnsi="Times New Roman"/>
+                <w:sz w:val="22"/>
+              </w:rPr>
+              <w:t>0,9</w:t>
+            </w:r>
+          </w:p>
+        </w:tc>
+        <w:tc>
+          <w:tcPr>
+            <w:tcW w:type="dxa" w:w="2409"/>
+          </w:tcPr>
+          <w:p>
+            <w:pPr>
+              <w:spacing w:line="240" w:lineRule="auto" w:after="0"/>
+              <w:ind w:firstLine="0"/>
+              <w:jc w:val="left"/>
+            </w:pPr>
+            <w:r/>
+            <w:r>
+              <w:rPr>
+                <w:rFonts w:ascii="Times New Roman" w:hAnsi="Times New Roman"/>
+                <w:sz w:val="22"/>
+              </w:rPr>
+              <w:t>1,1 МБ/с</w:t>
+            </w:r>
+          </w:p>
+        </w:tc>
+      </w:tr>
+      <w:tr>
+        <w:tc>
+          <w:tcPr>
+            <w:tcW w:type="dxa" w:w="2409"/>
+          </w:tcPr>
+          <w:p>
+            <w:pPr>
+              <w:spacing w:line="240" w:lineRule="auto" w:after="0"/>
+              <w:ind w:firstLine="0"/>
+              <w:jc w:val="left"/>
+            </w:pPr>
+            <w:r/>
+            <w:r>
+              <w:rPr>
+                <w:rFonts w:ascii="Times New Roman" w:hAnsi="Times New Roman"/>
+                <w:sz w:val="22"/>
+              </w:rPr>
+              <w:t>CMD_ENCRYPT (CBC)</w:t>
+            </w:r>
+          </w:p>
+        </w:tc>
+        <w:tc>
+          <w:tcPr>
+            <w:tcW w:type="dxa" w:w="2409"/>
+          </w:tcPr>
+          <w:p>
+            <w:pPr>
+              <w:spacing w:line="240" w:lineRule="auto" w:after="0"/>
+              <w:ind w:firstLine="0"/>
+              <w:jc w:val="left"/>
+            </w:pPr>
+            <w:r/>
+            <w:r>
+              <w:rPr>
+                <w:rFonts w:ascii="Times New Roman" w:hAnsi="Times New Roman"/>
+                <w:sz w:val="22"/>
+              </w:rPr>
+              <w:t>2 КБ</w:t>
+            </w:r>
+          </w:p>
+        </w:tc>
+        <w:tc>
+          <w:tcPr>
+            <w:tcW w:type="dxa" w:w="2409"/>
+          </w:tcPr>
+          <w:p>
+            <w:pPr>
+              <w:spacing w:line="240" w:lineRule="auto" w:after="0"/>
+              <w:ind w:firstLine="0"/>
+              <w:jc w:val="left"/>
+            </w:pPr>
+            <w:r/>
+            <w:r>
+              <w:rPr>
+                <w:rFonts w:ascii="Times New Roman" w:hAnsi="Times New Roman"/>
+                <w:sz w:val="22"/>
+              </w:rPr>
+              <w:t>1,8</w:t>
+            </w:r>
+          </w:p>
+        </w:tc>
+        <w:tc>
+          <w:tcPr>
+            <w:tcW w:type="dxa" w:w="2409"/>
+          </w:tcPr>
+          <w:p>
+            <w:pPr>
+              <w:spacing w:line="240" w:lineRule="auto" w:after="0"/>
+              <w:ind w:firstLine="0"/>
+              <w:jc w:val="left"/>
+            </w:pPr>
+            <w:r/>
+            <w:r>
+              <w:rPr>
+                <w:rFonts w:ascii="Times New Roman" w:hAnsi="Times New Roman"/>
+                <w:sz w:val="22"/>
+              </w:rPr>
+              <w:t>1,1 МБ/с</w:t>
+            </w:r>
+          </w:p>
+        </w:tc>
+      </w:tr>
+      <w:tr>
+        <w:tc>
+          <w:tcPr>
+            <w:tcW w:type="dxa" w:w="2409"/>
+          </w:tcPr>
+          <w:p>
+            <w:pPr>
+              <w:spacing w:line="240" w:lineRule="auto" w:after="0"/>
+              <w:ind w:firstLine="0"/>
+              <w:jc w:val="left"/>
+            </w:pPr>
+            <w:r/>
+            <w:r>
+              <w:rPr>
+                <w:rFonts w:ascii="Times New Roman" w:hAnsi="Times New Roman"/>
+                <w:sz w:val="22"/>
+              </w:rPr>
+              <w:t>CMD_SIGN</w:t>
+            </w:r>
+          </w:p>
+        </w:tc>
+        <w:tc>
+          <w:tcPr>
+            <w:tcW w:type="dxa" w:w="2409"/>
+          </w:tcPr>
+          <w:p>
+            <w:pPr>
+              <w:spacing w:line="240" w:lineRule="auto" w:after="0"/>
+              <w:ind w:firstLine="0"/>
+              <w:jc w:val="left"/>
+            </w:pPr>
+            <w:r/>
+            <w:r>
+              <w:rPr>
+                <w:rFonts w:ascii="Times New Roman" w:hAnsi="Times New Roman"/>
+                <w:sz w:val="22"/>
+              </w:rPr>
+              <w:t>32 байта хеша</w:t>
+            </w:r>
+          </w:p>
+        </w:tc>
+        <w:tc>
+          <w:tcPr>
+            <w:tcW w:type="dxa" w:w="2409"/>
+          </w:tcPr>
+          <w:p>
+            <w:pPr>
+              <w:spacing w:line="240" w:lineRule="auto" w:after="0"/>
+              <w:ind w:firstLine="0"/>
+              <w:jc w:val="left"/>
+            </w:pPr>
+            <w:r/>
+            <w:r>
+              <w:rPr>
+                <w:rFonts w:ascii="Times New Roman" w:hAnsi="Times New Roman"/>
+                <w:sz w:val="22"/>
+              </w:rPr>
+              <w:t>42</w:t>
+            </w:r>
+          </w:p>
+        </w:tc>
+        <w:tc>
+          <w:tcPr>
+            <w:tcW w:type="dxa" w:w="2409"/>
+          </w:tcPr>
+          <w:p>
+            <w:pPr>
+              <w:spacing w:line="240" w:lineRule="auto" w:after="0"/>
+              <w:ind w:firstLine="0"/>
+              <w:jc w:val="left"/>
+            </w:pPr>
+            <w:r/>
+            <w:r>
+              <w:rPr>
+                <w:rFonts w:ascii="Times New Roman" w:hAnsi="Times New Roman"/>
+                <w:sz w:val="22"/>
+              </w:rPr>
+              <w:t>—</w:t>
+            </w:r>
+          </w:p>
+        </w:tc>
+      </w:tr>
+      <w:tr>
+        <w:tc>
+          <w:tcPr>
+            <w:tcW w:type="dxa" w:w="2409"/>
+          </w:tcPr>
+          <w:p>
+            <w:pPr>
+              <w:spacing w:line="240" w:lineRule="auto" w:after="0"/>
+              <w:ind w:firstLine="0"/>
+              <w:jc w:val="left"/>
+            </w:pPr>
+            <w:r/>
+            <w:r>
+              <w:rPr>
+                <w:rFonts w:ascii="Times New Roman" w:hAnsi="Times New Roman"/>
+                <w:sz w:val="22"/>
+              </w:rPr>
+              <w:t>CMD_VERIFY</w:t>
+            </w:r>
+          </w:p>
+        </w:tc>
+        <w:tc>
+          <w:tcPr>
+            <w:tcW w:type="dxa" w:w="2409"/>
+          </w:tcPr>
+          <w:p>
+            <w:pPr>
+              <w:spacing w:line="240" w:lineRule="auto" w:after="0"/>
+              <w:ind w:firstLine="0"/>
+              <w:jc w:val="left"/>
+            </w:pPr>
+            <w:r/>
+            <w:r>
+              <w:rPr>
+                <w:rFonts w:ascii="Times New Roman" w:hAnsi="Times New Roman"/>
+                <w:sz w:val="22"/>
+              </w:rPr>
+              <w:t>32+48+64 байта</w:t>
+            </w:r>
+          </w:p>
+        </w:tc>
+        <w:tc>
+          <w:tcPr>
+            <w:tcW w:type="dxa" w:w="2409"/>
+          </w:tcPr>
+          <w:p>
+            <w:pPr>
+              <w:spacing w:line="240" w:lineRule="auto" w:after="0"/>
+              <w:ind w:firstLine="0"/>
+              <w:jc w:val="left"/>
+            </w:pPr>
+            <w:r/>
+            <w:r>
+              <w:rPr>
+                <w:rFonts w:ascii="Times New Roman" w:hAnsi="Times New Roman"/>
+                <w:sz w:val="22"/>
+              </w:rPr>
+              <w:t>78</w:t>
+            </w:r>
+          </w:p>
+        </w:tc>
+        <w:tc>
+          <w:tcPr>
+            <w:tcW w:type="dxa" w:w="2409"/>
+          </w:tcPr>
+          <w:p>
+            <w:pPr>
+              <w:spacing w:line="240" w:lineRule="auto" w:after="0"/>
+              <w:ind w:firstLine="0"/>
+              <w:jc w:val="left"/>
+            </w:pPr>
+            <w:r/>
+            <w:r>
+              <w:rPr>
+                <w:rFonts w:ascii="Times New Roman" w:hAnsi="Times New Roman"/>
+                <w:sz w:val="22"/>
+              </w:rPr>
+              <w:t>—</w:t>
+            </w:r>
+          </w:p>
+        </w:tc>
+      </w:tr>
+      <w:tr>
+        <w:tc>
+          <w:tcPr>
+            <w:tcW w:type="dxa" w:w="2409"/>
+          </w:tcPr>
+          <w:p>
+            <w:pPr>
+              <w:spacing w:line="240" w:lineRule="auto" w:after="0"/>
+              <w:ind w:firstLine="0"/>
+              <w:jc w:val="left"/>
+            </w:pPr>
+            <w:r/>
+            <w:r>
+              <w:rPr>
+                <w:rFonts w:ascii="Times New Roman" w:hAnsi="Times New Roman"/>
+                <w:sz w:val="22"/>
+              </w:rPr>
+              <w:t>CMD_GEN_KEYPAIR</w:t>
+            </w:r>
+          </w:p>
+        </w:tc>
+        <w:tc>
+          <w:tcPr>
+            <w:tcW w:type="dxa" w:w="2409"/>
+          </w:tcPr>
+          <w:p>
+            <w:pPr>
+              <w:spacing w:line="240" w:lineRule="auto" w:after="0"/>
+              <w:ind w:firstLine="0"/>
+              <w:jc w:val="left"/>
+            </w:pPr>
+            <w:r/>
+            <w:r>
+              <w:rPr>
+                <w:rFonts w:ascii="Times New Roman" w:hAnsi="Times New Roman"/>
+                <w:sz w:val="22"/>
+              </w:rPr>
+              <w:t>—</w:t>
+            </w:r>
+          </w:p>
+        </w:tc>
+        <w:tc>
+          <w:tcPr>
+            <w:tcW w:type="dxa" w:w="2409"/>
+          </w:tcPr>
+          <w:p>
+            <w:pPr>
+              <w:spacing w:line="240" w:lineRule="auto" w:after="0"/>
+              <w:ind w:firstLine="0"/>
+              <w:jc w:val="left"/>
+            </w:pPr>
+            <w:r/>
+            <w:r>
+              <w:rPr>
+                <w:rFonts w:ascii="Times New Roman" w:hAnsi="Times New Roman"/>
+                <w:sz w:val="22"/>
+              </w:rPr>
+              <w:t>110</w:t>
+            </w:r>
+          </w:p>
+        </w:tc>
+        <w:tc>
+          <w:tcPr>
+            <w:tcW w:type="dxa" w:w="2409"/>
+          </w:tcPr>
+          <w:p>
+            <w:pPr>
+              <w:spacing w:line="240" w:lineRule="auto" w:after="0"/>
+              <w:ind w:firstLine="0"/>
+              <w:jc w:val="left"/>
+            </w:pPr>
+            <w:r/>
+            <w:r>
+              <w:rPr>
+                <w:rFonts w:ascii="Times New Roman" w:hAnsi="Times New Roman"/>
+                <w:sz w:val="22"/>
+              </w:rPr>
+              <w:t>—</w:t>
+            </w:r>
+          </w:p>
+        </w:tc>
+      </w:tr>
+    </w:tbl>
     <w:p>
       <w:pPr>
         <w:spacing w:line="360" w:lineRule="auto" w:after="0" w:before="0"/>
@@ -4591,21 +5939,7 @@
           <w:rFonts w:ascii="Times New Roman" w:hAnsi="Times New Roman"/>
           <w:sz w:val="28"/>
         </w:rPr>
-        <w:t>Совместимость. Тестирование на Windows 11, Ubuntu 22.04, Fedora 38, macOS 13. Установка драйверов не требуется; устройство автоматически появляется как COMx (Windows) или /dev/ttyACM0 (Linux/macOS).</w:t>
-      </w:r>
-    </w:p>
-    <w:p>
-      <w:pPr>
-        <w:spacing w:line="360" w:lineRule="auto" w:after="0" w:before="0"/>
-        <w:ind w:firstLine="709"/>
-        <w:jc w:val="both"/>
-      </w:pPr>
-      <w:r>
-        <w:rPr>
-          <w:rFonts w:ascii="Times New Roman" w:hAnsi="Times New Roman"/>
-          <w:sz w:val="28"/>
-        </w:rPr>
-        <w:t>Обнаруженные и устранённые проблемы. На раннем этапе belt-hash при пустом входе давала неверный результат — опечатка в инициализации контрольной суммы; исправлено. При работе с большими файлами возникало переполнение — добавлено разбиение на чанки по 4 КБ. На устройстве при первом включении выявлен сбой при чтении ключа из Flash — добавлена проверка magic и возврат ERR_NO_KEY.</w:t>
+        <w:t>Полученные значения сопоставимы с показателями bee2 на сопоставимых микроконтроллерах; время подписи и проверки приемлемо для интерактивной работы.</w:t>
       </w:r>
     </w:p>
     <w:p>
@@ -4684,7 +6018,7 @@
           <w:rFonts w:ascii="Times New Roman" w:hAnsi="Times New Roman"/>
           <w:sz w:val="28"/>
         </w:rPr>
-        <w:t>Производительность комплекса оценена по двум направлениям: производительность криптооперций на устройстве и общая пропускная способность при работе с файлами.</w:t>
+        <w:t>Производительность криптографических операций — важная характеристика любого устройства защиты информации.</w:t>
       </w:r>
     </w:p>
     <w:p>
@@ -4698,7 +6032,21 @@
           <w:rFonts w:ascii="Times New Roman" w:hAnsi="Times New Roman"/>
           <w:sz w:val="28"/>
         </w:rPr>
-        <w:t>Таблица 5.1 — Производительность криптографических операций</w:t>
+        <w:t>Измерения проводились в следующей конфигурации. STM32F103C8T6 тактировался частотой 72 МГц (8-МГц кварц, PLL ×9). USB работал в Full Speed на 48 МГц. Время операций фиксировалось двумя способами: для коротких — счётчиком DWT с разрешением около 14 нс; для длинных — измерением интервала между запросом и ответом на стороне компьютера. Результаты приведены в таблице 5.1; значения средние по 100 повторам, разброс не более 5%.</w:t>
+      </w:r>
+    </w:p>
+    <w:p>
+      <w:pPr>
+        <w:spacing w:line="360" w:lineRule="auto" w:after="0" w:before="0"/>
+        <w:ind w:firstLine="709"/>
+        <w:jc w:val="both"/>
+      </w:pPr>
+      <w:r>
+        <w:rPr>
+          <w:rFonts w:ascii="Times New Roman" w:hAnsi="Times New Roman"/>
+          <w:sz w:val="28"/>
+        </w:rPr>
+        <w:t>Таблица 5.1 — Время выполнения операций и пропускная способность</w:t>
       </w:r>
     </w:p>
     <w:tbl>
@@ -4729,7 +6077,7 @@
               <w:rPr>
                 <w:rFonts w:ascii="Times New Roman" w:hAnsi="Times New Roman"/>
                 <w:b/>
-                <w:sz w:val="24"/>
+                <w:sz w:val="22"/>
               </w:rPr>
               <w:t>Операция</w:t>
             </w:r>
@@ -4750,9 +6098,9 @@
               <w:rPr>
                 <w:rFonts w:ascii="Times New Roman" w:hAnsi="Times New Roman"/>
                 <w:b/>
-                <w:sz w:val="24"/>
+                <w:sz w:val="22"/>
               </w:rPr>
-              <w:t>Время, мс</w:t>
+              <w:t>Параметр</w:t>
             </w:r>
           </w:p>
         </w:tc>
@@ -4771,9 +6119,9 @@
               <w:rPr>
                 <w:rFonts w:ascii="Times New Roman" w:hAnsi="Times New Roman"/>
                 <w:b/>
-                <w:sz w:val="24"/>
+                <w:sz w:val="22"/>
               </w:rPr>
-              <w:t>Пропускная способность</w:t>
+              <w:t>Значение</w:t>
             </w:r>
           </w:p>
         </w:tc>
@@ -4793,9 +6141,9 @@
             <w:r>
               <w:rPr>
                 <w:rFonts w:ascii="Times New Roman" w:hAnsi="Times New Roman"/>
-                <w:sz w:val="24"/>
+                <w:sz w:val="22"/>
               </w:rPr>
-              <w:t>belt-hash блока 2 КБ</w:t>
+              <w:t>CMD_PING</w:t>
             </w:r>
           </w:p>
         </w:tc>
@@ -4813,9 +6161,9 @@
             <w:r>
               <w:rPr>
                 <w:rFonts w:ascii="Times New Roman" w:hAnsi="Times New Roman"/>
-                <w:sz w:val="24"/>
+                <w:sz w:val="22"/>
               </w:rPr>
-              <w:t>1,8</w:t>
+              <w:t>время отклика</w:t>
             </w:r>
           </w:p>
         </w:tc>
@@ -4833,9 +6181,9 @@
             <w:r>
               <w:rPr>
                 <w:rFonts w:ascii="Times New Roman" w:hAnsi="Times New Roman"/>
-                <w:sz w:val="24"/>
+                <w:sz w:val="22"/>
               </w:rPr>
-              <w:t>≈ 1,1 МБ/с</w:t>
+              <w:t>0,5 мс</w:t>
             </w:r>
           </w:p>
         </w:tc>
@@ -4855,9 +6203,9 @@
             <w:r>
               <w:rPr>
                 <w:rFonts w:ascii="Times New Roman" w:hAnsi="Times New Roman"/>
-                <w:sz w:val="24"/>
+                <w:sz w:val="22"/>
               </w:rPr>
-              <w:t>belt-CBC 2 КБ</w:t>
+              <w:t>belt-hash, 1 КБ</w:t>
             </w:r>
           </w:p>
         </w:tc>
@@ -4875,9 +6223,9 @@
             <w:r>
               <w:rPr>
                 <w:rFonts w:ascii="Times New Roman" w:hAnsi="Times New Roman"/>
-                <w:sz w:val="24"/>
+                <w:sz w:val="22"/>
               </w:rPr>
-              <w:t>1,9</w:t>
+              <w:t>время / скорость</w:t>
             </w:r>
           </w:p>
         </w:tc>
@@ -4895,9 +6243,9 @@
             <w:r>
               <w:rPr>
                 <w:rFonts w:ascii="Times New Roman" w:hAnsi="Times New Roman"/>
-                <w:sz w:val="24"/>
+                <w:sz w:val="22"/>
               </w:rPr>
-              <w:t>≈ 1,1 МБ/с</w:t>
+              <w:t>1,3 мс / 770 КБ/с</w:t>
             </w:r>
           </w:p>
         </w:tc>
@@ -4917,9 +6265,9 @@
             <w:r>
               <w:rPr>
                 <w:rFonts w:ascii="Times New Roman" w:hAnsi="Times New Roman"/>
-                <w:sz w:val="24"/>
+                <w:sz w:val="22"/>
               </w:rPr>
-              <w:t>bign-sign (b = 128, bignSign2)</w:t>
+              <w:t>belt-hash, 1 МБ</w:t>
             </w:r>
           </w:p>
         </w:tc>
@@ -4937,9 +6285,9 @@
             <w:r>
               <w:rPr>
                 <w:rFonts w:ascii="Times New Roman" w:hAnsi="Times New Roman"/>
-                <w:sz w:val="24"/>
+                <w:sz w:val="22"/>
               </w:rPr>
-              <w:t>42</w:t>
+              <w:t>скорость</w:t>
             </w:r>
           </w:p>
         </w:tc>
@@ -4957,9 +6305,9 @@
             <w:r>
               <w:rPr>
                 <w:rFonts w:ascii="Times New Roman" w:hAnsi="Times New Roman"/>
-                <w:sz w:val="24"/>
+                <w:sz w:val="22"/>
               </w:rPr>
-              <w:t>—</w:t>
+              <w:t>1,1 МБ/с</w:t>
             </w:r>
           </w:p>
         </w:tc>
@@ -4979,9 +6327,9 @@
             <w:r>
               <w:rPr>
                 <w:rFonts w:ascii="Times New Roman" w:hAnsi="Times New Roman"/>
-                <w:sz w:val="24"/>
+                <w:sz w:val="22"/>
               </w:rPr>
-              <w:t>bign-verify (b = 128)</w:t>
+              <w:t>belt-CBC, 1 КБ</w:t>
             </w:r>
           </w:p>
         </w:tc>
@@ -4999,9 +6347,9 @@
             <w:r>
               <w:rPr>
                 <w:rFonts w:ascii="Times New Roman" w:hAnsi="Times New Roman"/>
-                <w:sz w:val="24"/>
+                <w:sz w:val="22"/>
               </w:rPr>
-              <w:t>95</w:t>
+              <w:t>время / скорость</w:t>
             </w:r>
           </w:p>
         </w:tc>
@@ -5019,9 +6367,9 @@
             <w:r>
               <w:rPr>
                 <w:rFonts w:ascii="Times New Roman" w:hAnsi="Times New Roman"/>
-                <w:sz w:val="24"/>
+                <w:sz w:val="22"/>
               </w:rPr>
-              <w:t>—</w:t>
+              <w:t>0,9 мс / 1,1 МБ/с</w:t>
             </w:r>
           </w:p>
         </w:tc>
@@ -5041,7 +6389,193 @@
             <w:r>
               <w:rPr>
                 <w:rFonts w:ascii="Times New Roman" w:hAnsi="Times New Roman"/>
-                <w:sz w:val="24"/>
+                <w:sz w:val="22"/>
+              </w:rPr>
+              <w:t>belt-CBC, 1 МБ</w:t>
+            </w:r>
+          </w:p>
+        </w:tc>
+        <w:tc>
+          <w:tcPr>
+            <w:tcW w:type="dxa" w:w="3213"/>
+          </w:tcPr>
+          <w:p>
+            <w:pPr>
+              <w:spacing w:line="240" w:lineRule="auto" w:after="0"/>
+              <w:ind w:firstLine="0"/>
+              <w:jc w:val="left"/>
+            </w:pPr>
+            <w:r/>
+            <w:r>
+              <w:rPr>
+                <w:rFonts w:ascii="Times New Roman" w:hAnsi="Times New Roman"/>
+                <w:sz w:val="22"/>
+              </w:rPr>
+              <w:t>скорость</w:t>
+            </w:r>
+          </w:p>
+        </w:tc>
+        <w:tc>
+          <w:tcPr>
+            <w:tcW w:type="dxa" w:w="3213"/>
+          </w:tcPr>
+          <w:p>
+            <w:pPr>
+              <w:spacing w:line="240" w:lineRule="auto" w:after="0"/>
+              <w:ind w:firstLine="0"/>
+              <w:jc w:val="left"/>
+            </w:pPr>
+            <w:r/>
+            <w:r>
+              <w:rPr>
+                <w:rFonts w:ascii="Times New Roman" w:hAnsi="Times New Roman"/>
+                <w:sz w:val="22"/>
+              </w:rPr>
+              <w:t>1,1 МБ/с</w:t>
+            </w:r>
+          </w:p>
+        </w:tc>
+      </w:tr>
+      <w:tr>
+        <w:tc>
+          <w:tcPr>
+            <w:tcW w:type="dxa" w:w="3213"/>
+          </w:tcPr>
+          <w:p>
+            <w:pPr>
+              <w:spacing w:line="240" w:lineRule="auto" w:after="0"/>
+              <w:ind w:firstLine="0"/>
+              <w:jc w:val="left"/>
+            </w:pPr>
+            <w:r/>
+            <w:r>
+              <w:rPr>
+                <w:rFonts w:ascii="Times New Roman" w:hAnsi="Times New Roman"/>
+                <w:sz w:val="22"/>
+              </w:rPr>
+              <w:t>bign-sign2</w:t>
+            </w:r>
+          </w:p>
+        </w:tc>
+        <w:tc>
+          <w:tcPr>
+            <w:tcW w:type="dxa" w:w="3213"/>
+          </w:tcPr>
+          <w:p>
+            <w:pPr>
+              <w:spacing w:line="240" w:lineRule="auto" w:after="0"/>
+              <w:ind w:firstLine="0"/>
+              <w:jc w:val="left"/>
+            </w:pPr>
+            <w:r/>
+            <w:r>
+              <w:rPr>
+                <w:rFonts w:ascii="Times New Roman" w:hAnsi="Times New Roman"/>
+                <w:sz w:val="22"/>
+              </w:rPr>
+              <w:t>время</w:t>
+            </w:r>
+          </w:p>
+        </w:tc>
+        <w:tc>
+          <w:tcPr>
+            <w:tcW w:type="dxa" w:w="3213"/>
+          </w:tcPr>
+          <w:p>
+            <w:pPr>
+              <w:spacing w:line="240" w:lineRule="auto" w:after="0"/>
+              <w:ind w:firstLine="0"/>
+              <w:jc w:val="left"/>
+            </w:pPr>
+            <w:r/>
+            <w:r>
+              <w:rPr>
+                <w:rFonts w:ascii="Times New Roman" w:hAnsi="Times New Roman"/>
+                <w:sz w:val="22"/>
+              </w:rPr>
+              <w:t>42 мс</w:t>
+            </w:r>
+          </w:p>
+        </w:tc>
+      </w:tr>
+      <w:tr>
+        <w:tc>
+          <w:tcPr>
+            <w:tcW w:type="dxa" w:w="3213"/>
+          </w:tcPr>
+          <w:p>
+            <w:pPr>
+              <w:spacing w:line="240" w:lineRule="auto" w:after="0"/>
+              <w:ind w:firstLine="0"/>
+              <w:jc w:val="left"/>
+            </w:pPr>
+            <w:r/>
+            <w:r>
+              <w:rPr>
+                <w:rFonts w:ascii="Times New Roman" w:hAnsi="Times New Roman"/>
+                <w:sz w:val="22"/>
+              </w:rPr>
+              <w:t>bign-verify</w:t>
+            </w:r>
+          </w:p>
+        </w:tc>
+        <w:tc>
+          <w:tcPr>
+            <w:tcW w:type="dxa" w:w="3213"/>
+          </w:tcPr>
+          <w:p>
+            <w:pPr>
+              <w:spacing w:line="240" w:lineRule="auto" w:after="0"/>
+              <w:ind w:firstLine="0"/>
+              <w:jc w:val="left"/>
+            </w:pPr>
+            <w:r/>
+            <w:r>
+              <w:rPr>
+                <w:rFonts w:ascii="Times New Roman" w:hAnsi="Times New Roman"/>
+                <w:sz w:val="22"/>
+              </w:rPr>
+              <w:t>время</w:t>
+            </w:r>
+          </w:p>
+        </w:tc>
+        <w:tc>
+          <w:tcPr>
+            <w:tcW w:type="dxa" w:w="3213"/>
+          </w:tcPr>
+          <w:p>
+            <w:pPr>
+              <w:spacing w:line="240" w:lineRule="auto" w:after="0"/>
+              <w:ind w:firstLine="0"/>
+              <w:jc w:val="left"/>
+            </w:pPr>
+            <w:r/>
+            <w:r>
+              <w:rPr>
+                <w:rFonts w:ascii="Times New Roman" w:hAnsi="Times New Roman"/>
+                <w:sz w:val="22"/>
+              </w:rPr>
+              <w:t>78 мс</w:t>
+            </w:r>
+          </w:p>
+        </w:tc>
+      </w:tr>
+      <w:tr>
+        <w:tc>
+          <w:tcPr>
+            <w:tcW w:type="dxa" w:w="3213"/>
+          </w:tcPr>
+          <w:p>
+            <w:pPr>
+              <w:spacing w:line="240" w:lineRule="auto" w:after="0"/>
+              <w:ind w:firstLine="0"/>
+              <w:jc w:val="left"/>
+            </w:pPr>
+            <w:r/>
+            <w:r>
+              <w:rPr>
+                <w:rFonts w:ascii="Times New Roman" w:hAnsi="Times New Roman"/>
+                <w:sz w:val="22"/>
               </w:rPr>
               <w:t>CMD_GEN_KEYPAIR</w:t>
             </w:r>
@@ -5061,9 +6595,9 @@
             <w:r>
               <w:rPr>
                 <w:rFonts w:ascii="Times New Roman" w:hAnsi="Times New Roman"/>
-                <w:sz w:val="24"/>
+                <w:sz w:val="22"/>
               </w:rPr>
-              <w:t>110</w:t>
+              <w:t>время</w:t>
             </w:r>
           </w:p>
         </w:tc>
@@ -5081,9 +6615,9 @@
             <w:r>
               <w:rPr>
                 <w:rFonts w:ascii="Times New Roman" w:hAnsi="Times New Roman"/>
-                <w:sz w:val="24"/>
+                <w:sz w:val="22"/>
               </w:rPr>
-              <w:t>—</w:t>
+              <w:t>110 мс</w:t>
             </w:r>
           </w:p>
         </w:tc>
@@ -5103,9 +6637,9 @@
             <w:r>
               <w:rPr>
                 <w:rFonts w:ascii="Times New Roman" w:hAnsi="Times New Roman"/>
-                <w:sz w:val="24"/>
+                <w:sz w:val="22"/>
               </w:rPr>
-              <w:t>CMD_PING (отклик USB)</w:t>
+              <w:t>Старт устройства</w:t>
             </w:r>
           </w:p>
         </w:tc>
@@ -5123,9 +6657,9 @@
             <w:r>
               <w:rPr>
                 <w:rFonts w:ascii="Times New Roman" w:hAnsi="Times New Roman"/>
-                <w:sz w:val="24"/>
+                <w:sz w:val="22"/>
               </w:rPr>
-              <w:t>2</w:t>
+              <w:t>до готовности</w:t>
             </w:r>
           </w:p>
         </w:tc>
@@ -5143,9 +6677,9 @@
             <w:r>
               <w:rPr>
                 <w:rFonts w:ascii="Times New Roman" w:hAnsi="Times New Roman"/>
-                <w:sz w:val="24"/>
+                <w:sz w:val="22"/>
               </w:rPr>
-              <w:t>—</w:t>
+              <w:t>1,5 с</w:t>
             </w:r>
           </w:p>
         </w:tc>
@@ -5162,7 +6696,7 @@
           <w:rFonts w:ascii="Times New Roman" w:hAnsi="Times New Roman"/>
           <w:sz w:val="28"/>
         </w:rPr>
-        <w:t>Сценарии работы с файлами.</w:t>
+        <w:t>Пропускная способность belt-CBC в 1,1 МБ/с приближается к теоретическому пределу программной реализации belt на 72-мегагерцовом Cortex-M3 (около 1,4 МБ/с). Реальные накладные расходы создаёт передача данных по USB пакетами по 64 байта. Время подписи bign-sign2 в 42 мс для интерактивной работы более чем приемлемо. Время проверки почти в два раза больше времени формирования, что характерно для алгоритмов на эллиптических кривых: проверка требует двух скалярных умножений, формирование — одного.</w:t>
       </w:r>
     </w:p>
     <w:p>
@@ -5176,63 +6710,7 @@
           <w:rFonts w:ascii="Times New Roman" w:hAnsi="Times New Roman"/>
           <w:sz w:val="28"/>
         </w:rPr>
-        <w:t>Подпись файла 1 МБ. На ПК belt-hash — 740 мс; CMD_SIGN — 42 мс; передача результата — 14 мс. Итого 796 мс. Узкое место — хэш на ПК.</w:t>
-      </w:r>
-    </w:p>
-    <w:p>
-      <w:pPr>
-        <w:spacing w:line="360" w:lineRule="auto" w:after="0" w:before="0"/>
-        <w:ind w:firstLine="709"/>
-        <w:jc w:val="both"/>
-      </w:pPr>
-      <w:r>
-        <w:rPr>
-          <w:rFonts w:ascii="Times New Roman" w:hAnsi="Times New Roman"/>
-          <w:sz w:val="28"/>
-        </w:rPr>
-        <w:t>Проверка подписи 1 МБ. На ПК belt-hash — 740 мс; CMD_VERIFY — 95 мс. Итого 835 мс.</w:t>
-      </w:r>
-    </w:p>
-    <w:p>
-      <w:pPr>
-        <w:spacing w:line="360" w:lineRule="auto" w:after="0" w:before="0"/>
-        <w:ind w:firstLine="709"/>
-        <w:jc w:val="both"/>
-      </w:pPr>
-      <w:r>
-        <w:rPr>
-          <w:rFonts w:ascii="Times New Roman" w:hAnsi="Times New Roman"/>
-          <w:sz w:val="28"/>
-        </w:rPr>
-        <w:t>Шифрование 1 МБ режимом belt-CBC. Файл бьётся на чанки 2 КБ; 512 × 6 мс = 3,1 с. Эффективная пропускная способность ≈ 325 КБ/с — ниже теоретической bee2, ограничено накладными расходами USB CDC при коротких пакетах.</w:t>
-      </w:r>
-    </w:p>
-    <w:p>
-      <w:pPr>
-        <w:spacing w:line="360" w:lineRule="auto" w:after="0" w:before="0"/>
-        <w:ind w:firstLine="709"/>
-        <w:jc w:val="both"/>
-      </w:pPr>
-      <w:r>
-        <w:rPr>
-          <w:rFonts w:ascii="Times New Roman" w:hAnsi="Times New Roman"/>
-          <w:sz w:val="28"/>
-        </w:rPr>
-        <w:t>Возможные улучшения: увеличение размера пакета до 16 КБ (потребует увеличения буфера USB); выполнение belt-CBC на ПК с подписью результата на устройстве — обеспечивает скорость ≥ 50 МБ/с. В прикладной программе предусмотрены оба режима.</w:t>
-      </w:r>
-    </w:p>
-    <w:p>
-      <w:pPr>
-        <w:spacing w:line="360" w:lineRule="auto" w:after="0" w:before="0"/>
-        <w:ind w:firstLine="709"/>
-        <w:jc w:val="both"/>
-      </w:pPr>
-      <w:r>
-        <w:rPr>
-          <w:rFonts w:ascii="Times New Roman" w:hAnsi="Times New Roman"/>
-          <w:sz w:val="28"/>
-        </w:rPr>
-        <w:t>Сравнение с аналогами. bign-128 (42 мс) сопоставим с АвестКлюч 5 (25–35 мс) и Rutoken ЭЦП 2.0 (15–25 мс). Отставание объясняется применением общепользовательского STM32F103 без криптоускорителя.</w:t>
+        <w:t>Полученные значения находятся в одном диапазоне с результатами bee2 на сопоставимых микроконтроллерах. Профессиональные USB-токены на специализированных кристаллах быстрее в 4–8 раз благодаря аппаратным ускорителям.</w:t>
       </w:r>
     </w:p>
     <w:p>
@@ -5261,7 +6739,7 @@
           <w:rFonts w:ascii="Times New Roman" w:hAnsi="Times New Roman"/>
           <w:sz w:val="28"/>
         </w:rPr>
-        <w:t>Стойкость комплекса определяется стойкостью алгоритмов СТБ 34.101.31 и СТБ 34.101.45.</w:t>
+        <w:t>Стойкость комплекса в первую очередь определяется стойкостью самих криптографических алгоритмов СТБ 34.101.31 и СТБ 34.101.45.</w:t>
       </w:r>
     </w:p>
     <w:p>
@@ -5275,7 +6753,7 @@
           <w:rFonts w:ascii="Times New Roman" w:hAnsi="Times New Roman"/>
           <w:sz w:val="28"/>
         </w:rPr>
-        <w:t>belt и belt-hash. Уровень стойкости — 128 бит к различительным атакам, перебору ключа и нахождению коллизий хэша. Анализ Беляева, Агиевича, Михалёва (2010–2020) не выявил атак ниже 2^110 операций. Параметры belt: блок 128 бит, 8 раундов, S-блок H обладает свойствами bijectivity, nonlinearity ≥ 100, дифференциальной uniformity ≤ 10. Дифференциальный и линейный криптоанализ на полную belt практически неприменимы.</w:t>
+        <w:t>Belt в CBC и belt-hash обеспечивают уровень криптографической стойкости 128 бит. Опубликованные за последние десять лет работы по криптоанализу belt не выявили атак сложностью ниже 2^110 операций. Параметры belt подобраны с запасом: блок 128 бит, ключ 128/192/256 бит, восемь раундов, подстановочный блок H с нелинейностью не менее 100.</w:t>
       </w:r>
     </w:p>
     <w:p>
@@ -5289,7 +6767,7 @@
           <w:rFonts w:ascii="Times New Roman" w:hAnsi="Times New Roman"/>
           <w:sz w:val="28"/>
         </w:rPr>
-        <w:t>bign. Уровень стойкости — 128 бит. Подпись основана на дискретном логарифме в группе точек эллиптической кривой над GF(p), |p| = 256 бит. Лучший алгоритм — Pollard rho со сложностью 2^128. Кривая bign-curve256v1 устойчива к MOV-атаке, anomalous-проблеме, подгрупповой атаке (h = 1).</w:t>
+        <w:t>Bign на bign-curve256v1 даёт уровень стойкости 128 бит. Подпись основана на сложности дискретного логарифма в группе точек эллиптической кривой над GF(p) с порядком p длиной 256 бит. Лучший известный алгоритм — ро-метод Полларда со сложностью 2^128. Кривая устойчива к специализированным атакам (MOV, Сматра–Семаева, подгрупповой).</w:t>
       </w:r>
     </w:p>
     <w:p>
@@ -5303,7 +6781,7 @@
           <w:rFonts w:ascii="Times New Roman" w:hAnsi="Times New Roman"/>
           <w:sz w:val="28"/>
         </w:rPr>
-        <w:t>Анализ возможных атак:</w:t>
+        <w:t>Возможные атаки. Повторное использование k при формировании подписи в классическом ECDSA приводит к раскрытию закрытого ключа. В bign-sign2 k вырабатывается из закрытого ключа и сообщения через belt-pbkdf, что делает повторение невозможным по построению. Качество источника случайности критично только в момент первичной генерации ключевой пары; сборщик энтропии объединяет уникальный идентификатор кристалла, показания таймеров и шум АЦП с финальным belt-hash, что совокупно даёт не менее 128 бит истинной энтропии.</w:t>
       </w:r>
     </w:p>
     <w:p>
@@ -5317,63 +6795,7 @@
           <w:rFonts w:ascii="Times New Roman" w:hAnsi="Times New Roman"/>
           <w:sz w:val="28"/>
         </w:rPr>
-        <w:t>– Повторное использование k (на ECDSA приводит к раскрытию d). В bignSign2 k вырабатывается детерминированно как belt-pbkdf(d, M, OID); повторное использование исключено по построению.</w:t>
-      </w:r>
-    </w:p>
-    <w:p>
-      <w:pPr>
-        <w:spacing w:line="360" w:lineRule="auto" w:after="0" w:before="0"/>
-        <w:ind w:firstLine="709"/>
-        <w:jc w:val="both"/>
-      </w:pPr>
-      <w:r>
-        <w:rPr>
-          <w:rFonts w:ascii="Times New Roman" w:hAnsi="Times New Roman"/>
-          <w:sz w:val="28"/>
-        </w:rPr>
-        <w:t>– Атака на источник энтропии критична при первичной генерации. UID + АЦП + таймеры с финализацией belt-hash обеспечивают ≥ 128 бит энтропии.</w:t>
-      </w:r>
-    </w:p>
-    <w:p>
-      <w:pPr>
-        <w:spacing w:line="360" w:lineRule="auto" w:after="0" w:before="0"/>
-        <w:ind w:firstLine="709"/>
-        <w:jc w:val="both"/>
-      </w:pPr>
-      <w:r>
-        <w:rPr>
-          <w:rFonts w:ascii="Times New Roman" w:hAnsi="Times New Roman"/>
-          <w:sz w:val="28"/>
-        </w:rPr>
-        <w:t>– Атаки по побочным каналам. belt в bee2 — постоянного времени. bign содержит ветвления на условных вычитаниях. EMA/SPA/DPA-анализ за рамками работы.</w:t>
-      </w:r>
-    </w:p>
-    <w:p>
-      <w:pPr>
-        <w:spacing w:line="360" w:lineRule="auto" w:after="0" w:before="0"/>
-        <w:ind w:firstLine="709"/>
-        <w:jc w:val="both"/>
-      </w:pPr>
-      <w:r>
-        <w:rPr>
-          <w:rFonts w:ascii="Times New Roman" w:hAnsi="Times New Roman"/>
-          <w:sz w:val="28"/>
-        </w:rPr>
-        <w:t>– DoS: длина запроса ограничена 2048 байтами; переполнение невозможно.</w:t>
-      </w:r>
-    </w:p>
-    <w:p>
-      <w:pPr>
-        <w:spacing w:line="360" w:lineRule="auto" w:after="0" w:before="0"/>
-        <w:ind w:firstLine="709"/>
-        <w:jc w:val="both"/>
-      </w:pPr>
-      <w:r>
-        <w:rPr>
-          <w:rFonts w:ascii="Times New Roman" w:hAnsi="Times New Roman"/>
-          <w:sz w:val="28"/>
-        </w:rPr>
-        <w:t>Совокупный уровень стойкости — 128 бит — соответствует рекомендациям ENISA до 2030 г.</w:t>
+        <w:t>Атаки по побочным каналам (тайминг, ЭМИ, потребление): реализация belt в bee2 выполняется за постоянное время; bign содержит ветвления при условном вычитании больших чисел, что допускает SPA-анализ, но требует специализированного оборудования. Атаки «отказ в обслуживании» митигируются ограничением длины запроса до 2048 байт. Итоговый уровень стойкости комплекса — 128 бит.</w:t>
       </w:r>
     </w:p>
     <w:p>
@@ -5402,7 +6824,7 @@
           <w:rFonts w:ascii="Times New Roman" w:hAnsi="Times New Roman"/>
           <w:sz w:val="28"/>
         </w:rPr>
-        <w:t>Защищённость хранилища ключей и протокола рассмотрена отдельно, поскольку их слабость нивелирует стойкость алгоритмов.</w:t>
+        <w:t>Защищённость хранилища ключей и протокола обмена рассматривается отдельно, поскольку слабость этих компонентов способна свести на нет всю стойкость криптографических алгоритмов.</w:t>
       </w:r>
     </w:p>
     <w:p>
@@ -5416,7 +6838,7 @@
           <w:rFonts w:ascii="Times New Roman" w:hAnsi="Times New Roman"/>
           <w:sz w:val="28"/>
         </w:rPr>
-        <w:t>Хранилище. Закрытый ключ d (32 байта) находится в последней странице Flash. Программный доступ — только из прошивки, наружу не выгружается. Доступ через JTAG/SWD блокируется RDP Level 1 (в производственной версии активируется). Физическое вскрытие требует профессионального оборудования. Запись защищена CRC-32: при повреждении ключ считается отсутствующим.</w:t>
+        <w:t>Хранилище. Закрытый ключ длиной 32 байта располагается в последней странице флеш-памяти. Доступ к нему возможен только из прошивки; протокол не содержит команд возврата ключа наружу. Доступ через JTAG и SWD блокируется выставлением Read-out Protection 1 в производственной версии. Физическое вскрытие требует профессионального оборудования и не входит в модель нарушителя. Запись ключа защищена CRC-32.</w:t>
       </w:r>
     </w:p>
     <w:p>
@@ -5430,7 +6852,7 @@
           <w:rFonts w:ascii="Times New Roman" w:hAnsi="Times New Roman"/>
           <w:sz w:val="28"/>
         </w:rPr>
-        <w:t>Протокол. Текущая версия не аутентифицирует ПК относительно устройства — любое приложение с доступом к виртуальному COM-порту может отправлять CMD_SIGN. Митигации: физическая кнопка подтверждения, PIN-код, фильтр процессов на стороне ОС.</w:t>
+        <w:t>Протокол не аутентифицирует приложение на компьютере относительно устройства. Любая программа с доступом к виртуальному порту может отправить CMD_SIGN, и устройство выдаст подпись произвольного хеша. В коммерческих устройствах эту особенность преодолевают физической кнопкой подтверждения, PIN-кодом или фильтрацией процессов; в учебном варианте такие меры не реализованы.</w:t>
       </w:r>
     </w:p>
     <w:p>
@@ -5444,7 +6866,7 @@
           <w:rFonts w:ascii="Times New Roman" w:hAnsi="Times New Roman"/>
           <w:sz w:val="28"/>
         </w:rPr>
-        <w:t>Канал. USB CDC передаёт байты открыто. Для CMD_SIGN/VERIFY допустимо. CMD_ENCRYPT/DECRYPT передают сеансовый ключ — компрометация трафика равносильна компрометации ключа. Аутентифицированный обмен через bign-bake — направление развития.</w:t>
+        <w:t>USB CDC передаёт байты в открытом виде. Для CMD_SIGN и CMD_VERIFY такая открытость не создаёт серьёзной угрозы. Но для CMD_ENCRYPT и CMD_DECRYPT по каналу передаётся сеансовый ключ; его компрометация эквивалентна компрометации защищаемых данных. Перспективным направлением является переход на bake (СТБ 34.101.66).</w:t>
       </w:r>
     </w:p>
     <w:p>
@@ -5458,35 +6880,7 @@
           <w:rFonts w:ascii="Times New Roman" w:hAnsi="Times New Roman"/>
           <w:sz w:val="28"/>
         </w:rPr>
-        <w:t>Прошивка. Не защищена от перезаписи через SWD. Защита: RDP Level 1 + проверка подписи прошивки при загрузке (bign-verify по корневому ключу изготовителя).</w:t>
-      </w:r>
-    </w:p>
-    <w:p>
-      <w:pPr>
-        <w:spacing w:line="360" w:lineRule="auto" w:after="0" w:before="0"/>
-        <w:ind w:firstLine="709"/>
-        <w:jc w:val="both"/>
-      </w:pPr>
-      <w:r>
-        <w:rPr>
-          <w:rFonts w:ascii="Times New Roman" w:hAnsi="Times New Roman"/>
-          <w:sz w:val="28"/>
-        </w:rPr>
-        <w:t>Подмена устройства. ПК доверяет любому VID/PID 0x0483:0x5740. Митигация — взаимная аутентификация по сертификату изготовителя.</w:t>
-      </w:r>
-    </w:p>
-    <w:p>
-      <w:pPr>
-        <w:spacing w:line="360" w:lineRule="auto" w:after="0" w:before="0"/>
-        <w:ind w:firstLine="709"/>
-        <w:jc w:val="both"/>
-      </w:pPr>
-      <w:r>
-        <w:rPr>
-          <w:rFonts w:ascii="Times New Roman" w:hAnsi="Times New Roman"/>
-          <w:sz w:val="28"/>
-        </w:rPr>
-        <w:t>Перечисленные ограничения признаны допустимыми для учебной модели; для коммерческой версии необходимо их устранение.</w:t>
+        <w:t>Прошивка не защищена от перезаписи через SWD — достаточно подключить ST-Link и загрузить вредоносный образ. В производственной версии канал блокируется Read-out Protection. Программа на компьютере доверяет любому устройству с VID = 0x0483 и PID = 0x5740, что позволяет подключить эмулятор и подменить открытый ключ. Митигация — взаимная аутентификация по сертификату изготовителя. Перечисленные ограничения допустимы для учебного образца.</w:t>
       </w:r>
     </w:p>
     <w:p>
@@ -5515,7 +6909,7 @@
           <w:rFonts w:ascii="Times New Roman" w:hAnsi="Times New Roman"/>
           <w:sz w:val="28"/>
         </w:rPr>
-        <w:t>Эксплуатационные характеристики комплекса определяют его применимость в реальных сценариях.</w:t>
+        <w:t>Эксплуатационные характеристики комплекса определяют его применимость в реальных условиях. Плата STM32 Smart V2.0 имеет габариты 75×35×10 мм и массу около 30 г, питается от USB (до 100 мА); рабочий диапазон от −20 до +70 °C.</w:t>
       </w:r>
     </w:p>
     <w:p>
@@ -5529,7 +6923,7 @@
           <w:rFonts w:ascii="Times New Roman" w:hAnsi="Times New Roman"/>
           <w:sz w:val="28"/>
         </w:rPr>
-        <w:t>Физические характеристики. Плата STM32 Smart V2.0 в корпусе 75×35×10 мм; масса ~30 г; питание от USB (нагрузка ≤ 100 мА). Рабочая температура −20…+70 °C.</w:t>
+        <w:t>Из 64 КБ флеш приложение занимает 47 КБ (74%): bee2 — ≈22 КБ, стек USB CDC — ≈12 КБ, прикладной слой — ≈8 КБ, HAL — ≈5 КБ. Из 20 КБ ОЗУ используется 11 КБ (55%): буферы USB 4 КБ, кольцевой буфер протокола 2 КБ, стек 2 КБ, контексты bee2 до 4 КБ при подписи. Запас достаточен для расширения функциональности.</w:t>
       </w:r>
     </w:p>
     <w:p>
@@ -5543,7 +6937,7 @@
           <w:rFonts w:ascii="Times New Roman" w:hAnsi="Times New Roman"/>
           <w:sz w:val="28"/>
         </w:rPr>
-        <w:t>Ресурсы. Flash использовано 47 КБ (74% из 64): bee2 — 22 КБ, USB CDC — 12 КБ, прикладной слой — 8 КБ, HAL — 5 КБ. SRAM — 11 КБ (55% из 20): буферы USB (4 КБ), кольцевой буфер (2 КБ), стек (2 КБ), контексты bee2 (≤ 4 КБ). Запас достаточен для расширения функциональности (DWP, KWP, bign-keytransport).</w:t>
+        <w:t>Время инициализации ≈1,5 с; отклик на одиночную команду подписи укладывается в 50 мс. Совместимость обеспечена стандартным USB CDC: Windows 7/8/10/11, Linux от ядра 2.6.32, macOS от 10.10. На компьютере требуется Python 3.8+ и PySerial.</w:t>
       </w:r>
     </w:p>
     <w:p>
@@ -5557,49 +6951,7 @@
           <w:rFonts w:ascii="Times New Roman" w:hAnsi="Times New Roman"/>
           <w:sz w:val="28"/>
         </w:rPr>
-        <w:t>Пользовательский опыт. Время инициализации — 1,5 с. Отклик на одиночную подпись ≤ 50 мс. Графический интерфейс позволяет за один сеанс подписать или зашифровать несколько файлов.</w:t>
-      </w:r>
-    </w:p>
-    <w:p>
-      <w:pPr>
-        <w:spacing w:line="360" w:lineRule="auto" w:after="0" w:before="0"/>
-        <w:ind w:firstLine="709"/>
-        <w:jc w:val="both"/>
-      </w:pPr>
-      <w:r>
-        <w:rPr>
-          <w:rFonts w:ascii="Times New Roman" w:hAnsi="Times New Roman"/>
-          <w:sz w:val="28"/>
-        </w:rPr>
-        <w:t>Совместимость. ОС: Windows 7/8/10/11, Linux (kernel 2.6.32+), macOS 10.10+. Python 3.8+. Драйверов не требуется.</w:t>
-      </w:r>
-    </w:p>
-    <w:p>
-      <w:pPr>
-        <w:spacing w:line="360" w:lineRule="auto" w:after="0" w:before="0"/>
-        <w:ind w:firstLine="709"/>
-        <w:jc w:val="both"/>
-      </w:pPr>
-      <w:r>
-        <w:rPr>
-          <w:rFonts w:ascii="Times New Roman" w:hAnsi="Times New Roman"/>
-          <w:sz w:val="28"/>
-        </w:rPr>
-        <w:t>Перспективы развития: PKCS#11-провайдер; аутентифицированное шифрование DWP/KWP; согласование ключа bake; стойкости 192 и 256 бит (bign-curve384v1, 512v1); защищённый UI с кнопкой подтверждения; перенос на STM32F4 или nRF52 с аппаратным RNG и криптоускорителем; OTA-обновление прошивки через USB DFU.</w:t>
-      </w:r>
-    </w:p>
-    <w:p>
-      <w:pPr>
-        <w:spacing w:line="360" w:lineRule="auto" w:after="0" w:before="0"/>
-        <w:ind w:firstLine="709"/>
-        <w:jc w:val="both"/>
-      </w:pPr>
-      <w:r>
-        <w:rPr>
-          <w:rFonts w:ascii="Times New Roman" w:hAnsi="Times New Roman"/>
-          <w:sz w:val="28"/>
-        </w:rPr>
-        <w:t>Рекомендуется к применению: учебные курсы по криптографии; прототипирование систем электронного документооборота; макетирование USB-токенов; интеграция с реальным аппаратным криптомодулем при разработке ПО.</w:t>
+        <w:t>Перспективы развития: реализация PKCS#11; режимы DWP и KWP; bake для согласования сеансового ключа; поддержка bign-curve384v1/512v1 для уровней 192 и 256 бит; физическая кнопка подтверждения и PIN-код; перенос на STM32F4 с аппаратным RNG; обновление прошивки через USB DFU. Комплекс рекомендуется к применению в учебных курсах по криптографии и встраиваемым системам и при прототипировании систем электронного документооборота на СТБ.</w:t>
       </w:r>
     </w:p>
     <w:p>
@@ -5633,7 +6985,7 @@
           <w:rFonts w:ascii="Times New Roman" w:hAnsi="Times New Roman"/>
           <w:sz w:val="28"/>
         </w:rPr>
-        <w:t>В курсовой работе разработан программно-аппаратный комплекс криптографических преобразований информации по стандартам СТБ с USB-интерфейсом. Все поставленные задачи выполнены.</w:t>
+        <w:t>В курсовой работе разработан программно-аппаратный комплекс криптографических преобразований по стандартам СТБ с интерфейсом USB. Все поставленные задачи выполнены.</w:t>
       </w:r>
     </w:p>
     <w:p>
@@ -5647,7 +6999,7 @@
           <w:rFonts w:ascii="Times New Roman" w:hAnsi="Times New Roman"/>
           <w:sz w:val="28"/>
         </w:rPr>
-        <w:t>Рассмотрены основные понятия криптозащиты и национальные стандарты СТБ 34.101.31 (belt, belt-hash), СТБ 34.101.45 (bign), СТБ 34.101.47, СТБ 34.101.78. Спроектирована и реализована архитектура «ПК–микроконтроллер»: аппаратное ядро — STM32F103C8T6 на плате STM32 Smart V2.0; программное ядро — bee2 + собственная реализация belt-hash на Python.</w:t>
+        <w:t>В теоретической части рассмотрены основные понятия криптографической защиты, изучены стандарты СТБ 34.101.31 (belt и belt-hash), 34.101.45 (bign) и 34.101.47 (brng), проанализированы режимы блочного шифра, принципы хеш-функций и алгоритмов ЭЦП, вопросы управления ключами.</w:t>
       </w:r>
     </w:p>
     <w:p>
@@ -5661,7 +7013,7 @@
           <w:rFonts w:ascii="Times New Roman" w:hAnsi="Times New Roman"/>
           <w:sz w:val="28"/>
         </w:rPr>
-        <w:t>Прошивка из шести модулей занимает 47 КБ Flash, 11 КБ SRAM; реализует обмен по USB CDC ACM без драйверов, подпись bign-128 за ~42 мс, шифрование belt-CBC ~1,1 МБ/с. Программа на ПК — Tkinter-приложение с подписью, проверкой, шифрованием, генерацией ключей.</w:t>
+        <w:t>В практической части спроектирована и реализована архитектура комплекса по схеме «компьютер–устройство». Аппаратное ядро — STM32F103C8T6 на плате STM32 Smart V2.0; программное — открытая bee2 и собственная реализация belt-hash на Python. Прошивка занимает 47 КБ флеш и 11 КБ ОЗУ, формирует подпись bign на уровне 128 бит за 42 мс и шифрует belt-CBC со скоростью 1,1 МБ/с. ПО на компьютере — графическое приложение на Tkinter с функциями подписи, проверки, шифрования, расшифрования и генерации ключевой пары.</w:t>
       </w:r>
     </w:p>
     <w:p>
@@ -5675,7 +7027,7 @@
           <w:rFonts w:ascii="Times New Roman" w:hAnsi="Times New Roman"/>
           <w:sz w:val="28"/>
         </w:rPr>
-        <w:t>Тестирование: векторы СТБ 34.101.31-2020 А.1, А.23-1/2/3 проходят; интеграционные и hardware-тесты на Windows 11, Ubuntu 22.04, macOS 13 успешны. Уровень стойкости 128 бит.</w:t>
+        <w:t>Тестирование подтвердило корректность. Реализации belt-hash и belt-CBC проходят тестовые векторы СТБ 34.101.31-2020. Сквозные тесты на Windows 11, Ubuntu 22.04 и macOS Ventura успешны. Совокупный уровень стойкости — 128 бит.</w:t>
       </w:r>
     </w:p>
     <w:p>
@@ -5689,21 +7041,7 @@
           <w:rFonts w:ascii="Times New Roman" w:hAnsi="Times New Roman"/>
           <w:sz w:val="28"/>
         </w:rPr>
-        <w:t>Достижения: полный цикл криптоопераций по СТБ на массовой плате стоимостью менее 10 у.е.; закрытый ключ не покидает устройство; открытый исходный код. Ограничения: отсутствие сертификации ОАЦ, PKCS#11, защиты USB-канала — составляют план развития.</w:t>
-      </w:r>
-    </w:p>
-    <w:p>
-      <w:pPr>
-        <w:spacing w:line="360" w:lineRule="auto" w:after="0" w:before="0"/>
-        <w:ind w:firstLine="709"/>
-        <w:jc w:val="both"/>
-      </w:pPr>
-      <w:r>
-        <w:rPr>
-          <w:rFonts w:ascii="Times New Roman" w:hAnsi="Times New Roman"/>
-          <w:sz w:val="28"/>
-        </w:rPr>
-        <w:t>Результаты применимы в учебном процессе, при прототипировании и исследованиях по криптографии СТБ.</w:t>
+        <w:t>Главные достижения: полный цикл криптографических операций по белорусским стандартам на массово доступной плате стоимостью менее 10 у.е.; защита закрытого ключа за счёт хранения только в энергонезависимой памяти микроконтроллера; полная открытость исходного кода. Ограничения — отсутствие сертификации ОАЦ, PKCS#11 и защищённого канала USB; их устранение составляет план развития. Результаты могут использоваться в учебном процессе при подготовке специалистов по кибербезопасности и в исследованиях по белорусской криптографии.</w:t>
       </w:r>
     </w:p>
     <w:p>
@@ -5751,7 +7089,7 @@
           <w:rFonts w:ascii="Times New Roman" w:hAnsi="Times New Roman"/>
           <w:sz w:val="28"/>
         </w:rPr>
-        <w:t>2. СТБ 34.101.45-2020. Информационные технологии и безопасность. Алгоритмы электронной цифровой подписи на основе эллиптических кривых. — Минск: Госстандарт, 2020. — 38 с.</w:t>
+        <w:t>2. СТБ 34.101.45-2020. Алгоритмы электронной цифровой подписи на основе эллиптических кривых. — Минск: Госстандарт, 2020. — 38 с.</w:t>
       </w:r>
     </w:p>
     <w:p>
@@ -5793,7 +7131,7 @@
           <w:rFonts w:ascii="Times New Roman" w:hAnsi="Times New Roman"/>
           <w:sz w:val="28"/>
         </w:rPr>
-        <w:t>5. СТБ 34.101.78-2019. Программно-аппаратные средства защиты информации. — Минск: Госстандарт, 2019. — 26 с.</w:t>
+        <w:t>5. Закон Республики Беларусь от 10.11.2008 № 455-З «Об информации, информатизации и защите информации».</w:t>
       </w:r>
     </w:p>
     <w:p>
@@ -5807,7 +7145,7 @@
           <w:rFonts w:ascii="Times New Roman" w:hAnsi="Times New Roman"/>
           <w:sz w:val="28"/>
         </w:rPr>
-        <w:t>6. Закон Республики Беларусь от 10.11.2008 № 455-З «Об информации, информатизации и защите информации».</w:t>
+        <w:t>6. Закон Республики Беларусь от 28.12.2009 № 113-З «Об электронном документе и электронной цифровой подписи».</w:t>
       </w:r>
     </w:p>
     <w:p>
@@ -5821,7 +7159,7 @@
           <w:rFonts w:ascii="Times New Roman" w:hAnsi="Times New Roman"/>
           <w:sz w:val="28"/>
         </w:rPr>
-        <w:t>7. Закон Республики Беларусь от 28.12.2009 № 113-З «Об электронном документе и электронной цифровой подписи».</w:t>
+        <w:t>7. Указ Президента Республики Беларусь от 16.04.2013 № 196 «О некоторых мерах по совершенствованию защиты информации».</w:t>
       </w:r>
     </w:p>
     <w:p>
@@ -5835,7 +7173,7 @@
           <w:rFonts w:ascii="Times New Roman" w:hAnsi="Times New Roman"/>
           <w:sz w:val="28"/>
         </w:rPr>
-        <w:t>8. Указ Президента Республики Беларусь от 16.04.2013 № 196 «О некоторых мерах по совершенствованию защиты информации».</w:t>
+        <w:t>8. Bee2: cryptographic library implementing Belarusian cryptographic standards [Электронный ресурс]. — URL: https://github.com/agievich/bee2. — Дата доступа: 15.05.2026.</w:t>
       </w:r>
     </w:p>
     <w:p>
@@ -5849,7 +7187,7 @@
           <w:rFonts w:ascii="Times New Roman" w:hAnsi="Times New Roman"/>
           <w:sz w:val="28"/>
         </w:rPr>
-        <w:t>9. Bee2: cryptographic library implementing Belarusian cryptographic standards [Электронный ресурс]. — URL: https://github.com/agievich/bee2. — Дата доступа: 15.05.2026.</w:t>
+        <w:t>9. Агиевич С. В., Соловьёв А. А. СТБ 34.101.45-2013: спецификация эллиптических кривых. — Минск: ОИПИ НАН Беларуси, 2014. — 32 с.</w:t>
       </w:r>
     </w:p>
     <w:p>
@@ -5863,7 +7201,7 @@
           <w:rFonts w:ascii="Times New Roman" w:hAnsi="Times New Roman"/>
           <w:sz w:val="28"/>
         </w:rPr>
-        <w:t>10. Агиевич С. В., Соловьёв А. А. СТБ 34.101.45-2013: спецификация эллиптических кривых. — Минск: ОИПИ НАН Беларуси, 2014. — 32 с.</w:t>
+        <w:t>10. STMicroelectronics. STM32F103x8/B Datasheet. — Doc ID 13587 Rev 18. — 2024. — 117 p.</w:t>
       </w:r>
     </w:p>
     <w:p>
@@ -5877,7 +7215,7 @@
           <w:rFonts w:ascii="Times New Roman" w:hAnsi="Times New Roman"/>
           <w:sz w:val="28"/>
         </w:rPr>
-        <w:t>11. STMicroelectronics. STM32F103x8/B Datasheet. — Doc ID 13587 Rev 18. — 2024. — 117 p.</w:t>
+        <w:t>11. STMicroelectronics. RM0008 STM32F1 Reference Manual. — Doc ID 13902 Rev 21. — 2021. — 1135 p.</w:t>
       </w:r>
     </w:p>
     <w:p>
@@ -5891,7 +7229,7 @@
           <w:rFonts w:ascii="Times New Roman" w:hAnsi="Times New Roman"/>
           <w:sz w:val="28"/>
         </w:rPr>
-        <w:t>12. STMicroelectronics. RM0008 STM32F1 Reference Manual. — Doc ID 13902 Rev 21. — 2021. — 1135 p.</w:t>
+        <w:t>12. STMicroelectronics. UM1734 STM32Cube USB device library. — Rev 6. — 2019. — 113 p.</w:t>
       </w:r>
     </w:p>
     <w:p>
@@ -5905,7 +7243,7 @@
           <w:rFonts w:ascii="Times New Roman" w:hAnsi="Times New Roman"/>
           <w:sz w:val="28"/>
         </w:rPr>
-        <w:t>13. STMicroelectronics. UM1734 STM32Cube USB device library. — Rev 6. — 2019. — 113 p.</w:t>
+        <w:t>13. USB-IF. USB Class Definitions for Communications Devices. — Rev. 1.2 errata. — 2012. — 75 p.</w:t>
       </w:r>
     </w:p>
     <w:p>
@@ -5919,7 +7257,7 @@
           <w:rFonts w:ascii="Times New Roman" w:hAnsi="Times New Roman"/>
           <w:sz w:val="28"/>
         </w:rPr>
-        <w:t>14. USB-IF. USB Class Definitions for Communications Devices. — Rev. 1.2 errata. — 2012. — 75 p.</w:t>
+        <w:t>14. NIST SP 800-57 Part 1 Rev. 5. Recommendation for Key Management. — Gaithersburg, MD: NIST, 2020. — 171 p.</w:t>
       </w:r>
     </w:p>
     <w:p>
@@ -5933,7 +7271,7 @@
           <w:rFonts w:ascii="Times New Roman" w:hAnsi="Times New Roman"/>
           <w:sz w:val="28"/>
         </w:rPr>
-        <w:t>15. NIST SP 800-57 Part 1 Rev. 5. Recommendation for Key Management. — Gaithersburg, MD: NIST, 2020. — 171 p.</w:t>
+        <w:t>15. Menezes A., van Oorschot P., Vanstone S. Handbook of Applied Cryptography. — Boca Raton: CRC Press, 1996. — 780 p.</w:t>
       </w:r>
     </w:p>
     <w:p>
@@ -5947,7 +7285,7 @@
           <w:rFonts w:ascii="Times New Roman" w:hAnsi="Times New Roman"/>
           <w:sz w:val="28"/>
         </w:rPr>
-        <w:t>16. ENISA. Algorithms, key size and parameters report — 2014. — Heraklion: ENISA, 2014. — 96 p.</w:t>
+        <w:t>16. Hankerson D., Menezes A., Vanstone S. Guide to Elliptic Curve Cryptography. — New York: Springer, 2004. — 311 p.</w:t>
       </w:r>
     </w:p>
     <w:p>
@@ -5961,35 +7299,7 @@
           <w:rFonts w:ascii="Times New Roman" w:hAnsi="Times New Roman"/>
           <w:sz w:val="28"/>
         </w:rPr>
-        <w:t>17. Menezes A., van Oorschot P., Vanstone S. Handbook of Applied Cryptography. — Boca Raton: CRC Press, 1996. — 780 p.</w:t>
-      </w:r>
-    </w:p>
-    <w:p>
-      <w:pPr>
-        <w:spacing w:line="360" w:lineRule="auto"/>
-        <w:ind w:firstLine="0" w:left="283"/>
-        <w:jc w:val="both"/>
-      </w:pPr>
-      <w:r>
-        <w:rPr>
-          <w:rFonts w:ascii="Times New Roman" w:hAnsi="Times New Roman"/>
-          <w:sz w:val="28"/>
-        </w:rPr>
-        <w:t>18. Hankerson D., Menezes A., Vanstone S. Guide to Elliptic Curve Cryptography. — New York: Springer, 2004. — 311 p.</w:t>
-      </w:r>
-    </w:p>
-    <w:p>
-      <w:pPr>
-        <w:spacing w:line="360" w:lineRule="auto"/>
-        <w:ind w:firstLine="0" w:left="283"/>
-        <w:jc w:val="both"/>
-      </w:pPr>
-      <w:r>
-        <w:rPr>
-          <w:rFonts w:ascii="Times New Roman" w:hAnsi="Times New Roman"/>
-          <w:sz w:val="28"/>
-        </w:rPr>
-        <w:t>19. Дятчик В. А. Программно-аппаратный комплекс криптографических преобразований по СТБ с USB-интерфейсом [Электронный ресурс]: исходные коды. — URL: https://github.com/viccino2006/Cursovaya. — Дата доступа: 17.05.2026.</w:t>
+        <w:t>17. Дятчик В. А. Программно-аппаратный комплекс криптографических преобразований по СТБ с USB-интерфейсом [Электронный ресурс]: исходные коды. — URL: https://github.com/viccino2006/Cursovaya. — Дата доступа: 17.05.2026.</w:t>
       </w:r>
     </w:p>
     <w:sectPr>

--- a/docs/coursework.docx
+++ b/docs/coursework.docx
@@ -813,7 +813,7 @@
     </w:p>
     <w:p>
       <w:pPr>
-        <w:spacing w:line="360" w:lineRule="auto" w:after="0" w:before="0"/>
+        <w:spacing w:line="360" w:lineRule="exact" w:after="0" w:before="0"/>
         <w:ind w:firstLine="709"/>
         <w:jc w:val="both"/>
       </w:pPr>
@@ -822,12 +822,12 @@
           <w:rFonts w:ascii="Times New Roman" w:hAnsi="Times New Roman"/>
           <w:sz w:val="28"/>
         </w:rPr>
-        <w:t>В современном мире информация стала одним из наиболее ценных ресурсов, а её защита от утечки, подмены и утраты — обязательным требованием для государственных учреждений, бизнеса и частных лиц. Криптография обеспечивает три ключевых свойства защищаемых данных: конфиденциальность, целостность и подтверждение авторства. По мере роста объёмов сетевого трафика растут и возможности нарушителя, и одних программных средств уже недостаточно: критические операции и закрытые ключи выносятся в отдельное защищённое устройство. В Республике Беларусь применение таких средств регулируется Указом Президента от 16.04.2013 № 196, Законом от 10.11.2008 № 455-З и Законом от 28.12.2009 № 113-З, а в качестве криптографических примитивов используются национальные стандарты СТБ серии 34.101.</w:t>
+        <w:t>Информация давно стала ресурсом, который ничуть не менее важен, чем электричество или вода. Её утечка, подмена или потеря оборачиваются для предприятия совершенно конкретными убытками, а для отдельного человека — раскрытием персональных данных и проблемами в банковской и государственной сферах. Криптография даёт три инструмента защиты: шифрование (конфиденциальность), хеширование (целостность) и электронная цифровая подпись (авторство и неотказуемость). Программная реализация этих механизмов давно отработана, но всё чаще приходится говорить о другом: одного только программного слоя уже мало, поскольку рабочая станция, заражённая троянской программой, легко выдаёт закрытые ключи. Поэтому критические операции выносят в отдельное устройство, к которому злоумышленник физически не имеет доступа.</w:t>
       </w:r>
     </w:p>
     <w:p>
       <w:pPr>
-        <w:spacing w:line="360" w:lineRule="auto" w:after="0" w:before="0"/>
+        <w:spacing w:line="360" w:lineRule="exact" w:after="0" w:before="0"/>
         <w:ind w:firstLine="709"/>
         <w:jc w:val="both"/>
       </w:pPr>
@@ -836,12 +836,12 @@
           <w:rFonts w:ascii="Times New Roman" w:hAnsi="Times New Roman"/>
           <w:sz w:val="28"/>
         </w:rPr>
-        <w:t>Целью данной курсовой работы является разработка программно-аппаратного комплекса криптографических преобразований по стандартам СТБ с подключением к компьютеру по USB. Для достижения цели сформулированы задачи: изучить теоретические основы криптографической защиты и стандарты СТБ серии 34.101; обосновать архитектуру комплекса и выбор аппаратной платформы; провести обзор существующих средств; реализовать прошивку микроконтроллера и ПО для компьютера; выполнить тестирование и оценить безопасность.</w:t>
+        <w:t>В Республике Беларусь использование подобных средств строится не на иностранных алгоритмах, а на национальных стандартах серии СТБ 34.101: blockcipher belt и его режимы (СТБ 34.101.31-2020), хеш-функция belt-hash (там же), ЭЦП на эллиптических кривых bign (СТБ 34.101.45-2020), генерация псевдослучайных чисел brng (СТБ 34.101.47-2017) и протоколы выработки общего ключа (СТБ 34.101.66-2014). Правовая база — Закон от 10.11.2008 № 455-З «Об информации, информатизации и защите информации», Закон от 28.12.2009 № 113-З «Об электронном документе и электронной цифровой подписи», а также Указ Президента Республики Беларусь от 16.04.2013 № 196 о защите информации. Открытая криптобиблиотека bee2, разработанная в БГУ под руководством С. В. Агиевича, реализует все упомянутые алгоритмы и распространяется под свободной лицензией, что делает её удобной базой для собственных проектов.</w:t>
       </w:r>
     </w:p>
     <w:p>
       <w:pPr>
-        <w:spacing w:line="360" w:lineRule="auto" w:after="0" w:before="0"/>
+        <w:spacing w:line="360" w:lineRule="exact" w:after="0" w:before="0"/>
         <w:ind w:firstLine="709"/>
         <w:jc w:val="both"/>
       </w:pPr>
@@ -850,7 +850,79 @@
           <w:rFonts w:ascii="Times New Roman" w:hAnsi="Times New Roman"/>
           <w:sz w:val="28"/>
         </w:rPr>
-        <w:t>Объект исследования — программно-аппаратные средства криптографической защиты информации с интерфейсом USB. Предмет — принципы построения, реализация и оценка эффективности такого комплекса на базе STM32F103C8T6 и открытой библиотеки bee2. Применены методы теоретического анализа литературы и нормативных документов, сравнительного анализа существующих средств и экспериментальной проверки на отладочной плате STM32 Smart V2.0.</w:t>
+        <w:t>Актуальность работы определяется двумя обстоятельствами. Во-первых, для отечественных стандартов СТБ практически отсутствуют готовые недорогие аппаратные решения уровня «токен на USB», тогда как иностранные аналоги (YubiKey, Nitrokey и др.) реализуют только зарубежные алгоритмы и в государственных информационных системах Беларуси неприменимы. Во-вторых, доступная компонентная база — отладочные платы на STM32 ценой меньше десяти условных единиц — позволяет собрать рабочий прототип такого устройства даже студенту. Это создаёт хорошую почву и для учебных задач, и для перспективных разработок в области кибербезопасности.</w:t>
+      </w:r>
+    </w:p>
+    <w:p>
+      <w:pPr>
+        <w:spacing w:line="360" w:lineRule="exact" w:after="0" w:before="0"/>
+        <w:ind w:firstLine="709"/>
+        <w:jc w:val="both"/>
+      </w:pPr>
+      <w:r>
+        <w:rPr>
+          <w:rFonts w:ascii="Times New Roman" w:hAnsi="Times New Roman"/>
+          <w:sz w:val="28"/>
+        </w:rPr>
+        <w:t>Целью курсовой работы является разработка программно-аппаратного комплекса криптографических преобразований по стандартам СТБ с подключением к персональному компьютеру по интерфейсу USB.</w:t>
+      </w:r>
+    </w:p>
+    <w:p>
+      <w:pPr>
+        <w:spacing w:line="360" w:lineRule="exact" w:after="0" w:before="0"/>
+        <w:ind w:firstLine="709"/>
+        <w:jc w:val="both"/>
+      </w:pPr>
+      <w:r>
+        <w:rPr>
+          <w:rFonts w:ascii="Times New Roman" w:hAnsi="Times New Roman"/>
+          <w:sz w:val="28"/>
+        </w:rPr>
+        <w:t>Для достижения поставленной цели в работе решены следующие задачи:</w:t>
+        <w:br/>
+        <w:t>NLIST_START</w:t>
+        <w:br/>
+        <w:t>изучить теоретические основы криптографической защиты информации и национальные стандарты СТБ серии 34.101;</w:t>
+        <w:br/>
+        <w:t>обосновать архитектуру комплекса «компьютер – устройство» и выбрать аппаратную платформу;</w:t>
+        <w:br/>
+        <w:t>выполнить обзор существующих программно-аппаратных средств криптографической защиты;</w:t>
+        <w:br/>
+        <w:t>реализовать прошивку микроконтроллера с поддержкой команд шифрования, хеширования, подписи и проверки подписи;</w:t>
+        <w:br/>
+        <w:t>разработать прикладное программное обеспечение для персонального компьютера и протокол обмена данными;</w:t>
+        <w:br/>
+        <w:t>провести функциональное и интеграционное тестирование комплекса, оценить его эффективность и безопасность.</w:t>
+        <w:br/>
+        <w:t>NLIST_END</w:t>
+      </w:r>
+    </w:p>
+    <w:p>
+      <w:pPr>
+        <w:spacing w:line="360" w:lineRule="exact" w:after="0" w:before="0"/>
+        <w:ind w:firstLine="709"/>
+        <w:jc w:val="both"/>
+      </w:pPr>
+      <w:r>
+        <w:rPr>
+          <w:rFonts w:ascii="Times New Roman" w:hAnsi="Times New Roman"/>
+          <w:sz w:val="28"/>
+        </w:rPr>
+        <w:t>Объектом исследования выступают программно-аппаратные средства криптографической защиты информации, подключаемые к персональному компьютеру по интерфейсу USB. Предметом — принципы построения, реализация и оценка эффективности такого комплекса на базе отладочной платы STM32 Smart V2.0 и открытой криптобиблиотеки bee2.</w:t>
+      </w:r>
+    </w:p>
+    <w:p>
+      <w:pPr>
+        <w:spacing w:line="360" w:lineRule="exact" w:after="0" w:before="0"/>
+        <w:ind w:firstLine="709"/>
+        <w:jc w:val="both"/>
+      </w:pPr>
+      <w:r>
+        <w:rPr>
+          <w:rFonts w:ascii="Times New Roman" w:hAnsi="Times New Roman"/>
+          <w:sz w:val="28"/>
+        </w:rPr>
+        <w:t>В работе применялись теоретический анализ нормативных документов и научной литературы, сравнительный анализ существующих программно-аппаратных средств, методы объектно-ориентированного проектирования при разработке протокола обмена, а также экспериментальная проверка работоспособности комплекса на реальном оборудовании. Исходный код прошивки и хост-приложения опубликован в открытом репозитории и доступен для повторного использования.</w:t>
       </w:r>
     </w:p>
     <w:p>
@@ -905,8 +977,9 @@
     </w:p>
     <w:p>
       <w:pPr>
-        <w:spacing w:line="360" w:lineRule="auto" w:before="120" w:after="120"/>
-        <w:ind w:firstLine="0"/>
+        <w:keepNext/>
+        <w:spacing w:line="360" w:lineRule="exact" w:before="0" w:after="0"/>
+        <w:ind w:firstLine="709"/>
         <w:jc w:val="left"/>
       </w:pPr>
       <w:r>
@@ -920,7 +993,7 @@
     </w:p>
     <w:p>
       <w:pPr>
-        <w:spacing w:line="360" w:lineRule="auto" w:after="0" w:before="0"/>
+        <w:spacing w:line="360" w:lineRule="exact" w:after="0" w:before="0"/>
         <w:ind w:firstLine="709"/>
         <w:jc w:val="both"/>
       </w:pPr>
@@ -929,12 +1002,12 @@
           <w:rFonts w:ascii="Times New Roman" w:hAnsi="Times New Roman"/>
           <w:sz w:val="28"/>
         </w:rPr>
-        <w:t>Под криптографической защитой информации понимают совокупность математических методов и технических средств, которые с помощью ключей преобразуют данные так, чтобы обеспечить их конфиденциальность, целостность, подтверждение авторства и неотказуемость. Такое определение закреплено в стандарте ISO/IEC 27000:2018 и согласуется с белорусским законодательством.</w:t>
+        <w:t>Криптографическая защита информации — это совокупность математических методов и реализующих их технических средств, при помощи которых данные с использованием ключа преобразуются так, чтобы посторонний не мог их прочитать, незаметно изменить или подделать. Близкое по смыслу определение даёт международный стандарт ISO/IEC 27000, а в белорусском законодательстве, прежде всего в Законе от 10.11.2008 № 455-З «Об информации, информатизации и защите информации», такие средства относят к одному из ключевых классов средств защиты информации.</w:t>
       </w:r>
     </w:p>
     <w:p>
       <w:pPr>
-        <w:spacing w:line="360" w:lineRule="auto" w:after="0" w:before="0"/>
+        <w:spacing w:line="360" w:lineRule="exact" w:after="0" w:before="0"/>
         <w:ind w:firstLine="709"/>
         <w:jc w:val="both"/>
       </w:pPr>
@@ -943,12 +1016,12 @@
           <w:rFonts w:ascii="Times New Roman" w:hAnsi="Times New Roman"/>
           <w:sz w:val="28"/>
         </w:rPr>
-        <w:t>Конфиденциальность достигается шифрованием: сообщение преобразуется так, что без знания ключа его невозможно прочитать за разумное время. Целостность гарантируется хеш-функциями и кодами имитозащиты. Подтверждение авторства обеспечивается электронной цифровой подписью (далее ЭЦП), которая жёстко связывает сообщение с владельцем закрытого ключа. Аутентичность сторон подтверждается криптографическими протоколами.</w:t>
+        <w:t>Принято выделять четыре основные задачи, которые решает криптография. Конфиденциальность — это, проще говоря, секретность: содержимое сообщения должно быть доступно только тем, кому оно адресовано. Достигается шифрованием, то есть преобразованием открытых данных в нечитаемый шифртекст и обратно. Целостность означает, что любая, пусть даже на один бит, подмена данных гарантированно будет обнаружена; для этого служат хеш-функции и коды имитозащиты. Аутентичность отвечает на вопрос «кто это сделал»: подтверждается электронной цифровой подписью или соответствующим протоколом. И, наконец, неотказуемость — это юридически значимое свойство, при котором автор подписанного документа не может позднее заявить, что подпись не его.</w:t>
       </w:r>
     </w:p>
     <w:p>
       <w:pPr>
-        <w:spacing w:line="360" w:lineRule="auto" w:after="0" w:before="0"/>
+        <w:spacing w:line="360" w:lineRule="exact" w:after="0" w:before="0"/>
         <w:ind w:firstLine="709"/>
         <w:jc w:val="both"/>
       </w:pPr>
@@ -957,13 +1030,28 @@
           <w:rFonts w:ascii="Times New Roman" w:hAnsi="Times New Roman"/>
           <w:sz w:val="28"/>
         </w:rPr>
-        <w:t>В Республике Беларусь криптографическая защита в государственных информационных системах должна выполняться сертифицированными средствами, реализующими алгоритмы национальных стандартов СТБ серии 34.101. В разрабатываемом комплексе принят уровень криптографической стойкости 128 бит — базовый уровень СТБ, достаточный для надёжной защиты данных по крайней мере до 2030 года.</w:t>
+        <w:t>Эти задачи нельзя решить только программно, особенно когда речь идёт о государственных информационных системах или работе с большим количеством закрытых ключей. Опыт показывает, что любая программа, выполняющая криптографические операции на универсальном компьютере, рано или поздно становится мишенью для вредоносного ПО: ключи извлекаются из оперативной памяти, перехватываются на этапе ввода либо подменяются прямо в файле контейнера. Именно поэтому критические операции — формирование подписи, расшифрование с участием закрытого ключа, генерацию ключевой пары — стараются вынести в отдельное физическое устройство, в которое нарушитель не имеет доступа.</w:t>
       </w:r>
     </w:p>
     <w:p>
       <w:pPr>
-        <w:spacing w:line="360" w:lineRule="auto" w:before="120" w:after="120"/>
-        <w:ind w:firstLine="0"/>
+        <w:spacing w:line="360" w:lineRule="exact" w:after="0" w:before="0"/>
+        <w:ind w:firstLine="709"/>
+        <w:jc w:val="both"/>
+      </w:pPr>
+      <w:r>
+        <w:rPr>
+          <w:rFonts w:ascii="Times New Roman" w:hAnsi="Times New Roman"/>
+          <w:sz w:val="28"/>
+        </w:rPr>
+        <w:t>В Республике Беларусь в государственных информационных системах криптографические преобразования должны выполняться сертифицированными средствами, реализующими алгоритмы национальных стандартов СТБ серии 34.101. В разрабатываемом комплексе принят базовый уровень криптографической стойкости 128 бит, который, согласно действующим рекомендациям, остаётся достаточным как минимум до 2030 года и согласуется с действующими редакциями СТБ 34.101.31 и СТБ 34.101.45.</w:t>
+      </w:r>
+    </w:p>
+    <w:p>
+      <w:pPr>
+        <w:keepNext/>
+        <w:spacing w:line="360" w:lineRule="exact" w:before="0" w:after="0"/>
+        <w:ind w:firstLine="709"/>
         <w:jc w:val="left"/>
       </w:pPr>
       <w:r>
@@ -977,7 +1065,7 @@
     </w:p>
     <w:p>
       <w:pPr>
-        <w:spacing w:line="360" w:lineRule="auto" w:after="0" w:before="0"/>
+        <w:spacing w:line="360" w:lineRule="exact" w:after="0" w:before="0"/>
         <w:ind w:firstLine="709"/>
         <w:jc w:val="both"/>
       </w:pPr>
@@ -986,12 +1074,12 @@
           <w:rFonts w:ascii="Times New Roman" w:hAnsi="Times New Roman"/>
           <w:sz w:val="28"/>
         </w:rPr>
-        <w:t>Национальная криптографическая школа Беларуси сложилась вокруг серии стандартов СТБ 34.101, разрабатываемых при участии БГУ. Эти стандарты определяют полный набор алгоритмов: блочное шифрование, хеширование, ЭЦП, выработку случайных чисел, протоколы согласования ключей.</w:t>
+        <w:t>Белорусская криптографическая школа за последние двадцать лет сформировалась преимущественно вокруг Белорусского государственного университета: именно там, в лаборатории прикладной математики и информатики под руководством профессора Ю. С. Харина и доцента С. В. Агиевича, были разработаны основные алгоритмы, которые впоследствии стали национальными стандартами. На сегодняшний день в действующей серии СТБ 34.101 описан полный набор криптографических примитивов: блочное шифрование, хеширование, электронная цифровая подпись, генерация псевдослучайных чисел и протоколы выработки общего ключа. Этого набора достаточно для построения любой современной криптосистемы — от защищённого файлового контейнера до полноценного PKI.</w:t>
       </w:r>
     </w:p>
     <w:p>
       <w:pPr>
-        <w:spacing w:line="360" w:lineRule="auto" w:after="0" w:before="0"/>
+        <w:spacing w:line="360" w:lineRule="exact" w:after="0" w:before="0"/>
         <w:ind w:firstLine="709"/>
         <w:jc w:val="both"/>
       </w:pPr>
@@ -1000,12 +1088,12 @@
           <w:rFonts w:ascii="Times New Roman" w:hAnsi="Times New Roman"/>
           <w:sz w:val="28"/>
         </w:rPr>
-        <w:t>Главный стандарт серии — СТБ 34.101.31-2020 — описывает блочный шифр belt и хеш-функцию belt-hash. Belt имеет блок 128 бит, ключ 128/192/256 бит и работает за восемь раундов. Определены режимы ECB, CBC, CFB, CTR, MAC, DWP, KWP. Belt-hash на основе belt выдаёт 256 бит и обеспечивает 128-битный уровень стойкости.</w:t>
+        <w:t>Базовый стандарт серии — СТБ 34.101.31-2020 — описывает блочный шифр belt и хеш-функцию belt-hash. У belt длина блока составляет 128 бит, а длина ключа может равняться 128, 192 или 256 битам; шифр работает в восемь раундов. В стандарте определены семь режимов работы (ECB, CBC, CFB, CTR, MAC, DWP и KWP); в нашем комплексе используется режим CBC, как наиболее распространённый в задачах файлового шифрования. Хеш-функция belt-hash построена на том же блочном преобразовании, выдаёт значение длиной 256 бит и обеспечивает уровень коллизионной стойкости 128 бит — то есть, чтобы найти два разных входа с одинаковым хешем перебором, требуется порядка 2^128 операций, что на современном оборудовании практически нереализуемо.</w:t>
       </w:r>
     </w:p>
     <w:p>
       <w:pPr>
-        <w:spacing w:line="360" w:lineRule="auto" w:after="0" w:before="0"/>
+        <w:spacing w:line="360" w:lineRule="exact" w:after="0" w:before="0"/>
         <w:ind w:firstLine="709"/>
         <w:jc w:val="both"/>
       </w:pPr>
@@ -1014,12 +1102,12 @@
           <w:rFonts w:ascii="Times New Roman" w:hAnsi="Times New Roman"/>
           <w:sz w:val="28"/>
         </w:rPr>
-        <w:t>Стандарт СТБ 34.101.45-2013 определяет алгоритмы ЭЦП семейства bign на эллиптических кривых. Стандартизованы три кривые: bign-curve256v1, bign-curve384v1 и bign-curve512v1 (стойкости 128, 192 и 256 бит). В работе используется bign-curve256v1, стойкость которой эквивалентна RSA-3072. Подпись — 48 байт, открытый ключ — 64 байта, закрытый — 32 байта.</w:t>
+        <w:t>Электронная цифровая подпись определена стандартом СТБ 34.101.45-2020. В нём описано целое семейство алгоритмов bign, работающих на эллиптических кривых над простыми полями. Стандарт фиксирует три рекомендуемые кривые: bign-curve256v1, bign-curve384v1 и bign-curve512v1, дающие уровни стойкости 128, 192 и 256 бит соответственно. По оценкам, стойкость 128-битного варианта эквивалентна классическому алгоритму RSA с ключом 3072 бита, а вычислительно при этом он во много раз быстрее. В курсовой работе используется именно bign-curve256v1: подпись занимает 48 байт, открытый ключ — 64 байта, закрытый ключ — 32 байта. Эти размеры удобны и для USB-обмена, и для хранения в энергонезависимой памяти микроконтроллера.</w:t>
       </w:r>
     </w:p>
     <w:p>
       <w:pPr>
-        <w:spacing w:line="360" w:lineRule="auto" w:after="0" w:before="0"/>
+        <w:spacing w:line="360" w:lineRule="exact" w:after="0" w:before="0"/>
         <w:ind w:firstLine="709"/>
         <w:jc w:val="both"/>
       </w:pPr>
@@ -1028,13 +1116,28 @@
           <w:rFonts w:ascii="Times New Roman" w:hAnsi="Times New Roman"/>
           <w:sz w:val="28"/>
         </w:rPr>
-        <w:t>Серию дополняют: СТБ 34.101.47 (генератор brng); 34.101.66 (протокол bake); 34.101.50 (формат криптографических сообщений). В разработке используются 34.101.31 и 34.101.45 как минимально необходимый набор. По структуре алгоритмы СТБ близки к международным аналогам: belt сходен с AES и SM4, bign является вариантом ECDSA с детерминированной выработкой случайного числа.</w:t>
+        <w:t>К основным стандартам серии примыкают вспомогательные. СТБ 34.101.47-2017 описывает алгоритм brng для генерации псевдослучайных чисел с гарантированной устойчивостью к статистическим тестам; на стороне устройства он используется в качестве выходного фильтра при выработке ключевой пары. СТБ 34.101.66-2014 определяет протокол bake выработки общего сеансового ключа, который полезен при построении защищённого канала, но в текущей версии комплекса не реализован. Наконец, СТБ 34.101.50 описывает формат криптографических сообщений CMS, аналогичный по идее международному PKCS#7. В разрабатываемом комплексе достаточно ограничиться СТБ 34.101.31 и СТБ 34.101.45 — это минимальный набор, позволяющий выполнять все основные криптографические преобразования и при этом уложиться в ресурсы выбранного микроконтроллера.</w:t>
       </w:r>
     </w:p>
     <w:p>
       <w:pPr>
-        <w:spacing w:line="360" w:lineRule="auto" w:before="120" w:after="120"/>
-        <w:ind w:firstLine="0"/>
+        <w:spacing w:line="360" w:lineRule="exact" w:after="0" w:before="0"/>
+        <w:ind w:firstLine="709"/>
+        <w:jc w:val="both"/>
+      </w:pPr>
+      <w:r>
+        <w:rPr>
+          <w:rFonts w:ascii="Times New Roman" w:hAnsi="Times New Roman"/>
+          <w:sz w:val="28"/>
+        </w:rPr>
+        <w:t>Если коротко сопоставлять отечественные алгоритмы с зарубежными: belt по идеологии близок к AES и китайскому SM4, а bign — к ECDSA, отличаясь от последнего отсутствием явной зависимости от качества внешнего генератора случайных чисел: в bign так называемая «эфемерная» величина k вырабатывается детерминированно из закрытого ключа и хеша подписываемого сообщения, что снимает целый класс атак, связанных с повторным использованием k (история компрометации PlayStation 3 — классический тому пример).</w:t>
+      </w:r>
+    </w:p>
+    <w:p>
+      <w:pPr>
+        <w:keepNext/>
+        <w:spacing w:line="360" w:lineRule="exact" w:before="0" w:after="0"/>
+        <w:ind w:firstLine="709"/>
         <w:jc w:val="left"/>
       </w:pPr>
       <w:r>
@@ -1048,7 +1151,7 @@
     </w:p>
     <w:p>
       <w:pPr>
-        <w:spacing w:line="360" w:lineRule="auto" w:after="0" w:before="0"/>
+        <w:spacing w:line="360" w:lineRule="exact" w:after="0" w:before="0"/>
         <w:ind w:firstLine="709"/>
         <w:jc w:val="both"/>
       </w:pPr>
@@ -1057,12 +1160,12 @@
           <w:rFonts w:ascii="Times New Roman" w:hAnsi="Times New Roman"/>
           <w:sz w:val="28"/>
         </w:rPr>
-        <w:t>Шифрование — классический способ обеспечить конфиденциальность данных. Алгоритмы шифрования делятся на симметричные (один ключ для шифрования и расшифрования) и асимметричные (эти ключи различаются).</w:t>
+        <w:t>Шифрование — самый старый и одновременно самый интуитивно понятный криптографический инструмент. По характеру используемых ключей шифры принято делить на симметричные, где для зашифрования и расшифрования служит один и тот же ключ, и асимметричные, где эти ключи различны (один — открытый, другой — закрытый). У каждой группы есть свои сильные и слабые стороны, поэтому в реальной практике их обычно сочетают.</w:t>
       </w:r>
     </w:p>
     <w:p>
       <w:pPr>
-        <w:spacing w:line="360" w:lineRule="auto" w:after="0" w:before="0"/>
+        <w:spacing w:line="360" w:lineRule="exact" w:after="0" w:before="0"/>
         <w:ind w:firstLine="709"/>
         <w:jc w:val="both"/>
       </w:pPr>
@@ -1071,12 +1174,12 @@
           <w:rFonts w:ascii="Times New Roman" w:hAnsi="Times New Roman"/>
           <w:sz w:val="28"/>
         </w:rPr>
-        <w:t>Симметричные алгоритмы дают высокую скорость и применяются для защиты больших объёмов данных. Они делятся на блочные шифры (преобразующие данные фиксированными блоками) и поточные (преобразующие побитно). К белорусским симметричным алгоритмам относится belt (СТБ 34.101.31): блочный шифр с длиной блока 128 бит, ключом 128/192/256 бит и восемью раундами. Раундовая функция построена на подстановочном блоке H, линейном преобразовании G и сложении по модулю 2^32.</w:t>
+        <w:t>Симметричные алгоритмы работают быстро, поэтому ими шифруют непосредственно данные пользователя — файлы, потоки в каналах связи, базы данных. По принципу обработки данных они делятся на блочные и поточные. Блочный шифр преобразует данные порциями фиксированной длины (как правило, 16 байт): один блок открытого текста на входе — один блок шифртекста на выходе. Поточный шифр генерирует псевдослучайную гамму и накладывает её на открытый текст побитно или побайтно, что удобно при передаче в реальном времени. Белорусский belt относится к классу блочных шифров: длина блока 128 бит, ключ — 128, 192 или 256 бит, основное преобразование выполняется за восемь раундов и состоит из табличной подстановки H, линейного преобразования G и сложения по модулю 2^32. По стойкости и быстродействию belt сопоставим с AES.</w:t>
       </w:r>
     </w:p>
     <w:p>
       <w:pPr>
-        <w:spacing w:line="360" w:lineRule="auto" w:after="0" w:before="0"/>
+        <w:spacing w:line="360" w:lineRule="exact" w:after="0" w:before="0"/>
         <w:ind w:firstLine="709"/>
         <w:jc w:val="both"/>
       </w:pPr>
@@ -1085,12 +1188,12 @@
           <w:rFonts w:ascii="Times New Roman" w:hAnsi="Times New Roman"/>
           <w:sz w:val="28"/>
         </w:rPr>
-        <w:t>Режим ECB обрабатывает каждый блок независимо и пригоден только для коротких сообщений: повторение блоков открытого текста даёт повторение блоков шифртекста. Режим CBC перед шифрованием блока выполняет его сложение по модулю 2 с предыдущим блоком шифртекста; для первого блока используется вектор инициализации 128 бит. CBC устраняет недостаток ECB и применяется в комплексе для шифрования файлов.</w:t>
+        <w:t>Сам по себе блочный шифр умеет шифровать только один блок; для произвольно длинного сообщения вводят режимы работы. Самый простой — ECB, в котором каждый блок шифруется независимо. У него есть очевидный недостаток: при наличии одинаковых блоков на входе получаются одинаковые блоки на выходе, и в шифртексте видна структура исходных данных (классический пример — «зашифрованный» в ECB пингвин Tux). Поэтому для практических задач применяют режимы со сцеплением, и наиболее распространённый из них — CBC (Cipher Block Chaining). В CBC перед шифрованием каждый блок открытого текста складывается побитно с предыдущим блоком шифртекста, а для самого первого блока используется вектор инициализации (IV) длиной 128 бит. В разрабатываемом комплексе шифрование файлов выполняется именно в режиме CBC с применением дополнения PKCS#7, которое делает возможным точное восстановление длины открытого текста после расшифрования.</w:t>
       </w:r>
     </w:p>
     <w:p>
       <w:pPr>
-        <w:spacing w:line="360" w:lineRule="auto" w:after="0" w:before="0"/>
+        <w:spacing w:line="360" w:lineRule="exact" w:after="0" w:before="0"/>
         <w:ind w:firstLine="709"/>
         <w:jc w:val="both"/>
       </w:pPr>
@@ -1099,12 +1202,12 @@
           <w:rFonts w:ascii="Times New Roman" w:hAnsi="Times New Roman"/>
           <w:sz w:val="28"/>
         </w:rPr>
-        <w:t>Асимметричные алгоритмы (RSA, ECDSA, bign) работают значительно медленнее и применяются для обмена ключами и формирования подписи. Во всех современных протоколах защищённой передачи (TLS, SSH, IPsec) используется гибридная схема: данные шифруются симметричным алгоритмом на сеансовом ключе, который обменивается асимметричным способом.</w:t>
+        <w:t>Асимметричные алгоритмы — RSA, ECDSA, отечественный bign — работают существенно медленнее симметричных, поэтому ими редко шифруют что-то крупнее короткого сеансового ключа или хеша. Зато у них есть свойство, которого нет у симметричных: пользователь может опубликовать открытый ключ, и любой желающий сможет, скажем, проверить подпись или зашифровать сообщение, при этом расшифровать или подписать сможет только владелец закрытого ключа. На этом строится гибридная схема, которой пользуются TLS, SSH, IPsec и большинство современных защищённых протоколов: сторонам, не имеющим общего ключа, сначала с помощью асимметричной операции вырабатывают общий сеансовый ключ, а потом передают большой объём данных, шифруя их симметрично.</w:t>
       </w:r>
     </w:p>
     <w:p>
       <w:pPr>
-        <w:spacing w:line="360" w:lineRule="auto" w:after="0" w:before="0"/>
+        <w:spacing w:line="360" w:lineRule="exact" w:after="0" w:before="0"/>
         <w:ind w:firstLine="709"/>
         <w:jc w:val="both"/>
       </w:pPr>
@@ -1113,13 +1216,14 @@
           <w:rFonts w:ascii="Times New Roman" w:hAnsi="Times New Roman"/>
           <w:sz w:val="28"/>
         </w:rPr>
-        <w:t>Хеш-функции (belt-hash, SHA-2 и другие) не имеют ключа и применяются для подсчёта дайджеста сообщения. Им должны быть присущи вычислительная односторонность, стойкость к коллизиям и эффект лавины.</w:t>
+        <w:t>Особняком стоят хеш-функции. У них нет ключа, и они принципиально не предназначены для обратимого преобразования — задача хеш-функции «сжать» произвольное сообщение в фиксированную строку фиксированной длины, обладающую тремя свойствами: вычислительная необратимость (нельзя по хешу восстановить исходное сообщение), стойкость к коллизиям (трудно подобрать два сообщения с одинаковым хешем) и эффект лавины (изменение одного бита входа меняет в среднем половину битов хеша). Белорусская belt-hash удовлетворяет всем этим требованиям и применяется в комплексе в двух ролях: как обычная функция целостности и как «приёмная часть» алгоритма цифровой подписи bign, где подписывается не само сообщение, а его хеш.</w:t>
       </w:r>
     </w:p>
     <w:p>
       <w:pPr>
-        <w:spacing w:line="360" w:lineRule="auto" w:before="120" w:after="120"/>
-        <w:ind w:firstLine="0"/>
+        <w:keepNext/>
+        <w:spacing w:line="360" w:lineRule="exact" w:before="0" w:after="0"/>
+        <w:ind w:firstLine="709"/>
         <w:jc w:val="left"/>
       </w:pPr>
       <w:r>
@@ -1133,7 +1237,7 @@
     </w:p>
     <w:p>
       <w:pPr>
-        <w:spacing w:line="360" w:lineRule="auto" w:after="0" w:before="0"/>
+        <w:spacing w:line="360" w:lineRule="exact" w:after="0" w:before="0"/>
         <w:ind w:firstLine="709"/>
         <w:jc w:val="both"/>
       </w:pPr>
@@ -1142,12 +1246,12 @@
           <w:rFonts w:ascii="Times New Roman" w:hAnsi="Times New Roman"/>
           <w:sz w:val="28"/>
         </w:rPr>
-        <w:t>Электронная цифровая подпись (ЭЦП) — криптографическое средство, гарантирующее аутентичность и неотказуемость электронного документа. Она представляет собой число, которое могло быть вычислено только владельцем закрытого ключа, но проверяется любым обладателем открытого ключа.</w:t>
+        <w:t>Электронная цифровая подпись, или сокращённо ЭЦП, — это криптографический реквизит электронного документа, по которому можно одновременно установить его автора и убедиться, что после подписания документ не изменялся. По юридической силе ЭЦП, выпущенная сертифицированным центром, приравнивается к собственноручной подписи на бумажном документе; в Беларуси это закреплено Законом от 28.12.2009 № 113-З «Об электронном документе и электронной цифровой подписи».</w:t>
       </w:r>
     </w:p>
     <w:p>
       <w:pPr>
-        <w:spacing w:line="360" w:lineRule="auto" w:after="0" w:before="0"/>
+        <w:spacing w:line="360" w:lineRule="exact" w:after="0" w:before="0"/>
         <w:ind w:firstLine="709"/>
         <w:jc w:val="both"/>
       </w:pPr>
@@ -1156,12 +1260,12 @@
           <w:rFonts w:ascii="Times New Roman" w:hAnsi="Times New Roman"/>
           <w:sz w:val="28"/>
         </w:rPr>
-        <w:t>Формирование подписи bign по СТБ 34.101.45 включает три этапа. Сначала вычисляется хеш сообщения H = belt-hash(M) длиной 32 байта. Затем формируется случайное число k; в детерминированном варианте bign-sign2 оно вырабатывается из закрытого ключа и хеша через belt-pbkdf, что устраняет зависимость от качества аппаратного генератора и исключает повторное использование k. Наконец, вычисляются две компоненты подписи S = (s0, s1) с использованием закрытого ключа и параметров кривой; результат — 48 байт.</w:t>
+        <w:t>С математической точки зрения подпись — это число (точнее, пара чисел в схемах на эллиптических кривых), которое мог вычислить только владелец закрытого ключа, но проверить может любой, у кого есть соответствующий открытый ключ. В отечественной схеме bign, описанной в СТБ 34.101.45-2020, процесс формирования подписи укладывается в три шага. Сначала вычисляется хеш сообщения H = belt-hash(M), причём в нашей реализации хеш считается на компьютере, а само сообщение на устройство не передаётся (это экономит USB-трафик и ускоряет обмен). Затем вырабатывается так называемое «эфемерное» число k. В исходном варианте bign-sign оно должно быть случайным; во избежание классической проблемы повторного использования k стандарт допускает детерминированный режим bign-sign2, в котором k = belt-pbkdf(d || H), где d — закрытый ключ. Именно этот режим выбран в комплексе. Наконец, с помощью операций над точками эллиптической кривой и арифметики в конечном поле вычисляются две компоненты подписи s0 и s1, образующие подпись длиной 48 байт.</w:t>
       </w:r>
     </w:p>
     <w:p>
       <w:pPr>
-        <w:spacing w:line="360" w:lineRule="auto" w:after="0" w:before="0"/>
+        <w:spacing w:line="360" w:lineRule="exact" w:after="0" w:before="0"/>
         <w:ind w:firstLine="709"/>
         <w:jc w:val="both"/>
       </w:pPr>
@@ -1170,12 +1274,12 @@
           <w:rFonts w:ascii="Times New Roman" w:hAnsi="Times New Roman"/>
           <w:sz w:val="28"/>
         </w:rPr>
-        <w:t>Проверка требует только открытого ключа: вычисляется хеш проверяемого сообщения, восстанавливается общая точка по компонентам подписи и открытому ключу, сравниваются дополнительные данные. Стойкость bign основана на сложности дискретного логарифма в группе точек эллиптической кривой над конечным полем; для bign-curve256v1 сложность лучшего метода атаки (ро-метод Полларда) — около 2^128 операций.</w:t>
+        <w:t>Проверка подписи использует только открытый ключ. На вход подаются хеш проверяемого сообщения, сама подпись и публичный ключ; по компонентам подписи и открытому ключу восстанавливается некоторая контрольная точка на кривой, из её координат вычисляется проверочное значение, и оно сопоставляется с тем, что должно получиться у легитимной подписи. Если значения совпадают, подпись действительна. Стойкость bign целиком опирается на сложность задачи дискретного логарифма в группе точек эллиптической кривой над конечным полем; для кривой bign-curve256v1 лучшая известная атака (ро-метод Полларда) имеет сложность около 2^128 операций, что считается практически непреодолимым уровнем.</w:t>
       </w:r>
     </w:p>
     <w:p>
       <w:pPr>
-        <w:spacing w:line="360" w:lineRule="auto" w:after="0" w:before="0"/>
+        <w:spacing w:line="360" w:lineRule="exact" w:after="0" w:before="0"/>
         <w:ind w:firstLine="709"/>
         <w:jc w:val="both"/>
       </w:pPr>
@@ -1184,13 +1288,14 @@
           <w:rFonts w:ascii="Times New Roman" w:hAnsi="Times New Roman"/>
           <w:sz w:val="28"/>
         </w:rPr>
-        <w:t>В разрабатываемом комплексе ЭЦП формируется на устройстве, чтобы закрытый ключ никогда не покидал защищённую область. Хеш сообщения вычисляется на компьютере, и на устройство передаются только 32 байта; устройство возвращает 48 байт подписи. Такая схема защищает закрытый ключ от компрометации даже при заражении компьютера вредоносным ПО.</w:t>
+        <w:t>Архитектурный смысл подписи в нашем комплексе выглядит так: закрытый ключ d никогда не покидает микроконтроллер, на устройство передаются только 32 байта хеша, обратно возвращаются 48 байт подписи. Сама подпись и открытый ключ свободно копируются на компьютер. Даже если внутрь хост-системы попадёт вредоносное ПО, оно сможет, в худшем случае, инициировать подписание подложенного хеша — но не сможет извлечь закрытый ключ и тем самым выпустить произвольную поддельную подпись от имени владельца устройства. Это и есть ключевое преимущество аппаратных носителей перед чисто программными реализациями.</w:t>
       </w:r>
     </w:p>
     <w:p>
       <w:pPr>
-        <w:spacing w:line="360" w:lineRule="auto" w:before="120" w:after="120"/>
-        <w:ind w:firstLine="0"/>
+        <w:keepNext/>
+        <w:spacing w:line="360" w:lineRule="exact" w:before="0" w:after="0"/>
+        <w:ind w:firstLine="709"/>
         <w:jc w:val="left"/>
       </w:pPr>
       <w:r>
@@ -1204,7 +1309,7 @@
     </w:p>
     <w:p>
       <w:pPr>
-        <w:spacing w:line="360" w:lineRule="auto" w:after="0" w:before="0"/>
+        <w:spacing w:line="360" w:lineRule="exact" w:after="0" w:before="0"/>
         <w:ind w:firstLine="709"/>
         <w:jc w:val="both"/>
       </w:pPr>
@@ -1213,12 +1318,12 @@
           <w:rFonts w:ascii="Times New Roman" w:hAnsi="Times New Roman"/>
           <w:sz w:val="28"/>
         </w:rPr>
-        <w:t>Безопасность криптографической системы определяется не только стойкостью алгоритмов, но и тем, как организовано управление ключами. Жизненный цикл ключа включает выработку, хранение, использование, передачу и уничтожение.</w:t>
+        <w:t>Стойкость любой криптосистемы определяется не одним только выбором алгоритмов: на практике система чаще всего ломается не из-за слабости шифра, а из-за неправильной работы с ключами. Поэтому в любой серьёзной криптографической архитектуре уделяется внимание полному жизненному циклу ключа, в котором различают пять основных стадий — выработку, хранение, использование, передачу и уничтожение.</w:t>
       </w:r>
     </w:p>
     <w:p>
       <w:pPr>
-        <w:spacing w:line="360" w:lineRule="auto" w:after="0" w:before="0"/>
+        <w:spacing w:line="360" w:lineRule="exact" w:after="0" w:before="0"/>
         <w:ind w:firstLine="709"/>
         <w:jc w:val="both"/>
       </w:pPr>
@@ -1227,12 +1332,12 @@
           <w:rFonts w:ascii="Times New Roman" w:hAnsi="Times New Roman"/>
           <w:sz w:val="28"/>
         </w:rPr>
-        <w:t>Выработка ключа должна обеспечить непредсказуемость и равномерное распределение по пространству значений. Применяются генераторы случайных чисел, согласованные с СТБ 34.101.47. В разрабатываемом устройстве используется программный сборщик энтропии (идентификатор кристалла, таймеры, шум АЦП) с финальным belt-hash.</w:t>
+        <w:t>Выработка ключа должна обеспечить непредсказуемость и равномерное распределение по пространству возможных значений. Иначе говоря, нарушитель, видя миллион подписей или зашифрованных сообщений, не должен иметь никакой возможности предсказать, каким окажется следующий ключ. Источником случайности в современных системах служат либо специализированные аппаратные генераторы (TRNG), либо тщательно собранная энтропия из множества физических источников, прогнанная через криптографическую хеш-функцию. У STM32F103C8T6 нет аппаратного TRNG, поэтому в комплексе реализован собственный сборщик: 96-битный идентификатор кристалла (UID), младшие биты внутреннего температурного датчика на каналах АЦП и счётчик тактов DWT собираются в общий буфер, после чего пропускаются через belt-hash. Результат используется в качестве затравки для генератора brng, удовлетворяющего требованиям СТБ 34.101.47-2017.</w:t>
       </w:r>
     </w:p>
     <w:p>
       <w:pPr>
-        <w:spacing w:line="360" w:lineRule="auto" w:after="0" w:before="0"/>
+        <w:spacing w:line="360" w:lineRule="exact" w:after="0" w:before="0"/>
         <w:ind w:firstLine="709"/>
         <w:jc w:val="both"/>
       </w:pPr>
@@ -1241,12 +1346,12 @@
           <w:rFonts w:ascii="Times New Roman" w:hAnsi="Times New Roman"/>
           <w:sz w:val="28"/>
         </w:rPr>
-        <w:t>Хранение ключей различается для симметричных и асимметричных. Симметричные сеансовые ключи существуют только в ОЗУ и уничтожаются после сессии. Закрытые ключи асимметричных схем должны сохраняться долго — в зашифрованных программных контейнерах либо в энергонезависимой памяти специализированных устройств (USB-токены, смарт-карты, разрабатываемый аппаратный модуль). Хранение в устройствах безопаснее: закрытый ключ не покидает устройство, все операции выполняются внутри. Эта модель реализована в разрабатываемом комплексе.</w:t>
+        <w:t>Хранение ключей строится по принципу разделения: симметричные сеансовые ключи существуют только во время сеанса и уничтожаются по его завершении, а долговременные асимметричные закрытые ключи должны храниться надёжно и длительно. Программные хранилища (PKCS#12-контейнеры, базы данных) приходится защищать паролем и физической защитой файловой системы. Аппаратные хранилища — USB-токены, смарт-карты, специализированные модули — значительно безопаснее: закрытый ключ генерируется внутри устройства и в открытом виде наружу не выводится, все криптографические операции выполняются «не выходя» из защищённого периметра. Именно эта модель и реализована в разработанном комплексе: закрытый ключ записывается в последнюю страницу Flash микроконтроллера по адресу 0x0801FC00 и доступен только внутреннему коду, который при чтении его наружу не отдаёт.</w:t>
       </w:r>
     </w:p>
     <w:p>
       <w:pPr>
-        <w:spacing w:line="360" w:lineRule="auto" w:after="0" w:before="0"/>
+        <w:spacing w:line="360" w:lineRule="exact" w:after="0" w:before="0"/>
         <w:ind w:firstLine="709"/>
         <w:jc w:val="both"/>
       </w:pPr>
@@ -1255,12 +1360,12 @@
           <w:rFonts w:ascii="Times New Roman" w:hAnsi="Times New Roman"/>
           <w:sz w:val="28"/>
         </w:rPr>
-        <w:t>Уничтожение ключей предотвращает их восстановление после вывода устройства из эксплуатации: для флеш — команда стирания страницы, для ОЗУ — перезапись нулями. Выработка новой ключевой пары предваряется стиранием старой.</w:t>
+        <w:t>Особняком стоит вопрос об уничтожении ключей. Он становится особенно важным при выводе устройства из эксплуатации или при подозрении на компрометацию. Для Flash-памяти достаточно подать команду стирания страницы (после этого все ячейки переходят в состояние 0xFF и восстановить прежнее содержимое невозможно), для оперативной памяти — гарантированно перезаписать соответствующую область нулями или новыми случайными данными. В реализации перед записью новой пары ключей выполняется явное стирание старой, чтобы исключить ситуацию, когда во Flash остаётся «забытый» закрытый ключ.</w:t>
       </w:r>
     </w:p>
     <w:p>
       <w:pPr>
-        <w:spacing w:line="360" w:lineRule="auto" w:after="0" w:before="0"/>
+        <w:spacing w:line="360" w:lineRule="exact" w:after="0" w:before="0"/>
         <w:ind w:firstLine="709"/>
         <w:jc w:val="both"/>
       </w:pPr>
@@ -1269,7 +1374,7 @@
           <w:rFonts w:ascii="Times New Roman" w:hAnsi="Times New Roman"/>
           <w:sz w:val="28"/>
         </w:rPr>
-        <w:t>Передача ключей выполняется по защищённому каналу. Для асимметричных схем закрытый ключ не передаётся, открытый требует только подтверждённой аутентичности. Эту задачу решают центры сертификации (PKI); в рамках курсовой работы они не рассматриваются.</w:t>
+        <w:t>Передача ключей — это, как правило, последняя стадия, и она наиболее уязвима. Симметричные ключи никогда не передают «как есть»: либо их вырабатывают совместно по протоколу Диффи–Хеллмана и его вариантам (в СТБ есть собственный протокол bake по 34.101.66), либо шифруют другим, уже согласованным ключом. Открытый ключ можно передавать свободно, но при этом необходимо обеспечить его аутентичность — этим занимается инфраструктура открытых ключей (PKI) с центрами сертификации. В рамках курсовой работы вопросы PKI не рассматриваются: открытый ключ устройства передаётся непосредственно через USB и контролируется визуально, что для лабораторных задач вполне приемлемо.</w:t>
       </w:r>
     </w:p>
     <w:p>
@@ -1324,8 +1429,9 @@
     </w:p>
     <w:p>
       <w:pPr>
-        <w:spacing w:line="360" w:lineRule="auto" w:before="120" w:after="120"/>
-        <w:ind w:firstLine="0"/>
+        <w:keepNext/>
+        <w:spacing w:line="360" w:lineRule="exact" w:before="0" w:after="0"/>
+        <w:ind w:firstLine="709"/>
         <w:jc w:val="left"/>
       </w:pPr>
       <w:r>
@@ -1339,7 +1445,7 @@
     </w:p>
     <w:p>
       <w:pPr>
-        <w:spacing w:line="360" w:lineRule="auto" w:after="0" w:before="0"/>
+        <w:spacing w:line="360" w:lineRule="exact" w:after="0" w:before="0"/>
         <w:ind w:firstLine="709"/>
         <w:jc w:val="both"/>
       </w:pPr>
@@ -1348,12 +1454,12 @@
           <w:rFonts w:ascii="Times New Roman" w:hAnsi="Times New Roman"/>
           <w:sz w:val="28"/>
         </w:rPr>
-        <w:t>Прежде чем переходить к структуре комплекса, необходимо определиться с аппаратной платформой. К микроконтроллеру предъявляются требования: аппаратная поддержка USB, объём флеш и ОЗУ под прошивку с библиотекой bee2, производительность для арифметики над большими числами, доступность платы. Сравнительные характеристики пяти распространённых платформ — Arduino Uno (ATmega328P), Arduino Due (SAM3X8E), ESP32, STM32F103C8T6 и STM32F407VGT6 — приведены в таблице 2.1.</w:t>
+        <w:t>Прежде чем переходить к описанию структуры комплекса, нужно было выбрать аппаратную платформу. От микроконтроллера в нашей задаче требуется не так уж много, но требования эти весьма конкретные: наличие аппаратной поддержки USB, достаточный объём Flash и оперативной памяти для размещения прошивки вместе с криптобиблиотекой bee2, разумная производительность ядра для работы с большими числами при операциях на эллиптической кривой, а также — что не последнее — доступность отладочной платы в продаже. На рассмотрение были взяты пять распространённых платформ: Arduino Uno на ATmega328P, Arduino Due на SAM3X8E, ESP32-WROOM-32, STM32F103C8T6 и STM32F407VGT6. Сводка их основных характеристик представлена в таблице 2.1.</w:t>
       </w:r>
     </w:p>
     <w:p>
       <w:pPr>
-        <w:spacing w:line="360" w:lineRule="auto" w:after="0" w:before="0"/>
+        <w:spacing w:line="360" w:lineRule="exact" w:after="0" w:before="0"/>
         <w:ind w:firstLine="709"/>
         <w:jc w:val="both"/>
       </w:pPr>
@@ -1849,7 +1955,7 @@
                 <w:rFonts w:ascii="Times New Roman" w:hAnsi="Times New Roman"/>
                 <w:sz w:val="22"/>
               </w:rPr>
-              <w:t>64</w:t>
+              <w:t>128</w:t>
             </w:r>
           </w:p>
         </w:tc>
@@ -2013,7 +2119,7 @@
                 <w:rFonts w:ascii="Times New Roman" w:hAnsi="Times New Roman"/>
                 <w:sz w:val="22"/>
               </w:rPr>
-              <w:t>USB</w:t>
+              <w:t>Аппаратный USB</w:t>
             </w:r>
           </w:p>
         </w:tc>
@@ -2053,7 +2159,7 @@
                 <w:rFonts w:ascii="Times New Roman" w:hAnsi="Times New Roman"/>
                 <w:sz w:val="22"/>
               </w:rPr>
-              <w:t>есть FS</w:t>
+              <w:t>есть, FS</w:t>
             </w:r>
           </w:p>
         </w:tc>
@@ -2093,7 +2199,7 @@
                 <w:rFonts w:ascii="Times New Roman" w:hAnsi="Times New Roman"/>
                 <w:sz w:val="22"/>
               </w:rPr>
-              <w:t>есть FS</w:t>
+              <w:t>есть, FS</w:t>
             </w:r>
           </w:p>
         </w:tc>
@@ -2113,7 +2219,7 @@
                 <w:rFonts w:ascii="Times New Roman" w:hAnsi="Times New Roman"/>
                 <w:sz w:val="22"/>
               </w:rPr>
-              <w:t>есть FS/HS</w:t>
+              <w:t>есть, FS/HS</w:t>
             </w:r>
           </w:p>
         </w:tc>
@@ -2257,7 +2363,7 @@
                 <w:rFonts w:ascii="Times New Roman" w:hAnsi="Times New Roman"/>
                 <w:sz w:val="22"/>
               </w:rPr>
-              <w:t>Цена, у.е.</w:t>
+              <w:t>Ориентировочная цена, у.е.</w:t>
             </w:r>
           </w:p>
         </w:tc>
@@ -2365,7 +2471,7 @@
     </w:tbl>
     <w:p>
       <w:pPr>
-        <w:spacing w:line="360" w:lineRule="auto" w:after="0" w:before="0"/>
+        <w:spacing w:line="360" w:lineRule="exact" w:after="0" w:before="0"/>
         <w:ind w:firstLine="709"/>
         <w:jc w:val="both"/>
       </w:pPr>
@@ -2374,12 +2480,12 @@
           <w:rFonts w:ascii="Times New Roman" w:hAnsi="Times New Roman"/>
           <w:sz w:val="28"/>
         </w:rPr>
-        <w:t>Arduino Uno исключается сразу: подпись на 256-битной эллиптической кривой требует 4 КБ ОЗУ, что превышает весь его объём, и плата не имеет USB. Arduino Due по характеристикам подошла бы, но цена избыточна, а её ресурсов слишком много. ESP32 содержит криптоблок, но его ускорители рассчитаны на AES и RSA и не помогают belt с bign; кроме того, у ESP32 нет аппаратного USB. STM32F407VGT6 ускорил бы подпись благодаря FPU, но плата заметно дороже.</w:t>
+        <w:t>Arduino Uno можно отбросить сразу: одна только подпись на эллиптической кривой 256 бит требует порядка четырёх килобайт оперативной памяти, а у этой платы её всего два, и аппаратного USB она тоже не имеет. Arduino Due по характеристикам вполне подошла бы, но цена за такую же по сути функциональность — заметно выше, и большая часть её ресурсов осталась бы незадействованной. ESP32 на первый взгляд привлекателен: в нём есть встроенный криптоблок. Однако ускорители ESP32 заточены под AES и RSA и никак не помогают ни belt, ни bign; к тому же аппаратного USB у этого чипа тоже нет. STM32F407 заметно ускорил бы операции с эллиптической кривой за счёт более быстрого ядра и FPU, но цена платы кратно выше, и для учебной разработки такой запас по производительности избыточен.</w:t>
       </w:r>
     </w:p>
     <w:p>
       <w:pPr>
-        <w:spacing w:line="360" w:lineRule="auto" w:after="0" w:before="0"/>
+        <w:spacing w:line="360" w:lineRule="exact" w:after="0" w:before="0"/>
         <w:ind w:firstLine="709"/>
         <w:jc w:val="both"/>
       </w:pPr>
@@ -2388,13 +2494,28 @@
           <w:rFonts w:ascii="Times New Roman" w:hAnsi="Times New Roman"/>
           <w:sz w:val="28"/>
         </w:rPr>
-        <w:t>STM32F103C8T6 (72 МГц, 64 КБ флеш, 20 КБ ОЗУ, USB Full Speed) — оптимальный компромисс. Десять каналов 12-разрядного АЦП используются как источник энтропии, 96-битный идентификатор кристалла даёт серийный номер устройства. Памяти достаточно для bee2 (≈22 КБ), стека USB и прикладного кода, а 32-разрядное ядро обеспечивает время подписи bign около 42 мс. Плата STM32 Smart V2.0 на этом чипе имеет кварц 8 МГц для PLL до 72 МГц, разъём micro-USB, два светодиода и SWD; стоит не более 10 у.е.</w:t>
+        <w:t>В итоге выбор пал на STM32F103C8T6. Это 32-разрядное ядро Cortex-M3 с частотой 72 МГц, 128 КБ Flash (в реальности производитель часто закладывает на кристалле полный объём 128 КБ, хотя официально маркирует чип как 64 КБ), 20 КБ оперативной памяти и аппаратный USB Full-Speed. У микроконтроллера есть десять каналов 12-разрядного АЦП, младшие биты которых пригодны как источник энтропии, и 96-битный уникальный идентификатор кристалла, позволяющий безболезненно различать устройства между собой. Памяти достаточно, чтобы разместить bee2 (около 22 КБ кода), стек USB CDC и собственный прикладной код, а 32-разрядное ядро выполняет полный цикл bign-sign примерно за 42 мс — этого хватает для интерактивной работы пользователя.</w:t>
       </w:r>
     </w:p>
     <w:p>
       <w:pPr>
-        <w:spacing w:line="360" w:lineRule="auto" w:before="120" w:after="120"/>
-        <w:ind w:firstLine="0"/>
+        <w:spacing w:line="360" w:lineRule="exact" w:after="0" w:before="0"/>
+        <w:ind w:firstLine="709"/>
+        <w:jc w:val="both"/>
+      </w:pPr>
+      <w:r>
+        <w:rPr>
+          <w:rFonts w:ascii="Times New Roman" w:hAnsi="Times New Roman"/>
+          <w:sz w:val="28"/>
+        </w:rPr>
+        <w:t>В качестве отладочной платформы использована плата STM32 Smart V2.0. Она построена на STM32F103C8T6, имеет 8-МГц кварцевый резонатор для запуска PLL на 72 МГц, разъём micro-USB, два светодиода и интерфейс SWD для подключения программатора. Купить её можно меньше чем за десять условных единиц, что и было одним из обозначенных требований.</w:t>
+      </w:r>
+    </w:p>
+    <w:p>
+      <w:pPr>
+        <w:keepNext/>
+        <w:spacing w:line="360" w:lineRule="exact" w:before="0" w:after="0"/>
+        <w:ind w:firstLine="709"/>
         <w:jc w:val="left"/>
       </w:pPr>
       <w:r>
@@ -2408,7 +2529,7 @@
     </w:p>
     <w:p>
       <w:pPr>
-        <w:spacing w:line="360" w:lineRule="auto" w:after="0" w:before="0"/>
+        <w:spacing w:line="360" w:lineRule="exact" w:after="0" w:before="0"/>
         <w:ind w:firstLine="709"/>
         <w:jc w:val="both"/>
       </w:pPr>
@@ -2417,12 +2538,12 @@
           <w:rFonts w:ascii="Times New Roman" w:hAnsi="Times New Roman"/>
           <w:sz w:val="28"/>
         </w:rPr>
-        <w:t>Разрабатываемый комплекс состоит из двух частей. Аппаратный модуль на STM32F103C8T6 подключается к компьютеру через USB и играет роль защищённого исполнителя криптографических операций. Программа на компьютере управляет работой устройства, организует обмен и предоставляет пользовательский интерфейс. Между ними двусторонний канал в схеме «запрос — ответ»; разделение ответственности основано на принципе минимизации доверенной зоны. Компьютер занимается всем, что не требует доступа к закрытому ключу: пользовательский интерфейс, чтение файлов, belt-hash для больших объёмов, отображение результатов, хранение открытых ключей корреспондентов. На устройстве — операции, требующие закрытого ключа или защищённого формирования случайных данных: выработка и хранение ключевой пары bign, формирование и проверка ЭЦП, шифрование и расшифрование в belt-CBC.</w:t>
+        <w:t>Разрабатываемый комплекс состоит из двух частей. Первая — аппаратный модуль на микроконтроллере STM32F103C8T6, подключающийся к компьютеру через USB и играющий роль защищённого исполнителя криптографических операций. Вторая — программа на компьютере, которая управляет работой устройства, организует обмен и предоставляет пользователю удобный интерфейс. Между ними работает двунаправленный канал в простой схеме «запрос – ответ»: компьютер посылает команду, устройство выполняет её и возвращает результат.</w:t>
       </w:r>
     </w:p>
     <w:p>
       <w:pPr>
-        <w:spacing w:line="360" w:lineRule="auto" w:after="0" w:before="0"/>
+        <w:spacing w:line="360" w:lineRule="exact" w:after="0" w:before="0"/>
         <w:ind w:firstLine="709"/>
         <w:jc w:val="both"/>
       </w:pPr>
@@ -2431,12 +2552,12 @@
           <w:rFonts w:ascii="Times New Roman" w:hAnsi="Times New Roman"/>
           <w:sz w:val="28"/>
         </w:rPr>
-        <w:t>Типовой сценарий подписания файла: пользователь выбирает файл, программа читает его и вычисляет 32-байтовый belt-hash, затем отправляет на устройство команду формирования подписи. Устройство загружает закрытый ключ, выполняет bign-sign2 и возвращает 48 байт подписи. Программа сохраняет её в .sig.</w:t>
+        <w:t>Разделение обязанностей построено по принципу минимизации доверенной зоны. На компьютере выполняется всё, что не требует доступа к закрытому ключу: пользовательский интерфейс, выбор и чтение файлов, вычисление belt-hash для крупных файлов, отображение результатов, хранение открытых ключей корреспондентов. На устройстве остаётся только то, что обязательно должно быть отделено от компьютера: выработка и хранение ключевой пары bign, формирование и проверка ЭЦП, шифрование и расшифрование в режиме belt-CBC. Такой подход позволяет минимизировать объём кода, работающего с закрытым ключом, и тем самым уменьшить площадь возможных атак.</w:t>
       </w:r>
     </w:p>
     <w:p>
       <w:pPr>
-        <w:spacing w:line="360" w:lineRule="auto" w:after="0" w:before="0"/>
+        <w:spacing w:line="360" w:lineRule="exact" w:after="0" w:before="0"/>
         <w:ind w:firstLine="709"/>
         <w:jc w:val="both"/>
       </w:pPr>
@@ -2445,12 +2566,12 @@
           <w:rFonts w:ascii="Times New Roman" w:hAnsi="Times New Roman"/>
           <w:sz w:val="28"/>
         </w:rPr>
-        <w:t>Внутренняя архитектура прошивки слоистая. Нижний слой — функции HAL из STM32CubeMX, над ними стек USB CDC. Прикладные модули: usb_protocol разбирает поступающие пакеты и вызывает обработчики; crypto_stb — обёртка над bee2; key_storage организует чтение и запись ключевой пары; rng_stm32 формирует псевдослучайные байты.</w:t>
+        <w:t>Типовой сценарий подписания файла выглядит так. Пользователь выбирает файл в интерфейсе, программа читает его и вычисляет 32-байтовый хеш по belt-hash, затем отправляет на устройство команду CMD_SIGN с этим хешем. Микроконтроллер считывает закрытый ключ из Flash, выполняет процедуру bign-sign2 и возвращает на компьютер 48 байт подписи. Программа сохраняет подпись в отдельный файл с расширением .sig.</w:t>
       </w:r>
     </w:p>
     <w:p>
       <w:pPr>
-        <w:spacing w:line="360" w:lineRule="auto" w:after="0" w:before="0"/>
+        <w:spacing w:line="360" w:lineRule="exact" w:after="0" w:before="0"/>
         <w:ind w:firstLine="709"/>
         <w:jc w:val="both"/>
       </w:pPr>
@@ -2459,13 +2580,28 @@
           <w:rFonts w:ascii="Times New Roman" w:hAnsi="Times New Roman"/>
           <w:sz w:val="28"/>
         </w:rPr>
-        <w:t>ПО на компьютере построено по тому же принципу. belt_hash.py содержит реализацию belt-hash на Python; belt.py — belt в ECB и CBC; stm32_protocol.py — класс STM32CryptoDevice, инкапсулирующий обмен по виртуальному порту; stm32_sign_tool.py — графическое приложение на Tkinter.</w:t>
+        <w:t>Внутренняя архитектура прошивки построена слоями. На самом нижнем уровне находятся функции аппаратной абстракции HAL, сгенерированные STM32CubeMX. Поверх них работает стек USB CDC, представляющий устройство как виртуальный COM-порт. Над ним — собственные прикладные модули: usb_protocol разбирает поступающие пакеты и вызывает соответствующие обработчики; crypto_stb является тонкой обёрткой над bee2, скрывающей детали инициализации криптографического состояния; key_storage отвечает за чтение и запись ключевой пары во Flash; rng_stm32 формирует псевдослучайные байты из аппаратных источников энтропии. Такое разделение позволило быстро добавлять новые команды и легко отлаживать отдельные подсистемы.</w:t>
       </w:r>
     </w:p>
     <w:p>
       <w:pPr>
-        <w:spacing w:line="360" w:lineRule="auto" w:before="120" w:after="120"/>
-        <w:ind w:firstLine="0"/>
+        <w:spacing w:line="360" w:lineRule="exact" w:after="0" w:before="0"/>
+        <w:ind w:firstLine="709"/>
+        <w:jc w:val="both"/>
+      </w:pPr>
+      <w:r>
+        <w:rPr>
+          <w:rFonts w:ascii="Times New Roman" w:hAnsi="Times New Roman"/>
+          <w:sz w:val="28"/>
+        </w:rPr>
+        <w:t>ПО на компьютере построено по тому же модульному принципу. В файле belt_hash.py размещена эталонная реализация хеш-функции belt-hash на чистом Python — она используется для контроля корректности устройства и для подсчёта хешей больших файлов на стороне компьютера. В belt.py — реализация шифра belt в режимах ECB и CBC с PKCS#7-дополнением. Модуль stm32_protocol.py содержит класс STM32CryptoDevice, инкапсулирующий весь обмен по виртуальному COM-порту: установка соединения, кадрирование пакетов, ожидание ответа и обработка ошибок. Наконец, stm32_sign_tool.py — это графическое приложение на основе Tkinter, объединяющее всё это в удобный для пользователя интерфейс с тремя вкладками («Ключи», «Подпись / проверка» и «Шифрование») и журналом операций.</w:t>
+      </w:r>
+    </w:p>
+    <w:p>
+      <w:pPr>
+        <w:keepNext/>
+        <w:spacing w:line="360" w:lineRule="exact" w:before="0" w:after="0"/>
+        <w:ind w:firstLine="709"/>
         <w:jc w:val="left"/>
       </w:pPr>
       <w:r>
@@ -2479,7 +2615,7 @@
     </w:p>
     <w:p>
       <w:pPr>
-        <w:spacing w:line="360" w:lineRule="auto" w:after="0" w:before="0"/>
+        <w:spacing w:line="360" w:lineRule="exact" w:after="0" w:before="0"/>
         <w:ind w:firstLine="709"/>
         <w:jc w:val="both"/>
       </w:pPr>
@@ -2488,12 +2624,12 @@
           <w:rFonts w:ascii="Times New Roman" w:hAnsi="Times New Roman"/>
           <w:sz w:val="28"/>
         </w:rPr>
-        <w:t>В качестве физического канала между устройством и компьютером выбран USB. Шина USB присутствует на любом современном компьютере, питание устройство получает по той же шине, а пропускной способности Full Speed в 12 Мбит/с с большим запасом достаточно для комплекса.</w:t>
+        <w:t>В качестве физического канала между устройством и компьютером выбран USB. Этот интерфейс по понятным причинам наиболее удобен: он присутствует на любом современном компьютере и ноутбуке, при подключении сам обеспечивает питание устройства от шины (что снимает необходимость во внешнем источнике), а его пропускной способности в 12 Мбит/с (USB Full Speed) с огромным запасом хватает для тех объёмов данных, которыми обменивается криптомодуль. Из альтернатив рассматривались, в частности, UART через переходник на FTDI или CH340, Bluetooth Low Energy и USB HID, но все они уступали: UART требовал бы установки драйвера и приводил к удорожанию устройства за счёт дополнительной микросхемы, Bluetooth усложняет схему и привносит характерные для беспроводных каналов уязвимости, а USB HID имеет жёсткие ограничения на размер пакета, неудобные при передаче файлов.</w:t>
       </w:r>
     </w:p>
     <w:p>
       <w:pPr>
-        <w:spacing w:line="360" w:lineRule="auto" w:after="0" w:before="0"/>
+        <w:spacing w:line="360" w:lineRule="exact" w:after="0" w:before="0"/>
         <w:ind w:firstLine="709"/>
         <w:jc w:val="both"/>
       </w:pPr>
@@ -2502,12 +2638,12 @@
           <w:rFonts w:ascii="Times New Roman" w:hAnsi="Times New Roman"/>
           <w:sz w:val="28"/>
         </w:rPr>
-        <w:t>Сам USB — многоуровневый протокол. На физическом уровне используются две сигнальные линии D+ и D− с кодированием NRZI; их обработку выполняет встроенный в микроконтроллер приёмопередатчик. Над физическим уровнем выстроены уровни пакетов, транзакций и передач. Стандарт предусматривает четыре типа передач: управляющие, массовые (bulk), прерываний и изохронные.</w:t>
+        <w:t>USB сам по себе — многоуровневый протокол. На физическом уровне работают две сигнальные линии D+ и D− с дифференциальной передачей и кодированием NRZI; всю эту работу выполняет встроенный в STM32F103 приёмопередатчик. Над физическим уровнем располагаются уровни пакетов, транзакций и собственно передач. Стандарт описывает четыре типа передач — управляющие, массовые (bulk), прерываний и изохронные, — каждый из которых рассчитан на свой круг задач (от управления устройством до потокового видео). В нашем случае удобнее всего массовые передачи: они не имеют гарантий по задержкам, но обеспечивают надёжную доставку с подтверждением.</w:t>
       </w:r>
     </w:p>
     <w:p>
       <w:pPr>
-        <w:spacing w:line="360" w:lineRule="auto" w:after="0" w:before="0"/>
+        <w:spacing w:line="360" w:lineRule="exact" w:after="0" w:before="0"/>
         <w:ind w:firstLine="709"/>
         <w:jc w:val="both"/>
       </w:pPr>
@@ -2516,12 +2652,12 @@
           <w:rFonts w:ascii="Times New Roman" w:hAnsi="Times New Roman"/>
           <w:sz w:val="28"/>
         </w:rPr>
-        <w:t>Для обмена с компьютером выбран класс Communications Device Class в режиме абстрактной модели управления (CDC ACM): он предоставляет операционной системе виртуальный последовательный порт (в Linux — /dev/ttyACM0, в Windows — COMx). Все основные ОС содержат встроенный драйвер CDC ACM, и установка дополнительного ПО не требуется.</w:t>
+        <w:t>Прикладной класс, в котором представлено устройство операционной системе, — Communications Device Class в режиме абстрактной модели управления, или сокращённо CDC ACM. Этот класс реализует виртуальный последовательный порт: в Linux устройство появляется как /dev/ttyACM0, в Windows — как COMx, в macOS — как /dev/cu.usbmodem*. Главное достоинство CDC ACM в том, что все упомянутые операционные системы содержат для него встроенный драйвер, и пользователю при подключении устройства не нужно ничего устанавливать дополнительно — это особенно важно для учебного проекта, где не хочется заставлять каждого, кто хочет посмотреть на работу комплекса, искать неподписанные драйверы.</w:t>
       </w:r>
     </w:p>
     <w:p>
       <w:pPr>
-        <w:spacing w:line="360" w:lineRule="auto" w:after="0" w:before="0"/>
+        <w:spacing w:line="360" w:lineRule="exact" w:after="0" w:before="0"/>
         <w:ind w:firstLine="709"/>
         <w:jc w:val="both"/>
       </w:pPr>
@@ -2530,27 +2666,14 @@
           <w:rFonts w:ascii="Times New Roman" w:hAnsi="Times New Roman"/>
           <w:sz w:val="28"/>
         </w:rPr>
-        <w:t>Обмен ведётся через две массовые конечные точки с размером пакета 64 байта. Внутри прошивки получаемые байты складываются в кольцевой буфер 4 КБ, что позволяет принимать данные асинхронно. Дескрипторы устройства настроены индивидуально: VID = 0x0483, PID = 0x5740, серийный номер из 96-битного идентификатора кристалла.</w:t>
+        <w:t>Обмен ведётся через две массовые конечные точки с размером пакета 64 байта. Внутри прошивки получаемые байты складываются в кольцевой буфер размером 1 КБ, что позволяет принимать данные асинхронно и не блокировать основной цикл во время длительных криптографических операций. Дескрипторы устройства настроены индивидуально: идентификатор производителя (VID) равен 0x0483 — официальный идентификатор STMicroelectronics, идентификатор продукта (PID) — 0x5740, серийный номер генерируется при первом запуске из 96-битного идентификатора кристалла, благодаря чему каждое устройство в системе различимо.</w:t>
       </w:r>
     </w:p>
     <w:p>
       <w:pPr>
-        <w:spacing w:line="360" w:lineRule="auto" w:after="0" w:before="0"/>
+        <w:keepNext/>
+        <w:spacing w:line="360" w:lineRule="exact" w:before="0" w:after="0"/>
         <w:ind w:firstLine="709"/>
-        <w:jc w:val="both"/>
-      </w:pPr>
-      <w:r>
-        <w:rPr>
-          <w:rFonts w:ascii="Times New Roman" w:hAnsi="Times New Roman"/>
-          <w:sz w:val="28"/>
-        </w:rPr>
-        <w:t>Альтернативы (UART через FTDI/CH340, Bluetooth LE, USB HID) отвергнуты: UART требует драйвер и удорожает устройство; Bluetooth усложняет схему и привносит уязвимости беспроводного канала; HID имеет жёсткие ограничения на размер пакета.</w:t>
-      </w:r>
-    </w:p>
-    <w:p>
-      <w:pPr>
-        <w:spacing w:line="360" w:lineRule="auto" w:before="120" w:after="120"/>
-        <w:ind w:firstLine="0"/>
         <w:jc w:val="left"/>
       </w:pPr>
       <w:r>
@@ -2564,7 +2687,7 @@
     </w:p>
     <w:p>
       <w:pPr>
-        <w:spacing w:line="360" w:lineRule="auto" w:after="0" w:before="0"/>
+        <w:spacing w:line="360" w:lineRule="exact" w:after="0" w:before="0"/>
         <w:ind w:firstLine="709"/>
         <w:jc w:val="both"/>
       </w:pPr>
@@ -2573,12 +2696,12 @@
           <w:rFonts w:ascii="Times New Roman" w:hAnsi="Times New Roman"/>
           <w:sz w:val="28"/>
         </w:rPr>
-        <w:t>Класс USB CDC ACM передаёт между устройством и компьютером не сообщения, а поток байтов. Чтобы выделять из него отдельные запросы и ответы, поверх потока необходим собственный кадрированный протокол. В разработанном комплексе он реализован максимально просто.</w:t>
+        <w:t>USB CDC ACM передаёт между устройством и компьютером не отдельные сообщения, а сплошной поток байтов. Чтобы из этого потока выделять отдельные запросы и ответы, поверх него необходим собственный кадрированный прикладной протокол. В разработанном комплексе принят максимально простой формат: лишних служебных полей и сложных контрольных сумм нет, поскольку для надёжности транспорта вполне достаточно встроенных средств самого USB.</w:t>
       </w:r>
     </w:p>
     <w:p>
       <w:pPr>
-        <w:spacing w:line="360" w:lineRule="auto" w:after="0" w:before="0"/>
+        <w:spacing w:line="360" w:lineRule="exact" w:after="0" w:before="0"/>
         <w:ind w:firstLine="709"/>
         <w:jc w:val="both"/>
       </w:pPr>
@@ -2587,12 +2710,12 @@
           <w:rFonts w:ascii="Times New Roman" w:hAnsi="Times New Roman"/>
           <w:sz w:val="28"/>
         </w:rPr>
-        <w:t>Запрос имеет вид трёх полей: код команды CMD (1 байт), длина данных LEN (2 байта, младший первым) и собственно данные DATA длиной LEN байт. Ответ начинается со статуса STATUS (1 байт: 0xAA — успех, 0xFF — ошибка), за ним следуют LEN и DATA с тем же смыслом. Все команды протокола приведены в таблице 2.2.</w:t>
+        <w:t>Запрос со стороны компьютера состоит из трёх полей: кода команды CMD длиной 1 байт, длины полезных данных LEN длиной 2 байта (младший байт передаётся первым) и собственно данных DATA длиной ровно LEN байт. Ответ устройства имеет похожую структуру, но начинается с байта статуса STATUS, который принимает значение 0xAA при успехе и 0xFF при ошибке; затем следуют те же LEN и DATA. Перечень всех восьми команд протокола, которые понимает прошивка, сведён в таблицу 2.2.</w:t>
       </w:r>
     </w:p>
     <w:p>
       <w:pPr>
-        <w:spacing w:line="360" w:lineRule="auto" w:after="0" w:before="0"/>
+        <w:spacing w:line="360" w:lineRule="exact" w:after="0" w:before="0"/>
         <w:ind w:firstLine="709"/>
         <w:jc w:val="both"/>
       </w:pPr>
@@ -2601,7 +2724,7 @@
           <w:rFonts w:ascii="Times New Roman" w:hAnsi="Times New Roman"/>
           <w:sz w:val="28"/>
         </w:rPr>
-        <w:t>Таблица 2.2 — Команды протокола USB CDC</w:t>
+        <w:t>Таблица 2.2 — Команды протокола обмена по USB CDC</w:t>
       </w:r>
     </w:p>
     <w:tbl>
@@ -2780,7 +2903,7 @@
                 <w:rFonts w:ascii="Times New Roman" w:hAnsi="Times New Roman"/>
                 <w:sz w:val="22"/>
               </w:rPr>
-              <w:t>«BIGN1» (5 байт)</w:t>
+              <w:t>строка «BIGN1» (5 байт)</w:t>
             </w:r>
           </w:p>
         </w:tc>
@@ -2924,7 +3047,7 @@
                 <w:rFonts w:ascii="Times New Roman" w:hAnsi="Times New Roman"/>
                 <w:sz w:val="22"/>
               </w:rPr>
-              <w:t>32+48+64 байт</w:t>
+              <w:t>32 байта хеша + 48 байт подписи + 64 байта pubkey</w:t>
             </w:r>
           </w:p>
         </w:tc>
@@ -3026,7 +3149,7 @@
                 <w:rFonts w:ascii="Times New Roman" w:hAnsi="Times New Roman"/>
                 <w:sz w:val="22"/>
               </w:rPr>
-              <w:t>открытый ключ (64 байта)</w:t>
+              <w:t>открытый ключ устройства (64 байта)</w:t>
             </w:r>
           </w:p>
         </w:tc>
@@ -3108,7 +3231,7 @@
                 <w:rFonts w:ascii="Times New Roman" w:hAnsi="Times New Roman"/>
                 <w:sz w:val="22"/>
               </w:rPr>
-              <w:t>новый открытый ключ (64 байта)</w:t>
+              <w:t>вновь сформированный открытый ключ (64 байта)</w:t>
             </w:r>
           </w:p>
         </w:tc>
@@ -3170,7 +3293,7 @@
                 <w:rFonts w:ascii="Times New Roman" w:hAnsi="Times New Roman"/>
                 <w:sz w:val="22"/>
               </w:rPr>
-              <w:t>16(IV)+32(ключ)+N</w:t>
+              <w:t>16 байт IV + 32 байта ключа + N байт открытого текста</w:t>
             </w:r>
           </w:p>
         </w:tc>
@@ -3252,7 +3375,7 @@
                 <w:rFonts w:ascii="Times New Roman" w:hAnsi="Times New Roman"/>
                 <w:sz w:val="22"/>
               </w:rPr>
-              <w:t>16(IV)+32(ключ)+N</w:t>
+              <w:t>16 байт IV + 32 байта ключа + N байт шифртекста</w:t>
             </w:r>
           </w:p>
         </w:tc>
@@ -3362,7 +3485,7 @@
     </w:tbl>
     <w:p>
       <w:pPr>
-        <w:spacing w:line="360" w:lineRule="auto" w:after="0" w:before="0"/>
+        <w:spacing w:line="360" w:lineRule="exact" w:after="0" w:before="0"/>
         <w:ind w:firstLine="709"/>
         <w:jc w:val="both"/>
       </w:pPr>
@@ -3371,13 +3494,28 @@
           <w:rFonts w:ascii="Times New Roman" w:hAnsi="Times New Roman"/>
           <w:sz w:val="28"/>
         </w:rPr>
-        <w:t>При ошибке в поле DATA ответа помещается код (ERR_BAD_LEN, ERR_BAD_CMD, ERR_NO_KEY, ERR_BAD_SIG и т. п.). Максимальная длина DATA — 2048 байт; обмен синхронный (одна команда — один ответ), тайм-аут на стороне компьютера 10 с. В прошивке обработчик прерывания USB CDC помещает байты в кольцевой буфер, а основной цикл собирает полный кадр по полю LEN и вызывает диспетчер usb_protocol_handle.</w:t>
+        <w:t>При ошибке исполнения команды в поле DATA ответа помещается код этой ошибки: ERR_BAD_LEN — некорректная длина данных, ERR_BAD_CMD — неизвестная команда, ERR_NO_KEY — закрытый ключ в устройстве отсутствует, ERR_BAD_SIG — подпись не прошла проверку, и так далее. Максимальная длина поля DATA в одной транзакции — 2048 байт; для команд CMD_ENCRYPT, CMD_DECRYPT и CMD_HASH с большими файлами хост-приложение нарезает данные на куски такого размера. Обмен синхронный: каждая команда сопровождается строго одним ответом, тайм-аут на стороне компьютера установлен в 10 секунд, чего хватает даже на самые длительные операции вроде генерации новой ключевой пары.</w:t>
       </w:r>
     </w:p>
     <w:p>
       <w:pPr>
-        <w:spacing w:line="360" w:lineRule="auto" w:before="120" w:after="120"/>
-        <w:ind w:firstLine="0"/>
+        <w:spacing w:line="360" w:lineRule="exact" w:after="0" w:before="0"/>
+        <w:ind w:firstLine="709"/>
+        <w:jc w:val="both"/>
+      </w:pPr>
+      <w:r>
+        <w:rPr>
+          <w:rFonts w:ascii="Times New Roman" w:hAnsi="Times New Roman"/>
+          <w:sz w:val="28"/>
+        </w:rPr>
+        <w:t>В прошивке протокол реализован двумя слоями: обработчик прерывания USB CDC просто складывает поступающие байты в кольцевой буфер, а основной цикл (точнее, специальная задача-диспетчер usb_protocol_handle) собирает из этого буфера полный кадр по полю LEN, сверяет код команды и передаёт управление соответствующему обработчику в crypto_stb или key_storage. После завершения операции диспетчер формирует ответный кадр и отправляет его обратно через CDC-стек.</w:t>
+      </w:r>
+    </w:p>
+    <w:p>
+      <w:pPr>
+        <w:keepNext/>
+        <w:spacing w:line="360" w:lineRule="exact" w:before="0" w:after="0"/>
+        <w:ind w:firstLine="709"/>
         <w:jc w:val="left"/>
       </w:pPr>
       <w:r>
@@ -3391,7 +3529,7 @@
     </w:p>
     <w:p>
       <w:pPr>
-        <w:spacing w:line="360" w:lineRule="auto" w:after="0" w:before="0"/>
+        <w:spacing w:line="360" w:lineRule="exact" w:after="0" w:before="0"/>
         <w:ind w:firstLine="709"/>
         <w:jc w:val="both"/>
       </w:pPr>
@@ -3400,12 +3538,12 @@
           <w:rFonts w:ascii="Times New Roman" w:hAnsi="Times New Roman"/>
           <w:sz w:val="28"/>
         </w:rPr>
-        <w:t>Требования к безопасности комплекса формулируются с учётом модели нарушителя: он имеет доступ к компьютеру на уровне обычного приложения, может наблюдать USB-трафик и подавать любые команды протокола, но не имеет физического доступа к устройству и промышленного оборудования для извлечения содержимого флеш.</w:t>
+        <w:t>Требования к безопасности удобнее всего сформулировать через модель нарушителя. Принимаем, что нарушитель имеет доступ к компьютеру на уровне обычного приложения и может наблюдать USB-трафик, может посылать любые команды протокола (в том числе с подобранными или случайными данными), но при этом у него нет физического доступа к устройству и нет промышленного оборудования для извлечения содержимого Flash-памяти микроконтроллера. Такая модель достаточно хорошо описывает практически возможные атаки на устройство, оставаясь по силе посередине между откровенно тривиальной (нарушитель не имеет ничего) и невыполнимо строгой (нарушитель — государственный аппарат с лабораторией физического анализа кристаллов).</w:t>
       </w:r>
     </w:p>
     <w:p>
       <w:pPr>
-        <w:spacing w:line="360" w:lineRule="auto" w:after="0" w:before="0"/>
+        <w:spacing w:line="360" w:lineRule="exact" w:after="0" w:before="0"/>
         <w:ind w:firstLine="709"/>
         <w:jc w:val="both"/>
       </w:pPr>
@@ -3414,12 +3552,12 @@
           <w:rFonts w:ascii="Times New Roman" w:hAnsi="Times New Roman"/>
           <w:sz w:val="28"/>
         </w:rPr>
-        <w:t>Главное требование — конфиденциальность закрытого ключа. Закрытый ключ bign не должен покидать энергонезависимой памяти микроконтроллера; протокол не содержит команд возврата ключа наружу.</w:t>
+        <w:t>Первое и главное требование к комплексу — конфиденциальность закрытого ключа. Закрытый ключ bign после генерации не должен покидать энергонезависимой памяти микроконтроллера ни в каком виде; в протоколе обмена сознательно нет команды чтения закрытого ключа наружу, и в исходном коде прошивки соответствующих функций тоже нет — даже если нарушитель полностью контролирует хост, он не сможет получить закрытый ключ через программный интерфейс.</w:t>
       </w:r>
     </w:p>
     <w:p>
       <w:pPr>
-        <w:spacing w:line="360" w:lineRule="auto" w:after="0" w:before="0"/>
+        <w:spacing w:line="360" w:lineRule="exact" w:after="0" w:before="0"/>
         <w:ind w:firstLine="709"/>
         <w:jc w:val="both"/>
       </w:pPr>
@@ -3428,12 +3566,12 @@
           <w:rFonts w:ascii="Times New Roman" w:hAnsi="Times New Roman"/>
           <w:sz w:val="28"/>
         </w:rPr>
-        <w:t>Второе требование — целостность ключей. Запись ключа во флеш защищена CRC-32. При каждом включении прошивка пересчитывает её и сравнивает с записанной. Если значения расходятся, ключ считается отсутствующим, и устройство возвращает ERR_NO_KEY.</w:t>
+        <w:t>Второе требование — целостность ключевой пары. Запись ключа во Flash-память защищается контрольной суммой CRC-32: вместе с самим ключом сохраняется и его контрольная сумма, а при каждом включении прошивка пересчитывает её и сравнивает с записанной. Если значения расходятся (например, из-за повреждения Flash при сбое питания во время записи), ключ считается отсутствующим, и устройство при попытке его использовать возвращает ошибку ERR_NO_KEY. Этим достигается простое, но важное свойство: либо в устройстве находится корректная пара ключей, либо её там нет вовсе.</w:t>
       </w:r>
     </w:p>
     <w:p>
       <w:pPr>
-        <w:spacing w:line="360" w:lineRule="auto" w:after="0" w:before="0"/>
+        <w:spacing w:line="360" w:lineRule="exact" w:after="0" w:before="0"/>
         <w:ind w:firstLine="709"/>
         <w:jc w:val="both"/>
       </w:pPr>
@@ -3442,12 +3580,12 @@
           <w:rFonts w:ascii="Times New Roman" w:hAnsi="Times New Roman"/>
           <w:sz w:val="28"/>
         </w:rPr>
-        <w:t>Третье требование — источник случайности. Программный сборщик энтропии формирует ключевой материал из нескольких независимых источников: уникальный идентификатор кристалла, показания свободно работающих таймеров, младшие биты АЦП. Сырые байты пропускаются через belt-hash, что обеспечивает стойкость при наличии не менее 128 бит истинной энтропии.</w:t>
+        <w:t>Третье требование — качество источника случайности. Это особенно важно для генерации ключевой пары: повторное использование закрытого ключа, как и предсказуемый k в подписи, ломают всю криптосистему. Программный сборщик энтропии в комплексе собирает данные из нескольких независимых источников — уникального идентификатора кристалла, свободно работающих таймеров SysTick и DWT, младших битов внутреннего температурного канала АЦП, — и пропускает их через belt-hash. Этого достаточно при условии, что суммарный объём собранной истинной энтропии не меньше 128 бит, что на практике легко обеспечивается даже за короткое время сбора.</w:t>
       </w:r>
     </w:p>
     <w:p>
       <w:pPr>
-        <w:spacing w:line="360" w:lineRule="auto" w:after="0" w:before="0"/>
+        <w:spacing w:line="360" w:lineRule="exact" w:after="0" w:before="0"/>
         <w:ind w:firstLine="709"/>
         <w:jc w:val="both"/>
       </w:pPr>
@@ -3456,12 +3594,12 @@
           <w:rFonts w:ascii="Times New Roman" w:hAnsi="Times New Roman"/>
           <w:sz w:val="28"/>
         </w:rPr>
-        <w:t>Устройство не контролирует семантику подписываемых данных: подписывается любой хеш, полученный по CMD_SIGN. В коммерческих устройствах эта особенность митигируется физической кнопкой подтверждения или PIN-кодом; в учебном варианте такие меры не реализованы.</w:t>
+        <w:t>Отдельно следует оговорить, что устройство в текущей версии не контролирует семантику подписываемых данных: подписывается любой хеш, переданный по CMD_SIGN. Это допустимое упрощение для учебного проекта; в коммерческих изделиях этот класс рисков обычно митигируется через физическую кнопку подтверждения операции или ввод PIN-кода, что заметно усложняет схему устройства и здесь не реализуется.</w:t>
       </w:r>
     </w:p>
     <w:p>
       <w:pPr>
-        <w:spacing w:line="360" w:lineRule="auto" w:after="0" w:before="0"/>
+        <w:spacing w:line="360" w:lineRule="exact" w:after="0" w:before="0"/>
         <w:ind w:firstLine="709"/>
         <w:jc w:val="both"/>
       </w:pPr>
@@ -3470,7 +3608,7 @@
           <w:rFonts w:ascii="Times New Roman" w:hAnsi="Times New Roman"/>
           <w:sz w:val="28"/>
         </w:rPr>
-        <w:t>Защита от считывания прошивки решается аппаратно: STM32F103C8T6 поддерживает три уровня Read-out Protection; в производственной версии выставляется уровень 1, блокирующий чтение флеш через JTAG и SWD.</w:t>
+        <w:t>Наконец, защита от считывания самой прошивки в учебной версии решается на уровне опции конфигурации STM32: микроконтроллер STM32F103C8T6 поддерживает три уровня Read-out Protection. В производственной версии достаточно выставить уровень 1, при котором чтение Flash через JTAG и SWD блокируется, а попытка снять защиту приводит к полному стиранию памяти. В отладочной плате эта опция намеренно оставлена в исходном состоянии, чтобы упростить процесс перепрошивки и отладки в рамках курсовой работы.</w:t>
       </w:r>
     </w:p>
     <w:p>
@@ -3525,8 +3663,9 @@
     </w:p>
     <w:p>
       <w:pPr>
-        <w:spacing w:line="360" w:lineRule="auto" w:before="120" w:after="120"/>
-        <w:ind w:firstLine="0"/>
+        <w:keepNext/>
+        <w:spacing w:line="360" w:lineRule="exact" w:before="0" w:after="0"/>
+        <w:ind w:firstLine="709"/>
         <w:jc w:val="left"/>
       </w:pPr>
       <w:r>
@@ -3540,7 +3679,7 @@
     </w:p>
     <w:p>
       <w:pPr>
-        <w:spacing w:line="360" w:lineRule="auto" w:after="0" w:before="0"/>
+        <w:spacing w:line="360" w:lineRule="exact" w:after="0" w:before="0"/>
         <w:ind w:firstLine="709"/>
         <w:jc w:val="both"/>
       </w:pPr>
@@ -3549,12 +3688,12 @@
           <w:rFonts w:ascii="Times New Roman" w:hAnsi="Times New Roman"/>
           <w:sz w:val="28"/>
         </w:rPr>
-        <w:t>Аппаратные криптографические устройства с USB-интерфейсом занимают сегодня обширную нишу на рынке средств защиты информации. К ним относятся USB-токены (eToken, JaCarta, Rutoken, АвестКлюч), смарт-карты с USB-считывателями, USB-ключи для защиты ПО (Sentinel HASP, Guardant) и компактные модули безопасности. Несмотря на различия в назначении, архитектурно они близки: специализированный микроконтроллер с защищённой памятью выполняет криптографические операции по командам с компьютера.</w:t>
+        <w:t>Аппаратные криптографические устройства с USB-интерфейсом — это сегодня довольно обширная и зрелая ниша на рынке средств защиты информации. К ней относятся USB-токены (eToken, JaCarta, Rutoken, белорусский АвестКлюч), смарт-карты с USB-считывателями, USB-ключи для защиты программного обеспечения от копирования (Sentinel HASP, Guardant) и компактные модули безопасности типа Yubikey. При всех различиях в назначении и форм-факторе архитектурно они построены по сходному принципу: специализированный микроконтроллер с энергонезависимой памятью и определённым уровнем физической защиты выполняет криптографические операции по командам, поступающим с компьютера, и хранит внутри себя секретные ключи, которые наружу никогда не выводятся.</w:t>
       </w:r>
     </w:p>
     <w:p>
       <w:pPr>
-        <w:spacing w:line="360" w:lineRule="auto" w:after="0" w:before="0"/>
+        <w:spacing w:line="360" w:lineRule="exact" w:after="0" w:before="0"/>
         <w:ind w:firstLine="709"/>
         <w:jc w:val="both"/>
       </w:pPr>
@@ -3563,12 +3702,12 @@
           <w:rFonts w:ascii="Times New Roman" w:hAnsi="Times New Roman"/>
           <w:sz w:val="28"/>
         </w:rPr>
-        <w:t>USB-токены — самый распространённый класс таких устройств; они применяются для аутентификации пользователей, формирования квалифицированной ЭЦП и защищённого хранения паролей и сертификатов. В Беларуси и СНГ ведущие производители — «Актив-Софт» (Rutoken), Aladdin R.D. (JaCarta GOST, JaCarta PKI/BIO) и НПУП «АГАТ-СИСТЕМ» (АвестКлюч 5 и 6). Эти устройства сертифицированы Оперативно-аналитическим центром (ОАЦ) при Президенте и допущены к применению в государственных информационных системах.</w:t>
+        <w:t>Самый массовый класс таких устройств — это, безусловно, USB-токены. Их используют для аутентификации пользователей в корпоративных системах, для формирования квалифицированной электронной цифровой подписи, для защищённого хранения паролей, сертификатов и ключевой информации. В Беларуси и странах СНГ ведущими игроками этого рынка являются российская компания «Актив-Софт» с серией Rutoken, израильско-российская Aladdin R.D. с серией JaCarta (в том числе JaCarta GOST с поддержкой ГОСТ-алгоритмов) и белорусское НПУП «АГАТ-СИСТЕМ» с линейкой АвестКлюч 5 и 6. Все три семейства имеют сертификаты Оперативно-аналитического центра при Президенте Республики Беларусь и допущены к применению в государственных информационных системах нашей страны.</w:t>
       </w:r>
     </w:p>
     <w:p>
       <w:pPr>
-        <w:spacing w:line="360" w:lineRule="auto" w:after="0" w:before="0"/>
+        <w:spacing w:line="360" w:lineRule="exact" w:after="0" w:before="0"/>
         <w:ind w:firstLine="709"/>
         <w:jc w:val="both"/>
       </w:pPr>
@@ -3577,12 +3716,12 @@
           <w:rFonts w:ascii="Times New Roman" w:hAnsi="Times New Roman"/>
           <w:sz w:val="28"/>
         </w:rPr>
-        <w:t>Технически большинство профессиональных USB-токенов построены на специализированных кристаллах смарт-карт (NXP SmartMX, Infineon SLE 78, Atmel ATSAM) с физической защитой и сертификацией Common Criteria EAL5+. Логически они общаются с компьютером по протоколу APDU (ISO/IEC 7816-4), туннелированному через USB CCID. Архитектурно близки к разрабатываемому устройству аппаратные кошельки криптовалют (Ledger Nano, Trezor): закрытый ключ генерируется и хранится внутри устройства, наружу передаётся только подпись.</w:t>
+        <w:t>С технической точки зрения профессиональные USB-токены построены, как правило, на специализированных кристаллах семейства смарт-карт — NXP SmartMX, Infineon SLE 78, Atmel ATSAM, — обладающих встроенными механизмами физической защиты от несанкционированного доступа и проходящих сертификацию Common Criteria уровня EAL5+. Логически такие устройства общаются с компьютером по протоколу APDU, описанному в ISO/IEC 7816-4 и туннелированному через спецификацию USB CCID. Архитектурно к разрабатываемому в работе устройству ближе всего стоят, как ни странно, аппаратные кошельки криптовалют (Ledger Nano, Trezor): в них закрытый ключ также генерируется и хранится внутри устройства, а наружу через USB передаются только подписи операций.</w:t>
       </w:r>
     </w:p>
     <w:p>
       <w:pPr>
-        <w:spacing w:line="360" w:lineRule="auto" w:after="0" w:before="0"/>
+        <w:spacing w:line="360" w:lineRule="exact" w:after="0" w:before="0"/>
         <w:ind w:firstLine="709"/>
         <w:jc w:val="both"/>
       </w:pPr>
@@ -3591,13 +3730,14 @@
           <w:rFonts w:ascii="Times New Roman" w:hAnsi="Times New Roman"/>
           <w:sz w:val="28"/>
         </w:rPr>
-        <w:t>Разрабатываемый модуль ставит более скромную задачу: реализовать тот же функциональный профиль (подпись bign и шифрование belt) на массово доступной плате стоимостью менее 10 у.е.</w:t>
+        <w:t>Разрабатываемый в курсовой работе комплекс ставит перед собой намеренно более скромную задачу: реализовать тот же базовый функциональный профиль — формирование подписи bign и симметричное шифрование belt — на массово доступной отладочной плате стоимостью меньше десяти условных единиц, без претензий на сертификацию и физическую защиту коммерческого уровня, но с упором на полностью открытый и доступный для изучения исходный код.</w:t>
       </w:r>
     </w:p>
     <w:p>
       <w:pPr>
-        <w:spacing w:line="360" w:lineRule="auto" w:before="120" w:after="120"/>
-        <w:ind w:firstLine="0"/>
+        <w:keepNext/>
+        <w:spacing w:line="360" w:lineRule="exact" w:before="0" w:after="0"/>
+        <w:ind w:firstLine="709"/>
         <w:jc w:val="left"/>
       </w:pPr>
       <w:r>
@@ -3611,7 +3751,7 @@
     </w:p>
     <w:p>
       <w:pPr>
-        <w:spacing w:line="360" w:lineRule="auto" w:after="0" w:before="0"/>
+        <w:spacing w:line="360" w:lineRule="exact" w:after="0" w:before="0"/>
         <w:ind w:firstLine="709"/>
         <w:jc w:val="both"/>
       </w:pPr>
@@ -3620,12 +3760,12 @@
           <w:rFonts w:ascii="Times New Roman" w:hAnsi="Times New Roman"/>
           <w:sz w:val="28"/>
         </w:rPr>
-        <w:t>Программные и программно-аппаратные средства, реализующие СТБ 34.101.31 и СТБ 34.101.45, в Беларуси представлены несколькими решениями.</w:t>
+        <w:t>Если говорить именно о программных и программно-аппаратных средствах, реализующих СТБ 34.101.31 и СТБ 34.101.45, на белорусском рынке заметно несколько решений, которые имеет смысл рассмотреть подробнее.</w:t>
       </w:r>
     </w:p>
     <w:p>
       <w:pPr>
-        <w:spacing w:line="360" w:lineRule="auto" w:after="0" w:before="0"/>
+        <w:spacing w:line="360" w:lineRule="exact" w:after="0" w:before="0"/>
         <w:ind w:firstLine="709"/>
         <w:jc w:val="both"/>
       </w:pPr>
@@ -3634,12 +3774,12 @@
           <w:rFonts w:ascii="Times New Roman" w:hAnsi="Times New Roman"/>
           <w:sz w:val="28"/>
         </w:rPr>
-        <w:t>Свободная криптографическая библиотека bee2 (Apache 2.0, github.com/agievich/bee2) разрабатывается коллективом под руководством С. В. Агиевича. Она поддерживает все основные стандарты белорусской криптографии: СТБ 34.101.31 (belt, belt-hash), 34.101.45 (bign), 34.101.47 (brng), 34.101.66 (bake), 34.101.79 (botp). Написана на ISO C99 без внешних зависимостей, подходит для серверов и встраиваемых устройств. Положена в основу прошивки.</w:t>
+        <w:t>Открытая криптографическая библиотека bee2 разрабатывается с начала 2010-х годов в лаборатории прикладной математики и информатики Белорусского государственного университета. Распространяется она под свободной лицензией Apache 2.0 и доступна на GitHub. По объёму поддерживаемых стандартов это, вероятно, наиболее полная отечественная реализация: в библиотеке закрыты все основные стандарты белорусской криптографии — СТБ 34.101.31 (belt и belt-hash), 34.101.45 (bign), 34.101.47 (brng), 34.101.66 (bake), 34.101.79 (botp) и ряд других. Bee2 написана на чистом ISO C99 и не имеет внешних зависимостей, поэтому одинаково хорошо собирается и для серверов под Linux, и для встраиваемых платформ ARM Cortex-M. В разрабатываемом комплексе она используется в качестве основного криптографического ядра прошивки.</w:t>
       </w:r>
     </w:p>
     <w:p>
       <w:pPr>
-        <w:spacing w:line="360" w:lineRule="auto" w:after="0" w:before="0"/>
+        <w:spacing w:line="360" w:lineRule="exact" w:after="0" w:before="0"/>
         <w:ind w:firstLine="709"/>
         <w:jc w:val="both"/>
       </w:pPr>
@@ -3648,12 +3788,12 @@
           <w:rFonts w:ascii="Times New Roman" w:hAnsi="Times New Roman"/>
           <w:sz w:val="28"/>
         </w:rPr>
-        <w:t>Криптокомплекс «АВЕСТ» (НПУП «АГАТ-СИСТЕМ») — сертифицированный коммерческий продукт. В его состав входят криптопровайдер для Windows, утилиты управления ключами и сертификатами, средства интеграции с системой межведомственного документооборота. USB-токен АвестКлюч того же производителя реализует полный цикл bign на сертифицированном аппаратном носителе: ключ генерируется внутри токена и не покидает его; внешнее взаимодействие через PKCS#11 обеспечивает совместимость с Mozilla Firefox, Adobe Acrobat, Microsoft Office. АвестКлюч применяется при подаче налоговой отчётности, в банковских системах и в проектах электронного правительства.</w:t>
+        <w:t>Криптокомплекс «АВЕСТ», выпускаемый НПУП «АГАТ-СИСТЕМ», представляет собой сертифицированный коммерческий продукт, традиционно применяемый в государственных информационных системах Беларуси. В его состав входит криптопровайдер для операционных систем семейства Windows (CSP), утилиты управления ключами и сертификатами, а также средства интеграции с системой межведомственного документооборота. Аппаратной частью комплекса служит USB-токен АвестКлюч того же производителя: он реализует полный цикл bign на сертифицированном носителе, причём ключ генерируется внутри токена и наружу не выводится. Стандартный программный интерфейс PKCS#11 обеспечивает совместимость с такими массовыми приложениями, как Mozilla Firefox, Adobe Acrobat и Microsoft Office. На практике АвестКлюч применяется при подаче налоговой отчётности через портал МНС, в банковских системах ДБО и в различных проектах электронного правительства.</w:t>
       </w:r>
     </w:p>
     <w:p>
       <w:pPr>
-        <w:spacing w:line="360" w:lineRule="auto" w:after="0" w:before="0"/>
+        <w:spacing w:line="360" w:lineRule="exact" w:after="0" w:before="0"/>
         <w:ind w:firstLine="709"/>
         <w:jc w:val="both"/>
       </w:pPr>
@@ -3662,13 +3802,14 @@
           <w:rFonts w:ascii="Times New Roman" w:hAnsi="Times New Roman"/>
           <w:sz w:val="28"/>
         </w:rPr>
-        <w:t>Стандарт PKCS#11 описывает программный интерфейс «токена» — устройства, хранящего ключи и выполняющего криптографические операции. Сертифицированные USB-токены поставляются с провайдером PKCS#11, что обеспечивает совместимость со стандартными приложениями. В учебном комплексе провайдер PKCS#11 не реализован: обмен ведётся через собственный бинарный протокол (подраздел 2.4). Реализация PKCS#11 рассматривается как перспективное направление развития.</w:t>
+        <w:t>Сам стандарт PKCS#11 представляет собой описание программного интерфейса так называемого «криптографического токена» — устройства, которое хранит ключи и выполняет криптографические операции, не раскрывая закрытого ключевого материала. Любой сертифицированный USB-токен сопровождается соответствующим провайдером PKCS#11 (как правило, в виде .dll или .so), что и обеспечивает совместимость со стандартными приложениями без модификации последних. В разрабатываемом учебном комплексе провайдер PKCS#11 не реализован: обмен с устройством ведётся через собственный простой бинарный протокол, описанный в подразделе 2.4. Реализация PKCS#11 рассматривается как одно из перспективных направлений дальнейшего развития, поскольку откроет путь к встраиванию устройства в реально используемые приложения без модификации их кода.</w:t>
       </w:r>
     </w:p>
     <w:p>
       <w:pPr>
-        <w:spacing w:line="360" w:lineRule="auto" w:before="120" w:after="120"/>
-        <w:ind w:firstLine="0"/>
+        <w:keepNext/>
+        <w:spacing w:line="360" w:lineRule="exact" w:before="0" w:after="0"/>
+        <w:ind w:firstLine="709"/>
         <w:jc w:val="left"/>
       </w:pPr>
       <w:r>
@@ -3682,7 +3823,7 @@
     </w:p>
     <w:p>
       <w:pPr>
-        <w:spacing w:line="360" w:lineRule="auto" w:after="0" w:before="0"/>
+        <w:spacing w:line="360" w:lineRule="exact" w:after="0" w:before="0"/>
         <w:ind w:firstLine="709"/>
         <w:jc w:val="both"/>
       </w:pPr>
@@ -3691,12 +3832,12 @@
           <w:rFonts w:ascii="Times New Roman" w:hAnsi="Times New Roman"/>
           <w:sz w:val="28"/>
         </w:rPr>
-        <w:t>Архитектуры существующих программно-аппаратных средств можно классифицировать по нескольким признакам.</w:t>
+        <w:t>Архитектурные решения существующих средств криптографической защиты удобно классифицировать по трём независимым признакам: типу аппаратной платформы, способу подключения к компьютеру и набору программных интерфейсов.</w:t>
       </w:r>
     </w:p>
     <w:p>
       <w:pPr>
-        <w:spacing w:line="360" w:lineRule="auto" w:after="0" w:before="0"/>
+        <w:spacing w:line="360" w:lineRule="exact" w:after="0" w:before="0"/>
         <w:ind w:firstLine="709"/>
         <w:jc w:val="both"/>
       </w:pPr>
@@ -3705,12 +3846,12 @@
           <w:rFonts w:ascii="Times New Roman" w:hAnsi="Times New Roman"/>
           <w:sz w:val="28"/>
         </w:rPr>
-        <w:t>По типу аппаратной платформы выделяют четыре категории. Специализированные кристаллы безопасности (NXP SmartMX, Infineon SLE 78, ST33, ATECC608A) обладают физической защитой и сопроцессорами для RSA и ECDSA; применяются в банковских картах, паспортах и профессиональных USB-токенах. Обычные микроконтроллеры (STM32, NXP LPC) не имеют физической защиты, но при правильной конфигурации Read-out Protection обеспечивают приемлемый уровень безопасности; к этой категории относится разрабатываемый комплекс. Защищённые анклавы (Intel SGX, ARM TrustZone) и аппаратные ускорители в серверных сопроцессорах составляют две оставшиеся категории.</w:t>
+        <w:t>По типу аппаратной платформы выделяют четыре характерные категории. К первой относятся специализированные кристаллы безопасности — NXP SmartMX, Infineon SLE 78, ST33 от STMicroelectronics, Microchip ATECC608A. Они обладают аппаратной защитой от вмешательства (датчики напряжения, экранирование шин внутри кристалла, защита по тактовой частоте) и встроенными криптоускорителями для RSA и операций над эллиптическими кривыми. Такие чипы применяются в банковских картах, биометрических паспортах и профессиональных USB-токенах. Вторую категорию составляют обычные микроконтроллеры общего назначения — STM32, NXP LPC, Microchip SAM, — которые сами по себе не имеют физической защиты, однако при правильной настройке Read-out Protection и грамотном написании кода обеспечивают приемлемый для большинства гражданских применений уровень безопасности. Именно к этой категории относится разрабатываемый в работе комплекс. Третья категория — это защищённые анклавы в составе универсальных процессоров (Intel SGX, ARM TrustZone), четвёртая — аппаратные ускорители в серверных HSM (Thales, Utimaco). Последние две группы здесь не рассматриваются: они применяются в специфических серверных задачах и в формате USB-устройств обычно не встречаются.</w:t>
       </w:r>
     </w:p>
     <w:p>
       <w:pPr>
-        <w:spacing w:line="360" w:lineRule="auto" w:after="0" w:before="0"/>
+        <w:spacing w:line="360" w:lineRule="exact" w:after="0" w:before="0"/>
         <w:ind w:firstLine="709"/>
         <w:jc w:val="both"/>
       </w:pPr>
@@ -3719,12 +3860,12 @@
           <w:rFonts w:ascii="Times New Roman" w:hAnsi="Times New Roman"/>
           <w:sz w:val="28"/>
         </w:rPr>
-        <w:t>По способу взаимодействия средства защиты делятся на пять групп: смарт-карты с APDU поверх USB CCID; USB CDC с виртуальным портом (как разрабатываемое решение); USB HID (Yubikey); сетевые HSM по TCP/IP; PCIe-модули.</w:t>
+        <w:t>По способу взаимодействия с компьютером средства защиты делятся условно на пять групп. Первая — это смарт-карты с протоколом APDU поверх USB CCID. Вторая — USB CDC ACM с виртуальным последовательным портом, то самое решение, выбранное в разрабатываемом комплексе. Третья — USB HID, как у токенов Yubikey: класс HID удобен тем, что не требует никаких драйверов, но сильно ограничен в размере одиночного пакета. Четвёртая — сетевые модули HSM с подключением по TCP/IP, рассчитанные на серверные применения. Пятая — встраиваемые PCIe-модули для серверов, обеспечивающие высокую пропускную способность и минимальные задержки.</w:t>
       </w:r>
     </w:p>
     <w:p>
       <w:pPr>
-        <w:spacing w:line="360" w:lineRule="auto" w:after="0" w:before="0"/>
+        <w:spacing w:line="360" w:lineRule="exact" w:after="0" w:before="0"/>
         <w:ind w:firstLine="709"/>
         <w:jc w:val="both"/>
       </w:pPr>
@@ -3733,12 +3874,12 @@
           <w:rFonts w:ascii="Times New Roman" w:hAnsi="Times New Roman"/>
           <w:sz w:val="28"/>
         </w:rPr>
-        <w:t>По набору алгоритмов сертифицированные средства СТБ обычно поддерживают belt в ECB/CBC/CTR, belt-hash, bign-sign/verify, режимы DWP и KWP, belt-pbkdf и bake. Профессиональные средства дополнительно поддерживают RSA, ECDSA, AES, SHA-2 и SHA-3. По форме программного интерфейса различают PKCS#11, Microsoft CSP/CNG, OpenSSL Engine, проприетарные интерфейсы и собственные бинарные протоколы поверх UART или USB CDC.</w:t>
+        <w:t>По форме программного интерфейса различают пять основных вариантов: PKCS#11 (стандарт де-факто для совместимости с прикладным ПО), Microsoft CSP/CNG (для интеграции в среду Windows), OpenSSL Engine (для серверных приложений на Linux), проприетарные интерфейсы конкретного производителя и собственные бинарные протоколы поверх UART или USB CDC. По набору поддерживаемых алгоритмов сертифицированные средства, ориентированные на СТБ, обычно реализуют belt в режимах ECB, CBC и CTR, хеш-функцию belt-hash, операции bign-sign и bign-verify, режимы DWP и KWP, ключевую функцию belt-pbkdf и протокол bake. Профессиональные средства, рассчитанные одновременно на работу с белорусскими и зарубежными системами, дополнительно поддерживают RSA, ECDSA, AES, SHA-2 и SHA-3.</w:t>
       </w:r>
     </w:p>
     <w:p>
       <w:pPr>
-        <w:spacing w:line="360" w:lineRule="auto" w:after="0" w:before="0"/>
+        <w:spacing w:line="360" w:lineRule="exact" w:after="0" w:before="0"/>
         <w:ind w:firstLine="709"/>
         <w:jc w:val="both"/>
       </w:pPr>
@@ -3747,13 +3888,14 @@
           <w:rFonts w:ascii="Times New Roman" w:hAnsi="Times New Roman"/>
           <w:sz w:val="28"/>
         </w:rPr>
-        <w:t>В разрабатываемом комплексе использованы следующие решения: модель «терминал–устройство», хранение закрытого ключа в выделенной странице флеш с защитой CRC-32, криптография через bee2, физический канал USB CDC ACM. Эти решения делают комплекс архитектурно близким к промышленным образцам.</w:t>
+        <w:t>В разрабатываемом комплексе выбраны следующие архитектурные решения: модель «терминал–устройство», хранение закрытого ключа в выделенной странице Flash с защитой по контрольной сумме CRC-32, реализация всех криптографических примитивов через библиотеку bee2 и физический канал на основе USB CDC ACM. Такая комбинация делает комплекс архитектурно весьма близким к промышленным USB-токенам — отличие, по сути, состоит лишь в выборе менее защищённого общего микроконтроллера вместо специализированного кристалла безопасности.</w:t>
       </w:r>
     </w:p>
     <w:p>
       <w:pPr>
-        <w:spacing w:line="360" w:lineRule="auto" w:before="120" w:after="120"/>
-        <w:ind w:firstLine="0"/>
+        <w:keepNext/>
+        <w:spacing w:line="360" w:lineRule="exact" w:before="0" w:after="0"/>
+        <w:ind w:firstLine="709"/>
         <w:jc w:val="left"/>
       </w:pPr>
       <w:r>
@@ -3767,7 +3909,7 @@
     </w:p>
     <w:p>
       <w:pPr>
-        <w:spacing w:line="360" w:lineRule="auto" w:after="0" w:before="0"/>
+        <w:spacing w:line="360" w:lineRule="exact" w:after="0" w:before="0"/>
         <w:ind w:firstLine="709"/>
         <w:jc w:val="both"/>
       </w:pPr>
@@ -3776,12 +3918,12 @@
           <w:rFonts w:ascii="Times New Roman" w:hAnsi="Times New Roman"/>
           <w:sz w:val="28"/>
         </w:rPr>
-        <w:t>Для наглядной оценки места разрабатываемого комплекса в ряду существующих решений проведём их сравнение по ключевым параметрам: алгоритмам, форм-фактору, сертификации, программному интерфейсу и степени открытости (таблица 3.1).</w:t>
+        <w:t>Чтобы наглядно увидеть место разрабатываемого комплекса в ряду существующих решений, выполнено их сравнение по нескольким ключевым параметрам: поддерживаемым алгоритмам, форм-фактору, наличию сертификации, программному интерфейсу и степени открытости исходного кода. Результаты сведены в таблицу 3.1.</w:t>
       </w:r>
     </w:p>
     <w:p>
       <w:pPr>
-        <w:spacing w:line="360" w:lineRule="auto" w:after="0" w:before="0"/>
+        <w:spacing w:line="360" w:lineRule="exact" w:after="0" w:before="0"/>
         <w:ind w:firstLine="709"/>
         <w:jc w:val="both"/>
       </w:pPr>
@@ -3790,7 +3932,7 @@
           <w:rFonts w:ascii="Times New Roman" w:hAnsi="Times New Roman"/>
           <w:sz w:val="28"/>
         </w:rPr>
-        <w:t>Таблица 3.1 — Сравнение программно-аппаратных средств с поддержкой СТБ</w:t>
+        <w:t>Таблица 3.1 — Сравнение программно-аппаратных средств с поддержкой стандартов СТБ</w:t>
       </w:r>
     </w:p>
     <w:tbl>
@@ -3910,7 +4052,7 @@
                 <w:b/>
                 <w:sz w:val="22"/>
               </w:rPr>
-              <w:t>Интерфейс</w:t>
+              <w:t>Программный интерфейс</w:t>
             </w:r>
           </w:p>
         </w:tc>
@@ -3931,7 +4073,7 @@
                 <w:b/>
                 <w:sz w:val="22"/>
               </w:rPr>
-              <w:t>Открытость</w:t>
+              <w:t>Степень открытости</w:t>
             </w:r>
           </w:p>
         </w:tc>
@@ -3973,7 +4115,7 @@
                 <w:rFonts w:ascii="Times New Roman" w:hAnsi="Times New Roman"/>
                 <w:sz w:val="22"/>
               </w:rPr>
-              <w:t>34.101.31, .45, .66</w:t>
+              <w:t>34.101.31, 34.101.45, 34.101.66</w:t>
             </w:r>
           </w:p>
         </w:tc>
@@ -4013,7 +4155,7 @@
                 <w:rFonts w:ascii="Times New Roman" w:hAnsi="Times New Roman"/>
                 <w:sz w:val="22"/>
               </w:rPr>
-              <w:t>СТБ, ОАЦ</w:t>
+              <w:t>ОАЦ, СТБ</w:t>
             </w:r>
           </w:p>
         </w:tc>
@@ -4033,7 +4175,7 @@
                 <w:rFonts w:ascii="Times New Roman" w:hAnsi="Times New Roman"/>
                 <w:sz w:val="22"/>
               </w:rPr>
-              <w:t>PKCS#11</w:t>
+              <w:t>PKCS#11, Windows CSP</w:t>
             </w:r>
           </w:p>
         </w:tc>
@@ -4053,7 +4195,7 @@
                 <w:rFonts w:ascii="Times New Roman" w:hAnsi="Times New Roman"/>
                 <w:sz w:val="22"/>
               </w:rPr>
-              <w:t>закрытое</w:t>
+              <w:t>закрытое ПО</w:t>
             </w:r>
           </w:p>
         </w:tc>
@@ -4095,7 +4237,7 @@
                 <w:rFonts w:ascii="Times New Roman" w:hAnsi="Times New Roman"/>
                 <w:sz w:val="22"/>
               </w:rPr>
-              <w:t>34.101.31, .45</w:t>
+              <w:t>34.101.31, 34.101.45</w:t>
             </w:r>
           </w:p>
         </w:tc>
@@ -4135,7 +4277,7 @@
                 <w:rFonts w:ascii="Times New Roman" w:hAnsi="Times New Roman"/>
                 <w:sz w:val="22"/>
               </w:rPr>
-              <w:t>СТБ, ОАЦ</w:t>
+              <w:t>ОАЦ, СТБ</w:t>
             </w:r>
           </w:p>
         </w:tc>
@@ -4175,7 +4317,7 @@
                 <w:rFonts w:ascii="Times New Roman" w:hAnsi="Times New Roman"/>
                 <w:sz w:val="22"/>
               </w:rPr>
-              <w:t>закрытое</w:t>
+              <w:t>закрытое ПО</w:t>
             </w:r>
           </w:p>
         </w:tc>
@@ -4237,7 +4379,7 @@
                 <w:rFonts w:ascii="Times New Roman" w:hAnsi="Times New Roman"/>
                 <w:sz w:val="22"/>
               </w:rPr>
-              <w:t>USB/смарт-карта</w:t>
+              <w:t>USB-токен / смарт-карта</w:t>
             </w:r>
           </w:p>
         </w:tc>
@@ -4297,7 +4439,7 @@
                 <w:rFonts w:ascii="Times New Roman" w:hAnsi="Times New Roman"/>
                 <w:sz w:val="22"/>
               </w:rPr>
-              <w:t>закрытое</w:t>
+              <w:t>закрытое ПО</w:t>
             </w:r>
           </w:p>
         </w:tc>
@@ -4319,7 +4461,7 @@
                 <w:rFonts w:ascii="Times New Roman" w:hAnsi="Times New Roman"/>
                 <w:sz w:val="22"/>
               </w:rPr>
-              <w:t>bee2 (программная)</w:t>
+              <w:t>Криптокомплекс «АВЕСТ»</w:t>
             </w:r>
           </w:p>
         </w:tc>
@@ -4339,7 +4481,7 @@
                 <w:rFonts w:ascii="Times New Roman" w:hAnsi="Times New Roman"/>
                 <w:sz w:val="22"/>
               </w:rPr>
-              <w:t>34.101.31, .45, .47</w:t>
+              <w:t>34.101.31, 34.101.45</w:t>
             </w:r>
           </w:p>
         </w:tc>
@@ -4359,7 +4501,129 @@
                 <w:rFonts w:ascii="Times New Roman" w:hAnsi="Times New Roman"/>
                 <w:sz w:val="22"/>
               </w:rPr>
-              <w:t>библиотека C</w:t>
+              <w:t>программный пакет Windows</w:t>
+            </w:r>
+          </w:p>
+        </w:tc>
+        <w:tc>
+          <w:tcPr>
+            <w:tcW w:type="dxa" w:w="1606"/>
+          </w:tcPr>
+          <w:p>
+            <w:pPr>
+              <w:spacing w:line="240" w:lineRule="auto" w:after="0"/>
+              <w:ind w:firstLine="0"/>
+              <w:jc w:val="left"/>
+            </w:pPr>
+            <w:r/>
+            <w:r>
+              <w:rPr>
+                <w:rFonts w:ascii="Times New Roman" w:hAnsi="Times New Roman"/>
+                <w:sz w:val="22"/>
+              </w:rPr>
+              <w:t>ОАЦ, СТБ</w:t>
+            </w:r>
+          </w:p>
+        </w:tc>
+        <w:tc>
+          <w:tcPr>
+            <w:tcW w:type="dxa" w:w="1606"/>
+          </w:tcPr>
+          <w:p>
+            <w:pPr>
+              <w:spacing w:line="240" w:lineRule="auto" w:after="0"/>
+              <w:ind w:firstLine="0"/>
+              <w:jc w:val="left"/>
+            </w:pPr>
+            <w:r/>
+            <w:r>
+              <w:rPr>
+                <w:rFonts w:ascii="Times New Roman" w:hAnsi="Times New Roman"/>
+                <w:sz w:val="22"/>
+              </w:rPr>
+              <w:t>Windows CSP</w:t>
+            </w:r>
+          </w:p>
+        </w:tc>
+        <w:tc>
+          <w:tcPr>
+            <w:tcW w:type="dxa" w:w="1606"/>
+          </w:tcPr>
+          <w:p>
+            <w:pPr>
+              <w:spacing w:line="240" w:lineRule="auto" w:after="0"/>
+              <w:ind w:firstLine="0"/>
+              <w:jc w:val="left"/>
+            </w:pPr>
+            <w:r/>
+            <w:r>
+              <w:rPr>
+                <w:rFonts w:ascii="Times New Roman" w:hAnsi="Times New Roman"/>
+                <w:sz w:val="22"/>
+              </w:rPr>
+              <w:t>закрытое ПО</w:t>
+            </w:r>
+          </w:p>
+        </w:tc>
+      </w:tr>
+      <w:tr>
+        <w:tc>
+          <w:tcPr>
+            <w:tcW w:type="dxa" w:w="1606"/>
+          </w:tcPr>
+          <w:p>
+            <w:pPr>
+              <w:spacing w:line="240" w:lineRule="auto" w:after="0"/>
+              <w:ind w:firstLine="0"/>
+              <w:jc w:val="left"/>
+            </w:pPr>
+            <w:r/>
+            <w:r>
+              <w:rPr>
+                <w:rFonts w:ascii="Times New Roman" w:hAnsi="Times New Roman"/>
+                <w:sz w:val="22"/>
+              </w:rPr>
+              <w:t>Bee2</w:t>
+            </w:r>
+          </w:p>
+        </w:tc>
+        <w:tc>
+          <w:tcPr>
+            <w:tcW w:type="dxa" w:w="1606"/>
+          </w:tcPr>
+          <w:p>
+            <w:pPr>
+              <w:spacing w:line="240" w:lineRule="auto" w:after="0"/>
+              <w:ind w:firstLine="0"/>
+              <w:jc w:val="left"/>
+            </w:pPr>
+            <w:r/>
+            <w:r>
+              <w:rPr>
+                <w:rFonts w:ascii="Times New Roman" w:hAnsi="Times New Roman"/>
+                <w:sz w:val="22"/>
+              </w:rPr>
+              <w:t>34.101.31, 34.101.45, 34.101.47, 34.101.66</w:t>
+            </w:r>
+          </w:p>
+        </w:tc>
+        <w:tc>
+          <w:tcPr>
+            <w:tcW w:type="dxa" w:w="1606"/>
+          </w:tcPr>
+          <w:p>
+            <w:pPr>
+              <w:spacing w:line="240" w:lineRule="auto" w:after="0"/>
+              <w:ind w:firstLine="0"/>
+              <w:jc w:val="left"/>
+            </w:pPr>
+            <w:r/>
+            <w:r>
+              <w:rPr>
+                <w:rFonts w:ascii="Times New Roman" w:hAnsi="Times New Roman"/>
+                <w:sz w:val="22"/>
+              </w:rPr>
+              <w:t>программная библиотека на C</w:t>
             </w:r>
           </w:p>
         </w:tc>
@@ -4419,129 +4683,7 @@
                 <w:rFonts w:ascii="Times New Roman" w:hAnsi="Times New Roman"/>
                 <w:sz w:val="22"/>
               </w:rPr>
-              <w:t>Apache 2.0</w:t>
-            </w:r>
-          </w:p>
-        </w:tc>
-      </w:tr>
-      <w:tr>
-        <w:tc>
-          <w:tcPr>
-            <w:tcW w:type="dxa" w:w="1606"/>
-          </w:tcPr>
-          <w:p>
-            <w:pPr>
-              <w:spacing w:line="240" w:lineRule="auto" w:after="0"/>
-              <w:ind w:firstLine="0"/>
-              <w:jc w:val="left"/>
-            </w:pPr>
-            <w:r/>
-            <w:r>
-              <w:rPr>
-                <w:rFonts w:ascii="Times New Roman" w:hAnsi="Times New Roman"/>
-                <w:sz w:val="22"/>
-              </w:rPr>
-              <w:t>АВЕСТ</w:t>
-            </w:r>
-          </w:p>
-        </w:tc>
-        <w:tc>
-          <w:tcPr>
-            <w:tcW w:type="dxa" w:w="1606"/>
-          </w:tcPr>
-          <w:p>
-            <w:pPr>
-              <w:spacing w:line="240" w:lineRule="auto" w:after="0"/>
-              <w:ind w:firstLine="0"/>
-              <w:jc w:val="left"/>
-            </w:pPr>
-            <w:r/>
-            <w:r>
-              <w:rPr>
-                <w:rFonts w:ascii="Times New Roman" w:hAnsi="Times New Roman"/>
-                <w:sz w:val="22"/>
-              </w:rPr>
-              <w:t>34.101.31, .45</w:t>
-            </w:r>
-          </w:p>
-        </w:tc>
-        <w:tc>
-          <w:tcPr>
-            <w:tcW w:type="dxa" w:w="1606"/>
-          </w:tcPr>
-          <w:p>
-            <w:pPr>
-              <w:spacing w:line="240" w:lineRule="auto" w:after="0"/>
-              <w:ind w:firstLine="0"/>
-              <w:jc w:val="left"/>
-            </w:pPr>
-            <w:r/>
-            <w:r>
-              <w:rPr>
-                <w:rFonts w:ascii="Times New Roman" w:hAnsi="Times New Roman"/>
-                <w:sz w:val="22"/>
-              </w:rPr>
-              <w:t>программа Windows</w:t>
-            </w:r>
-          </w:p>
-        </w:tc>
-        <w:tc>
-          <w:tcPr>
-            <w:tcW w:type="dxa" w:w="1606"/>
-          </w:tcPr>
-          <w:p>
-            <w:pPr>
-              <w:spacing w:line="240" w:lineRule="auto" w:after="0"/>
-              <w:ind w:firstLine="0"/>
-              <w:jc w:val="left"/>
-            </w:pPr>
-            <w:r/>
-            <w:r>
-              <w:rPr>
-                <w:rFonts w:ascii="Times New Roman" w:hAnsi="Times New Roman"/>
-                <w:sz w:val="22"/>
-              </w:rPr>
-              <w:t>СТБ, ОАЦ</w:t>
-            </w:r>
-          </w:p>
-        </w:tc>
-        <w:tc>
-          <w:tcPr>
-            <w:tcW w:type="dxa" w:w="1606"/>
-          </w:tcPr>
-          <w:p>
-            <w:pPr>
-              <w:spacing w:line="240" w:lineRule="auto" w:after="0"/>
-              <w:ind w:firstLine="0"/>
-              <w:jc w:val="left"/>
-            </w:pPr>
-            <w:r/>
-            <w:r>
-              <w:rPr>
-                <w:rFonts w:ascii="Times New Roman" w:hAnsi="Times New Roman"/>
-                <w:sz w:val="22"/>
-              </w:rPr>
-              <w:t>Windows CSP</w:t>
-            </w:r>
-          </w:p>
-        </w:tc>
-        <w:tc>
-          <w:tcPr>
-            <w:tcW w:type="dxa" w:w="1606"/>
-          </w:tcPr>
-          <w:p>
-            <w:pPr>
-              <w:spacing w:line="240" w:lineRule="auto" w:after="0"/>
-              <w:ind w:firstLine="0"/>
-              <w:jc w:val="left"/>
-            </w:pPr>
-            <w:r/>
-            <w:r>
-              <w:rPr>
-                <w:rFonts w:ascii="Times New Roman" w:hAnsi="Times New Roman"/>
-                <w:sz w:val="22"/>
-              </w:rPr>
-              <w:t>закрытое</w:t>
+              <w:t>открытая (Apache 2.0)</w:t>
             </w:r>
           </w:p>
         </w:tc>
@@ -4583,7 +4725,7 @@
                 <w:rFonts w:ascii="Times New Roman" w:hAnsi="Times New Roman"/>
                 <w:sz w:val="22"/>
               </w:rPr>
-              <w:t>34.101.31, .45 (128 бит)</w:t>
+              <w:t>34.101.31, 34.101.45 (128 бит)</w:t>
             </w:r>
           </w:p>
         </w:tc>
@@ -4603,7 +4745,7 @@
                 <w:rFonts w:ascii="Times New Roman" w:hAnsi="Times New Roman"/>
                 <w:sz w:val="22"/>
               </w:rPr>
-              <w:t>плата STM32 + ПО</w:t>
+              <w:t>плата STM32 + хост-ПО</w:t>
             </w:r>
           </w:p>
         </w:tc>
@@ -4623,7 +4765,7 @@
                 <w:rFonts w:ascii="Times New Roman" w:hAnsi="Times New Roman"/>
                 <w:sz w:val="22"/>
               </w:rPr>
-              <w:t>учебная</w:t>
+              <w:t>учебная разработка</w:t>
             </w:r>
           </w:p>
         </w:tc>
@@ -4643,7 +4785,7 @@
                 <w:rFonts w:ascii="Times New Roman" w:hAnsi="Times New Roman"/>
                 <w:sz w:val="22"/>
               </w:rPr>
-              <w:t>бинарный USB</w:t>
+              <w:t>собственный бинарный протокол поверх USB CDC</w:t>
             </w:r>
           </w:p>
         </w:tc>
@@ -4663,7 +4805,7 @@
                 <w:rFonts w:ascii="Times New Roman" w:hAnsi="Times New Roman"/>
                 <w:sz w:val="22"/>
               </w:rPr>
-              <w:t>MIT/Apache</w:t>
+              <w:t>открытая (MIT/Apache 2.0)</w:t>
             </w:r>
           </w:p>
         </w:tc>
@@ -4671,7 +4813,7 @@
     </w:tbl>
     <w:p>
       <w:pPr>
-        <w:spacing w:line="360" w:lineRule="auto" w:after="0" w:before="0"/>
+        <w:spacing w:line="360" w:lineRule="exact" w:after="0" w:before="0"/>
         <w:ind w:firstLine="709"/>
         <w:jc w:val="both"/>
       </w:pPr>
@@ -4680,12 +4822,12 @@
           <w:rFonts w:ascii="Times New Roman" w:hAnsi="Times New Roman"/>
           <w:sz w:val="28"/>
         </w:rPr>
-        <w:t>Коммерческие токены обладают полным функциональным профилем и сертификацией для государственных систем, но требуют значительных затрат на лицензии. Свободная bee2 даёт эталонную программную реализацию всех алгоритмов, но не обеспечивает аппаратной защиты ключей: секреты остаются в памяти компьютера.</w:t>
+        <w:t>Из таблицы видно, что нишу профессиональных коммерческих средств уверенно занимают АвестКлюч, Rutoken и JaCarta GOST: они обладают полным функциональным профилем, сертификатами и совместимостью со стандартными приложениями через PKCS#11, но требуют значительных затрат на лицензии и физическую закупку токенов. Свободная программная библиотека bee2, напротив, даёт эталонную реализацию всех алгоритмов и распространяется бесплатно, однако сама по себе не обеспечивает никакой аппаратной защиты ключей: ключевой материал в этом случае хранится в обычной памяти компьютера и при компрометации хост-системы оказывается доступен нарушителю.</w:t>
       </w:r>
     </w:p>
     <w:p>
       <w:pPr>
-        <w:spacing w:line="360" w:lineRule="auto" w:after="0" w:before="0"/>
+        <w:spacing w:line="360" w:lineRule="exact" w:after="0" w:before="0"/>
         <w:ind w:firstLine="709"/>
         <w:jc w:val="both"/>
       </w:pPr>
@@ -4694,7 +4836,7 @@
           <w:rFonts w:ascii="Times New Roman" w:hAnsi="Times New Roman"/>
           <w:sz w:val="28"/>
         </w:rPr>
-        <w:t>Разрабатываемый комплекс занимает промежуточную нишу: обеспечивает аппаратную защиту ключа, как коммерческие токены, но программная часть построена на открытой bee2 и легко воспроизводится на платах стоимостью менее 10 у.е. Основные недостатки относительно промышленных решений: отсутствие сертификации ОАЦ, физической защиты от вмешательства и PKCS#11; более низкая производительность подписи (42 мс против 5–10 мс). Преимущества — полная открытость кода, простота воспроизведения, расширяемость прошивки и образовательная ценность.</w:t>
+        <w:t>Разрабатываемый в работе комплекс занимает промежуточную нишу. С одной стороны, он обеспечивает аппаратную защиту закрытого ключа, как профессиональные USB-токены: ключ создаётся внутри устройства, наружу не выводится и применяется только в командах подписи и расшифрования. С другой стороны, программная часть построена на открытой библиотеке bee2 и без особого труда воспроизводится на отладочных платах стоимостью меньше десяти условных единиц. Из основных недостатков по отношению к промышленным решениям следует отметить три: отсутствие сертификации ОАЦ (что закрывает дорогу в государственные информационные системы), отсутствие физической защиты от вмешательства и более низкая скорость подписи (около 40 мс против 5–10 мс у специализированных кристаллов). Основные же преимущества — это полная открытость кода, простота воспроизведения на доступном оборудовании, расширяемость прошивки и образовательная ценность, которая делает комплекс удобным учебным стендом для подготовки специалистов по кибербезопасности.</w:t>
       </w:r>
     </w:p>
     <w:p>
@@ -4749,8 +4891,9 @@
     </w:p>
     <w:p>
       <w:pPr>
-        <w:spacing w:line="360" w:lineRule="auto" w:before="120" w:after="120"/>
-        <w:ind w:firstLine="0"/>
+        <w:keepNext/>
+        <w:spacing w:line="360" w:lineRule="exact" w:before="0" w:after="0"/>
+        <w:ind w:firstLine="709"/>
         <w:jc w:val="left"/>
       </w:pPr>
       <w:r>
@@ -4764,7 +4907,7 @@
     </w:p>
     <w:p>
       <w:pPr>
-        <w:spacing w:line="360" w:lineRule="auto" w:after="0" w:before="0"/>
+        <w:spacing w:line="360" w:lineRule="exact" w:after="0" w:before="0"/>
         <w:ind w:firstLine="709"/>
         <w:jc w:val="both"/>
       </w:pPr>
@@ -4773,12 +4916,12 @@
           <w:rFonts w:ascii="Times New Roman" w:hAnsi="Times New Roman"/>
           <w:sz w:val="28"/>
         </w:rPr>
-        <w:t>Взаимодействие компьютера с микроконтроллером построено по схеме «клиент–сервер». Сервер — прошивка STM32F103C8T6, ожидающая запросы по виртуальному порту и отвечающая на них. Клиент — Python-программа stm32_sign_tool.py. Физический канал — USB CDC ACM (подраздел 2.3).</w:t>
+        <w:t>Взаимодействие компьютера и микроконтроллера в комплексе организовано по классической схеме «клиент – сервер». В роли сервера выступает прошивка STM32F103C8T6, постоянно ожидающая запросы по виртуальному COM-порту и отвечающая на них. Клиентом является Python-программа stm32_sign_tool.py — она инициирует обмен и отображает результат пользователю. Сам канал связи — это USB CDC ACM, подробно рассмотренный в подразделе 2.3.</w:t>
       </w:r>
     </w:p>
     <w:p>
       <w:pPr>
-        <w:spacing w:line="360" w:lineRule="auto" w:after="0" w:before="0"/>
+        <w:spacing w:line="360" w:lineRule="exact" w:after="0" w:before="0"/>
         <w:ind w:firstLine="709"/>
         <w:jc w:val="both"/>
       </w:pPr>
@@ -4787,12 +4930,12 @@
           <w:rFonts w:ascii="Times New Roman" w:hAnsi="Times New Roman"/>
           <w:sz w:val="28"/>
         </w:rPr>
-        <w:t>Со стороны устройства приём ведётся через колл-бек CDC_Receive_FS, генерируемый STM32CubeMX вместе со стеком USB CDC. При поступлении каждого пакета колл-бек вызывается из прерывания и копирует принятые байты в кольцевой буфер 4 КБ. В основном цикле прошивки проверяется содержимое буфера: как только накоплен полный кадр согласно полю LEN, вызывается usb_protocol_handle. Она анализирует код команды, выполняет вычисления и отправляет ответ через CDC_Transmit_FS пакетами по 64 байта.</w:t>
+        <w:t>На стороне устройства приём данных организован через колл-бек CDC_Receive_FS, который автоматически генерируется STM32CubeMX вместе со стеком USB CDC. Этот колл-бек вызывается прямо из обработчика прерывания USB при поступлении каждого пакета и просто перекладывает принятые байты в кольцевой буфер размером 1 КБ. В основном цикле прошивки регулярно проверяется состояние этого буфера: как только в нём накапливается полный кадр согласно полю LEN, управление передаётся функции usb_protocol_handle. Эта функция анализирует код команды, выполняет соответствующее криптографическое преобразование и отправляет ответ обратно через CDC_Transmit_FS, разбивая его при необходимости на пакеты по 64 байта.</w:t>
       </w:r>
     </w:p>
     <w:p>
       <w:pPr>
-        <w:spacing w:line="360" w:lineRule="auto" w:after="0" w:before="0"/>
+        <w:spacing w:line="360" w:lineRule="exact" w:after="0" w:before="0"/>
         <w:ind w:firstLine="709"/>
         <w:jc w:val="both"/>
       </w:pPr>
@@ -4801,12 +4944,12 @@
           <w:rFonts w:ascii="Times New Roman" w:hAnsi="Times New Roman"/>
           <w:sz w:val="28"/>
         </w:rPr>
-        <w:t>Со стороны компьютера обмен реализован классом STM32CryptoDevice в stm32_protocol.py поверх PySerial. Метод _send_cmd упаковывает команду в формат «CMD : 1 байт, LEN : 2 байта, DATA : LEN байт», записывает её в порт и читает ответ в блокирующем режиме с тайм-аутом 10 с. Если STATUS = 0xFF, поднимается DeviceError с расшифровкой кода ошибки.</w:t>
+        <w:t>На стороне компьютера обмен по тому же протоколу реализован в классе STM32CryptoDevice в модуле stm32_protocol.py поверх библиотеки PySerial. Метод _send_cmd упаковывает команду в формат «CMD : 1 байт, LEN : 2 байта, DATA : LEN байт», отправляет её в порт и в блокирующем режиме читает ответ с тайм-аутом 10 секунд. Если первый байт ответа равен 0xFF (то есть STATUS = ERROR), поднимается исключение DeviceError, в текст которого подставляется текстовая расшифровка пришедшего из устройства кода ошибки.</w:t>
       </w:r>
     </w:p>
     <w:p>
       <w:pPr>
-        <w:spacing w:line="360" w:lineRule="auto" w:after="0" w:before="0"/>
+        <w:spacing w:line="360" w:lineRule="exact" w:after="0" w:before="0"/>
         <w:ind w:firstLine="709"/>
         <w:jc w:val="both"/>
       </w:pPr>
@@ -4815,12 +4958,12 @@
           <w:rFonts w:ascii="Times New Roman" w:hAnsi="Times New Roman"/>
           <w:sz w:val="28"/>
         </w:rPr>
-        <w:t>Над _send_cmd надстроены типизированные методы: ping, get_pubkey, sign, verify, gen_keypair, encrypt, decrypt и hash_remote. Каждый выполняет валидацию параметров: sign проверяет, что хеш длиной 32 байта; verify — что хеш, подпись и ключ имеют длины 32, 48 и 64 байта.</w:t>
+        <w:t>Над _send_cmd надстроены типизированные методы для каждой команды — ping, get_pubkey, sign, verify, gen_keypair, encrypt, decrypt, hash_remote. Каждый из них выполняет валидацию параметров на стороне компьютера, чтобы не доводить заведомо некорректные данные до устройства: например, sign проверяет, что хеш длиной ровно 32 байта; verify дополнительно проверяет длины подписи (48 байт) и открытого ключа (64 байта). Это упрощает диагностику ошибок на стадии разработки.</w:t>
       </w:r>
     </w:p>
     <w:p>
       <w:pPr>
-        <w:spacing w:line="360" w:lineRule="auto" w:after="0" w:before="0"/>
+        <w:spacing w:line="360" w:lineRule="exact" w:after="0" w:before="0"/>
         <w:ind w:firstLine="709"/>
         <w:jc w:val="both"/>
       </w:pPr>
@@ -4829,13 +4972,14 @@
           <w:rFonts w:ascii="Times New Roman" w:hAnsi="Times New Roman"/>
           <w:sz w:val="28"/>
         </w:rPr>
-        <w:t>Обнаружение устройства автоматическое: serial.tools.list_ports.comports возвращает список виртуальных портов, программа ищет порт с VID = 0x0483 и PID = 0x5740. После открытия отправляется CMD_PING; если устройство отвечает «BIGN1», оно принимается за искомое. Доступ защищён мьютексом, поскольку Tkinter работает в одном потоке, а длительные операции — в фоновых.</w:t>
+        <w:t>Обнаружение устройства происходит автоматически. Функция serial.tools.list_ports.comports возвращает список всех виртуальных COM-портов в системе, и хост-программа перебирает их в поисках устройства с парой VID = 0x0483 и PID = 0x5740. После открытия порта на устройство отправляется CMD_PING; если в ответ приходит строка «BIGN1», порт принимается за искомый и сохраняется. Доступ к устройству защищён мьютексом — это необходимо, поскольку графический интерфейс Tkinter работает в одном (главном) потоке, а длительные криптографические операции запускаются в фоновых, и одновременная запись в порт привела бы к перемешиванию пакетов.</w:t>
       </w:r>
     </w:p>
     <w:p>
       <w:pPr>
-        <w:spacing w:line="360" w:lineRule="auto" w:before="120" w:after="120"/>
-        <w:ind w:firstLine="0"/>
+        <w:keepNext/>
+        <w:spacing w:line="360" w:lineRule="exact" w:before="0" w:after="0"/>
+        <w:ind w:firstLine="709"/>
         <w:jc w:val="left"/>
       </w:pPr>
       <w:r>
@@ -4849,7 +4993,7 @@
     </w:p>
     <w:p>
       <w:pPr>
-        <w:spacing w:line="360" w:lineRule="auto" w:after="0" w:before="0"/>
+        <w:spacing w:line="360" w:lineRule="exact" w:after="0" w:before="0"/>
         <w:ind w:firstLine="709"/>
         <w:jc w:val="both"/>
       </w:pPr>
@@ -4858,12 +5002,12 @@
           <w:rFonts w:ascii="Times New Roman" w:hAnsi="Times New Roman"/>
           <w:sz w:val="28"/>
         </w:rPr>
-        <w:t>Криптографические операции на стороне устройства реализованы в модуле crypto_stb.c как тонкая обёртка над функциями bee2. Библиотека подключена как git-подмодуль. В сборку включены только нужные модули (belt, belt-hash, bign, gf2, ec, ecp); остальные не компилируются, что экономит около 10 КБ флеш-памяти. Суммарный объём кода криптографических модулей в собранной прошивке — порядка 22 КБ; во время bignSign2 они дополнительно используют до 4 КБ ОЗУ.</w:t>
+        <w:t>Криптографические операции на стороне устройства реализованы в модуле crypto_stb.c. Этот модуль представляет собой довольно тонкую обёртку над функциями криптографической библиотеки bee2: задача обёртки — привести входные и выходные данные команды к формату, ожидаемому соответствующей функцией bee2, и аккуратно обработать возможные ошибки. Сама bee2 подключена к проекту как git-подмодуль, поэтому её исходный код всегда находится в актуальной версии. В сборку прошивки включены только те модули bee2, которые действительно нужны, — belt, belt-hash, bign, gf2, ec, ecp; остальные не компилируются, что экономит порядка десяти килобайт Flash. Суммарный объём кода криптографических модулей в собранной прошивке составляет около 22 КБ; во время выполнения bignSign2 этим модулям дополнительно требуется примерно 4 КБ оперативной памяти под рабочую область.</w:t>
       </w:r>
     </w:p>
     <w:p>
       <w:pPr>
-        <w:spacing w:line="360" w:lineRule="auto" w:after="0" w:before="0"/>
+        <w:spacing w:line="360" w:lineRule="exact" w:after="0" w:before="0"/>
         <w:ind w:firstLine="709"/>
         <w:jc w:val="both"/>
       </w:pPr>
@@ -4872,12 +5016,12 @@
           <w:rFonts w:ascii="Times New Roman" w:hAnsi="Times New Roman"/>
           <w:sz w:val="28"/>
         </w:rPr>
-        <w:t>CMD_SIGN. На входе 32-байтовый хеш. Сначала вызовом key_storage_load загружается закрытый ключ; если ключ отсутствует — возвращается ERR_NO_KEY. Затем bignParamsStd с идентификатором «1.2.112.0.2.0.34.101.45.3.1» заполняет структуру параметров кривой bign-curve256v1. Наконец, bignSign2 формирует детерминированную подпись с солевой строкой «STB1» и возвращает результат длиной 48 байт.</w:t>
+        <w:t>Обработчик CMD_SIGN получает на вход 32-байтовый хеш сообщения. Первым делом он через key_storage_load пытается прочитать закрытый ключ; если ключ во Flash отсутствует, обработчик возвращает ERR_NO_KEY. Затем вызовом bignParamsStd с идентификатором OID «1.2.112.0.2.0.34.101.45.3.1» (это OID кривой bign-curve256v1 из стандарта) заполняется структура параметров эллиптической кривой. Наконец, bignSign2 формирует детерминированную подпись с предопределённой солевой строкой «STB1» и возвращает результат длиной 48 байт. Использование bignSign2 принципиально важно: альтернативный bignSign требовал бы внешнего источника качественной случайности на каждом подписании, тогда как bignSign2 вырабатывает k детерминированно из закрытого ключа и хеша, что исключает целый класс атак, связанных с предсказуемым или повторяющимся k.</w:t>
       </w:r>
     </w:p>
     <w:p>
       <w:pPr>
-        <w:spacing w:line="360" w:lineRule="auto" w:after="0" w:before="0"/>
+        <w:spacing w:line="360" w:lineRule="exact" w:after="0" w:before="0"/>
         <w:ind w:firstLine="709"/>
         <w:jc w:val="both"/>
       </w:pPr>
@@ -4886,12 +5030,12 @@
           <w:rFonts w:ascii="Times New Roman" w:hAnsi="Times New Roman"/>
           <w:sz w:val="28"/>
         </w:rPr>
-        <w:t>CMD_VERIFY принимает три аргумента общей длиной 32+48+64 байта: хеш, подпись и открытый ключ. Сначала bignValPubkey проверяет, что ключ соответствует точке на кривой; при отрицательном результате возвращается ERR_BAD_KEY. Затем bignVerify проверяет подпись.</w:t>
+        <w:t>Обработчик CMD_VERIFY принимает три аргумента общей длиной 32 + 48 + 64 = 144 байта: хеш проверяемого сообщения, подпись и открытый ключ. Перед собственно проверкой подписи вызывается bignValPubkey — она убеждается, что переданный публичный ключ действительно лежит на эллиптической кривой; при отрицательном результате возвращается ERR_BAD_KEY, и обработка завершается. Затем bignVerify проверяет саму подпись.</w:t>
       </w:r>
     </w:p>
     <w:p>
       <w:pPr>
-        <w:spacing w:line="360" w:lineRule="auto" w:after="0" w:before="0"/>
+        <w:spacing w:line="360" w:lineRule="exact" w:after="0" w:before="0"/>
         <w:ind w:firstLine="709"/>
         <w:jc w:val="both"/>
       </w:pPr>
@@ -4900,12 +5044,12 @@
           <w:rFonts w:ascii="Times New Roman" w:hAnsi="Times New Roman"/>
           <w:sz w:val="28"/>
         </w:rPr>
-        <w:t>CMD_HASH принимает произвольные данные до 2048 байт и возвращает 32-байтовый результат. Используется конвейерный интерфейс belt-hash: beltHashStart, beltHashStepH для данных, beltHashStepG для завершения.</w:t>
+        <w:t>Обработчик CMD_HASH принимает произвольные данные длиной до 2048 байт и возвращает 32-байтовый belt-hash. Используется конвейерный интерфейс библиотеки: beltHashStart инициализирует состояние, beltHashStepH принимает блок данных, beltHashStepG возвращает итоговое значение хеша.</w:t>
       </w:r>
     </w:p>
     <w:p>
       <w:pPr>
-        <w:spacing w:line="360" w:lineRule="auto" w:after="0" w:before="0"/>
+        <w:spacing w:line="360" w:lineRule="exact" w:after="0" w:before="0"/>
         <w:ind w:firstLine="709"/>
         <w:jc w:val="both"/>
       </w:pPr>
@@ -4914,12 +5058,12 @@
           <w:rFonts w:ascii="Times New Roman" w:hAnsi="Times New Roman"/>
           <w:sz w:val="28"/>
         </w:rPr>
-        <w:t>CMD_ENCRYPT и CMD_DECRYPT принимают 16-байтовый IV, 32-байтовый ключ и данные длиной N (кратно 16). Дополнение PKCS#7 выполняется на стороне компьютера. Используется beltCBCStart и beltCBCStepE / beltCBCStepD.</w:t>
+        <w:t>Обработчики CMD_ENCRYPT и CMD_DECRYPT принимают 16-байтовый вектор инициализации IV, 32-байтовый ключ и данные длиной N, обязательно кратной 16 байтам. Само дополнение PKCS#7 выполняется на стороне компьютера — это упрощает прошивку и позволяет переиспользовать стандартные функции хост-приложения. Внутри устройства используется потоковый интерфейс belt-CBC: beltCBCStart инициализирует состояние, beltCBCStepE и beltCBCStepD выполняют шифрование или расшифрование данных.</w:t>
       </w:r>
     </w:p>
     <w:p>
       <w:pPr>
-        <w:spacing w:line="360" w:lineRule="auto" w:after="0" w:before="0"/>
+        <w:spacing w:line="360" w:lineRule="exact" w:after="0" w:before="0"/>
         <w:ind w:firstLine="709"/>
         <w:jc w:val="both"/>
       </w:pPr>
@@ -4928,13 +5072,14 @@
           <w:rFonts w:ascii="Times New Roman" w:hAnsi="Times New Roman"/>
           <w:sz w:val="28"/>
         </w:rPr>
-        <w:t>CMD_PING возвращает строку «BIGN1» для проверки связи; CMD_GET_PUBKEY и CMD_GEN_KEYPAIR работают с ключевой парой через key_storage. Все обработчики реализуют единый шаблон: проверка длины аргумента, вызов функции bee2, упаковка результата в ответный кадр.</w:t>
+        <w:t>Самым простым обработчиком является CMD_PING — он возвращает строку «BIGN1» и нужен только для проверки наличия устройства и его прошивки. Команды CMD_GET_PUBKEY и CMD_GEN_KEYPAIR работают с ключевой парой через модуль key_storage, описанный в следующем подразделе. Все обработчики устроены по единому шаблону: сначала проверяется длина аргумента, затем вызываются нужные функции bee2, после чего результат упаковывается в ответный кадр и передаётся в стек USB CDC для отправки на компьютер.</w:t>
       </w:r>
     </w:p>
     <w:p>
       <w:pPr>
-        <w:spacing w:line="360" w:lineRule="auto" w:before="120" w:after="120"/>
-        <w:ind w:firstLine="0"/>
+        <w:keepNext/>
+        <w:spacing w:line="360" w:lineRule="exact" w:before="0" w:after="0"/>
+        <w:ind w:firstLine="709"/>
         <w:jc w:val="left"/>
       </w:pPr>
       <w:r>
@@ -4948,7 +5093,7 @@
     </w:p>
     <w:p>
       <w:pPr>
-        <w:spacing w:line="360" w:lineRule="auto" w:after="0" w:before="0"/>
+        <w:spacing w:line="360" w:lineRule="exact" w:after="0" w:before="0"/>
         <w:ind w:firstLine="709"/>
         <w:jc w:val="both"/>
       </w:pPr>
@@ -4957,12 +5102,12 @@
           <w:rFonts w:ascii="Times New Roman" w:hAnsi="Times New Roman"/>
           <w:sz w:val="28"/>
         </w:rPr>
-        <w:t>Генерация и хранение криптографических ключей разделены между модулями rng_stm32.c (сбор энтропии) и key_storage.c (работа с энергонезависимой памятью).</w:t>
+        <w:t>Генерация и хранение криптографических ключей в прошивке разделены между двумя модулями. Модуль rng_stm32.c отвечает за сбор энтропии и формирование случайных байтов, модуль key_storage.c — за работу с энергонезависимой памятью микроконтроллера, в которой постоянно лежит ключевая пара.</w:t>
       </w:r>
     </w:p>
     <w:p>
       <w:pPr>
-        <w:spacing w:line="360" w:lineRule="auto" w:after="0" w:before="0"/>
+        <w:spacing w:line="360" w:lineRule="exact" w:after="0" w:before="0"/>
         <w:ind w:firstLine="709"/>
         <w:jc w:val="both"/>
       </w:pPr>
@@ -4971,12 +5116,12 @@
           <w:rFonts w:ascii="Times New Roman" w:hAnsi="Times New Roman"/>
           <w:sz w:val="28"/>
         </w:rPr>
-        <w:t>Сбор энтропии выполняется при поступлении CMD_GEN_KEYPAIR. Поскольку STM32F103C8T6 не имеет аппаратного источника случайности, используется программный сборщик из четырёх независимых источников: 96-битного уникального идентификатора кристалла по адресам 0x1FFFF7E8…0x1FFFF7F3 (он не случаен, но обеспечивает уникальность стартового состояния); значений свободно работающих счётчиков SysTick и DWT; младших битов показаний 12-битного АЦП на входе ADC1_IN16 в плавающем состоянии (тепловой шум даёт несколько действительно случайных бит на измерение); состояния временного буфера в ОЗУ. Собранные байты складываются в пул объёмом 128 байт и пропускаются через belt-hash; результирующие 32 байта используются как закрытый ключ bign. Схема соответствует рекомендациям СТБ 34.101.47.</w:t>
+        <w:t>Сбор энтропии выполняется по команде CMD_GEN_KEYPAIR. Главная сложность в том, что у STM32F103C8T6 нет аппаратного генератора истинно случайных чисел (он, к слову, появляется только в более старших моделях семейства F4/F7/H7). Поэтому в комплексе реализован программный сборщик, собирающий энтропию сразу из нескольких независимых источников. Первый источник — 96-битный уникальный идентификатор кристалла, лежащий по адресам 0x1FFFF7E8…0x1FFFF7F3. Он, конечно, не случаен (для одного и того же кристалла он всегда один и тот же), но обеспечивает уникальность стартового состояния от устройства к устройству. Второй источник — текущие значения свободно работающих счётчиков SysTick (системный таймер) и DWT (Data Watchpoint and Trace, циклический счётчик ядра Cortex-M3). Третий источник — младшие биты показаний 12-битного АЦП на входе ADC1_IN16 в плавающем состоянии: на таком входе всегда есть тепловой шум, который даёт несколько действительно случайных бит на каждое измерение. Наконец, в общий пул добавляется содержимое неинициализированной области ОЗУ, которое после холодного старта тоже носит частично случайный характер. Все собранные байты складываются в пул объёмом 128 байт и пропускаются через belt-hash; результирующие 32 байта используются в качестве затравочного значения для последующей выработки закрытого ключа bign. Описанная схема в целом соответствует общим рекомендациям стандарта СТБ 34.101.47-2017 на генератор brng.</w:t>
       </w:r>
     </w:p>
     <w:p>
       <w:pPr>
-        <w:spacing w:line="360" w:lineRule="auto" w:after="0" w:before="0"/>
+        <w:spacing w:line="360" w:lineRule="exact" w:after="0" w:before="0"/>
         <w:ind w:firstLine="709"/>
         <w:jc w:val="both"/>
       </w:pPr>
@@ -4985,12 +5130,12 @@
           <w:rFonts w:ascii="Times New Roman" w:hAnsi="Times New Roman"/>
           <w:sz w:val="28"/>
         </w:rPr>
-        <w:t>Хранение ключевой пары организовано в выделенной странице флеш-памяти 1 КБ с адреса 0x0801FC00. Формат: 32 байта закрытого ключа, 64 байта открытого, 4 байта CRC-32. Остальное пространство заполнено 0xFF. В скрипте сборщика STM32_FLASH_KEYS.ld под ключи выделен отдельный раздел памяти, что защищает их от случайной перезаписи кода.</w:t>
+        <w:t>Хранение ключевой пары устроено максимально просто: для неё выделена ровно одна страница Flash-памяти размером 1 КБ, начинающаяся с адреса 0x0801FC00 (это самая последняя страница в 128-килобайтном Flash STM32F103). Формат записи следующий: 32 байта закрытого ключа, затем 64 байта открытого ключа, затем 4 байта контрольной суммы CRC-32 по этим 96 байтам. Остальное пространство страницы заполнено значениями 0xFF — состоянием стёртой Flash. В скрипте линкера STM32_FLASH_KEYS.ld эта страница объявлена как отдельный раздел памяти KEYS, который не пересекается ни с разделом кода, ни с разделом векторов прерываний; благодаря этому случайно перезаписать ключевую пару при обновлении кода практически невозможно.</w:t>
       </w:r>
     </w:p>
     <w:p>
       <w:pPr>
-        <w:spacing w:line="360" w:lineRule="auto" w:after="0" w:before="0"/>
+        <w:spacing w:line="360" w:lineRule="exact" w:after="0" w:before="0"/>
         <w:ind w:firstLine="709"/>
         <w:jc w:val="both"/>
       </w:pPr>
@@ -4999,13 +5144,28 @@
           <w:rFonts w:ascii="Times New Roman" w:hAnsi="Times New Roman"/>
           <w:sz w:val="28"/>
         </w:rPr>
-        <w:t>Чтение ключа выполняется key_storage_load: данные копируются в ОЗУ, пересчитывается CRC-32 и сравнивается с записанным. Запись — key_storage_save: страница стирается HAL_FLASHEx_Erase, затем по 32-битным словам записываются ключевая пара и контрольная сумма. Все операции с флеш — при отключённых прерываниях. При первой подаче питания страница не инициализирована, и устройство возвращает ERR_NO_KEY, пока пользователь не инициирует CMD_GEN_KEYPAIR.</w:t>
+        <w:t>Чтение ключа выполняется функцией key_storage_load: 96 байт ключевой пары копируются из Flash в оперативную память (Flash в STM32 отображена в общем адресном пространстве, поэтому чтение выполняется обычной memcpy), пересчитывается CRC-32 по этим данным и сравнивается со значением, лежащим в конце страницы. Если значения совпадают — ключ считается корректным, и функция возвращает успех; если нет (либо если CRC-32 равна 0xFFFFFFFF, что соответствует пустой странице) — ключ считается отсутствующим. Запись ключа выполняется функцией key_storage_save: сначала вся страница стирается через HAL_FLASHEx_Erase, затем по 32-битным словам (так требует Flash-контроллер F103) записывается ключевая пара и контрольная сумма. Все операции с Flash выполняются при отключённых прерываниях, потому что во время записи или стирания Flash-память недоступна для чтения, а в ней лежит как код прошивки, так и таблица векторов прерываний.</w:t>
       </w:r>
     </w:p>
     <w:p>
       <w:pPr>
-        <w:spacing w:line="360" w:lineRule="auto" w:before="120" w:after="120"/>
-        <w:ind w:firstLine="0"/>
+        <w:spacing w:line="360" w:lineRule="exact" w:after="0" w:before="0"/>
+        <w:ind w:firstLine="709"/>
+        <w:jc w:val="both"/>
+      </w:pPr>
+      <w:r>
+        <w:rPr>
+          <w:rFonts w:ascii="Times New Roman" w:hAnsi="Times New Roman"/>
+          <w:sz w:val="28"/>
+        </w:rPr>
+        <w:t>При самой первой подаче питания на устройство соответствующая страница ещё не инициализирована, во Flash там лежат 0xFF, и устройство в ответ на любую операцию, требующую закрытого ключа, возвращает ERR_NO_KEY. Это, по сути, штатное поведение «свеже-прошитого» устройства — пользователь должен сначала инициировать генерацию ключевой пары командой CMD_GEN_KEYPAIR.</w:t>
+      </w:r>
+    </w:p>
+    <w:p>
+      <w:pPr>
+        <w:keepNext/>
+        <w:spacing w:line="360" w:lineRule="exact" w:before="0" w:after="0"/>
+        <w:ind w:firstLine="709"/>
         <w:jc w:val="left"/>
       </w:pPr>
       <w:r>
@@ -5019,7 +5179,7 @@
     </w:p>
     <w:p>
       <w:pPr>
-        <w:spacing w:line="360" w:lineRule="auto" w:after="0" w:before="0"/>
+        <w:spacing w:line="360" w:lineRule="exact" w:after="0" w:before="0"/>
         <w:ind w:firstLine="709"/>
         <w:jc w:val="both"/>
       </w:pPr>
@@ -5028,12 +5188,12 @@
           <w:rFonts w:ascii="Times New Roman" w:hAnsi="Times New Roman"/>
           <w:sz w:val="28"/>
         </w:rPr>
-        <w:t>Программное обеспечение на стороне компьютера реализовано на Python 3 и состоит из четырёх модулей.</w:t>
+        <w:t>Программное обеспечение, работающее на стороне компьютера, написано на Python 3 и логически разделено на четыре модуля. Такой выбор языка обусловлен прежде всего удобством разработки и отладки: Python позволяет очень быстро прототипировать и менять код, имеет встроенные библиотеки для работы с COM-портами и графическим интерфейсом, а потери производительности по сравнению, скажем, с C++ на задачах хост-приложения практически незаметны.</w:t>
       </w:r>
     </w:p>
     <w:p>
       <w:pPr>
-        <w:spacing w:line="360" w:lineRule="auto" w:after="0" w:before="0"/>
+        <w:spacing w:line="360" w:lineRule="exact" w:after="0" w:before="0"/>
         <w:ind w:firstLine="709"/>
         <w:jc w:val="both"/>
       </w:pPr>
@@ -5042,12 +5202,12 @@
           <w:rFonts w:ascii="Times New Roman" w:hAnsi="Times New Roman"/>
           <w:sz w:val="28"/>
         </w:rPr>
-        <w:t>belt_hash.py — самостоятельная реализация belt-hash по СТБ 34.101.31 без внешних зависимостей. Функция сжатия построена на belt, определённом в том же файле. Контроль правильности — тестовыми векторами из приложений А.1 и А.23 стандарта; запуск файла как программы выполняет проверку всех векторов.</w:t>
+        <w:t>Модуль belt_hash.py содержит самостоятельную реализацию хеш-функции belt-hash по СТБ 34.101.31, написанную без каких-либо внешних зависимостей. Функция сжатия в нём построена на блочном шифре belt, реализация которого находится в том же файле. Контроль правильности реализации выполняется по тестовым векторам из приложений А.1 и А.23 стандарта; при запуске файла как самостоятельной программы выполняется проверка всех векторов с выводом результата в консоль. Эта эталонная программная реализация используется в двух ролях: для контроля корректности устройства (хеш, посчитанный программой и устройством, должен совпадать байт в байт) и для вычисления хешей больших файлов на стороне компьютера без передачи их в устройство.</w:t>
       </w:r>
     </w:p>
     <w:p>
       <w:pPr>
-        <w:spacing w:line="360" w:lineRule="auto" w:after="0" w:before="0"/>
+        <w:spacing w:line="360" w:lineRule="exact" w:after="0" w:before="0"/>
         <w:ind w:firstLine="709"/>
         <w:jc w:val="both"/>
       </w:pPr>
@@ -5056,12 +5216,12 @@
           <w:rFonts w:ascii="Times New Roman" w:hAnsi="Times New Roman"/>
           <w:sz w:val="28"/>
         </w:rPr>
-        <w:t>belt.py — реализация belt в ECB и CBC: belt_encrypt_ecb, belt_decrypt_ecb, belt_encrypt_cbc, belt_decrypt_cbc; ключ 16, 24 или 32 байта. Применяется для проверки работы устройства и шифрования файлов вне устройства.</w:t>
+        <w:t>Модуль belt.py содержит реализацию шифра belt в режимах ECB и CBC: belt_encrypt_ecb, belt_decrypt_ecb, belt_encrypt_cbc, belt_decrypt_cbc. Ключ принимается длиной 16, 24 или 32 байта в соответствии со стандартом. Здесь же расположены вспомогательные функции pkcs7_pad и pkcs7_unpad, выполняющие дополнение и снятие дополнения по схеме PKCS#7. Этот модуль применяется как для проверки работы устройства (контрольное шифрование на стороне компьютера и сравнение результата с тем, что вернуло устройство), так и для самостоятельного шифрования файлов вне устройства, если того требует задача.</w:t>
       </w:r>
     </w:p>
     <w:p>
       <w:pPr>
-        <w:spacing w:line="360" w:lineRule="auto" w:after="0" w:before="0"/>
+        <w:spacing w:line="360" w:lineRule="exact" w:after="0" w:before="0"/>
         <w:ind w:firstLine="709"/>
         <w:jc w:val="both"/>
       </w:pPr>
@@ -5070,12 +5230,12 @@
           <w:rFonts w:ascii="Times New Roman" w:hAnsi="Times New Roman"/>
           <w:sz w:val="28"/>
         </w:rPr>
-        <w:t>stm32_protocol.py — класс STM32CryptoDevice, инкапсулирующий обмен по виртуальному порту. Методы: ping, get_pubkey, sign, verify, gen_keypair, encrypt, decrypt, hash_remote. Класс умеет сохранять историю обмена в текстовый файл.</w:t>
+        <w:t>Модуль stm32_protocol.py содержит класс STM32CryptoDevice, инкапсулирующий весь обмен с устройством по виртуальному COM-порту. У класса есть методы ping, get_pubkey, sign, verify, gen_keypair, encrypt, decrypt и hash_remote; каждый из них вызывает _send_cmd с правильным кодом команды и форматом данных и возвращает результат уже в Python-объектах (bytes, list). Класс также умеет вести протокол обмена в текстовом файле, что удобно при отладке.</w:t>
       </w:r>
     </w:p>
     <w:p>
       <w:pPr>
-        <w:spacing w:line="360" w:lineRule="auto" w:after="0" w:before="0"/>
+        <w:spacing w:line="360" w:lineRule="exact" w:after="0" w:before="0"/>
         <w:ind w:firstLine="709"/>
         <w:jc w:val="both"/>
       </w:pPr>
@@ -5084,12 +5244,12 @@
           <w:rFonts w:ascii="Times New Roman" w:hAnsi="Times New Roman"/>
           <w:sz w:val="28"/>
         </w:rPr>
-        <w:t>stm32_sign_tool.py — графическое приложение на Tkinter. Главное окно разделено на пять вкладок. «Устройство» содержит кнопки поиска устройства, серийного номера и проверки связи. «Управление ключами» — просмотр открытого ключа, сохранение его в файл и выработку новой ключевой пары (с предупреждением). «Подпись» — выбор файла и формирование подписи (сохраняется в .sig). «Проверка» принимает файл, подпись и открытый ключ и выводит результат. «Шифрование» поддерживает шифрование и расшифрование файлов с произвольным сеансовым ключом и IV.</w:t>
+        <w:t>Модуль stm32_sign_tool.py представляет собой графическое приложение на Tkinter. Главное окно разделено на три рабочих вкладки и журнал операций в нижней части. Вкладка «Ключи» содержит инструменты для управления ключевой парой: чтение открытого ключа, сохранение его в файл и формирование новой ключевой пары (с подтверждением, потому что эта операция необратимо стирает старую пару). Вкладка «Подпись / проверка» позволяет выбрать файл, посчитать его belt-hash на ПК или на устройстве, сформировать электронную цифровую подпись и сохранить её в файл с расширением .sig, а также проверить ранее сохранённую подпись с указанием открытого ключа подписанта. Вкладка «Шифрование» обеспечивает шифрование и расшифрование произвольных файлов в режиме belt-CBC с произвольным сеансовым ключом и вектором инициализации. Журнал операций отображает все действия в текстовой форме с указанием времени, что упрощает анализ хода работы и сбор материалов для отчётов.</w:t>
       </w:r>
     </w:p>
     <w:p>
       <w:pPr>
-        <w:spacing w:line="360" w:lineRule="auto" w:after="0" w:before="0"/>
+        <w:spacing w:line="360" w:lineRule="exact" w:after="0" w:before="0"/>
         <w:ind w:firstLine="709"/>
         <w:jc w:val="both"/>
       </w:pPr>
@@ -5098,13 +5258,14 @@
           <w:rFonts w:ascii="Times New Roman" w:hAnsi="Times New Roman"/>
           <w:sz w:val="28"/>
         </w:rPr>
-        <w:t>Длительные операции вынесены в фоновые потоки через threading; окно показывает индикатор выполнения, кнопки блокируются, что делает приложение отзывчивым.</w:t>
+        <w:t>Длительные операции — генерация ключевой пары, шифрование больших файлов, подписание — вынесены в фоновые потоки через стандартный модуль threading. На время их выполнения главное окно блокирует соответствующие кнопки и показывает индикатор активности, чтобы пользователь видел, что приложение продолжает работать и не «зависло».</w:t>
       </w:r>
     </w:p>
     <w:p>
       <w:pPr>
-        <w:spacing w:line="360" w:lineRule="auto" w:before="120" w:after="120"/>
-        <w:ind w:firstLine="0"/>
+        <w:keepNext/>
+        <w:spacing w:line="360" w:lineRule="exact" w:before="0" w:after="0"/>
+        <w:ind w:firstLine="709"/>
         <w:jc w:val="left"/>
       </w:pPr>
       <w:r>
@@ -5118,7 +5279,7 @@
     </w:p>
     <w:p>
       <w:pPr>
-        <w:spacing w:line="360" w:lineRule="auto" w:after="0" w:before="0"/>
+        <w:spacing w:line="360" w:lineRule="exact" w:after="0" w:before="0"/>
         <w:ind w:firstLine="709"/>
         <w:jc w:val="both"/>
       </w:pPr>
@@ -5127,12 +5288,12 @@
           <w:rFonts w:ascii="Times New Roman" w:hAnsi="Times New Roman"/>
           <w:sz w:val="28"/>
         </w:rPr>
-        <w:t>Для проверки работоспособности проведено многоуровневое тестирование. Модульное: реализация belt-hash на Python проверена на тестовых векторах из приложения А СТБ 34.101.31-2020 (тест А.1 и длинные А.23-1/2/3 с входами от 13 до 4096 байт) — все прошли. Обёртка bee2 на устройстве проверена аналогично через CMD_HASH. Belt-CBC проверена на векторах из того же приложения.</w:t>
+        <w:t>Чтобы проверить, что разработанный комплекс действительно работает, проведено многоуровневое тестирование — от отдельных функций до сквозного сценария с участием реальной платы. Стенд состоял из платы STM32 Smart V2.0 (микроконтроллер STM32F103C8T6), отладчика-программатора ST-Link V2 и персонального компьютера под управлением Windows 11; для прошивки использовался STM32 ST-Link Utility, для тестирования — собственное хост-приложение stm32_sign_tool.py на Python 3.</w:t>
       </w:r>
     </w:p>
     <w:p>
       <w:pPr>
-        <w:spacing w:line="360" w:lineRule="auto" w:after="0" w:before="0"/>
+        <w:spacing w:line="360" w:lineRule="exact" w:after="0" w:before="0"/>
         <w:ind w:firstLine="709"/>
         <w:jc w:val="both"/>
       </w:pPr>
@@ -5141,12 +5302,12 @@
           <w:rFonts w:ascii="Times New Roman" w:hAnsi="Times New Roman"/>
           <w:sz w:val="28"/>
         </w:rPr>
-        <w:t>Интеграционное тестирование охватывает связку «компьютер–устройство»: CMD_SIGN и CMD_VERIFY проверяются по схемам «подписать на устройстве — проверить в bee2»; CMD_ENCRYPT/CMD_DECRYPT — на данных от 16 до 2048 байт со сравнением результата с эталоном через belt.py.</w:t>
+        <w:t>На первом этапе выполнено модульное тестирование. Реализация belt-hash, написанная для контроля на стороне ПК, проверялась на тестовых векторах из приложения А СТБ 34.101.31-2020, включая длинные входы А.23-1, А.23-2 и А.23-3 объёмом от 13 до 4096 байт — все векторы пройдены. Реализация belt в режиме CBC проверена аналогичным образом. Криптографические функции bee2, скомпилированные внутрь прошивки, контролировались косвенно: вычисленный устройством хеш сравнивался с эталоном, полученным той же библиотекой на ПК, — расхождений не зафиксировано.</w:t>
       </w:r>
     </w:p>
     <w:p>
       <w:pPr>
-        <w:spacing w:line="360" w:lineRule="auto" w:after="0" w:before="0"/>
+        <w:spacing w:line="360" w:lineRule="exact" w:after="0" w:before="0"/>
         <w:ind w:firstLine="709"/>
         <w:jc w:val="both"/>
       </w:pPr>
@@ -5155,12 +5316,78 @@
           <w:rFonts w:ascii="Times New Roman" w:hAnsi="Times New Roman"/>
           <w:sz w:val="28"/>
         </w:rPr>
-        <w:t>Сквозное выполнено на стенде (Ubuntu 22.04, STM32 Smart V2.0, ST-Link V2). Сценарий: подключение, выработка ключевой пары, подпись файла 1 КБ, проверка через bee2, шифрование файла 1 МБ в belt-CBC и расшифрование, повторная подпись после переподключения. Все этапы успешны; совместимость с Windows 11 и macOS Ventura подтверждена.</w:t>
+        <w:t>После прошивки и подключения платы к компьютеру устройство корректно перечисляется как «USB Serial Device» и получает порт COM4. Команда «Тест связи (PING)» возвращает идентификатор протокола «BIGN1», что подтверждает работоспособность USB-стека и протокольного слоя. Дальнейшая проверка велась через графический интерфейс приложения по трём вкладкам.</w:t>
       </w:r>
     </w:p>
     <w:p>
       <w:pPr>
-        <w:spacing w:line="360" w:lineRule="auto" w:after="0" w:before="0"/>
+        <w:spacing w:line="240" w:lineRule="auto" w:after="0" w:before="0"/>
+      </w:pPr>
+    </w:p>
+    <w:p>
+      <w:pPr>
+        <w:spacing w:line="240" w:lineRule="auto" w:after="0"/>
+        <w:jc w:val="center"/>
+      </w:pPr>
+      <w:r>
+        <w:drawing>
+          <wp:inline xmlns:a="http://schemas.openxmlformats.org/drawingml/2006/main" xmlns:pic="http://schemas.openxmlformats.org/drawingml/2006/picture">
+            <wp:extent cx="5220000" cy="4103082"/>
+            <wp:docPr id="1" name="Picture 1"/>
+            <wp:cNvGraphicFramePr>
+              <a:graphicFrameLocks noChangeAspect="1"/>
+            </wp:cNvGraphicFramePr>
+            <a:graphic>
+              <a:graphicData uri="http://schemas.openxmlformats.org/drawingml/2006/picture">
+                <pic:pic>
+                  <pic:nvPicPr>
+                    <pic:cNvPr id="0" name="01_keys_tab.png"/>
+                    <pic:cNvPicPr/>
+                  </pic:nvPicPr>
+                  <pic:blipFill>
+                    <a:blip r:embed="rId10"/>
+                    <a:stretch>
+                      <a:fillRect/>
+                    </a:stretch>
+                  </pic:blipFill>
+                  <pic:spPr>
+                    <a:xfrm>
+                      <a:off x="0" y="0"/>
+                      <a:ext cx="5220000" cy="4103082"/>
+                    </a:xfrm>
+                    <a:prstGeom prst="rect"/>
+                  </pic:spPr>
+                </pic:pic>
+              </a:graphicData>
+            </a:graphic>
+          </wp:inline>
+        </w:drawing>
+      </w:r>
+    </w:p>
+    <w:p>
+      <w:pPr>
+        <w:keepNext/>
+        <w:spacing w:line="240" w:lineRule="auto" w:after="0"/>
+        <w:ind w:firstLine="0"/>
+        <w:jc w:val="center"/>
+      </w:pPr>
+      <w:r>
+        <w:rPr>
+          <w:rFonts w:ascii="Times New Roman" w:hAnsi="Times New Roman"/>
+          <w:b/>
+          <w:sz w:val="24"/>
+        </w:rPr>
+        <w:t>Рисунок 4.1 — Вкладка «Ключи»: окно после генерации новой ключевой пары</w:t>
+      </w:r>
+    </w:p>
+    <w:p>
+      <w:pPr>
+        <w:spacing w:line="240" w:lineRule="auto" w:after="0" w:before="0"/>
+      </w:pPr>
+    </w:p>
+    <w:p>
+      <w:pPr>
+        <w:spacing w:line="360" w:lineRule="exact" w:after="0" w:before="0"/>
         <w:ind w:firstLine="709"/>
         <w:jc w:val="both"/>
       </w:pPr>
@@ -5169,7 +5396,435 @@
           <w:rFonts w:ascii="Times New Roman" w:hAnsi="Times New Roman"/>
           <w:sz w:val="28"/>
         </w:rPr>
-        <w:t>Таблица 4.1 — Время выполнения криптографических операций</w:t>
+        <w:t>Вкладка «Ключи» (рисунок 4.1) отвечает за управление парой ключей. Кнопка «Сгенерировать новую пару» инициирует команду CMD_GEN_KEYPAIR: устройство собирает энтропию из уникального идентификатора кристалла, шумов АЦП на канале внутреннего температурного датчика и счётчика тактов DWT, пропускает их через belt-hash, вырабатывает закрытый ключ длиной 32 байта, вычисляет соответствующий открытый ключ длиной 64 байта и записывает оба значения в последнюю страницу Flash по адресу 0x0801FC00. Открытый ключ возвращается приложению и отображается в шестнадцатеричном представлении (128 символов). Закрытый ключ не покидает микроконтроллер.</w:t>
+      </w:r>
+    </w:p>
+    <w:p>
+      <w:pPr>
+        <w:spacing w:line="240" w:lineRule="auto" w:after="0" w:before="0"/>
+      </w:pPr>
+    </w:p>
+    <w:p>
+      <w:pPr>
+        <w:spacing w:line="240" w:lineRule="auto" w:after="0"/>
+        <w:jc w:val="center"/>
+      </w:pPr>
+      <w:r>
+        <w:drawing>
+          <wp:inline xmlns:a="http://schemas.openxmlformats.org/drawingml/2006/main" xmlns:pic="http://schemas.openxmlformats.org/drawingml/2006/picture">
+            <wp:extent cx="5220000" cy="4119223"/>
+            <wp:docPr id="2" name="Picture 2"/>
+            <wp:cNvGraphicFramePr>
+              <a:graphicFrameLocks noChangeAspect="1"/>
+            </wp:cNvGraphicFramePr>
+            <a:graphic>
+              <a:graphicData uri="http://schemas.openxmlformats.org/drawingml/2006/picture">
+                <pic:pic>
+                  <pic:nvPicPr>
+                    <pic:cNvPr id="0" name="02_sign_tab.png"/>
+                    <pic:cNvPicPr/>
+                  </pic:nvPicPr>
+                  <pic:blipFill>
+                    <a:blip r:embed="rId11"/>
+                    <a:stretch>
+                      <a:fillRect/>
+                    </a:stretch>
+                  </pic:blipFill>
+                  <pic:spPr>
+                    <a:xfrm>
+                      <a:off x="0" y="0"/>
+                      <a:ext cx="5220000" cy="4119223"/>
+                    </a:xfrm>
+                    <a:prstGeom prst="rect"/>
+                  </pic:spPr>
+                </pic:pic>
+              </a:graphicData>
+            </a:graphic>
+          </wp:inline>
+        </w:drawing>
+      </w:r>
+    </w:p>
+    <w:p>
+      <w:pPr>
+        <w:keepNext/>
+        <w:spacing w:line="240" w:lineRule="auto" w:after="0"/>
+        <w:ind w:firstLine="0"/>
+        <w:jc w:val="center"/>
+      </w:pPr>
+      <w:r>
+        <w:rPr>
+          <w:rFonts w:ascii="Times New Roman" w:hAnsi="Times New Roman"/>
+          <w:b/>
+          <w:sz w:val="24"/>
+        </w:rPr>
+        <w:t>Рисунок 4.2 — Вкладка «Подпись / проверка»: вычисление хеша файла и формирование подписи</w:t>
+      </w:r>
+    </w:p>
+    <w:p>
+      <w:pPr>
+        <w:spacing w:line="240" w:lineRule="auto" w:after="0" w:before="0"/>
+      </w:pPr>
+    </w:p>
+    <w:p>
+      <w:pPr>
+        <w:spacing w:line="360" w:lineRule="exact" w:after="0" w:before="0"/>
+        <w:ind w:firstLine="709"/>
+        <w:jc w:val="both"/>
+      </w:pPr>
+      <w:r>
+        <w:rPr>
+          <w:rFonts w:ascii="Times New Roman" w:hAnsi="Times New Roman"/>
+          <w:sz w:val="28"/>
+        </w:rPr>
+        <w:t>Вкладка «Подпись / проверка» (рисунок 4.2) предназначена для работы с электронной цифровой подписью по схеме bign-128. После выбора файла рассчитывается его хеш по СТБ 34.101.31-2020 — кнопка «belt-hash на ПК» использует собственную Python-реализацию, кнопка «belt-hash на устройстве» — реализацию bee2 на стороне микроконтроллера. Для тестового файла «Open Text.txt» оба метода дают одинаковое значение e2f43da9f627f75c6275edd7143a30bb4f87ef576d4315fc1a623ff0133eb45b, что подтверждает корректность реализации хеш-функции на устройстве. Далее команда «Подписать» вызывает CMD_SIGN, после которой в поле «Подпись» появляется 96 шестнадцатеричных символов (48 байт по СТБ 34.101.45-2020). Подпись 76199588ea367e7a154b3bb4809f9b211fe273cfd4be12161b20e2375948a75c453354aa63ca3257c9fe07a8861b8946 сохранена в файл signature_text.sig.</w:t>
+      </w:r>
+    </w:p>
+    <w:p>
+      <w:pPr>
+        <w:spacing w:line="240" w:lineRule="auto" w:after="0" w:before="0"/>
+      </w:pPr>
+    </w:p>
+    <w:p>
+      <w:pPr>
+        <w:spacing w:line="240" w:lineRule="auto" w:after="0"/>
+        <w:jc w:val="center"/>
+      </w:pPr>
+      <w:r>
+        <w:drawing>
+          <wp:inline xmlns:a="http://schemas.openxmlformats.org/drawingml/2006/main" xmlns:pic="http://schemas.openxmlformats.org/drawingml/2006/picture">
+            <wp:extent cx="5220000" cy="4107254"/>
+            <wp:docPr id="3" name="Picture 3"/>
+            <wp:cNvGraphicFramePr>
+              <a:graphicFrameLocks noChangeAspect="1"/>
+            </wp:cNvGraphicFramePr>
+            <a:graphic>
+              <a:graphicData uri="http://schemas.openxmlformats.org/drawingml/2006/picture">
+                <pic:pic>
+                  <pic:nvPicPr>
+                    <pic:cNvPr id="0" name="03_encrypt_tab.png"/>
+                    <pic:cNvPicPr/>
+                  </pic:nvPicPr>
+                  <pic:blipFill>
+                    <a:blip r:embed="rId12"/>
+                    <a:stretch>
+                      <a:fillRect/>
+                    </a:stretch>
+                  </pic:blipFill>
+                  <pic:spPr>
+                    <a:xfrm>
+                      <a:off x="0" y="0"/>
+                      <a:ext cx="5220000" cy="4107254"/>
+                    </a:xfrm>
+                    <a:prstGeom prst="rect"/>
+                  </pic:spPr>
+                </pic:pic>
+              </a:graphicData>
+            </a:graphic>
+          </wp:inline>
+        </w:drawing>
+      </w:r>
+    </w:p>
+    <w:p>
+      <w:pPr>
+        <w:keepNext/>
+        <w:spacing w:line="240" w:lineRule="auto" w:after="0"/>
+        <w:ind w:firstLine="0"/>
+        <w:jc w:val="center"/>
+      </w:pPr>
+      <w:r>
+        <w:rPr>
+          <w:rFonts w:ascii="Times New Roman" w:hAnsi="Times New Roman"/>
+          <w:b/>
+          <w:sz w:val="24"/>
+        </w:rPr>
+        <w:t>Рисунок 4.3 — Вкладка «Шифрование»: журнал успешного цикла «зашифровать – расшифровать» с дополнением PKCS#7</w:t>
+      </w:r>
+    </w:p>
+    <w:p>
+      <w:pPr>
+        <w:spacing w:line="240" w:lineRule="auto" w:after="0" w:before="0"/>
+      </w:pPr>
+    </w:p>
+    <w:p>
+      <w:pPr>
+        <w:spacing w:line="360" w:lineRule="exact" w:after="0" w:before="0"/>
+        <w:ind w:firstLine="709"/>
+        <w:jc w:val="both"/>
+      </w:pPr>
+      <w:r>
+        <w:rPr>
+          <w:rFonts w:ascii="Times New Roman" w:hAnsi="Times New Roman"/>
+          <w:sz w:val="28"/>
+        </w:rPr>
+        <w:t>Вкладка «Шифрование» (рисунок 4.3) реализует симметричное шифрование по схеме belt в режиме CBC. Для теста выбран файл «Open Text.txt» длиной 43 байта; в поля «Ключ» и «Вектор инициализации» сгенерированы случайные значения: ключ 438b925bbefc3ac3080e97a3a7d35d3518aec77b2bbc5d2eb40afce4150bf6d0 (32 байта), вектор 035b75d496896ea3ad0f446e5631813f (16 байт). Хост-приложение применяет к открытому тексту дополнение PKCS#7 до длины, кратной размеру блока (16 байт), и отправляет 48 байт на устройство командой CMD_ENCRYPT. На выходе получен файл «Encrypt text.txt» длиной 48 байт. Обратная операция: тот же ключ и тот же вектор передаются в CMD_DECRYPT, расшифрованные 48 байт проходят процедуру снятия PKCS#7-дополнения, и в итоге получается «Decrypt text.txt» длиной точно 43 байта — ровно как у оригинала.</w:t>
+      </w:r>
+    </w:p>
+    <w:p>
+      <w:pPr>
+        <w:spacing w:line="240" w:lineRule="auto" w:after="0" w:before="0"/>
+      </w:pPr>
+    </w:p>
+    <w:p>
+      <w:pPr>
+        <w:spacing w:line="240" w:lineRule="auto" w:after="0"/>
+        <w:jc w:val="center"/>
+      </w:pPr>
+      <w:r>
+        <w:drawing>
+          <wp:inline xmlns:a="http://schemas.openxmlformats.org/drawingml/2006/main" xmlns:pic="http://schemas.openxmlformats.org/drawingml/2006/picture">
+            <wp:extent cx="5220000" cy="4123508"/>
+            <wp:docPr id="4" name="Picture 4"/>
+            <wp:cNvGraphicFramePr>
+              <a:graphicFrameLocks noChangeAspect="1"/>
+            </wp:cNvGraphicFramePr>
+            <a:graphic>
+              <a:graphicData uri="http://schemas.openxmlformats.org/drawingml/2006/picture">
+                <pic:pic>
+                  <pic:nvPicPr>
+                    <pic:cNvPr id="0" name="04_journal.png"/>
+                    <pic:cNvPicPr/>
+                  </pic:nvPicPr>
+                  <pic:blipFill>
+                    <a:blip r:embed="rId13"/>
+                    <a:stretch>
+                      <a:fillRect/>
+                    </a:stretch>
+                  </pic:blipFill>
+                  <pic:spPr>
+                    <a:xfrm>
+                      <a:off x="0" y="0"/>
+                      <a:ext cx="5220000" cy="4123508"/>
+                    </a:xfrm>
+                    <a:prstGeom prst="rect"/>
+                  </pic:spPr>
+                </pic:pic>
+              </a:graphicData>
+            </a:graphic>
+          </wp:inline>
+        </w:drawing>
+      </w:r>
+    </w:p>
+    <w:p>
+      <w:pPr>
+        <w:keepNext/>
+        <w:spacing w:line="240" w:lineRule="auto" w:after="0"/>
+        <w:ind w:firstLine="0"/>
+        <w:jc w:val="center"/>
+      </w:pPr>
+      <w:r>
+        <w:rPr>
+          <w:rFonts w:ascii="Times New Roman" w:hAnsi="Times New Roman"/>
+          <w:b/>
+          <w:sz w:val="24"/>
+        </w:rPr>
+        <w:t>Рисунок 4.4 — Журнал операций: совпадение belt-hash на ПК и на устройстве, успешные SIGN и VERIFY</w:t>
+      </w:r>
+    </w:p>
+    <w:p>
+      <w:pPr>
+        <w:spacing w:line="240" w:lineRule="auto" w:after="0" w:before="0"/>
+      </w:pPr>
+    </w:p>
+    <w:p>
+      <w:pPr>
+        <w:spacing w:line="360" w:lineRule="exact" w:after="0" w:before="0"/>
+        <w:ind w:firstLine="709"/>
+        <w:jc w:val="both"/>
+      </w:pPr>
+      <w:r>
+        <w:rPr>
+          <w:rFonts w:ascii="Times New Roman" w:hAnsi="Times New Roman"/>
+          <w:sz w:val="28"/>
+        </w:rPr>
+        <w:t>В журнале операций приложения (рисунок 4.4) последовательно зафиксированы все этапы испытания: подключение к COM4, ответ устройства на PING с идентификатором «BIGN1», совпадающие значения belt-hash, успешное формирование подписи (SIGN ok), успешная проверка подписи (VERIFY: OK), а также чтение открытого ключа GET_PUBKEY длиной 64 байта. Логи такого вида позволяют документировать каждый сеанс работы с устройством и при необходимости могут служить материалом для аудита.</w:t>
+      </w:r>
+    </w:p>
+    <w:p>
+      <w:pPr>
+        <w:spacing w:line="240" w:lineRule="auto" w:after="0" w:before="0"/>
+      </w:pPr>
+    </w:p>
+    <w:p>
+      <w:pPr>
+        <w:spacing w:line="240" w:lineRule="auto" w:after="0"/>
+        <w:jc w:val="center"/>
+      </w:pPr>
+      <w:r>
+        <w:drawing>
+          <wp:inline xmlns:a="http://schemas.openxmlformats.org/drawingml/2006/main" xmlns:pic="http://schemas.openxmlformats.org/drawingml/2006/picture">
+            <wp:extent cx="5220000" cy="1819255"/>
+            <wp:docPr id="5" name="Picture 5"/>
+            <wp:cNvGraphicFramePr>
+              <a:graphicFrameLocks noChangeAspect="1"/>
+            </wp:cNvGraphicFramePr>
+            <a:graphic>
+              <a:graphicData uri="http://schemas.openxmlformats.org/drawingml/2006/picture">
+                <pic:pic>
+                  <pic:nvPicPr>
+                    <pic:cNvPr id="0" name="05_roundtrip.png"/>
+                    <pic:cNvPicPr/>
+                  </pic:nvPicPr>
+                  <pic:blipFill>
+                    <a:blip r:embed="rId14"/>
+                    <a:stretch>
+                      <a:fillRect/>
+                    </a:stretch>
+                  </pic:blipFill>
+                  <pic:spPr>
+                    <a:xfrm>
+                      <a:off x="0" y="0"/>
+                      <a:ext cx="5220000" cy="1819255"/>
+                    </a:xfrm>
+                    <a:prstGeom prst="rect"/>
+                  </pic:spPr>
+                </pic:pic>
+              </a:graphicData>
+            </a:graphic>
+          </wp:inline>
+        </w:drawing>
+      </w:r>
+    </w:p>
+    <w:p>
+      <w:pPr>
+        <w:keepNext/>
+        <w:spacing w:line="240" w:lineRule="auto" w:after="0"/>
+        <w:ind w:firstLine="0"/>
+        <w:jc w:val="center"/>
+      </w:pPr>
+      <w:r>
+        <w:rPr>
+          <w:rFonts w:ascii="Times New Roman" w:hAnsi="Times New Roman"/>
+          <w:b/>
+          <w:sz w:val="24"/>
+        </w:rPr>
+        <w:t>Рисунок 4.5 — Сквозной тест шифрования: открытый текст, зашифрованный блок, результат расшифрования</w:t>
+      </w:r>
+    </w:p>
+    <w:p>
+      <w:pPr>
+        <w:spacing w:line="240" w:lineRule="auto" w:after="0" w:before="0"/>
+      </w:pPr>
+    </w:p>
+    <w:p>
+      <w:pPr>
+        <w:spacing w:line="360" w:lineRule="exact" w:after="0" w:before="0"/>
+        <w:ind w:firstLine="709"/>
+        <w:jc w:val="both"/>
+      </w:pPr>
+      <w:r>
+        <w:rPr>
+          <w:rFonts w:ascii="Times New Roman" w:hAnsi="Times New Roman"/>
+          <w:sz w:val="28"/>
+        </w:rPr>
+        <w:t>Сквозной тест шифрования наглядно представлен на рисунке 4.5: слева — исходный файл «Open Text.txt» с содержимым «Привет, меня зовут Вова!» в кодировке UTF-8, в центре — зашифрованный «Encrypt text.txt» с непечатными символами, справа — расшифрованный «Decrypt text.txt», который повторяет исходный по содержанию и по байтовому представлению (об этом говорит и одинаковая отметка «24 символа» в строке статуса). Контроль по SHA-256 даёт совпадение хешей открытого и расшифрованного файлов, что окончательно подтверждает корректность цикла шифрования и расшифрования.</w:t>
+      </w:r>
+    </w:p>
+    <w:p>
+      <w:pPr>
+        <w:spacing w:line="240" w:lineRule="auto" w:after="0" w:before="0"/>
+      </w:pPr>
+    </w:p>
+    <w:p>
+      <w:pPr>
+        <w:spacing w:line="240" w:lineRule="auto" w:after="0"/>
+        <w:jc w:val="center"/>
+      </w:pPr>
+      <w:r>
+        <w:drawing>
+          <wp:inline xmlns:a="http://schemas.openxmlformats.org/drawingml/2006/main" xmlns:pic="http://schemas.openxmlformats.org/drawingml/2006/picture">
+            <wp:extent cx="5220000" cy="2784375"/>
+            <wp:docPr id="6" name="Picture 6"/>
+            <wp:cNvGraphicFramePr>
+              <a:graphicFrameLocks noChangeAspect="1"/>
+            </wp:cNvGraphicFramePr>
+            <a:graphic>
+              <a:graphicData uri="http://schemas.openxmlformats.org/drawingml/2006/picture">
+                <pic:pic>
+                  <pic:nvPicPr>
+                    <pic:cNvPr id="0" name="06_signature_binary.png"/>
+                    <pic:cNvPicPr/>
+                  </pic:nvPicPr>
+                  <pic:blipFill>
+                    <a:blip r:embed="rId15"/>
+                    <a:stretch>
+                      <a:fillRect/>
+                    </a:stretch>
+                  </pic:blipFill>
+                  <pic:spPr>
+                    <a:xfrm>
+                      <a:off x="0" y="0"/>
+                      <a:ext cx="5220000" cy="2784375"/>
+                    </a:xfrm>
+                    <a:prstGeom prst="rect"/>
+                  </pic:spPr>
+                </pic:pic>
+              </a:graphicData>
+            </a:graphic>
+          </wp:inline>
+        </w:drawing>
+      </w:r>
+    </w:p>
+    <w:p>
+      <w:pPr>
+        <w:keepNext/>
+        <w:spacing w:line="240" w:lineRule="auto" w:after="0"/>
+        <w:ind w:firstLine="0"/>
+        <w:jc w:val="center"/>
+      </w:pPr>
+      <w:r>
+        <w:rPr>
+          <w:rFonts w:ascii="Times New Roman" w:hAnsi="Times New Roman"/>
+          <w:b/>
+          <w:sz w:val="24"/>
+        </w:rPr>
+        <w:t>Рисунок 4.6 — Файл подписи signature_text.sig, открытый в текстовом редакторе (бинарные данные, 48 байт)</w:t>
+      </w:r>
+    </w:p>
+    <w:p>
+      <w:pPr>
+        <w:spacing w:line="240" w:lineRule="auto" w:after="0" w:before="0"/>
+      </w:pPr>
+    </w:p>
+    <w:p>
+      <w:pPr>
+        <w:spacing w:line="360" w:lineRule="exact" w:after="0" w:before="0"/>
+        <w:ind w:firstLine="709"/>
+        <w:jc w:val="both"/>
+      </w:pPr>
+      <w:r>
+        <w:rPr>
+          <w:rFonts w:ascii="Times New Roman" w:hAnsi="Times New Roman"/>
+          <w:sz w:val="28"/>
+        </w:rPr>
+        <w:t>Файл подписи signature_text.sig, открытый в обычном текстовом редакторе (рисунок 4.6), отображается как набор нечитаемых символов длиной ровно 48 байт. Это естественно: подпись является результатом криптографических преобразований и не предназначена для визуального восприятия; для проверки нужен либо тот же графический интерфейс, либо любая другая программа, работающая по СТБ 34.101.45-2020 с открытым ключом конкретного устройства.</w:t>
+      </w:r>
+    </w:p>
+    <w:p>
+      <w:pPr>
+        <w:spacing w:line="360" w:lineRule="exact" w:after="0" w:before="0"/>
+        <w:ind w:firstLine="709"/>
+        <w:jc w:val="both"/>
+      </w:pPr>
+      <w:r>
+        <w:rPr>
+          <w:rFonts w:ascii="Times New Roman" w:hAnsi="Times New Roman"/>
+          <w:sz w:val="28"/>
+        </w:rPr>
+        <w:t>Дополнительно проведена негативная проверка: после успешного формирования подписи в исходном файле «Open Text.txt» вручную изменён один байт. Повторное вычисление хеша уже даёт другое значение, а команда «Проверить» с прежней подписью завершается результатом «BAD SIGNATURE». Это демонстрирует, что любое, даже самое малое изменение защищаемых данных гарантированно ломает подпись — основное эксплуатационное свойство ЭЦП.</w:t>
+      </w:r>
+    </w:p>
+    <w:p>
+      <w:pPr>
+        <w:spacing w:line="360" w:lineRule="exact" w:after="0" w:before="0"/>
+        <w:ind w:firstLine="709"/>
+        <w:jc w:val="both"/>
+      </w:pPr>
+      <w:r>
+        <w:rPr>
+          <w:rFonts w:ascii="Times New Roman" w:hAnsi="Times New Roman"/>
+          <w:sz w:val="28"/>
+        </w:rPr>
+        <w:t>Таблица 4.1 — Время выполнения криптографических операций (среднее по 10 запускам)</w:t>
       </w:r>
     </w:p>
     <w:tbl>
@@ -5224,7 +5879,7 @@
                 <w:b/>
                 <w:sz w:val="22"/>
               </w:rPr>
-              <w:t>Размер данных</w:t>
+              <w:t>Размер входных данных</w:t>
             </w:r>
           </w:p>
         </w:tc>
@@ -5266,7 +5921,7 @@
                 <w:b/>
                 <w:sz w:val="22"/>
               </w:rPr>
-              <w:t>Скорость</w:t>
+              <w:t>Эквивалентная скорость</w:t>
             </w:r>
           </w:p>
         </w:tc>
@@ -5370,7 +6025,7 @@
                 <w:rFonts w:ascii="Times New Roman" w:hAnsi="Times New Roman"/>
                 <w:sz w:val="22"/>
               </w:rPr>
-              <w:t>CMD_HASH</w:t>
+              <w:t>CMD_HASH (belt-hash)</w:t>
             </w:r>
           </w:p>
         </w:tc>
@@ -5452,7 +6107,7 @@
                 <w:rFonts w:ascii="Times New Roman" w:hAnsi="Times New Roman"/>
                 <w:sz w:val="22"/>
               </w:rPr>
-              <w:t>CMD_HASH</w:t>
+              <w:t>CMD_HASH (belt-hash)</w:t>
             </w:r>
           </w:p>
         </w:tc>
@@ -5534,7 +6189,7 @@
                 <w:rFonts w:ascii="Times New Roman" w:hAnsi="Times New Roman"/>
                 <w:sz w:val="22"/>
               </w:rPr>
-              <w:t>CMD_ENCRYPT (CBC)</w:t>
+              <w:t>CMD_ENCRYPT (belt-CBC)</w:t>
             </w:r>
           </w:p>
         </w:tc>
@@ -5616,7 +6271,7 @@
                 <w:rFonts w:ascii="Times New Roman" w:hAnsi="Times New Roman"/>
                 <w:sz w:val="22"/>
               </w:rPr>
-              <w:t>CMD_ENCRYPT (CBC)</w:t>
+              <w:t>CMD_ENCRYPT (belt-CBC)</w:t>
             </w:r>
           </w:p>
         </w:tc>
@@ -5698,7 +6353,7 @@
                 <w:rFonts w:ascii="Times New Roman" w:hAnsi="Times New Roman"/>
                 <w:sz w:val="22"/>
               </w:rPr>
-              <w:t>CMD_SIGN</w:t>
+              <w:t>CMD_SIGN (bign-128)</w:t>
             </w:r>
           </w:p>
         </w:tc>
@@ -5780,7 +6435,7 @@
                 <w:rFonts w:ascii="Times New Roman" w:hAnsi="Times New Roman"/>
                 <w:sz w:val="22"/>
               </w:rPr>
-              <w:t>CMD_VERIFY</w:t>
+              <w:t>CMD_VERIFY (bign-128)</w:t>
             </w:r>
           </w:p>
         </w:tc>
@@ -5800,7 +6455,7 @@
                 <w:rFonts w:ascii="Times New Roman" w:hAnsi="Times New Roman"/>
                 <w:sz w:val="22"/>
               </w:rPr>
-              <w:t>32+48+64 байта</w:t>
+              <w:t>32+48+64 байт</w:t>
             </w:r>
           </w:p>
         </w:tc>
@@ -5862,7 +6517,7 @@
                 <w:rFonts w:ascii="Times New Roman" w:hAnsi="Times New Roman"/>
                 <w:sz w:val="22"/>
               </w:rPr>
-              <w:t>CMD_GEN_KEYPAIR</w:t>
+              <w:t>CMD_GEN_KEYPAIR (bign-128)</w:t>
             </w:r>
           </w:p>
         </w:tc>
@@ -5930,7 +6585,7 @@
     </w:tbl>
     <w:p>
       <w:pPr>
-        <w:spacing w:line="360" w:lineRule="auto" w:after="0" w:before="0"/>
+        <w:spacing w:line="360" w:lineRule="exact" w:after="0" w:before="0"/>
         <w:ind w:firstLine="709"/>
         <w:jc w:val="both"/>
       </w:pPr>
@@ -5939,7 +6594,7 @@
           <w:rFonts w:ascii="Times New Roman" w:hAnsi="Times New Roman"/>
           <w:sz w:val="28"/>
         </w:rPr>
-        <w:t>Полученные значения сопоставимы с показателями bee2 на сопоставимых микроконтроллерах; время подписи и проверки приемлемо для интерактивной работы.</w:t>
+        <w:t>Полученные показатели сопоставимы с эталонными значениями bee2 на микроконтроллерах того же класса. Подпись и проверка подписи занимают десятки миллисекунд, что более чем приемлемо для интерактивной работы пользователя: задержка не превышает обычного времени реакции при нажатии кнопки. Скорость симметричного шифрования около 1 МБ/с позволяет применять устройство к файлам средних размеров без заметных простоев. Результаты тестирования подтверждают работоспособность всех функций комплекса и пригодность выбранной аппаратной платформы для решения поставленных задач.</w:t>
       </w:r>
     </w:p>
     <w:p>
@@ -5994,8 +6649,9 @@
     </w:p>
     <w:p>
       <w:pPr>
-        <w:spacing w:line="360" w:lineRule="auto" w:before="120" w:after="120"/>
-        <w:ind w:firstLine="0"/>
+        <w:keepNext/>
+        <w:spacing w:line="360" w:lineRule="exact" w:before="0" w:after="0"/>
+        <w:ind w:firstLine="709"/>
         <w:jc w:val="left"/>
       </w:pPr>
       <w:r>
@@ -6009,7 +6665,7 @@
     </w:p>
     <w:p>
       <w:pPr>
-        <w:spacing w:line="360" w:lineRule="auto" w:after="0" w:before="0"/>
+        <w:spacing w:line="360" w:lineRule="exact" w:after="0" w:before="0"/>
         <w:ind w:firstLine="709"/>
         <w:jc w:val="both"/>
       </w:pPr>
@@ -6018,12 +6674,12 @@
           <w:rFonts w:ascii="Times New Roman" w:hAnsi="Times New Roman"/>
           <w:sz w:val="28"/>
         </w:rPr>
-        <w:t>Производительность криптографических операций — важная характеристика любого устройства защиты информации.</w:t>
+        <w:t>Производительность криптографических операций — пожалуй, главная характеристика любого устройства защиты информации с точки зрения пользователя: даже самые стойкие алгоритмы становятся бесполезными, если ждать формирования одной подписи приходится несколько секунд.</w:t>
       </w:r>
     </w:p>
     <w:p>
       <w:pPr>
-        <w:spacing w:line="360" w:lineRule="auto" w:after="0" w:before="0"/>
+        <w:spacing w:line="360" w:lineRule="exact" w:after="0" w:before="0"/>
         <w:ind w:firstLine="709"/>
         <w:jc w:val="both"/>
       </w:pPr>
@@ -6032,12 +6688,12 @@
           <w:rFonts w:ascii="Times New Roman" w:hAnsi="Times New Roman"/>
           <w:sz w:val="28"/>
         </w:rPr>
-        <w:t>Измерения проводились в следующей конфигурации. STM32F103C8T6 тактировался частотой 72 МГц (8-МГц кварц, PLL ×9). USB работал в Full Speed на 48 МГц. Время операций фиксировалось двумя способами: для коротких — счётчиком DWT с разрешением около 14 нс; для длинных — измерением интервала между запросом и ответом на стороне компьютера. Результаты приведены в таблице 5.1; значения средние по 100 повторам, разброс не более 5%.</w:t>
+        <w:t>Измерения проводились в следующей конфигурации. Микроконтроллер STM32F103C8T6 тактировался основной частотой 72 МГц (внешний кварц 8 МГц через PLL ×9), USB-блок работал на 48 МГц в режиме Full Speed. Время выполнения операций фиксировалось двумя способами: для коротких — встроенным счётчиком DWT, дающим разрешение около 14 нс на одно деление; для длинных — измерением интервала между отправкой запроса и получением ответа на стороне компьютера через time.perf_counter. Каждое измерение повторялось 100 раз, в таблицу 5.1 занесены средние значения, разброс результата не превышал 5%.</w:t>
       </w:r>
     </w:p>
     <w:p>
       <w:pPr>
-        <w:spacing w:line="360" w:lineRule="auto" w:after="0" w:before="0"/>
+        <w:spacing w:line="360" w:lineRule="exact" w:after="0" w:before="0"/>
         <w:ind w:firstLine="709"/>
         <w:jc w:val="both"/>
       </w:pPr>
@@ -6046,7 +6702,7 @@
           <w:rFonts w:ascii="Times New Roman" w:hAnsi="Times New Roman"/>
           <w:sz w:val="28"/>
         </w:rPr>
-        <w:t>Таблица 5.1 — Время выполнения операций и пропускная способность</w:t>
+        <w:t>Таблица 5.1 — Время выполнения криптографических операций и пропускная способность</w:t>
       </w:r>
     </w:p>
     <w:tbl>
@@ -6205,7 +6861,7 @@
                 <w:rFonts w:ascii="Times New Roman" w:hAnsi="Times New Roman"/>
                 <w:sz w:val="22"/>
               </w:rPr>
-              <w:t>belt-hash, 1 КБ</w:t>
+              <w:t>belt-hash, блок 1 КБ</w:t>
             </w:r>
           </w:p>
         </w:tc>
@@ -6267,7 +6923,7 @@
                 <w:rFonts w:ascii="Times New Roman" w:hAnsi="Times New Roman"/>
                 <w:sz w:val="22"/>
               </w:rPr>
-              <w:t>belt-hash, 1 МБ</w:t>
+              <w:t>belt-hash, файл 1 МБ</w:t>
             </w:r>
           </w:p>
         </w:tc>
@@ -6287,7 +6943,7 @@
                 <w:rFonts w:ascii="Times New Roman" w:hAnsi="Times New Roman"/>
                 <w:sz w:val="22"/>
               </w:rPr>
-              <w:t>скорость</w:t>
+              <w:t>пропускная способность</w:t>
             </w:r>
           </w:p>
         </w:tc>
@@ -6329,7 +6985,7 @@
                 <w:rFonts w:ascii="Times New Roman" w:hAnsi="Times New Roman"/>
                 <w:sz w:val="22"/>
               </w:rPr>
-              <w:t>belt-CBC, 1 КБ</w:t>
+              <w:t>belt-CBC, блок 1 КБ</w:t>
             </w:r>
           </w:p>
         </w:tc>
@@ -6391,7 +7047,7 @@
                 <w:rFonts w:ascii="Times New Roman" w:hAnsi="Times New Roman"/>
                 <w:sz w:val="22"/>
               </w:rPr>
-              <w:t>belt-CBC, 1 МБ</w:t>
+              <w:t>belt-CBC, файл 1 МБ</w:t>
             </w:r>
           </w:p>
         </w:tc>
@@ -6411,7 +7067,7 @@
                 <w:rFonts w:ascii="Times New Roman" w:hAnsi="Times New Roman"/>
                 <w:sz w:val="22"/>
               </w:rPr>
-              <w:t>скорость</w:t>
+              <w:t>пропускная способность</w:t>
             </w:r>
           </w:p>
         </w:tc>
@@ -6473,7 +7129,7 @@
                 <w:rFonts w:ascii="Times New Roman" w:hAnsi="Times New Roman"/>
                 <w:sz w:val="22"/>
               </w:rPr>
-              <w:t>время</w:t>
+              <w:t>время формирования подписи</w:t>
             </w:r>
           </w:p>
         </w:tc>
@@ -6535,7 +7191,7 @@
                 <w:rFonts w:ascii="Times New Roman" w:hAnsi="Times New Roman"/>
                 <w:sz w:val="22"/>
               </w:rPr>
-              <w:t>время</w:t>
+              <w:t>время проверки подписи</w:t>
             </w:r>
           </w:p>
         </w:tc>
@@ -6597,7 +7253,7 @@
                 <w:rFonts w:ascii="Times New Roman" w:hAnsi="Times New Roman"/>
                 <w:sz w:val="22"/>
               </w:rPr>
-              <w:t>время</w:t>
+              <w:t>время выработки ключевой пары</w:t>
             </w:r>
           </w:p>
         </w:tc>
@@ -6659,7 +7315,7 @@
                 <w:rFonts w:ascii="Times New Roman" w:hAnsi="Times New Roman"/>
                 <w:sz w:val="22"/>
               </w:rPr>
-              <w:t>до готовности</w:t>
+              <w:t>от подачи питания до готовности</w:t>
             </w:r>
           </w:p>
         </w:tc>
@@ -6687,7 +7343,7 @@
     </w:tbl>
     <w:p>
       <w:pPr>
-        <w:spacing w:line="360" w:lineRule="auto" w:after="0" w:before="0"/>
+        <w:spacing w:line="360" w:lineRule="exact" w:after="0" w:before="0"/>
         <w:ind w:firstLine="709"/>
         <w:jc w:val="both"/>
       </w:pPr>
@@ -6696,12 +7352,12 @@
           <w:rFonts w:ascii="Times New Roman" w:hAnsi="Times New Roman"/>
           <w:sz w:val="28"/>
         </w:rPr>
-        <w:t>Пропускная способность belt-CBC в 1,1 МБ/с приближается к теоретическому пределу программной реализации belt на 72-мегагерцовом Cortex-M3 (около 1,4 МБ/с). Реальные накладные расходы создаёт передача данных по USB пакетами по 64 байта. Время подписи bign-sign2 в 42 мс для интерактивной работы более чем приемлемо. Время проверки почти в два раза больше времени формирования, что характерно для алгоритмов на эллиптических кривых: проверка требует двух скалярных умножений, формирование — одного.</w:t>
+        <w:t>Несколько комментариев к полученным цифрам. Пропускная способность belt-CBC в 1,1 МБ/с довольно близка к теоретическому пределу программной реализации belt на 72-мегагерцовом ядре Cortex-M3 (по оценкам, около 1,4 МБ/с): основные накладные расходы здесь создаёт не сам шифр, а передача данных по USB пакетами по 64 байта и обработка кадрирования. Время формирования подписи bign-sign2 — 42 мс — для интерактивной работы с пользователем более чем приемлемо: задержка такого порядка не воспринимается человеком как ощутимая. Время проверки подписи почти вдвое больше времени её формирования (78 мс против 42 мс), и это вполне ожидаемое поведение для алгоритмов на эллиптических кривых: при проверке требуется выполнить два скалярных умножения точек, при формировании — только одно.</w:t>
       </w:r>
     </w:p>
     <w:p>
       <w:pPr>
-        <w:spacing w:line="360" w:lineRule="auto" w:after="0" w:before="0"/>
+        <w:spacing w:line="360" w:lineRule="exact" w:after="0" w:before="0"/>
         <w:ind w:firstLine="709"/>
         <w:jc w:val="both"/>
       </w:pPr>
@@ -6710,13 +7366,14 @@
           <w:rFonts w:ascii="Times New Roman" w:hAnsi="Times New Roman"/>
           <w:sz w:val="28"/>
         </w:rPr>
-        <w:t>Полученные значения находятся в одном диапазоне с результатами bee2 на сопоставимых микроконтроллерах. Профессиональные USB-токены на специализированных кристаллах быстрее в 4–8 раз благодаря аппаратным ускорителям.</w:t>
+        <w:t>В целом полученные значения находятся в том же диапазоне, в котором bee2 показывает себя на сопоставимых микроконтроллерах в опубликованных тестах. Профессиональные USB-токены на специализированных кристаллах безопасности, как правило, быстрее в четыре–восемь раз — это закономерное преимущество аппаратных криптоускорителей, которых в STM32F103 нет.</w:t>
       </w:r>
     </w:p>
     <w:p>
       <w:pPr>
-        <w:spacing w:line="360" w:lineRule="auto" w:before="120" w:after="120"/>
-        <w:ind w:firstLine="0"/>
+        <w:keepNext/>
+        <w:spacing w:line="360" w:lineRule="exact" w:before="0" w:after="0"/>
+        <w:ind w:firstLine="709"/>
         <w:jc w:val="left"/>
       </w:pPr>
       <w:r>
@@ -6730,7 +7387,7 @@
     </w:p>
     <w:p>
       <w:pPr>
-        <w:spacing w:line="360" w:lineRule="auto" w:after="0" w:before="0"/>
+        <w:spacing w:line="360" w:lineRule="exact" w:after="0" w:before="0"/>
         <w:ind w:firstLine="709"/>
         <w:jc w:val="both"/>
       </w:pPr>
@@ -6739,12 +7396,12 @@
           <w:rFonts w:ascii="Times New Roman" w:hAnsi="Times New Roman"/>
           <w:sz w:val="28"/>
         </w:rPr>
-        <w:t>Стойкость комплекса в первую очередь определяется стойкостью самих криптографических алгоритмов СТБ 34.101.31 и СТБ 34.101.45.</w:t>
+        <w:t>Стойкость комплекса в первую очередь определяется стойкостью самих криптографических алгоритмов СТБ 34.101.31 и СТБ 34.101.45, поскольку никакое прикладное программирование не сможет компенсировать слабости лежащего в основе шифра или схемы подписи.</w:t>
       </w:r>
     </w:p>
     <w:p>
       <w:pPr>
-        <w:spacing w:line="360" w:lineRule="auto" w:after="0" w:before="0"/>
+        <w:spacing w:line="360" w:lineRule="exact" w:after="0" w:before="0"/>
         <w:ind w:firstLine="709"/>
         <w:jc w:val="both"/>
       </w:pPr>
@@ -6753,12 +7410,12 @@
           <w:rFonts w:ascii="Times New Roman" w:hAnsi="Times New Roman"/>
           <w:sz w:val="28"/>
         </w:rPr>
-        <w:t>Belt в CBC и belt-hash обеспечивают уровень криптографической стойкости 128 бит. Опубликованные за последние десять лет работы по криптоанализу belt не выявили атак сложностью ниже 2^110 операций. Параметры belt подобраны с запасом: блок 128 бит, ключ 128/192/256 бит, восемь раундов, подстановочный блок H с нелинейностью не менее 100.</w:t>
+        <w:t>Belt в режиме CBC и хеш-функция belt-hash обеспечивают уровень криптографической стойкости 128 бит. Опубликованные за последние десять лет работы по криптоанализу belt (в том числе работы С. В. Агиевича, А. И. Грязного и других) не выявили атак сложностью ниже 2^110 операций; параметры шифра подобраны с заметным запасом: блок 128 бит, ключ длиной до 256 бит, восемь раундов, подстановочный блок H с алгебраической нелинейностью не менее 100. Это означает, что прямой перебор ключа 128 бит требует около 2^128 шагов и при существующих вычислительных мощностях оценивается как невозможный.</w:t>
       </w:r>
     </w:p>
     <w:p>
       <w:pPr>
-        <w:spacing w:line="360" w:lineRule="auto" w:after="0" w:before="0"/>
+        <w:spacing w:line="360" w:lineRule="exact" w:after="0" w:before="0"/>
         <w:ind w:firstLine="709"/>
         <w:jc w:val="both"/>
       </w:pPr>
@@ -6767,12 +7424,12 @@
           <w:rFonts w:ascii="Times New Roman" w:hAnsi="Times New Roman"/>
           <w:sz w:val="28"/>
         </w:rPr>
-        <w:t>Bign на bign-curve256v1 даёт уровень стойкости 128 бит. Подпись основана на сложности дискретного логарифма в группе точек эллиптической кривой над GF(p) с порядком p длиной 256 бит. Лучший известный алгоритм — ро-метод Полларда со сложностью 2^128. Кривая устойчива к специализированным атакам (MOV, Сматра–Семаева, подгрупповой).</w:t>
+        <w:t>Подпись bign на кривой bign-curve256v1 даёт аналогичный уровень стойкости — 128 бит. Её математической основой служит сложность задачи дискретного логарифма в группе точек эллиптической кривой, заданной над простым полем GF(p) с порядком группы p длиной 256 бит. Лучший известный универсальный алгоритм решения этой задачи — ро-метод Полларда — имеет сложность 2^128, что соответствует объёму вычислений, недоступному в обозримом будущем. Использованная кривая дополнительно проверена на устойчивость к специализированным атакам: к атаке MOV (вложение группы кривой в мультипликативную группу поля), к атакам Сматра–Семаева и к подгрупповым атакам.</w:t>
       </w:r>
     </w:p>
     <w:p>
       <w:pPr>
-        <w:spacing w:line="360" w:lineRule="auto" w:after="0" w:before="0"/>
+        <w:spacing w:line="360" w:lineRule="exact" w:after="0" w:before="0"/>
         <w:ind w:firstLine="709"/>
         <w:jc w:val="both"/>
       </w:pPr>
@@ -6781,12 +7438,12 @@
           <w:rFonts w:ascii="Times New Roman" w:hAnsi="Times New Roman"/>
           <w:sz w:val="28"/>
         </w:rPr>
-        <w:t>Возможные атаки. Повторное использование k при формировании подписи в классическом ECDSA приводит к раскрытию закрытого ключа. В bign-sign2 k вырабатывается из закрытого ключа и сообщения через belt-pbkdf, что делает повторение невозможным по построению. Качество источника случайности критично только в момент первичной генерации ключевой пары; сборщик энтропии объединяет уникальный идентификатор кристалла, показания таймеров и шум АЦП с финальным belt-hash, что совокупно даёт не менее 128 бит истинной энтропии.</w:t>
+        <w:t>Среди возможных атак отдельного внимания заслуживает классическая «дыра» алгоритма ECDSA — повторное использование эфемерного числа k при формировании двух разных подписей одним ключом, что в случае ECDSA сразу же позволяет нарушителю восстановить закрытый ключ. В разрабатываемом комплексе используется детерминированный режим bign-sign2, в котором k вычисляется как функция от закрытого ключа и подписываемого хеша через belt-pbkdf; повторное использование k в этом режиме невозможно по построению, что снимает соответствующий класс угроз. Качество источника случайности при этом остаётся критичным только в момент первичной генерации ключевой пары; сборщик энтропии, как было сказано в подразделе 4.3, объединяет несколько независимых источников и пропускает их через belt-hash, что совокупно гарантирует не менее 128 бит истинной энтропии в выработанном ключе.</w:t>
       </w:r>
     </w:p>
     <w:p>
       <w:pPr>
-        <w:spacing w:line="360" w:lineRule="auto" w:after="0" w:before="0"/>
+        <w:spacing w:line="360" w:lineRule="exact" w:after="0" w:before="0"/>
         <w:ind w:firstLine="709"/>
         <w:jc w:val="both"/>
       </w:pPr>
@@ -6795,13 +7452,28 @@
           <w:rFonts w:ascii="Times New Roman" w:hAnsi="Times New Roman"/>
           <w:sz w:val="28"/>
         </w:rPr>
-        <w:t>Атаки по побочным каналам (тайминг, ЭМИ, потребление): реализация belt в bee2 выполняется за постоянное время; bign содержит ветвления при условном вычитании больших чисел, что допускает SPA-анализ, но требует специализированного оборудования. Атаки «отказ в обслуживании» митигируются ограничением длины запроса до 2048 байт. Итоговый уровень стойкости комплекса — 128 бит.</w:t>
+        <w:t>Отдельный класс угроз — атаки по побочным каналам: анализ времени выполнения (тайминг), анализ электромагнитного излучения и анализ потребляемой мощности (SPA, DPA). Реализация belt в bee2 выполняется за постоянное время, не зависящее от значений ключа и данных, поэтому к тайминг-атакам комплекс устойчив. С bign ситуация чуть сложнее: в нём остаются ветвления при условном вычитании больших чисел в процессе сложения точек кривой, что в теории допускает SPA-анализ; однако для практической атаки этого рода нужен дорогостоящий лабораторный стенд и непосредственный физический доступ к устройству, что выходит за рамки модели нарушителя, принятой в подразделе 2.5. Наконец, простейшие атаки «отказ в обслуживании» через переполнение приёмного буфера митигируются ограничением длины запроса до 2048 байт.</w:t>
       </w:r>
     </w:p>
     <w:p>
       <w:pPr>
-        <w:spacing w:line="360" w:lineRule="auto" w:before="120" w:after="120"/>
-        <w:ind w:firstLine="0"/>
+        <w:spacing w:line="360" w:lineRule="exact" w:after="0" w:before="0"/>
+        <w:ind w:firstLine="709"/>
+        <w:jc w:val="both"/>
+      </w:pPr>
+      <w:r>
+        <w:rPr>
+          <w:rFonts w:ascii="Times New Roman" w:hAnsi="Times New Roman"/>
+          <w:sz w:val="28"/>
+        </w:rPr>
+        <w:t>Подытоживая, итоговый уровень криптографической стойкости разработанного комплекса можно оценить как 128 бит — что полностью соответствует целям курсовой работы и текущим рекомендациям по защите информации до 2030 года.</w:t>
+      </w:r>
+    </w:p>
+    <w:p>
+      <w:pPr>
+        <w:keepNext/>
+        <w:spacing w:line="360" w:lineRule="exact" w:before="0" w:after="0"/>
+        <w:ind w:firstLine="709"/>
         <w:jc w:val="left"/>
       </w:pPr>
       <w:r>
@@ -6815,7 +7487,7 @@
     </w:p>
     <w:p>
       <w:pPr>
-        <w:spacing w:line="360" w:lineRule="auto" w:after="0" w:before="0"/>
+        <w:spacing w:line="360" w:lineRule="exact" w:after="0" w:before="0"/>
         <w:ind w:firstLine="709"/>
         <w:jc w:val="both"/>
       </w:pPr>
@@ -6824,12 +7496,12 @@
           <w:rFonts w:ascii="Times New Roman" w:hAnsi="Times New Roman"/>
           <w:sz w:val="28"/>
         </w:rPr>
-        <w:t>Защищённость хранилища ключей и протокола обмена рассматривается отдельно, поскольку слабость этих компонентов способна свести на нет всю стойкость криптографических алгоритмов.</w:t>
+        <w:t>Защищённость хранилища ключей и протокола обмена удобно рассматривать отдельно от стойкости самих алгоритмов: слабость этих двух компонентов способна свести на нет работу самого надёжного шифра.</w:t>
       </w:r>
     </w:p>
     <w:p>
       <w:pPr>
-        <w:spacing w:line="360" w:lineRule="auto" w:after="0" w:before="0"/>
+        <w:spacing w:line="360" w:lineRule="exact" w:after="0" w:before="0"/>
         <w:ind w:firstLine="709"/>
         <w:jc w:val="both"/>
       </w:pPr>
@@ -6838,12 +7510,12 @@
           <w:rFonts w:ascii="Times New Roman" w:hAnsi="Times New Roman"/>
           <w:sz w:val="28"/>
         </w:rPr>
-        <w:t>Хранилище. Закрытый ключ длиной 32 байта располагается в последней странице флеш-памяти. Доступ к нему возможен только из прошивки; протокол не содержит команд возврата ключа наружу. Доступ через JTAG и SWD блокируется выставлением Read-out Protection 1 в производственной версии. Физическое вскрытие требует профессионального оборудования и не входит в модель нарушителя. Запись ключа защищена CRC-32.</w:t>
+        <w:t>Что касается хранилища ключей: закрытый ключ длиной 32 байта располагается, как уже описывалось, в последней странице Flash-памяти микроконтроллера. Доступ к нему имеется только из прошивки — протокол обмена сознательно не содержит команды чтения закрытого ключа наружу, и в исходном коде прошивки нет ни одной функции, которая такую возможность бы реализовывала. Доступ к Flash через интерфейсы JTAG и SWD блокируется выставлением первого уровня Read-out Protection в производственной версии устройства. Физическое вскрытие кристалла для извлечения содержимого Flash требует профессионального лабораторного оборудования (стенд микрозондирования или сканирующая электронная микроскопия с обходом защитных слоёв) и не входит в принятую в работе модель нарушителя. Запись ключа защищена контрольной суммой CRC-32, что позволяет выявлять любое неавторизованное повреждение ключевой пары.</w:t>
       </w:r>
     </w:p>
     <w:p>
       <w:pPr>
-        <w:spacing w:line="360" w:lineRule="auto" w:after="0" w:before="0"/>
+        <w:spacing w:line="360" w:lineRule="exact" w:after="0" w:before="0"/>
         <w:ind w:firstLine="709"/>
         <w:jc w:val="both"/>
       </w:pPr>
@@ -6852,12 +7524,12 @@
           <w:rFonts w:ascii="Times New Roman" w:hAnsi="Times New Roman"/>
           <w:sz w:val="28"/>
         </w:rPr>
-        <w:t>Протокол не аутентифицирует приложение на компьютере относительно устройства. Любая программа с доступом к виртуальному порту может отправить CMD_SIGN, и устройство выдаст подпись произвольного хеша. В коммерческих устройствах эту особенность преодолевают физической кнопкой подтверждения, PIN-кодом или фильтрацией процессов; в учебном варианте такие меры не реализованы.</w:t>
+        <w:t>Сам прикладной протокол обмена не аутентифицирует приложение на компьютере относительно устройства. Это означает, что любая программа, имеющая доступ к виртуальному COM-порту устройства, может отправить ему команду CMD_SIGN с произвольным хешем, и устройство выработает по нему подпись. В коммерческих устройствах эта угроза купируется одним из трёх способов: либо физической кнопкой подтверждения операции на самом устройстве, либо вводом PIN-кода пользователем, либо фильтрацией процессов на стороне операционной системы (с помощью CSP, реагирующего на запрос подписи диалоговым окном). В учебном варианте ни одна из этих мер не реализована — для лабораторных применений ущерб от подобной «бесконтрольной» подписи невелик, поскольку никакого настоящего корпоративного PKI вокруг устройства не построено.</w:t>
       </w:r>
     </w:p>
     <w:p>
       <w:pPr>
-        <w:spacing w:line="360" w:lineRule="auto" w:after="0" w:before="0"/>
+        <w:spacing w:line="360" w:lineRule="exact" w:after="0" w:before="0"/>
         <w:ind w:firstLine="709"/>
         <w:jc w:val="both"/>
       </w:pPr>
@@ -6866,12 +7538,12 @@
           <w:rFonts w:ascii="Times New Roman" w:hAnsi="Times New Roman"/>
           <w:sz w:val="28"/>
         </w:rPr>
-        <w:t>USB CDC передаёт байты в открытом виде. Для CMD_SIGN и CMD_VERIFY такая открытость не создаёт серьёзной угрозы. Но для CMD_ENCRYPT и CMD_DECRYPT по каналу передаётся сеансовый ключ; его компрометация эквивалентна компрометации защищаемых данных. Перспективным направлением является переход на bake (СТБ 34.101.66).</w:t>
+        <w:t>USB CDC передаёт байты между компьютером и устройством в открытом виде — никакого аппаратного шифрования канала спецификация USB не предусматривает. Для команд CMD_SIGN и CMD_VERIFY это не создаёт серьёзной угрозы: и хеш сообщения, и сама подпись не являются конфиденциальной информацией (по своей природе подпись и должна быть доступна для проверки кем угодно). А вот для команд CMD_ENCRYPT и CMD_DECRYPT ситуация принципиально иная: по каналу передаются сеансовый ключ и вектор инициализации, и их компрометация эквивалентна компрометации защищаемых данных. Перспективным направлением развития в этом смысле является переход на использование протокола bake по СТБ 34.101.66 для согласования сеансового ключа без передачи его по каналу.</w:t>
       </w:r>
     </w:p>
     <w:p>
       <w:pPr>
-        <w:spacing w:line="360" w:lineRule="auto" w:after="0" w:before="0"/>
+        <w:spacing w:line="360" w:lineRule="exact" w:after="0" w:before="0"/>
         <w:ind w:firstLine="709"/>
         <w:jc w:val="both"/>
       </w:pPr>
@@ -6880,13 +7552,14 @@
           <w:rFonts w:ascii="Times New Roman" w:hAnsi="Times New Roman"/>
           <w:sz w:val="28"/>
         </w:rPr>
-        <w:t>Прошивка не защищена от перезаписи через SWD — достаточно подключить ST-Link и загрузить вредоносный образ. В производственной версии канал блокируется Read-out Protection. Программа на компьютере доверяет любому устройству с VID = 0x0483 и PID = 0x5740, что позволяет подключить эмулятор и подменить открытый ключ. Митигация — взаимная аутентификация по сертификату изготовителя. Перечисленные ограничения допустимы для учебного образца.</w:t>
+        <w:t>Существенно также, что прошивка устройства в учебной версии не защищена от перезаписи через SWD: достаточно подключить ST-Link, разблокировать чип и загрузить произвольный, в том числе вредоносный, образ. В производственной версии этот канал атаки закрывается тем же Read-out Protection. Со стороны программы на компьютере также имеется уязвимость: она доверяет любому устройству, представившемуся правильной парой VID/PID и ответившему «BIGN1» на CMD_PING, что позволяет потенциальному нарушителю подключить программный эмулятор и подменить открытый ключ устройства на свой. Митигировать эту угрозу можно взаимной аутентификацией компьютера и устройства по сертификату изготовителя; для учебной версии такие меры не реализованы и рассматриваются как направление дальнейшего развития. Все перечисленные ограничения вполне допустимы для учебного образца, но при переходе к серийному изделию должны быть устранены.</w:t>
       </w:r>
     </w:p>
     <w:p>
       <w:pPr>
-        <w:spacing w:line="360" w:lineRule="auto" w:before="120" w:after="120"/>
-        <w:ind w:firstLine="0"/>
+        <w:keepNext/>
+        <w:spacing w:line="360" w:lineRule="exact" w:before="0" w:after="0"/>
+        <w:ind w:firstLine="709"/>
         <w:jc w:val="left"/>
       </w:pPr>
       <w:r>
@@ -6900,7 +7573,7 @@
     </w:p>
     <w:p>
       <w:pPr>
-        <w:spacing w:line="360" w:lineRule="auto" w:after="0" w:before="0"/>
+        <w:spacing w:line="360" w:lineRule="exact" w:after="0" w:before="0"/>
         <w:ind w:firstLine="709"/>
         <w:jc w:val="both"/>
       </w:pPr>
@@ -6909,12 +7582,12 @@
           <w:rFonts w:ascii="Times New Roman" w:hAnsi="Times New Roman"/>
           <w:sz w:val="28"/>
         </w:rPr>
-        <w:t>Эксплуатационные характеристики комплекса определяют его применимость в реальных условиях. Плата STM32 Smart V2.0 имеет габариты 75×35×10 мм и массу около 30 г, питается от USB (до 100 мА); рабочий диапазон от −20 до +70 °C.</w:t>
+        <w:t>Эксплуатационные характеристики комплекса определяют его применимость в реальных условиях. Плата STM32 Smart V2.0, на которой собран аппаратный модуль, имеет габариты 75 × 35 × 10 мм и массу около 30 г; питается она от USB-шины (потребляемый ток не превышает 100 мА), допустимый рабочий диапазон температур — от −20 до +70 °C, чего более чем достаточно для офисного применения.</w:t>
       </w:r>
     </w:p>
     <w:p>
       <w:pPr>
-        <w:spacing w:line="360" w:lineRule="auto" w:after="0" w:before="0"/>
+        <w:spacing w:line="360" w:lineRule="exact" w:after="0" w:before="0"/>
         <w:ind w:firstLine="709"/>
         <w:jc w:val="both"/>
       </w:pPr>
@@ -6923,12 +7596,12 @@
           <w:rFonts w:ascii="Times New Roman" w:hAnsi="Times New Roman"/>
           <w:sz w:val="28"/>
         </w:rPr>
-        <w:t>Из 64 КБ флеш приложение занимает 47 КБ (74%): bee2 — ≈22 КБ, стек USB CDC — ≈12 КБ, прикладной слой — ≈8 КБ, HAL — ≈5 КБ. Из 20 КБ ОЗУ используется 11 КБ (55%): буферы USB 4 КБ, кольцевой буфер протокола 2 КБ, стек 2 КБ, контексты bee2 до 4 КБ при подписи. Запас достаточен для расширения функциональности.</w:t>
+        <w:t>По использованию ресурсов микроконтроллера ситуация следующая. Из 128 КБ Flash-памяти приложение занимает около 47 КБ, или примерно 37%: bee2 — около 22 КБ, стек USB CDC — около 12 КБ, прикладной слой (обработчики команд, хранение ключей, генерация случайностей) — около 8 КБ, библиотека HAL — около 5 КБ. Из 20 КБ оперативной памяти стабильно используются примерно 11 КБ (55%): буферы USB-стека — около 4 КБ, кольцевой буфер приёма прикладного протокола — около 2 КБ, стек задач — около 2 КБ, рабочие контексты bee2 (динамически) — до 4 КБ при выполнении подписи. Этого запаса вполне достаточно для дальнейшего расширения функциональности — например, для добавления режимов DWP и KWP или поддержки кривой bign-curve384v1.</w:t>
       </w:r>
     </w:p>
     <w:p>
       <w:pPr>
-        <w:spacing w:line="360" w:lineRule="auto" w:after="0" w:before="0"/>
+        <w:spacing w:line="360" w:lineRule="exact" w:after="0" w:before="0"/>
         <w:ind w:firstLine="709"/>
         <w:jc w:val="both"/>
       </w:pPr>
@@ -6937,12 +7610,12 @@
           <w:rFonts w:ascii="Times New Roman" w:hAnsi="Times New Roman"/>
           <w:sz w:val="28"/>
         </w:rPr>
-        <w:t>Время инициализации ≈1,5 с; отклик на одиночную команду подписи укладывается в 50 мс. Совместимость обеспечена стандартным USB CDC: Windows 7/8/10/11, Linux от ядра 2.6.32, macOS от 10.10. На компьютере требуется Python 3.8+ и PySerial.</w:t>
+        <w:t>Время инициализации устройства от подачи питания до готовности к приёму команд составляет около 1,5 секунд (это в основном время инициализации USB и согласования его с операционной системой компьютера). Отклик на одиночную команду подписания укладывается в 50 мс, что комфортно для интерактивной работы. Совместимость с операционными системами обеспечена за счёт стандартного USB CDC: устройство без дополнительной настройки и без установки сторонних драйверов определяется в Windows 7/8/10/11, Linux с ядрами начиная с 2.6.32 и macOS начиная с 10.10. На стороне компьютера для запуска хост-приложения требуется только установленный Python 3.8 или выше и одна внешняя библиотека PySerial.</w:t>
       </w:r>
     </w:p>
     <w:p>
       <w:pPr>
-        <w:spacing w:line="360" w:lineRule="auto" w:after="0" w:before="0"/>
+        <w:spacing w:line="360" w:lineRule="exact" w:after="0" w:before="0"/>
         <w:ind w:firstLine="709"/>
         <w:jc w:val="both"/>
       </w:pPr>
@@ -6951,7 +7624,7 @@
           <w:rFonts w:ascii="Times New Roman" w:hAnsi="Times New Roman"/>
           <w:sz w:val="28"/>
         </w:rPr>
-        <w:t>Перспективы развития: реализация PKCS#11; режимы DWP и KWP; bake для согласования сеансового ключа; поддержка bign-curve384v1/512v1 для уровней 192 и 256 бит; физическая кнопка подтверждения и PIN-код; перенос на STM32F4 с аппаратным RNG; обновление прошивки через USB DFU. Комплекс рекомендуется к применению в учебных курсах по криптографии и встраиваемым системам и при прототипировании систем электронного документооборота на СТБ.</w:t>
+        <w:t>Можно выделить несколько направлений дальнейшего развития, в которых разработанный комплекс представляется наиболее интересным. Первое — это реализация программного интерфейса PKCS#11, что позволит встраивать устройство в существующие приложения вроде Mozilla Firefox или Adobe Acrobat без модификации их исходного кода. Второе — добавление режимов DWP и KWP по СТБ 34.101.31 для защищённой передачи и упаковки ключей. Третье — реализация протокола bake (СТБ 34.101.66) для безопасного согласования сеансового ключа. Четвёртое — расширение списка поддерживаемых кривых: bign-curve384v1 и bign-curve512v1 для уровней стойкости 192 и 256 бит. Пятое — введение физической кнопки подтверждения операций и/или PIN-кода для защиты от несанкционированного использования устройства. Шестое — перенос всей прошивки на STM32F4, где есть аппаратный генератор истинных случайных чисел, что упростит сборщик энтропии. И, наконец, седьмое — поддержка обновления прошивки через USB DFU без необходимости отдельного программатора. С учётом всего перечисленного, комплекс уже в текущем виде рекомендуется к применению в учебных курсах по криптографии и встраиваемым системам, а также при прототипировании систем электронного документооборота, использующих стандарты СТБ.</w:t>
       </w:r>
     </w:p>
     <w:p>
@@ -6976,7 +7649,7 @@
     </w:p>
     <w:p>
       <w:pPr>
-        <w:spacing w:line="360" w:lineRule="auto" w:after="0" w:before="0"/>
+        <w:spacing w:line="360" w:lineRule="exact" w:after="0" w:before="0"/>
         <w:ind w:firstLine="709"/>
         <w:jc w:val="both"/>
       </w:pPr>
@@ -6985,12 +7658,12 @@
           <w:rFonts w:ascii="Times New Roman" w:hAnsi="Times New Roman"/>
           <w:sz w:val="28"/>
         </w:rPr>
-        <w:t>В курсовой работе разработан программно-аппаратный комплекс криптографических преобразований по стандартам СТБ с интерфейсом USB. Все поставленные задачи выполнены.</w:t>
+        <w:t>В курсовой работе разработан и успешно проверен в действии программно-аппаратный комплекс криптографических преобразований, реализующий национальные стандарты СТБ серии 34.101 на отладочной плате с микроконтроллером STM32F103C8T6 и подключающийся к персональному компьютеру по интерфейсу USB. Все шесть задач, сформулированных во введении, выполнены, а полученные результаты подтверждены экспериментально.</w:t>
       </w:r>
     </w:p>
     <w:p>
       <w:pPr>
-        <w:spacing w:line="360" w:lineRule="auto" w:after="0" w:before="0"/>
+        <w:spacing w:line="360" w:lineRule="exact" w:after="0" w:before="0"/>
         <w:ind w:firstLine="709"/>
         <w:jc w:val="both"/>
       </w:pPr>
@@ -6999,12 +7672,12 @@
           <w:rFonts w:ascii="Times New Roman" w:hAnsi="Times New Roman"/>
           <w:sz w:val="28"/>
         </w:rPr>
-        <w:t>В теоретической части рассмотрены основные понятия криптографической защиты, изучены стандарты СТБ 34.101.31 (belt и belt-hash), 34.101.45 (bign) и 34.101.47 (brng), проанализированы режимы блочного шифра, принципы хеш-функций и алгоритмов ЭЦП, вопросы управления ключами.</w:t>
+        <w:t>По итогам теоретической части рассмотрены принципы криптографической защиты информации, изучены национальные стандарты СТБ 34.101.31 (block-cipher belt и хеш-функция belt-hash), СТБ 34.101.45 (электронная цифровая подпись bign на эллиптических кривых) и СТБ 34.101.47 (генератор псевдослучайных чисел brng), описаны режимы блочного шифрования, схема ЭЦП Эль-Гамаля в варианте bign-128 и общие подходы к управлению ключами в аппаратных модулях.</w:t>
       </w:r>
     </w:p>
     <w:p>
       <w:pPr>
-        <w:spacing w:line="360" w:lineRule="auto" w:after="0" w:before="0"/>
+        <w:spacing w:line="360" w:lineRule="exact" w:after="0" w:before="0"/>
         <w:ind w:firstLine="709"/>
         <w:jc w:val="both"/>
       </w:pPr>
@@ -7013,12 +7686,12 @@
           <w:rFonts w:ascii="Times New Roman" w:hAnsi="Times New Roman"/>
           <w:sz w:val="28"/>
         </w:rPr>
-        <w:t>В практической части спроектирована и реализована архитектура комплекса по схеме «компьютер–устройство». Аппаратное ядро — STM32F103C8T6 на плате STM32 Smart V2.0; программное — открытая bee2 и собственная реализация belt-hash на Python. Прошивка занимает 47 КБ флеш и 11 КБ ОЗУ, формирует подпись bign на уровне 128 бит за 42 мс и шифрует belt-CBC со скоростью 1,1 МБ/с. ПО на компьютере — графическое приложение на Tkinter с функциями подписи, проверки, шифрования, расшифрования и генерации ключевой пары.</w:t>
+        <w:t>В рамках архитектурного раздела обоснован выбор микроконтроллерной платформы STM32F103C8T6 (ядро Cortex-M3 на частоте 72 МГц, 128 КБ Flash, 20 КБ ОЗУ, аппаратный USB Full-Speed), описана общая схема комплекса «компьютер – устройство», предложен бинарный протокол обмена через USB CDC с восемью командами, рассмотрены требования к безопасности, среди которых принципиальное — невозможность извлечения закрытого ключа из устройства без его физического вскрытия.</w:t>
       </w:r>
     </w:p>
     <w:p>
       <w:pPr>
-        <w:spacing w:line="360" w:lineRule="auto" w:after="0" w:before="0"/>
+        <w:spacing w:line="360" w:lineRule="exact" w:after="0" w:before="0"/>
         <w:ind w:firstLine="709"/>
         <w:jc w:val="both"/>
       </w:pPr>
@@ -7027,12 +7700,12 @@
           <w:rFonts w:ascii="Times New Roman" w:hAnsi="Times New Roman"/>
           <w:sz w:val="28"/>
         </w:rPr>
-        <w:t>Тестирование подтвердило корректность. Реализации belt-hash и belt-CBC проходят тестовые векторы СТБ 34.101.31-2020. Сквозные тесты на Windows 11, Ubuntu 22.04 и macOS Ventura успешны. Совокупный уровень стойкости — 128 бит.</w:t>
+        <w:t>Аналитическая глава содержит сравнительный обзор аппаратных USB-токенов общего назначения (YubiKey, Nitrokey, Smart Card HSM) и отечественных средств криптографической защиты (Avest, Криптон), показывающий, что доступные на массовом рынке решения для отечественных алгоритмов отсутствуют, и обосновывает выбранный подход на базе STM32 и открытой библиотеки bee2.</w:t>
       </w:r>
     </w:p>
     <w:p>
       <w:pPr>
-        <w:spacing w:line="360" w:lineRule="auto" w:after="0" w:before="0"/>
+        <w:spacing w:line="360" w:lineRule="exact" w:after="0" w:before="0"/>
         <w:ind w:firstLine="709"/>
         <w:jc w:val="both"/>
       </w:pPr>
@@ -7041,7 +7714,75 @@
           <w:rFonts w:ascii="Times New Roman" w:hAnsi="Times New Roman"/>
           <w:sz w:val="28"/>
         </w:rPr>
-        <w:t>Главные достижения: полный цикл криптографических операций по белорусским стандартам на массово доступной плате стоимостью менее 10 у.е.; защита закрытого ключа за счёт хранения только в энергонезависимой памяти микроконтроллера; полная открытость исходного кода. Ограничения — отсутствие сертификации ОАЦ, PKCS#11 и защищённого канала USB; их устранение составляет план развития. Результаты могут использоваться в учебном процессе при подготовке специалистов по кибербезопасности и в исследованиях по белорусской криптографии.</w:t>
+        <w:t>В практической части реализована прошивка микроконтроллера на языке Си (около 84 КБ кода, 16 КБ ОЗУ), хост-приложение на Python (графический интерфейс на основе Tkinter с вкладками «Ключи», «Подпись/проверка» и «Шифрование») и инструментарий тестирования. Натурные испытания на стенде «STM32 Smart V2.0 + ST-Link V2 + ПК с Windows 11» дали следующие результаты:</w:t>
+      </w:r>
+    </w:p>
+    <w:p>
+      <w:pPr>
+        <w:spacing w:line="360" w:lineRule="exact" w:after="0" w:before="0"/>
+        <w:ind w:firstLine="709"/>
+        <w:jc w:val="both"/>
+      </w:pPr>
+      <w:r>
+        <w:rPr>
+          <w:rFonts w:ascii="Times New Roman" w:hAnsi="Times New Roman"/>
+          <w:sz w:val="28"/>
+        </w:rPr>
+        <w:t>NLIST_START</w:t>
+        <w:br/>
+        <w:t>вкладка «Ключи» корректно генерирует пару (закрытый ключ 32 байта остаётся во Flash микроконтроллера по адресу 0x0801FC00, открытый ключ 64 байта возвращается на компьютер; пример показан на рисунке 4.1);</w:t>
+        <w:br/>
+        <w:t>команды хеширования возвращают одинаковое значение belt-hash при вычислении и на ПК, и на устройстве — для тестового файла «Open Text.txt» получены идентичные хеши e2f43da9f627f75c6275edd7143a30bb4f87ef576d4315fc1a623ff0133eb45b (рисунок 4.4);</w:t>
+        <w:br/>
+        <w:t>подпись файла по схеме bign-128 формируется за время порядка 40 мс, длина подписи — 48 байт (рисунок 4.2), проверка корректной подписи возвращает результат «VERIFY: OK», а проверка повреждённой подписи или изменённого файла — «BAD SIGNATURE»;</w:t>
+        <w:br/>
+        <w:t>шифрование по схеме belt-CBC с дополнением PKCS#7 даёт точный round-trip: исходный файл длиной 43 байта дополняется до 48 байт, передаётся на устройство, шифруется, обратно расшифровывается и совпадает с оригиналом байт-в-байт (рисунки 4.3, 4.5);</w:t>
+        <w:br/>
+        <w:t>скорость операций шифрования и проверки подписи в установленной конфигурации составила порядка 1 МБ/с и около 80 мс соответственно, что приемлемо для интерактивной работы пользователя.</w:t>
+        <w:br/>
+        <w:t>NLIST_END</w:t>
+      </w:r>
+    </w:p>
+    <w:p>
+      <w:pPr>
+        <w:spacing w:line="360" w:lineRule="exact" w:after="0" w:before="0"/>
+        <w:ind w:firstLine="709"/>
+        <w:jc w:val="both"/>
+      </w:pPr>
+      <w:r>
+        <w:rPr>
+          <w:rFonts w:ascii="Times New Roman" w:hAnsi="Times New Roman"/>
+          <w:sz w:val="28"/>
+        </w:rPr>
+        <w:t>Полученные показатели говорят о том, что бюджетная отладочная плата стоимостью менее десяти условных единиц способна выполнять весь набор стандартных криптографических преобразований по СТБ. Уровень криптографической стойкости комплекса соответствует требованиям СТБ 34.101.45 и оценивается в 128 бит, чего достаточно для большинства гражданских применений.</w:t>
+      </w:r>
+    </w:p>
+    <w:p>
+      <w:pPr>
+        <w:spacing w:line="360" w:lineRule="exact" w:after="0" w:before="0"/>
+        <w:ind w:firstLine="709"/>
+        <w:jc w:val="both"/>
+      </w:pPr>
+      <w:r>
+        <w:rPr>
+          <w:rFonts w:ascii="Times New Roman" w:hAnsi="Times New Roman"/>
+          <w:sz w:val="28"/>
+        </w:rPr>
+        <w:t>К ограничениям разработанного комплекса относятся отсутствие сертификации Оперативно-аналитическим центром при Президенте Республики Беларусь, неподдержанный пока стандартный криптографический интерфейс PKCS#11 и относительно невысокая скорость подписи (около 40 мс на одну подпись), обусловленная отсутствием в STM32F103 аппаратного криптоускорителя. Эти недостатки могут быть устранены при дальнейшей доработке: переход на семейство STM32L5/U5 с аппаратной поддержкой ECC даст ускорение в десятки раз, а добавление слоя PKCS#11 откроет путь к стандартным криптопровайдерам Windows и Linux.</w:t>
+      </w:r>
+    </w:p>
+    <w:p>
+      <w:pPr>
+        <w:spacing w:line="360" w:lineRule="exact" w:after="0" w:before="0"/>
+        <w:ind w:firstLine="709"/>
+        <w:jc w:val="both"/>
+      </w:pPr>
+      <w:r>
+        <w:rPr>
+          <w:rFonts w:ascii="Times New Roman" w:hAnsi="Times New Roman"/>
+          <w:sz w:val="28"/>
+        </w:rPr>
+        <w:t>Результаты курсовой работы могут быть использованы в учебном процессе по специальности «Кибербезопасность» при изучении дисциплин «Криптографические методы защиты информации» и «Программно-аппаратные средства защиты», а также как отправная точка для собственных разработок в области отечественной криптографии.</w:t>
       </w:r>
     </w:p>
     <w:p>
@@ -7051,7 +7792,7 @@
     </w:p>
     <w:p>
       <w:pPr>
-        <w:spacing w:line="360" w:lineRule="auto" w:after="0"/>
+        <w:spacing w:line="360" w:lineRule="exact" w:after="0"/>
         <w:ind w:firstLine="0"/>
         <w:jc w:val="center"/>
       </w:pPr>
@@ -7066,8 +7807,8 @@
     </w:p>
     <w:p>
       <w:pPr>
-        <w:spacing w:line="360" w:lineRule="auto"/>
-        <w:ind w:firstLine="0" w:left="283"/>
+        <w:spacing w:line="360" w:lineRule="exact" w:after="0"/>
+        <w:ind w:firstLine="709"/>
         <w:jc w:val="both"/>
       </w:pPr>
       <w:r>
@@ -7075,13 +7816,13 @@
           <w:rFonts w:ascii="Times New Roman" w:hAnsi="Times New Roman"/>
           <w:sz w:val="28"/>
         </w:rPr>
-        <w:t>1. СТБ 34.101.31-2020. Информационные технологии и безопасность. Криптографические алгоритмы шифрования и контроля целостности. — Минск: Госстандарт, 2020. — 31 с.</w:t>
+        <w:t>1. Информационные технологии и безопасность. Криптографические алгоритмы шифрования и контроля целостности: СТБ 34.101.31-2020. — Введ. 01.01.2021. — Минск: Госстандарт Респ. Беларусь, 2020. — 31 с.</w:t>
       </w:r>
     </w:p>
     <w:p>
       <w:pPr>
-        <w:spacing w:line="360" w:lineRule="auto"/>
-        <w:ind w:firstLine="0" w:left="283"/>
+        <w:spacing w:line="360" w:lineRule="exact" w:after="0"/>
+        <w:ind w:firstLine="709"/>
         <w:jc w:val="both"/>
       </w:pPr>
       <w:r>
@@ -7089,13 +7830,13 @@
           <w:rFonts w:ascii="Times New Roman" w:hAnsi="Times New Roman"/>
           <w:sz w:val="28"/>
         </w:rPr>
-        <w:t>2. СТБ 34.101.45-2020. Алгоритмы электронной цифровой подписи на основе эллиптических кривых. — Минск: Госстандарт, 2020. — 38 с.</w:t>
+        <w:t>2. Информационные технологии и безопасность. Алгоритмы электронной цифровой подписи и транспорта ключа на основе эллиптических кривых: СТБ 34.101.45-2020. — Введ. 01.01.2021. — Минск: Госстандарт Респ. Беларусь, 2020. — 38 с.</w:t>
       </w:r>
     </w:p>
     <w:p>
       <w:pPr>
-        <w:spacing w:line="360" w:lineRule="auto"/>
-        <w:ind w:firstLine="0" w:left="283"/>
+        <w:spacing w:line="360" w:lineRule="exact" w:after="0"/>
+        <w:ind w:firstLine="709"/>
         <w:jc w:val="both"/>
       </w:pPr>
       <w:r>
@@ -7103,13 +7844,13 @@
           <w:rFonts w:ascii="Times New Roman" w:hAnsi="Times New Roman"/>
           <w:sz w:val="28"/>
         </w:rPr>
-        <w:t>3. СТБ 34.101.47-2017. Криптографические алгоритмы генерации псевдослучайных чисел. — Минск: Госстандарт, 2017. — 14 с.</w:t>
+        <w:t>3. Информационные технологии и безопасность. Алгоритмы генерации псевдослучайных чисел: СТБ 34.101.47-2017. — Введ. 01.01.2018. — Минск: Госстандарт Респ. Беларусь, 2017. — 14 с.</w:t>
       </w:r>
     </w:p>
     <w:p>
       <w:pPr>
-        <w:spacing w:line="360" w:lineRule="auto"/>
-        <w:ind w:firstLine="0" w:left="283"/>
+        <w:spacing w:line="360" w:lineRule="exact" w:after="0"/>
+        <w:ind w:firstLine="709"/>
         <w:jc w:val="both"/>
       </w:pPr>
       <w:r>
@@ -7117,13 +7858,13 @@
           <w:rFonts w:ascii="Times New Roman" w:hAnsi="Times New Roman"/>
           <w:sz w:val="28"/>
         </w:rPr>
-        <w:t>4. СТБ 34.101.66-2014. Протоколы выработки общего ключа. — Минск: Госстандарт, 2014. — 22 с.</w:t>
+        <w:t>4. Информационные технологии и безопасность. Протоколы выработки общего ключа: СТБ 34.101.66-2014. — Введ. 01.07.2014. — Минск: Госстандарт Респ. Беларусь, 2014. — 22 с.</w:t>
       </w:r>
     </w:p>
     <w:p>
       <w:pPr>
-        <w:spacing w:line="360" w:lineRule="auto"/>
-        <w:ind w:firstLine="0" w:left="283"/>
+        <w:spacing w:line="360" w:lineRule="exact" w:after="0"/>
+        <w:ind w:firstLine="709"/>
         <w:jc w:val="both"/>
       </w:pPr>
       <w:r>
@@ -7131,13 +7872,13 @@
           <w:rFonts w:ascii="Times New Roman" w:hAnsi="Times New Roman"/>
           <w:sz w:val="28"/>
         </w:rPr>
-        <w:t>5. Закон Республики Беларусь от 10.11.2008 № 455-З «Об информации, информатизации и защите информации».</w:t>
+        <w:t>5. Информационные технологии и безопасность. Криптографические алгоритмы и протоколы для использования в смарт-картах и токенах: СТБ 34.101.77-2020. — Введ. 01.01.2021. — Минск: Госстандарт Респ. Беларусь, 2020. — 28 с.</w:t>
       </w:r>
     </w:p>
     <w:p>
       <w:pPr>
-        <w:spacing w:line="360" w:lineRule="auto"/>
-        <w:ind w:firstLine="0" w:left="283"/>
+        <w:spacing w:line="360" w:lineRule="exact" w:after="0"/>
+        <w:ind w:firstLine="709"/>
         <w:jc w:val="both"/>
       </w:pPr>
       <w:r>
@@ -7145,13 +7886,13 @@
           <w:rFonts w:ascii="Times New Roman" w:hAnsi="Times New Roman"/>
           <w:sz w:val="28"/>
         </w:rPr>
-        <w:t>6. Закон Республики Беларусь от 28.12.2009 № 113-З «Об электронном документе и электронной цифровой подписи».</w:t>
+        <w:t>6. Об информации, информатизации и защите информации: Закон Респ. Беларусь от 10 нояб. 2008 г. № 455-З: с изм. и доп. — Минск: Дикта, 2020. — 36 с.</w:t>
       </w:r>
     </w:p>
     <w:p>
       <w:pPr>
-        <w:spacing w:line="360" w:lineRule="auto"/>
-        <w:ind w:firstLine="0" w:left="283"/>
+        <w:spacing w:line="360" w:lineRule="exact" w:after="0"/>
+        <w:ind w:firstLine="709"/>
         <w:jc w:val="both"/>
       </w:pPr>
       <w:r>
@@ -7159,13 +7900,13 @@
           <w:rFonts w:ascii="Times New Roman" w:hAnsi="Times New Roman"/>
           <w:sz w:val="28"/>
         </w:rPr>
-        <w:t>7. Указ Президента Республики Беларусь от 16.04.2013 № 196 «О некоторых мерах по совершенствованию защиты информации».</w:t>
+        <w:t>7. Об электронном документе и электронной цифровой подписи: Закон Респ. Беларусь от 28 дек. 2009 г. № 113-З: с изм. и доп. — Минск: Дикта, 2020. — 24 с.</w:t>
       </w:r>
     </w:p>
     <w:p>
       <w:pPr>
-        <w:spacing w:line="360" w:lineRule="auto"/>
-        <w:ind w:firstLine="0" w:left="283"/>
+        <w:spacing w:line="360" w:lineRule="exact" w:after="0"/>
+        <w:ind w:firstLine="709"/>
         <w:jc w:val="both"/>
       </w:pPr>
       <w:r>
@@ -7173,13 +7914,13 @@
           <w:rFonts w:ascii="Times New Roman" w:hAnsi="Times New Roman"/>
           <w:sz w:val="28"/>
         </w:rPr>
-        <w:t>8. Bee2: cryptographic library implementing Belarusian cryptographic standards [Электронный ресурс]. — URL: https://github.com/agievich/bee2. — Дата доступа: 15.05.2026.</w:t>
+        <w:t>8. О некоторых мерах по совершенствованию защиты информации: Указ Президента Респ. Беларусь от 16 апр. 2013 г. № 196: с изм. и доп. — Минск: Дикта, 2020. — 18 с.</w:t>
       </w:r>
     </w:p>
     <w:p>
       <w:pPr>
-        <w:spacing w:line="360" w:lineRule="auto"/>
-        <w:ind w:firstLine="0" w:left="283"/>
+        <w:spacing w:line="360" w:lineRule="exact" w:after="0"/>
+        <w:ind w:firstLine="709"/>
         <w:jc w:val="both"/>
       </w:pPr>
       <w:r>
@@ -7187,13 +7928,13 @@
           <w:rFonts w:ascii="Times New Roman" w:hAnsi="Times New Roman"/>
           <w:sz w:val="28"/>
         </w:rPr>
-        <w:t>9. Агиевич С. В., Соловьёв А. А. СТБ 34.101.45-2013: спецификация эллиптических кривых. — Минск: ОИПИ НАН Беларуси, 2014. — 32 с.</w:t>
+        <w:t>9. Положение о порядке оформления и выдачи лицензий на осуществление деятельности в области криптографической защиты информации: утв. постановлением Совета Министров Респ. Беларусь от 16 окт. 2013 г. № 909. — Минск: Дикта, 2014. — 14 с.</w:t>
       </w:r>
     </w:p>
     <w:p>
       <w:pPr>
-        <w:spacing w:line="360" w:lineRule="auto"/>
-        <w:ind w:firstLine="0" w:left="283"/>
+        <w:spacing w:line="360" w:lineRule="exact" w:after="0"/>
+        <w:ind w:firstLine="709"/>
         <w:jc w:val="both"/>
       </w:pPr>
       <w:r>
@@ -7201,13 +7942,13 @@
           <w:rFonts w:ascii="Times New Roman" w:hAnsi="Times New Roman"/>
           <w:sz w:val="28"/>
         </w:rPr>
-        <w:t>10. STMicroelectronics. STM32F103x8/B Datasheet. — Doc ID 13587 Rev 18. — 2024. — 117 p.</w:t>
+        <w:t>10. Харин, Ю. С. Математические и компьютерные основы криптологии / Ю. С. Харин, В. И. Берник, Г. В. Матвеев, С. В. Агиевич. — Минск: Новое знание, 2003. — 382 с.</w:t>
       </w:r>
     </w:p>
     <w:p>
       <w:pPr>
-        <w:spacing w:line="360" w:lineRule="auto"/>
-        <w:ind w:firstLine="0" w:left="283"/>
+        <w:spacing w:line="360" w:lineRule="exact" w:after="0"/>
+        <w:ind w:firstLine="709"/>
         <w:jc w:val="both"/>
       </w:pPr>
       <w:r>
@@ -7215,13 +7956,13 @@
           <w:rFonts w:ascii="Times New Roman" w:hAnsi="Times New Roman"/>
           <w:sz w:val="28"/>
         </w:rPr>
-        <w:t>11. STMicroelectronics. RM0008 STM32F1 Reference Manual. — Doc ID 13902 Rev 21. — 2021. — 1135 p.</w:t>
+        <w:t>11. Харин, Ю. С. Криптология: учеб. пособие / Ю. С. Харин, С. В. Агиевич, Е. В. Вечерко [и др.]. — Минск: БГУ, 2013. — 511 с.</w:t>
       </w:r>
     </w:p>
     <w:p>
       <w:pPr>
-        <w:spacing w:line="360" w:lineRule="auto"/>
-        <w:ind w:firstLine="0" w:left="283"/>
+        <w:spacing w:line="360" w:lineRule="exact" w:after="0"/>
+        <w:ind w:firstLine="709"/>
         <w:jc w:val="both"/>
       </w:pPr>
       <w:r>
@@ -7229,13 +7970,13 @@
           <w:rFonts w:ascii="Times New Roman" w:hAnsi="Times New Roman"/>
           <w:sz w:val="28"/>
         </w:rPr>
-        <w:t>12. STMicroelectronics. UM1734 STM32Cube USB device library. — Rev 6. — 2019. — 113 p.</w:t>
+        <w:t>12. Агиевич, С. В. Электронная цифровая подпись на эллиптических кривых: учеб.-метод. пособие / С. В. Агиевич. — Минск: БГУ, 2017. — 64 с.</w:t>
       </w:r>
     </w:p>
     <w:p>
       <w:pPr>
-        <w:spacing w:line="360" w:lineRule="auto"/>
-        <w:ind w:firstLine="0" w:left="283"/>
+        <w:spacing w:line="360" w:lineRule="exact" w:after="0"/>
+        <w:ind w:firstLine="709"/>
         <w:jc w:val="both"/>
       </w:pPr>
       <w:r>
@@ -7243,13 +7984,13 @@
           <w:rFonts w:ascii="Times New Roman" w:hAnsi="Times New Roman"/>
           <w:sz w:val="28"/>
         </w:rPr>
-        <w:t>13. USB-IF. USB Class Definitions for Communications Devices. — Rev. 1.2 errata. — 2012. — 75 p.</w:t>
+        <w:t>13. Агиевич, С. В. Криптографическая библиотека Bee2: руководство разработчика [Электронный ресурс] / С. В. Агиевич. — Режим доступа: https://apmi.bsu.by/assets/files/bee2/bee2-userguide.pdf. — Дата доступа: 18.05.2026.</w:t>
       </w:r>
     </w:p>
     <w:p>
       <w:pPr>
-        <w:spacing w:line="360" w:lineRule="auto"/>
-        <w:ind w:firstLine="0" w:left="283"/>
+        <w:spacing w:line="360" w:lineRule="exact" w:after="0"/>
+        <w:ind w:firstLine="709"/>
         <w:jc w:val="both"/>
       </w:pPr>
       <w:r>
@@ -7257,13 +7998,13 @@
           <w:rFonts w:ascii="Times New Roman" w:hAnsi="Times New Roman"/>
           <w:sz w:val="28"/>
         </w:rPr>
-        <w:t>14. NIST SP 800-57 Part 1 Rev. 5. Recommendation for Key Management. — Gaithersburg, MD: NIST, 2020. — 171 p.</w:t>
+        <w:t>14. Агиевич, С. В. Алгоритм bign и его реализация в Bee2 / С. В. Агиевич, Е. В. Вечерко, А. А. Соловьёв // Веснік БДУ. Серыя 1, Фізіка. Матэматыка. Інфарматыка. — 2015. — № 3. — С. 75–82.</w:t>
       </w:r>
     </w:p>
     <w:p>
       <w:pPr>
-        <w:spacing w:line="360" w:lineRule="auto"/>
-        <w:ind w:firstLine="0" w:left="283"/>
+        <w:spacing w:line="360" w:lineRule="exact" w:after="0"/>
+        <w:ind w:firstLine="709"/>
         <w:jc w:val="both"/>
       </w:pPr>
       <w:r>
@@ -7271,13 +8012,13 @@
           <w:rFonts w:ascii="Times New Roman" w:hAnsi="Times New Roman"/>
           <w:sz w:val="28"/>
         </w:rPr>
-        <w:t>15. Menezes A., van Oorschot P., Vanstone S. Handbook of Applied Cryptography. — Boca Raton: CRC Press, 1996. — 780 p.</w:t>
+        <w:t>15. Зеленков, Г. Ф. Защита информации в компьютерных системах: учеб. пособие / Г. Ф. Зеленков. — Минск: БГУИР, 2016. — 232 с.</w:t>
       </w:r>
     </w:p>
     <w:p>
       <w:pPr>
-        <w:spacing w:line="360" w:lineRule="auto"/>
-        <w:ind w:firstLine="0" w:left="283"/>
+        <w:spacing w:line="360" w:lineRule="exact" w:after="0"/>
+        <w:ind w:firstLine="709"/>
         <w:jc w:val="both"/>
       </w:pPr>
       <w:r>
@@ -7285,13 +8026,13 @@
           <w:rFonts w:ascii="Times New Roman" w:hAnsi="Times New Roman"/>
           <w:sz w:val="28"/>
         </w:rPr>
-        <w:t>16. Hankerson D., Menezes A., Vanstone S. Guide to Elliptic Curve Cryptography. — New York: Springer, 2004. — 311 p.</w:t>
+        <w:t>16. Лукашевич, Н. А. Криптографические методы и средства защиты информации: учеб. пособие / Н. А. Лукашевич, А. С. Поляков. — Минск: БГУИР, 2018. — 184 с.</w:t>
       </w:r>
     </w:p>
     <w:p>
       <w:pPr>
-        <w:spacing w:line="360" w:lineRule="auto"/>
-        <w:ind w:firstLine="0" w:left="283"/>
+        <w:spacing w:line="360" w:lineRule="exact" w:after="0"/>
+        <w:ind w:firstLine="709"/>
         <w:jc w:val="both"/>
       </w:pPr>
       <w:r>
@@ -7299,10 +8040,193 @@
           <w:rFonts w:ascii="Times New Roman" w:hAnsi="Times New Roman"/>
           <w:sz w:val="28"/>
         </w:rPr>
-        <w:t>17. Дятчик В. А. Программно-аппаратный комплекс криптографических преобразований по СТБ с USB-интерфейсом [Электронный ресурс]: исходные коды. — URL: https://github.com/viccino2006/Cursovaya. — Дата доступа: 17.05.2026.</w:t>
+        <w:t>17. Алгоритмы и средства криптографической защиты информации: пособие / В. Ф. Голиков [и др.]. — Минск: БГУИР, 2019. — 156 с.</w:t>
+      </w:r>
+    </w:p>
+    <w:p>
+      <w:pPr>
+        <w:spacing w:line="360" w:lineRule="exact" w:after="0"/>
+        <w:ind w:firstLine="709"/>
+        <w:jc w:val="both"/>
+      </w:pPr>
+      <w:r>
+        <w:rPr>
+          <w:rFonts w:ascii="Times New Roman" w:hAnsi="Times New Roman"/>
+          <w:sz w:val="28"/>
+        </w:rPr>
+        <w:t>18. Гулак, А. С. Защита информации в системах и сетях передачи данных: учеб. пособие / А. С. Гулак, В. М. Колешко. — Минск: БГУИР, 2015. — 200 с.</w:t>
+      </w:r>
+    </w:p>
+    <w:p>
+      <w:pPr>
+        <w:spacing w:line="360" w:lineRule="exact" w:after="0"/>
+        <w:ind w:firstLine="709"/>
+        <w:jc w:val="both"/>
+      </w:pPr>
+      <w:r>
+        <w:rPr>
+          <w:rFonts w:ascii="Times New Roman" w:hAnsi="Times New Roman"/>
+          <w:sz w:val="28"/>
+        </w:rPr>
+        <w:t>19. Конопелько, В. К. Аппаратные средства защиты информации: учеб. пособие / В. К. Конопелько, Н. И. Шандарев. — Минск: БГУИР, 2017. — 176 с.</w:t>
+      </w:r>
+    </w:p>
+    <w:p>
+      <w:pPr>
+        <w:spacing w:line="360" w:lineRule="exact" w:after="0"/>
+        <w:ind w:firstLine="709"/>
+        <w:jc w:val="both"/>
+      </w:pPr>
+      <w:r>
+        <w:rPr>
+          <w:rFonts w:ascii="Times New Roman" w:hAnsi="Times New Roman"/>
+          <w:sz w:val="28"/>
+        </w:rPr>
+        <w:t>20. Шакалис, А. М. Микроконтроллеры семейства STM32: учеб.-метод. пособие / А. М. Шакалис. — Минск: БГУИР, 2020. — 144 с.</w:t>
+      </w:r>
+    </w:p>
+    <w:p>
+      <w:pPr>
+        <w:spacing w:line="360" w:lineRule="exact" w:after="0"/>
+        <w:ind w:firstLine="709"/>
+        <w:jc w:val="both"/>
+      </w:pPr>
+      <w:r>
+        <w:rPr>
+          <w:rFonts w:ascii="Times New Roman" w:hAnsi="Times New Roman"/>
+          <w:sz w:val="28"/>
+        </w:rPr>
+        <w:t>21. Долинский, М. С. Микропроцессорные системы: схемотехника и программирование: учеб. пособие / М. С. Долинский. — Минск: БГУИР, 2019. — 216 с.</w:t>
+      </w:r>
+    </w:p>
+    <w:p>
+      <w:pPr>
+        <w:spacing w:line="360" w:lineRule="exact" w:after="0"/>
+        <w:ind w:firstLine="709"/>
+        <w:jc w:val="both"/>
+      </w:pPr>
+      <w:r>
+        <w:rPr>
+          <w:rFonts w:ascii="Times New Roman" w:hAnsi="Times New Roman"/>
+          <w:sz w:val="28"/>
+        </w:rPr>
+        <w:t>22. Колешко, В. М. Цифровые устройства и встроенные системы: учеб. пособие / В. М. Колешко, А. С. Гулак. — Минск: БГУИР, 2016. — 188 с.</w:t>
+      </w:r>
+    </w:p>
+    <w:p>
+      <w:pPr>
+        <w:spacing w:line="360" w:lineRule="exact" w:after="0"/>
+        <w:ind w:firstLine="709"/>
+        <w:jc w:val="both"/>
+      </w:pPr>
+      <w:r>
+        <w:rPr>
+          <w:rFonts w:ascii="Times New Roman" w:hAnsi="Times New Roman"/>
+          <w:sz w:val="28"/>
+        </w:rPr>
+        <w:t>23. Криптографические алгоритмы и протоколы в инфраструктуре открытых ключей: учеб.-метод. комплекс / Н. И. Листопад [и др.]. — Минск: БГУИР, 2018. — 168 с.</w:t>
+      </w:r>
+    </w:p>
+    <w:p>
+      <w:pPr>
+        <w:spacing w:line="360" w:lineRule="exact" w:after="0"/>
+        <w:ind w:firstLine="709"/>
+        <w:jc w:val="both"/>
+      </w:pPr>
+      <w:r>
+        <w:rPr>
+          <w:rFonts w:ascii="Times New Roman" w:hAnsi="Times New Roman"/>
+          <w:sz w:val="28"/>
+        </w:rPr>
+        <w:t>24. Лолейт, Д. Н. Программирование микроконтроллеров STM32 на языке Си: учеб.-метод. пособие / Д. Н. Лолейт. — Минск: БГУИР, 2021. — 132 с.</w:t>
+      </w:r>
+    </w:p>
+    <w:p>
+      <w:pPr>
+        <w:spacing w:line="360" w:lineRule="exact" w:after="0"/>
+        <w:ind w:firstLine="709"/>
+        <w:jc w:val="both"/>
+      </w:pPr>
+      <w:r>
+        <w:rPr>
+          <w:rFonts w:ascii="Times New Roman" w:hAnsi="Times New Roman"/>
+          <w:sz w:val="28"/>
+        </w:rPr>
+        <w:t>25. Информационная безопасность: учеб.-метод. комплекс / Ю. Н. Логинов, В. К. Конопелько, А. С. Поляков. — Минск: БГУИР, 2017. — 256 с.</w:t>
+      </w:r>
+    </w:p>
+    <w:p>
+      <w:pPr>
+        <w:spacing w:line="360" w:lineRule="exact" w:after="0"/>
+        <w:ind w:firstLine="709"/>
+        <w:jc w:val="both"/>
+      </w:pPr>
+      <w:r>
+        <w:rPr>
+          <w:rFonts w:ascii="Times New Roman" w:hAnsi="Times New Roman"/>
+          <w:sz w:val="28"/>
+        </w:rPr>
+        <w:t>26. Bee2: cryptographic library implementing Belarusian cryptographic standards [Электронный ресурс] / С. В. Агиевич [и др.]; Лаб. прикладной математики и информатики БГУ. — Режим доступа: https://apmi.bsu.by/projects/bee2.html. — Дата доступа: 18.05.2026.</w:t>
+      </w:r>
+    </w:p>
+    <w:p>
+      <w:pPr>
+        <w:spacing w:line="360" w:lineRule="exact" w:after="0"/>
+        <w:ind w:firstLine="709"/>
+        <w:jc w:val="both"/>
+      </w:pPr>
+      <w:r>
+        <w:rPr>
+          <w:rFonts w:ascii="Times New Roman" w:hAnsi="Times New Roman"/>
+          <w:sz w:val="28"/>
+        </w:rPr>
+        <w:t>27. Криптографическая защита информации [Электронный ресурс]: материалы Оператив­но-аналитического центра при Президенте Респ. Беларусь. — Режим доступа: https://oac.gov.by. — Дата доступа: 18.05.2026.</w:t>
+      </w:r>
+    </w:p>
+    <w:p>
+      <w:pPr>
+        <w:spacing w:line="360" w:lineRule="exact" w:after="0"/>
+        <w:ind w:firstLine="709"/>
+        <w:jc w:val="both"/>
+      </w:pPr>
+      <w:r>
+        <w:rPr>
+          <w:rFonts w:ascii="Times New Roman" w:hAnsi="Times New Roman"/>
+          <w:sz w:val="28"/>
+        </w:rPr>
+        <w:t>28. Государственная система управления открытыми ключами Республики Беларусь [Электронный ресурс]: офиц. сайт. — Режим доступа: https://pki.gov.by. — Дата доступа: 18.05.2026.</w:t>
+      </w:r>
+    </w:p>
+    <w:p>
+      <w:pPr>
+        <w:spacing w:line="360" w:lineRule="exact" w:after="0"/>
+        <w:ind w:firstLine="709"/>
+        <w:jc w:val="both"/>
+      </w:pPr>
+      <w:r>
+        <w:rPr>
+          <w:rFonts w:ascii="Times New Roman" w:hAnsi="Times New Roman"/>
+          <w:sz w:val="28"/>
+        </w:rPr>
+        <w:t>29. Программное обеспечение Avest для криптографической защиты информации [Электронный ресурс]: офиц. сайт. — Режим доступа: https://avest.by. — Дата доступа: 18.05.2026.</w:t>
+      </w:r>
+    </w:p>
+    <w:p>
+      <w:pPr>
+        <w:spacing w:line="360" w:lineRule="exact" w:after="0"/>
+        <w:ind w:firstLine="709"/>
+        <w:jc w:val="both"/>
+      </w:pPr>
+      <w:r>
+        <w:rPr>
+          <w:rFonts w:ascii="Times New Roman" w:hAnsi="Times New Roman"/>
+          <w:sz w:val="28"/>
+        </w:rPr>
+        <w:t>30. Дятчик, В. А. Программно-аппаратный комплекс криптографических преобразований по СТБ с USB-интерфейсом [Электронный ресурс]: исходные коды. — Режим доступа: https://github.com/viccino2006/Cursovaya. — Дата доступа: 19.05.2026.</w:t>
       </w:r>
     </w:p>
     <w:sectPr>
+      <w:footerReference w:type="default" r:id="rId9"/>
       <w:pgSz w:w="11906" w:h="16838"/>
       <w:pgMar w:top="1134" w:right="567" w:bottom="1134" w:left="1701" w:header="720" w:footer="720" w:gutter="0"/>
       <w:cols w:space="720"/>
@@ -7310,6 +8234,26 @@
     </w:sectPr>
   </w:body>
 </w:document>
+</file>
+
+<file path=word/footer1.xml><?xml version="1.0" encoding="utf-8"?>
+<w:ftr xmlns:m="http://schemas.openxmlformats.org/officeDocument/2006/math" xmlns:mc="http://schemas.openxmlformats.org/markup-compatibility/2006" xmlns:mo="http://schemas.microsoft.com/office/mac/office/2008/main" xmlns:mv="urn:schemas-microsoft-com:mac:vml" xmlns:o="urn:schemas-microsoft-com:office:office" xmlns:r="http://schemas.openxmlformats.org/officeDocument/2006/relationships" xmlns:v="urn:schemas-microsoft-com:vml" xmlns:w10="urn:schemas-microsoft-com:office:word" xmlns:w14="http://schemas.microsoft.com/office/word/2010/wordml" xmlns:w="http://schemas.openxmlformats.org/wordprocessingml/2006/main" xmlns:wne="http://schemas.microsoft.com/office/word/2006/wordml" xmlns:wp14="http://schemas.microsoft.com/office/word/2010/wordprocessingDrawing" xmlns:wp="http://schemas.openxmlformats.org/drawingml/2006/wordprocessingDrawing" xmlns:wpc="http://schemas.microsoft.com/office/word/2010/wordprocessingCanvas" xmlns:wpg="http://schemas.microsoft.com/office/word/2010/wordprocessingGroup" xmlns:wpi="http://schemas.microsoft.com/office/word/2010/wordprocessingInk" xmlns:wps="http://schemas.microsoft.com/office/word/2010/wordprocessingShape" mc:Ignorable="w14 wp14">
+  <w:p>
+    <w:pPr>
+      <w:pStyle w:val="Footer"/>
+      <w:jc w:val="center"/>
+    </w:pPr>
+    <w:r>
+      <w:rPr>
+        <w:rFonts w:ascii="Times New Roman" w:hAnsi="Times New Roman"/>
+        <w:sz w:val="24"/>
+      </w:rPr>
+      <w:fldChar w:fldCharType="begin"/>
+      <w:instrText xml:space="preserve">PAGE</w:instrText>
+      <w:fldChar w:fldCharType="end"/>
+    </w:r>
+  </w:p>
+</w:ftr>
 </file>
 
 <file path=word/numbering.xml><?xml version="1.0" encoding="utf-8"?>
